--- a/main.docx
+++ b/main.docx
@@ -2184,7 +2184,43 @@
         <w:rPr>
           <w:lang w:val="en-US"/>
         </w:rPr>
-        <w:t xml:space="preserve">Although many examples of “face-to-face </w:t>
+        <w:t xml:space="preserve">Although </w:t>
+      </w:r>
+      <w:r>
+        <w:rPr>
+          <w:lang w:val="en-US"/>
+        </w:rPr>
+        <w:t>numerous</w:t>
+      </w:r>
+      <w:r>
+        <w:rPr>
+          <w:lang w:val="en-US"/>
+        </w:rPr>
+        <w:t xml:space="preserve"> examples of </w:t>
+      </w:r>
+      <w:r>
+        <w:rPr>
+          <w:lang w:val="en-US"/>
+        </w:rPr>
+        <w:t>"</w:t>
+      </w:r>
+      <w:r>
+        <w:rPr>
+          <w:lang w:val="en-US"/>
+        </w:rPr>
+        <w:t>face-to-face</w:t>
+      </w:r>
+      <w:r>
+        <w:rPr>
+          <w:lang w:val="en-US"/>
+        </w:rPr>
+        <w:t>"</w:t>
+      </w:r>
+      <w:r>
+        <w:rPr>
+          <w:lang w:val="en-US"/>
+        </w:rPr>
+        <w:t xml:space="preserve"> </w:t>
       </w:r>
       <w:proofErr w:type="spellStart"/>
       <w:r>
@@ -2198,7 +2234,25 @@
         <w:rPr>
           <w:lang w:val="en-US"/>
         </w:rPr>
-        <w:t xml:space="preserve"> dimers [</w:t>
+        <w:t xml:space="preserve"> dimers</w:t>
+      </w:r>
+      <w:r>
+        <w:rPr>
+          <w:lang w:val="en-US"/>
+        </w:rPr>
+        <w:t>,</w:t>
+      </w:r>
+      <w:r>
+        <w:rPr>
+          <w:lang w:val="en-US"/>
+        </w:rPr>
+        <w:t xml:space="preserve"> oligomers and aggregates</w:t>
+      </w:r>
+      <w:r>
+        <w:rPr>
+          <w:lang w:val="en-US"/>
+        </w:rPr>
+        <w:t xml:space="preserve"> [</w:t>
       </w:r>
       <w:r>
         <w:rPr>
@@ -2233,6 +2287,12 @@
         <w:rPr>
           <w:lang w:val="en-US"/>
         </w:rPr>
+        <w:t xml:space="preserve">and a few "edge-to-edge" and "slipped-stack" dimers and aggregates were </w:t>
+      </w:r>
+      <w:r>
+        <w:rPr>
+          <w:lang w:val="en-US"/>
+        </w:rPr>
         <w:t>described</w:t>
       </w:r>
       <w:r>
@@ -2252,7 +2312,14 @@
         <w:rPr>
           <w:lang w:val="en-US"/>
         </w:rPr>
-        <w:t xml:space="preserve">]. Only a few binuclear Pcs with a linker rigid enough to ensure a well-defined geometry, are known experimentally: a “gable” </w:t>
+        <w:t xml:space="preserve">]. Only a few binuclear Pcs with a linker </w:t>
+      </w:r>
+      <w:r>
+        <w:rPr>
+          <w:lang w:val="en-US"/>
+        </w:rPr>
+        <w:lastRenderedPageBreak/>
+        <w:t xml:space="preserve">rigid enough to ensure a well-defined geometry, are known experimentally: a “gable” </w:t>
       </w:r>
       <w:r>
         <w:rPr>
@@ -2278,14 +2345,7 @@
         <w:rPr>
           <w:lang w:val="en-US"/>
         </w:rPr>
-        <w:t xml:space="preserve">, and a </w:t>
-      </w:r>
-      <w:r>
-        <w:rPr>
-          <w:lang w:val="en-US"/>
-        </w:rPr>
-        <w:lastRenderedPageBreak/>
-        <w:t>“</w:t>
+        <w:t>, and a “</w:t>
       </w:r>
       <w:proofErr w:type="spellStart"/>
       <w:r>
@@ -2326,7 +2386,31 @@
         <w:rPr>
           <w:lang w:val="en-US"/>
         </w:rPr>
-        <w:t xml:space="preserve"> with “edge-to-edge” arrangement (J-aggregates). For “face-to-face” binuclear Pcs with rigid linkers such as </w:t>
+        <w:t xml:space="preserve"> with “edge-to-edge” arrangement (J-</w:t>
+      </w:r>
+      <w:r>
+        <w:rPr>
+          <w:lang w:val="en-US"/>
+        </w:rPr>
+        <w:t>dimer</w:t>
+      </w:r>
+      <w:r>
+        <w:rPr>
+          <w:lang w:val="en-US"/>
+        </w:rPr>
+        <w:t>s). For “face-to-face” binuclear Pcs</w:t>
+      </w:r>
+      <w:r>
+        <w:rPr>
+          <w:lang w:val="en-US"/>
+        </w:rPr>
+        <w:t xml:space="preserve"> (H-dimers)</w:t>
+      </w:r>
+      <w:r>
+        <w:rPr>
+          <w:lang w:val="en-US"/>
+        </w:rPr>
+        <w:t xml:space="preserve"> with rigid linkers such as </w:t>
       </w:r>
       <w:r>
         <w:rPr>
@@ -2366,7 +2450,43 @@
         <w:rPr>
           <w:lang w:val="en-US"/>
         </w:rPr>
-        <w:t xml:space="preserve"> coupling significantly (see below). An example of a coordination-type binuclear Pc </w:t>
+        <w:t xml:space="preserve"> coupling significantly (see below). </w:t>
+      </w:r>
+      <w:r>
+        <w:rPr>
+          <w:lang w:val="en-US"/>
+        </w:rPr>
+        <w:t>One</w:t>
+      </w:r>
+      <w:r>
+        <w:rPr>
+          <w:lang w:val="en-US"/>
+        </w:rPr>
+        <w:t xml:space="preserve"> example of a </w:t>
+      </w:r>
+      <w:r>
+        <w:rPr>
+          <w:lang w:val="en-US"/>
+        </w:rPr>
+        <w:t>supramolecular</w:t>
+      </w:r>
+      <w:r>
+        <w:rPr>
+          <w:lang w:val="en-US"/>
+        </w:rPr>
+        <w:t xml:space="preserve"> </w:t>
+      </w:r>
+      <w:r>
+        <w:rPr>
+          <w:lang w:val="en-US"/>
+        </w:rPr>
+        <w:t>dimer</w:t>
+      </w:r>
+      <w:r>
+        <w:rPr>
+          <w:lang w:val="en-US"/>
+        </w:rPr>
+        <w:t xml:space="preserve"> </w:t>
       </w:r>
       <w:r>
         <w:rPr>
@@ -2693,7 +2813,13 @@
         <w:rPr>
           <w:lang w:val="en-US"/>
         </w:rPr>
-        <w:t xml:space="preserve"> Similar blue shifts are observed for various covalent and supramolecular </w:t>
+        <w:t xml:space="preserve"> Similar blue shifts we</w:t>
+      </w:r>
+      <w:r>
+        <w:rPr>
+          <w:lang w:val="en-US"/>
+        </w:rPr>
+        <w:t xml:space="preserve">re observed for various covalent and supramolecular </w:t>
       </w:r>
       <w:proofErr w:type="spellStart"/>
       <w:r>
@@ -3492,13 +3618,49 @@
         <w:rPr>
           <w:lang w:val="en-US"/>
         </w:rPr>
-        <w:t xml:space="preserve"> (Table 1)</w:t>
-      </w:r>
-      <w:r>
-        <w:rPr>
-          <w:lang w:val="en-US"/>
-        </w:rPr>
-        <w:t>. This was explained previously [</w:t>
+        <w:t xml:space="preserve"> </w:t>
+      </w:r>
+      <w:r>
+        <w:rPr>
+          <w:lang w:val="en-US"/>
+        </w:rPr>
+        <w:t xml:space="preserve">showing a strong bathochromic Q-band shift </w:t>
+      </w:r>
+      <w:r>
+        <w:rPr>
+          <w:lang w:val="en-US"/>
+        </w:rPr>
+        <w:t>(Table 1)</w:t>
+      </w:r>
+      <w:r>
+        <w:rPr>
+          <w:lang w:val="en-US"/>
+        </w:rPr>
+        <w:t xml:space="preserve">. </w:t>
+      </w:r>
+      <w:r>
+        <w:rPr>
+          <w:lang w:val="en-US"/>
+        </w:rPr>
+        <w:t>It</w:t>
+      </w:r>
+      <w:r>
+        <w:rPr>
+          <w:lang w:val="en-US"/>
+        </w:rPr>
+        <w:t xml:space="preserve"> was </w:t>
+      </w:r>
+      <w:r>
+        <w:rPr>
+          <w:lang w:val="en-US"/>
+        </w:rPr>
+        <w:t>concluded</w:t>
+      </w:r>
+      <w:r>
+        <w:rPr>
+          <w:lang w:val="en-US"/>
+        </w:rPr>
+        <w:t xml:space="preserve"> [</w:t>
       </w:r>
       <w:proofErr w:type="spellStart"/>
       <w:r>
@@ -3512,19 +3674,57 @@
         <w:rPr>
           <w:lang w:val="en-US"/>
         </w:rPr>
-        <w:t xml:space="preserve"> rev] by the importance of </w:t>
-      </w:r>
-      <w:r>
-        <w:rPr>
-          <w:lang w:val="en-US"/>
-        </w:rPr>
-        <w:t>pi-</w:t>
-      </w:r>
-      <w:r>
-        <w:rPr>
-          <w:lang w:val="en-US"/>
-        </w:rPr>
-        <w:t xml:space="preserve">MO overlap for </w:t>
+        <w:t xml:space="preserve"> rev] </w:t>
+      </w:r>
+      <w:r>
+        <w:rPr>
+          <w:lang w:val="en-US"/>
+        </w:rPr>
+        <w:t>that</w:t>
+      </w:r>
+      <w:r>
+        <w:rPr>
+          <w:lang w:val="en-US"/>
+        </w:rPr>
+        <w:t xml:space="preserve"> </w:t>
+      </w:r>
+      <w:r>
+        <w:rPr>
+          <w:rFonts w:cstheme="minorHAnsi"/>
+          <w:lang w:val="en-US"/>
+        </w:rPr>
+        <w:t>π</w:t>
+      </w:r>
+      <w:r>
+        <w:rPr>
+          <w:lang w:val="en-US"/>
+        </w:rPr>
+        <w:t>-</w:t>
+      </w:r>
+      <w:r>
+        <w:rPr>
+          <w:lang w:val="en-US"/>
+        </w:rPr>
+        <w:lastRenderedPageBreak/>
+        <w:t>MO overlap</w:t>
+      </w:r>
+      <w:r>
+        <w:rPr>
+          <w:lang w:val="en-US"/>
+        </w:rPr>
+        <w:t xml:space="preserve"> is essential</w:t>
+      </w:r>
+      <w:r>
+        <w:rPr>
+          <w:lang w:val="en-US"/>
+        </w:rPr>
+        <w:t xml:space="preserve"> </w:t>
+      </w:r>
+      <w:r>
+        <w:rPr>
+          <w:lang w:val="en-US"/>
+        </w:rPr>
+        <w:t xml:space="preserve">for </w:t>
       </w:r>
       <w:r>
         <w:rPr>
@@ -3550,7 +3750,51 @@
         <w:rPr>
           <w:lang w:val="en-US"/>
         </w:rPr>
-        <w:t xml:space="preserve"> coupling.</w:t>
+        <w:t xml:space="preserve"> coupl</w:t>
+      </w:r>
+      <w:r>
+        <w:rPr>
+          <w:lang w:val="en-US"/>
+        </w:rPr>
+        <w:t xml:space="preserve">ing in </w:t>
+      </w:r>
+      <w:r>
+        <w:rPr>
+          <w:lang w:val="en-US"/>
+        </w:rPr>
+        <w:t xml:space="preserve">the </w:t>
+      </w:r>
+      <w:r>
+        <w:rPr>
+          <w:lang w:val="en-US"/>
+        </w:rPr>
+        <w:t>Pc dimers and aggregates</w:t>
+      </w:r>
+      <w:r>
+        <w:rPr>
+          <w:lang w:val="en-US"/>
+        </w:rPr>
+        <w:t>,</w:t>
+      </w:r>
+      <w:r>
+        <w:rPr>
+          <w:lang w:val="en-US"/>
+        </w:rPr>
+        <w:t xml:space="preserve"> and purely </w:t>
+      </w:r>
+      <w:proofErr w:type="spellStart"/>
+      <w:r>
+        <w:rPr>
+          <w:lang w:val="en-US"/>
+        </w:rPr>
+        <w:t>Coulombic</w:t>
+      </w:r>
+      <w:proofErr w:type="spellEnd"/>
+      <w:r>
+        <w:rPr>
+          <w:lang w:val="en-US"/>
+        </w:rPr>
+        <w:t xml:space="preserve"> coupling of the transition dipoles does not explain the observed Q-band shifts.</w:t>
       </w:r>
     </w:p>
     <w:p>
@@ -3563,7 +3807,6 @@
         <w:rPr>
           <w:lang w:val="en-US"/>
         </w:rPr>
-        <w:lastRenderedPageBreak/>
         <w:t>T</w:t>
       </w:r>
       <w:r>
@@ -3614,7 +3857,49 @@
         <w:rPr>
           <w:lang w:val="en-US"/>
         </w:rPr>
-        <w:t xml:space="preserve"> properties. Previously, we </w:t>
+        <w:t xml:space="preserve"> properties.</w:t>
+      </w:r>
+      <w:r>
+        <w:rPr>
+          <w:lang w:val="en-US"/>
+        </w:rPr>
+        <w:t xml:space="preserve"> </w:t>
+      </w:r>
+      <w:r>
+        <w:rPr>
+          <w:highlight w:val="yellow"/>
+          <w:lang w:val="en-US"/>
+        </w:rPr>
+        <w:t>&lt;add few words about</w:t>
+      </w:r>
+      <w:r>
+        <w:rPr>
+          <w:highlight w:val="yellow"/>
+          <w:lang w:val="en-US"/>
+        </w:rPr>
+        <w:t xml:space="preserve"> importance of </w:t>
+      </w:r>
+      <w:proofErr w:type="spellStart"/>
+      <w:r>
+        <w:rPr>
+          <w:highlight w:val="yellow"/>
+          <w:lang w:val="en-US"/>
+        </w:rPr>
+        <w:t>photophysical</w:t>
+      </w:r>
+      <w:proofErr w:type="spellEnd"/>
+      <w:r>
+        <w:rPr>
+          <w:highlight w:val="yellow"/>
+          <w:lang w:val="en-US"/>
+        </w:rPr>
+        <w:t xml:space="preserve"> properties of crystalline Pcs&gt;</w:t>
+      </w:r>
+      <w:r>
+        <w:rPr>
+          <w:lang w:val="en-US"/>
+        </w:rPr>
+        <w:t xml:space="preserve"> Previously, we </w:t>
       </w:r>
       <w:r>
         <w:rPr>
@@ -3723,6 +4008,175 @@
           <w:lang w:val="en-US"/>
         </w:rPr>
       </w:pPr>
+      <w:r>
+        <w:rPr>
+          <w:lang w:val="en-US"/>
+        </w:rPr>
+        <w:t>H</w:t>
+      </w:r>
+      <w:r>
+        <w:rPr>
+          <w:lang w:val="en-US"/>
+        </w:rPr>
+        <w:t xml:space="preserve">ere we </w:t>
+      </w:r>
+      <w:r>
+        <w:rPr>
+          <w:lang w:val="en-US"/>
+        </w:rPr>
+        <w:t>benchmark th</w:t>
+      </w:r>
+      <w:r>
+        <w:rPr>
+          <w:lang w:val="en-US"/>
+        </w:rPr>
+        <w:t>e above-mentioned LC-TDDFT</w:t>
+      </w:r>
+      <w:r>
+        <w:rPr>
+          <w:lang w:val="en-US"/>
+        </w:rPr>
+        <w:t xml:space="preserve"> </w:t>
+      </w:r>
+      <w:r>
+        <w:rPr>
+          <w:lang w:val="en-US"/>
+        </w:rPr>
+        <w:t>approach</w:t>
+      </w:r>
+      <w:r>
+        <w:rPr>
+          <w:lang w:val="en-US"/>
+        </w:rPr>
+        <w:t xml:space="preserve"> </w:t>
+      </w:r>
+      <w:r>
+        <w:rPr>
+          <w:lang w:val="en-US"/>
+        </w:rPr>
+        <w:t>on</w:t>
+      </w:r>
+      <w:r>
+        <w:rPr>
+          <w:lang w:val="en-US"/>
+        </w:rPr>
+        <w:t xml:space="preserve"> </w:t>
+      </w:r>
+      <w:proofErr w:type="spellStart"/>
+      <w:r>
+        <w:rPr>
+          <w:lang w:val="en-US"/>
+        </w:rPr>
+        <w:t>excitonically</w:t>
+      </w:r>
+      <w:proofErr w:type="spellEnd"/>
+      <w:r>
+        <w:rPr>
+          <w:lang w:val="en-US"/>
+        </w:rPr>
+        <w:t xml:space="preserve"> coupled electronic transitions in </w:t>
+      </w:r>
+      <w:r>
+        <w:rPr>
+          <w:lang w:val="en-US"/>
+        </w:rPr>
+        <w:t>non-co</w:t>
+      </w:r>
+      <w:r>
+        <w:rPr>
+          <w:lang w:val="en-US"/>
+        </w:rPr>
+        <w:t>njugated</w:t>
+      </w:r>
+      <w:r>
+        <w:rPr>
+          <w:lang w:val="en-US"/>
+        </w:rPr>
+        <w:t xml:space="preserve"> binuc</w:t>
+      </w:r>
+      <w:r>
+        <w:rPr>
+          <w:lang w:val="en-US"/>
+        </w:rPr>
+        <w:t>lear Pcs</w:t>
+      </w:r>
+      <w:r>
+        <w:rPr>
+          <w:lang w:val="en-US"/>
+        </w:rPr>
+        <w:t>.</w:t>
+      </w:r>
+      <w:r>
+        <w:rPr>
+          <w:lang w:val="en-US"/>
+        </w:rPr>
+        <w:t xml:space="preserve"> The </w:t>
+      </w:r>
+      <w:r>
+        <w:rPr>
+          <w:lang w:val="en-US"/>
+        </w:rPr>
+        <w:t>method is further used</w:t>
+      </w:r>
+      <w:r>
+        <w:rPr>
+          <w:lang w:val="en-US"/>
+        </w:rPr>
+        <w:t xml:space="preserve"> to investigate influence of relative position of the Pc chromophores (r and </w:t>
+      </w:r>
+      <w:r>
+        <w:rPr>
+          <w:rFonts w:cstheme="minorHAnsi"/>
+          <w:lang w:val="en-US"/>
+        </w:rPr>
+        <w:t>θ</w:t>
+      </w:r>
+      <w:r>
+        <w:rPr>
+          <w:lang w:val="en-US"/>
+        </w:rPr>
+        <w:t xml:space="preserve"> in the eq. (1)) on the Q-band transition </w:t>
+      </w:r>
+      <w:r>
+        <w:rPr>
+          <w:lang w:val="en-US"/>
+        </w:rPr>
+        <w:t>energies</w:t>
+      </w:r>
+      <w:r>
+        <w:rPr>
+          <w:lang w:val="en-US"/>
+        </w:rPr>
+        <w:t xml:space="preserve"> and to explain the </w:t>
+      </w:r>
+      <w:proofErr w:type="spellStart"/>
+      <w:r>
+        <w:rPr>
+          <w:lang w:val="en-US"/>
+        </w:rPr>
+        <w:t>excitonic</w:t>
+      </w:r>
+      <w:proofErr w:type="spellEnd"/>
+      <w:r>
+        <w:rPr>
+          <w:lang w:val="en-US"/>
+        </w:rPr>
+        <w:t xml:space="preserve"> coupling effects observed for </w:t>
+      </w:r>
+      <w:proofErr w:type="spellStart"/>
+      <w:r>
+        <w:rPr>
+          <w:lang w:val="en-US"/>
+        </w:rPr>
+        <w:t>phthalocyanine</w:t>
+      </w:r>
+      <w:proofErr w:type="spellEnd"/>
+      <w:r>
+        <w:rPr>
+          <w:lang w:val="en-US"/>
+        </w:rPr>
+        <w:t xml:space="preserve"> aggregates, dimers and crystals.</w:t>
+      </w:r>
     </w:p>
     <w:p>
       <w:pPr>
@@ -3802,28 +4256,38 @@
         <w:rPr>
           <w:lang w:val="en-US"/>
         </w:rPr>
-        <w:t xml:space="preserve"> were selected to benchmark the applicability of the range-separate TD-DFT approach </w:t>
-      </w:r>
-      <w:r>
-        <w:rPr>
-          <w:lang w:val="en-US"/>
-        </w:rPr>
-        <w:t xml:space="preserve">previously </w:t>
-      </w:r>
-      <w:r>
-        <w:rPr>
-          <w:lang w:val="en-US"/>
-        </w:rPr>
-        <w:t xml:space="preserve">applied for conjugated </w:t>
-      </w:r>
-      <w:proofErr w:type="spellStart"/>
-      <w:r>
-        <w:rPr>
-          <w:lang w:val="en-US"/>
-        </w:rPr>
-        <w:t>oligophthalocyanines</w:t>
-      </w:r>
-      <w:proofErr w:type="spellEnd"/>
+        <w:t xml:space="preserve"> were selected </w:t>
+      </w:r>
+      <w:r>
+        <w:rPr>
+          <w:lang w:val="en-US"/>
+        </w:rPr>
+        <w:t xml:space="preserve">to </w:t>
+      </w:r>
+      <w:r>
+        <w:rPr>
+          <w:lang w:val="en-US"/>
+        </w:rPr>
+        <w:t xml:space="preserve">exclude </w:t>
+      </w:r>
+      <w:r>
+        <w:rPr>
+          <w:lang w:val="en-US"/>
+        </w:rPr>
+        <w:t>influence of noncovale</w:t>
+      </w:r>
+      <w:r>
+        <w:rPr>
+          <w:lang w:val="en-US"/>
+        </w:rPr>
+        <w:t xml:space="preserve">nt interactions </w:t>
+      </w:r>
+      <w:r>
+        <w:rPr>
+          <w:lang w:val="en-US"/>
+        </w:rPr>
+        <w:t>(poorly described by DFT</w:t>
+      </w:r>
       <w:r>
         <w:rPr>
           <w:lang w:val="en-US"/>
@@ -3841,7 +4305,13 @@
         <w:rPr>
           <w:lang w:val="en-US"/>
         </w:rPr>
-        <w:t>.</w:t>
+        <w:t>) on the relativ</w:t>
+      </w:r>
+      <w:r>
+        <w:rPr>
+          <w:lang w:val="en-US"/>
+        </w:rPr>
+        <w:t>e position of Pc chromophores.</w:t>
       </w:r>
     </w:p>
     <w:p>
@@ -3855,7 +4325,7 @@
           <v:shape id="_x0000_i1026" type="#_x0000_t75" style="width:351.3pt;height:116.7pt" o:ole="">
             <v:imagedata r:id="rId9" o:title=""/>
           </v:shape>
-          <o:OLEObject Type="Embed" ProgID="ChemDraw.Document.6.0" ShapeID="_x0000_i1026" DrawAspect="Content" ObjectID="_1821455006" r:id="rId10"/>
+          <o:OLEObject Type="Embed" ProgID="ChemDraw.Document.6.0" ShapeID="_x0000_i1026" DrawAspect="Content" ObjectID="_1821538038" r:id="rId10"/>
         </w:object>
       </w:r>
     </w:p>
@@ -3916,7 +4386,7 @@
           <v:shape id="_x0000_i1027" type="#_x0000_t75" style="width:356.85pt;height:166.15pt" o:ole="">
             <v:imagedata r:id="rId11" o:title=""/>
           </v:shape>
-          <o:OLEObject Type="Embed" ProgID="ChemDraw.Document.6.0" ShapeID="_x0000_i1027" DrawAspect="Content" ObjectID="_1821455007" r:id="rId12"/>
+          <o:OLEObject Type="Embed" ProgID="ChemDraw.Document.6.0" ShapeID="_x0000_i1027" DrawAspect="Content" ObjectID="_1821538039" r:id="rId12"/>
         </w:object>
       </w:r>
     </w:p>
@@ -3977,7 +4447,7 @@
           <v:shape id="_x0000_i1028" type="#_x0000_t75" style="width:273.75pt;height:155.45pt" o:ole="">
             <v:imagedata r:id="rId13" o:title=""/>
           </v:shape>
-          <o:OLEObject Type="Embed" ProgID="ChemDraw.Document.6.0" ShapeID="_x0000_i1028" DrawAspect="Content" ObjectID="_1821455008" r:id="rId14"/>
+          <o:OLEObject Type="Embed" ProgID="ChemDraw.Document.6.0" ShapeID="_x0000_i1028" DrawAspect="Content" ObjectID="_1821538040" r:id="rId14"/>
         </w:object>
       </w:r>
     </w:p>
@@ -4052,7 +4522,6 @@
           <w:noProof/>
           <w:lang w:eastAsia="ru-RU"/>
         </w:rPr>
-        <w:lastRenderedPageBreak/>
         <w:drawing>
           <wp:inline distT="0" distB="0" distL="0" distR="0">
             <wp:extent cx="3060000" cy="2221200"/>
@@ -4137,10 +4606,10 @@
       </w:pPr>
       <w:r>
         <w:object w:dxaOrig="3989" w:dyaOrig="3355">
-          <v:shape id="_x0000_i1035" type="#_x0000_t75" style="width:199.4pt;height:167.75pt" o:ole="">
+          <v:shape id="_x0000_i1029" type="#_x0000_t75" style="width:199.4pt;height:167.75pt" o:ole="">
             <v:imagedata r:id="rId16" o:title=""/>
           </v:shape>
-          <o:OLEObject Type="Embed" ProgID="ChemDraw.Document.6.0" ShapeID="_x0000_i1035" DrawAspect="Content" ObjectID="_1821455009" r:id="rId17"/>
+          <o:OLEObject Type="Embed" ProgID="ChemDraw.Document.6.0" ShapeID="_x0000_i1029" DrawAspect="Content" ObjectID="_1821538041" r:id="rId17"/>
         </w:object>
       </w:r>
     </w:p>
@@ -4172,10 +4641,10 @@
       </w:pPr>
       <w:r>
         <w:object w:dxaOrig="5080" w:dyaOrig="3357">
-          <v:shape id="_x0000_i1029" type="#_x0000_t75" style="width:254pt;height:168.15pt" o:ole="">
+          <v:shape id="_x0000_i1030" type="#_x0000_t75" style="width:254pt;height:168.15pt" o:ole="">
             <v:imagedata r:id="rId18" o:title=""/>
           </v:shape>
-          <o:OLEObject Type="Embed" ProgID="ChemDraw.Document.6.0" ShapeID="_x0000_i1029" DrawAspect="Content" ObjectID="_1821455010" r:id="rId19"/>
+          <o:OLEObject Type="Embed" ProgID="ChemDraw.Document.6.0" ShapeID="_x0000_i1030" DrawAspect="Content" ObjectID="_1821538042" r:id="rId19"/>
         </w:object>
       </w:r>
     </w:p>
@@ -4326,7 +4795,6 @@
         <w:rPr>
           <w:lang w:val="en-US"/>
         </w:rPr>
-        <w:lastRenderedPageBreak/>
         <w:t xml:space="preserve">Table 1. Q-band wavelengths and energies for rigid non-conjugated </w:t>
       </w:r>
       <w:proofErr w:type="spellStart"/>
@@ -6350,13 +6818,13 @@
         <w:rPr>
           <w:lang w:val="en-US"/>
         </w:rPr>
-        <w:t xml:space="preserve"> pi-pi overlap which can lead to similar shifts of the absorption bands as </w:t>
-      </w:r>
-      <w:r>
-        <w:rPr>
-          <w:lang w:val="en-US"/>
-        </w:rPr>
-        <w:t>predicted by</w:t>
+        <w:t xml:space="preserve"> pi-pi overlap which can lead to similar shifts of the absorption bands </w:t>
+      </w:r>
+      <w:r>
+        <w:rPr>
+          <w:lang w:val="en-US"/>
+        </w:rPr>
+        <w:t>according to</w:t>
       </w:r>
       <w:r>
         <w:rPr>
@@ -6521,6 +6989,7 @@
           <w:b/>
           <w:lang w:val="en-US"/>
         </w:rPr>
+        <w:lastRenderedPageBreak/>
         <w:t>Excitonic</w:t>
       </w:r>
       <w:proofErr w:type="spellEnd"/>
@@ -6600,7 +7069,39 @@
         <w:rPr>
           <w:lang w:val="en-US"/>
         </w:rPr>
-        <w:t xml:space="preserve"> dimers with slipped-stacked and edge-to-edge parallel arrangements of the Pc rings with in-plane shifts from 0 to 20 </w:t>
+        <w:t xml:space="preserve"> dimers with </w:t>
+      </w:r>
+      <w:r>
+        <w:rPr>
+          <w:lang w:val="en-US"/>
+        </w:rPr>
+        <w:t xml:space="preserve">face-to-face, </w:t>
+      </w:r>
+      <w:r>
+        <w:rPr>
+          <w:lang w:val="en-US"/>
+        </w:rPr>
+        <w:t xml:space="preserve">slipped-stacked and edge-to-edge parallel arrangements of the Pc rings with </w:t>
+      </w:r>
+      <w:proofErr w:type="spellStart"/>
+      <w:r>
+        <w:rPr>
+          <w:lang w:val="en-US"/>
+        </w:rPr>
+        <w:t>along</w:t>
+      </w:r>
+      <w:proofErr w:type="spellEnd"/>
+      <w:r>
+        <w:rPr>
+          <w:lang w:val="en-US"/>
+        </w:rPr>
+        <w:t>-plane</w:t>
+      </w:r>
+      <w:r>
+        <w:rPr>
+          <w:lang w:val="en-US"/>
+        </w:rPr>
+        <w:t xml:space="preserve"> shifts from 0 to 20 </w:t>
       </w:r>
       <w:r>
         <w:rPr>
@@ -6641,46 +7142,14 @@
           <w:rFonts w:cstheme="minorHAnsi"/>
           <w:lang w:val="en-US"/>
         </w:rPr>
-        <w:t xml:space="preserve">Å, were studied by TD-DFT. Thus, </w:t>
-      </w:r>
-      <w:proofErr w:type="spellStart"/>
-      <w:r>
-        <w:rPr>
-          <w:rFonts w:cstheme="minorHAnsi"/>
-          <w:lang w:val="en-US"/>
-        </w:rPr>
-        <w:t>centre</w:t>
-      </w:r>
-      <w:proofErr w:type="spellEnd"/>
-      <w:r>
-        <w:rPr>
-          <w:rFonts w:cstheme="minorHAnsi"/>
-          <w:lang w:val="en-US"/>
-        </w:rPr>
-        <w:t>-to-</w:t>
-      </w:r>
-      <w:proofErr w:type="spellStart"/>
-      <w:r>
-        <w:rPr>
-          <w:rFonts w:cstheme="minorHAnsi"/>
-          <w:lang w:val="en-US"/>
-        </w:rPr>
-        <w:t>centre</w:t>
-      </w:r>
-      <w:proofErr w:type="spellEnd"/>
-      <w:r>
-        <w:rPr>
-          <w:rFonts w:cstheme="minorHAnsi"/>
-          <w:lang w:val="en-US"/>
-        </w:rPr>
-        <w:t xml:space="preserve"> distance</w:t>
-      </w:r>
-      <w:r>
-        <w:rPr>
-          <w:rFonts w:cstheme="minorHAnsi"/>
-          <w:lang w:val="en-US"/>
-        </w:rPr>
-        <w:t>s</w:t>
+        <w:t>Å, were studied by TD-DFT. Thus</w:t>
+      </w:r>
+      <w:r>
+        <w:rPr>
+          <w:rFonts w:cstheme="minorHAnsi"/>
+          <w:lang w:val="en-US"/>
+        </w:rPr>
+        <w:t xml:space="preserve"> obtained</w:t>
       </w:r>
       <w:r>
         <w:rPr>
@@ -6694,88 +7163,42 @@
           <w:rFonts w:cstheme="minorHAnsi"/>
           <w:lang w:val="en-US"/>
         </w:rPr>
-        <w:t>between</w:t>
-      </w:r>
-      <w:r>
-        <w:rPr>
-          <w:rFonts w:cstheme="minorHAnsi"/>
-          <w:lang w:val="en-US"/>
-        </w:rPr>
-        <w:t xml:space="preserve"> chromophore units</w:t>
-      </w:r>
-      <w:r>
-        <w:rPr>
-          <w:rFonts w:cstheme="minorHAnsi"/>
-          <w:lang w:val="en-US"/>
-        </w:rPr>
-        <w:t>,</w:t>
-      </w:r>
-      <w:r>
-        <w:rPr>
-          <w:rFonts w:cstheme="minorHAnsi"/>
-          <w:lang w:val="en-US"/>
-        </w:rPr>
-        <w:t xml:space="preserve"> and angle</w:t>
-      </w:r>
-      <w:r>
-        <w:rPr>
-          <w:rFonts w:cstheme="minorHAnsi"/>
-          <w:lang w:val="en-US"/>
-        </w:rPr>
-        <w:t>s</w:t>
-      </w:r>
-      <w:r>
-        <w:rPr>
-          <w:rFonts w:cstheme="minorHAnsi"/>
-          <w:lang w:val="en-US"/>
-        </w:rPr>
-        <w:t xml:space="preserve"> between transition vector</w:t>
-      </w:r>
-      <w:r>
-        <w:rPr>
-          <w:rFonts w:cstheme="minorHAnsi"/>
-          <w:lang w:val="en-US"/>
-        </w:rPr>
-        <w:t>s</w:t>
-      </w:r>
-      <w:r>
-        <w:rPr>
-          <w:rFonts w:cstheme="minorHAnsi"/>
-          <w:lang w:val="en-US"/>
-        </w:rPr>
-        <w:t xml:space="preserve"> and </w:t>
-      </w:r>
-      <w:proofErr w:type="spellStart"/>
-      <w:r>
-        <w:rPr>
-          <w:rFonts w:cstheme="minorHAnsi"/>
-          <w:lang w:val="en-US"/>
-        </w:rPr>
-        <w:t>centre</w:t>
-      </w:r>
-      <w:proofErr w:type="spellEnd"/>
-      <w:r>
-        <w:rPr>
-          <w:rFonts w:cstheme="minorHAnsi"/>
-          <w:lang w:val="en-US"/>
-        </w:rPr>
-        <w:t>-to-</w:t>
-      </w:r>
-      <w:proofErr w:type="spellStart"/>
-      <w:r>
-        <w:rPr>
-          <w:rFonts w:cstheme="minorHAnsi"/>
-          <w:lang w:val="en-US"/>
-        </w:rPr>
-        <w:t>centre</w:t>
-      </w:r>
-      <w:proofErr w:type="spellEnd"/>
-      <w:r>
-        <w:rPr>
-          <w:rFonts w:cstheme="minorHAnsi"/>
-          <w:lang w:val="en-US"/>
-        </w:rPr>
-        <w:t xml:space="preserve"> line can be calculated, and the TD-DFT transition energies can be compared to those predicted by </w:t>
+        <w:t>distances (r) and angles</w:t>
+      </w:r>
+      <w:r>
+        <w:rPr>
+          <w:rFonts w:cstheme="minorHAnsi"/>
+          <w:lang w:val="en-US"/>
+        </w:rPr>
+        <w:t xml:space="preserve"> (θ</w:t>
+      </w:r>
+      <w:r>
+        <w:rPr>
+          <w:rFonts w:cstheme="minorHAnsi"/>
+          <w:lang w:val="en-US"/>
+        </w:rPr>
+        <w:t>) can be used to compare</w:t>
+      </w:r>
+      <w:r>
+        <w:rPr>
+          <w:rFonts w:cstheme="minorHAnsi"/>
+          <w:lang w:val="en-US"/>
+        </w:rPr>
+        <w:t xml:space="preserve"> TD-DFT transition energies </w:t>
+      </w:r>
+      <w:r>
+        <w:rPr>
+          <w:rFonts w:cstheme="minorHAnsi"/>
+          <w:lang w:val="en-US"/>
+        </w:rPr>
+        <w:t>to</w:t>
+      </w:r>
+      <w:r>
+        <w:rPr>
+          <w:rFonts w:cstheme="minorHAnsi"/>
+          <w:lang w:val="en-US"/>
+        </w:rPr>
+        <w:t xml:space="preserve"> those predicted by </w:t>
       </w:r>
       <w:r>
         <w:rPr>
@@ -6810,17 +7233,127 @@
           <w:rFonts w:cstheme="minorHAnsi"/>
           <w:lang w:val="en-US"/>
         </w:rPr>
-        <w:t xml:space="preserve"> For any </w:t>
-      </w:r>
-      <w:proofErr w:type="spellStart"/>
-      <w:r>
-        <w:rPr>
-          <w:rFonts w:cstheme="minorHAnsi"/>
-          <w:lang w:val="en-US"/>
-        </w:rPr>
-        <w:t>phthalocyanine</w:t>
-      </w:r>
-      <w:proofErr w:type="spellEnd"/>
+        <w:t xml:space="preserve"> </w:t>
+      </w:r>
+      <w:r>
+        <w:rPr>
+          <w:lang w:val="en-US"/>
+        </w:rPr>
+        <w:t xml:space="preserve">Pcs show intense </w:t>
+      </w:r>
+      <w:r>
+        <w:rPr>
+          <w:rFonts w:ascii="Times New Roman" w:hAnsi="Times New Roman"/>
+        </w:rPr>
+        <w:t>π</w:t>
+      </w:r>
+      <w:r>
+        <w:rPr>
+          <w:lang w:val="en-US"/>
+        </w:rPr>
+        <w:t>→</w:t>
+      </w:r>
+      <w:r>
+        <w:rPr>
+          <w:rFonts w:ascii="Times New Roman" w:hAnsi="Times New Roman"/>
+        </w:rPr>
+        <w:t>π</w:t>
+      </w:r>
+      <w:r>
+        <w:rPr>
+          <w:rFonts w:ascii="Times New Roman" w:hAnsi="Times New Roman"/>
+          <w:lang w:val="en-US"/>
+        </w:rPr>
+        <w:t>*</w:t>
+      </w:r>
+      <w:r>
+        <w:rPr>
+          <w:lang w:val="en-US"/>
+        </w:rPr>
+        <w:t xml:space="preserve"> transitions in the visible region of absorption spectra. The Q-band transition originates from the doubly degenerate HOMO (</w:t>
+      </w:r>
+      <w:r>
+        <w:rPr>
+          <w:i/>
+          <w:lang w:val="en-US"/>
+        </w:rPr>
+        <w:t>a</w:t>
+      </w:r>
+      <w:r>
+        <w:rPr>
+          <w:i/>
+          <w:vertAlign w:val="subscript"/>
+          <w:lang w:val="en-US"/>
+        </w:rPr>
+        <w:t>1u</w:t>
+      </w:r>
+      <w:r>
+        <w:rPr>
+          <w:lang w:val="en-US"/>
+        </w:rPr>
+        <w:t>)</w:t>
+      </w:r>
+      <w:r>
+        <w:rPr>
+          <w:lang w:val="en-US"/>
+        </w:rPr>
+        <w:t xml:space="preserve"> </w:t>
+      </w:r>
+      <w:r>
+        <w:rPr>
+          <w:lang w:val="en-US"/>
+        </w:rPr>
+        <w:t>→ LUMO (</w:t>
+      </w:r>
+      <w:proofErr w:type="spellStart"/>
+      <w:r>
+        <w:rPr>
+          <w:i/>
+          <w:lang w:val="en-US"/>
+        </w:rPr>
+        <w:t>e</w:t>
+      </w:r>
+      <w:r>
+        <w:rPr>
+          <w:i/>
+          <w:vertAlign w:val="subscript"/>
+          <w:lang w:val="en-US"/>
+        </w:rPr>
+        <w:t>g</w:t>
+      </w:r>
+      <w:proofErr w:type="spellEnd"/>
+      <w:r>
+        <w:rPr>
+          <w:lang w:val="en-US"/>
+        </w:rPr>
+        <w:t>) transition</w:t>
+      </w:r>
+      <w:r>
+        <w:rPr>
+          <w:lang w:val="en-US"/>
+        </w:rPr>
+        <w:t xml:space="preserve"> (Fig. 1B)</w:t>
+      </w:r>
+      <w:r>
+        <w:rPr>
+          <w:lang w:val="en-US"/>
+        </w:rPr>
+        <w:t xml:space="preserve">. </w:t>
+      </w:r>
+      <w:r>
+        <w:rPr>
+          <w:rFonts w:cstheme="minorHAnsi"/>
+          <w:lang w:val="en-US"/>
+        </w:rPr>
+        <w:t xml:space="preserve">For a </w:t>
+      </w:r>
+      <w:r>
+        <w:rPr>
+          <w:rFonts w:cstheme="minorHAnsi"/>
+          <w:lang w:val="en-US"/>
+        </w:rPr>
+        <w:t>Pc</w:t>
+      </w:r>
       <w:r>
         <w:rPr>
           <w:rFonts w:cstheme="minorHAnsi"/>
@@ -6884,7 +7417,21 @@
           <w:rFonts w:cstheme="minorHAnsi"/>
           <w:lang w:val="en-US"/>
         </w:rPr>
-        <w:t>corresponding to the opposite direction of the monomer transition dipoles.</w:t>
+        <w:t>corresponding to the opposite direction of the monomer transition dipoles</w:t>
+      </w:r>
+      <w:r>
+        <w:rPr>
+          <w:rFonts w:cstheme="minorHAnsi"/>
+          <w:lang w:val="en-US"/>
+        </w:rPr>
+        <w:t xml:space="preserve"> (Fig. 1C)</w:t>
+      </w:r>
+      <w:r>
+        <w:rPr>
+          <w:rFonts w:cstheme="minorHAnsi"/>
+          <w:lang w:val="en-US"/>
+        </w:rPr>
+        <w:t>.</w:t>
       </w:r>
       <w:r>
         <w:rPr>
@@ -6899,7 +7446,21 @@
           <w:highlight w:val="yellow"/>
           <w:lang w:val="en-US"/>
         </w:rPr>
-        <w:t xml:space="preserve">Extend by short explanation of Q-band </w:t>
+        <w:t>According to tight-binding model, MOs of Pc oligomers can be approximately described as linear combinations of the monomer's MOs [?].</w:t>
+      </w:r>
+      <w:r>
+        <w:rPr>
+          <w:rFonts w:cstheme="minorHAnsi"/>
+          <w:lang w:val="en-US"/>
+        </w:rPr>
+        <w:t xml:space="preserve"> </w:t>
+      </w:r>
+      <w:r>
+        <w:rPr>
+          <w:rFonts w:cstheme="minorHAnsi"/>
+          <w:lang w:val="en-US"/>
+        </w:rPr>
+        <w:t>&lt;</w:t>
       </w:r>
       <w:r>
         <w:rPr>
@@ -6907,56 +7468,65 @@
           <w:highlight w:val="yellow"/>
           <w:lang w:val="en-US"/>
         </w:rPr>
-        <w:t xml:space="preserve">a1u -&gt; </w:t>
-      </w:r>
-      <w:proofErr w:type="spellStart"/>
+        <w:t>short explanation of MO</w:t>
+      </w:r>
+      <w:r>
+        <w:rPr>
+          <w:rFonts w:cstheme="minorHAnsi"/>
+          <w:lang w:val="en-US"/>
+        </w:rPr>
+        <w:t xml:space="preserve"> </w:t>
+      </w:r>
       <w:r>
         <w:rPr>
           <w:rFonts w:cstheme="minorHAnsi"/>
           <w:highlight w:val="yellow"/>
           <w:lang w:val="en-US"/>
         </w:rPr>
-        <w:t>eg</w:t>
-      </w:r>
-      <w:proofErr w:type="spellEnd"/>
+        <w:t>splitting</w:t>
+      </w:r>
       <w:r>
         <w:rPr>
           <w:rFonts w:cstheme="minorHAnsi"/>
           <w:highlight w:val="yellow"/>
           <w:lang w:val="en-US"/>
         </w:rPr>
-        <w:t xml:space="preserve"> t</w:t>
-      </w:r>
-      <w:r>
-        <w:rPr>
-          <w:rFonts w:cstheme="minorHAnsi"/>
-          <w:highlight w:val="yellow"/>
-          <w:lang w:val="en-US"/>
-        </w:rPr>
-        <w:t>ransitions and splitting of MOs</w:t>
-      </w:r>
-      <w:r>
-        <w:rPr>
-          <w:rFonts w:cstheme="minorHAnsi"/>
-          <w:highlight w:val="yellow"/>
-          <w:lang w:val="en-US"/>
-        </w:rPr>
         <w:t xml:space="preserve"> as a result of bonding/antibonding pi-pi overlap</w:t>
       </w:r>
       <w:r>
         <w:rPr>
           <w:rFonts w:cstheme="minorHAnsi"/>
-          <w:highlight w:val="yellow"/>
-          <w:lang w:val="en-US"/>
-        </w:rPr>
-        <w:t>.</w:t>
-      </w:r>
-      <w:r>
-        <w:rPr>
-          <w:rFonts w:cstheme="minorHAnsi"/>
-          <w:lang w:val="en-US"/>
-        </w:rPr>
-        <w:t xml:space="preserve"> The dependence of these energies on the arrangement of the Pc molecules (see Fig. 1)</w:t>
+          <w:lang w:val="en-US"/>
+        </w:rPr>
+        <w:t>&gt;</w:t>
+      </w:r>
+      <w:r>
+        <w:rPr>
+          <w:rFonts w:cstheme="minorHAnsi"/>
+          <w:lang w:val="en-US"/>
+        </w:rPr>
+        <w:t xml:space="preserve"> </w:t>
+      </w:r>
+      <w:r>
+        <w:rPr>
+          <w:rFonts w:cstheme="minorHAnsi"/>
+          <w:lang w:val="en-US"/>
+        </w:rPr>
+        <w:t>The dependence of these energies on the arrangement of the Pc molecules (see Fig. 1</w:t>
+      </w:r>
+      <w:r>
+        <w:rPr>
+          <w:rFonts w:cstheme="minorHAnsi"/>
+          <w:lang w:val="en-US"/>
+        </w:rPr>
+        <w:t>A</w:t>
+      </w:r>
+      <w:r>
+        <w:rPr>
+          <w:rFonts w:cstheme="minorHAnsi"/>
+          <w:lang w:val="en-US"/>
+        </w:rPr>
+        <w:t>)</w:t>
       </w:r>
       <w:r>
         <w:rPr>
@@ -6976,10 +7546,10 @@
       </w:pPr>
       <w:r>
         <w:object w:dxaOrig="4543" w:dyaOrig="1891">
-          <v:shape id="_x0000_i1040" type="#_x0000_t75" style="width:227.1pt;height:94.55pt" o:ole="">
+          <v:shape id="_x0000_i1031" type="#_x0000_t75" style="width:227.1pt;height:94.55pt" o:ole="">
             <v:imagedata r:id="rId20" o:title=""/>
           </v:shape>
-          <o:OLEObject Type="Embed" ProgID="ChemDraw.Document.6.0" ShapeID="_x0000_i1040" DrawAspect="Content" ObjectID="_1821455011" r:id="rId21"/>
+          <o:OLEObject Type="Embed" ProgID="ChemDraw.Document.6.0" ShapeID="_x0000_i1031" DrawAspect="Content" ObjectID="_1821538043" r:id="rId21"/>
         </w:object>
       </w:r>
     </w:p>
@@ -7066,20 +7636,51 @@
           <w:lang w:val="en-US"/>
         </w:rPr>
       </w:pPr>
-      <w:bookmarkStart w:id="0" w:name="_GoBack"/>
-      <w:r>
-        <w:rPr>
-          <w:rFonts w:cstheme="minorHAnsi"/>
-          <w:lang w:val="en-US"/>
-        </w:rPr>
-        <w:lastRenderedPageBreak/>
+      <w:r>
+        <w:rPr>
+          <w:rFonts w:cstheme="minorHAnsi"/>
+          <w:lang w:val="en-US"/>
+        </w:rPr>
         <w:pict>
-          <v:shape id="_x0000_i1044" type="#_x0000_t75" style="width:196.6pt;height:92.95pt">
+          <v:shape id="_x0000_i1032" type="#_x0000_t75" style="width:196.6pt;height:92.95pt">
             <v:imagedata r:id="rId22" o:title="homo-lumo"/>
           </v:shape>
         </w:pict>
       </w:r>
-      <w:bookmarkEnd w:id="0"/>
+    </w:p>
+    <w:p>
+      <w:pPr>
+        <w:rPr>
+          <w:rFonts w:cstheme="minorHAnsi"/>
+          <w:lang w:val="en-US"/>
+        </w:rPr>
+      </w:pPr>
+      <w:r>
+        <w:rPr>
+          <w:rFonts w:cstheme="minorHAnsi"/>
+          <w:highlight w:val="yellow"/>
+          <w:lang w:val="en-US"/>
+        </w:rPr>
+        <w:t xml:space="preserve">Fig. 1B. Frontier MOs of </w:t>
+      </w:r>
+      <w:proofErr w:type="spellStart"/>
+      <w:r>
+        <w:rPr>
+          <w:rFonts w:cstheme="minorHAnsi"/>
+          <w:highlight w:val="yellow"/>
+          <w:lang w:val="en-US"/>
+        </w:rPr>
+        <w:t>ZnPc</w:t>
+      </w:r>
+      <w:proofErr w:type="spellEnd"/>
+      <w:r>
+        <w:rPr>
+          <w:rFonts w:cstheme="minorHAnsi"/>
+          <w:highlight w:val="yellow"/>
+          <w:lang w:val="en-US"/>
+        </w:rPr>
+        <w:t xml:space="preserve"> (front and side views).</w:t>
+      </w:r>
     </w:p>
     <w:p>
       <w:pPr>
@@ -7089,6 +7690,91 @@
           <w:lang w:val="en-US"/>
         </w:rPr>
       </w:pPr>
+      <w:r>
+        <w:rPr>
+          <w:rFonts w:cstheme="minorHAnsi"/>
+          <w:lang w:val="en-US"/>
+        </w:rPr>
+        <w:lastRenderedPageBreak/>
+        <w:pict>
+          <v:shape id="_x0000_i1033" type="#_x0000_t75" style="width:290pt;height:294.35pt">
+            <v:imagedata r:id="rId23" o:title="mo_scheme"/>
+          </v:shape>
+        </w:pict>
+      </w:r>
+    </w:p>
+    <w:p>
+      <w:pPr>
+        <w:rPr>
+          <w:rFonts w:cstheme="minorHAnsi"/>
+          <w:lang w:val="en-US"/>
+        </w:rPr>
+      </w:pPr>
+      <w:r>
+        <w:rPr>
+          <w:rFonts w:cstheme="minorHAnsi"/>
+          <w:highlight w:val="yellow"/>
+          <w:lang w:val="en-US"/>
+        </w:rPr>
+        <w:t>Fig. 1</w:t>
+      </w:r>
+      <w:r>
+        <w:rPr>
+          <w:rFonts w:cstheme="minorHAnsi"/>
+          <w:highlight w:val="yellow"/>
+        </w:rPr>
+        <w:t>C</w:t>
+      </w:r>
+      <w:r>
+        <w:rPr>
+          <w:rFonts w:cstheme="minorHAnsi"/>
+          <w:highlight w:val="yellow"/>
+          <w:lang w:val="en-US"/>
+        </w:rPr>
+        <w:t xml:space="preserve">. Frontier MO splitting and </w:t>
+      </w:r>
+      <w:r>
+        <w:rPr>
+          <w:rFonts w:cstheme="minorHAnsi"/>
+          <w:highlight w:val="yellow"/>
+          <w:lang w:val="en-US"/>
+        </w:rPr>
+        <w:t>Q-band transitions in slipped-stacked</w:t>
+      </w:r>
+      <w:r>
+        <w:rPr>
+          <w:rFonts w:cstheme="minorHAnsi"/>
+          <w:highlight w:val="yellow"/>
+          <w:lang w:val="en-US"/>
+        </w:rPr>
+        <w:t xml:space="preserve"> </w:t>
+      </w:r>
+      <w:proofErr w:type="spellStart"/>
+      <w:r>
+        <w:rPr>
+          <w:rFonts w:cstheme="minorHAnsi"/>
+          <w:highlight w:val="yellow"/>
+          <w:lang w:val="en-US"/>
+        </w:rPr>
+        <w:t>ZnPc</w:t>
+      </w:r>
+      <w:proofErr w:type="spellEnd"/>
+      <w:r>
+        <w:rPr>
+          <w:rFonts w:cstheme="minorHAnsi"/>
+          <w:highlight w:val="yellow"/>
+          <w:lang w:val="en-US"/>
+        </w:rPr>
+        <w:t xml:space="preserve"> dimer</w:t>
+      </w:r>
+      <w:r>
+        <w:rPr>
+          <w:rFonts w:cstheme="minorHAnsi"/>
+          <w:highlight w:val="yellow"/>
+          <w:lang w:val="en-US"/>
+        </w:rPr>
+        <w:t>s</w:t>
+      </w:r>
     </w:p>
     <w:p>
       <w:pPr>
@@ -7099,15 +7785,12 @@
         </w:rPr>
       </w:pPr>
       <w:r>
-        <w:rPr>
-          <w:rFonts w:cstheme="minorHAnsi"/>
-          <w:lang w:val="en-US"/>
-        </w:rPr>
-        <w:pict>
-          <v:shape id="_x0000_i1043" type="#_x0000_t75" style="width:290pt;height:294.35pt">
-            <v:imagedata r:id="rId23" o:title="mo_scheme"/>
+        <w:object w:dxaOrig="4535" w:dyaOrig="5669">
+          <v:shape id="_x0000_i1034" type="#_x0000_t75" style="width:283.25pt;height:354.85pt;mso-position-horizontal:absolute" o:ole="">
+            <v:imagedata r:id="rId24" o:title=""/>
           </v:shape>
-        </w:pict>
+          <o:OLEObject Type="Embed" ProgID="Origin50.Graph" ShapeID="_x0000_i1034" DrawAspect="Content" ObjectID="_1821538044" r:id="rId25"/>
+        </w:object>
       </w:r>
     </w:p>
     <w:p>
@@ -7120,52 +7803,959 @@
       <w:r>
         <w:rPr>
           <w:rFonts w:cstheme="minorHAnsi"/>
+          <w:lang w:val="en-US"/>
+        </w:rPr>
+        <w:t>Fig. 2</w:t>
+      </w:r>
+      <w:r>
+        <w:rPr>
+          <w:rFonts w:cstheme="minorHAnsi"/>
+          <w:lang w:val="en-US"/>
+        </w:rPr>
+        <w:t>. Q-band energies vs. along-plane shifts between Pc molecules</w:t>
+      </w:r>
+      <w:r>
+        <w:rPr>
+          <w:rFonts w:cstheme="minorHAnsi"/>
+          <w:lang w:val="en-US"/>
+        </w:rPr>
+        <w:t xml:space="preserve">. </w:t>
+      </w:r>
+      <w:r>
+        <w:rPr>
+          <w:rFonts w:cstheme="minorHAnsi"/>
+          <w:lang w:val="en-US"/>
+        </w:rPr>
+        <w:t xml:space="preserve">The </w:t>
+      </w:r>
+      <w:proofErr w:type="spellStart"/>
+      <w:r>
+        <w:rPr>
+          <w:rFonts w:cstheme="minorHAnsi"/>
+          <w:lang w:val="en-US"/>
+        </w:rPr>
+        <w:t>interplane</w:t>
+      </w:r>
+      <w:proofErr w:type="spellEnd"/>
+      <w:r>
+        <w:rPr>
+          <w:rFonts w:cstheme="minorHAnsi"/>
+          <w:lang w:val="en-US"/>
+        </w:rPr>
+        <w:t xml:space="preserve"> distances (from top to bottom): 0.0, 3.5, 4.0, 5.0, 6.0A.</w:t>
+      </w:r>
+      <w:r>
+        <w:rPr>
+          <w:rFonts w:cstheme="minorHAnsi"/>
+          <w:lang w:val="en-US"/>
+        </w:rPr>
+        <w:t xml:space="preserve"> Forbidden transitions are shown by dashed lines</w:t>
+      </w:r>
+      <w:r>
+        <w:rPr>
+          <w:rFonts w:cstheme="minorHAnsi"/>
+          <w:lang w:val="en-US"/>
+        </w:rPr>
+        <w:t>.</w:t>
+      </w:r>
+    </w:p>
+    <w:p>
+      <w:pPr>
+        <w:rPr>
+          <w:rFonts w:cstheme="minorHAnsi"/>
+          <w:lang w:val="en-US"/>
+        </w:rPr>
+      </w:pPr>
+    </w:p>
+    <w:p>
+      <w:pPr>
+        <w:rPr>
+          <w:rFonts w:cstheme="minorHAnsi"/>
+          <w:lang w:val="en-US"/>
+        </w:rPr>
+      </w:pPr>
+      <w:r>
+        <w:rPr>
+          <w:rFonts w:cstheme="minorHAnsi"/>
+          <w:b/>
+          <w:lang w:val="en-US"/>
+        </w:rPr>
+        <w:t>Angle dependence</w:t>
+      </w:r>
+      <w:r>
+        <w:rPr>
+          <w:rFonts w:cstheme="minorHAnsi"/>
+          <w:b/>
+          <w:lang w:val="en-US"/>
+        </w:rPr>
+        <w:t>.</w:t>
+      </w:r>
+      <w:r>
+        <w:rPr>
+          <w:rFonts w:cstheme="minorHAnsi"/>
+          <w:lang w:val="en-US"/>
+        </w:rPr>
+        <w:t xml:space="preserve"> For parallel transition dipoles, the dependence of the </w:t>
+      </w:r>
+      <w:proofErr w:type="spellStart"/>
+      <w:r>
+        <w:rPr>
+          <w:rFonts w:cstheme="minorHAnsi"/>
+          <w:lang w:val="en-US"/>
+        </w:rPr>
+        <w:t>excitonic</w:t>
+      </w:r>
+      <w:proofErr w:type="spellEnd"/>
+      <w:r>
+        <w:rPr>
+          <w:rFonts w:cstheme="minorHAnsi"/>
+          <w:lang w:val="en-US"/>
+        </w:rPr>
+        <w:t xml:space="preserve"> splitting on the angle between the dipoles and the line connecting their centers is</w:t>
+      </w:r>
+      <w:r>
+        <w:rPr>
+          <w:rFonts w:cstheme="minorHAnsi"/>
+          <w:lang w:val="en-US"/>
+        </w:rPr>
+        <w:t xml:space="preserve"> approximately</w:t>
+      </w:r>
+      <w:r>
+        <w:rPr>
+          <w:rFonts w:cstheme="minorHAnsi"/>
+          <w:lang w:val="en-US"/>
+        </w:rPr>
+        <w:t xml:space="preserve"> described by </w:t>
+      </w:r>
+      <w:r>
+        <w:rPr>
+          <w:rFonts w:cstheme="minorHAnsi"/>
+          <w:lang w:val="en-US"/>
+        </w:rPr>
+        <w:t xml:space="preserve">the </w:t>
+      </w:r>
+      <w:r>
+        <w:rPr>
+          <w:rFonts w:cstheme="minorHAnsi"/>
+          <w:lang w:val="en-US"/>
+        </w:rPr>
+        <w:t>equation (1). With “face-to-face” arrangement, the allowed</w:t>
+      </w:r>
+      <w:r>
+        <w:rPr>
+          <w:rFonts w:cstheme="minorHAnsi"/>
+          <w:lang w:val="en-US"/>
+        </w:rPr>
+        <w:t xml:space="preserve"> X-oriented</w:t>
+      </w:r>
+      <w:r>
+        <w:rPr>
+          <w:rFonts w:cstheme="minorHAnsi"/>
+          <w:lang w:val="en-US"/>
+        </w:rPr>
+        <w:t xml:space="preserve"> </w:t>
+      </w:r>
+      <w:r>
+        <w:rPr>
+          <w:rFonts w:cstheme="minorHAnsi"/>
+          <w:i/>
+          <w:lang w:val="en-US"/>
+        </w:rPr>
+        <w:t>B</w:t>
+      </w:r>
+      <w:r>
+        <w:rPr>
+          <w:rFonts w:cstheme="minorHAnsi"/>
+          <w:i/>
+          <w:vertAlign w:val="subscript"/>
+          <w:lang w:val="en-US"/>
+        </w:rPr>
+        <w:t>U</w:t>
+      </w:r>
+      <w:r>
+        <w:rPr>
+          <w:rFonts w:cstheme="minorHAnsi"/>
+          <w:lang w:val="en-US"/>
+        </w:rPr>
+        <w:t xml:space="preserve"> transition is blue-shifted</w:t>
+      </w:r>
+      <w:r>
+        <w:rPr>
+          <w:rFonts w:cstheme="minorHAnsi"/>
+          <w:lang w:val="en-US"/>
+        </w:rPr>
+        <w:t xml:space="preserve">, </w:t>
+      </w:r>
+      <w:r>
+        <w:rPr>
+          <w:rFonts w:cstheme="minorHAnsi"/>
+          <w:lang w:val="en-US"/>
+        </w:rPr>
+        <w:t>whereas</w:t>
+      </w:r>
+      <w:r>
+        <w:rPr>
+          <w:rFonts w:cstheme="minorHAnsi"/>
+          <w:lang w:val="en-US"/>
+        </w:rPr>
+        <w:t xml:space="preserve"> the corresponding forbidden A</w:t>
+      </w:r>
+      <w:r>
+        <w:rPr>
+          <w:rFonts w:cstheme="minorHAnsi"/>
+          <w:vertAlign w:val="subscript"/>
+          <w:lang w:val="en-US"/>
+        </w:rPr>
+        <w:t>G</w:t>
+      </w:r>
+      <w:r>
+        <w:rPr>
+          <w:rFonts w:cstheme="minorHAnsi"/>
+          <w:lang w:val="en-US"/>
+        </w:rPr>
+        <w:t xml:space="preserve"> transition is strongly red-shi</w:t>
+      </w:r>
+      <w:r>
+        <w:rPr>
+          <w:rFonts w:cstheme="minorHAnsi"/>
+          <w:lang w:val="en-US"/>
+        </w:rPr>
+        <w:t xml:space="preserve">fted and can participate in non-radiative </w:t>
+      </w:r>
+      <w:r>
+        <w:rPr>
+          <w:rFonts w:cstheme="minorHAnsi"/>
+          <w:lang w:val="en-US"/>
+        </w:rPr>
+        <w:t>decay of the excitation energy</w:t>
+      </w:r>
+      <w:r>
+        <w:rPr>
+          <w:rFonts w:cstheme="minorHAnsi"/>
+          <w:lang w:val="en-US"/>
+        </w:rPr>
+        <w:t>.</w:t>
+      </w:r>
+      <w:r>
+        <w:rPr>
+          <w:rFonts w:cstheme="minorHAnsi"/>
+          <w:lang w:val="en-US"/>
+        </w:rPr>
+        <w:t xml:space="preserve"> This explains why “face-to-face” dimers are non-fluorescent.</w:t>
+      </w:r>
+      <w:r>
+        <w:rPr>
+          <w:rFonts w:cstheme="minorHAnsi"/>
+          <w:lang w:val="en-US"/>
+        </w:rPr>
+        <w:t xml:space="preserve"> For “slipped-stack” configurations, the</w:t>
+      </w:r>
+      <w:r>
+        <w:rPr>
+          <w:rFonts w:cstheme="minorHAnsi"/>
+          <w:lang w:val="en-US"/>
+        </w:rPr>
+        <w:t xml:space="preserve"> allowed B</w:t>
+      </w:r>
+      <w:r>
+        <w:rPr>
+          <w:rFonts w:cstheme="minorHAnsi"/>
+          <w:vertAlign w:val="subscript"/>
+          <w:lang w:val="en-US"/>
+        </w:rPr>
+        <w:t>U</w:t>
+      </w:r>
+      <w:r>
+        <w:rPr>
+          <w:rFonts w:cstheme="minorHAnsi"/>
+          <w:lang w:val="en-US"/>
+        </w:rPr>
+        <w:t xml:space="preserve"> transition becomes red-shifted with increasing shift</w:t>
+      </w:r>
+      <w:r>
+        <w:rPr>
+          <w:rFonts w:cstheme="minorHAnsi"/>
+          <w:lang w:val="en-US"/>
+        </w:rPr>
+        <w:t xml:space="preserve"> and its energy drops below the corresponding A</w:t>
+      </w:r>
+      <w:r>
+        <w:rPr>
+          <w:rFonts w:cstheme="minorHAnsi"/>
+          <w:vertAlign w:val="subscript"/>
+          <w:lang w:val="en-US"/>
+        </w:rPr>
+        <w:t>G</w:t>
+      </w:r>
+      <w:r>
+        <w:rPr>
+          <w:rFonts w:cstheme="minorHAnsi"/>
+          <w:lang w:val="en-US"/>
+        </w:rPr>
+        <w:t xml:space="preserve"> forbidden transition</w:t>
+      </w:r>
+      <w:r>
+        <w:rPr>
+          <w:rFonts w:cstheme="minorHAnsi"/>
+          <w:lang w:val="en-US"/>
+        </w:rPr>
+        <w:t>.</w:t>
+      </w:r>
+      <w:r>
+        <w:rPr>
+          <w:rFonts w:cstheme="minorHAnsi"/>
+          <w:lang w:val="en-US"/>
+        </w:rPr>
+        <w:t xml:space="preserve"> This explains why “slipped-stack” and “edge-to-edge” </w:t>
+      </w:r>
+      <w:r>
+        <w:rPr>
+          <w:rFonts w:cstheme="minorHAnsi"/>
+          <w:lang w:val="en-US"/>
+        </w:rPr>
+        <w:t>dimers</w:t>
+      </w:r>
+      <w:r>
+        <w:rPr>
+          <w:rFonts w:cstheme="minorHAnsi"/>
+          <w:lang w:val="en-US"/>
+        </w:rPr>
+        <w:t xml:space="preserve"> are</w:t>
+      </w:r>
+      <w:r>
+        <w:rPr>
+          <w:rFonts w:cstheme="minorHAnsi"/>
+          <w:lang w:val="en-US"/>
+        </w:rPr>
+        <w:t xml:space="preserve"> fluorescent</w:t>
+      </w:r>
+      <w:r>
+        <w:rPr>
+          <w:rFonts w:cstheme="minorHAnsi"/>
+          <w:lang w:val="en-US"/>
+        </w:rPr>
+        <w:t>.</w:t>
+      </w:r>
+      <w:r>
+        <w:rPr>
+          <w:rFonts w:cstheme="minorHAnsi"/>
+          <w:lang w:val="en-US"/>
+        </w:rPr>
+        <w:t xml:space="preserve"> </w:t>
+      </w:r>
+      <w:r>
+        <w:rPr>
+          <w:rFonts w:cstheme="minorHAnsi"/>
+          <w:lang w:val="en-US"/>
+        </w:rPr>
+        <w:t>The angle corresponding to zer</w:t>
+      </w:r>
+      <w:r>
+        <w:rPr>
+          <w:rFonts w:cstheme="minorHAnsi"/>
+          <w:lang w:val="en-US"/>
+        </w:rPr>
+        <w:t xml:space="preserve">o splitting between BU and AG transitions corresponds to </w:t>
+      </w:r>
+      <w:r>
+        <w:rPr>
+          <w:rFonts w:cstheme="minorHAnsi"/>
+          <w:lang w:val="en-US"/>
+        </w:rPr>
+        <w:t>the</w:t>
+      </w:r>
+      <w:r>
+        <w:rPr>
+          <w:rFonts w:cstheme="minorHAnsi"/>
+          <w:lang w:val="en-US"/>
+        </w:rPr>
+        <w:t xml:space="preserve"> angle of 54.7°, which is indicated by a vertical line in the Fig. 2. </w:t>
+      </w:r>
+    </w:p>
+    <w:p>
+      <w:pPr>
+        <w:rPr>
+          <w:rFonts w:cstheme="minorHAnsi"/>
+          <w:lang w:val="en-US"/>
+        </w:rPr>
+      </w:pPr>
+      <w:r>
+        <w:rPr>
+          <w:rFonts w:cstheme="minorHAnsi"/>
+          <w:lang w:val="en-US"/>
+        </w:rPr>
+        <w:t xml:space="preserve">As it </w:t>
+      </w:r>
+      <w:r>
+        <w:rPr>
+          <w:rFonts w:cstheme="minorHAnsi"/>
+          <w:lang w:val="en-US"/>
+        </w:rPr>
+        <w:t>is</w:t>
+      </w:r>
+      <w:r>
+        <w:rPr>
+          <w:rFonts w:cstheme="minorHAnsi"/>
+          <w:lang w:val="en-US"/>
+        </w:rPr>
+        <w:t xml:space="preserve"> seen from the Fig. 2, there is a qualitative agreement between the TD-DFT results and the equation (1). At 3.5A </w:t>
+      </w:r>
+      <w:proofErr w:type="spellStart"/>
+      <w:r>
+        <w:rPr>
+          <w:rFonts w:cstheme="minorHAnsi"/>
+          <w:lang w:val="en-US"/>
+        </w:rPr>
+        <w:t>interplane</w:t>
+      </w:r>
+      <w:proofErr w:type="spellEnd"/>
+      <w:r>
+        <w:rPr>
+          <w:rFonts w:cstheme="minorHAnsi"/>
+          <w:lang w:val="en-US"/>
+        </w:rPr>
+        <w:t xml:space="preserve"> distance, the energy splitting change with the shift is </w:t>
+      </w:r>
+      <w:proofErr w:type="spellStart"/>
+      <w:r>
+        <w:rPr>
+          <w:rFonts w:cstheme="minorHAnsi"/>
+          <w:lang w:val="en-US"/>
+        </w:rPr>
+        <w:t>nonuniform</w:t>
+      </w:r>
+      <w:proofErr w:type="spellEnd"/>
+      <w:r>
+        <w:rPr>
+          <w:rFonts w:cstheme="minorHAnsi"/>
+          <w:lang w:val="en-US"/>
+        </w:rPr>
+        <w:t xml:space="preserve"> due to local effects of MO overlap</w:t>
+      </w:r>
+      <w:r>
+        <w:rPr>
+          <w:rFonts w:cstheme="minorHAnsi"/>
+          <w:lang w:val="en-US"/>
+        </w:rPr>
+        <w:t xml:space="preserve"> (see below)</w:t>
+      </w:r>
+      <w:r>
+        <w:rPr>
+          <w:rFonts w:cstheme="minorHAnsi"/>
+          <w:lang w:val="en-US"/>
+        </w:rPr>
+        <w:t xml:space="preserve">. </w:t>
+      </w:r>
+      <w:r>
+        <w:rPr>
+          <w:rFonts w:cstheme="minorHAnsi"/>
+          <w:lang w:val="en-US"/>
+        </w:rPr>
+        <w:t>These effects become negligible already at 4.0A distance.</w:t>
+      </w:r>
+      <w:r>
+        <w:rPr>
+          <w:rFonts w:cstheme="minorHAnsi"/>
+          <w:lang w:val="en-US"/>
+        </w:rPr>
+        <w:t xml:space="preserve"> For edge-to-edge arrangement, </w:t>
+      </w:r>
+      <w:r>
+        <w:rPr>
+          <w:rFonts w:cstheme="minorHAnsi"/>
+          <w:lang w:val="en-US"/>
+        </w:rPr>
+        <w:t xml:space="preserve">distances less than 16A are not possible </w:t>
+      </w:r>
+      <w:r>
+        <w:rPr>
+          <w:rFonts w:cstheme="minorHAnsi"/>
+          <w:lang w:val="en-US"/>
+        </w:rPr>
+        <w:t xml:space="preserve">which results in a very small </w:t>
+      </w:r>
+      <w:proofErr w:type="spellStart"/>
+      <w:r>
+        <w:rPr>
+          <w:rFonts w:cstheme="minorHAnsi"/>
+          <w:lang w:val="en-US"/>
+        </w:rPr>
+        <w:t>excitonic</w:t>
+      </w:r>
+      <w:proofErr w:type="spellEnd"/>
+      <w:r>
+        <w:rPr>
+          <w:rFonts w:cstheme="minorHAnsi"/>
+          <w:lang w:val="en-US"/>
+        </w:rPr>
+        <w:t xml:space="preserve"> splitting</w:t>
+      </w:r>
+      <w:r>
+        <w:rPr>
+          <w:rFonts w:cstheme="minorHAnsi"/>
+          <w:lang w:val="en-US"/>
+        </w:rPr>
+        <w:t xml:space="preserve"> in agreement with the eq. (1). For “planar” dimer 2 this distance is as large 15.7A</w:t>
+      </w:r>
+      <w:r>
+        <w:rPr>
+          <w:rFonts w:cstheme="minorHAnsi"/>
+          <w:lang w:val="en-US"/>
+        </w:rPr>
+        <w:t xml:space="preserve">, and the predicted </w:t>
+      </w:r>
+      <w:proofErr w:type="spellStart"/>
+      <w:r>
+        <w:rPr>
+          <w:rFonts w:cstheme="minorHAnsi"/>
+          <w:lang w:val="en-US"/>
+        </w:rPr>
+        <w:t>excitonic</w:t>
+      </w:r>
+      <w:proofErr w:type="spellEnd"/>
+      <w:r>
+        <w:rPr>
+          <w:rFonts w:cstheme="minorHAnsi"/>
+          <w:lang w:val="en-US"/>
+        </w:rPr>
+        <w:t xml:space="preserve"> splitting is small. Thus,</w:t>
+      </w:r>
+      <w:r>
+        <w:rPr>
+          <w:rFonts w:cstheme="minorHAnsi"/>
+          <w:lang w:val="en-US"/>
+        </w:rPr>
+        <w:t xml:space="preserve"> the </w:t>
+      </w:r>
+      <w:r>
+        <w:rPr>
+          <w:rFonts w:cstheme="minorHAnsi"/>
+          <w:lang w:val="en-US"/>
+        </w:rPr>
+        <w:t xml:space="preserve">near-absence of the redshift in edge-to-edge dimers 1 and 2 is simply explained by a large distance between transition dipole </w:t>
+      </w:r>
+      <w:proofErr w:type="spellStart"/>
+      <w:r>
+        <w:rPr>
+          <w:rFonts w:cstheme="minorHAnsi"/>
+          <w:lang w:val="en-US"/>
+        </w:rPr>
+        <w:t>centres</w:t>
+      </w:r>
+      <w:proofErr w:type="spellEnd"/>
+      <w:r>
+        <w:rPr>
+          <w:rFonts w:cstheme="minorHAnsi"/>
+          <w:lang w:val="en-US"/>
+        </w:rPr>
+        <w:t>.</w:t>
+      </w:r>
+    </w:p>
+    <w:p>
+      <w:pPr>
+        <w:rPr>
+          <w:rFonts w:cstheme="minorHAnsi"/>
+          <w:lang w:val="en-US"/>
+        </w:rPr>
+      </w:pPr>
+      <w:r>
+        <w:rPr>
+          <w:rFonts w:cstheme="minorHAnsi"/>
+          <w:lang w:val="en-US"/>
+        </w:rPr>
+        <w:t>However, t</w:t>
+      </w:r>
+      <w:r>
+        <w:rPr>
+          <w:rFonts w:cstheme="minorHAnsi"/>
+          <w:lang w:val="en-US"/>
+        </w:rPr>
+        <w:t xml:space="preserve">here’s no quantitative agreement between TD-DFT transition energies and eq. (1) which can be explained by </w:t>
+      </w:r>
+      <w:r>
+        <w:rPr>
+          <w:rFonts w:cstheme="minorHAnsi"/>
+          <w:lang w:val="en-US"/>
+        </w:rPr>
+        <w:t xml:space="preserve">short-range effects of </w:t>
+      </w:r>
+      <w:r>
+        <w:rPr>
+          <w:rFonts w:cstheme="minorHAnsi"/>
+          <w:lang w:val="en-US"/>
+        </w:rPr>
+        <w:t xml:space="preserve">MO overlap </w:t>
+      </w:r>
+      <w:r>
+        <w:rPr>
+          <w:rFonts w:cstheme="minorHAnsi"/>
+          <w:lang w:val="en-US"/>
+        </w:rPr>
+        <w:t xml:space="preserve">including </w:t>
+      </w:r>
+      <w:r>
+        <w:rPr>
+          <w:rFonts w:cstheme="minorHAnsi"/>
+          <w:lang w:val="en-US"/>
+        </w:rPr>
+        <w:t xml:space="preserve">charge-transfer </w:t>
+      </w:r>
+      <w:proofErr w:type="spellStart"/>
+      <w:r>
+        <w:rPr>
+          <w:rFonts w:cstheme="minorHAnsi"/>
+          <w:lang w:val="en-US"/>
+        </w:rPr>
+        <w:t>excit</w:t>
+      </w:r>
+      <w:r>
+        <w:rPr>
+          <w:rFonts w:cstheme="minorHAnsi"/>
+          <w:lang w:val="en-US"/>
+        </w:rPr>
+        <w:t>on</w:t>
+      </w:r>
+      <w:proofErr w:type="spellEnd"/>
+      <w:r>
+        <w:rPr>
+          <w:rFonts w:cstheme="minorHAnsi"/>
+          <w:lang w:val="en-US"/>
+        </w:rPr>
+        <w:t xml:space="preserve"> contribution</w:t>
+      </w:r>
+      <w:r>
+        <w:rPr>
+          <w:rFonts w:cstheme="minorHAnsi"/>
+          <w:lang w:val="en-US"/>
+        </w:rPr>
+        <w:t>s</w:t>
+      </w:r>
+      <w:r>
+        <w:rPr>
+          <w:rFonts w:cstheme="minorHAnsi"/>
+          <w:lang w:val="en-US"/>
+        </w:rPr>
+        <w:t xml:space="preserve"> </w:t>
+      </w:r>
+      <w:r>
+        <w:rPr>
+          <w:rFonts w:cstheme="minorHAnsi"/>
           <w:highlight w:val="yellow"/>
           <w:lang w:val="en-US"/>
         </w:rPr>
-        <w:t xml:space="preserve">Fig. 1B. Frontier MO splitting and </w:t>
-      </w:r>
-      <w:r>
-        <w:rPr>
-          <w:rFonts w:cstheme="minorHAnsi"/>
-          <w:highlight w:val="yellow"/>
-          <w:lang w:val="en-US"/>
-        </w:rPr>
-        <w:t>Q-band transitions in slipped-stacked</w:t>
-      </w:r>
-      <w:r>
-        <w:rPr>
-          <w:rFonts w:cstheme="minorHAnsi"/>
-          <w:highlight w:val="yellow"/>
+        <w:t>[]</w:t>
+      </w:r>
+      <w:r>
+        <w:rPr>
+          <w:rFonts w:cstheme="minorHAnsi"/>
+          <w:lang w:val="en-US"/>
+        </w:rPr>
+        <w:t xml:space="preserve"> (see below).</w:t>
+      </w:r>
+    </w:p>
+    <w:p>
+      <w:pPr>
+        <w:rPr>
+          <w:rFonts w:cstheme="minorHAnsi"/>
+          <w:lang w:val="en-US"/>
+        </w:rPr>
+      </w:pPr>
+      <w:r>
+        <w:rPr>
+          <w:rFonts w:cstheme="minorHAnsi"/>
+          <w:b/>
+          <w:lang w:val="en-US"/>
+        </w:rPr>
+        <w:t>Distance dependence.</w:t>
+      </w:r>
+      <w:r>
+        <w:rPr>
+          <w:rFonts w:cstheme="minorHAnsi"/>
+          <w:b/>
           <w:lang w:val="en-US"/>
         </w:rPr>
         <w:t xml:space="preserve"> </w:t>
       </w:r>
-      <w:proofErr w:type="spellStart"/>
-      <w:r>
-        <w:rPr>
-          <w:rFonts w:cstheme="minorHAnsi"/>
-          <w:highlight w:val="yellow"/>
-          <w:lang w:val="en-US"/>
-        </w:rPr>
-        <w:t>ZnPc</w:t>
-      </w:r>
-      <w:proofErr w:type="spellEnd"/>
-      <w:r>
-        <w:rPr>
-          <w:rFonts w:cstheme="minorHAnsi"/>
-          <w:highlight w:val="yellow"/>
-          <w:lang w:val="en-US"/>
-        </w:rPr>
-        <w:t xml:space="preserve"> dimer</w:t>
-      </w:r>
-      <w:r>
-        <w:rPr>
-          <w:rFonts w:cstheme="minorHAnsi"/>
-          <w:highlight w:val="yellow"/>
-          <w:lang w:val="en-US"/>
-        </w:rPr>
-        <w:t>s</w:t>
+      <w:r>
+        <w:rPr>
+          <w:rFonts w:cstheme="minorHAnsi"/>
+          <w:lang w:val="en-US"/>
+        </w:rPr>
+        <w:t xml:space="preserve">As shown by Harcourt et al., 23 the </w:t>
+      </w:r>
+      <w:proofErr w:type="spellStart"/>
+      <w:r>
+        <w:rPr>
+          <w:rFonts w:cstheme="minorHAnsi"/>
+          <w:lang w:val="en-US"/>
+        </w:rPr>
+        <w:t>excitonic</w:t>
+      </w:r>
+      <w:proofErr w:type="spellEnd"/>
+      <w:r>
+        <w:rPr>
+          <w:rFonts w:cstheme="minorHAnsi"/>
+          <w:lang w:val="en-US"/>
+        </w:rPr>
+        <w:t xml:space="preserve"> interactions can be</w:t>
+      </w:r>
+      <w:r>
+        <w:rPr>
+          <w:rFonts w:cstheme="minorHAnsi"/>
+          <w:lang w:val="en-US"/>
+        </w:rPr>
+        <w:t xml:space="preserve"> </w:t>
+      </w:r>
+      <w:r>
+        <w:rPr>
+          <w:rFonts w:cstheme="minorHAnsi"/>
+          <w:lang w:val="en-US"/>
+        </w:rPr>
+        <w:t>divided into long</w:t>
+      </w:r>
+      <w:r>
+        <w:rPr>
+          <w:rFonts w:cstheme="minorHAnsi"/>
+          <w:lang w:val="en-US"/>
+        </w:rPr>
+        <w:t xml:space="preserve">-range </w:t>
+      </w:r>
+      <w:proofErr w:type="spellStart"/>
+      <w:r>
+        <w:rPr>
+          <w:rFonts w:cstheme="minorHAnsi"/>
+          <w:lang w:val="en-US"/>
+        </w:rPr>
+        <w:t>Coulombic</w:t>
+      </w:r>
+      <w:proofErr w:type="spellEnd"/>
+      <w:r>
+        <w:rPr>
+          <w:rFonts w:cstheme="minorHAnsi"/>
+          <w:lang w:val="en-US"/>
+        </w:rPr>
+        <w:t xml:space="preserve"> interactions,</w:t>
+      </w:r>
+      <w:r>
+        <w:rPr>
+          <w:rFonts w:cstheme="minorHAnsi"/>
+          <w:lang w:val="en-US"/>
+        </w:rPr>
+        <w:t xml:space="preserve"> short-range</w:t>
+      </w:r>
+      <w:r>
+        <w:rPr>
+          <w:rFonts w:cstheme="minorHAnsi"/>
+          <w:lang w:val="en-US"/>
+        </w:rPr>
+        <w:t xml:space="preserve"> </w:t>
+      </w:r>
+      <w:r>
+        <w:rPr>
+          <w:rFonts w:cstheme="minorHAnsi"/>
+          <w:lang w:val="en-US"/>
+        </w:rPr>
+        <w:t xml:space="preserve">exchange (Dexter </w:t>
+      </w:r>
+      <w:proofErr w:type="gramStart"/>
+      <w:r>
+        <w:rPr>
+          <w:rFonts w:cstheme="minorHAnsi"/>
+          <w:lang w:val="en-US"/>
+        </w:rPr>
+        <w:t>24 )</w:t>
+      </w:r>
+      <w:proofErr w:type="gramEnd"/>
+      <w:r>
+        <w:rPr>
+          <w:rFonts w:cstheme="minorHAnsi"/>
+          <w:lang w:val="en-US"/>
+        </w:rPr>
+        <w:t xml:space="preserve"> and </w:t>
+      </w:r>
+      <w:proofErr w:type="spellStart"/>
+      <w:r>
+        <w:rPr>
+          <w:rFonts w:cstheme="minorHAnsi"/>
+          <w:lang w:val="en-US"/>
+        </w:rPr>
+        <w:t>superexchange</w:t>
+      </w:r>
+      <w:proofErr w:type="spellEnd"/>
+      <w:r>
+        <w:rPr>
+          <w:rFonts w:cstheme="minorHAnsi"/>
+          <w:lang w:val="en-US"/>
+        </w:rPr>
+        <w:t xml:space="preserve"> interactions deriving</w:t>
+      </w:r>
+      <w:r>
+        <w:rPr>
+          <w:rFonts w:cstheme="minorHAnsi"/>
+          <w:lang w:val="en-US"/>
+        </w:rPr>
+        <w:t xml:space="preserve"> </w:t>
+      </w:r>
+      <w:r>
+        <w:rPr>
+          <w:rFonts w:cstheme="minorHAnsi"/>
+          <w:lang w:val="en-US"/>
+        </w:rPr>
+        <w:t xml:space="preserve">from </w:t>
+      </w:r>
+      <w:r>
+        <w:rPr>
+          <w:rFonts w:cstheme="minorHAnsi"/>
+          <w:lang w:val="en-US"/>
+        </w:rPr>
+        <w:t>pi-MO</w:t>
+      </w:r>
+      <w:r>
+        <w:rPr>
+          <w:rFonts w:cstheme="minorHAnsi"/>
+          <w:lang w:val="en-US"/>
+        </w:rPr>
+        <w:t xml:space="preserve"> overlap.</w:t>
+      </w:r>
+      <w:r>
+        <w:rPr>
+          <w:rFonts w:cstheme="minorHAnsi"/>
+          <w:lang w:val="en-US"/>
+        </w:rPr>
+        <w:t xml:space="preserve"> </w:t>
+      </w:r>
+      <w:r>
+        <w:rPr>
+          <w:rFonts w:cstheme="minorHAnsi"/>
+          <w:lang w:val="en-US"/>
+        </w:rPr>
+        <w:t xml:space="preserve">Retaining only the </w:t>
+      </w:r>
+      <w:proofErr w:type="spellStart"/>
+      <w:r>
+        <w:rPr>
+          <w:rFonts w:cstheme="minorHAnsi"/>
+          <w:lang w:val="en-US"/>
+        </w:rPr>
+        <w:t>Coulombic</w:t>
+      </w:r>
+      <w:proofErr w:type="spellEnd"/>
+      <w:r>
+        <w:rPr>
+          <w:rFonts w:cstheme="minorHAnsi"/>
+          <w:lang w:val="en-US"/>
+        </w:rPr>
+        <w:t xml:space="preserve"> interactions leads to Kasha’s</w:t>
+      </w:r>
+      <w:r>
+        <w:rPr>
+          <w:rFonts w:cstheme="minorHAnsi"/>
+          <w:lang w:val="en-US"/>
+        </w:rPr>
+        <w:t xml:space="preserve"> </w:t>
+      </w:r>
+      <w:proofErr w:type="spellStart"/>
+      <w:r>
+        <w:rPr>
+          <w:rFonts w:cstheme="minorHAnsi"/>
+          <w:lang w:val="en-US"/>
+        </w:rPr>
+        <w:t>exciton</w:t>
+      </w:r>
+      <w:proofErr w:type="spellEnd"/>
+      <w:r>
+        <w:rPr>
+          <w:rFonts w:cstheme="minorHAnsi"/>
+          <w:lang w:val="en-US"/>
+        </w:rPr>
+        <w:t xml:space="preserve"> model which</w:t>
+      </w:r>
+      <w:r>
+        <w:rPr>
+          <w:rFonts w:cstheme="minorHAnsi"/>
+          <w:lang w:val="en-US"/>
+        </w:rPr>
+        <w:t xml:space="preserve"> </w:t>
+      </w:r>
+      <w:r>
+        <w:rPr>
+          <w:rFonts w:cstheme="minorHAnsi"/>
+          <w:lang w:val="en-US"/>
+        </w:rPr>
+        <w:t>is often approximated as a point-dipole interaction (equation 1) which decays as 1/r</w:t>
+      </w:r>
+      <w:r>
+        <w:rPr>
+          <w:rFonts w:cstheme="minorHAnsi"/>
+          <w:vertAlign w:val="superscript"/>
+          <w:lang w:val="en-US"/>
+        </w:rPr>
+        <w:t>3</w:t>
+      </w:r>
+      <w:r>
+        <w:rPr>
+          <w:rFonts w:cstheme="minorHAnsi"/>
+          <w:lang w:val="en-US"/>
+        </w:rPr>
+        <w:t xml:space="preserve"> whereas</w:t>
+      </w:r>
+      <w:r>
+        <w:rPr>
+          <w:rFonts w:cstheme="minorHAnsi"/>
+          <w:lang w:val="en-US"/>
+        </w:rPr>
+        <w:t xml:space="preserve"> </w:t>
+      </w:r>
+      <w:proofErr w:type="spellStart"/>
+      <w:r>
+        <w:rPr>
+          <w:rFonts w:cstheme="minorHAnsi"/>
+          <w:lang w:val="en-US"/>
+        </w:rPr>
+        <w:t>superexchange</w:t>
+      </w:r>
+      <w:proofErr w:type="spellEnd"/>
+      <w:r>
+        <w:rPr>
+          <w:rFonts w:cstheme="minorHAnsi"/>
+          <w:lang w:val="en-US"/>
+        </w:rPr>
+        <w:t xml:space="preserve"> interaction </w:t>
+      </w:r>
+      <w:r>
+        <w:rPr>
+          <w:rFonts w:cstheme="minorHAnsi"/>
+          <w:lang w:val="en-US"/>
+        </w:rPr>
+        <w:t>depends on</w:t>
+      </w:r>
+      <w:r>
+        <w:rPr>
+          <w:rFonts w:cstheme="minorHAnsi"/>
+          <w:lang w:val="en-US"/>
+        </w:rPr>
+        <w:t xml:space="preserve"> </w:t>
+      </w:r>
+      <w:r>
+        <w:rPr>
+          <w:rFonts w:cstheme="minorHAnsi"/>
+          <w:lang w:val="en-US"/>
+        </w:rPr>
+        <w:t>MO</w:t>
+      </w:r>
+      <w:r>
+        <w:rPr>
+          <w:rFonts w:cstheme="minorHAnsi"/>
+          <w:lang w:val="en-US"/>
+        </w:rPr>
+        <w:t xml:space="preserve"> overlap</w:t>
+      </w:r>
+      <w:r>
+        <w:rPr>
+          <w:rFonts w:cstheme="minorHAnsi"/>
+          <w:lang w:val="en-US"/>
+        </w:rPr>
+        <w:t xml:space="preserve"> which decays exponentially with distance.</w:t>
       </w:r>
     </w:p>
     <w:p>
@@ -7177,11 +8767,11 @@
         </w:rPr>
       </w:pPr>
       <w:r>
-        <w:object w:dxaOrig="4535" w:dyaOrig="5669">
-          <v:shape id="_x0000_i1030" type="#_x0000_t75" style="width:283.25pt;height:354.85pt;mso-position-horizontal:absolute" o:ole="">
-            <v:imagedata r:id="rId24" o:title=""/>
+        <w:object w:dxaOrig="6551" w:dyaOrig="4546">
+          <v:shape id="_x0000_i1035" type="#_x0000_t75" style="width:226.3pt;height:157.45pt" o:ole="">
+            <v:imagedata r:id="rId26" o:title=""/>
           </v:shape>
-          <o:OLEObject Type="Embed" ProgID="Origin50.Graph" ShapeID="_x0000_i1030" DrawAspect="Content" ObjectID="_1821455012" r:id="rId25"/>
+          <o:OLEObject Type="Embed" ProgID="Origin50.Graph" ShapeID="_x0000_i1035" DrawAspect="Content" ObjectID="_1821538045" r:id="rId27"/>
         </w:object>
       </w:r>
     </w:p>
@@ -7197,58 +8787,133 @@
           <w:rFonts w:cstheme="minorHAnsi"/>
           <w:lang w:val="en-US"/>
         </w:rPr>
-        <w:t>Fig. 2</w:t>
-      </w:r>
-      <w:r>
-        <w:rPr>
-          <w:rFonts w:cstheme="minorHAnsi"/>
-          <w:lang w:val="en-US"/>
-        </w:rPr>
-        <w:t>. Q-band energies vs. along-plane shifts between Pc molecules</w:t>
-      </w:r>
-      <w:r>
-        <w:rPr>
-          <w:rFonts w:cstheme="minorHAnsi"/>
-          <w:lang w:val="en-US"/>
-        </w:rPr>
-        <w:t xml:space="preserve">. </w:t>
-      </w:r>
-      <w:r>
-        <w:rPr>
-          <w:rFonts w:cstheme="minorHAnsi"/>
-          <w:lang w:val="en-US"/>
-        </w:rPr>
-        <w:t xml:space="preserve">The </w:t>
-      </w:r>
-      <w:proofErr w:type="spellStart"/>
-      <w:r>
-        <w:rPr>
-          <w:rFonts w:cstheme="minorHAnsi"/>
-          <w:lang w:val="en-US"/>
-        </w:rPr>
-        <w:t>interplane</w:t>
-      </w:r>
-      <w:proofErr w:type="spellEnd"/>
-      <w:r>
-        <w:rPr>
-          <w:rFonts w:cstheme="minorHAnsi"/>
-          <w:lang w:val="en-US"/>
-        </w:rPr>
-        <w:t xml:space="preserve"> distances (from top to bottom): 0.0, 3.5, 4.0, 5.0, 6.0A.</w:t>
-      </w:r>
-      <w:r>
-        <w:rPr>
-          <w:rFonts w:cstheme="minorHAnsi"/>
-          <w:lang w:val="en-US"/>
-        </w:rPr>
-        <w:t xml:space="preserve"> Forbidden transitions are shown by dashed lines</w:t>
-      </w:r>
-      <w:r>
-        <w:rPr>
-          <w:rFonts w:cstheme="minorHAnsi"/>
-          <w:lang w:val="en-US"/>
-        </w:rPr>
-        <w:t>.</w:t>
+        <w:t>Fig. 3</w:t>
+      </w:r>
+      <w:r>
+        <w:rPr>
+          <w:rFonts w:cstheme="minorHAnsi"/>
+          <w:lang w:val="en-US"/>
+        </w:rPr>
+        <w:t>A</w:t>
+      </w:r>
+      <w:r>
+        <w:rPr>
+          <w:rFonts w:cstheme="minorHAnsi"/>
+          <w:lang w:val="en-US"/>
+        </w:rPr>
+        <w:t xml:space="preserve">. Distance dependence of the </w:t>
+      </w:r>
+      <w:r>
+        <w:rPr>
+          <w:rFonts w:cstheme="minorHAnsi"/>
+          <w:lang w:val="en-US"/>
+        </w:rPr>
+        <w:t xml:space="preserve">Q-band splitting </w:t>
+      </w:r>
+      <w:r>
+        <w:rPr>
+          <w:rFonts w:cstheme="minorHAnsi"/>
+          <w:lang w:val="en-US"/>
+        </w:rPr>
+        <w:t>in</w:t>
+      </w:r>
+      <w:r>
+        <w:rPr>
+          <w:rFonts w:cstheme="minorHAnsi"/>
+          <w:lang w:val="en-US"/>
+        </w:rPr>
+        <w:t xml:space="preserve"> a</w:t>
+      </w:r>
+      <w:r>
+        <w:rPr>
+          <w:rFonts w:cstheme="minorHAnsi"/>
+          <w:lang w:val="en-US"/>
+        </w:rPr>
+        <w:t xml:space="preserve"> face-to-face </w:t>
+      </w:r>
+      <w:proofErr w:type="spellStart"/>
+      <w:r>
+        <w:rPr>
+          <w:rFonts w:cstheme="minorHAnsi"/>
+          <w:lang w:val="en-US"/>
+        </w:rPr>
+        <w:t>ZnPc</w:t>
+      </w:r>
+      <w:proofErr w:type="spellEnd"/>
+      <w:r>
+        <w:rPr>
+          <w:rFonts w:cstheme="minorHAnsi"/>
+          <w:lang w:val="en-US"/>
+        </w:rPr>
+        <w:t xml:space="preserve"> dimer</w:t>
+      </w:r>
+    </w:p>
+    <w:p>
+      <w:pPr>
+        <w:rPr>
+          <w:rFonts w:cstheme="minorHAnsi"/>
+          <w:lang w:val="en-US"/>
+        </w:rPr>
+      </w:pPr>
+      <w:r>
+        <w:rPr>
+          <w:rFonts w:cstheme="minorHAnsi"/>
+          <w:highlight w:val="yellow"/>
+          <w:lang w:val="en-US"/>
+        </w:rPr>
+        <w:t xml:space="preserve">Add </w:t>
+      </w:r>
+      <w:proofErr w:type="spellStart"/>
+      <w:r>
+        <w:rPr>
+          <w:rFonts w:cstheme="minorHAnsi"/>
+          <w:highlight w:val="yellow"/>
+          <w:lang w:val="en-US"/>
+        </w:rPr>
+        <w:t>TrESP</w:t>
+      </w:r>
+      <w:proofErr w:type="spellEnd"/>
+      <w:r>
+        <w:rPr>
+          <w:rFonts w:cstheme="minorHAnsi"/>
+          <w:highlight w:val="yellow"/>
+          <w:lang w:val="en-US"/>
+        </w:rPr>
+        <w:t xml:space="preserve"> of edge-to-edge dimers!</w:t>
+      </w:r>
+    </w:p>
+    <w:p>
+      <w:pPr>
+        <w:rPr>
+          <w:rFonts w:cstheme="minorHAnsi"/>
+          <w:lang w:val="en-US"/>
+        </w:rPr>
+      </w:pPr>
+      <w:r>
+        <w:rPr>
+          <w:rFonts w:cstheme="minorHAnsi"/>
+          <w:highlight w:val="yellow"/>
+          <w:lang w:val="en-US"/>
+        </w:rPr>
+        <w:t xml:space="preserve">Fig. 3B Distance dependence of the Q-band splitting in an edge-to-edge </w:t>
+      </w:r>
+      <w:proofErr w:type="spellStart"/>
+      <w:r>
+        <w:rPr>
+          <w:rFonts w:cstheme="minorHAnsi"/>
+          <w:highlight w:val="yellow"/>
+          <w:lang w:val="en-US"/>
+        </w:rPr>
+        <w:t>ZnPc</w:t>
+      </w:r>
+      <w:proofErr w:type="spellEnd"/>
+      <w:r>
+        <w:rPr>
+          <w:rFonts w:cstheme="minorHAnsi"/>
+          <w:highlight w:val="yellow"/>
+          <w:lang w:val="en-US"/>
+        </w:rPr>
+        <w:t xml:space="preserve"> dimer</w:t>
       </w:r>
     </w:p>
     <w:p>
@@ -7269,25 +8934,160 @@
       <w:r>
         <w:rPr>
           <w:rFonts w:cstheme="minorHAnsi"/>
-          <w:b/>
-          <w:lang w:val="en-US"/>
-        </w:rPr>
-        <w:t>Angle dependence</w:t>
-      </w:r>
-      <w:r>
-        <w:rPr>
-          <w:rFonts w:cstheme="minorHAnsi"/>
-          <w:b/>
-          <w:lang w:val="en-US"/>
-        </w:rPr>
-        <w:t>.</w:t>
-      </w:r>
-      <w:r>
-        <w:rPr>
-          <w:rFonts w:cstheme="minorHAnsi"/>
-          <w:lang w:val="en-US"/>
-        </w:rPr>
-        <w:t xml:space="preserve"> For parallel transition dipoles, the dependence of the </w:t>
+          <w:lang w:val="en-US"/>
+        </w:rPr>
+        <w:t xml:space="preserve">To exclude </w:t>
+      </w:r>
+      <w:r>
+        <w:rPr>
+          <w:rFonts w:cstheme="minorHAnsi"/>
+          <w:lang w:val="en-US"/>
+        </w:rPr>
+        <w:t>influence of variable intermolecular shift</w:t>
+      </w:r>
+      <w:r>
+        <w:rPr>
+          <w:rFonts w:cstheme="minorHAnsi"/>
+          <w:lang w:val="en-US"/>
+        </w:rPr>
+        <w:t xml:space="preserve"> (see below), only perfectly face-to-face</w:t>
+      </w:r>
+      <w:r>
+        <w:rPr>
+          <w:rFonts w:cstheme="minorHAnsi"/>
+          <w:lang w:val="en-US"/>
+        </w:rPr>
+        <w:t xml:space="preserve"> and edge-to-edge arrangements we</w:t>
+      </w:r>
+      <w:r>
+        <w:rPr>
+          <w:rFonts w:cstheme="minorHAnsi"/>
+          <w:lang w:val="en-US"/>
+        </w:rPr>
+        <w:t xml:space="preserve">re considered. </w:t>
+      </w:r>
+      <w:r>
+        <w:rPr>
+          <w:rFonts w:cstheme="minorHAnsi"/>
+          <w:lang w:val="en-US"/>
+        </w:rPr>
+        <w:t>As it is seen from the Fig. 3</w:t>
+      </w:r>
+      <w:r>
+        <w:rPr>
+          <w:rFonts w:cstheme="minorHAnsi"/>
+          <w:highlight w:val="yellow"/>
+          <w:lang w:val="en-US"/>
+        </w:rPr>
+        <w:t>A</w:t>
+      </w:r>
+      <w:r>
+        <w:rPr>
+          <w:rFonts w:cstheme="minorHAnsi"/>
+          <w:lang w:val="en-US"/>
+        </w:rPr>
+        <w:t xml:space="preserve">, </w:t>
+      </w:r>
+      <w:r>
+        <w:rPr>
+          <w:rFonts w:cstheme="minorHAnsi"/>
+          <w:lang w:val="en-US"/>
+        </w:rPr>
+        <w:t xml:space="preserve">at </w:t>
+      </w:r>
+      <w:r>
+        <w:rPr>
+          <w:rFonts w:cstheme="minorHAnsi"/>
+          <w:lang w:val="en-US"/>
+        </w:rPr>
+        <w:t>large</w:t>
+      </w:r>
+      <w:r>
+        <w:rPr>
+          <w:rFonts w:cstheme="minorHAnsi"/>
+          <w:lang w:val="en-US"/>
+        </w:rPr>
+        <w:t>r</w:t>
+      </w:r>
+      <w:r>
+        <w:rPr>
+          <w:rFonts w:cstheme="minorHAnsi"/>
+          <w:lang w:val="en-US"/>
+        </w:rPr>
+        <w:t xml:space="preserve"> distances</w:t>
+      </w:r>
+      <w:r>
+        <w:rPr>
+          <w:rFonts w:cstheme="minorHAnsi"/>
+          <w:lang w:val="en-US"/>
+        </w:rPr>
+        <w:t xml:space="preserve"> the transition energy dependen</w:t>
+      </w:r>
+      <w:r>
+        <w:rPr>
+          <w:rFonts w:cstheme="minorHAnsi"/>
+          <w:lang w:val="en-US"/>
+        </w:rPr>
+        <w:t>ce is almost linear against 1/r</w:t>
+      </w:r>
+      <w:r>
+        <w:rPr>
+          <w:rFonts w:cstheme="minorHAnsi"/>
+          <w:lang w:val="en-US"/>
+        </w:rPr>
+        <w:t xml:space="preserve"> whereas 1/r</w:t>
+      </w:r>
+      <w:r>
+        <w:rPr>
+          <w:rFonts w:cstheme="minorHAnsi"/>
+          <w:vertAlign w:val="superscript"/>
+          <w:lang w:val="en-US"/>
+        </w:rPr>
+        <w:t>3</w:t>
+      </w:r>
+      <w:r>
+        <w:rPr>
+          <w:rFonts w:cstheme="minorHAnsi"/>
+          <w:lang w:val="en-US"/>
+        </w:rPr>
+        <w:t xml:space="preserve"> is expected from the eq. (1)</w:t>
+      </w:r>
+      <w:r>
+        <w:rPr>
+          <w:rFonts w:cstheme="minorHAnsi"/>
+          <w:lang w:val="en-US"/>
+        </w:rPr>
+        <w:t xml:space="preserve">. A more detailed treatment of the </w:t>
+      </w:r>
+      <w:proofErr w:type="spellStart"/>
+      <w:r>
+        <w:rPr>
+          <w:rFonts w:cstheme="minorHAnsi"/>
+          <w:lang w:val="en-US"/>
+        </w:rPr>
+        <w:t>Coulombic</w:t>
+      </w:r>
+      <w:proofErr w:type="spellEnd"/>
+      <w:r>
+        <w:rPr>
+          <w:rFonts w:cstheme="minorHAnsi"/>
+          <w:lang w:val="en-US"/>
+        </w:rPr>
+        <w:t xml:space="preserve"> </w:t>
+      </w:r>
+      <w:r>
+        <w:rPr>
+          <w:rFonts w:cstheme="minorHAnsi"/>
+          <w:lang w:val="en-US"/>
+        </w:rPr>
+        <w:t>component</w:t>
+      </w:r>
+      <w:r>
+        <w:rPr>
+          <w:rFonts w:cstheme="minorHAnsi"/>
+          <w:lang w:val="en-US"/>
+        </w:rPr>
+        <w:t xml:space="preserve"> of the </w:t>
       </w:r>
       <w:proofErr w:type="spellStart"/>
       <w:r>
@@ -7303,43 +9103,63 @@
           <w:rFonts w:cstheme="minorHAnsi"/>
           <w:lang w:val="en-US"/>
         </w:rPr>
-        <w:t xml:space="preserve"> splitting on the angle between the dipoles and the line connecting their centers is</w:t>
-      </w:r>
-      <w:r>
-        <w:rPr>
-          <w:rFonts w:cstheme="minorHAnsi"/>
-          <w:lang w:val="en-US"/>
-        </w:rPr>
-        <w:t xml:space="preserve"> approximately</w:t>
-      </w:r>
-      <w:r>
-        <w:rPr>
-          <w:rFonts w:cstheme="minorHAnsi"/>
-          <w:lang w:val="en-US"/>
-        </w:rPr>
-        <w:t xml:space="preserve"> described by </w:t>
-      </w:r>
-      <w:r>
-        <w:rPr>
-          <w:rFonts w:cstheme="minorHAnsi"/>
-          <w:lang w:val="en-US"/>
-        </w:rPr>
-        <w:t xml:space="preserve">the </w:t>
-      </w:r>
-      <w:r>
-        <w:rPr>
-          <w:rFonts w:cstheme="minorHAnsi"/>
-          <w:lang w:val="en-US"/>
-        </w:rPr>
-        <w:t>equation (1). With “face-to-face” arrangement, the allowed</w:t>
-      </w:r>
-      <w:r>
-        <w:rPr>
-          <w:rFonts w:cstheme="minorHAnsi"/>
-          <w:lang w:val="en-US"/>
-        </w:rPr>
-        <w:t xml:space="preserve"> X-oriented</w:t>
-      </w:r>
+        <w:t xml:space="preserve"> coupling can be made using atomic </w:t>
+      </w:r>
+      <w:r>
+        <w:rPr>
+          <w:rFonts w:cstheme="minorHAnsi"/>
+          <w:lang w:val="en-US"/>
+        </w:rPr>
+        <w:lastRenderedPageBreak/>
+        <w:t>charges obtained from fitting of the transition electrostatic potential (</w:t>
+      </w:r>
+      <w:proofErr w:type="spellStart"/>
+      <w:r>
+        <w:rPr>
+          <w:rFonts w:cstheme="minorHAnsi"/>
+          <w:lang w:val="en-US"/>
+        </w:rPr>
+        <w:t>TrESP</w:t>
+      </w:r>
+      <w:proofErr w:type="spellEnd"/>
+      <w:r>
+        <w:rPr>
+          <w:rFonts w:cstheme="minorHAnsi"/>
+          <w:lang w:val="en-US"/>
+        </w:rPr>
+        <w:t xml:space="preserve"> charges) </w:t>
+      </w:r>
+      <w:r>
+        <w:rPr>
+          <w:rFonts w:cstheme="minorHAnsi"/>
+          <w:highlight w:val="yellow"/>
+          <w:lang w:val="en-US"/>
+        </w:rPr>
+        <w:t>[]</w:t>
+      </w:r>
+      <w:r>
+        <w:rPr>
+          <w:rFonts w:cstheme="minorHAnsi"/>
+          <w:lang w:val="en-US"/>
+        </w:rPr>
+        <w:t xml:space="preserve">. </w:t>
+      </w:r>
+      <w:r>
+        <w:rPr>
+          <w:rFonts w:cstheme="minorHAnsi"/>
+          <w:lang w:val="en-US"/>
+        </w:rPr>
+        <w:t xml:space="preserve">The </w:t>
+      </w:r>
+      <w:proofErr w:type="spellStart"/>
+      <w:r>
+        <w:rPr>
+          <w:rFonts w:cstheme="minorHAnsi"/>
+          <w:lang w:val="en-US"/>
+        </w:rPr>
+        <w:t>TrESP</w:t>
+      </w:r>
+      <w:proofErr w:type="spellEnd"/>
       <w:r>
         <w:rPr>
           <w:rFonts w:cstheme="minorHAnsi"/>
@@ -7347,186 +9167,43 @@
         </w:rPr>
         <w:t xml:space="preserve"> </w:t>
       </w:r>
-      <w:r>
-        <w:rPr>
-          <w:rFonts w:cstheme="minorHAnsi"/>
-          <w:i/>
-          <w:lang w:val="en-US"/>
-        </w:rPr>
-        <w:t>B</w:t>
-      </w:r>
-      <w:r>
-        <w:rPr>
-          <w:rFonts w:cstheme="minorHAnsi"/>
-          <w:i/>
-          <w:vertAlign w:val="subscript"/>
-          <w:lang w:val="en-US"/>
-        </w:rPr>
-        <w:t>U</w:t>
-      </w:r>
-      <w:r>
-        <w:rPr>
-          <w:rFonts w:cstheme="minorHAnsi"/>
-          <w:lang w:val="en-US"/>
-        </w:rPr>
-        <w:t xml:space="preserve"> transition is blue-shifted</w:t>
-      </w:r>
-      <w:r>
-        <w:rPr>
-          <w:rFonts w:cstheme="minorHAnsi"/>
-          <w:lang w:val="en-US"/>
-        </w:rPr>
-        <w:t xml:space="preserve">, </w:t>
-      </w:r>
-      <w:r>
-        <w:rPr>
-          <w:rFonts w:cstheme="minorHAnsi"/>
-          <w:lang w:val="en-US"/>
-        </w:rPr>
-        <w:t>whereas</w:t>
-      </w:r>
-      <w:r>
-        <w:rPr>
-          <w:rFonts w:cstheme="minorHAnsi"/>
-          <w:lang w:val="en-US"/>
-        </w:rPr>
-        <w:t xml:space="preserve"> the corresponding forbidden A</w:t>
-      </w:r>
-      <w:r>
-        <w:rPr>
-          <w:rFonts w:cstheme="minorHAnsi"/>
-          <w:vertAlign w:val="subscript"/>
-          <w:lang w:val="en-US"/>
-        </w:rPr>
-        <w:t>G</w:t>
-      </w:r>
-      <w:r>
-        <w:rPr>
-          <w:rFonts w:cstheme="minorHAnsi"/>
-          <w:lang w:val="en-US"/>
-        </w:rPr>
-        <w:t xml:space="preserve"> transition is strongly red-shi</w:t>
-      </w:r>
-      <w:r>
-        <w:rPr>
-          <w:rFonts w:cstheme="minorHAnsi"/>
-          <w:lang w:val="en-US"/>
-        </w:rPr>
-        <w:t xml:space="preserve">fted and can participate in non-radiative </w:t>
-      </w:r>
-      <w:r>
-        <w:rPr>
-          <w:rFonts w:cstheme="minorHAnsi"/>
-          <w:lang w:val="en-US"/>
-        </w:rPr>
-        <w:t>decay of the excitation energy</w:t>
-      </w:r>
-      <w:r>
-        <w:rPr>
-          <w:rFonts w:cstheme="minorHAnsi"/>
-          <w:lang w:val="en-US"/>
-        </w:rPr>
-        <w:t>.</w:t>
-      </w:r>
-      <w:r>
-        <w:rPr>
-          <w:rFonts w:cstheme="minorHAnsi"/>
-          <w:lang w:val="en-US"/>
-        </w:rPr>
-        <w:t xml:space="preserve"> This explains why “face-to-face” dimers are non-fluorescent.</w:t>
-      </w:r>
-      <w:r>
-        <w:rPr>
-          <w:rFonts w:cstheme="minorHAnsi"/>
-          <w:lang w:val="en-US"/>
-        </w:rPr>
-        <w:t xml:space="preserve"> For “slipped-stack” configurations, the</w:t>
-      </w:r>
-      <w:r>
-        <w:rPr>
-          <w:rFonts w:cstheme="minorHAnsi"/>
-          <w:lang w:val="en-US"/>
-        </w:rPr>
-        <w:t xml:space="preserve"> allowed B</w:t>
-      </w:r>
-      <w:r>
-        <w:rPr>
-          <w:rFonts w:cstheme="minorHAnsi"/>
-          <w:vertAlign w:val="subscript"/>
-          <w:lang w:val="en-US"/>
-        </w:rPr>
-        <w:t>U</w:t>
-      </w:r>
-      <w:r>
-        <w:rPr>
-          <w:rFonts w:cstheme="minorHAnsi"/>
-          <w:lang w:val="en-US"/>
-        </w:rPr>
-        <w:t xml:space="preserve"> transition becomes red-shifted with increasing shift</w:t>
-      </w:r>
-      <w:r>
-        <w:rPr>
-          <w:rFonts w:cstheme="minorHAnsi"/>
-          <w:lang w:val="en-US"/>
-        </w:rPr>
-        <w:t xml:space="preserve"> and its energy drops below the corresponding A</w:t>
-      </w:r>
-      <w:r>
-        <w:rPr>
-          <w:rFonts w:cstheme="minorHAnsi"/>
-          <w:vertAlign w:val="subscript"/>
-          <w:lang w:val="en-US"/>
-        </w:rPr>
-        <w:t>G</w:t>
-      </w:r>
-      <w:r>
-        <w:rPr>
-          <w:rFonts w:cstheme="minorHAnsi"/>
-          <w:lang w:val="en-US"/>
-        </w:rPr>
-        <w:t xml:space="preserve"> forbidden transition</w:t>
-      </w:r>
-      <w:r>
-        <w:rPr>
-          <w:rFonts w:cstheme="minorHAnsi"/>
-          <w:lang w:val="en-US"/>
-        </w:rPr>
-        <w:t>.</w:t>
-      </w:r>
-      <w:r>
-        <w:rPr>
-          <w:rFonts w:cstheme="minorHAnsi"/>
-          <w:lang w:val="en-US"/>
-        </w:rPr>
-        <w:t xml:space="preserve"> This explains why “slipped-stack” and “edge-to-edge” </w:t>
-      </w:r>
-      <w:r>
-        <w:rPr>
-          <w:rFonts w:cstheme="minorHAnsi"/>
-          <w:lang w:val="en-US"/>
-        </w:rPr>
-        <w:t>dimers</w:t>
-      </w:r>
-      <w:r>
-        <w:rPr>
-          <w:rFonts w:cstheme="minorHAnsi"/>
-          <w:lang w:val="en-US"/>
-        </w:rPr>
-        <w:t xml:space="preserve"> are</w:t>
-      </w:r>
-      <w:r>
-        <w:rPr>
-          <w:rFonts w:cstheme="minorHAnsi"/>
-          <w:lang w:val="en-US"/>
-        </w:rPr>
-        <w:t xml:space="preserve"> fluorescent</w:t>
-      </w:r>
-      <w:r>
-        <w:rPr>
-          <w:rFonts w:cstheme="minorHAnsi"/>
-          <w:lang w:val="en-US"/>
-        </w:rPr>
-        <w:t>.</w:t>
+      <w:proofErr w:type="spellStart"/>
+      <w:r>
+        <w:rPr>
+          <w:rFonts w:cstheme="minorHAnsi"/>
+          <w:lang w:val="en-US"/>
+        </w:rPr>
+        <w:t>Coulombic</w:t>
+      </w:r>
+      <w:proofErr w:type="spellEnd"/>
+      <w:r>
+        <w:rPr>
+          <w:rFonts w:cstheme="minorHAnsi"/>
+          <w:lang w:val="en-US"/>
+        </w:rPr>
+        <w:t xml:space="preserve"> component is almos</w:t>
+      </w:r>
+      <w:r>
+        <w:rPr>
+          <w:rFonts w:cstheme="minorHAnsi"/>
+          <w:lang w:val="en-US"/>
+        </w:rPr>
+        <w:t>t linear against 1/r rather than</w:t>
+      </w:r>
+      <w:r>
+        <w:rPr>
+          <w:rFonts w:cstheme="minorHAnsi"/>
+          <w:lang w:val="en-US"/>
+        </w:rPr>
+        <w:t xml:space="preserve"> 1/r</w:t>
+      </w:r>
+      <w:r>
+        <w:rPr>
+          <w:rFonts w:cstheme="minorHAnsi"/>
+          <w:vertAlign w:val="superscript"/>
+          <w:lang w:val="en-US"/>
+        </w:rPr>
+        <w:t>3</w:t>
       </w:r>
       <w:r>
         <w:rPr>
@@ -7540,28 +9217,420 @@
           <w:rFonts w:cstheme="minorHAnsi"/>
           <w:lang w:val="en-US"/>
         </w:rPr>
-        <w:t>The angle corresponding to zer</w:t>
-      </w:r>
-      <w:r>
-        <w:rPr>
-          <w:rFonts w:cstheme="minorHAnsi"/>
-          <w:lang w:val="en-US"/>
-        </w:rPr>
-        <w:t xml:space="preserve">o splitting between BU and AG transitions corresponds to </w:t>
-      </w:r>
-      <w:r>
-        <w:rPr>
-          <w:rFonts w:cstheme="minorHAnsi"/>
-          <w:lang w:val="en-US"/>
-        </w:rPr>
-        <w:t>the</w:t>
-      </w:r>
-      <w:r>
-        <w:rPr>
-          <w:rFonts w:cstheme="minorHAnsi"/>
-          <w:lang w:val="en-US"/>
-        </w:rPr>
-        <w:t xml:space="preserve"> angle of 54.7°, which is indicated by a vertical line in the Fig. 2. </w:t>
+        <w:t>which can be explained by</w:t>
+      </w:r>
+      <w:r>
+        <w:rPr>
+          <w:rFonts w:cstheme="minorHAnsi"/>
+          <w:lang w:val="en-US"/>
+        </w:rPr>
+        <w:t xml:space="preserve"> </w:t>
+      </w:r>
+      <w:r>
+        <w:rPr>
+          <w:rFonts w:cstheme="minorHAnsi"/>
+          <w:lang w:val="en-US"/>
+        </w:rPr>
+        <w:t xml:space="preserve">a </w:t>
+      </w:r>
+      <w:r>
+        <w:rPr>
+          <w:rFonts w:cstheme="minorHAnsi"/>
+          <w:lang w:val="en-US"/>
+        </w:rPr>
+        <w:t xml:space="preserve">relatively </w:t>
+      </w:r>
+      <w:r>
+        <w:rPr>
+          <w:rFonts w:cstheme="minorHAnsi"/>
+          <w:lang w:val="en-US"/>
+        </w:rPr>
+        <w:t xml:space="preserve">short distance </w:t>
+      </w:r>
+      <w:r>
+        <w:rPr>
+          <w:rFonts w:cstheme="minorHAnsi"/>
+          <w:lang w:val="en-US"/>
+        </w:rPr>
+        <w:t>between transition dipoles and</w:t>
+      </w:r>
+      <w:r>
+        <w:rPr>
+          <w:rFonts w:cstheme="minorHAnsi"/>
+          <w:lang w:val="en-US"/>
+        </w:rPr>
+        <w:t>/or</w:t>
+      </w:r>
+      <w:r>
+        <w:rPr>
+          <w:rFonts w:cstheme="minorHAnsi"/>
+          <w:lang w:val="en-US"/>
+        </w:rPr>
+        <w:t xml:space="preserve"> by a</w:t>
+      </w:r>
+      <w:r>
+        <w:rPr>
+          <w:rFonts w:cstheme="minorHAnsi"/>
+          <w:lang w:val="en-US"/>
+        </w:rPr>
+        <w:t xml:space="preserve"> multipole contribution. </w:t>
+      </w:r>
+      <w:r>
+        <w:rPr>
+          <w:rFonts w:cstheme="minorHAnsi"/>
+          <w:lang w:val="en-US"/>
+        </w:rPr>
+        <w:t xml:space="preserve">Significant </w:t>
+      </w:r>
+      <w:r>
+        <w:rPr>
+          <w:rFonts w:cstheme="minorHAnsi"/>
+          <w:lang w:val="en-US"/>
+        </w:rPr>
+        <w:t>disagreement between TD-DFT transition energy</w:t>
+      </w:r>
+      <w:r>
+        <w:rPr>
+          <w:rFonts w:cstheme="minorHAnsi"/>
+          <w:lang w:val="en-US"/>
+        </w:rPr>
+        <w:t xml:space="preserve"> (</w:t>
+      </w:r>
+      <w:r>
+        <w:rPr>
+          <w:rFonts w:cstheme="minorHAnsi"/>
+          <w:highlight w:val="yellow"/>
+          <w:lang w:val="en-US"/>
+        </w:rPr>
+        <w:t>Fig. 2, Table S?)</w:t>
+      </w:r>
+      <w:r>
+        <w:rPr>
+          <w:rFonts w:cstheme="minorHAnsi"/>
+          <w:lang w:val="en-US"/>
+        </w:rPr>
+        <w:t xml:space="preserve"> and</w:t>
+      </w:r>
+      <w:r>
+        <w:rPr>
+          <w:rFonts w:cstheme="minorHAnsi"/>
+          <w:lang w:val="en-US"/>
+        </w:rPr>
+        <w:t xml:space="preserve"> the predicted </w:t>
+      </w:r>
+      <w:proofErr w:type="spellStart"/>
+      <w:r>
+        <w:rPr>
+          <w:rFonts w:cstheme="minorHAnsi"/>
+          <w:lang w:val="en-US"/>
+        </w:rPr>
+        <w:t>Coulombic</w:t>
+      </w:r>
+      <w:proofErr w:type="spellEnd"/>
+      <w:r>
+        <w:rPr>
+          <w:rFonts w:cstheme="minorHAnsi"/>
+          <w:lang w:val="en-US"/>
+        </w:rPr>
+        <w:t xml:space="preserve"> component</w:t>
+      </w:r>
+      <w:r>
+        <w:rPr>
+          <w:rFonts w:cstheme="minorHAnsi"/>
+          <w:lang w:val="en-US"/>
+        </w:rPr>
+        <w:t xml:space="preserve"> (Fig. 3A)</w:t>
+      </w:r>
+      <w:r>
+        <w:rPr>
+          <w:rFonts w:cstheme="minorHAnsi"/>
+          <w:lang w:val="en-US"/>
+        </w:rPr>
+        <w:t xml:space="preserve"> at </w:t>
+      </w:r>
+      <w:r>
+        <w:rPr>
+          <w:rFonts w:cstheme="minorHAnsi"/>
+          <w:lang w:val="en-US"/>
+        </w:rPr>
+        <w:t>short</w:t>
+      </w:r>
+      <w:r>
+        <w:rPr>
+          <w:rFonts w:cstheme="minorHAnsi"/>
+          <w:lang w:val="en-US"/>
+        </w:rPr>
+        <w:t>er</w:t>
+      </w:r>
+      <w:r>
+        <w:rPr>
+          <w:rFonts w:cstheme="minorHAnsi"/>
+          <w:lang w:val="en-US"/>
+        </w:rPr>
+        <w:t xml:space="preserve"> </w:t>
+      </w:r>
+      <w:proofErr w:type="spellStart"/>
+      <w:r>
+        <w:rPr>
+          <w:rFonts w:cstheme="minorHAnsi"/>
+          <w:lang w:val="en-US"/>
+        </w:rPr>
+        <w:t>interplane</w:t>
+      </w:r>
+      <w:proofErr w:type="spellEnd"/>
+      <w:r>
+        <w:rPr>
+          <w:rFonts w:cstheme="minorHAnsi"/>
+          <w:lang w:val="en-US"/>
+        </w:rPr>
+        <w:t xml:space="preserve"> distances</w:t>
+      </w:r>
+      <w:r>
+        <w:rPr>
+          <w:rFonts w:cstheme="minorHAnsi"/>
+          <w:lang w:val="en-US"/>
+        </w:rPr>
+        <w:t xml:space="preserve"> indicates a large impact of short-range effects on the </w:t>
+      </w:r>
+      <w:proofErr w:type="spellStart"/>
+      <w:r>
+        <w:rPr>
+          <w:rFonts w:cstheme="minorHAnsi"/>
+          <w:lang w:val="en-US"/>
+        </w:rPr>
+        <w:t>excitonic</w:t>
+      </w:r>
+      <w:proofErr w:type="spellEnd"/>
+      <w:r>
+        <w:rPr>
+          <w:rFonts w:cstheme="minorHAnsi"/>
+          <w:lang w:val="en-US"/>
+        </w:rPr>
+        <w:t xml:space="preserve"> coupling. </w:t>
+      </w:r>
+      <w:r>
+        <w:rPr>
+          <w:rFonts w:cstheme="minorHAnsi"/>
+          <w:lang w:val="en-US"/>
+        </w:rPr>
+        <w:t xml:space="preserve">Other noticeable effect is </w:t>
+      </w:r>
+      <w:r>
+        <w:rPr>
+          <w:rFonts w:cstheme="minorHAnsi"/>
+          <w:lang w:val="en-US"/>
+        </w:rPr>
+        <w:t xml:space="preserve">a </w:t>
+      </w:r>
+      <w:r>
+        <w:rPr>
+          <w:rFonts w:cstheme="minorHAnsi"/>
+          <w:lang w:val="en-US"/>
+        </w:rPr>
+        <w:t>non-symmetrical splitting at short</w:t>
+      </w:r>
+      <w:r>
+        <w:rPr>
+          <w:rFonts w:cstheme="minorHAnsi"/>
+          <w:lang w:val="en-US"/>
+        </w:rPr>
+        <w:t>er</w:t>
+      </w:r>
+      <w:r>
+        <w:rPr>
+          <w:rFonts w:cstheme="minorHAnsi"/>
+          <w:lang w:val="en-US"/>
+        </w:rPr>
+        <w:t xml:space="preserve"> distances</w:t>
+      </w:r>
+      <w:r>
+        <w:rPr>
+          <w:rFonts w:cstheme="minorHAnsi"/>
+          <w:lang w:val="en-US"/>
+        </w:rPr>
+        <w:t xml:space="preserve"> (Fig. 2)</w:t>
+      </w:r>
+      <w:r>
+        <w:rPr>
+          <w:rFonts w:cstheme="minorHAnsi"/>
+          <w:lang w:val="en-US"/>
+        </w:rPr>
+        <w:t>: the red s</w:t>
+      </w:r>
+      <w:r>
+        <w:rPr>
+          <w:rFonts w:cstheme="minorHAnsi"/>
+          <w:lang w:val="en-US"/>
+        </w:rPr>
+        <w:t>hift</w:t>
+      </w:r>
+      <w:r>
+        <w:rPr>
+          <w:rFonts w:cstheme="minorHAnsi"/>
+          <w:lang w:val="en-US"/>
+        </w:rPr>
+        <w:t xml:space="preserve"> of the AG transition</w:t>
+      </w:r>
+      <w:r>
+        <w:rPr>
+          <w:rFonts w:cstheme="minorHAnsi"/>
+          <w:lang w:val="en-US"/>
+        </w:rPr>
+        <w:t xml:space="preserve"> is </w:t>
+      </w:r>
+      <w:r>
+        <w:rPr>
+          <w:rFonts w:cstheme="minorHAnsi"/>
+          <w:lang w:val="en-US"/>
+        </w:rPr>
+        <w:t>larger</w:t>
+      </w:r>
+      <w:r>
+        <w:rPr>
+          <w:rFonts w:cstheme="minorHAnsi"/>
+          <w:lang w:val="en-US"/>
+        </w:rPr>
+        <w:t xml:space="preserve"> than the blue shift </w:t>
+      </w:r>
+      <w:r>
+        <w:rPr>
+          <w:rFonts w:cstheme="minorHAnsi"/>
+          <w:lang w:val="en-US"/>
+        </w:rPr>
+        <w:t>of the BU transition. T</w:t>
+      </w:r>
+      <w:r>
+        <w:rPr>
+          <w:rFonts w:cstheme="minorHAnsi"/>
+          <w:lang w:val="en-US"/>
+        </w:rPr>
+        <w:t>he red-</w:t>
+      </w:r>
+      <w:r>
+        <w:rPr>
+          <w:rFonts w:cstheme="minorHAnsi"/>
+          <w:lang w:val="en-US"/>
+        </w:rPr>
+        <w:t xml:space="preserve">shifted </w:t>
+      </w:r>
+      <w:r>
+        <w:rPr>
+          <w:rFonts w:cstheme="minorHAnsi"/>
+          <w:lang w:val="en-US"/>
+        </w:rPr>
+        <w:t xml:space="preserve">AG </w:t>
+      </w:r>
+      <w:r>
+        <w:rPr>
+          <w:rFonts w:cstheme="minorHAnsi"/>
+          <w:lang w:val="en-US"/>
+        </w:rPr>
+        <w:t>transition is forbidden</w:t>
+      </w:r>
+      <w:r>
+        <w:rPr>
+          <w:rFonts w:cstheme="minorHAnsi"/>
+          <w:lang w:val="en-US"/>
+        </w:rPr>
+        <w:t xml:space="preserve"> therefore H-aggregates </w:t>
+      </w:r>
+      <w:r>
+        <w:rPr>
+          <w:rFonts w:cstheme="minorHAnsi"/>
+          <w:lang w:val="en-US"/>
+        </w:rPr>
+        <w:t>only show</w:t>
+      </w:r>
+      <w:r>
+        <w:rPr>
+          <w:rFonts w:cstheme="minorHAnsi"/>
+          <w:lang w:val="en-US"/>
+        </w:rPr>
+        <w:t xml:space="preserve"> a blue-shifted Q-band.</w:t>
+      </w:r>
+      <w:r>
+        <w:rPr>
+          <w:rFonts w:cstheme="minorHAnsi"/>
+          <w:lang w:val="en-US"/>
+        </w:rPr>
+        <w:t xml:space="preserve"> </w:t>
+      </w:r>
+      <w:r>
+        <w:rPr>
+          <w:rFonts w:cstheme="minorHAnsi"/>
+          <w:lang w:val="en-US"/>
+        </w:rPr>
+        <w:t>I</w:t>
+      </w:r>
+      <w:r>
+        <w:rPr>
+          <w:rFonts w:cstheme="minorHAnsi"/>
+          <w:lang w:val="en-US"/>
+        </w:rPr>
+        <w:t>n crystals</w:t>
+      </w:r>
+      <w:r>
+        <w:rPr>
+          <w:rFonts w:cstheme="minorHAnsi"/>
+          <w:lang w:val="en-US"/>
+        </w:rPr>
+        <w:t>,</w:t>
+      </w:r>
+      <w:r>
+        <w:rPr>
+          <w:rFonts w:cstheme="minorHAnsi"/>
+          <w:lang w:val="en-US"/>
+        </w:rPr>
+        <w:t xml:space="preserve"> the</w:t>
+      </w:r>
+      <w:r>
+        <w:rPr>
+          <w:rFonts w:cstheme="minorHAnsi"/>
+          <w:lang w:val="en-US"/>
+        </w:rPr>
+        <w:t xml:space="preserve"> red-shifted Q-band absorption</w:t>
+      </w:r>
+      <w:r>
+        <w:rPr>
+          <w:rFonts w:cstheme="minorHAnsi"/>
+          <w:lang w:val="en-US"/>
+        </w:rPr>
+        <w:t xml:space="preserve"> component</w:t>
+      </w:r>
+      <w:r>
+        <w:rPr>
+          <w:rFonts w:cstheme="minorHAnsi"/>
+          <w:lang w:val="en-US"/>
+        </w:rPr>
+        <w:t xml:space="preserve"> often extend</w:t>
+      </w:r>
+      <w:r>
+        <w:rPr>
+          <w:rFonts w:cstheme="minorHAnsi"/>
+          <w:lang w:val="en-US"/>
+        </w:rPr>
+        <w:t>s</w:t>
+      </w:r>
+      <w:r>
+        <w:rPr>
+          <w:rFonts w:cstheme="minorHAnsi"/>
+          <w:lang w:val="en-US"/>
+        </w:rPr>
+        <w:t xml:space="preserve"> beyond 800 nm</w:t>
+      </w:r>
+      <w:r>
+        <w:rPr>
+          <w:rFonts w:cstheme="minorHAnsi"/>
+          <w:lang w:val="en-US"/>
+        </w:rPr>
+        <w:t xml:space="preserve"> whereas the blue-shifted band is</w:t>
+      </w:r>
+      <w:r>
+        <w:rPr>
+          <w:rFonts w:cstheme="minorHAnsi"/>
+          <w:lang w:val="en-US"/>
+        </w:rPr>
+        <w:t xml:space="preserve"> usually observed at </w:t>
       </w:r>
     </w:p>
     <w:p>
@@ -7571,177 +9640,6 @@
           <w:lang w:val="en-US"/>
         </w:rPr>
       </w:pPr>
-      <w:r>
-        <w:rPr>
-          <w:rFonts w:cstheme="minorHAnsi"/>
-          <w:lang w:val="en-US"/>
-        </w:rPr>
-        <w:t xml:space="preserve">As it </w:t>
-      </w:r>
-      <w:r>
-        <w:rPr>
-          <w:rFonts w:cstheme="minorHAnsi"/>
-          <w:lang w:val="en-US"/>
-        </w:rPr>
-        <w:t>is</w:t>
-      </w:r>
-      <w:r>
-        <w:rPr>
-          <w:rFonts w:cstheme="minorHAnsi"/>
-          <w:lang w:val="en-US"/>
-        </w:rPr>
-        <w:t xml:space="preserve"> seen from the Fig. 2, there is a qualitative agreement between the TD-DFT results and the equation (1). At 3.5A </w:t>
-      </w:r>
-      <w:proofErr w:type="spellStart"/>
-      <w:r>
-        <w:rPr>
-          <w:rFonts w:cstheme="minorHAnsi"/>
-          <w:lang w:val="en-US"/>
-        </w:rPr>
-        <w:t>interplane</w:t>
-      </w:r>
-      <w:proofErr w:type="spellEnd"/>
-      <w:r>
-        <w:rPr>
-          <w:rFonts w:cstheme="minorHAnsi"/>
-          <w:lang w:val="en-US"/>
-        </w:rPr>
-        <w:t xml:space="preserve"> distance, the energy splitting change with the shift is </w:t>
-      </w:r>
-      <w:proofErr w:type="spellStart"/>
-      <w:r>
-        <w:rPr>
-          <w:rFonts w:cstheme="minorHAnsi"/>
-          <w:lang w:val="en-US"/>
-        </w:rPr>
-        <w:t>nonuniform</w:t>
-      </w:r>
-      <w:proofErr w:type="spellEnd"/>
-      <w:r>
-        <w:rPr>
-          <w:rFonts w:cstheme="minorHAnsi"/>
-          <w:lang w:val="en-US"/>
-        </w:rPr>
-        <w:t xml:space="preserve"> due to local effects of MO overlap</w:t>
-      </w:r>
-      <w:r>
-        <w:rPr>
-          <w:rFonts w:cstheme="minorHAnsi"/>
-          <w:lang w:val="en-US"/>
-        </w:rPr>
-        <w:t xml:space="preserve"> (see below)</w:t>
-      </w:r>
-      <w:r>
-        <w:rPr>
-          <w:rFonts w:cstheme="minorHAnsi"/>
-          <w:lang w:val="en-US"/>
-        </w:rPr>
-        <w:t xml:space="preserve">. </w:t>
-      </w:r>
-      <w:r>
-        <w:rPr>
-          <w:rFonts w:cstheme="minorHAnsi"/>
-          <w:lang w:val="en-US"/>
-        </w:rPr>
-        <w:t>These effects become negligible already at 4.0A distance.</w:t>
-      </w:r>
-      <w:r>
-        <w:rPr>
-          <w:rFonts w:cstheme="minorHAnsi"/>
-          <w:lang w:val="en-US"/>
-        </w:rPr>
-        <w:t xml:space="preserve"> For edge-to-edge arrangement, </w:t>
-      </w:r>
-      <w:r>
-        <w:rPr>
-          <w:rFonts w:cstheme="minorHAnsi"/>
-          <w:lang w:val="en-US"/>
-        </w:rPr>
-        <w:t xml:space="preserve">distances less than 16A are not possible </w:t>
-      </w:r>
-      <w:r>
-        <w:rPr>
-          <w:rFonts w:cstheme="minorHAnsi"/>
-          <w:lang w:val="en-US"/>
-        </w:rPr>
-        <w:t xml:space="preserve">which results in a very small </w:t>
-      </w:r>
-      <w:proofErr w:type="spellStart"/>
-      <w:r>
-        <w:rPr>
-          <w:rFonts w:cstheme="minorHAnsi"/>
-          <w:lang w:val="en-US"/>
-        </w:rPr>
-        <w:t>excitonic</w:t>
-      </w:r>
-      <w:proofErr w:type="spellEnd"/>
-      <w:r>
-        <w:rPr>
-          <w:rFonts w:cstheme="minorHAnsi"/>
-          <w:lang w:val="en-US"/>
-        </w:rPr>
-        <w:t xml:space="preserve"> splitting</w:t>
-      </w:r>
-      <w:r>
-        <w:rPr>
-          <w:rFonts w:cstheme="minorHAnsi"/>
-          <w:lang w:val="en-US"/>
-        </w:rPr>
-        <w:t xml:space="preserve"> in agreement with the eq. (1). For “planar” dimer 2 this distance is as large 15.7A</w:t>
-      </w:r>
-      <w:r>
-        <w:rPr>
-          <w:rFonts w:cstheme="minorHAnsi"/>
-          <w:lang w:val="en-US"/>
-        </w:rPr>
-        <w:t xml:space="preserve">, and the predicted </w:t>
-      </w:r>
-      <w:proofErr w:type="spellStart"/>
-      <w:r>
-        <w:rPr>
-          <w:rFonts w:cstheme="minorHAnsi"/>
-          <w:lang w:val="en-US"/>
-        </w:rPr>
-        <w:t>excitonic</w:t>
-      </w:r>
-      <w:proofErr w:type="spellEnd"/>
-      <w:r>
-        <w:rPr>
-          <w:rFonts w:cstheme="minorHAnsi"/>
-          <w:lang w:val="en-US"/>
-        </w:rPr>
-        <w:t xml:space="preserve"> splitting is small. Thus,</w:t>
-      </w:r>
-      <w:r>
-        <w:rPr>
-          <w:rFonts w:cstheme="minorHAnsi"/>
-          <w:lang w:val="en-US"/>
-        </w:rPr>
-        <w:t xml:space="preserve"> the </w:t>
-      </w:r>
-      <w:r>
-        <w:rPr>
-          <w:rFonts w:cstheme="minorHAnsi"/>
-          <w:lang w:val="en-US"/>
-        </w:rPr>
-        <w:t xml:space="preserve">near-absence of the redshift in edge-to-edge dimers 1 and 2 is simply explained by a large distance between transition dipole </w:t>
-      </w:r>
-      <w:proofErr w:type="spellStart"/>
-      <w:r>
-        <w:rPr>
-          <w:rFonts w:cstheme="minorHAnsi"/>
-          <w:lang w:val="en-US"/>
-        </w:rPr>
-        <w:t>centres</w:t>
-      </w:r>
-      <w:proofErr w:type="spellEnd"/>
-      <w:r>
-        <w:rPr>
-          <w:rFonts w:cstheme="minorHAnsi"/>
-          <w:lang w:val="en-US"/>
-        </w:rPr>
-        <w:t>.</w:t>
-      </w:r>
     </w:p>
     <w:p>
       <w:pPr>
@@ -7753,81 +9651,17 @@
       <w:r>
         <w:rPr>
           <w:rFonts w:cstheme="minorHAnsi"/>
-          <w:lang w:val="en-US"/>
-        </w:rPr>
-        <w:t>However, t</w:t>
-      </w:r>
-      <w:r>
-        <w:rPr>
-          <w:rFonts w:cstheme="minorHAnsi"/>
-          <w:lang w:val="en-US"/>
-        </w:rPr>
-        <w:t xml:space="preserve">here’s no quantitative agreement between TD-DFT transition energies and eq. (1) which can be explained by </w:t>
-      </w:r>
-      <w:r>
-        <w:rPr>
-          <w:rFonts w:cstheme="minorHAnsi"/>
-          <w:lang w:val="en-US"/>
-        </w:rPr>
-        <w:t xml:space="preserve">short-range effects of </w:t>
-      </w:r>
-      <w:r>
-        <w:rPr>
-          <w:rFonts w:cstheme="minorHAnsi"/>
-          <w:lang w:val="en-US"/>
-        </w:rPr>
-        <w:t xml:space="preserve">MO overlap </w:t>
-      </w:r>
-      <w:r>
-        <w:rPr>
-          <w:rFonts w:cstheme="minorHAnsi"/>
-          <w:lang w:val="en-US"/>
-        </w:rPr>
-        <w:t xml:space="preserve">including </w:t>
-      </w:r>
-      <w:r>
-        <w:rPr>
-          <w:rFonts w:cstheme="minorHAnsi"/>
-          <w:lang w:val="en-US"/>
-        </w:rPr>
-        <w:t xml:space="preserve">charge-transfer </w:t>
-      </w:r>
-      <w:proofErr w:type="spellStart"/>
-      <w:r>
-        <w:rPr>
-          <w:rFonts w:cstheme="minorHAnsi"/>
-          <w:lang w:val="en-US"/>
-        </w:rPr>
-        <w:t>excit</w:t>
-      </w:r>
-      <w:r>
-        <w:rPr>
-          <w:rFonts w:cstheme="minorHAnsi"/>
-          <w:lang w:val="en-US"/>
-        </w:rPr>
-        <w:t>on</w:t>
-      </w:r>
-      <w:proofErr w:type="spellEnd"/>
-      <w:r>
-        <w:rPr>
-          <w:rFonts w:cstheme="minorHAnsi"/>
-          <w:lang w:val="en-US"/>
-        </w:rPr>
-        <w:t xml:space="preserve"> contribution</w:t>
-      </w:r>
-      <w:r>
-        <w:rPr>
-          <w:rFonts w:cstheme="minorHAnsi"/>
-          <w:lang w:val="en-US"/>
-        </w:rPr>
-        <w:t>s</w:t>
-      </w:r>
-      <w:r>
-        <w:rPr>
-          <w:rFonts w:cstheme="minorHAnsi"/>
-          <w:lang w:val="en-US"/>
-        </w:rPr>
-        <w:t xml:space="preserve"> </w:t>
+          <w:b/>
+          <w:lang w:val="en-US"/>
+        </w:rPr>
+        <w:t>MO analysis.</w:t>
+      </w:r>
+      <w:r>
+        <w:rPr>
+          <w:rFonts w:cstheme="minorHAnsi"/>
+          <w:lang w:val="en-US"/>
+        </w:rPr>
+        <w:t xml:space="preserve"> The pi-pi stacking interaction results in splitting of HOMO and LUMO levels of the monomers as shown in the </w:t>
       </w:r>
       <w:r>
         <w:rPr>
@@ -7835,14 +9669,21 @@
           <w:highlight w:val="yellow"/>
           <w:lang w:val="en-US"/>
         </w:rPr>
-        <w:t>[]</w:t>
-      </w:r>
-      <w:r>
-        <w:rPr>
-          <w:rFonts w:cstheme="minorHAnsi"/>
-          <w:lang w:val="en-US"/>
-        </w:rPr>
-        <w:t xml:space="preserve"> (see below).</w:t>
+        <w:t>Fig. 1</w:t>
+      </w:r>
+      <w:r>
+        <w:rPr>
+          <w:rFonts w:cstheme="minorHAnsi"/>
+          <w:lang w:val="en-US"/>
+        </w:rPr>
+        <w:t>C</w:t>
+      </w:r>
+      <w:r>
+        <w:rPr>
+          <w:rFonts w:cstheme="minorHAnsi"/>
+          <w:lang w:val="en-US"/>
+        </w:rPr>
+        <w:t>.</w:t>
       </w:r>
     </w:p>
     <w:p>
@@ -7855,16 +9696,873 @@
       <w:r>
         <w:rPr>
           <w:rFonts w:cstheme="minorHAnsi"/>
+          <w:lang w:val="en-US"/>
+        </w:rPr>
+        <w:t xml:space="preserve">HOMO and LUMO splitting </w:t>
+      </w:r>
+      <w:r>
+        <w:rPr>
+          <w:rFonts w:cstheme="minorHAnsi"/>
+          <w:lang w:val="en-US"/>
+        </w:rPr>
+        <w:t>pattern</w:t>
+      </w:r>
+      <w:r>
+        <w:rPr>
+          <w:rFonts w:cstheme="minorHAnsi"/>
+          <w:lang w:val="en-US"/>
+        </w:rPr>
+        <w:t xml:space="preserve"> in the slipped-stack dimers is determined by the shape of the corresponding </w:t>
+      </w:r>
+      <w:r>
+        <w:rPr>
+          <w:rFonts w:cstheme="minorHAnsi"/>
+          <w:lang w:val="en-US"/>
+        </w:rPr>
+        <w:t xml:space="preserve">monomers’ </w:t>
+      </w:r>
+      <w:r>
+        <w:rPr>
+          <w:rFonts w:cstheme="minorHAnsi"/>
+          <w:lang w:val="en-US"/>
+        </w:rPr>
+        <w:t>orbitals.</w:t>
+      </w:r>
+      <w:r>
+        <w:rPr>
+          <w:rFonts w:cstheme="minorHAnsi"/>
+          <w:lang w:val="en-US"/>
+        </w:rPr>
+        <w:t xml:space="preserve"> </w:t>
+      </w:r>
+      <w:r>
+        <w:rPr>
+          <w:rFonts w:cstheme="minorHAnsi"/>
+          <w:lang w:val="en-US"/>
+        </w:rPr>
+        <w:t xml:space="preserve">The MO overlap </w:t>
+      </w:r>
+      <w:r>
+        <w:rPr>
+          <w:rFonts w:cstheme="minorHAnsi"/>
+          <w:lang w:val="en-US"/>
+        </w:rPr>
+        <w:t>is responsible for</w:t>
+      </w:r>
+      <w:r>
+        <w:rPr>
+          <w:rFonts w:cstheme="minorHAnsi"/>
+          <w:lang w:val="en-US"/>
+        </w:rPr>
+        <w:t xml:space="preserve"> </w:t>
+      </w:r>
+      <w:r>
+        <w:rPr>
+          <w:rFonts w:cstheme="minorHAnsi"/>
+          <w:lang w:val="en-US"/>
+        </w:rPr>
+        <w:t xml:space="preserve">short-range effects (see above) including </w:t>
+      </w:r>
+      <w:r>
+        <w:rPr>
+          <w:rFonts w:cstheme="minorHAnsi"/>
+          <w:lang w:val="en-US"/>
+        </w:rPr>
+        <w:t>the formation of charge-separated</w:t>
+      </w:r>
+      <w:r>
+        <w:rPr>
+          <w:rFonts w:cstheme="minorHAnsi"/>
+          <w:lang w:val="en-US"/>
+        </w:rPr>
+        <w:t xml:space="preserve"> excited</w:t>
+      </w:r>
+      <w:r>
+        <w:rPr>
+          <w:rFonts w:cstheme="minorHAnsi"/>
+          <w:lang w:val="en-US"/>
+        </w:rPr>
+        <w:t xml:space="preserve"> states (charge-transfer </w:t>
+      </w:r>
+      <w:proofErr w:type="spellStart"/>
+      <w:r>
+        <w:rPr>
+          <w:rFonts w:cstheme="minorHAnsi"/>
+          <w:lang w:val="en-US"/>
+        </w:rPr>
+        <w:t>excitons</w:t>
+      </w:r>
+      <w:proofErr w:type="spellEnd"/>
+      <w:r>
+        <w:rPr>
+          <w:rFonts w:cstheme="minorHAnsi"/>
+          <w:lang w:val="en-US"/>
+        </w:rPr>
+        <w:t>)</w:t>
+      </w:r>
+      <w:r>
+        <w:rPr>
+          <w:rFonts w:cstheme="minorHAnsi"/>
+          <w:lang w:val="en-US"/>
+        </w:rPr>
+        <w:t xml:space="preserve"> </w:t>
+      </w:r>
+      <w:r>
+        <w:rPr>
+          <w:rFonts w:cstheme="minorHAnsi"/>
+          <w:highlight w:val="yellow"/>
+          <w:lang w:val="en-US"/>
+        </w:rPr>
+        <w:t>[</w:t>
+      </w:r>
+      <w:r>
+        <w:rPr>
+          <w:rFonts w:cstheme="minorHAnsi"/>
+          <w:highlight w:val="yellow"/>
+          <w:lang w:val="en-US"/>
+        </w:rPr>
+        <w:t>hestand2017</w:t>
+      </w:r>
+      <w:r>
+        <w:rPr>
+          <w:rFonts w:cstheme="minorHAnsi"/>
+          <w:highlight w:val="yellow"/>
+          <w:lang w:val="en-US"/>
+        </w:rPr>
+        <w:t>]</w:t>
+      </w:r>
+      <w:r>
+        <w:rPr>
+          <w:rFonts w:cstheme="minorHAnsi"/>
+          <w:lang w:val="en-US"/>
+        </w:rPr>
+        <w:t>. MO overlap and, as a consequence,</w:t>
+      </w:r>
+      <w:r>
+        <w:rPr>
+          <w:rFonts w:cstheme="minorHAnsi"/>
+          <w:lang w:val="en-US"/>
+        </w:rPr>
+        <w:t xml:space="preserve"> </w:t>
+      </w:r>
+      <w:r>
+        <w:rPr>
+          <w:rFonts w:cstheme="minorHAnsi"/>
+          <w:lang w:val="en-US"/>
+        </w:rPr>
+        <w:t>[</w:t>
+      </w:r>
+      <w:r>
+        <w:rPr>
+          <w:rFonts w:cstheme="minorHAnsi"/>
+          <w:highlight w:val="yellow"/>
+          <w:lang w:val="en-US"/>
+        </w:rPr>
+        <w:t xml:space="preserve">hestand2017 </w:t>
+      </w:r>
+      <w:r>
+        <w:rPr>
+          <w:rFonts w:cstheme="minorHAnsi"/>
+          <w:highlight w:val="yellow"/>
+          <w:lang w:val="en-US"/>
+        </w:rPr>
+        <w:t>42</w:t>
+      </w:r>
+      <w:r>
+        <w:rPr>
+          <w:rFonts w:cstheme="minorHAnsi"/>
+          <w:lang w:val="en-US"/>
+        </w:rPr>
+        <w:t>]</w:t>
+      </w:r>
+      <w:r>
+        <w:rPr>
+          <w:rFonts w:cstheme="minorHAnsi"/>
+          <w:lang w:val="en-US"/>
+        </w:rPr>
+        <w:t xml:space="preserve"> </w:t>
+      </w:r>
+      <w:proofErr w:type="spellStart"/>
+      <w:r>
+        <w:rPr>
+          <w:rFonts w:cstheme="minorHAnsi"/>
+          <w:lang w:val="en-US"/>
+        </w:rPr>
+        <w:t>superexchange</w:t>
+      </w:r>
+      <w:proofErr w:type="spellEnd"/>
+      <w:r>
+        <w:rPr>
+          <w:rFonts w:cstheme="minorHAnsi"/>
+          <w:lang w:val="en-US"/>
+        </w:rPr>
+        <w:t xml:space="preserve"> and </w:t>
+      </w:r>
+      <w:r>
+        <w:rPr>
+          <w:rFonts w:cstheme="minorHAnsi"/>
+          <w:lang w:val="en-US"/>
+        </w:rPr>
+        <w:t>charge-transfer</w:t>
+      </w:r>
+      <w:r>
+        <w:rPr>
+          <w:rFonts w:cstheme="minorHAnsi"/>
+          <w:lang w:val="en-US"/>
+        </w:rPr>
+        <w:t xml:space="preserve"> integrals</w:t>
+      </w:r>
+      <w:r>
+        <w:rPr>
+          <w:rFonts w:cstheme="minorHAnsi"/>
+          <w:lang w:val="en-US"/>
+        </w:rPr>
+        <w:t xml:space="preserve"> are very sensitive to intermolecular orientations which results in very different UV/vis spectra of crystalline modifications of </w:t>
+      </w:r>
+      <w:proofErr w:type="spellStart"/>
+      <w:r>
+        <w:rPr>
+          <w:rFonts w:cstheme="minorHAnsi"/>
+          <w:lang w:val="en-US"/>
+        </w:rPr>
+        <w:t>phthalocyanines</w:t>
+      </w:r>
+      <w:proofErr w:type="spellEnd"/>
+      <w:r>
+        <w:rPr>
+          <w:rFonts w:cstheme="minorHAnsi"/>
+          <w:lang w:val="en-US"/>
+        </w:rPr>
+        <w:t>.</w:t>
+      </w:r>
+    </w:p>
+    <w:p>
+      <w:pPr>
+        <w:rPr>
+          <w:rFonts w:cstheme="minorHAnsi"/>
+          <w:lang w:val="en-US"/>
+        </w:rPr>
+      </w:pPr>
+    </w:p>
+    <w:p>
+      <w:pPr>
+        <w:rPr>
+          <w:rFonts w:cstheme="minorHAnsi"/>
+          <w:lang w:val="en-US"/>
+        </w:rPr>
+      </w:pPr>
+      <w:r>
+        <w:object w:dxaOrig="6735" w:dyaOrig="4759">
+          <v:shape id="_x0000_i1036" type="#_x0000_t75" style="width:337.05pt;height:238.15pt" o:ole="">
+            <v:imagedata r:id="rId28" o:title=""/>
+          </v:shape>
+          <o:OLEObject Type="Embed" ProgID="Origin50.Graph" ShapeID="_x0000_i1036" DrawAspect="Content" ObjectID="_1821538046" r:id="rId29"/>
+        </w:object>
+      </w:r>
+    </w:p>
+    <w:p>
+      <w:pPr>
+        <w:rPr>
+          <w:rFonts w:cstheme="minorHAnsi"/>
+          <w:lang w:val="en-US"/>
+        </w:rPr>
+      </w:pPr>
+      <w:r>
+        <w:rPr>
+          <w:rFonts w:cstheme="minorHAnsi"/>
+          <w:lang w:val="en-US"/>
+        </w:rPr>
+        <w:t>Fig. 4A.</w:t>
+      </w:r>
+      <w:r>
+        <w:rPr>
+          <w:rFonts w:cstheme="minorHAnsi"/>
+          <w:lang w:val="en-US"/>
+        </w:rPr>
+        <w:t xml:space="preserve"> Shift dependence of </w:t>
+      </w:r>
+      <w:r>
+        <w:rPr>
+          <w:rFonts w:cstheme="minorHAnsi"/>
+          <w:lang w:val="en-US"/>
+        </w:rPr>
+        <w:t>HOMO and LUMO</w:t>
+      </w:r>
+      <w:r>
+        <w:rPr>
+          <w:rFonts w:cstheme="minorHAnsi"/>
+          <w:lang w:val="en-US"/>
+        </w:rPr>
+        <w:t xml:space="preserve"> splitting for </w:t>
+      </w:r>
+      <w:proofErr w:type="spellStart"/>
+      <w:r>
+        <w:rPr>
+          <w:rFonts w:cstheme="minorHAnsi"/>
+          <w:lang w:val="en-US"/>
+        </w:rPr>
+        <w:t>ZnPc</w:t>
+      </w:r>
+      <w:proofErr w:type="spellEnd"/>
+      <w:r>
+        <w:rPr>
+          <w:rFonts w:cstheme="minorHAnsi"/>
+          <w:lang w:val="en-US"/>
+        </w:rPr>
+        <w:t xml:space="preserve"> dimers at</w:t>
+      </w:r>
+      <w:r>
+        <w:rPr>
+          <w:rFonts w:cstheme="minorHAnsi"/>
+          <w:lang w:val="en-US"/>
+        </w:rPr>
+        <w:t xml:space="preserve"> an</w:t>
+      </w:r>
+      <w:r>
+        <w:rPr>
+          <w:rFonts w:cstheme="minorHAnsi"/>
+          <w:lang w:val="en-US"/>
+        </w:rPr>
+        <w:t xml:space="preserve"> </w:t>
+      </w:r>
+      <w:proofErr w:type="spellStart"/>
+      <w:r>
+        <w:rPr>
+          <w:rFonts w:cstheme="minorHAnsi"/>
+          <w:lang w:val="en-US"/>
+        </w:rPr>
+        <w:t>interplane</w:t>
+      </w:r>
+      <w:proofErr w:type="spellEnd"/>
+      <w:r>
+        <w:rPr>
+          <w:rFonts w:cstheme="minorHAnsi"/>
+          <w:lang w:val="en-US"/>
+        </w:rPr>
+        <w:t xml:space="preserve"> distance of 3.5A</w:t>
+      </w:r>
+    </w:p>
+    <w:p>
+      <w:pPr>
+        <w:rPr>
+          <w:rFonts w:cstheme="minorHAnsi"/>
+          <w:lang w:val="en-US"/>
+        </w:rPr>
+      </w:pPr>
+      <w:r>
+        <w:object w:dxaOrig="6735" w:dyaOrig="4759">
+          <v:shape id="_x0000_i1037" type="#_x0000_t75" style="width:337.05pt;height:238.15pt" o:ole="">
+            <v:imagedata r:id="rId30" o:title=""/>
+          </v:shape>
+          <o:OLEObject Type="Embed" ProgID="Origin50.Graph" ShapeID="_x0000_i1037" DrawAspect="Content" ObjectID="_1821538047" r:id="rId31"/>
+        </w:object>
+      </w:r>
+    </w:p>
+    <w:p>
+      <w:pPr>
+        <w:rPr>
+          <w:rFonts w:cstheme="minorHAnsi"/>
+          <w:lang w:val="en-US"/>
+        </w:rPr>
+      </w:pPr>
+      <w:r>
+        <w:rPr>
+          <w:rFonts w:cstheme="minorHAnsi"/>
+          <w:lang w:val="en-US"/>
+        </w:rPr>
+        <w:t xml:space="preserve">Fig. 4B. Distance dependence of </w:t>
+      </w:r>
+      <w:r>
+        <w:rPr>
+          <w:rFonts w:cstheme="minorHAnsi"/>
+          <w:lang w:val="en-US"/>
+        </w:rPr>
+        <w:t>HOMO and LUMO</w:t>
+      </w:r>
+      <w:r>
+        <w:rPr>
+          <w:rFonts w:cstheme="minorHAnsi"/>
+          <w:lang w:val="en-US"/>
+        </w:rPr>
+        <w:t xml:space="preserve"> splitting for face-to-face </w:t>
+      </w:r>
+      <w:proofErr w:type="spellStart"/>
+      <w:r>
+        <w:rPr>
+          <w:rFonts w:cstheme="minorHAnsi"/>
+          <w:lang w:val="en-US"/>
+        </w:rPr>
+        <w:t>ZnPc</w:t>
+      </w:r>
+      <w:proofErr w:type="spellEnd"/>
+      <w:r>
+        <w:rPr>
+          <w:rFonts w:cstheme="minorHAnsi"/>
+          <w:lang w:val="en-US"/>
+        </w:rPr>
+        <w:t xml:space="preserve"> dimers</w:t>
+      </w:r>
+      <w:r>
+        <w:rPr>
+          <w:rFonts w:cstheme="minorHAnsi"/>
+          <w:lang w:val="en-US"/>
+        </w:rPr>
+        <w:t xml:space="preserve"> (ΔX = 0)</w:t>
+      </w:r>
+    </w:p>
+    <w:p>
+      <w:pPr>
+        <w:rPr>
+          <w:rFonts w:cstheme="minorHAnsi"/>
+          <w:lang w:val="en-US"/>
+        </w:rPr>
+      </w:pPr>
+      <w:r>
+        <w:rPr>
+          <w:rFonts w:cstheme="minorHAnsi"/>
+          <w:lang w:val="en-US"/>
+        </w:rPr>
+        <w:t>P</w:t>
+      </w:r>
+      <w:r>
+        <w:rPr>
+          <w:rFonts w:cstheme="minorHAnsi"/>
+          <w:lang w:val="en-US"/>
+        </w:rPr>
+        <w:t xml:space="preserve">arallel shift </w:t>
+      </w:r>
+      <w:r>
+        <w:rPr>
+          <w:rFonts w:cstheme="minorHAnsi"/>
+          <w:lang w:val="en-US"/>
+        </w:rPr>
+        <w:t>between Pc molecules</w:t>
+      </w:r>
+      <w:r>
+        <w:rPr>
+          <w:rFonts w:cstheme="minorHAnsi"/>
+          <w:lang w:val="en-US"/>
+        </w:rPr>
+        <w:t xml:space="preserve"> in the dimer results in oscillations of the split </w:t>
+      </w:r>
+      <w:r>
+        <w:rPr>
+          <w:rFonts w:cstheme="minorHAnsi"/>
+          <w:lang w:val="en-US"/>
+        </w:rPr>
+        <w:t xml:space="preserve">MO </w:t>
+      </w:r>
+      <w:r>
+        <w:rPr>
+          <w:rFonts w:cstheme="minorHAnsi"/>
+          <w:lang w:val="en-US"/>
+        </w:rPr>
+        <w:t>levels</w:t>
+      </w:r>
+      <w:r>
+        <w:rPr>
+          <w:rFonts w:cstheme="minorHAnsi"/>
+          <w:lang w:val="en-US"/>
+        </w:rPr>
+        <w:t xml:space="preserve"> with different periodicity for HOMO and LUMO</w:t>
+      </w:r>
+      <w:r>
+        <w:rPr>
+          <w:rFonts w:cstheme="minorHAnsi"/>
+          <w:lang w:val="en-US"/>
+        </w:rPr>
+        <w:t>,</w:t>
+      </w:r>
+      <w:r>
+        <w:rPr>
+          <w:rFonts w:cstheme="minorHAnsi"/>
+          <w:lang w:val="en-US"/>
+        </w:rPr>
+        <w:t xml:space="preserve"> as a result of different shapes of the mon</w:t>
+      </w:r>
+      <w:r>
+        <w:rPr>
+          <w:rFonts w:cstheme="minorHAnsi"/>
+          <w:lang w:val="en-US"/>
+        </w:rPr>
+        <w:t>omer</w:t>
+      </w:r>
+      <w:r>
+        <w:rPr>
+          <w:rFonts w:cstheme="minorHAnsi"/>
+          <w:lang w:val="en-US"/>
+        </w:rPr>
+        <w:t>s</w:t>
+      </w:r>
+      <w:r>
+        <w:rPr>
+          <w:rFonts w:cstheme="minorHAnsi"/>
+          <w:lang w:val="en-US"/>
+        </w:rPr>
+        <w:t>’</w:t>
+      </w:r>
+      <w:r>
+        <w:rPr>
+          <w:rFonts w:cstheme="minorHAnsi"/>
+          <w:lang w:val="en-US"/>
+        </w:rPr>
+        <w:t xml:space="preserve"> HOMO and LUMO (see Fig. 4</w:t>
+      </w:r>
+      <w:r>
+        <w:rPr>
+          <w:rFonts w:cstheme="minorHAnsi"/>
+          <w:lang w:val="en-US"/>
+        </w:rPr>
+        <w:t>A</w:t>
+      </w:r>
+      <w:r>
+        <w:rPr>
+          <w:rFonts w:cstheme="minorHAnsi"/>
+          <w:lang w:val="en-US"/>
+        </w:rPr>
+        <w:t xml:space="preserve">, </w:t>
+      </w:r>
+      <w:r>
+        <w:rPr>
+          <w:rFonts w:cstheme="minorHAnsi"/>
+          <w:lang w:val="en-US"/>
+        </w:rPr>
+        <w:t>1B</w:t>
+      </w:r>
+      <w:r>
+        <w:rPr>
+          <w:rFonts w:cstheme="minorHAnsi"/>
+          <w:lang w:val="en-US"/>
+        </w:rPr>
+        <w:t>)</w:t>
+      </w:r>
+      <w:r>
+        <w:rPr>
+          <w:rFonts w:cstheme="minorHAnsi"/>
+          <w:lang w:val="en-US"/>
+        </w:rPr>
+        <w:t xml:space="preserve"> [</w:t>
+      </w:r>
+      <w:proofErr w:type="spellStart"/>
+      <w:r>
+        <w:rPr>
+          <w:rFonts w:cstheme="minorHAnsi"/>
+          <w:highlight w:val="yellow"/>
+          <w:lang w:val="en-US"/>
+        </w:rPr>
+        <w:t>Orti</w:t>
+      </w:r>
+      <w:proofErr w:type="spellEnd"/>
+      <w:r>
+        <w:rPr>
+          <w:rFonts w:cstheme="minorHAnsi"/>
+          <w:highlight w:val="yellow"/>
+          <w:lang w:val="en-US"/>
+        </w:rPr>
+        <w:t xml:space="preserve">, </w:t>
+      </w:r>
+      <w:proofErr w:type="spellStart"/>
+      <w:r>
+        <w:rPr>
+          <w:rFonts w:cstheme="minorHAnsi"/>
+          <w:highlight w:val="yellow"/>
+          <w:lang w:val="en-US"/>
+        </w:rPr>
+        <w:t>Bredas</w:t>
+      </w:r>
+      <w:proofErr w:type="spellEnd"/>
+      <w:r>
+        <w:rPr>
+          <w:rFonts w:cstheme="minorHAnsi"/>
+          <w:lang w:val="en-US"/>
+        </w:rPr>
+        <w:t>]</w:t>
+      </w:r>
+      <w:r>
+        <w:rPr>
+          <w:rFonts w:cstheme="minorHAnsi"/>
+          <w:lang w:val="en-US"/>
+        </w:rPr>
+        <w:t>.</w:t>
+      </w:r>
+      <w:r>
+        <w:rPr>
+          <w:rFonts w:cstheme="minorHAnsi"/>
+          <w:lang w:val="en-US"/>
+        </w:rPr>
+        <w:t xml:space="preserve"> The splitting</w:t>
+      </w:r>
+      <w:r>
+        <w:rPr>
+          <w:rFonts w:cstheme="minorHAnsi"/>
+          <w:lang w:val="en-US"/>
+        </w:rPr>
+        <w:t xml:space="preserve"> generally</w:t>
+      </w:r>
+      <w:r>
+        <w:rPr>
+          <w:rFonts w:cstheme="minorHAnsi"/>
+          <w:lang w:val="en-US"/>
+        </w:rPr>
+        <w:t xml:space="preserve"> decreases with </w:t>
+      </w:r>
+      <w:r>
+        <w:rPr>
+          <w:rFonts w:cstheme="minorHAnsi"/>
+          <w:lang w:val="en-US"/>
+        </w:rPr>
+        <w:t xml:space="preserve">the </w:t>
+      </w:r>
+      <w:r>
+        <w:rPr>
+          <w:rFonts w:cstheme="minorHAnsi"/>
+          <w:lang w:val="en-US"/>
+        </w:rPr>
+        <w:t>shift due to decreasing</w:t>
+      </w:r>
+      <w:r>
+        <w:rPr>
+          <w:rFonts w:cstheme="minorHAnsi"/>
+          <w:lang w:val="en-US"/>
+        </w:rPr>
+        <w:t xml:space="preserve"> overall</w:t>
+      </w:r>
+      <w:r>
+        <w:rPr>
+          <w:rFonts w:cstheme="minorHAnsi"/>
+          <w:lang w:val="en-US"/>
+        </w:rPr>
+        <w:t xml:space="preserve"> pi-MO overlap.</w:t>
+      </w:r>
+      <w:r>
+        <w:rPr>
+          <w:rFonts w:cstheme="minorHAnsi"/>
+          <w:lang w:val="en-US"/>
+        </w:rPr>
+        <w:t xml:space="preserve"> The distance dependence of the splitting is exponential as a result of </w:t>
+      </w:r>
+      <w:r>
+        <w:rPr>
+          <w:rFonts w:cstheme="minorHAnsi"/>
+          <w:lang w:val="en-US"/>
+        </w:rPr>
+        <w:t xml:space="preserve">the </w:t>
+      </w:r>
+      <w:r>
+        <w:rPr>
+          <w:rFonts w:cstheme="minorHAnsi"/>
+          <w:lang w:val="en-US"/>
+        </w:rPr>
+        <w:t>exponential decay of pi-MO overlap</w:t>
+      </w:r>
+      <w:r>
+        <w:rPr>
+          <w:rFonts w:cstheme="minorHAnsi"/>
+          <w:lang w:val="en-US"/>
+        </w:rPr>
+        <w:t xml:space="preserve"> (Fig. </w:t>
+      </w:r>
+      <w:r>
+        <w:rPr>
+          <w:rFonts w:cstheme="minorHAnsi"/>
+          <w:lang w:val="en-US"/>
+        </w:rPr>
+        <w:t>4</w:t>
+      </w:r>
+      <w:r>
+        <w:rPr>
+          <w:rFonts w:cstheme="minorHAnsi"/>
+          <w:lang w:val="en-US"/>
+        </w:rPr>
+        <w:t>B)</w:t>
+      </w:r>
+      <w:r>
+        <w:rPr>
+          <w:rFonts w:cstheme="minorHAnsi"/>
+          <w:lang w:val="en-US"/>
+        </w:rPr>
+        <w:t>. This is in contrast to 1/r</w:t>
+      </w:r>
+      <w:r>
+        <w:rPr>
+          <w:rFonts w:cstheme="minorHAnsi"/>
+          <w:lang w:val="en-US"/>
+        </w:rPr>
+        <w:t xml:space="preserve"> dependence of the</w:t>
+      </w:r>
+      <w:r>
+        <w:rPr>
+          <w:rFonts w:cstheme="minorHAnsi"/>
+          <w:lang w:val="en-US"/>
+        </w:rPr>
+        <w:t xml:space="preserve"> predicted</w:t>
+      </w:r>
+      <w:r>
+        <w:rPr>
+          <w:rFonts w:cstheme="minorHAnsi"/>
+          <w:lang w:val="en-US"/>
+        </w:rPr>
+        <w:t xml:space="preserve"> transiti</w:t>
+      </w:r>
+      <w:r>
+        <w:rPr>
+          <w:rFonts w:cstheme="minorHAnsi"/>
+          <w:lang w:val="en-US"/>
+        </w:rPr>
+        <w:t>on energies at larger distances.</w:t>
+      </w:r>
+      <w:r>
+        <w:rPr>
+          <w:rFonts w:cstheme="minorHAnsi"/>
+          <w:lang w:val="en-US"/>
+        </w:rPr>
+        <w:t xml:space="preserve"> </w:t>
+      </w:r>
+      <w:r>
+        <w:rPr>
+          <w:rFonts w:cstheme="minorHAnsi"/>
+          <w:lang w:val="en-US"/>
+        </w:rPr>
+        <w:t>Therefore</w:t>
+      </w:r>
+      <w:r>
+        <w:rPr>
+          <w:rFonts w:cstheme="minorHAnsi"/>
+          <w:lang w:val="en-US"/>
+        </w:rPr>
+        <w:t xml:space="preserve"> at distances &gt; </w:t>
+      </w:r>
+      <w:r>
+        <w:rPr>
+          <w:rFonts w:cstheme="minorHAnsi"/>
+          <w:lang w:val="en-US"/>
+        </w:rPr>
+        <w:t>4</w:t>
+      </w:r>
+      <w:r>
+        <w:rPr>
+          <w:rFonts w:cstheme="minorHAnsi"/>
+          <w:lang w:val="en-US"/>
+        </w:rPr>
+        <w:t xml:space="preserve">A when MO splitting becomes negligible, the TD-DFT transition energies still show some </w:t>
+      </w:r>
+      <w:proofErr w:type="spellStart"/>
+      <w:r>
+        <w:rPr>
+          <w:rFonts w:cstheme="minorHAnsi"/>
+          <w:lang w:val="en-US"/>
+        </w:rPr>
+        <w:t>excitonic</w:t>
+      </w:r>
+      <w:proofErr w:type="spellEnd"/>
+      <w:r>
+        <w:rPr>
+          <w:rFonts w:cstheme="minorHAnsi"/>
+          <w:lang w:val="en-US"/>
+        </w:rPr>
+        <w:t xml:space="preserve"> splitting as a result of </w:t>
+      </w:r>
+      <w:proofErr w:type="spellStart"/>
+      <w:r>
+        <w:rPr>
+          <w:rFonts w:cstheme="minorHAnsi"/>
+          <w:lang w:val="en-US"/>
+        </w:rPr>
+        <w:t>Coulombic</w:t>
+      </w:r>
+      <w:proofErr w:type="spellEnd"/>
+      <w:r>
+        <w:rPr>
+          <w:rFonts w:cstheme="minorHAnsi"/>
+          <w:lang w:val="en-US"/>
+        </w:rPr>
+        <w:t xml:space="preserve"> coupling of the monomers’ transition dipoles.</w:t>
+      </w:r>
+    </w:p>
+    <w:p>
+      <w:pPr>
+        <w:rPr>
+          <w:rFonts w:cstheme="minorHAnsi"/>
+          <w:lang w:val="en-US"/>
+        </w:rPr>
+      </w:pPr>
+    </w:p>
+    <w:p>
+      <w:pPr>
+        <w:rPr>
+          <w:rFonts w:cstheme="minorHAnsi"/>
+          <w:lang w:val="en-US"/>
+        </w:rPr>
+      </w:pPr>
+      <w:r>
+        <w:rPr>
+          <w:rFonts w:cstheme="minorHAnsi"/>
           <w:b/>
           <w:lang w:val="en-US"/>
         </w:rPr>
-        <w:lastRenderedPageBreak/>
-        <w:t>Distance dependence.</w:t>
-      </w:r>
-      <w:r>
-        <w:rPr>
-          <w:rFonts w:cstheme="minorHAnsi"/>
-          <w:b/>
+        <w:t>Size dependence</w:t>
+      </w:r>
+      <w:r>
+        <w:rPr>
+          <w:rFonts w:cstheme="minorHAnsi"/>
+          <w:lang w:val="en-US"/>
+        </w:rPr>
+        <w:t xml:space="preserve">. </w:t>
+      </w:r>
+      <w:r>
+        <w:rPr>
+          <w:rFonts w:cstheme="minorHAnsi"/>
+          <w:lang w:val="en-US"/>
+        </w:rPr>
+        <w:t>According to</w:t>
+      </w:r>
+      <w:r>
+        <w:rPr>
+          <w:rFonts w:cstheme="minorHAnsi"/>
+          <w:lang w:val="en-US"/>
+        </w:rPr>
+        <w:t xml:space="preserve"> a simplified</w:t>
+      </w:r>
+      <w:r>
+        <w:rPr>
+          <w:rFonts w:cstheme="minorHAnsi"/>
+          <w:lang w:val="en-US"/>
+        </w:rPr>
+        <w:t xml:space="preserve"> t</w:t>
+      </w:r>
+      <w:r>
+        <w:rPr>
+          <w:rFonts w:cstheme="minorHAnsi"/>
+          <w:lang w:val="en-US"/>
+        </w:rPr>
+        <w:t>ight-binding model</w:t>
+      </w:r>
+      <w:r>
+        <w:rPr>
+          <w:rFonts w:cstheme="minorHAnsi"/>
+          <w:lang w:val="en-US"/>
+        </w:rPr>
+        <w:t xml:space="preserve"> including only nearest-</w:t>
+      </w:r>
+      <w:proofErr w:type="spellStart"/>
+      <w:r>
+        <w:rPr>
+          <w:rFonts w:cstheme="minorHAnsi"/>
+          <w:lang w:val="en-US"/>
+        </w:rPr>
+        <w:t>neighbour</w:t>
+      </w:r>
+      <w:proofErr w:type="spellEnd"/>
+      <w:r>
+        <w:rPr>
+          <w:rFonts w:cstheme="minorHAnsi"/>
+          <w:lang w:val="en-US"/>
+        </w:rPr>
+        <w:t xml:space="preserve"> interactions</w:t>
+      </w:r>
+      <w:r>
+        <w:rPr>
+          <w:rFonts w:cstheme="minorHAnsi"/>
           <w:lang w:val="en-US"/>
         </w:rPr>
         <w:t xml:space="preserve"> </w:t>
@@ -7872,29 +10570,31 @@
       <w:r>
         <w:rPr>
           <w:rFonts w:cstheme="minorHAnsi"/>
-          <w:lang w:val="en-US"/>
-        </w:rPr>
-        <w:t xml:space="preserve">As shown by Harcourt et al., 23 the </w:t>
-      </w:r>
-      <w:proofErr w:type="spellStart"/>
-      <w:r>
-        <w:rPr>
-          <w:rFonts w:cstheme="minorHAnsi"/>
-          <w:lang w:val="en-US"/>
-        </w:rPr>
-        <w:t>excitonic</w:t>
-      </w:r>
-      <w:proofErr w:type="spellEnd"/>
-      <w:r>
-        <w:rPr>
-          <w:rFonts w:cstheme="minorHAnsi"/>
-          <w:lang w:val="en-US"/>
-        </w:rPr>
-        <w:t xml:space="preserve"> interactions can be</w:t>
-      </w:r>
-      <w:r>
-        <w:rPr>
-          <w:rFonts w:cstheme="minorHAnsi"/>
+          <w:highlight w:val="yellow"/>
+          <w:lang w:val="en-US"/>
+        </w:rPr>
+        <w:t>[</w:t>
+      </w:r>
+      <w:proofErr w:type="spellStart"/>
+      <w:r>
+        <w:rPr>
+          <w:rFonts w:cstheme="minorHAnsi"/>
+          <w:lang w:val="en-US"/>
+        </w:rPr>
+        <w:t>Brédas</w:t>
+      </w:r>
+      <w:proofErr w:type="spellEnd"/>
+      <w:r>
+        <w:rPr>
+          <w:rFonts w:cstheme="minorHAnsi"/>
+          <w:lang w:val="en-US"/>
+        </w:rPr>
+        <w:t xml:space="preserve"> et al.</w:t>
+      </w:r>
+      <w:r>
+        <w:rPr>
+          <w:rFonts w:cstheme="minorHAnsi"/>
+          <w:highlight w:val="yellow"/>
           <w:lang w:val="en-US"/>
         </w:rPr>
         <w:t xml:space="preserve"> </w:t>
@@ -7904,37 +10604,46 @@
           <w:rFonts w:cstheme="minorHAnsi"/>
           <w:lang w:val="en-US"/>
         </w:rPr>
-        <w:t>divided into long</w:t>
-      </w:r>
-      <w:r>
-        <w:rPr>
-          <w:rFonts w:cstheme="minorHAnsi"/>
-          <w:lang w:val="en-US"/>
-        </w:rPr>
-        <w:t xml:space="preserve">-range </w:t>
-      </w:r>
-      <w:proofErr w:type="spellStart"/>
-      <w:r>
-        <w:rPr>
-          <w:rFonts w:cstheme="minorHAnsi"/>
-          <w:lang w:val="en-US"/>
-        </w:rPr>
-        <w:t>Coulombic</w:t>
-      </w:r>
-      <w:proofErr w:type="spellEnd"/>
-      <w:r>
-        <w:rPr>
-          <w:rFonts w:cstheme="minorHAnsi"/>
-          <w:lang w:val="en-US"/>
-        </w:rPr>
-        <w:t xml:space="preserve"> interactions,</w:t>
-      </w:r>
-      <w:r>
-        <w:rPr>
-          <w:rFonts w:cstheme="minorHAnsi"/>
-          <w:lang w:val="en-US"/>
-        </w:rPr>
-        <w:t xml:space="preserve"> short-range</w:t>
+        <w:t>PNAS</w:t>
+      </w:r>
+      <w:r>
+        <w:rPr>
+          <w:rFonts w:cstheme="minorHAnsi"/>
+          <w:lang w:val="en-US"/>
+        </w:rPr>
+        <w:t xml:space="preserve"> 2002 5804-5809;</w:t>
+      </w:r>
+      <w:r>
+        <w:rPr>
+          <w:rFonts w:cstheme="minorHAnsi"/>
+          <w:highlight w:val="yellow"/>
+          <w:lang w:val="en-US"/>
+        </w:rPr>
+        <w:t xml:space="preserve"> Yanagisawa et al. </w:t>
+      </w:r>
+      <w:r>
+        <w:rPr>
+          <w:rFonts w:cstheme="minorHAnsi"/>
+          <w:highlight w:val="yellow"/>
+          <w:lang w:val="en-US"/>
+        </w:rPr>
+        <w:t>PHYSICAL REVIEW B 90, 245141 (2014)</w:t>
+      </w:r>
+      <w:r>
+        <w:rPr>
+          <w:rFonts w:cstheme="minorHAnsi"/>
+          <w:highlight w:val="yellow"/>
+          <w:lang w:val="en-US"/>
+        </w:rPr>
+        <w:t>]</w:t>
+      </w:r>
+      <w:r>
+        <w:rPr>
+          <w:rFonts w:cstheme="minorHAnsi"/>
+          <w:highlight w:val="yellow"/>
+          <w:lang w:val="en-US"/>
+        </w:rPr>
+        <w:t>,</w:t>
       </w:r>
       <w:r>
         <w:rPr>
@@ -7948,207 +10657,66 @@
           <w:rFonts w:cstheme="minorHAnsi"/>
           <w:lang w:val="en-US"/>
         </w:rPr>
-        <w:t xml:space="preserve">exchange (Dexter </w:t>
-      </w:r>
-      <w:proofErr w:type="gramStart"/>
-      <w:r>
-        <w:rPr>
-          <w:rFonts w:cstheme="minorHAnsi"/>
-          <w:lang w:val="en-US"/>
-        </w:rPr>
-        <w:t>24 )</w:t>
-      </w:r>
-      <w:proofErr w:type="gramEnd"/>
-      <w:r>
-        <w:rPr>
-          <w:rFonts w:cstheme="minorHAnsi"/>
-          <w:lang w:val="en-US"/>
-        </w:rPr>
-        <w:t xml:space="preserve"> and </w:t>
-      </w:r>
-      <w:proofErr w:type="spellStart"/>
-      <w:r>
-        <w:rPr>
-          <w:rFonts w:cstheme="minorHAnsi"/>
-          <w:lang w:val="en-US"/>
-        </w:rPr>
-        <w:t>superexchange</w:t>
-      </w:r>
-      <w:proofErr w:type="spellEnd"/>
-      <w:r>
-        <w:rPr>
-          <w:rFonts w:cstheme="minorHAnsi"/>
-          <w:lang w:val="en-US"/>
-        </w:rPr>
-        <w:t xml:space="preserve"> interactions deriving</w:t>
-      </w:r>
-      <w:r>
-        <w:rPr>
-          <w:rFonts w:cstheme="minorHAnsi"/>
-          <w:lang w:val="en-US"/>
-        </w:rPr>
-        <w:t xml:space="preserve"> </w:t>
-      </w:r>
-      <w:r>
-        <w:rPr>
-          <w:rFonts w:cstheme="minorHAnsi"/>
-          <w:lang w:val="en-US"/>
-        </w:rPr>
-        <w:t xml:space="preserve">from </w:t>
-      </w:r>
-      <w:r>
-        <w:rPr>
-          <w:rFonts w:cstheme="minorHAnsi"/>
-          <w:lang w:val="en-US"/>
-        </w:rPr>
-        <w:t>pi-MO</w:t>
-      </w:r>
-      <w:r>
-        <w:rPr>
-          <w:rFonts w:cstheme="minorHAnsi"/>
-          <w:lang w:val="en-US"/>
-        </w:rPr>
-        <w:t xml:space="preserve"> overlap.</w:t>
-      </w:r>
-      <w:r>
-        <w:rPr>
-          <w:rFonts w:cstheme="minorHAnsi"/>
-          <w:lang w:val="en-US"/>
-        </w:rPr>
-        <w:t xml:space="preserve"> </w:t>
-      </w:r>
-      <w:r>
-        <w:rPr>
-          <w:rFonts w:cstheme="minorHAnsi"/>
-          <w:lang w:val="en-US"/>
-        </w:rPr>
-        <w:t xml:space="preserve">Retaining only the </w:t>
-      </w:r>
-      <w:proofErr w:type="spellStart"/>
-      <w:r>
-        <w:rPr>
-          <w:rFonts w:cstheme="minorHAnsi"/>
-          <w:lang w:val="en-US"/>
-        </w:rPr>
-        <w:t>Coulombic</w:t>
-      </w:r>
-      <w:proofErr w:type="spellEnd"/>
-      <w:r>
-        <w:rPr>
-          <w:rFonts w:cstheme="minorHAnsi"/>
-          <w:lang w:val="en-US"/>
-        </w:rPr>
-        <w:t xml:space="preserve"> interactions leads to Kasha’s</w:t>
-      </w:r>
-      <w:r>
-        <w:rPr>
-          <w:rFonts w:cstheme="minorHAnsi"/>
-          <w:lang w:val="en-US"/>
-        </w:rPr>
-        <w:t xml:space="preserve"> </w:t>
-      </w:r>
-      <w:proofErr w:type="spellStart"/>
-      <w:r>
-        <w:rPr>
-          <w:rFonts w:cstheme="minorHAnsi"/>
-          <w:lang w:val="en-US"/>
-        </w:rPr>
-        <w:t>exciton</w:t>
-      </w:r>
-      <w:proofErr w:type="spellEnd"/>
-      <w:r>
-        <w:rPr>
-          <w:rFonts w:cstheme="minorHAnsi"/>
-          <w:lang w:val="en-US"/>
-        </w:rPr>
-        <w:t xml:space="preserve"> model which</w:t>
-      </w:r>
-      <w:r>
-        <w:rPr>
-          <w:rFonts w:cstheme="minorHAnsi"/>
-          <w:lang w:val="en-US"/>
-        </w:rPr>
-        <w:t xml:space="preserve"> </w:t>
-      </w:r>
-      <w:r>
-        <w:rPr>
-          <w:rFonts w:cstheme="minorHAnsi"/>
-          <w:lang w:val="en-US"/>
-        </w:rPr>
-        <w:t>is often approximated as a point-dipole interaction (equation 1) which decays as 1/r</w:t>
-      </w:r>
-      <w:r>
-        <w:rPr>
-          <w:rFonts w:cstheme="minorHAnsi"/>
-          <w:vertAlign w:val="superscript"/>
-          <w:lang w:val="en-US"/>
-        </w:rPr>
-        <w:t>3</w:t>
-      </w:r>
-      <w:r>
-        <w:rPr>
-          <w:rFonts w:cstheme="minorHAnsi"/>
-          <w:lang w:val="en-US"/>
-        </w:rPr>
-        <w:t xml:space="preserve"> whereas</w:t>
-      </w:r>
-      <w:r>
-        <w:rPr>
-          <w:rFonts w:cstheme="minorHAnsi"/>
-          <w:lang w:val="en-US"/>
-        </w:rPr>
-        <w:t xml:space="preserve"> </w:t>
-      </w:r>
-      <w:proofErr w:type="spellStart"/>
-      <w:r>
-        <w:rPr>
-          <w:rFonts w:cstheme="minorHAnsi"/>
-          <w:lang w:val="en-US"/>
-        </w:rPr>
-        <w:t>superexchange</w:t>
-      </w:r>
-      <w:proofErr w:type="spellEnd"/>
-      <w:r>
-        <w:rPr>
-          <w:rFonts w:cstheme="minorHAnsi"/>
-          <w:lang w:val="en-US"/>
-        </w:rPr>
-        <w:t xml:space="preserve"> interaction </w:t>
-      </w:r>
-      <w:r>
-        <w:rPr>
-          <w:rFonts w:cstheme="minorHAnsi"/>
-          <w:lang w:val="en-US"/>
-        </w:rPr>
-        <w:t>depends on</w:t>
-      </w:r>
-      <w:r>
-        <w:rPr>
-          <w:rFonts w:cstheme="minorHAnsi"/>
-          <w:lang w:val="en-US"/>
-        </w:rPr>
-        <w:t xml:space="preserve"> </w:t>
-      </w:r>
-      <w:r>
-        <w:rPr>
-          <w:rFonts w:cstheme="minorHAnsi"/>
-          <w:lang w:val="en-US"/>
-        </w:rPr>
-        <w:t>MO</w:t>
-      </w:r>
-      <w:r>
-        <w:rPr>
-          <w:rFonts w:cstheme="minorHAnsi"/>
-          <w:lang w:val="en-US"/>
-        </w:rPr>
-        <w:t xml:space="preserve"> overlap</w:t>
-      </w:r>
-      <w:r>
-        <w:rPr>
-          <w:rFonts w:cstheme="minorHAnsi"/>
-          <w:lang w:val="en-US"/>
-        </w:rPr>
-        <w:t xml:space="preserve"> which decays exponentially with distance.</w:t>
+        <w:t xml:space="preserve">the </w:t>
+      </w:r>
+      <w:r>
+        <w:rPr>
+          <w:rFonts w:cstheme="minorHAnsi"/>
+          <w:lang w:val="en-US"/>
+        </w:rPr>
+        <w:t xml:space="preserve">transition </w:t>
+      </w:r>
+      <w:r>
+        <w:rPr>
+          <w:rFonts w:cstheme="minorHAnsi"/>
+          <w:lang w:val="en-US"/>
+        </w:rPr>
+        <w:t xml:space="preserve">energy change on going from monomeric to </w:t>
+      </w:r>
+      <w:r>
+        <w:rPr>
+          <w:rFonts w:cstheme="minorHAnsi"/>
+          <w:i/>
+          <w:lang w:val="en-US"/>
+        </w:rPr>
+        <w:t>N</w:t>
+      </w:r>
+      <w:r>
+        <w:rPr>
+          <w:rFonts w:cstheme="minorHAnsi"/>
+          <w:lang w:val="en-US"/>
+        </w:rPr>
+        <w:t>-</w:t>
+      </w:r>
+      <w:proofErr w:type="spellStart"/>
+      <w:r>
+        <w:rPr>
+          <w:rFonts w:cstheme="minorHAnsi"/>
+          <w:lang w:val="en-US"/>
+        </w:rPr>
+        <w:t>meric</w:t>
+      </w:r>
+      <w:proofErr w:type="spellEnd"/>
+      <w:r>
+        <w:rPr>
+          <w:rFonts w:cstheme="minorHAnsi"/>
+          <w:lang w:val="en-US"/>
+        </w:rPr>
+        <w:t xml:space="preserve"> stack </w:t>
+      </w:r>
+      <w:r>
+        <w:rPr>
+          <w:rFonts w:cstheme="minorHAnsi"/>
+          <w:lang w:val="en-US"/>
+        </w:rPr>
+        <w:t>can be</w:t>
+      </w:r>
+      <w:r>
+        <w:rPr>
+          <w:rFonts w:cstheme="minorHAnsi"/>
+          <w:lang w:val="en-US"/>
+        </w:rPr>
+        <w:t xml:space="preserve"> described by an equation:</w:t>
       </w:r>
     </w:p>
     <w:p>
@@ -8160,12 +10728,158 @@
         </w:rPr>
       </w:pPr>
       <w:r>
-        <w:object w:dxaOrig="6551" w:dyaOrig="4546">
-          <v:shape id="_x0000_i1031" type="#_x0000_t75" style="width:226.3pt;height:157.45pt" o:ole="">
-            <v:imagedata r:id="rId26" o:title=""/>
-          </v:shape>
-          <o:OLEObject Type="Embed" ProgID="Origin50.Graph" ShapeID="_x0000_i1031" DrawAspect="Content" ObjectID="_1821455013" r:id="rId27"/>
-        </w:object>
+        <w:rPr>
+          <w:rFonts w:cstheme="minorHAnsi"/>
+          <w:i/>
+          <w:lang w:val="en-US"/>
+        </w:rPr>
+        <w:t>ΔE</w:t>
+      </w:r>
+      <w:r>
+        <w:rPr>
+          <w:rFonts w:cstheme="minorHAnsi"/>
+          <w:lang w:val="en-US"/>
+        </w:rPr>
+        <w:t xml:space="preserve"> </w:t>
+      </w:r>
+      <w:r>
+        <w:rPr>
+          <w:rFonts w:cstheme="minorHAnsi"/>
+          <w:lang w:val="en-US"/>
+        </w:rPr>
+        <w:t>=</w:t>
+      </w:r>
+      <w:r>
+        <w:rPr>
+          <w:rFonts w:cstheme="minorHAnsi"/>
+          <w:lang w:val="en-US"/>
+        </w:rPr>
+        <w:t xml:space="preserve"> </w:t>
+      </w:r>
+      <w:r>
+        <w:rPr>
+          <w:rFonts w:cstheme="minorHAnsi"/>
+          <w:i/>
+          <w:lang w:val="en-US"/>
+        </w:rPr>
+        <w:t>2J</w:t>
+      </w:r>
+      <w:r>
+        <w:rPr>
+          <w:rFonts w:cstheme="minorHAnsi"/>
+          <w:i/>
+          <w:lang w:val="en-US"/>
+        </w:rPr>
+        <w:t xml:space="preserve"> </w:t>
+      </w:r>
+      <w:proofErr w:type="gramStart"/>
+      <w:r>
+        <w:rPr>
+          <w:rFonts w:cstheme="minorHAnsi"/>
+          <w:lang w:val="en-US"/>
+        </w:rPr>
+        <w:t>cos[</w:t>
+      </w:r>
+      <w:proofErr w:type="gramEnd"/>
+      <w:r>
+        <w:rPr>
+          <w:rFonts w:cstheme="minorHAnsi"/>
+          <w:lang w:val="en-US"/>
+        </w:rPr>
+        <w:t>π</w:t>
+      </w:r>
+      <w:r>
+        <w:rPr>
+          <w:rFonts w:cstheme="minorHAnsi"/>
+          <w:lang w:val="en-US"/>
+        </w:rPr>
+        <w:t xml:space="preserve"> </w:t>
+      </w:r>
+      <w:r>
+        <w:rPr>
+          <w:rFonts w:cstheme="minorHAnsi"/>
+          <w:lang w:val="en-US"/>
+        </w:rPr>
+        <w:t>/</w:t>
+      </w:r>
+      <w:r>
+        <w:rPr>
+          <w:rFonts w:cstheme="minorHAnsi"/>
+          <w:lang w:val="en-US"/>
+        </w:rPr>
+        <w:t xml:space="preserve"> </w:t>
+      </w:r>
+      <w:r>
+        <w:rPr>
+          <w:rFonts w:cstheme="minorHAnsi"/>
+          <w:lang w:val="en-US"/>
+        </w:rPr>
+        <w:t>(</w:t>
+      </w:r>
+      <w:r>
+        <w:rPr>
+          <w:rFonts w:cstheme="minorHAnsi"/>
+          <w:i/>
+          <w:lang w:val="en-US"/>
+        </w:rPr>
+        <w:t>N</w:t>
+      </w:r>
+      <w:r>
+        <w:rPr>
+          <w:rFonts w:cstheme="minorHAnsi"/>
+          <w:i/>
+          <w:lang w:val="en-US"/>
+        </w:rPr>
+        <w:t xml:space="preserve"> </w:t>
+      </w:r>
+      <w:r>
+        <w:rPr>
+          <w:rFonts w:cstheme="minorHAnsi"/>
+          <w:lang w:val="en-US"/>
+        </w:rPr>
+        <w:t>+</w:t>
+      </w:r>
+      <w:r>
+        <w:rPr>
+          <w:rFonts w:cstheme="minorHAnsi"/>
+          <w:lang w:val="en-US"/>
+        </w:rPr>
+        <w:t xml:space="preserve"> </w:t>
+      </w:r>
+      <w:r>
+        <w:rPr>
+          <w:rFonts w:cstheme="minorHAnsi"/>
+          <w:lang w:val="en-US"/>
+        </w:rPr>
+        <w:t>1)]</w:t>
+      </w:r>
+      <w:r>
+        <w:rPr>
+          <w:rFonts w:cstheme="minorHAnsi"/>
+          <w:lang w:val="en-US"/>
+        </w:rPr>
+        <w:t xml:space="preserve">, </w:t>
+      </w:r>
+      <w:r>
+        <w:rPr>
+          <w:rFonts w:cstheme="minorHAnsi"/>
+          <w:lang w:val="en-US"/>
+        </w:rPr>
+        <w:tab/>
+      </w:r>
+      <w:r>
+        <w:rPr>
+          <w:rFonts w:cstheme="minorHAnsi"/>
+          <w:lang w:val="en-US"/>
+        </w:rPr>
+        <w:tab/>
+      </w:r>
+      <w:r>
+        <w:rPr>
+          <w:rFonts w:cstheme="minorHAnsi"/>
+          <w:lang w:val="en-US"/>
+        </w:rPr>
+        <w:t>(2)</w:t>
       </w:r>
     </w:p>
     <w:p>
@@ -8180,65 +10894,108 @@
           <w:rFonts w:cstheme="minorHAnsi"/>
           <w:lang w:val="en-US"/>
         </w:rPr>
-        <w:t>Fig. 3</w:t>
-      </w:r>
-      <w:r>
-        <w:rPr>
-          <w:rFonts w:cstheme="minorHAnsi"/>
-          <w:lang w:val="en-US"/>
-        </w:rPr>
-        <w:t>A</w:t>
-      </w:r>
-      <w:r>
-        <w:rPr>
-          <w:rFonts w:cstheme="minorHAnsi"/>
-          <w:lang w:val="en-US"/>
-        </w:rPr>
-        <w:t xml:space="preserve">. Distance dependence of the </w:t>
-      </w:r>
-      <w:r>
-        <w:rPr>
-          <w:rFonts w:cstheme="minorHAnsi"/>
-          <w:lang w:val="en-US"/>
-        </w:rPr>
-        <w:t xml:space="preserve">Q-band splitting </w:t>
-      </w:r>
-      <w:r>
-        <w:rPr>
-          <w:rFonts w:cstheme="minorHAnsi"/>
-          <w:lang w:val="en-US"/>
-        </w:rPr>
-        <w:t>in</w:t>
-      </w:r>
-      <w:r>
-        <w:rPr>
-          <w:rFonts w:cstheme="minorHAnsi"/>
-          <w:lang w:val="en-US"/>
-        </w:rPr>
-        <w:t xml:space="preserve"> a</w:t>
-      </w:r>
-      <w:r>
-        <w:rPr>
-          <w:rFonts w:cstheme="minorHAnsi"/>
-          <w:lang w:val="en-US"/>
-        </w:rPr>
-        <w:t xml:space="preserve"> face-to-face </w:t>
-      </w:r>
-      <w:proofErr w:type="spellStart"/>
-      <w:r>
-        <w:rPr>
-          <w:rFonts w:cstheme="minorHAnsi"/>
-          <w:lang w:val="en-US"/>
-        </w:rPr>
-        <w:t>ZnPc</w:t>
-      </w:r>
-      <w:proofErr w:type="spellEnd"/>
-      <w:r>
-        <w:rPr>
-          <w:rFonts w:cstheme="minorHAnsi"/>
-          <w:lang w:val="en-US"/>
-        </w:rPr>
-        <w:t xml:space="preserve"> dimer</w:t>
+        <w:t>with</w:t>
+      </w:r>
+      <w:r>
+        <w:rPr>
+          <w:rFonts w:cstheme="minorHAnsi"/>
+          <w:lang w:val="en-US"/>
+        </w:rPr>
+        <w:t xml:space="preserve"> </w:t>
+      </w:r>
+      <w:r>
+        <w:rPr>
+          <w:rFonts w:cstheme="minorHAnsi"/>
+          <w:i/>
+          <w:lang w:val="en-US"/>
+        </w:rPr>
+        <w:t>J</w:t>
+      </w:r>
+      <w:r>
+        <w:rPr>
+          <w:rFonts w:cstheme="minorHAnsi"/>
+          <w:lang w:val="en-US"/>
+        </w:rPr>
+        <w:t xml:space="preserve"> being</w:t>
+      </w:r>
+      <w:r>
+        <w:rPr>
+          <w:rFonts w:cstheme="minorHAnsi"/>
+          <w:lang w:val="en-US"/>
+        </w:rPr>
+        <w:t xml:space="preserve"> either </w:t>
+      </w:r>
+      <w:proofErr w:type="spellStart"/>
+      <w:r>
+        <w:rPr>
+          <w:rFonts w:cstheme="minorHAnsi"/>
+          <w:i/>
+          <w:lang w:val="en-US"/>
+        </w:rPr>
+        <w:t>J</w:t>
+      </w:r>
+      <w:r>
+        <w:rPr>
+          <w:rFonts w:cstheme="minorHAnsi"/>
+          <w:i/>
+          <w:vertAlign w:val="subscript"/>
+          <w:lang w:val="en-US"/>
+        </w:rPr>
+        <w:t>Coul</w:t>
+      </w:r>
+      <w:proofErr w:type="spellEnd"/>
+      <w:r>
+        <w:rPr>
+          <w:rFonts w:cstheme="minorHAnsi"/>
+          <w:i/>
+          <w:lang w:val="en-US"/>
+        </w:rPr>
+        <w:t xml:space="preserve"> </w:t>
+      </w:r>
+      <w:r>
+        <w:rPr>
+          <w:rFonts w:cstheme="minorHAnsi"/>
+          <w:lang w:val="en-US"/>
+        </w:rPr>
+        <w:t xml:space="preserve">or </w:t>
+      </w:r>
+      <w:r>
+        <w:rPr>
+          <w:rFonts w:cstheme="minorHAnsi"/>
+          <w:i/>
+          <w:lang w:val="en-US"/>
+        </w:rPr>
+        <w:t>t</w:t>
+      </w:r>
+      <w:r>
+        <w:rPr>
+          <w:rFonts w:cstheme="minorHAnsi"/>
+          <w:lang w:val="en-US"/>
+        </w:rPr>
+        <w:t xml:space="preserve"> (electron o</w:t>
+      </w:r>
+      <w:r>
+        <w:rPr>
+          <w:rFonts w:cstheme="minorHAnsi"/>
+          <w:lang w:val="en-US"/>
+        </w:rPr>
+        <w:t xml:space="preserve">r hole transfer integral) for </w:t>
+      </w:r>
+      <w:proofErr w:type="spellStart"/>
+      <w:r>
+        <w:rPr>
+          <w:rFonts w:cstheme="minorHAnsi"/>
+          <w:lang w:val="en-US"/>
+        </w:rPr>
+        <w:t>Coulombic</w:t>
+      </w:r>
+      <w:proofErr w:type="spellEnd"/>
+      <w:r>
+        <w:rPr>
+          <w:rFonts w:cstheme="minorHAnsi"/>
+          <w:lang w:val="en-US"/>
+        </w:rPr>
+        <w:t xml:space="preserve"> or charge-transfer coupling, respectively.</w:t>
       </w:r>
     </w:p>
     <w:p>
@@ -8251,62 +11008,32 @@
       <w:r>
         <w:rPr>
           <w:rFonts w:cstheme="minorHAnsi"/>
-          <w:highlight w:val="yellow"/>
-          <w:lang w:val="en-US"/>
-        </w:rPr>
-        <w:t xml:space="preserve">Add </w:t>
-      </w:r>
-      <w:proofErr w:type="spellStart"/>
-      <w:r>
-        <w:rPr>
-          <w:rFonts w:cstheme="minorHAnsi"/>
-          <w:highlight w:val="yellow"/>
-          <w:lang w:val="en-US"/>
-        </w:rPr>
-        <w:t>TrESP</w:t>
-      </w:r>
-      <w:proofErr w:type="spellEnd"/>
-      <w:r>
-        <w:rPr>
-          <w:rFonts w:cstheme="minorHAnsi"/>
-          <w:highlight w:val="yellow"/>
-          <w:lang w:val="en-US"/>
-        </w:rPr>
-        <w:t xml:space="preserve"> of edge-to-edge dimers!</w:t>
-      </w:r>
-    </w:p>
-    <w:p>
-      <w:pPr>
-        <w:rPr>
-          <w:rFonts w:cstheme="minorHAnsi"/>
-          <w:lang w:val="en-US"/>
-        </w:rPr>
-      </w:pPr>
-      <w:r>
-        <w:rPr>
-          <w:rFonts w:cstheme="minorHAnsi"/>
-          <w:highlight w:val="yellow"/>
-          <w:lang w:val="en-US"/>
-        </w:rPr>
-        <w:t xml:space="preserve">Fig. 3B Distance dependence of the Q-band splitting in an edge-to-edge </w:t>
-      </w:r>
-      <w:proofErr w:type="spellStart"/>
-      <w:r>
-        <w:rPr>
-          <w:rFonts w:cstheme="minorHAnsi"/>
-          <w:highlight w:val="yellow"/>
-          <w:lang w:val="en-US"/>
-        </w:rPr>
-        <w:t>ZnPc</w:t>
-      </w:r>
-      <w:proofErr w:type="spellEnd"/>
-      <w:r>
-        <w:rPr>
-          <w:rFonts w:cstheme="minorHAnsi"/>
-          <w:highlight w:val="yellow"/>
-          <w:lang w:val="en-US"/>
-        </w:rPr>
-        <w:t xml:space="preserve"> dimer</w:t>
+          <w:lang w:val="en-US"/>
+        </w:rPr>
+        <w:t>The equation (2)</w:t>
+      </w:r>
+      <w:r>
+        <w:rPr>
+          <w:rFonts w:cstheme="minorHAnsi"/>
+          <w:lang w:val="en-US"/>
+        </w:rPr>
+        <w:t xml:space="preserve"> can be used to predict </w:t>
+      </w:r>
+      <w:proofErr w:type="spellStart"/>
+      <w:r>
+        <w:rPr>
+          <w:rFonts w:cstheme="minorHAnsi"/>
+          <w:lang w:val="en-US"/>
+        </w:rPr>
+        <w:t>excitonic</w:t>
+      </w:r>
+      <w:proofErr w:type="spellEnd"/>
+      <w:r>
+        <w:rPr>
+          <w:rFonts w:cstheme="minorHAnsi"/>
+          <w:lang w:val="en-US"/>
+        </w:rPr>
+        <w:t xml:space="preserve"> splitting for infinite stacks in crystals.</w:t>
       </w:r>
     </w:p>
     <w:p>
@@ -8325,697 +11052,12 @@
         </w:rPr>
       </w:pPr>
       <w:r>
-        <w:rPr>
-          <w:rFonts w:cstheme="minorHAnsi"/>
-          <w:lang w:val="en-US"/>
-        </w:rPr>
-        <w:t xml:space="preserve">To exclude </w:t>
-      </w:r>
-      <w:r>
-        <w:rPr>
-          <w:rFonts w:cstheme="minorHAnsi"/>
-          <w:lang w:val="en-US"/>
-        </w:rPr>
-        <w:t>influence of variable intermolecular shift</w:t>
-      </w:r>
-      <w:r>
-        <w:rPr>
-          <w:rFonts w:cstheme="minorHAnsi"/>
-          <w:lang w:val="en-US"/>
-        </w:rPr>
-        <w:t xml:space="preserve"> (see below), only perfectly face-to-face</w:t>
-      </w:r>
-      <w:r>
-        <w:rPr>
-          <w:rFonts w:cstheme="minorHAnsi"/>
-          <w:lang w:val="en-US"/>
-        </w:rPr>
-        <w:t xml:space="preserve"> and edge-to-edge arrangements we</w:t>
-      </w:r>
-      <w:r>
-        <w:rPr>
-          <w:rFonts w:cstheme="minorHAnsi"/>
-          <w:lang w:val="en-US"/>
-        </w:rPr>
-        <w:t xml:space="preserve">re considered. </w:t>
-      </w:r>
-      <w:r>
-        <w:rPr>
-          <w:rFonts w:cstheme="minorHAnsi"/>
-          <w:lang w:val="en-US"/>
-        </w:rPr>
-        <w:t>As it is seen from the Fig. 3</w:t>
-      </w:r>
-      <w:r>
-        <w:rPr>
-          <w:rFonts w:cstheme="minorHAnsi"/>
-          <w:highlight w:val="yellow"/>
-          <w:lang w:val="en-US"/>
-        </w:rPr>
-        <w:t>A</w:t>
-      </w:r>
-      <w:r>
-        <w:rPr>
-          <w:rFonts w:cstheme="minorHAnsi"/>
-          <w:lang w:val="en-US"/>
-        </w:rPr>
-        <w:t xml:space="preserve">, </w:t>
-      </w:r>
-      <w:r>
-        <w:rPr>
-          <w:rFonts w:cstheme="minorHAnsi"/>
-          <w:lang w:val="en-US"/>
-        </w:rPr>
-        <w:t xml:space="preserve">at </w:t>
-      </w:r>
-      <w:r>
-        <w:rPr>
-          <w:rFonts w:cstheme="minorHAnsi"/>
-          <w:lang w:val="en-US"/>
-        </w:rPr>
-        <w:t>large</w:t>
-      </w:r>
-      <w:r>
-        <w:rPr>
-          <w:rFonts w:cstheme="minorHAnsi"/>
-          <w:lang w:val="en-US"/>
-        </w:rPr>
-        <w:t>r</w:t>
-      </w:r>
-      <w:r>
-        <w:rPr>
-          <w:rFonts w:cstheme="minorHAnsi"/>
-          <w:lang w:val="en-US"/>
-        </w:rPr>
-        <w:t xml:space="preserve"> distances</w:t>
-      </w:r>
-      <w:r>
-        <w:rPr>
-          <w:rFonts w:cstheme="minorHAnsi"/>
-          <w:lang w:val="en-US"/>
-        </w:rPr>
-        <w:t xml:space="preserve"> the transition energy dependen</w:t>
-      </w:r>
-      <w:r>
-        <w:rPr>
-          <w:rFonts w:cstheme="minorHAnsi"/>
-          <w:lang w:val="en-US"/>
-        </w:rPr>
-        <w:t>ce is almost linear against 1/r</w:t>
-      </w:r>
-      <w:r>
-        <w:rPr>
-          <w:rFonts w:cstheme="minorHAnsi"/>
-          <w:lang w:val="en-US"/>
-        </w:rPr>
-        <w:t xml:space="preserve"> whereas 1/r</w:t>
-      </w:r>
-      <w:r>
-        <w:rPr>
-          <w:rFonts w:cstheme="minorHAnsi"/>
-          <w:vertAlign w:val="superscript"/>
-          <w:lang w:val="en-US"/>
-        </w:rPr>
-        <w:t>3</w:t>
-      </w:r>
-      <w:r>
-        <w:rPr>
-          <w:rFonts w:cstheme="minorHAnsi"/>
-          <w:lang w:val="en-US"/>
-        </w:rPr>
-        <w:t xml:space="preserve"> is expected from the eq. (1)</w:t>
-      </w:r>
-      <w:r>
-        <w:rPr>
-          <w:rFonts w:cstheme="minorHAnsi"/>
-          <w:lang w:val="en-US"/>
-        </w:rPr>
-        <w:t xml:space="preserve">. A more detailed treatment of the </w:t>
-      </w:r>
-      <w:proofErr w:type="spellStart"/>
-      <w:r>
-        <w:rPr>
-          <w:rFonts w:cstheme="minorHAnsi"/>
-          <w:lang w:val="en-US"/>
-        </w:rPr>
-        <w:t>Coulombic</w:t>
-      </w:r>
-      <w:proofErr w:type="spellEnd"/>
-      <w:r>
-        <w:rPr>
-          <w:rFonts w:cstheme="minorHAnsi"/>
-          <w:lang w:val="en-US"/>
-        </w:rPr>
-        <w:t xml:space="preserve"> </w:t>
-      </w:r>
-      <w:r>
-        <w:rPr>
-          <w:rFonts w:cstheme="minorHAnsi"/>
-          <w:lang w:val="en-US"/>
-        </w:rPr>
-        <w:t>component</w:t>
-      </w:r>
-      <w:r>
-        <w:rPr>
-          <w:rFonts w:cstheme="minorHAnsi"/>
-          <w:lang w:val="en-US"/>
-        </w:rPr>
-        <w:t xml:space="preserve"> of the </w:t>
-      </w:r>
-      <w:proofErr w:type="spellStart"/>
-      <w:r>
-        <w:rPr>
-          <w:rFonts w:cstheme="minorHAnsi"/>
-          <w:lang w:val="en-US"/>
-        </w:rPr>
-        <w:t>excitonic</w:t>
-      </w:r>
-      <w:proofErr w:type="spellEnd"/>
-      <w:r>
-        <w:rPr>
-          <w:rFonts w:cstheme="minorHAnsi"/>
-          <w:lang w:val="en-US"/>
-        </w:rPr>
-        <w:t xml:space="preserve"> coupling can be made using atomic charges obtained from fitting of the transition electrostatic potential (</w:t>
-      </w:r>
-      <w:proofErr w:type="spellStart"/>
-      <w:r>
-        <w:rPr>
-          <w:rFonts w:cstheme="minorHAnsi"/>
-          <w:lang w:val="en-US"/>
-        </w:rPr>
-        <w:t>TrESP</w:t>
-      </w:r>
-      <w:proofErr w:type="spellEnd"/>
-      <w:r>
-        <w:rPr>
-          <w:rFonts w:cstheme="minorHAnsi"/>
-          <w:lang w:val="en-US"/>
-        </w:rPr>
-        <w:t xml:space="preserve"> charges) </w:t>
-      </w:r>
-      <w:r>
-        <w:rPr>
-          <w:rFonts w:cstheme="minorHAnsi"/>
-          <w:highlight w:val="yellow"/>
-          <w:lang w:val="en-US"/>
-        </w:rPr>
-        <w:t>[]</w:t>
-      </w:r>
-      <w:r>
-        <w:rPr>
-          <w:rFonts w:cstheme="minorHAnsi"/>
-          <w:lang w:val="en-US"/>
-        </w:rPr>
-        <w:t xml:space="preserve">. </w:t>
-      </w:r>
-      <w:r>
-        <w:rPr>
-          <w:rFonts w:cstheme="minorHAnsi"/>
-          <w:lang w:val="en-US"/>
-        </w:rPr>
-        <w:t xml:space="preserve">The </w:t>
-      </w:r>
-      <w:proofErr w:type="spellStart"/>
-      <w:r>
-        <w:rPr>
-          <w:rFonts w:cstheme="minorHAnsi"/>
-          <w:lang w:val="en-US"/>
-        </w:rPr>
-        <w:t>TrESP</w:t>
-      </w:r>
-      <w:proofErr w:type="spellEnd"/>
-      <w:r>
-        <w:rPr>
-          <w:rFonts w:cstheme="minorHAnsi"/>
-          <w:lang w:val="en-US"/>
-        </w:rPr>
-        <w:t xml:space="preserve"> </w:t>
-      </w:r>
-      <w:proofErr w:type="spellStart"/>
-      <w:r>
-        <w:rPr>
-          <w:rFonts w:cstheme="minorHAnsi"/>
-          <w:lang w:val="en-US"/>
-        </w:rPr>
-        <w:t>Coulombic</w:t>
-      </w:r>
-      <w:proofErr w:type="spellEnd"/>
-      <w:r>
-        <w:rPr>
-          <w:rFonts w:cstheme="minorHAnsi"/>
-          <w:lang w:val="en-US"/>
-        </w:rPr>
-        <w:t xml:space="preserve"> component is almos</w:t>
-      </w:r>
-      <w:r>
-        <w:rPr>
-          <w:rFonts w:cstheme="minorHAnsi"/>
-          <w:lang w:val="en-US"/>
-        </w:rPr>
-        <w:t>t linear against 1/r rather than</w:t>
-      </w:r>
-      <w:r>
-        <w:rPr>
-          <w:rFonts w:cstheme="minorHAnsi"/>
-          <w:lang w:val="en-US"/>
-        </w:rPr>
-        <w:t xml:space="preserve"> 1/r</w:t>
-      </w:r>
-      <w:r>
-        <w:rPr>
-          <w:rFonts w:cstheme="minorHAnsi"/>
-          <w:vertAlign w:val="superscript"/>
-          <w:lang w:val="en-US"/>
-        </w:rPr>
-        <w:t>3</w:t>
-      </w:r>
-      <w:r>
-        <w:rPr>
-          <w:rFonts w:cstheme="minorHAnsi"/>
-          <w:lang w:val="en-US"/>
-        </w:rPr>
-        <w:t xml:space="preserve"> </w:t>
-      </w:r>
-      <w:r>
-        <w:rPr>
-          <w:rFonts w:cstheme="minorHAnsi"/>
-          <w:lang w:val="en-US"/>
-        </w:rPr>
-        <w:t>which can be explained by</w:t>
-      </w:r>
-      <w:r>
-        <w:rPr>
-          <w:rFonts w:cstheme="minorHAnsi"/>
-          <w:lang w:val="en-US"/>
-        </w:rPr>
-        <w:t xml:space="preserve"> </w:t>
-      </w:r>
-      <w:r>
-        <w:rPr>
-          <w:rFonts w:cstheme="minorHAnsi"/>
-          <w:lang w:val="en-US"/>
-        </w:rPr>
-        <w:t xml:space="preserve">a </w:t>
-      </w:r>
-      <w:r>
-        <w:rPr>
-          <w:rFonts w:cstheme="minorHAnsi"/>
-          <w:lang w:val="en-US"/>
-        </w:rPr>
-        <w:t xml:space="preserve">relatively </w:t>
-      </w:r>
-      <w:r>
-        <w:rPr>
-          <w:rFonts w:cstheme="minorHAnsi"/>
-          <w:lang w:val="en-US"/>
-        </w:rPr>
-        <w:t xml:space="preserve">short distance </w:t>
-      </w:r>
-      <w:r>
-        <w:rPr>
-          <w:rFonts w:cstheme="minorHAnsi"/>
-          <w:lang w:val="en-US"/>
-        </w:rPr>
-        <w:t>between transition dipoles and</w:t>
-      </w:r>
-      <w:r>
-        <w:rPr>
-          <w:rFonts w:cstheme="minorHAnsi"/>
-          <w:lang w:val="en-US"/>
-        </w:rPr>
-        <w:t>/or</w:t>
-      </w:r>
-      <w:r>
-        <w:rPr>
-          <w:rFonts w:cstheme="minorHAnsi"/>
-          <w:lang w:val="en-US"/>
-        </w:rPr>
-        <w:t xml:space="preserve"> by a</w:t>
-      </w:r>
-      <w:r>
-        <w:rPr>
-          <w:rFonts w:cstheme="minorHAnsi"/>
-          <w:lang w:val="en-US"/>
-        </w:rPr>
-        <w:t xml:space="preserve"> multipole contribution. </w:t>
-      </w:r>
-      <w:r>
-        <w:rPr>
-          <w:rFonts w:cstheme="minorHAnsi"/>
-          <w:lang w:val="en-US"/>
-        </w:rPr>
-        <w:t xml:space="preserve">Significant </w:t>
-      </w:r>
-      <w:r>
-        <w:rPr>
-          <w:rFonts w:cstheme="minorHAnsi"/>
-          <w:lang w:val="en-US"/>
-        </w:rPr>
-        <w:t>disagreement between TD-DFT transition energy</w:t>
-      </w:r>
-      <w:r>
-        <w:rPr>
-          <w:rFonts w:cstheme="minorHAnsi"/>
-          <w:lang w:val="en-US"/>
-        </w:rPr>
-        <w:t xml:space="preserve"> (</w:t>
-      </w:r>
-      <w:r>
-        <w:rPr>
-          <w:rFonts w:cstheme="minorHAnsi"/>
-          <w:highlight w:val="yellow"/>
-          <w:lang w:val="en-US"/>
-        </w:rPr>
-        <w:t>Fig. 2, Table S?)</w:t>
-      </w:r>
-      <w:r>
-        <w:rPr>
-          <w:rFonts w:cstheme="minorHAnsi"/>
-          <w:lang w:val="en-US"/>
-        </w:rPr>
-        <w:t xml:space="preserve"> and</w:t>
-      </w:r>
-      <w:r>
-        <w:rPr>
-          <w:rFonts w:cstheme="minorHAnsi"/>
-          <w:lang w:val="en-US"/>
-        </w:rPr>
-        <w:t xml:space="preserve"> the predicted </w:t>
-      </w:r>
-      <w:proofErr w:type="spellStart"/>
-      <w:r>
-        <w:rPr>
-          <w:rFonts w:cstheme="minorHAnsi"/>
-          <w:lang w:val="en-US"/>
-        </w:rPr>
-        <w:t>Coulombic</w:t>
-      </w:r>
-      <w:proofErr w:type="spellEnd"/>
-      <w:r>
-        <w:rPr>
-          <w:rFonts w:cstheme="minorHAnsi"/>
-          <w:lang w:val="en-US"/>
-        </w:rPr>
-        <w:t xml:space="preserve"> component</w:t>
-      </w:r>
-      <w:r>
-        <w:rPr>
-          <w:rFonts w:cstheme="minorHAnsi"/>
-          <w:lang w:val="en-US"/>
-        </w:rPr>
-        <w:t xml:space="preserve"> (Fig. 3A)</w:t>
-      </w:r>
-      <w:r>
-        <w:rPr>
-          <w:rFonts w:cstheme="minorHAnsi"/>
-          <w:lang w:val="en-US"/>
-        </w:rPr>
-        <w:t xml:space="preserve"> at </w:t>
-      </w:r>
-      <w:r>
-        <w:rPr>
-          <w:rFonts w:cstheme="minorHAnsi"/>
-          <w:lang w:val="en-US"/>
-        </w:rPr>
-        <w:t>short</w:t>
-      </w:r>
-      <w:r>
-        <w:rPr>
-          <w:rFonts w:cstheme="minorHAnsi"/>
-          <w:lang w:val="en-US"/>
-        </w:rPr>
-        <w:t>er</w:t>
-      </w:r>
-      <w:r>
-        <w:rPr>
-          <w:rFonts w:cstheme="minorHAnsi"/>
-          <w:lang w:val="en-US"/>
-        </w:rPr>
-        <w:t xml:space="preserve"> </w:t>
-      </w:r>
-      <w:proofErr w:type="spellStart"/>
-      <w:r>
-        <w:rPr>
-          <w:rFonts w:cstheme="minorHAnsi"/>
-          <w:lang w:val="en-US"/>
-        </w:rPr>
-        <w:t>interplane</w:t>
-      </w:r>
-      <w:proofErr w:type="spellEnd"/>
-      <w:r>
-        <w:rPr>
-          <w:rFonts w:cstheme="minorHAnsi"/>
-          <w:lang w:val="en-US"/>
-        </w:rPr>
-        <w:t xml:space="preserve"> distances</w:t>
-      </w:r>
-      <w:r>
-        <w:rPr>
-          <w:rFonts w:cstheme="minorHAnsi"/>
-          <w:lang w:val="en-US"/>
-        </w:rPr>
-        <w:t xml:space="preserve"> indicates a large impact of short-range effects on the </w:t>
-      </w:r>
-      <w:proofErr w:type="spellStart"/>
-      <w:r>
-        <w:rPr>
-          <w:rFonts w:cstheme="minorHAnsi"/>
-          <w:lang w:val="en-US"/>
-        </w:rPr>
-        <w:t>excitonic</w:t>
-      </w:r>
-      <w:proofErr w:type="spellEnd"/>
-      <w:r>
-        <w:rPr>
-          <w:rFonts w:cstheme="minorHAnsi"/>
-          <w:lang w:val="en-US"/>
-        </w:rPr>
-        <w:t xml:space="preserve"> coupling. </w:t>
-      </w:r>
-      <w:r>
-        <w:rPr>
-          <w:rFonts w:cstheme="minorHAnsi"/>
-          <w:lang w:val="en-US"/>
-        </w:rPr>
-        <w:t xml:space="preserve">Other noticeable effect is </w:t>
-      </w:r>
-      <w:r>
-        <w:rPr>
-          <w:rFonts w:cstheme="minorHAnsi"/>
-          <w:lang w:val="en-US"/>
-        </w:rPr>
-        <w:t xml:space="preserve">a </w:t>
-      </w:r>
-      <w:r>
-        <w:rPr>
-          <w:rFonts w:cstheme="minorHAnsi"/>
-          <w:lang w:val="en-US"/>
-        </w:rPr>
-        <w:t>non-symmetrical splitting at short</w:t>
-      </w:r>
-      <w:r>
-        <w:rPr>
-          <w:rFonts w:cstheme="minorHAnsi"/>
-          <w:lang w:val="en-US"/>
-        </w:rPr>
-        <w:t>er</w:t>
-      </w:r>
-      <w:r>
-        <w:rPr>
-          <w:rFonts w:cstheme="minorHAnsi"/>
-          <w:lang w:val="en-US"/>
-        </w:rPr>
-        <w:t xml:space="preserve"> distances</w:t>
-      </w:r>
-      <w:r>
-        <w:rPr>
-          <w:rFonts w:cstheme="minorHAnsi"/>
-          <w:lang w:val="en-US"/>
-        </w:rPr>
-        <w:t xml:space="preserve"> (Fig. 2)</w:t>
-      </w:r>
-      <w:r>
-        <w:rPr>
-          <w:rFonts w:cstheme="minorHAnsi"/>
-          <w:lang w:val="en-US"/>
-        </w:rPr>
-        <w:t>: the red s</w:t>
-      </w:r>
-      <w:r>
-        <w:rPr>
-          <w:rFonts w:cstheme="minorHAnsi"/>
-          <w:lang w:val="en-US"/>
-        </w:rPr>
-        <w:t>hift</w:t>
-      </w:r>
-      <w:r>
-        <w:rPr>
-          <w:rFonts w:cstheme="minorHAnsi"/>
-          <w:lang w:val="en-US"/>
-        </w:rPr>
-        <w:t xml:space="preserve"> of the AG transition</w:t>
-      </w:r>
-      <w:r>
-        <w:rPr>
-          <w:rFonts w:cstheme="minorHAnsi"/>
-          <w:lang w:val="en-US"/>
-        </w:rPr>
-        <w:t xml:space="preserve"> is </w:t>
-      </w:r>
-      <w:r>
-        <w:rPr>
-          <w:rFonts w:cstheme="minorHAnsi"/>
-          <w:lang w:val="en-US"/>
-        </w:rPr>
-        <w:t>larger</w:t>
-      </w:r>
-      <w:r>
-        <w:rPr>
-          <w:rFonts w:cstheme="minorHAnsi"/>
-          <w:lang w:val="en-US"/>
-        </w:rPr>
-        <w:t xml:space="preserve"> than the blue shift </w:t>
-      </w:r>
-      <w:r>
-        <w:rPr>
-          <w:rFonts w:cstheme="minorHAnsi"/>
-          <w:lang w:val="en-US"/>
-        </w:rPr>
-        <w:t>of the BU transition. T</w:t>
-      </w:r>
-      <w:r>
-        <w:rPr>
-          <w:rFonts w:cstheme="minorHAnsi"/>
-          <w:lang w:val="en-US"/>
-        </w:rPr>
-        <w:t>he red-</w:t>
-      </w:r>
-      <w:r>
-        <w:rPr>
-          <w:rFonts w:cstheme="minorHAnsi"/>
-          <w:lang w:val="en-US"/>
-        </w:rPr>
-        <w:t xml:space="preserve">shifted </w:t>
-      </w:r>
-      <w:r>
-        <w:rPr>
-          <w:rFonts w:cstheme="minorHAnsi"/>
-          <w:lang w:val="en-US"/>
-        </w:rPr>
-        <w:t xml:space="preserve">AG </w:t>
-      </w:r>
-      <w:r>
-        <w:rPr>
-          <w:rFonts w:cstheme="minorHAnsi"/>
-          <w:lang w:val="en-US"/>
-        </w:rPr>
-        <w:t>transition is forbidden</w:t>
-      </w:r>
-      <w:r>
-        <w:rPr>
-          <w:rFonts w:cstheme="minorHAnsi"/>
-          <w:lang w:val="en-US"/>
-        </w:rPr>
-        <w:t xml:space="preserve"> therefore H-aggregates </w:t>
-      </w:r>
-      <w:r>
-        <w:rPr>
-          <w:rFonts w:cstheme="minorHAnsi"/>
-          <w:lang w:val="en-US"/>
-        </w:rPr>
-        <w:t>only show</w:t>
-      </w:r>
-      <w:r>
-        <w:rPr>
-          <w:rFonts w:cstheme="minorHAnsi"/>
-          <w:lang w:val="en-US"/>
-        </w:rPr>
-        <w:t xml:space="preserve"> a blue-shifted Q-band.</w:t>
-      </w:r>
-      <w:r>
-        <w:rPr>
-          <w:rFonts w:cstheme="minorHAnsi"/>
-          <w:lang w:val="en-US"/>
-        </w:rPr>
-        <w:t xml:space="preserve"> </w:t>
-      </w:r>
-      <w:r>
-        <w:rPr>
-          <w:rFonts w:cstheme="minorHAnsi"/>
-          <w:lang w:val="en-US"/>
-        </w:rPr>
-        <w:t>I</w:t>
-      </w:r>
-      <w:r>
-        <w:rPr>
-          <w:rFonts w:cstheme="minorHAnsi"/>
-          <w:lang w:val="en-US"/>
-        </w:rPr>
-        <w:t>n crystals</w:t>
-      </w:r>
-      <w:r>
-        <w:rPr>
-          <w:rFonts w:cstheme="minorHAnsi"/>
-          <w:lang w:val="en-US"/>
-        </w:rPr>
-        <w:t>,</w:t>
-      </w:r>
-      <w:r>
-        <w:rPr>
-          <w:rFonts w:cstheme="minorHAnsi"/>
-          <w:lang w:val="en-US"/>
-        </w:rPr>
-        <w:t xml:space="preserve"> the</w:t>
-      </w:r>
-      <w:r>
-        <w:rPr>
-          <w:rFonts w:cstheme="minorHAnsi"/>
-          <w:lang w:val="en-US"/>
-        </w:rPr>
-        <w:t xml:space="preserve"> red-shifted Q-band absorption</w:t>
-      </w:r>
-      <w:r>
-        <w:rPr>
-          <w:rFonts w:cstheme="minorHAnsi"/>
-          <w:lang w:val="en-US"/>
-        </w:rPr>
-        <w:t xml:space="preserve"> component</w:t>
-      </w:r>
-      <w:r>
-        <w:rPr>
-          <w:rFonts w:cstheme="minorHAnsi"/>
-          <w:lang w:val="en-US"/>
-        </w:rPr>
-        <w:t xml:space="preserve"> often extend</w:t>
-      </w:r>
-      <w:r>
-        <w:rPr>
-          <w:rFonts w:cstheme="minorHAnsi"/>
-          <w:lang w:val="en-US"/>
-        </w:rPr>
-        <w:t>s</w:t>
-      </w:r>
-      <w:r>
-        <w:rPr>
-          <w:rFonts w:cstheme="minorHAnsi"/>
-          <w:lang w:val="en-US"/>
-        </w:rPr>
-        <w:t xml:space="preserve"> beyond 800 nm</w:t>
-      </w:r>
-      <w:r>
-        <w:rPr>
-          <w:rFonts w:cstheme="minorHAnsi"/>
-          <w:lang w:val="en-US"/>
-        </w:rPr>
-        <w:t xml:space="preserve"> whereas the blue-shifted band is</w:t>
-      </w:r>
-      <w:r>
-        <w:rPr>
-          <w:rFonts w:cstheme="minorHAnsi"/>
-          <w:lang w:val="en-US"/>
-        </w:rPr>
-        <w:t xml:space="preserve"> usually observed at </w:t>
+        <w:object w:dxaOrig="6551" w:dyaOrig="4546">
+          <v:shape id="_x0000_i1038" type="#_x0000_t75" style="width:327.55pt;height:227.85pt" o:ole="">
+            <v:imagedata r:id="rId32" o:title=""/>
+          </v:shape>
+          <o:OLEObject Type="Embed" ProgID="Origin50.Graph" ShapeID="_x0000_i1038" DrawAspect="Content" ObjectID="_1821538048" r:id="rId33"/>
+        </w:object>
       </w:r>
     </w:p>
     <w:p>
@@ -9025,6 +11067,87 @@
           <w:lang w:val="en-US"/>
         </w:rPr>
       </w:pPr>
+      <w:r>
+        <w:rPr>
+          <w:rFonts w:cstheme="minorHAnsi"/>
+          <w:lang w:val="en-US"/>
+        </w:rPr>
+        <w:t xml:space="preserve">Fig. 5. Size dependence of the </w:t>
+      </w:r>
+      <w:r>
+        <w:rPr>
+          <w:rFonts w:cstheme="minorHAnsi"/>
+          <w:lang w:val="en-US"/>
+        </w:rPr>
+        <w:t>Q-band</w:t>
+      </w:r>
+      <w:r>
+        <w:rPr>
+          <w:rFonts w:cstheme="minorHAnsi"/>
+          <w:lang w:val="en-US"/>
+        </w:rPr>
+        <w:t xml:space="preserve"> transitions in</w:t>
+      </w:r>
+      <w:r>
+        <w:rPr>
+          <w:rFonts w:cstheme="minorHAnsi"/>
+          <w:lang w:val="en-US"/>
+        </w:rPr>
+        <w:t xml:space="preserve"> slipped-stacked</w:t>
+      </w:r>
+      <w:r>
+        <w:rPr>
+          <w:rFonts w:cstheme="minorHAnsi"/>
+          <w:lang w:val="en-US"/>
+        </w:rPr>
+        <w:t xml:space="preserve"> </w:t>
+      </w:r>
+      <w:proofErr w:type="spellStart"/>
+      <w:r>
+        <w:rPr>
+          <w:rFonts w:cstheme="minorHAnsi"/>
+          <w:lang w:val="en-US"/>
+        </w:rPr>
+        <w:t>ZnPc</w:t>
+      </w:r>
+      <w:proofErr w:type="spellEnd"/>
+      <w:r>
+        <w:rPr>
+          <w:rFonts w:cstheme="minorHAnsi"/>
+          <w:lang w:val="en-US"/>
+        </w:rPr>
+        <w:t xml:space="preserve"> oligomers (translation vectors adopted from </w:t>
+      </w:r>
+      <w:r>
+        <w:rPr>
+          <w:rFonts w:cstheme="minorHAnsi"/>
+          <w:lang w:val="en-US"/>
+        </w:rPr>
+        <w:t xml:space="preserve">β </w:t>
+      </w:r>
+      <w:r>
+        <w:rPr>
+          <w:rFonts w:cstheme="minorHAnsi"/>
+          <w:lang w:val="en-US"/>
+        </w:rPr>
+        <w:t xml:space="preserve">-modification of </w:t>
+      </w:r>
+      <w:proofErr w:type="spellStart"/>
+      <w:r>
+        <w:rPr>
+          <w:rFonts w:cstheme="minorHAnsi"/>
+          <w:lang w:val="en-US"/>
+        </w:rPr>
+        <w:t>ZnPc</w:t>
+      </w:r>
+      <w:proofErr w:type="spellEnd"/>
+      <w:r>
+        <w:rPr>
+          <w:rFonts w:cstheme="minorHAnsi"/>
+          <w:lang w:val="en-US"/>
+        </w:rPr>
+        <w:t>)</w:t>
+      </w:r>
     </w:p>
     <w:p>
       <w:pPr>
@@ -9033,1485 +11156,8 @@
           <w:lang w:val="en-US"/>
         </w:rPr>
       </w:pPr>
-      <w:r>
-        <w:rPr>
-          <w:rFonts w:cstheme="minorHAnsi"/>
-          <w:b/>
-          <w:lang w:val="en-US"/>
-        </w:rPr>
-        <w:t>MO analysis.</w:t>
-      </w:r>
-      <w:r>
-        <w:rPr>
-          <w:rFonts w:cstheme="minorHAnsi"/>
-          <w:lang w:val="en-US"/>
-        </w:rPr>
-        <w:t xml:space="preserve"> The pi-pi stacking interaction results in splitting of HOMO and LUMO levels of the monomers as shown in the </w:t>
-      </w:r>
-      <w:r>
-        <w:rPr>
-          <w:rFonts w:cstheme="minorHAnsi"/>
-          <w:highlight w:val="yellow"/>
-          <w:lang w:val="en-US"/>
-        </w:rPr>
-        <w:t>Fig. 1</w:t>
-      </w:r>
-      <w:r>
-        <w:rPr>
-          <w:rFonts w:cstheme="minorHAnsi"/>
-          <w:lang w:val="en-US"/>
-        </w:rPr>
-        <w:t>B</w:t>
-      </w:r>
-      <w:r>
-        <w:rPr>
-          <w:rFonts w:cstheme="minorHAnsi"/>
-          <w:lang w:val="en-US"/>
-        </w:rPr>
-        <w:t>.</w:t>
-      </w:r>
-    </w:p>
-    <w:p>
-      <w:pPr>
-        <w:rPr>
-          <w:rFonts w:cstheme="minorHAnsi"/>
-          <w:lang w:val="en-US"/>
-        </w:rPr>
-      </w:pPr>
-      <w:r>
-        <w:rPr>
-          <w:rFonts w:cstheme="minorHAnsi"/>
-          <w:lang w:val="en-US"/>
-        </w:rPr>
-        <w:t xml:space="preserve">HOMO and LUMO splitting </w:t>
-      </w:r>
-      <w:r>
-        <w:rPr>
-          <w:rFonts w:cstheme="minorHAnsi"/>
-          <w:lang w:val="en-US"/>
-        </w:rPr>
-        <w:t>pattern</w:t>
-      </w:r>
-      <w:r>
-        <w:rPr>
-          <w:rFonts w:cstheme="minorHAnsi"/>
-          <w:lang w:val="en-US"/>
-        </w:rPr>
-        <w:t xml:space="preserve"> in the slipped-stack dimers is determined by the shape of the corresponding </w:t>
-      </w:r>
-      <w:r>
-        <w:rPr>
-          <w:rFonts w:cstheme="minorHAnsi"/>
-          <w:lang w:val="en-US"/>
-        </w:rPr>
-        <w:t xml:space="preserve">monomers’ </w:t>
-      </w:r>
-      <w:r>
-        <w:rPr>
-          <w:rFonts w:cstheme="minorHAnsi"/>
-          <w:lang w:val="en-US"/>
-        </w:rPr>
-        <w:t>orbitals.</w:t>
-      </w:r>
-      <w:r>
-        <w:rPr>
-          <w:rFonts w:cstheme="minorHAnsi"/>
-          <w:lang w:val="en-US"/>
-        </w:rPr>
-        <w:t xml:space="preserve"> </w:t>
-      </w:r>
-      <w:r>
-        <w:rPr>
-          <w:rFonts w:cstheme="minorHAnsi"/>
-          <w:lang w:val="en-US"/>
-        </w:rPr>
-        <w:t xml:space="preserve">The MO overlap </w:t>
-      </w:r>
-      <w:r>
-        <w:rPr>
-          <w:rFonts w:cstheme="minorHAnsi"/>
-          <w:lang w:val="en-US"/>
-        </w:rPr>
-        <w:t>is responsible for</w:t>
-      </w:r>
-      <w:r>
-        <w:rPr>
-          <w:rFonts w:cstheme="minorHAnsi"/>
-          <w:lang w:val="en-US"/>
-        </w:rPr>
-        <w:t xml:space="preserve"> </w:t>
-      </w:r>
-      <w:r>
-        <w:rPr>
-          <w:rFonts w:cstheme="minorHAnsi"/>
-          <w:lang w:val="en-US"/>
-        </w:rPr>
-        <w:t xml:space="preserve">short-range effects (see above) including </w:t>
-      </w:r>
-      <w:r>
-        <w:rPr>
-          <w:rFonts w:cstheme="minorHAnsi"/>
-          <w:lang w:val="en-US"/>
-        </w:rPr>
-        <w:t>the formation of charge-separated</w:t>
-      </w:r>
-      <w:r>
-        <w:rPr>
-          <w:rFonts w:cstheme="minorHAnsi"/>
-          <w:lang w:val="en-US"/>
-        </w:rPr>
-        <w:t xml:space="preserve"> excited</w:t>
-      </w:r>
-      <w:r>
-        <w:rPr>
-          <w:rFonts w:cstheme="minorHAnsi"/>
-          <w:lang w:val="en-US"/>
-        </w:rPr>
-        <w:t xml:space="preserve"> states (charge-transfer </w:t>
-      </w:r>
-      <w:proofErr w:type="spellStart"/>
-      <w:r>
-        <w:rPr>
-          <w:rFonts w:cstheme="minorHAnsi"/>
-          <w:lang w:val="en-US"/>
-        </w:rPr>
-        <w:t>excitons</w:t>
-      </w:r>
-      <w:proofErr w:type="spellEnd"/>
-      <w:r>
-        <w:rPr>
-          <w:rFonts w:cstheme="minorHAnsi"/>
-          <w:lang w:val="en-US"/>
-        </w:rPr>
-        <w:t>)</w:t>
-      </w:r>
-      <w:r>
-        <w:rPr>
-          <w:rFonts w:cstheme="minorHAnsi"/>
-          <w:lang w:val="en-US"/>
-        </w:rPr>
-        <w:t xml:space="preserve"> </w:t>
-      </w:r>
-      <w:r>
-        <w:rPr>
-          <w:rFonts w:cstheme="minorHAnsi"/>
-          <w:highlight w:val="yellow"/>
-          <w:lang w:val="en-US"/>
-        </w:rPr>
-        <w:t>[</w:t>
-      </w:r>
-      <w:r>
-        <w:rPr>
-          <w:rFonts w:cstheme="minorHAnsi"/>
-          <w:highlight w:val="yellow"/>
-          <w:lang w:val="en-US"/>
-        </w:rPr>
-        <w:t>hestand2017</w:t>
-      </w:r>
-      <w:r>
-        <w:rPr>
-          <w:rFonts w:cstheme="minorHAnsi"/>
-          <w:highlight w:val="yellow"/>
-          <w:lang w:val="en-US"/>
-        </w:rPr>
-        <w:t>]</w:t>
-      </w:r>
-      <w:r>
-        <w:rPr>
-          <w:rFonts w:cstheme="minorHAnsi"/>
-          <w:lang w:val="en-US"/>
-        </w:rPr>
-        <w:t>. MO overlap and, as a consequence,</w:t>
-      </w:r>
-      <w:r>
-        <w:rPr>
-          <w:rFonts w:cstheme="minorHAnsi"/>
-          <w:lang w:val="en-US"/>
-        </w:rPr>
-        <w:t xml:space="preserve"> </w:t>
-      </w:r>
-      <w:r>
-        <w:rPr>
-          <w:rFonts w:cstheme="minorHAnsi"/>
-          <w:lang w:val="en-US"/>
-        </w:rPr>
-        <w:t>[</w:t>
-      </w:r>
-      <w:r>
-        <w:rPr>
-          <w:rFonts w:cstheme="minorHAnsi"/>
-          <w:highlight w:val="yellow"/>
-          <w:lang w:val="en-US"/>
-        </w:rPr>
-        <w:t xml:space="preserve">hestand2017 </w:t>
-      </w:r>
-      <w:r>
-        <w:rPr>
-          <w:rFonts w:cstheme="minorHAnsi"/>
-          <w:highlight w:val="yellow"/>
-          <w:lang w:val="en-US"/>
-        </w:rPr>
-        <w:t>42</w:t>
-      </w:r>
-      <w:r>
-        <w:rPr>
-          <w:rFonts w:cstheme="minorHAnsi"/>
-          <w:lang w:val="en-US"/>
-        </w:rPr>
-        <w:t>]</w:t>
-      </w:r>
-      <w:r>
-        <w:rPr>
-          <w:rFonts w:cstheme="minorHAnsi"/>
-          <w:lang w:val="en-US"/>
-        </w:rPr>
-        <w:t xml:space="preserve"> </w:t>
-      </w:r>
-      <w:proofErr w:type="spellStart"/>
-      <w:r>
-        <w:rPr>
-          <w:rFonts w:cstheme="minorHAnsi"/>
-          <w:lang w:val="en-US"/>
-        </w:rPr>
-        <w:t>superexchange</w:t>
-      </w:r>
-      <w:proofErr w:type="spellEnd"/>
-      <w:r>
-        <w:rPr>
-          <w:rFonts w:cstheme="minorHAnsi"/>
-          <w:lang w:val="en-US"/>
-        </w:rPr>
-        <w:t xml:space="preserve"> and </w:t>
-      </w:r>
-      <w:r>
-        <w:rPr>
-          <w:rFonts w:cstheme="minorHAnsi"/>
-          <w:lang w:val="en-US"/>
-        </w:rPr>
-        <w:t>charge-transfer</w:t>
-      </w:r>
-      <w:r>
-        <w:rPr>
-          <w:rFonts w:cstheme="minorHAnsi"/>
-          <w:lang w:val="en-US"/>
-        </w:rPr>
-        <w:t xml:space="preserve"> integrals</w:t>
-      </w:r>
-      <w:r>
-        <w:rPr>
-          <w:rFonts w:cstheme="minorHAnsi"/>
-          <w:lang w:val="en-US"/>
-        </w:rPr>
-        <w:t xml:space="preserve"> are very sensitive to intermolecular orientations which results in very different UV/vis spectra of crystalline modifications of </w:t>
-      </w:r>
-      <w:proofErr w:type="spellStart"/>
-      <w:r>
-        <w:rPr>
-          <w:rFonts w:cstheme="minorHAnsi"/>
-          <w:lang w:val="en-US"/>
-        </w:rPr>
-        <w:t>phthalocyanines</w:t>
-      </w:r>
-      <w:proofErr w:type="spellEnd"/>
-      <w:r>
-        <w:rPr>
-          <w:rFonts w:cstheme="minorHAnsi"/>
-          <w:lang w:val="en-US"/>
-        </w:rPr>
-        <w:t>.</w:t>
-      </w:r>
-    </w:p>
-    <w:p>
-      <w:pPr>
-        <w:rPr>
-          <w:rFonts w:cstheme="minorHAnsi"/>
-          <w:lang w:val="en-US"/>
-        </w:rPr>
-      </w:pPr>
-    </w:p>
-    <w:p>
-      <w:pPr>
-        <w:rPr>
-          <w:rFonts w:cstheme="minorHAnsi"/>
-          <w:lang w:val="en-US"/>
-        </w:rPr>
-      </w:pPr>
-      <w:r>
-        <w:object w:dxaOrig="6735" w:dyaOrig="4759">
-          <v:shape id="_x0000_i1032" type="#_x0000_t75" style="width:337.05pt;height:238.15pt" o:ole="">
-            <v:imagedata r:id="rId28" o:title=""/>
-          </v:shape>
-          <o:OLEObject Type="Embed" ProgID="Origin50.Graph" ShapeID="_x0000_i1032" DrawAspect="Content" ObjectID="_1821455014" r:id="rId29"/>
-        </w:object>
-      </w:r>
-    </w:p>
-    <w:p>
-      <w:pPr>
-        <w:rPr>
-          <w:rFonts w:cstheme="minorHAnsi"/>
-          <w:lang w:val="en-US"/>
-        </w:rPr>
-      </w:pPr>
-      <w:r>
-        <w:rPr>
-          <w:rFonts w:cstheme="minorHAnsi"/>
-          <w:lang w:val="en-US"/>
-        </w:rPr>
-        <w:t>Fig. 4A.</w:t>
-      </w:r>
-      <w:r>
-        <w:rPr>
-          <w:rFonts w:cstheme="minorHAnsi"/>
-          <w:lang w:val="en-US"/>
-        </w:rPr>
-        <w:t xml:space="preserve"> Shift dependence of </w:t>
-      </w:r>
-      <w:r>
-        <w:rPr>
-          <w:rFonts w:cstheme="minorHAnsi"/>
-          <w:lang w:val="en-US"/>
-        </w:rPr>
-        <w:t>HOMO and LUMO</w:t>
-      </w:r>
-      <w:r>
-        <w:rPr>
-          <w:rFonts w:cstheme="minorHAnsi"/>
-          <w:lang w:val="en-US"/>
-        </w:rPr>
-        <w:t xml:space="preserve"> splitting for </w:t>
-      </w:r>
-      <w:proofErr w:type="spellStart"/>
-      <w:r>
-        <w:rPr>
-          <w:rFonts w:cstheme="minorHAnsi"/>
-          <w:lang w:val="en-US"/>
-        </w:rPr>
-        <w:t>ZnPc</w:t>
-      </w:r>
-      <w:proofErr w:type="spellEnd"/>
-      <w:r>
-        <w:rPr>
-          <w:rFonts w:cstheme="minorHAnsi"/>
-          <w:lang w:val="en-US"/>
-        </w:rPr>
-        <w:t xml:space="preserve"> dimers at</w:t>
-      </w:r>
-      <w:r>
-        <w:rPr>
-          <w:rFonts w:cstheme="minorHAnsi"/>
-          <w:lang w:val="en-US"/>
-        </w:rPr>
-        <w:t xml:space="preserve"> an</w:t>
-      </w:r>
-      <w:r>
-        <w:rPr>
-          <w:rFonts w:cstheme="minorHAnsi"/>
-          <w:lang w:val="en-US"/>
-        </w:rPr>
-        <w:t xml:space="preserve"> </w:t>
-      </w:r>
-      <w:proofErr w:type="spellStart"/>
-      <w:r>
-        <w:rPr>
-          <w:rFonts w:cstheme="minorHAnsi"/>
-          <w:lang w:val="en-US"/>
-        </w:rPr>
-        <w:t>interplane</w:t>
-      </w:r>
-      <w:proofErr w:type="spellEnd"/>
-      <w:r>
-        <w:rPr>
-          <w:rFonts w:cstheme="minorHAnsi"/>
-          <w:lang w:val="en-US"/>
-        </w:rPr>
-        <w:t xml:space="preserve"> distance of 3.5A</w:t>
-      </w:r>
-    </w:p>
-    <w:p>
-      <w:pPr>
-        <w:rPr>
-          <w:rFonts w:cstheme="minorHAnsi"/>
-          <w:lang w:val="en-US"/>
-        </w:rPr>
-      </w:pPr>
-      <w:r>
-        <w:object w:dxaOrig="6735" w:dyaOrig="4759">
-          <v:shape id="_x0000_i1033" type="#_x0000_t75" style="width:337.05pt;height:238.15pt" o:ole="">
-            <v:imagedata r:id="rId30" o:title=""/>
-          </v:shape>
-          <o:OLEObject Type="Embed" ProgID="Origin50.Graph" ShapeID="_x0000_i1033" DrawAspect="Content" ObjectID="_1821455015" r:id="rId31"/>
-        </w:object>
-      </w:r>
-    </w:p>
-    <w:p>
-      <w:pPr>
-        <w:rPr>
-          <w:rFonts w:cstheme="minorHAnsi"/>
-          <w:lang w:val="en-US"/>
-        </w:rPr>
-      </w:pPr>
-      <w:r>
-        <w:rPr>
-          <w:rFonts w:cstheme="minorHAnsi"/>
-          <w:lang w:val="en-US"/>
-        </w:rPr>
-        <w:t xml:space="preserve">Fig. 4B. Distance dependence of </w:t>
-      </w:r>
-      <w:r>
-        <w:rPr>
-          <w:rFonts w:cstheme="minorHAnsi"/>
-          <w:lang w:val="en-US"/>
-        </w:rPr>
-        <w:t>HOMO and LUMO</w:t>
-      </w:r>
-      <w:r>
-        <w:rPr>
-          <w:rFonts w:cstheme="minorHAnsi"/>
-          <w:lang w:val="en-US"/>
-        </w:rPr>
-        <w:t xml:space="preserve"> splitting for face-to-face </w:t>
-      </w:r>
-      <w:proofErr w:type="spellStart"/>
-      <w:r>
-        <w:rPr>
-          <w:rFonts w:cstheme="minorHAnsi"/>
-          <w:lang w:val="en-US"/>
-        </w:rPr>
-        <w:t>ZnPc</w:t>
-      </w:r>
-      <w:proofErr w:type="spellEnd"/>
-      <w:r>
-        <w:rPr>
-          <w:rFonts w:cstheme="minorHAnsi"/>
-          <w:lang w:val="en-US"/>
-        </w:rPr>
-        <w:t xml:space="preserve"> dimers</w:t>
-      </w:r>
-      <w:r>
-        <w:rPr>
-          <w:rFonts w:cstheme="minorHAnsi"/>
-          <w:lang w:val="en-US"/>
-        </w:rPr>
-        <w:t xml:space="preserve"> (ΔX = 0)</w:t>
-      </w:r>
-    </w:p>
-    <w:p>
-      <w:pPr>
-        <w:rPr>
-          <w:rFonts w:cstheme="minorHAnsi"/>
-          <w:lang w:val="en-US"/>
-        </w:rPr>
-      </w:pPr>
-      <w:r>
-        <w:rPr>
-          <w:rFonts w:cstheme="minorHAnsi"/>
-          <w:lang w:val="en-US"/>
-        </w:rPr>
-        <w:t xml:space="preserve">Fig. 4C. HOMO and LUMO </w:t>
-      </w:r>
-      <w:proofErr w:type="spellStart"/>
-      <w:r>
-        <w:rPr>
-          <w:rFonts w:cstheme="minorHAnsi"/>
-          <w:lang w:val="en-US"/>
-        </w:rPr>
-        <w:t>isosurfaces</w:t>
-      </w:r>
-      <w:proofErr w:type="spellEnd"/>
-    </w:p>
-    <w:p>
-      <w:pPr>
-        <w:rPr>
-          <w:rFonts w:cstheme="minorHAnsi"/>
-          <w:lang w:val="en-US"/>
-        </w:rPr>
-      </w:pPr>
-      <w:r>
-        <w:rPr>
-          <w:rFonts w:cstheme="minorHAnsi"/>
-          <w:lang w:val="en-US"/>
-        </w:rPr>
-        <w:t>P</w:t>
-      </w:r>
-      <w:r>
-        <w:rPr>
-          <w:rFonts w:cstheme="minorHAnsi"/>
-          <w:lang w:val="en-US"/>
-        </w:rPr>
-        <w:t xml:space="preserve">arallel shift </w:t>
-      </w:r>
-      <w:r>
-        <w:rPr>
-          <w:rFonts w:cstheme="minorHAnsi"/>
-          <w:lang w:val="en-US"/>
-        </w:rPr>
-        <w:t>between Pc molecules</w:t>
-      </w:r>
-      <w:r>
-        <w:rPr>
-          <w:rFonts w:cstheme="minorHAnsi"/>
-          <w:lang w:val="en-US"/>
-        </w:rPr>
-        <w:t xml:space="preserve"> in the dimer results in oscillations of the split </w:t>
-      </w:r>
-      <w:r>
-        <w:rPr>
-          <w:rFonts w:cstheme="minorHAnsi"/>
-          <w:lang w:val="en-US"/>
-        </w:rPr>
-        <w:t xml:space="preserve">MO </w:t>
-      </w:r>
-      <w:r>
-        <w:rPr>
-          <w:rFonts w:cstheme="minorHAnsi"/>
-          <w:lang w:val="en-US"/>
-        </w:rPr>
-        <w:t>levels</w:t>
-      </w:r>
-      <w:r>
-        <w:rPr>
-          <w:rFonts w:cstheme="minorHAnsi"/>
-          <w:lang w:val="en-US"/>
-        </w:rPr>
-        <w:t xml:space="preserve"> with different periodicity for HOMO and LUMO</w:t>
-      </w:r>
-      <w:r>
-        <w:rPr>
-          <w:rFonts w:cstheme="minorHAnsi"/>
-          <w:lang w:val="en-US"/>
-        </w:rPr>
-        <w:t>,</w:t>
-      </w:r>
-      <w:r>
-        <w:rPr>
-          <w:rFonts w:cstheme="minorHAnsi"/>
-          <w:lang w:val="en-US"/>
-        </w:rPr>
-        <w:t xml:space="preserve"> as a result of different shapes of the mon</w:t>
-      </w:r>
-      <w:r>
-        <w:rPr>
-          <w:rFonts w:cstheme="minorHAnsi"/>
-          <w:lang w:val="en-US"/>
-        </w:rPr>
-        <w:t>omer</w:t>
-      </w:r>
-      <w:r>
-        <w:rPr>
-          <w:rFonts w:cstheme="minorHAnsi"/>
-          <w:lang w:val="en-US"/>
-        </w:rPr>
-        <w:t>s</w:t>
-      </w:r>
-      <w:r>
-        <w:rPr>
-          <w:rFonts w:cstheme="minorHAnsi"/>
-          <w:lang w:val="en-US"/>
-        </w:rPr>
-        <w:t>’</w:t>
-      </w:r>
-      <w:r>
-        <w:rPr>
-          <w:rFonts w:cstheme="minorHAnsi"/>
-          <w:lang w:val="en-US"/>
-        </w:rPr>
-        <w:t xml:space="preserve"> HOMO and LUMO (see Fig. 4</w:t>
-      </w:r>
-      <w:r>
-        <w:rPr>
-          <w:rFonts w:cstheme="minorHAnsi"/>
-          <w:lang w:val="en-US"/>
-        </w:rPr>
-        <w:t>A</w:t>
-      </w:r>
-      <w:r>
-        <w:rPr>
-          <w:rFonts w:cstheme="minorHAnsi"/>
-          <w:lang w:val="en-US"/>
-        </w:rPr>
-        <w:t>, 4C</w:t>
-      </w:r>
-      <w:r>
-        <w:rPr>
-          <w:rFonts w:cstheme="minorHAnsi"/>
-          <w:lang w:val="en-US"/>
-        </w:rPr>
-        <w:t>)</w:t>
-      </w:r>
-      <w:r>
-        <w:rPr>
-          <w:rFonts w:cstheme="minorHAnsi"/>
-          <w:lang w:val="en-US"/>
-        </w:rPr>
-        <w:t xml:space="preserve"> [</w:t>
-      </w:r>
-      <w:proofErr w:type="spellStart"/>
-      <w:r>
-        <w:rPr>
-          <w:rFonts w:cstheme="minorHAnsi"/>
-          <w:highlight w:val="yellow"/>
-          <w:lang w:val="en-US"/>
-        </w:rPr>
-        <w:t>Orti</w:t>
-      </w:r>
-      <w:proofErr w:type="spellEnd"/>
-      <w:r>
-        <w:rPr>
-          <w:rFonts w:cstheme="minorHAnsi"/>
-          <w:highlight w:val="yellow"/>
-          <w:lang w:val="en-US"/>
-        </w:rPr>
-        <w:t xml:space="preserve">, </w:t>
-      </w:r>
-      <w:proofErr w:type="spellStart"/>
-      <w:r>
-        <w:rPr>
-          <w:rFonts w:cstheme="minorHAnsi"/>
-          <w:highlight w:val="yellow"/>
-          <w:lang w:val="en-US"/>
-        </w:rPr>
-        <w:t>Bredas</w:t>
-      </w:r>
-      <w:proofErr w:type="spellEnd"/>
-      <w:r>
-        <w:rPr>
-          <w:rFonts w:cstheme="minorHAnsi"/>
-          <w:lang w:val="en-US"/>
-        </w:rPr>
-        <w:t>]</w:t>
-      </w:r>
-      <w:r>
-        <w:rPr>
-          <w:rFonts w:cstheme="minorHAnsi"/>
-          <w:lang w:val="en-US"/>
-        </w:rPr>
-        <w:t>.</w:t>
-      </w:r>
-      <w:r>
-        <w:rPr>
-          <w:rFonts w:cstheme="minorHAnsi"/>
-          <w:lang w:val="en-US"/>
-        </w:rPr>
-        <w:t xml:space="preserve"> The splitting</w:t>
-      </w:r>
-      <w:r>
-        <w:rPr>
-          <w:rFonts w:cstheme="minorHAnsi"/>
-          <w:lang w:val="en-US"/>
-        </w:rPr>
-        <w:t xml:space="preserve"> generally</w:t>
-      </w:r>
-      <w:r>
-        <w:rPr>
-          <w:rFonts w:cstheme="minorHAnsi"/>
-          <w:lang w:val="en-US"/>
-        </w:rPr>
-        <w:t xml:space="preserve"> decreases with </w:t>
-      </w:r>
-      <w:r>
-        <w:rPr>
-          <w:rFonts w:cstheme="minorHAnsi"/>
-          <w:lang w:val="en-US"/>
-        </w:rPr>
-        <w:t xml:space="preserve">the </w:t>
-      </w:r>
-      <w:r>
-        <w:rPr>
-          <w:rFonts w:cstheme="minorHAnsi"/>
-          <w:lang w:val="en-US"/>
-        </w:rPr>
-        <w:t>shift due to decreasing</w:t>
-      </w:r>
-      <w:r>
-        <w:rPr>
-          <w:rFonts w:cstheme="minorHAnsi"/>
-          <w:lang w:val="en-US"/>
-        </w:rPr>
-        <w:t xml:space="preserve"> overall</w:t>
-      </w:r>
-      <w:r>
-        <w:rPr>
-          <w:rFonts w:cstheme="minorHAnsi"/>
-          <w:lang w:val="en-US"/>
-        </w:rPr>
-        <w:t xml:space="preserve"> pi-MO overlap.</w:t>
-      </w:r>
-      <w:r>
-        <w:rPr>
-          <w:rFonts w:cstheme="minorHAnsi"/>
-          <w:lang w:val="en-US"/>
-        </w:rPr>
-        <w:t xml:space="preserve"> The distance dependence of the splitting is exponential as a result of </w:t>
-      </w:r>
-      <w:r>
-        <w:rPr>
-          <w:rFonts w:cstheme="minorHAnsi"/>
-          <w:lang w:val="en-US"/>
-        </w:rPr>
-        <w:t xml:space="preserve">the </w:t>
-      </w:r>
-      <w:r>
-        <w:rPr>
-          <w:rFonts w:cstheme="minorHAnsi"/>
-          <w:lang w:val="en-US"/>
-        </w:rPr>
-        <w:t>exponential decay of pi-MO overlap</w:t>
-      </w:r>
-      <w:r>
-        <w:rPr>
-          <w:rFonts w:cstheme="minorHAnsi"/>
-          <w:lang w:val="en-US"/>
-        </w:rPr>
-        <w:t xml:space="preserve"> (Fig. </w:t>
-      </w:r>
-      <w:r>
-        <w:rPr>
-          <w:rFonts w:cstheme="minorHAnsi"/>
-          <w:lang w:val="en-US"/>
-        </w:rPr>
-        <w:t>4</w:t>
-      </w:r>
-      <w:r>
-        <w:rPr>
-          <w:rFonts w:cstheme="minorHAnsi"/>
-          <w:lang w:val="en-US"/>
-        </w:rPr>
-        <w:t>B)</w:t>
-      </w:r>
-      <w:r>
-        <w:rPr>
-          <w:rFonts w:cstheme="minorHAnsi"/>
-          <w:lang w:val="en-US"/>
-        </w:rPr>
-        <w:t>. This is in contrast to 1/r</w:t>
-      </w:r>
-      <w:r>
-        <w:rPr>
-          <w:rFonts w:cstheme="minorHAnsi"/>
-          <w:lang w:val="en-US"/>
-        </w:rPr>
-        <w:t xml:space="preserve"> dependence of the</w:t>
-      </w:r>
-      <w:r>
-        <w:rPr>
-          <w:rFonts w:cstheme="minorHAnsi"/>
-          <w:lang w:val="en-US"/>
-        </w:rPr>
-        <w:t xml:space="preserve"> predicted</w:t>
-      </w:r>
-      <w:r>
-        <w:rPr>
-          <w:rFonts w:cstheme="minorHAnsi"/>
-          <w:lang w:val="en-US"/>
-        </w:rPr>
-        <w:t xml:space="preserve"> transiti</w:t>
-      </w:r>
-      <w:r>
-        <w:rPr>
-          <w:rFonts w:cstheme="minorHAnsi"/>
-          <w:lang w:val="en-US"/>
-        </w:rPr>
-        <w:t>on energies at larger distances.</w:t>
-      </w:r>
-      <w:r>
-        <w:rPr>
-          <w:rFonts w:cstheme="minorHAnsi"/>
-          <w:lang w:val="en-US"/>
-        </w:rPr>
-        <w:t xml:space="preserve"> </w:t>
-      </w:r>
-      <w:r>
-        <w:rPr>
-          <w:rFonts w:cstheme="minorHAnsi"/>
-          <w:lang w:val="en-US"/>
-        </w:rPr>
-        <w:t>Therefore</w:t>
-      </w:r>
-      <w:r>
-        <w:rPr>
-          <w:rFonts w:cstheme="minorHAnsi"/>
-          <w:lang w:val="en-US"/>
-        </w:rPr>
-        <w:t xml:space="preserve"> at distances &gt; </w:t>
-      </w:r>
-      <w:r>
-        <w:rPr>
-          <w:rFonts w:cstheme="minorHAnsi"/>
-          <w:lang w:val="en-US"/>
-        </w:rPr>
-        <w:t>4</w:t>
-      </w:r>
-      <w:r>
-        <w:rPr>
-          <w:rFonts w:cstheme="minorHAnsi"/>
-          <w:lang w:val="en-US"/>
-        </w:rPr>
-        <w:t xml:space="preserve">A when MO splitting becomes negligible, the TD-DFT transition energies still show some </w:t>
-      </w:r>
-      <w:proofErr w:type="spellStart"/>
-      <w:r>
-        <w:rPr>
-          <w:rFonts w:cstheme="minorHAnsi"/>
-          <w:lang w:val="en-US"/>
-        </w:rPr>
-        <w:t>excitonic</w:t>
-      </w:r>
-      <w:proofErr w:type="spellEnd"/>
-      <w:r>
-        <w:rPr>
-          <w:rFonts w:cstheme="minorHAnsi"/>
-          <w:lang w:val="en-US"/>
-        </w:rPr>
-        <w:t xml:space="preserve"> splitting as a result of </w:t>
-      </w:r>
-      <w:proofErr w:type="spellStart"/>
-      <w:r>
-        <w:rPr>
-          <w:rFonts w:cstheme="minorHAnsi"/>
-          <w:lang w:val="en-US"/>
-        </w:rPr>
-        <w:t>Coulombic</w:t>
-      </w:r>
-      <w:proofErr w:type="spellEnd"/>
-      <w:r>
-        <w:rPr>
-          <w:rFonts w:cstheme="minorHAnsi"/>
-          <w:lang w:val="en-US"/>
-        </w:rPr>
-        <w:t xml:space="preserve"> coupling of the monomers’ transition dipoles.</w:t>
-      </w:r>
-    </w:p>
-    <w:p>
-      <w:pPr>
-        <w:rPr>
-          <w:rFonts w:cstheme="minorHAnsi"/>
-          <w:lang w:val="en-US"/>
-        </w:rPr>
-      </w:pPr>
-    </w:p>
-    <w:p>
-      <w:pPr>
-        <w:rPr>
-          <w:rFonts w:cstheme="minorHAnsi"/>
-          <w:lang w:val="en-US"/>
-        </w:rPr>
-      </w:pPr>
-      <w:r>
-        <w:rPr>
-          <w:rFonts w:cstheme="minorHAnsi"/>
-          <w:b/>
-          <w:lang w:val="en-US"/>
-        </w:rPr>
-        <w:lastRenderedPageBreak/>
-        <w:t>Size dependence</w:t>
-      </w:r>
-      <w:r>
-        <w:rPr>
-          <w:rFonts w:cstheme="minorHAnsi"/>
-          <w:lang w:val="en-US"/>
-        </w:rPr>
-        <w:t xml:space="preserve">. </w:t>
-      </w:r>
-      <w:r>
-        <w:rPr>
-          <w:rFonts w:cstheme="minorHAnsi"/>
-          <w:lang w:val="en-US"/>
-        </w:rPr>
-        <w:t>According to</w:t>
-      </w:r>
-      <w:r>
-        <w:rPr>
-          <w:rFonts w:cstheme="minorHAnsi"/>
-          <w:lang w:val="en-US"/>
-        </w:rPr>
-        <w:t xml:space="preserve"> a simplified</w:t>
-      </w:r>
-      <w:r>
-        <w:rPr>
-          <w:rFonts w:cstheme="minorHAnsi"/>
-          <w:lang w:val="en-US"/>
-        </w:rPr>
-        <w:t xml:space="preserve"> t</w:t>
-      </w:r>
-      <w:r>
-        <w:rPr>
-          <w:rFonts w:cstheme="minorHAnsi"/>
-          <w:lang w:val="en-US"/>
-        </w:rPr>
-        <w:t>ight-binding model</w:t>
-      </w:r>
-      <w:r>
-        <w:rPr>
-          <w:rFonts w:cstheme="minorHAnsi"/>
-          <w:lang w:val="en-US"/>
-        </w:rPr>
-        <w:t xml:space="preserve"> </w:t>
-      </w:r>
-      <w:r>
-        <w:rPr>
-          <w:rFonts w:cstheme="minorHAnsi"/>
-          <w:highlight w:val="yellow"/>
-          <w:lang w:val="en-US"/>
-        </w:rPr>
-        <w:t>[</w:t>
-      </w:r>
-      <w:proofErr w:type="spellStart"/>
-      <w:r>
-        <w:rPr>
-          <w:rFonts w:cstheme="minorHAnsi"/>
-          <w:lang w:val="en-US"/>
-        </w:rPr>
-        <w:t>Brédas</w:t>
-      </w:r>
-      <w:proofErr w:type="spellEnd"/>
-      <w:r>
-        <w:rPr>
-          <w:rFonts w:cstheme="minorHAnsi"/>
-          <w:lang w:val="en-US"/>
-        </w:rPr>
-        <w:t xml:space="preserve"> et al.</w:t>
-      </w:r>
-      <w:r>
-        <w:rPr>
-          <w:rFonts w:cstheme="minorHAnsi"/>
-          <w:highlight w:val="yellow"/>
-          <w:lang w:val="en-US"/>
-        </w:rPr>
-        <w:t xml:space="preserve"> </w:t>
-      </w:r>
-      <w:r>
-        <w:rPr>
-          <w:rFonts w:cstheme="minorHAnsi"/>
-          <w:lang w:val="en-US"/>
-        </w:rPr>
-        <w:t>PNAS</w:t>
-      </w:r>
-      <w:r>
-        <w:rPr>
-          <w:rFonts w:cstheme="minorHAnsi"/>
-          <w:lang w:val="en-US"/>
-        </w:rPr>
-        <w:t xml:space="preserve"> 2002 5804-5809;</w:t>
-      </w:r>
-      <w:r>
-        <w:rPr>
-          <w:rFonts w:cstheme="minorHAnsi"/>
-          <w:highlight w:val="yellow"/>
-          <w:lang w:val="en-US"/>
-        </w:rPr>
-        <w:t xml:space="preserve"> Yanagisawa et al. </w:t>
-      </w:r>
-      <w:r>
-        <w:rPr>
-          <w:rFonts w:cstheme="minorHAnsi"/>
-          <w:highlight w:val="yellow"/>
-          <w:lang w:val="en-US"/>
-        </w:rPr>
-        <w:t>PHYSICAL REVIEW B 90, 245141 (2014)</w:t>
-      </w:r>
-      <w:r>
-        <w:rPr>
-          <w:rFonts w:cstheme="minorHAnsi"/>
-          <w:highlight w:val="yellow"/>
-          <w:lang w:val="en-US"/>
-        </w:rPr>
-        <w:t>]</w:t>
-      </w:r>
-      <w:r>
-        <w:rPr>
-          <w:rFonts w:cstheme="minorHAnsi"/>
-          <w:highlight w:val="yellow"/>
-          <w:lang w:val="en-US"/>
-        </w:rPr>
-        <w:t>,</w:t>
-      </w:r>
-      <w:r>
-        <w:rPr>
-          <w:rFonts w:cstheme="minorHAnsi"/>
-          <w:lang w:val="en-US"/>
-        </w:rPr>
-        <w:t xml:space="preserve"> </w:t>
-      </w:r>
-      <w:r>
-        <w:rPr>
-          <w:rFonts w:cstheme="minorHAnsi"/>
-          <w:lang w:val="en-US"/>
-        </w:rPr>
-        <w:t xml:space="preserve">the </w:t>
-      </w:r>
-      <w:r>
-        <w:rPr>
-          <w:rFonts w:cstheme="minorHAnsi"/>
-          <w:lang w:val="en-US"/>
-        </w:rPr>
-        <w:t xml:space="preserve">transition </w:t>
-      </w:r>
-      <w:r>
-        <w:rPr>
-          <w:rFonts w:cstheme="minorHAnsi"/>
-          <w:lang w:val="en-US"/>
-        </w:rPr>
-        <w:t>energy change on going from monomeric to N-</w:t>
-      </w:r>
-      <w:proofErr w:type="spellStart"/>
-      <w:r>
-        <w:rPr>
-          <w:rFonts w:cstheme="minorHAnsi"/>
-          <w:lang w:val="en-US"/>
-        </w:rPr>
-        <w:t>meric</w:t>
-      </w:r>
-      <w:proofErr w:type="spellEnd"/>
-      <w:r>
-        <w:rPr>
-          <w:rFonts w:cstheme="minorHAnsi"/>
-          <w:lang w:val="en-US"/>
-        </w:rPr>
-        <w:t xml:space="preserve"> stack </w:t>
-      </w:r>
-      <w:r>
-        <w:rPr>
-          <w:rFonts w:cstheme="minorHAnsi"/>
-          <w:lang w:val="en-US"/>
-        </w:rPr>
-        <w:t>can be</w:t>
-      </w:r>
-      <w:r>
-        <w:rPr>
-          <w:rFonts w:cstheme="minorHAnsi"/>
-          <w:lang w:val="en-US"/>
-        </w:rPr>
-        <w:t xml:space="preserve"> described by an equation:</w:t>
-      </w:r>
-    </w:p>
-    <w:p>
-      <w:pPr>
-        <w:jc w:val="center"/>
-        <w:rPr>
-          <w:rFonts w:cstheme="minorHAnsi"/>
-          <w:lang w:val="en-US"/>
-        </w:rPr>
-      </w:pPr>
-      <w:r>
-        <w:rPr>
-          <w:rFonts w:cstheme="minorHAnsi"/>
-          <w:i/>
-          <w:lang w:val="en-US"/>
-        </w:rPr>
-        <w:t>ΔE</w:t>
-      </w:r>
-      <w:r>
-        <w:rPr>
-          <w:rFonts w:cstheme="minorHAnsi"/>
-          <w:lang w:val="en-US"/>
-        </w:rPr>
-        <w:t xml:space="preserve"> ≈</w:t>
-      </w:r>
-      <w:r>
-        <w:rPr>
-          <w:rFonts w:cstheme="minorHAnsi"/>
-          <w:lang w:val="en-US"/>
-        </w:rPr>
-        <w:t xml:space="preserve"> </w:t>
-      </w:r>
-      <w:r>
-        <w:rPr>
-          <w:rFonts w:cstheme="minorHAnsi"/>
-          <w:i/>
-          <w:lang w:val="en-US"/>
-        </w:rPr>
-        <w:t>k</w:t>
-      </w:r>
-      <w:r>
-        <w:rPr>
-          <w:rFonts w:cstheme="minorHAnsi"/>
-          <w:i/>
-          <w:lang w:val="en-US"/>
-        </w:rPr>
-        <w:t xml:space="preserve"> </w:t>
-      </w:r>
-      <w:proofErr w:type="gramStart"/>
-      <w:r>
-        <w:rPr>
-          <w:rFonts w:cstheme="minorHAnsi"/>
-          <w:lang w:val="en-US"/>
-        </w:rPr>
-        <w:t>cos[</w:t>
-      </w:r>
-      <w:proofErr w:type="gramEnd"/>
-      <w:r>
-        <w:rPr>
-          <w:rFonts w:cstheme="minorHAnsi"/>
-          <w:lang w:val="en-US"/>
-        </w:rPr>
-        <w:t>π</w:t>
-      </w:r>
-      <w:r>
-        <w:rPr>
-          <w:rFonts w:cstheme="minorHAnsi"/>
-          <w:lang w:val="en-US"/>
-        </w:rPr>
-        <w:t xml:space="preserve"> </w:t>
-      </w:r>
-      <w:r>
-        <w:rPr>
-          <w:rFonts w:cstheme="minorHAnsi"/>
-          <w:lang w:val="en-US"/>
-        </w:rPr>
-        <w:t>/</w:t>
-      </w:r>
-      <w:r>
-        <w:rPr>
-          <w:rFonts w:cstheme="minorHAnsi"/>
-          <w:lang w:val="en-US"/>
-        </w:rPr>
-        <w:t xml:space="preserve"> </w:t>
-      </w:r>
-      <w:r>
-        <w:rPr>
-          <w:rFonts w:cstheme="minorHAnsi"/>
-          <w:lang w:val="en-US"/>
-        </w:rPr>
-        <w:t>(</w:t>
-      </w:r>
-      <w:r>
-        <w:rPr>
-          <w:rFonts w:cstheme="minorHAnsi"/>
-          <w:i/>
-          <w:lang w:val="en-US"/>
-        </w:rPr>
-        <w:t>N</w:t>
-      </w:r>
-      <w:r>
-        <w:rPr>
-          <w:rFonts w:cstheme="minorHAnsi"/>
-          <w:i/>
-          <w:lang w:val="en-US"/>
-        </w:rPr>
-        <w:t xml:space="preserve"> </w:t>
-      </w:r>
-      <w:r>
-        <w:rPr>
-          <w:rFonts w:cstheme="minorHAnsi"/>
-          <w:lang w:val="en-US"/>
-        </w:rPr>
-        <w:t>+</w:t>
-      </w:r>
-      <w:r>
-        <w:rPr>
-          <w:rFonts w:cstheme="minorHAnsi"/>
-          <w:lang w:val="en-US"/>
-        </w:rPr>
-        <w:t xml:space="preserve"> </w:t>
-      </w:r>
-      <w:r>
-        <w:rPr>
-          <w:rFonts w:cstheme="minorHAnsi"/>
-          <w:lang w:val="en-US"/>
-        </w:rPr>
-        <w:t>1)]</w:t>
-      </w:r>
-      <w:r>
-        <w:rPr>
-          <w:rFonts w:cstheme="minorHAnsi"/>
-          <w:lang w:val="en-US"/>
-        </w:rPr>
-        <w:t xml:space="preserve">, </w:t>
-      </w:r>
-      <w:r>
-        <w:rPr>
-          <w:rFonts w:cstheme="minorHAnsi"/>
-          <w:lang w:val="en-US"/>
-        </w:rPr>
-        <w:tab/>
-      </w:r>
-      <w:r>
-        <w:rPr>
-          <w:rFonts w:cstheme="minorHAnsi"/>
-          <w:lang w:val="en-US"/>
-        </w:rPr>
-        <w:tab/>
-      </w:r>
-      <w:r>
-        <w:rPr>
-          <w:rFonts w:cstheme="minorHAnsi"/>
-          <w:lang w:val="en-US"/>
-        </w:rPr>
-        <w:t>(2)</w:t>
-      </w:r>
-    </w:p>
-    <w:p>
-      <w:pPr>
-        <w:rPr>
-          <w:rFonts w:cstheme="minorHAnsi"/>
-          <w:lang w:val="en-US"/>
-        </w:rPr>
-      </w:pPr>
-      <w:r>
-        <w:rPr>
-          <w:rFonts w:cstheme="minorHAnsi"/>
-          <w:lang w:val="en-US"/>
-        </w:rPr>
-        <w:t>with</w:t>
-      </w:r>
-      <w:r>
-        <w:rPr>
-          <w:rFonts w:cstheme="minorHAnsi"/>
-          <w:lang w:val="en-US"/>
-        </w:rPr>
-        <w:t xml:space="preserve"> </w:t>
-      </w:r>
-      <w:r>
-        <w:rPr>
-          <w:rFonts w:cstheme="minorHAnsi"/>
-          <w:i/>
-          <w:lang w:val="en-US"/>
-        </w:rPr>
-        <w:t>k</w:t>
-      </w:r>
-      <w:r>
-        <w:rPr>
-          <w:rFonts w:cstheme="minorHAnsi"/>
-          <w:lang w:val="en-US"/>
-        </w:rPr>
-        <w:t xml:space="preserve"> being</w:t>
-      </w:r>
-      <w:r>
-        <w:rPr>
-          <w:rFonts w:cstheme="minorHAnsi"/>
-          <w:lang w:val="en-US"/>
-        </w:rPr>
-        <w:t xml:space="preserve"> either </w:t>
-      </w:r>
-      <w:proofErr w:type="spellStart"/>
-      <w:r>
-        <w:rPr>
-          <w:rFonts w:cstheme="minorHAnsi"/>
-          <w:lang w:val="en-US"/>
-        </w:rPr>
-        <w:t>J</w:t>
-      </w:r>
-      <w:r>
-        <w:rPr>
-          <w:rFonts w:cstheme="minorHAnsi"/>
-          <w:vertAlign w:val="subscript"/>
-          <w:lang w:val="en-US"/>
-        </w:rPr>
-        <w:t>Coul</w:t>
-      </w:r>
-      <w:proofErr w:type="spellEnd"/>
-      <w:r>
-        <w:rPr>
-          <w:rFonts w:cstheme="minorHAnsi"/>
-          <w:vertAlign w:val="subscript"/>
-          <w:lang w:val="en-US"/>
-        </w:rPr>
-        <w:t xml:space="preserve"> </w:t>
-      </w:r>
-      <w:r>
-        <w:rPr>
-          <w:rFonts w:cstheme="minorHAnsi"/>
-          <w:lang w:val="en-US"/>
-        </w:rPr>
-        <w:t xml:space="preserve">or </w:t>
-      </w:r>
-      <w:r>
-        <w:rPr>
-          <w:rFonts w:cstheme="minorHAnsi"/>
-          <w:i/>
-          <w:lang w:val="en-US"/>
-        </w:rPr>
-        <w:t>t</w:t>
-      </w:r>
-      <w:r>
-        <w:rPr>
-          <w:rFonts w:cstheme="minorHAnsi"/>
-          <w:lang w:val="en-US"/>
-        </w:rPr>
-        <w:t xml:space="preserve"> (electron o</w:t>
-      </w:r>
-      <w:r>
-        <w:rPr>
-          <w:rFonts w:cstheme="minorHAnsi"/>
-          <w:lang w:val="en-US"/>
-        </w:rPr>
-        <w:t xml:space="preserve">r hole transfer integral) for </w:t>
-      </w:r>
-      <w:proofErr w:type="spellStart"/>
-      <w:r>
-        <w:rPr>
-          <w:rFonts w:cstheme="minorHAnsi"/>
-          <w:lang w:val="en-US"/>
-        </w:rPr>
-        <w:t>Coulombic</w:t>
-      </w:r>
-      <w:proofErr w:type="spellEnd"/>
-      <w:r>
-        <w:rPr>
-          <w:rFonts w:cstheme="minorHAnsi"/>
-          <w:lang w:val="en-US"/>
-        </w:rPr>
-        <w:t xml:space="preserve"> or charge-transfer coupling, respectively.</w:t>
-      </w:r>
-    </w:p>
-    <w:p>
-      <w:pPr>
-        <w:rPr>
-          <w:rFonts w:cstheme="minorHAnsi"/>
-          <w:lang w:val="en-US"/>
-        </w:rPr>
-      </w:pPr>
-      <w:r>
-        <w:rPr>
-          <w:rFonts w:cstheme="minorHAnsi"/>
-          <w:lang w:val="en-US"/>
-        </w:rPr>
-        <w:t>The equation (2)</w:t>
-      </w:r>
-      <w:r>
-        <w:rPr>
-          <w:rFonts w:cstheme="minorHAnsi"/>
-          <w:lang w:val="en-US"/>
-        </w:rPr>
-        <w:t xml:space="preserve"> can be used to predict </w:t>
-      </w:r>
-      <w:proofErr w:type="spellStart"/>
-      <w:r>
-        <w:rPr>
-          <w:rFonts w:cstheme="minorHAnsi"/>
-          <w:lang w:val="en-US"/>
-        </w:rPr>
-        <w:t>excitonic</w:t>
-      </w:r>
-      <w:proofErr w:type="spellEnd"/>
-      <w:r>
-        <w:rPr>
-          <w:rFonts w:cstheme="minorHAnsi"/>
-          <w:lang w:val="en-US"/>
-        </w:rPr>
-        <w:t xml:space="preserve"> splitting for infinite stacks present in the crystals.</w:t>
-      </w:r>
-    </w:p>
-    <w:p>
-      <w:pPr>
-        <w:rPr>
-          <w:rFonts w:cstheme="minorHAnsi"/>
-          <w:lang w:val="en-US"/>
-        </w:rPr>
-      </w:pPr>
-    </w:p>
-    <w:p>
-      <w:pPr>
-        <w:rPr>
-          <w:rFonts w:cstheme="minorHAnsi"/>
-          <w:lang w:val="en-US"/>
-        </w:rPr>
-      </w:pPr>
-      <w:r>
-        <w:object w:dxaOrig="6551" w:dyaOrig="4546">
-          <v:shape id="_x0000_i1034" type="#_x0000_t75" style="width:327.55pt;height:227.85pt" o:ole="">
-            <v:imagedata r:id="rId32" o:title=""/>
-          </v:shape>
-          <o:OLEObject Type="Embed" ProgID="Origin50.Graph" ShapeID="_x0000_i1034" DrawAspect="Content" ObjectID="_1821455016" r:id="rId33"/>
-        </w:object>
-      </w:r>
-    </w:p>
-    <w:p>
-      <w:pPr>
-        <w:rPr>
-          <w:rFonts w:cstheme="minorHAnsi"/>
-          <w:lang w:val="en-US"/>
-        </w:rPr>
-      </w:pPr>
-      <w:r>
-        <w:rPr>
-          <w:rFonts w:cstheme="minorHAnsi"/>
-          <w:lang w:val="en-US"/>
-        </w:rPr>
-        <w:t xml:space="preserve">Fig. 5. Size dependence of the </w:t>
-      </w:r>
-      <w:r>
-        <w:rPr>
-          <w:rFonts w:cstheme="minorHAnsi"/>
-          <w:lang w:val="en-US"/>
-        </w:rPr>
-        <w:t>Q-band</w:t>
-      </w:r>
-      <w:r>
-        <w:rPr>
-          <w:rFonts w:cstheme="minorHAnsi"/>
-          <w:lang w:val="en-US"/>
-        </w:rPr>
-        <w:t xml:space="preserve"> transitions in</w:t>
-      </w:r>
-      <w:r>
-        <w:rPr>
-          <w:rFonts w:cstheme="minorHAnsi"/>
-          <w:lang w:val="en-US"/>
-        </w:rPr>
-        <w:t xml:space="preserve"> slipped-stacked</w:t>
-      </w:r>
-      <w:r>
-        <w:rPr>
-          <w:rFonts w:cstheme="minorHAnsi"/>
-          <w:lang w:val="en-US"/>
-        </w:rPr>
-        <w:t xml:space="preserve"> </w:t>
-      </w:r>
-      <w:proofErr w:type="spellStart"/>
-      <w:r>
-        <w:rPr>
-          <w:rFonts w:cstheme="minorHAnsi"/>
-          <w:lang w:val="en-US"/>
-        </w:rPr>
-        <w:t>ZnPc</w:t>
-      </w:r>
-      <w:proofErr w:type="spellEnd"/>
-      <w:r>
-        <w:rPr>
-          <w:rFonts w:cstheme="minorHAnsi"/>
-          <w:lang w:val="en-US"/>
-        </w:rPr>
-        <w:t xml:space="preserve"> oligomers (translation vectors adopted from </w:t>
-      </w:r>
-      <w:r>
-        <w:rPr>
-          <w:rFonts w:cstheme="minorHAnsi"/>
-          <w:lang w:val="en-US"/>
-        </w:rPr>
-        <w:t xml:space="preserve">β </w:t>
-      </w:r>
-      <w:r>
-        <w:rPr>
-          <w:rFonts w:cstheme="minorHAnsi"/>
-          <w:lang w:val="en-US"/>
-        </w:rPr>
-        <w:t xml:space="preserve">-modification of </w:t>
-      </w:r>
-      <w:proofErr w:type="spellStart"/>
-      <w:r>
-        <w:rPr>
-          <w:rFonts w:cstheme="minorHAnsi"/>
-          <w:lang w:val="en-US"/>
-        </w:rPr>
-        <w:t>ZnPc</w:t>
-      </w:r>
-      <w:proofErr w:type="spellEnd"/>
-      <w:r>
-        <w:rPr>
-          <w:rFonts w:cstheme="minorHAnsi"/>
-          <w:lang w:val="en-US"/>
-        </w:rPr>
-        <w:t>)</w:t>
-      </w:r>
-    </w:p>
-    <w:p>
-      <w:pPr>
-        <w:rPr>
-          <w:rFonts w:cstheme="minorHAnsi"/>
-          <w:lang w:val="en-US"/>
-        </w:rPr>
-      </w:pPr>
+      <w:bookmarkStart w:id="0" w:name="_GoBack"/>
+      <w:bookmarkEnd w:id="0"/>
     </w:p>
     <w:p>
       <w:pPr>

--- a/main.docx
+++ b/main.docx
@@ -4325,7 +4325,7 @@
           <v:shape id="_x0000_i1026" type="#_x0000_t75" style="width:351.3pt;height:116.7pt" o:ole="">
             <v:imagedata r:id="rId9" o:title=""/>
           </v:shape>
-          <o:OLEObject Type="Embed" ProgID="ChemDraw.Document.6.0" ShapeID="_x0000_i1026" DrawAspect="Content" ObjectID="_1821538038" r:id="rId10"/>
+          <o:OLEObject Type="Embed" ProgID="ChemDraw.Document.6.0" ShapeID="_x0000_i1026" DrawAspect="Content" ObjectID="_1821621997" r:id="rId10"/>
         </w:object>
       </w:r>
     </w:p>
@@ -4386,7 +4386,7 @@
           <v:shape id="_x0000_i1027" type="#_x0000_t75" style="width:356.85pt;height:166.15pt" o:ole="">
             <v:imagedata r:id="rId11" o:title=""/>
           </v:shape>
-          <o:OLEObject Type="Embed" ProgID="ChemDraw.Document.6.0" ShapeID="_x0000_i1027" DrawAspect="Content" ObjectID="_1821538039" r:id="rId12"/>
+          <o:OLEObject Type="Embed" ProgID="ChemDraw.Document.6.0" ShapeID="_x0000_i1027" DrawAspect="Content" ObjectID="_1821621998" r:id="rId12"/>
         </w:object>
       </w:r>
     </w:p>
@@ -4447,7 +4447,7 @@
           <v:shape id="_x0000_i1028" type="#_x0000_t75" style="width:273.75pt;height:155.45pt" o:ole="">
             <v:imagedata r:id="rId13" o:title=""/>
           </v:shape>
-          <o:OLEObject Type="Embed" ProgID="ChemDraw.Document.6.0" ShapeID="_x0000_i1028" DrawAspect="Content" ObjectID="_1821538040" r:id="rId14"/>
+          <o:OLEObject Type="Embed" ProgID="ChemDraw.Document.6.0" ShapeID="_x0000_i1028" DrawAspect="Content" ObjectID="_1821621999" r:id="rId14"/>
         </w:object>
       </w:r>
     </w:p>
@@ -4609,7 +4609,7 @@
           <v:shape id="_x0000_i1029" type="#_x0000_t75" style="width:199.4pt;height:167.75pt" o:ole="">
             <v:imagedata r:id="rId16" o:title=""/>
           </v:shape>
-          <o:OLEObject Type="Embed" ProgID="ChemDraw.Document.6.0" ShapeID="_x0000_i1029" DrawAspect="Content" ObjectID="_1821538041" r:id="rId17"/>
+          <o:OLEObject Type="Embed" ProgID="ChemDraw.Document.6.0" ShapeID="_x0000_i1029" DrawAspect="Content" ObjectID="_1821622000" r:id="rId17"/>
         </w:object>
       </w:r>
     </w:p>
@@ -4644,7 +4644,7 @@
           <v:shape id="_x0000_i1030" type="#_x0000_t75" style="width:254pt;height:168.15pt" o:ole="">
             <v:imagedata r:id="rId18" o:title=""/>
           </v:shape>
-          <o:OLEObject Type="Embed" ProgID="ChemDraw.Document.6.0" ShapeID="_x0000_i1030" DrawAspect="Content" ObjectID="_1821538042" r:id="rId19"/>
+          <o:OLEObject Type="Embed" ProgID="ChemDraw.Document.6.0" ShapeID="_x0000_i1030" DrawAspect="Content" ObjectID="_1821622001" r:id="rId19"/>
         </w:object>
       </w:r>
     </w:p>
@@ -7549,7 +7549,7 @@
           <v:shape id="_x0000_i1031" type="#_x0000_t75" style="width:227.1pt;height:94.55pt" o:ole="">
             <v:imagedata r:id="rId20" o:title=""/>
           </v:shape>
-          <o:OLEObject Type="Embed" ProgID="ChemDraw.Document.6.0" ShapeID="_x0000_i1031" DrawAspect="Content" ObjectID="_1821538043" r:id="rId21"/>
+          <o:OLEObject Type="Embed" ProgID="ChemDraw.Document.6.0" ShapeID="_x0000_i1031" DrawAspect="Content" ObjectID="_1821622002" r:id="rId21"/>
         </w:object>
       </w:r>
     </w:p>
@@ -7722,6 +7722,7 @@
         <w:rPr>
           <w:rFonts w:cstheme="minorHAnsi"/>
           <w:highlight w:val="yellow"/>
+          <w:lang w:val="en-US"/>
         </w:rPr>
         <w:t>C</w:t>
       </w:r>
@@ -7789,7 +7790,7 @@
           <v:shape id="_x0000_i1034" type="#_x0000_t75" style="width:283.25pt;height:354.85pt;mso-position-horizontal:absolute" o:ole="">
             <v:imagedata r:id="rId24" o:title=""/>
           </v:shape>
-          <o:OLEObject Type="Embed" ProgID="Origin50.Graph" ShapeID="_x0000_i1034" DrawAspect="Content" ObjectID="_1821538044" r:id="rId25"/>
+          <o:OLEObject Type="Embed" ProgID="Origin50.Graph" ShapeID="_x0000_i1034" DrawAspect="Content" ObjectID="_1821622003" r:id="rId25"/>
         </w:object>
       </w:r>
     </w:p>
@@ -8771,7 +8772,7 @@
           <v:shape id="_x0000_i1035" type="#_x0000_t75" style="width:226.3pt;height:157.45pt" o:ole="">
             <v:imagedata r:id="rId26" o:title=""/>
           </v:shape>
-          <o:OLEObject Type="Embed" ProgID="Origin50.Graph" ShapeID="_x0000_i1035" DrawAspect="Content" ObjectID="_1821538045" r:id="rId27"/>
+          <o:OLEObject Type="Embed" ProgID="Origin50.Graph" ShapeID="_x0000_i1035" DrawAspect="Content" ObjectID="_1821622004" r:id="rId27"/>
         </w:object>
       </w:r>
     </w:p>
@@ -8843,74 +8844,6 @@
       <w:r>
         <w:rPr>
           <w:rFonts w:cstheme="minorHAnsi"/>
-          <w:lang w:val="en-US"/>
-        </w:rPr>
-        <w:t xml:space="preserve"> dimer</w:t>
-      </w:r>
-    </w:p>
-    <w:p>
-      <w:pPr>
-        <w:rPr>
-          <w:rFonts w:cstheme="minorHAnsi"/>
-          <w:lang w:val="en-US"/>
-        </w:rPr>
-      </w:pPr>
-      <w:r>
-        <w:rPr>
-          <w:rFonts w:cstheme="minorHAnsi"/>
-          <w:highlight w:val="yellow"/>
-          <w:lang w:val="en-US"/>
-        </w:rPr>
-        <w:t xml:space="preserve">Add </w:t>
-      </w:r>
-      <w:proofErr w:type="spellStart"/>
-      <w:r>
-        <w:rPr>
-          <w:rFonts w:cstheme="minorHAnsi"/>
-          <w:highlight w:val="yellow"/>
-          <w:lang w:val="en-US"/>
-        </w:rPr>
-        <w:t>TrESP</w:t>
-      </w:r>
-      <w:proofErr w:type="spellEnd"/>
-      <w:r>
-        <w:rPr>
-          <w:rFonts w:cstheme="minorHAnsi"/>
-          <w:highlight w:val="yellow"/>
-          <w:lang w:val="en-US"/>
-        </w:rPr>
-        <w:t xml:space="preserve"> of edge-to-edge dimers!</w:t>
-      </w:r>
-    </w:p>
-    <w:p>
-      <w:pPr>
-        <w:rPr>
-          <w:rFonts w:cstheme="minorHAnsi"/>
-          <w:lang w:val="en-US"/>
-        </w:rPr>
-      </w:pPr>
-      <w:r>
-        <w:rPr>
-          <w:rFonts w:cstheme="minorHAnsi"/>
-          <w:highlight w:val="yellow"/>
-          <w:lang w:val="en-US"/>
-        </w:rPr>
-        <w:t xml:space="preserve">Fig. 3B Distance dependence of the Q-band splitting in an edge-to-edge </w:t>
-      </w:r>
-      <w:proofErr w:type="spellStart"/>
-      <w:r>
-        <w:rPr>
-          <w:rFonts w:cstheme="minorHAnsi"/>
-          <w:highlight w:val="yellow"/>
-          <w:lang w:val="en-US"/>
-        </w:rPr>
-        <w:t>ZnPc</w:t>
-      </w:r>
-      <w:proofErr w:type="spellEnd"/>
-      <w:r>
-        <w:rPr>
-          <w:rFonts w:cstheme="minorHAnsi"/>
-          <w:highlight w:val="yellow"/>
           <w:lang w:val="en-US"/>
         </w:rPr>
         <w:t xml:space="preserve"> dimer</w:t>
@@ -9103,7 +9036,183 @@
           <w:rFonts w:cstheme="minorHAnsi"/>
           <w:lang w:val="en-US"/>
         </w:rPr>
-        <w:t xml:space="preserve"> coupling can be made using atomic </w:t>
+        <w:t xml:space="preserve"> coupling can be made using atomic charges obtained from fitting of the transition electrostatic potential (</w:t>
+      </w:r>
+      <w:proofErr w:type="spellStart"/>
+      <w:r>
+        <w:rPr>
+          <w:rFonts w:cstheme="minorHAnsi"/>
+          <w:lang w:val="en-US"/>
+        </w:rPr>
+        <w:t>TrESP</w:t>
+      </w:r>
+      <w:proofErr w:type="spellEnd"/>
+      <w:r>
+        <w:rPr>
+          <w:rFonts w:cstheme="minorHAnsi"/>
+          <w:lang w:val="en-US"/>
+        </w:rPr>
+        <w:t xml:space="preserve"> charges) </w:t>
+      </w:r>
+      <w:r>
+        <w:rPr>
+          <w:rFonts w:cstheme="minorHAnsi"/>
+          <w:highlight w:val="yellow"/>
+          <w:lang w:val="en-US"/>
+        </w:rPr>
+        <w:t>[]</w:t>
+      </w:r>
+      <w:r>
+        <w:rPr>
+          <w:rFonts w:cstheme="minorHAnsi"/>
+          <w:lang w:val="en-US"/>
+        </w:rPr>
+        <w:t xml:space="preserve">. </w:t>
+      </w:r>
+      <w:r>
+        <w:rPr>
+          <w:rFonts w:cstheme="minorHAnsi"/>
+          <w:lang w:val="en-US"/>
+        </w:rPr>
+        <w:t xml:space="preserve">The </w:t>
+      </w:r>
+      <w:proofErr w:type="spellStart"/>
+      <w:r>
+        <w:rPr>
+          <w:rFonts w:cstheme="minorHAnsi"/>
+          <w:lang w:val="en-US"/>
+        </w:rPr>
+        <w:t>TrESP</w:t>
+      </w:r>
+      <w:proofErr w:type="spellEnd"/>
+      <w:r>
+        <w:rPr>
+          <w:rFonts w:cstheme="minorHAnsi"/>
+          <w:lang w:val="en-US"/>
+        </w:rPr>
+        <w:t xml:space="preserve"> </w:t>
+      </w:r>
+      <w:proofErr w:type="spellStart"/>
+      <w:r>
+        <w:rPr>
+          <w:rFonts w:cstheme="minorHAnsi"/>
+          <w:lang w:val="en-US"/>
+        </w:rPr>
+        <w:t>Coulombic</w:t>
+      </w:r>
+      <w:proofErr w:type="spellEnd"/>
+      <w:r>
+        <w:rPr>
+          <w:rFonts w:cstheme="minorHAnsi"/>
+          <w:lang w:val="en-US"/>
+        </w:rPr>
+        <w:t xml:space="preserve"> component is almos</w:t>
+      </w:r>
+      <w:r>
+        <w:rPr>
+          <w:rFonts w:cstheme="minorHAnsi"/>
+          <w:lang w:val="en-US"/>
+        </w:rPr>
+        <w:t>t linear against 1/r rather than</w:t>
+      </w:r>
+      <w:r>
+        <w:rPr>
+          <w:rFonts w:cstheme="minorHAnsi"/>
+          <w:lang w:val="en-US"/>
+        </w:rPr>
+        <w:t xml:space="preserve"> 1/r</w:t>
+      </w:r>
+      <w:r>
+        <w:rPr>
+          <w:rFonts w:cstheme="minorHAnsi"/>
+          <w:vertAlign w:val="superscript"/>
+          <w:lang w:val="en-US"/>
+        </w:rPr>
+        <w:t>3</w:t>
+      </w:r>
+      <w:r>
+        <w:rPr>
+          <w:rFonts w:cstheme="minorHAnsi"/>
+          <w:lang w:val="en-US"/>
+        </w:rPr>
+        <w:t xml:space="preserve"> </w:t>
+      </w:r>
+      <w:r>
+        <w:rPr>
+          <w:rFonts w:cstheme="minorHAnsi"/>
+          <w:lang w:val="en-US"/>
+        </w:rPr>
+        <w:t>which can be explained by</w:t>
+      </w:r>
+      <w:r>
+        <w:rPr>
+          <w:rFonts w:cstheme="minorHAnsi"/>
+          <w:lang w:val="en-US"/>
+        </w:rPr>
+        <w:t xml:space="preserve"> </w:t>
+      </w:r>
+      <w:r>
+        <w:rPr>
+          <w:rFonts w:cstheme="minorHAnsi"/>
+          <w:lang w:val="en-US"/>
+        </w:rPr>
+        <w:t xml:space="preserve">a </w:t>
+      </w:r>
+      <w:r>
+        <w:rPr>
+          <w:rFonts w:cstheme="minorHAnsi"/>
+          <w:lang w:val="en-US"/>
+        </w:rPr>
+        <w:t xml:space="preserve">relatively </w:t>
+      </w:r>
+      <w:r>
+        <w:rPr>
+          <w:rFonts w:cstheme="minorHAnsi"/>
+          <w:lang w:val="en-US"/>
+        </w:rPr>
+        <w:t xml:space="preserve">short distance </w:t>
+      </w:r>
+      <w:r>
+        <w:rPr>
+          <w:rFonts w:cstheme="minorHAnsi"/>
+          <w:lang w:val="en-US"/>
+        </w:rPr>
+        <w:t>between transition dipoles and</w:t>
+      </w:r>
+      <w:r>
+        <w:rPr>
+          <w:rFonts w:cstheme="minorHAnsi"/>
+          <w:lang w:val="en-US"/>
+        </w:rPr>
+        <w:t>/or</w:t>
+      </w:r>
+      <w:r>
+        <w:rPr>
+          <w:rFonts w:cstheme="minorHAnsi"/>
+          <w:lang w:val="en-US"/>
+        </w:rPr>
+        <w:t xml:space="preserve"> by a</w:t>
+      </w:r>
+      <w:r>
+        <w:rPr>
+          <w:rFonts w:cstheme="minorHAnsi"/>
+          <w:lang w:val="en-US"/>
+        </w:rPr>
+        <w:t xml:space="preserve"> multipole contribution. </w:t>
+      </w:r>
+      <w:r>
+        <w:rPr>
+          <w:rFonts w:cstheme="minorHAnsi"/>
+          <w:lang w:val="en-US"/>
+        </w:rPr>
+        <w:t xml:space="preserve">Significant </w:t>
+      </w:r>
+      <w:r>
+        <w:rPr>
+          <w:rFonts w:cstheme="minorHAnsi"/>
+          <w:lang w:val="en-US"/>
+        </w:rPr>
+        <w:t xml:space="preserve">disagreement </w:t>
       </w:r>
       <w:r>
         <w:rPr>
@@ -9111,23 +9220,14 @@
           <w:lang w:val="en-US"/>
         </w:rPr>
         <w:lastRenderedPageBreak/>
-        <w:t>charges obtained from fitting of the transition electrostatic potential (</w:t>
-      </w:r>
-      <w:proofErr w:type="spellStart"/>
-      <w:r>
-        <w:rPr>
-          <w:rFonts w:cstheme="minorHAnsi"/>
-          <w:lang w:val="en-US"/>
-        </w:rPr>
-        <w:t>TrESP</w:t>
-      </w:r>
-      <w:proofErr w:type="spellEnd"/>
-      <w:r>
-        <w:rPr>
-          <w:rFonts w:cstheme="minorHAnsi"/>
-          <w:lang w:val="en-US"/>
-        </w:rPr>
-        <w:t xml:space="preserve"> charges) </w:t>
+        <w:t>between TD-DFT transition energy</w:t>
+      </w:r>
+      <w:r>
+        <w:rPr>
+          <w:rFonts w:cstheme="minorHAnsi"/>
+          <w:lang w:val="en-US"/>
+        </w:rPr>
+        <w:t xml:space="preserve"> (</w:t>
       </w:r>
       <w:r>
         <w:rPr>
@@ -9135,31 +9235,66 @@
           <w:highlight w:val="yellow"/>
           <w:lang w:val="en-US"/>
         </w:rPr>
-        <w:t>[]</w:t>
-      </w:r>
-      <w:r>
-        <w:rPr>
-          <w:rFonts w:cstheme="minorHAnsi"/>
-          <w:lang w:val="en-US"/>
-        </w:rPr>
-        <w:t xml:space="preserve">. </w:t>
-      </w:r>
-      <w:r>
-        <w:rPr>
-          <w:rFonts w:cstheme="minorHAnsi"/>
-          <w:lang w:val="en-US"/>
-        </w:rPr>
-        <w:t xml:space="preserve">The </w:t>
-      </w:r>
-      <w:proofErr w:type="spellStart"/>
-      <w:r>
-        <w:rPr>
-          <w:rFonts w:cstheme="minorHAnsi"/>
-          <w:lang w:val="en-US"/>
-        </w:rPr>
-        <w:t>TrESP</w:t>
-      </w:r>
-      <w:proofErr w:type="spellEnd"/>
+        <w:t>Fig. 2, Table S?)</w:t>
+      </w:r>
+      <w:r>
+        <w:rPr>
+          <w:rFonts w:cstheme="minorHAnsi"/>
+          <w:lang w:val="en-US"/>
+        </w:rPr>
+        <w:t xml:space="preserve"> and</w:t>
+      </w:r>
+      <w:r>
+        <w:rPr>
+          <w:rFonts w:cstheme="minorHAnsi"/>
+          <w:lang w:val="en-US"/>
+        </w:rPr>
+        <w:t xml:space="preserve"> the predicted </w:t>
+      </w:r>
+      <w:proofErr w:type="spellStart"/>
+      <w:r>
+        <w:rPr>
+          <w:rFonts w:cstheme="minorHAnsi"/>
+          <w:lang w:val="en-US"/>
+        </w:rPr>
+        <w:t>Coulombic</w:t>
+      </w:r>
+      <w:proofErr w:type="spellEnd"/>
+      <w:r>
+        <w:rPr>
+          <w:rFonts w:cstheme="minorHAnsi"/>
+          <w:lang w:val="en-US"/>
+        </w:rPr>
+        <w:t xml:space="preserve"> component</w:t>
+      </w:r>
+      <w:r>
+        <w:rPr>
+          <w:rFonts w:cstheme="minorHAnsi"/>
+          <w:lang w:val="en-US"/>
+        </w:rPr>
+        <w:t xml:space="preserve"> (Fig. 3A)</w:t>
+      </w:r>
+      <w:r>
+        <w:rPr>
+          <w:rFonts w:cstheme="minorHAnsi"/>
+          <w:lang w:val="en-US"/>
+        </w:rPr>
+        <w:t xml:space="preserve"> at </w:t>
+      </w:r>
+      <w:r>
+        <w:rPr>
+          <w:rFonts w:cstheme="minorHAnsi"/>
+          <w:lang w:val="en-US"/>
+        </w:rPr>
+        <w:t>short</w:t>
+      </w:r>
+      <w:r>
+        <w:rPr>
+          <w:rFonts w:cstheme="minorHAnsi"/>
+          <w:lang w:val="en-US"/>
+        </w:rPr>
+        <w:t>er</w:t>
+      </w:r>
       <w:r>
         <w:rPr>
           <w:rFonts w:cstheme="minorHAnsi"/>
@@ -9173,37 +9308,178 @@
           <w:rFonts w:cstheme="minorHAnsi"/>
           <w:lang w:val="en-US"/>
         </w:rPr>
-        <w:t>Coulombic</w:t>
-      </w:r>
-      <w:proofErr w:type="spellEnd"/>
-      <w:r>
-        <w:rPr>
-          <w:rFonts w:cstheme="minorHAnsi"/>
-          <w:lang w:val="en-US"/>
-        </w:rPr>
-        <w:t xml:space="preserve"> component is almos</w:t>
-      </w:r>
-      <w:r>
-        <w:rPr>
-          <w:rFonts w:cstheme="minorHAnsi"/>
-          <w:lang w:val="en-US"/>
-        </w:rPr>
-        <w:t>t linear against 1/r rather than</w:t>
-      </w:r>
-      <w:r>
-        <w:rPr>
-          <w:rFonts w:cstheme="minorHAnsi"/>
-          <w:lang w:val="en-US"/>
-        </w:rPr>
-        <w:t xml:space="preserve"> 1/r</w:t>
-      </w:r>
-      <w:r>
-        <w:rPr>
-          <w:rFonts w:cstheme="minorHAnsi"/>
-          <w:vertAlign w:val="superscript"/>
-          <w:lang w:val="en-US"/>
-        </w:rPr>
-        <w:t>3</w:t>
+        <w:t>interplane</w:t>
+      </w:r>
+      <w:proofErr w:type="spellEnd"/>
+      <w:r>
+        <w:rPr>
+          <w:rFonts w:cstheme="minorHAnsi"/>
+          <w:lang w:val="en-US"/>
+        </w:rPr>
+        <w:t xml:space="preserve"> distances</w:t>
+      </w:r>
+      <w:r>
+        <w:rPr>
+          <w:rFonts w:cstheme="minorHAnsi"/>
+          <w:lang w:val="en-US"/>
+        </w:rPr>
+        <w:t xml:space="preserve"> indicates a large impact of short-range effects on the </w:t>
+      </w:r>
+      <w:proofErr w:type="spellStart"/>
+      <w:r>
+        <w:rPr>
+          <w:rFonts w:cstheme="minorHAnsi"/>
+          <w:lang w:val="en-US"/>
+        </w:rPr>
+        <w:t>excitonic</w:t>
+      </w:r>
+      <w:proofErr w:type="spellEnd"/>
+      <w:r>
+        <w:rPr>
+          <w:rFonts w:cstheme="minorHAnsi"/>
+          <w:lang w:val="en-US"/>
+        </w:rPr>
+        <w:t xml:space="preserve"> coupling. </w:t>
+      </w:r>
+      <w:r>
+        <w:rPr>
+          <w:rFonts w:cstheme="minorHAnsi"/>
+          <w:lang w:val="en-US"/>
+        </w:rPr>
+        <w:t xml:space="preserve">Other noticeable effect is </w:t>
+      </w:r>
+      <w:r>
+        <w:rPr>
+          <w:rFonts w:cstheme="minorHAnsi"/>
+          <w:lang w:val="en-US"/>
+        </w:rPr>
+        <w:t xml:space="preserve">a </w:t>
+      </w:r>
+      <w:r>
+        <w:rPr>
+          <w:rFonts w:cstheme="minorHAnsi"/>
+          <w:lang w:val="en-US"/>
+        </w:rPr>
+        <w:t>non-symmetrical splitting at short</w:t>
+      </w:r>
+      <w:r>
+        <w:rPr>
+          <w:rFonts w:cstheme="minorHAnsi"/>
+          <w:lang w:val="en-US"/>
+        </w:rPr>
+        <w:t>er</w:t>
+      </w:r>
+      <w:r>
+        <w:rPr>
+          <w:rFonts w:cstheme="minorHAnsi"/>
+          <w:lang w:val="en-US"/>
+        </w:rPr>
+        <w:t xml:space="preserve"> distances</w:t>
+      </w:r>
+      <w:r>
+        <w:rPr>
+          <w:rFonts w:cstheme="minorHAnsi"/>
+          <w:lang w:val="en-US"/>
+        </w:rPr>
+        <w:t xml:space="preserve"> (Fig. 2)</w:t>
+      </w:r>
+      <w:r>
+        <w:rPr>
+          <w:rFonts w:cstheme="minorHAnsi"/>
+          <w:lang w:val="en-US"/>
+        </w:rPr>
+        <w:t>: the red s</w:t>
+      </w:r>
+      <w:r>
+        <w:rPr>
+          <w:rFonts w:cstheme="minorHAnsi"/>
+          <w:lang w:val="en-US"/>
+        </w:rPr>
+        <w:t>hift</w:t>
+      </w:r>
+      <w:r>
+        <w:rPr>
+          <w:rFonts w:cstheme="minorHAnsi"/>
+          <w:lang w:val="en-US"/>
+        </w:rPr>
+        <w:t xml:space="preserve"> of the AG transition</w:t>
+      </w:r>
+      <w:r>
+        <w:rPr>
+          <w:rFonts w:cstheme="minorHAnsi"/>
+          <w:lang w:val="en-US"/>
+        </w:rPr>
+        <w:t xml:space="preserve"> is </w:t>
+      </w:r>
+      <w:r>
+        <w:rPr>
+          <w:rFonts w:cstheme="minorHAnsi"/>
+          <w:lang w:val="en-US"/>
+        </w:rPr>
+        <w:t>larger</w:t>
+      </w:r>
+      <w:r>
+        <w:rPr>
+          <w:rFonts w:cstheme="minorHAnsi"/>
+          <w:lang w:val="en-US"/>
+        </w:rPr>
+        <w:t xml:space="preserve"> than the blue shift </w:t>
+      </w:r>
+      <w:r>
+        <w:rPr>
+          <w:rFonts w:cstheme="minorHAnsi"/>
+          <w:lang w:val="en-US"/>
+        </w:rPr>
+        <w:t>of the BU transition. T</w:t>
+      </w:r>
+      <w:r>
+        <w:rPr>
+          <w:rFonts w:cstheme="minorHAnsi"/>
+          <w:lang w:val="en-US"/>
+        </w:rPr>
+        <w:t>he red-</w:t>
+      </w:r>
+      <w:r>
+        <w:rPr>
+          <w:rFonts w:cstheme="minorHAnsi"/>
+          <w:lang w:val="en-US"/>
+        </w:rPr>
+        <w:t xml:space="preserve">shifted </w:t>
+      </w:r>
+      <w:r>
+        <w:rPr>
+          <w:rFonts w:cstheme="minorHAnsi"/>
+          <w:lang w:val="en-US"/>
+        </w:rPr>
+        <w:t xml:space="preserve">AG </w:t>
+      </w:r>
+      <w:r>
+        <w:rPr>
+          <w:rFonts w:cstheme="minorHAnsi"/>
+          <w:lang w:val="en-US"/>
+        </w:rPr>
+        <w:t>transition is forbidden</w:t>
+      </w:r>
+      <w:r>
+        <w:rPr>
+          <w:rFonts w:cstheme="minorHAnsi"/>
+          <w:lang w:val="en-US"/>
+        </w:rPr>
+        <w:t xml:space="preserve"> therefore H-aggregates </w:t>
+      </w:r>
+      <w:r>
+        <w:rPr>
+          <w:rFonts w:cstheme="minorHAnsi"/>
+          <w:lang w:val="en-US"/>
+        </w:rPr>
+        <w:t>only show</w:t>
+      </w:r>
+      <w:r>
+        <w:rPr>
+          <w:rFonts w:cstheme="minorHAnsi"/>
+          <w:lang w:val="en-US"/>
+        </w:rPr>
+        <w:t xml:space="preserve"> a blue-shifted Q-band.</w:t>
       </w:r>
       <w:r>
         <w:rPr>
@@ -9217,116 +9493,36 @@
           <w:rFonts w:cstheme="minorHAnsi"/>
           <w:lang w:val="en-US"/>
         </w:rPr>
-        <w:t>which can be explained by</w:t>
-      </w:r>
-      <w:r>
-        <w:rPr>
-          <w:rFonts w:cstheme="minorHAnsi"/>
-          <w:lang w:val="en-US"/>
-        </w:rPr>
-        <w:t xml:space="preserve"> </w:t>
-      </w:r>
-      <w:r>
-        <w:rPr>
-          <w:rFonts w:cstheme="minorHAnsi"/>
-          <w:lang w:val="en-US"/>
-        </w:rPr>
-        <w:t xml:space="preserve">a </w:t>
-      </w:r>
-      <w:r>
-        <w:rPr>
-          <w:rFonts w:cstheme="minorHAnsi"/>
-          <w:lang w:val="en-US"/>
-        </w:rPr>
-        <w:t xml:space="preserve">relatively </w:t>
-      </w:r>
-      <w:r>
-        <w:rPr>
-          <w:rFonts w:cstheme="minorHAnsi"/>
-          <w:lang w:val="en-US"/>
-        </w:rPr>
-        <w:t xml:space="preserve">short distance </w:t>
-      </w:r>
-      <w:r>
-        <w:rPr>
-          <w:rFonts w:cstheme="minorHAnsi"/>
-          <w:lang w:val="en-US"/>
-        </w:rPr>
-        <w:t>between transition dipoles and</w:t>
-      </w:r>
-      <w:r>
-        <w:rPr>
-          <w:rFonts w:cstheme="minorHAnsi"/>
-          <w:lang w:val="en-US"/>
-        </w:rPr>
-        <w:t>/or</w:t>
-      </w:r>
-      <w:r>
-        <w:rPr>
-          <w:rFonts w:cstheme="minorHAnsi"/>
-          <w:lang w:val="en-US"/>
-        </w:rPr>
-        <w:t xml:space="preserve"> by a</w:t>
-      </w:r>
-      <w:r>
-        <w:rPr>
-          <w:rFonts w:cstheme="minorHAnsi"/>
-          <w:lang w:val="en-US"/>
-        </w:rPr>
-        <w:t xml:space="preserve"> multipole contribution. </w:t>
-      </w:r>
-      <w:r>
-        <w:rPr>
-          <w:rFonts w:cstheme="minorHAnsi"/>
-          <w:lang w:val="en-US"/>
-        </w:rPr>
-        <w:t xml:space="preserve">Significant </w:t>
-      </w:r>
-      <w:r>
-        <w:rPr>
-          <w:rFonts w:cstheme="minorHAnsi"/>
-          <w:lang w:val="en-US"/>
-        </w:rPr>
-        <w:t>disagreement between TD-DFT transition energy</w:t>
-      </w:r>
-      <w:r>
-        <w:rPr>
-          <w:rFonts w:cstheme="minorHAnsi"/>
-          <w:lang w:val="en-US"/>
-        </w:rPr>
-        <w:t xml:space="preserve"> (</w:t>
-      </w:r>
-      <w:r>
-        <w:rPr>
-          <w:rFonts w:cstheme="minorHAnsi"/>
-          <w:highlight w:val="yellow"/>
-          <w:lang w:val="en-US"/>
-        </w:rPr>
-        <w:t>Fig. 2, Table S?)</w:t>
-      </w:r>
-      <w:r>
-        <w:rPr>
-          <w:rFonts w:cstheme="minorHAnsi"/>
-          <w:lang w:val="en-US"/>
-        </w:rPr>
-        <w:t xml:space="preserve"> and</w:t>
-      </w:r>
-      <w:r>
-        <w:rPr>
-          <w:rFonts w:cstheme="minorHAnsi"/>
-          <w:lang w:val="en-US"/>
-        </w:rPr>
-        <w:t xml:space="preserve"> the predicted </w:t>
-      </w:r>
-      <w:proofErr w:type="spellStart"/>
-      <w:r>
-        <w:rPr>
-          <w:rFonts w:cstheme="minorHAnsi"/>
-          <w:lang w:val="en-US"/>
-        </w:rPr>
-        <w:t>Coulombic</w:t>
-      </w:r>
-      <w:proofErr w:type="spellEnd"/>
+        <w:t>I</w:t>
+      </w:r>
+      <w:r>
+        <w:rPr>
+          <w:rFonts w:cstheme="minorHAnsi"/>
+          <w:lang w:val="en-US"/>
+        </w:rPr>
+        <w:t>n crystals</w:t>
+      </w:r>
+      <w:r>
+        <w:rPr>
+          <w:rFonts w:cstheme="minorHAnsi"/>
+          <w:lang w:val="en-US"/>
+        </w:rPr>
+        <w:t>,</w:t>
+      </w:r>
+      <w:r>
+        <w:rPr>
+          <w:rFonts w:cstheme="minorHAnsi"/>
+          <w:lang w:val="en-US"/>
+        </w:rPr>
+        <w:t xml:space="preserve"> the</w:t>
+      </w:r>
+      <w:r>
+        <w:rPr>
+          <w:rFonts w:cstheme="minorHAnsi"/>
+          <w:lang w:val="en-US"/>
+        </w:rPr>
+        <w:t xml:space="preserve"> red-shifted Q-band absorption</w:t>
+      </w:r>
       <w:r>
         <w:rPr>
           <w:rFonts w:cstheme="minorHAnsi"/>
@@ -9339,269 +9535,6 @@
           <w:rFonts w:cstheme="minorHAnsi"/>
           <w:lang w:val="en-US"/>
         </w:rPr>
-        <w:t xml:space="preserve"> (Fig. 3A)</w:t>
-      </w:r>
-      <w:r>
-        <w:rPr>
-          <w:rFonts w:cstheme="minorHAnsi"/>
-          <w:lang w:val="en-US"/>
-        </w:rPr>
-        <w:t xml:space="preserve"> at </w:t>
-      </w:r>
-      <w:r>
-        <w:rPr>
-          <w:rFonts w:cstheme="minorHAnsi"/>
-          <w:lang w:val="en-US"/>
-        </w:rPr>
-        <w:t>short</w:t>
-      </w:r>
-      <w:r>
-        <w:rPr>
-          <w:rFonts w:cstheme="minorHAnsi"/>
-          <w:lang w:val="en-US"/>
-        </w:rPr>
-        <w:t>er</w:t>
-      </w:r>
-      <w:r>
-        <w:rPr>
-          <w:rFonts w:cstheme="minorHAnsi"/>
-          <w:lang w:val="en-US"/>
-        </w:rPr>
-        <w:t xml:space="preserve"> </w:t>
-      </w:r>
-      <w:proofErr w:type="spellStart"/>
-      <w:r>
-        <w:rPr>
-          <w:rFonts w:cstheme="minorHAnsi"/>
-          <w:lang w:val="en-US"/>
-        </w:rPr>
-        <w:t>interplane</w:t>
-      </w:r>
-      <w:proofErr w:type="spellEnd"/>
-      <w:r>
-        <w:rPr>
-          <w:rFonts w:cstheme="minorHAnsi"/>
-          <w:lang w:val="en-US"/>
-        </w:rPr>
-        <w:t xml:space="preserve"> distances</w:t>
-      </w:r>
-      <w:r>
-        <w:rPr>
-          <w:rFonts w:cstheme="minorHAnsi"/>
-          <w:lang w:val="en-US"/>
-        </w:rPr>
-        <w:t xml:space="preserve"> indicates a large impact of short-range effects on the </w:t>
-      </w:r>
-      <w:proofErr w:type="spellStart"/>
-      <w:r>
-        <w:rPr>
-          <w:rFonts w:cstheme="minorHAnsi"/>
-          <w:lang w:val="en-US"/>
-        </w:rPr>
-        <w:t>excitonic</w:t>
-      </w:r>
-      <w:proofErr w:type="spellEnd"/>
-      <w:r>
-        <w:rPr>
-          <w:rFonts w:cstheme="minorHAnsi"/>
-          <w:lang w:val="en-US"/>
-        </w:rPr>
-        <w:t xml:space="preserve"> coupling. </w:t>
-      </w:r>
-      <w:r>
-        <w:rPr>
-          <w:rFonts w:cstheme="minorHAnsi"/>
-          <w:lang w:val="en-US"/>
-        </w:rPr>
-        <w:t xml:space="preserve">Other noticeable effect is </w:t>
-      </w:r>
-      <w:r>
-        <w:rPr>
-          <w:rFonts w:cstheme="minorHAnsi"/>
-          <w:lang w:val="en-US"/>
-        </w:rPr>
-        <w:t xml:space="preserve">a </w:t>
-      </w:r>
-      <w:r>
-        <w:rPr>
-          <w:rFonts w:cstheme="minorHAnsi"/>
-          <w:lang w:val="en-US"/>
-        </w:rPr>
-        <w:t>non-symmetrical splitting at short</w:t>
-      </w:r>
-      <w:r>
-        <w:rPr>
-          <w:rFonts w:cstheme="minorHAnsi"/>
-          <w:lang w:val="en-US"/>
-        </w:rPr>
-        <w:t>er</w:t>
-      </w:r>
-      <w:r>
-        <w:rPr>
-          <w:rFonts w:cstheme="minorHAnsi"/>
-          <w:lang w:val="en-US"/>
-        </w:rPr>
-        <w:t xml:space="preserve"> distances</w:t>
-      </w:r>
-      <w:r>
-        <w:rPr>
-          <w:rFonts w:cstheme="minorHAnsi"/>
-          <w:lang w:val="en-US"/>
-        </w:rPr>
-        <w:t xml:space="preserve"> (Fig. 2)</w:t>
-      </w:r>
-      <w:r>
-        <w:rPr>
-          <w:rFonts w:cstheme="minorHAnsi"/>
-          <w:lang w:val="en-US"/>
-        </w:rPr>
-        <w:t>: the red s</w:t>
-      </w:r>
-      <w:r>
-        <w:rPr>
-          <w:rFonts w:cstheme="minorHAnsi"/>
-          <w:lang w:val="en-US"/>
-        </w:rPr>
-        <w:t>hift</w:t>
-      </w:r>
-      <w:r>
-        <w:rPr>
-          <w:rFonts w:cstheme="minorHAnsi"/>
-          <w:lang w:val="en-US"/>
-        </w:rPr>
-        <w:t xml:space="preserve"> of the AG transition</w:t>
-      </w:r>
-      <w:r>
-        <w:rPr>
-          <w:rFonts w:cstheme="minorHAnsi"/>
-          <w:lang w:val="en-US"/>
-        </w:rPr>
-        <w:t xml:space="preserve"> is </w:t>
-      </w:r>
-      <w:r>
-        <w:rPr>
-          <w:rFonts w:cstheme="minorHAnsi"/>
-          <w:lang w:val="en-US"/>
-        </w:rPr>
-        <w:t>larger</w:t>
-      </w:r>
-      <w:r>
-        <w:rPr>
-          <w:rFonts w:cstheme="minorHAnsi"/>
-          <w:lang w:val="en-US"/>
-        </w:rPr>
-        <w:t xml:space="preserve"> than the blue shift </w:t>
-      </w:r>
-      <w:r>
-        <w:rPr>
-          <w:rFonts w:cstheme="minorHAnsi"/>
-          <w:lang w:val="en-US"/>
-        </w:rPr>
-        <w:t>of the BU transition. T</w:t>
-      </w:r>
-      <w:r>
-        <w:rPr>
-          <w:rFonts w:cstheme="minorHAnsi"/>
-          <w:lang w:val="en-US"/>
-        </w:rPr>
-        <w:t>he red-</w:t>
-      </w:r>
-      <w:r>
-        <w:rPr>
-          <w:rFonts w:cstheme="minorHAnsi"/>
-          <w:lang w:val="en-US"/>
-        </w:rPr>
-        <w:t xml:space="preserve">shifted </w:t>
-      </w:r>
-      <w:r>
-        <w:rPr>
-          <w:rFonts w:cstheme="minorHAnsi"/>
-          <w:lang w:val="en-US"/>
-        </w:rPr>
-        <w:t xml:space="preserve">AG </w:t>
-      </w:r>
-      <w:r>
-        <w:rPr>
-          <w:rFonts w:cstheme="minorHAnsi"/>
-          <w:lang w:val="en-US"/>
-        </w:rPr>
-        <w:t>transition is forbidden</w:t>
-      </w:r>
-      <w:r>
-        <w:rPr>
-          <w:rFonts w:cstheme="minorHAnsi"/>
-          <w:lang w:val="en-US"/>
-        </w:rPr>
-        <w:t xml:space="preserve"> therefore H-aggregates </w:t>
-      </w:r>
-      <w:r>
-        <w:rPr>
-          <w:rFonts w:cstheme="minorHAnsi"/>
-          <w:lang w:val="en-US"/>
-        </w:rPr>
-        <w:t>only show</w:t>
-      </w:r>
-      <w:r>
-        <w:rPr>
-          <w:rFonts w:cstheme="minorHAnsi"/>
-          <w:lang w:val="en-US"/>
-        </w:rPr>
-        <w:t xml:space="preserve"> a blue-shifted Q-band.</w:t>
-      </w:r>
-      <w:r>
-        <w:rPr>
-          <w:rFonts w:cstheme="minorHAnsi"/>
-          <w:lang w:val="en-US"/>
-        </w:rPr>
-        <w:t xml:space="preserve"> </w:t>
-      </w:r>
-      <w:r>
-        <w:rPr>
-          <w:rFonts w:cstheme="minorHAnsi"/>
-          <w:lang w:val="en-US"/>
-        </w:rPr>
-        <w:t>I</w:t>
-      </w:r>
-      <w:r>
-        <w:rPr>
-          <w:rFonts w:cstheme="minorHAnsi"/>
-          <w:lang w:val="en-US"/>
-        </w:rPr>
-        <w:t>n crystals</w:t>
-      </w:r>
-      <w:r>
-        <w:rPr>
-          <w:rFonts w:cstheme="minorHAnsi"/>
-          <w:lang w:val="en-US"/>
-        </w:rPr>
-        <w:t>,</w:t>
-      </w:r>
-      <w:r>
-        <w:rPr>
-          <w:rFonts w:cstheme="minorHAnsi"/>
-          <w:lang w:val="en-US"/>
-        </w:rPr>
-        <w:t xml:space="preserve"> the</w:t>
-      </w:r>
-      <w:r>
-        <w:rPr>
-          <w:rFonts w:cstheme="minorHAnsi"/>
-          <w:lang w:val="en-US"/>
-        </w:rPr>
-        <w:t xml:space="preserve"> red-shifted Q-band absorption</w:t>
-      </w:r>
-      <w:r>
-        <w:rPr>
-          <w:rFonts w:cstheme="minorHAnsi"/>
-          <w:lang w:val="en-US"/>
-        </w:rPr>
-        <w:t xml:space="preserve"> component</w:t>
-      </w:r>
-      <w:r>
-        <w:rPr>
-          <w:rFonts w:cstheme="minorHAnsi"/>
-          <w:lang w:val="en-US"/>
-        </w:rPr>
         <w:t xml:space="preserve"> often extend</w:t>
       </w:r>
       <w:r>
@@ -9632,1530 +9565,13 @@
         </w:rPr>
         <w:t xml:space="preserve"> usually observed at </w:t>
       </w:r>
-    </w:p>
-    <w:p>
-      <w:pPr>
-        <w:rPr>
-          <w:rFonts w:cstheme="minorHAnsi"/>
-          <w:lang w:val="en-US"/>
-        </w:rPr>
-      </w:pPr>
-    </w:p>
-    <w:p>
-      <w:pPr>
-        <w:rPr>
-          <w:rFonts w:cstheme="minorHAnsi"/>
-          <w:lang w:val="en-US"/>
-        </w:rPr>
-      </w:pPr>
-      <w:r>
-        <w:rPr>
-          <w:rFonts w:cstheme="minorHAnsi"/>
-          <w:b/>
-          <w:lang w:val="en-US"/>
-        </w:rPr>
-        <w:t>MO analysis.</w:t>
-      </w:r>
-      <w:r>
-        <w:rPr>
-          <w:rFonts w:cstheme="minorHAnsi"/>
-          <w:lang w:val="en-US"/>
-        </w:rPr>
-        <w:t xml:space="preserve"> The pi-pi stacking interaction results in splitting of HOMO and LUMO levels of the monomers as shown in the </w:t>
-      </w:r>
-      <w:r>
-        <w:rPr>
-          <w:rFonts w:cstheme="minorHAnsi"/>
-          <w:highlight w:val="yellow"/>
-          <w:lang w:val="en-US"/>
-        </w:rPr>
-        <w:t>Fig. 1</w:t>
-      </w:r>
-      <w:r>
-        <w:rPr>
-          <w:rFonts w:cstheme="minorHAnsi"/>
-          <w:lang w:val="en-US"/>
-        </w:rPr>
-        <w:t>C</w:t>
-      </w:r>
-      <w:r>
-        <w:rPr>
-          <w:rFonts w:cstheme="minorHAnsi"/>
-          <w:lang w:val="en-US"/>
-        </w:rPr>
-        <w:t>.</w:t>
-      </w:r>
-    </w:p>
-    <w:p>
-      <w:pPr>
-        <w:rPr>
-          <w:rFonts w:cstheme="minorHAnsi"/>
-          <w:lang w:val="en-US"/>
-        </w:rPr>
-      </w:pPr>
-      <w:r>
-        <w:rPr>
-          <w:rFonts w:cstheme="minorHAnsi"/>
-          <w:lang w:val="en-US"/>
-        </w:rPr>
-        <w:t xml:space="preserve">HOMO and LUMO splitting </w:t>
-      </w:r>
-      <w:r>
-        <w:rPr>
-          <w:rFonts w:cstheme="minorHAnsi"/>
-          <w:lang w:val="en-US"/>
-        </w:rPr>
-        <w:t>pattern</w:t>
-      </w:r>
-      <w:r>
-        <w:rPr>
-          <w:rFonts w:cstheme="minorHAnsi"/>
-          <w:lang w:val="en-US"/>
-        </w:rPr>
-        <w:t xml:space="preserve"> in the slipped-stack dimers is determined by the shape of the corresponding </w:t>
-      </w:r>
-      <w:r>
-        <w:rPr>
-          <w:rFonts w:cstheme="minorHAnsi"/>
-          <w:lang w:val="en-US"/>
-        </w:rPr>
-        <w:t xml:space="preserve">monomers’ </w:t>
-      </w:r>
-      <w:r>
-        <w:rPr>
-          <w:rFonts w:cstheme="minorHAnsi"/>
-          <w:lang w:val="en-US"/>
-        </w:rPr>
-        <w:t>orbitals.</w:t>
-      </w:r>
-      <w:r>
-        <w:rPr>
-          <w:rFonts w:cstheme="minorHAnsi"/>
-          <w:lang w:val="en-US"/>
-        </w:rPr>
-        <w:t xml:space="preserve"> </w:t>
-      </w:r>
-      <w:r>
-        <w:rPr>
-          <w:rFonts w:cstheme="minorHAnsi"/>
-          <w:lang w:val="en-US"/>
-        </w:rPr>
-        <w:t xml:space="preserve">The MO overlap </w:t>
-      </w:r>
-      <w:r>
-        <w:rPr>
-          <w:rFonts w:cstheme="minorHAnsi"/>
-          <w:lang w:val="en-US"/>
-        </w:rPr>
-        <w:t>is responsible for</w:t>
-      </w:r>
-      <w:r>
-        <w:rPr>
-          <w:rFonts w:cstheme="minorHAnsi"/>
-          <w:lang w:val="en-US"/>
-        </w:rPr>
-        <w:t xml:space="preserve"> </w:t>
-      </w:r>
-      <w:r>
-        <w:rPr>
-          <w:rFonts w:cstheme="minorHAnsi"/>
-          <w:lang w:val="en-US"/>
-        </w:rPr>
-        <w:t xml:space="preserve">short-range effects (see above) including </w:t>
-      </w:r>
-      <w:r>
-        <w:rPr>
-          <w:rFonts w:cstheme="minorHAnsi"/>
-          <w:lang w:val="en-US"/>
-        </w:rPr>
-        <w:t>the formation of charge-separated</w:t>
-      </w:r>
-      <w:r>
-        <w:rPr>
-          <w:rFonts w:cstheme="minorHAnsi"/>
-          <w:lang w:val="en-US"/>
-        </w:rPr>
-        <w:t xml:space="preserve"> excited</w:t>
-      </w:r>
-      <w:r>
-        <w:rPr>
-          <w:rFonts w:cstheme="minorHAnsi"/>
-          <w:lang w:val="en-US"/>
-        </w:rPr>
-        <w:t xml:space="preserve"> states (charge-transfer </w:t>
-      </w:r>
-      <w:proofErr w:type="spellStart"/>
-      <w:r>
-        <w:rPr>
-          <w:rFonts w:cstheme="minorHAnsi"/>
-          <w:lang w:val="en-US"/>
-        </w:rPr>
-        <w:t>excitons</w:t>
-      </w:r>
-      <w:proofErr w:type="spellEnd"/>
-      <w:r>
-        <w:rPr>
-          <w:rFonts w:cstheme="minorHAnsi"/>
-          <w:lang w:val="en-US"/>
-        </w:rPr>
-        <w:t>)</w:t>
-      </w:r>
-      <w:r>
-        <w:rPr>
-          <w:rFonts w:cstheme="minorHAnsi"/>
-          <w:lang w:val="en-US"/>
-        </w:rPr>
-        <w:t xml:space="preserve"> </w:t>
-      </w:r>
-      <w:r>
-        <w:rPr>
-          <w:rFonts w:cstheme="minorHAnsi"/>
-          <w:highlight w:val="yellow"/>
-          <w:lang w:val="en-US"/>
-        </w:rPr>
-        <w:t>[</w:t>
-      </w:r>
-      <w:r>
-        <w:rPr>
-          <w:rFonts w:cstheme="minorHAnsi"/>
-          <w:highlight w:val="yellow"/>
-          <w:lang w:val="en-US"/>
-        </w:rPr>
-        <w:t>hestand2017</w:t>
-      </w:r>
-      <w:r>
-        <w:rPr>
-          <w:rFonts w:cstheme="minorHAnsi"/>
-          <w:highlight w:val="yellow"/>
-          <w:lang w:val="en-US"/>
-        </w:rPr>
-        <w:t>]</w:t>
-      </w:r>
-      <w:r>
-        <w:rPr>
-          <w:rFonts w:cstheme="minorHAnsi"/>
-          <w:lang w:val="en-US"/>
-        </w:rPr>
-        <w:t>. MO overlap and, as a consequence,</w:t>
-      </w:r>
-      <w:r>
-        <w:rPr>
-          <w:rFonts w:cstheme="minorHAnsi"/>
-          <w:lang w:val="en-US"/>
-        </w:rPr>
-        <w:t xml:space="preserve"> </w:t>
-      </w:r>
-      <w:r>
-        <w:rPr>
-          <w:rFonts w:cstheme="minorHAnsi"/>
-          <w:lang w:val="en-US"/>
-        </w:rPr>
-        <w:t>[</w:t>
-      </w:r>
-      <w:r>
-        <w:rPr>
-          <w:rFonts w:cstheme="minorHAnsi"/>
-          <w:highlight w:val="yellow"/>
-          <w:lang w:val="en-US"/>
-        </w:rPr>
-        <w:t xml:space="preserve">hestand2017 </w:t>
-      </w:r>
-      <w:r>
-        <w:rPr>
-          <w:rFonts w:cstheme="minorHAnsi"/>
-          <w:highlight w:val="yellow"/>
-          <w:lang w:val="en-US"/>
-        </w:rPr>
-        <w:t>42</w:t>
-      </w:r>
-      <w:r>
-        <w:rPr>
-          <w:rFonts w:cstheme="minorHAnsi"/>
-          <w:lang w:val="en-US"/>
-        </w:rPr>
-        <w:t>]</w:t>
-      </w:r>
-      <w:r>
-        <w:rPr>
-          <w:rFonts w:cstheme="minorHAnsi"/>
-          <w:lang w:val="en-US"/>
-        </w:rPr>
-        <w:t xml:space="preserve"> </w:t>
-      </w:r>
-      <w:proofErr w:type="spellStart"/>
-      <w:r>
-        <w:rPr>
-          <w:rFonts w:cstheme="minorHAnsi"/>
-          <w:lang w:val="en-US"/>
-        </w:rPr>
-        <w:t>superexchange</w:t>
-      </w:r>
-      <w:proofErr w:type="spellEnd"/>
-      <w:r>
-        <w:rPr>
-          <w:rFonts w:cstheme="minorHAnsi"/>
-          <w:lang w:val="en-US"/>
-        </w:rPr>
-        <w:t xml:space="preserve"> and </w:t>
-      </w:r>
-      <w:r>
-        <w:rPr>
-          <w:rFonts w:cstheme="minorHAnsi"/>
-          <w:lang w:val="en-US"/>
-        </w:rPr>
-        <w:t>charge-transfer</w:t>
-      </w:r>
-      <w:r>
-        <w:rPr>
-          <w:rFonts w:cstheme="minorHAnsi"/>
-          <w:lang w:val="en-US"/>
-        </w:rPr>
-        <w:t xml:space="preserve"> integrals</w:t>
-      </w:r>
-      <w:r>
-        <w:rPr>
-          <w:rFonts w:cstheme="minorHAnsi"/>
-          <w:lang w:val="en-US"/>
-        </w:rPr>
-        <w:t xml:space="preserve"> are very sensitive to intermolecular orientations which results in very different UV/vis spectra of crystalline modifications of </w:t>
-      </w:r>
-      <w:proofErr w:type="spellStart"/>
-      <w:r>
-        <w:rPr>
-          <w:rFonts w:cstheme="minorHAnsi"/>
-          <w:lang w:val="en-US"/>
-        </w:rPr>
-        <w:t>phthalocyanines</w:t>
-      </w:r>
-      <w:proofErr w:type="spellEnd"/>
-      <w:r>
-        <w:rPr>
-          <w:rFonts w:cstheme="minorHAnsi"/>
-          <w:lang w:val="en-US"/>
-        </w:rPr>
-        <w:t>.</w:t>
-      </w:r>
-    </w:p>
-    <w:p>
-      <w:pPr>
-        <w:rPr>
-          <w:rFonts w:cstheme="minorHAnsi"/>
-          <w:lang w:val="en-US"/>
-        </w:rPr>
-      </w:pPr>
-    </w:p>
-    <w:p>
-      <w:pPr>
-        <w:rPr>
-          <w:rFonts w:cstheme="minorHAnsi"/>
-          <w:lang w:val="en-US"/>
-        </w:rPr>
-      </w:pPr>
-      <w:r>
-        <w:object w:dxaOrig="6735" w:dyaOrig="4759">
-          <v:shape id="_x0000_i1036" type="#_x0000_t75" style="width:337.05pt;height:238.15pt" o:ole="">
-            <v:imagedata r:id="rId28" o:title=""/>
-          </v:shape>
-          <o:OLEObject Type="Embed" ProgID="Origin50.Graph" ShapeID="_x0000_i1036" DrawAspect="Content" ObjectID="_1821538046" r:id="rId29"/>
-        </w:object>
-      </w:r>
-    </w:p>
-    <w:p>
-      <w:pPr>
-        <w:rPr>
-          <w:rFonts w:cstheme="minorHAnsi"/>
-          <w:lang w:val="en-US"/>
-        </w:rPr>
-      </w:pPr>
-      <w:r>
-        <w:rPr>
-          <w:rFonts w:cstheme="minorHAnsi"/>
-          <w:lang w:val="en-US"/>
-        </w:rPr>
-        <w:t>Fig. 4A.</w:t>
-      </w:r>
-      <w:r>
-        <w:rPr>
-          <w:rFonts w:cstheme="minorHAnsi"/>
-          <w:lang w:val="en-US"/>
-        </w:rPr>
-        <w:t xml:space="preserve"> Shift dependence of </w:t>
-      </w:r>
-      <w:r>
-        <w:rPr>
-          <w:rFonts w:cstheme="minorHAnsi"/>
-          <w:lang w:val="en-US"/>
-        </w:rPr>
-        <w:t>HOMO and LUMO</w:t>
-      </w:r>
-      <w:r>
-        <w:rPr>
-          <w:rFonts w:cstheme="minorHAnsi"/>
-          <w:lang w:val="en-US"/>
-        </w:rPr>
-        <w:t xml:space="preserve"> splitting for </w:t>
-      </w:r>
-      <w:proofErr w:type="spellStart"/>
-      <w:r>
-        <w:rPr>
-          <w:rFonts w:cstheme="minorHAnsi"/>
-          <w:lang w:val="en-US"/>
-        </w:rPr>
-        <w:t>ZnPc</w:t>
-      </w:r>
-      <w:proofErr w:type="spellEnd"/>
-      <w:r>
-        <w:rPr>
-          <w:rFonts w:cstheme="minorHAnsi"/>
-          <w:lang w:val="en-US"/>
-        </w:rPr>
-        <w:t xml:space="preserve"> dimers at</w:t>
-      </w:r>
-      <w:r>
-        <w:rPr>
-          <w:rFonts w:cstheme="minorHAnsi"/>
-          <w:lang w:val="en-US"/>
-        </w:rPr>
-        <w:t xml:space="preserve"> an</w:t>
-      </w:r>
-      <w:r>
-        <w:rPr>
-          <w:rFonts w:cstheme="minorHAnsi"/>
-          <w:lang w:val="en-US"/>
-        </w:rPr>
-        <w:t xml:space="preserve"> </w:t>
-      </w:r>
-      <w:proofErr w:type="spellStart"/>
-      <w:r>
-        <w:rPr>
-          <w:rFonts w:cstheme="minorHAnsi"/>
-          <w:lang w:val="en-US"/>
-        </w:rPr>
-        <w:t>interplane</w:t>
-      </w:r>
-      <w:proofErr w:type="spellEnd"/>
-      <w:r>
-        <w:rPr>
-          <w:rFonts w:cstheme="minorHAnsi"/>
-          <w:lang w:val="en-US"/>
-        </w:rPr>
-        <w:t xml:space="preserve"> distance of 3.5A</w:t>
-      </w:r>
-    </w:p>
-    <w:p>
-      <w:pPr>
-        <w:rPr>
-          <w:rFonts w:cstheme="minorHAnsi"/>
-          <w:lang w:val="en-US"/>
-        </w:rPr>
-      </w:pPr>
-      <w:r>
-        <w:object w:dxaOrig="6735" w:dyaOrig="4759">
-          <v:shape id="_x0000_i1037" type="#_x0000_t75" style="width:337.05pt;height:238.15pt" o:ole="">
-            <v:imagedata r:id="rId30" o:title=""/>
-          </v:shape>
-          <o:OLEObject Type="Embed" ProgID="Origin50.Graph" ShapeID="_x0000_i1037" DrawAspect="Content" ObjectID="_1821538047" r:id="rId31"/>
-        </w:object>
-      </w:r>
-    </w:p>
-    <w:p>
-      <w:pPr>
-        <w:rPr>
-          <w:rFonts w:cstheme="minorHAnsi"/>
-          <w:lang w:val="en-US"/>
-        </w:rPr>
-      </w:pPr>
-      <w:r>
-        <w:rPr>
-          <w:rFonts w:cstheme="minorHAnsi"/>
-          <w:lang w:val="en-US"/>
-        </w:rPr>
-        <w:t xml:space="preserve">Fig. 4B. Distance dependence of </w:t>
-      </w:r>
-      <w:r>
-        <w:rPr>
-          <w:rFonts w:cstheme="minorHAnsi"/>
-          <w:lang w:val="en-US"/>
-        </w:rPr>
-        <w:t>HOMO and LUMO</w:t>
-      </w:r>
-      <w:r>
-        <w:rPr>
-          <w:rFonts w:cstheme="minorHAnsi"/>
-          <w:lang w:val="en-US"/>
-        </w:rPr>
-        <w:t xml:space="preserve"> splitting for face-to-face </w:t>
-      </w:r>
-      <w:proofErr w:type="spellStart"/>
-      <w:r>
-        <w:rPr>
-          <w:rFonts w:cstheme="minorHAnsi"/>
-          <w:lang w:val="en-US"/>
-        </w:rPr>
-        <w:t>ZnPc</w:t>
-      </w:r>
-      <w:proofErr w:type="spellEnd"/>
-      <w:r>
-        <w:rPr>
-          <w:rFonts w:cstheme="minorHAnsi"/>
-          <w:lang w:val="en-US"/>
-        </w:rPr>
-        <w:t xml:space="preserve"> dimers</w:t>
-      </w:r>
-      <w:r>
-        <w:rPr>
-          <w:rFonts w:cstheme="minorHAnsi"/>
-          <w:lang w:val="en-US"/>
-        </w:rPr>
-        <w:t xml:space="preserve"> (ΔX = 0)</w:t>
-      </w:r>
-    </w:p>
-    <w:p>
-      <w:pPr>
-        <w:rPr>
-          <w:rFonts w:cstheme="minorHAnsi"/>
-          <w:lang w:val="en-US"/>
-        </w:rPr>
-      </w:pPr>
-      <w:r>
-        <w:rPr>
-          <w:rFonts w:cstheme="minorHAnsi"/>
-          <w:lang w:val="en-US"/>
-        </w:rPr>
-        <w:t>P</w:t>
-      </w:r>
-      <w:r>
-        <w:rPr>
-          <w:rFonts w:cstheme="minorHAnsi"/>
-          <w:lang w:val="en-US"/>
-        </w:rPr>
-        <w:t xml:space="preserve">arallel shift </w:t>
-      </w:r>
-      <w:r>
-        <w:rPr>
-          <w:rFonts w:cstheme="minorHAnsi"/>
-          <w:lang w:val="en-US"/>
-        </w:rPr>
-        <w:t>between Pc molecules</w:t>
-      </w:r>
-      <w:r>
-        <w:rPr>
-          <w:rFonts w:cstheme="minorHAnsi"/>
-          <w:lang w:val="en-US"/>
-        </w:rPr>
-        <w:t xml:space="preserve"> in the dimer results in oscillations of the split </w:t>
-      </w:r>
-      <w:r>
-        <w:rPr>
-          <w:rFonts w:cstheme="minorHAnsi"/>
-          <w:lang w:val="en-US"/>
-        </w:rPr>
-        <w:t xml:space="preserve">MO </w:t>
-      </w:r>
-      <w:r>
-        <w:rPr>
-          <w:rFonts w:cstheme="minorHAnsi"/>
-          <w:lang w:val="en-US"/>
-        </w:rPr>
-        <w:t>levels</w:t>
-      </w:r>
-      <w:r>
-        <w:rPr>
-          <w:rFonts w:cstheme="minorHAnsi"/>
-          <w:lang w:val="en-US"/>
-        </w:rPr>
-        <w:t xml:space="preserve"> with different periodicity for HOMO and LUMO</w:t>
-      </w:r>
-      <w:r>
-        <w:rPr>
-          <w:rFonts w:cstheme="minorHAnsi"/>
-          <w:lang w:val="en-US"/>
-        </w:rPr>
-        <w:t>,</w:t>
-      </w:r>
-      <w:r>
-        <w:rPr>
-          <w:rFonts w:cstheme="minorHAnsi"/>
-          <w:lang w:val="en-US"/>
-        </w:rPr>
-        <w:t xml:space="preserve"> as a result of different shapes of the mon</w:t>
-      </w:r>
-      <w:r>
-        <w:rPr>
-          <w:rFonts w:cstheme="minorHAnsi"/>
-          <w:lang w:val="en-US"/>
-        </w:rPr>
-        <w:t>omer</w:t>
-      </w:r>
-      <w:r>
-        <w:rPr>
-          <w:rFonts w:cstheme="minorHAnsi"/>
-          <w:lang w:val="en-US"/>
-        </w:rPr>
-        <w:t>s</w:t>
-      </w:r>
-      <w:r>
-        <w:rPr>
-          <w:rFonts w:cstheme="minorHAnsi"/>
-          <w:lang w:val="en-US"/>
-        </w:rPr>
-        <w:t>’</w:t>
-      </w:r>
-      <w:r>
-        <w:rPr>
-          <w:rFonts w:cstheme="minorHAnsi"/>
-          <w:lang w:val="en-US"/>
-        </w:rPr>
-        <w:t xml:space="preserve"> HOMO and LUMO (see Fig. 4</w:t>
-      </w:r>
-      <w:r>
-        <w:rPr>
-          <w:rFonts w:cstheme="minorHAnsi"/>
-          <w:lang w:val="en-US"/>
-        </w:rPr>
-        <w:t>A</w:t>
-      </w:r>
-      <w:r>
-        <w:rPr>
-          <w:rFonts w:cstheme="minorHAnsi"/>
-          <w:lang w:val="en-US"/>
-        </w:rPr>
-        <w:t xml:space="preserve">, </w:t>
-      </w:r>
-      <w:r>
-        <w:rPr>
-          <w:rFonts w:cstheme="minorHAnsi"/>
-          <w:lang w:val="en-US"/>
-        </w:rPr>
-        <w:t>1B</w:t>
-      </w:r>
-      <w:r>
-        <w:rPr>
-          <w:rFonts w:cstheme="minorHAnsi"/>
-          <w:lang w:val="en-US"/>
-        </w:rPr>
-        <w:t>)</w:t>
-      </w:r>
-      <w:r>
-        <w:rPr>
-          <w:rFonts w:cstheme="minorHAnsi"/>
-          <w:lang w:val="en-US"/>
-        </w:rPr>
-        <w:t xml:space="preserve"> [</w:t>
-      </w:r>
-      <w:proofErr w:type="spellStart"/>
-      <w:r>
-        <w:rPr>
-          <w:rFonts w:cstheme="minorHAnsi"/>
-          <w:highlight w:val="yellow"/>
-          <w:lang w:val="en-US"/>
-        </w:rPr>
-        <w:t>Orti</w:t>
-      </w:r>
-      <w:proofErr w:type="spellEnd"/>
-      <w:r>
-        <w:rPr>
-          <w:rFonts w:cstheme="minorHAnsi"/>
-          <w:highlight w:val="yellow"/>
-          <w:lang w:val="en-US"/>
-        </w:rPr>
-        <w:t xml:space="preserve">, </w:t>
-      </w:r>
-      <w:proofErr w:type="spellStart"/>
-      <w:r>
-        <w:rPr>
-          <w:rFonts w:cstheme="minorHAnsi"/>
-          <w:highlight w:val="yellow"/>
-          <w:lang w:val="en-US"/>
-        </w:rPr>
-        <w:t>Bredas</w:t>
-      </w:r>
-      <w:proofErr w:type="spellEnd"/>
-      <w:r>
-        <w:rPr>
-          <w:rFonts w:cstheme="minorHAnsi"/>
-          <w:lang w:val="en-US"/>
-        </w:rPr>
-        <w:t>]</w:t>
-      </w:r>
-      <w:r>
-        <w:rPr>
-          <w:rFonts w:cstheme="minorHAnsi"/>
-          <w:lang w:val="en-US"/>
-        </w:rPr>
-        <w:t>.</w:t>
-      </w:r>
-      <w:r>
-        <w:rPr>
-          <w:rFonts w:cstheme="minorHAnsi"/>
-          <w:lang w:val="en-US"/>
-        </w:rPr>
-        <w:t xml:space="preserve"> The splitting</w:t>
-      </w:r>
-      <w:r>
-        <w:rPr>
-          <w:rFonts w:cstheme="minorHAnsi"/>
-          <w:lang w:val="en-US"/>
-        </w:rPr>
-        <w:t xml:space="preserve"> generally</w:t>
-      </w:r>
-      <w:r>
-        <w:rPr>
-          <w:rFonts w:cstheme="minorHAnsi"/>
-          <w:lang w:val="en-US"/>
-        </w:rPr>
-        <w:t xml:space="preserve"> decreases with </w:t>
-      </w:r>
-      <w:r>
-        <w:rPr>
-          <w:rFonts w:cstheme="minorHAnsi"/>
-          <w:lang w:val="en-US"/>
-        </w:rPr>
-        <w:t xml:space="preserve">the </w:t>
-      </w:r>
-      <w:r>
-        <w:rPr>
-          <w:rFonts w:cstheme="minorHAnsi"/>
-          <w:lang w:val="en-US"/>
-        </w:rPr>
-        <w:t>shift due to decreasing</w:t>
-      </w:r>
-      <w:r>
-        <w:rPr>
-          <w:rFonts w:cstheme="minorHAnsi"/>
-          <w:lang w:val="en-US"/>
-        </w:rPr>
-        <w:t xml:space="preserve"> overall</w:t>
-      </w:r>
-      <w:r>
-        <w:rPr>
-          <w:rFonts w:cstheme="minorHAnsi"/>
-          <w:lang w:val="en-US"/>
-        </w:rPr>
-        <w:t xml:space="preserve"> pi-MO overlap.</w:t>
-      </w:r>
-      <w:r>
-        <w:rPr>
-          <w:rFonts w:cstheme="minorHAnsi"/>
-          <w:lang w:val="en-US"/>
-        </w:rPr>
-        <w:t xml:space="preserve"> The distance dependence of the splitting is exponential as a result of </w:t>
-      </w:r>
-      <w:r>
-        <w:rPr>
-          <w:rFonts w:cstheme="minorHAnsi"/>
-          <w:lang w:val="en-US"/>
-        </w:rPr>
-        <w:t xml:space="preserve">the </w:t>
-      </w:r>
-      <w:r>
-        <w:rPr>
-          <w:rFonts w:cstheme="minorHAnsi"/>
-          <w:lang w:val="en-US"/>
-        </w:rPr>
-        <w:t>exponential decay of pi-MO overlap</w:t>
-      </w:r>
-      <w:r>
-        <w:rPr>
-          <w:rFonts w:cstheme="minorHAnsi"/>
-          <w:lang w:val="en-US"/>
-        </w:rPr>
-        <w:t xml:space="preserve"> (Fig. </w:t>
-      </w:r>
-      <w:r>
-        <w:rPr>
-          <w:rFonts w:cstheme="minorHAnsi"/>
-          <w:lang w:val="en-US"/>
-        </w:rPr>
-        <w:t>4</w:t>
-      </w:r>
-      <w:r>
-        <w:rPr>
-          <w:rFonts w:cstheme="minorHAnsi"/>
-          <w:lang w:val="en-US"/>
-        </w:rPr>
-        <w:t>B)</w:t>
-      </w:r>
-      <w:r>
-        <w:rPr>
-          <w:rFonts w:cstheme="minorHAnsi"/>
-          <w:lang w:val="en-US"/>
-        </w:rPr>
-        <w:t>. This is in contrast to 1/r</w:t>
-      </w:r>
-      <w:r>
-        <w:rPr>
-          <w:rFonts w:cstheme="minorHAnsi"/>
-          <w:lang w:val="en-US"/>
-        </w:rPr>
-        <w:t xml:space="preserve"> dependence of the</w:t>
-      </w:r>
-      <w:r>
-        <w:rPr>
-          <w:rFonts w:cstheme="minorHAnsi"/>
-          <w:lang w:val="en-US"/>
-        </w:rPr>
-        <w:t xml:space="preserve"> predicted</w:t>
-      </w:r>
-      <w:r>
-        <w:rPr>
-          <w:rFonts w:cstheme="minorHAnsi"/>
-          <w:lang w:val="en-US"/>
-        </w:rPr>
-        <w:t xml:space="preserve"> transiti</w:t>
-      </w:r>
-      <w:r>
-        <w:rPr>
-          <w:rFonts w:cstheme="minorHAnsi"/>
-          <w:lang w:val="en-US"/>
-        </w:rPr>
-        <w:t>on energies at larger distances.</w:t>
-      </w:r>
-      <w:r>
-        <w:rPr>
-          <w:rFonts w:cstheme="minorHAnsi"/>
-          <w:lang w:val="en-US"/>
-        </w:rPr>
-        <w:t xml:space="preserve"> </w:t>
-      </w:r>
-      <w:r>
-        <w:rPr>
-          <w:rFonts w:cstheme="minorHAnsi"/>
-          <w:lang w:val="en-US"/>
-        </w:rPr>
-        <w:t>Therefore</w:t>
-      </w:r>
-      <w:r>
-        <w:rPr>
-          <w:rFonts w:cstheme="minorHAnsi"/>
-          <w:lang w:val="en-US"/>
-        </w:rPr>
-        <w:t xml:space="preserve"> at distances &gt; </w:t>
-      </w:r>
-      <w:r>
-        <w:rPr>
-          <w:rFonts w:cstheme="minorHAnsi"/>
-          <w:lang w:val="en-US"/>
-        </w:rPr>
-        <w:t>4</w:t>
-      </w:r>
-      <w:r>
-        <w:rPr>
-          <w:rFonts w:cstheme="minorHAnsi"/>
-          <w:lang w:val="en-US"/>
-        </w:rPr>
-        <w:t xml:space="preserve">A when MO splitting becomes negligible, the TD-DFT transition energies still show some </w:t>
-      </w:r>
-      <w:proofErr w:type="spellStart"/>
-      <w:r>
-        <w:rPr>
-          <w:rFonts w:cstheme="minorHAnsi"/>
-          <w:lang w:val="en-US"/>
-        </w:rPr>
-        <w:t>excitonic</w:t>
-      </w:r>
-      <w:proofErr w:type="spellEnd"/>
-      <w:r>
-        <w:rPr>
-          <w:rFonts w:cstheme="minorHAnsi"/>
-          <w:lang w:val="en-US"/>
-        </w:rPr>
-        <w:t xml:space="preserve"> splitting as a result of </w:t>
-      </w:r>
-      <w:proofErr w:type="spellStart"/>
-      <w:r>
-        <w:rPr>
-          <w:rFonts w:cstheme="minorHAnsi"/>
-          <w:lang w:val="en-US"/>
-        </w:rPr>
-        <w:t>Coulombic</w:t>
-      </w:r>
-      <w:proofErr w:type="spellEnd"/>
-      <w:r>
-        <w:rPr>
-          <w:rFonts w:cstheme="minorHAnsi"/>
-          <w:lang w:val="en-US"/>
-        </w:rPr>
-        <w:t xml:space="preserve"> coupling of the monomers’ transition dipoles.</w:t>
-      </w:r>
-    </w:p>
-    <w:p>
-      <w:pPr>
-        <w:rPr>
-          <w:rFonts w:cstheme="minorHAnsi"/>
-          <w:lang w:val="en-US"/>
-        </w:rPr>
-      </w:pPr>
-    </w:p>
-    <w:p>
-      <w:pPr>
-        <w:rPr>
-          <w:rFonts w:cstheme="minorHAnsi"/>
-          <w:lang w:val="en-US"/>
-        </w:rPr>
-      </w:pPr>
-      <w:r>
-        <w:rPr>
-          <w:rFonts w:cstheme="minorHAnsi"/>
-          <w:b/>
-          <w:lang w:val="en-US"/>
-        </w:rPr>
-        <w:t>Size dependence</w:t>
-      </w:r>
-      <w:r>
-        <w:rPr>
-          <w:rFonts w:cstheme="minorHAnsi"/>
-          <w:lang w:val="en-US"/>
-        </w:rPr>
-        <w:t xml:space="preserve">. </w:t>
-      </w:r>
-      <w:r>
-        <w:rPr>
-          <w:rFonts w:cstheme="minorHAnsi"/>
-          <w:lang w:val="en-US"/>
-        </w:rPr>
-        <w:t>According to</w:t>
-      </w:r>
-      <w:r>
-        <w:rPr>
-          <w:rFonts w:cstheme="minorHAnsi"/>
-          <w:lang w:val="en-US"/>
-        </w:rPr>
-        <w:t xml:space="preserve"> a simplified</w:t>
-      </w:r>
-      <w:r>
-        <w:rPr>
-          <w:rFonts w:cstheme="minorHAnsi"/>
-          <w:lang w:val="en-US"/>
-        </w:rPr>
-        <w:t xml:space="preserve"> t</w:t>
-      </w:r>
-      <w:r>
-        <w:rPr>
-          <w:rFonts w:cstheme="minorHAnsi"/>
-          <w:lang w:val="en-US"/>
-        </w:rPr>
-        <w:t>ight-binding model</w:t>
-      </w:r>
-      <w:r>
-        <w:rPr>
-          <w:rFonts w:cstheme="minorHAnsi"/>
-          <w:lang w:val="en-US"/>
-        </w:rPr>
-        <w:t xml:space="preserve"> including only nearest-</w:t>
-      </w:r>
-      <w:proofErr w:type="spellStart"/>
-      <w:r>
-        <w:rPr>
-          <w:rFonts w:cstheme="minorHAnsi"/>
-          <w:lang w:val="en-US"/>
-        </w:rPr>
-        <w:t>neighbour</w:t>
-      </w:r>
-      <w:proofErr w:type="spellEnd"/>
-      <w:r>
-        <w:rPr>
-          <w:rFonts w:cstheme="minorHAnsi"/>
-          <w:lang w:val="en-US"/>
-        </w:rPr>
-        <w:t xml:space="preserve"> interactions</w:t>
-      </w:r>
-      <w:r>
-        <w:rPr>
-          <w:rFonts w:cstheme="minorHAnsi"/>
-          <w:lang w:val="en-US"/>
-        </w:rPr>
-        <w:t xml:space="preserve"> </w:t>
-      </w:r>
-      <w:r>
-        <w:rPr>
-          <w:rFonts w:cstheme="minorHAnsi"/>
-          <w:highlight w:val="yellow"/>
-          <w:lang w:val="en-US"/>
-        </w:rPr>
-        <w:t>[</w:t>
-      </w:r>
-      <w:proofErr w:type="spellStart"/>
-      <w:r>
-        <w:rPr>
-          <w:rFonts w:cstheme="minorHAnsi"/>
-          <w:lang w:val="en-US"/>
-        </w:rPr>
-        <w:t>Brédas</w:t>
-      </w:r>
-      <w:proofErr w:type="spellEnd"/>
-      <w:r>
-        <w:rPr>
-          <w:rFonts w:cstheme="minorHAnsi"/>
-          <w:lang w:val="en-US"/>
-        </w:rPr>
-        <w:t xml:space="preserve"> et al.</w:t>
-      </w:r>
-      <w:r>
-        <w:rPr>
-          <w:rFonts w:cstheme="minorHAnsi"/>
-          <w:highlight w:val="yellow"/>
-          <w:lang w:val="en-US"/>
-        </w:rPr>
-        <w:t xml:space="preserve"> </w:t>
-      </w:r>
-      <w:r>
-        <w:rPr>
-          <w:rFonts w:cstheme="minorHAnsi"/>
-          <w:lang w:val="en-US"/>
-        </w:rPr>
-        <w:t>PNAS</w:t>
-      </w:r>
-      <w:r>
-        <w:rPr>
-          <w:rFonts w:cstheme="minorHAnsi"/>
-          <w:lang w:val="en-US"/>
-        </w:rPr>
-        <w:t xml:space="preserve"> 2002 5804-5809;</w:t>
-      </w:r>
-      <w:r>
-        <w:rPr>
-          <w:rFonts w:cstheme="minorHAnsi"/>
-          <w:highlight w:val="yellow"/>
-          <w:lang w:val="en-US"/>
-        </w:rPr>
-        <w:t xml:space="preserve"> Yanagisawa et al. </w:t>
-      </w:r>
-      <w:r>
-        <w:rPr>
-          <w:rFonts w:cstheme="minorHAnsi"/>
-          <w:highlight w:val="yellow"/>
-          <w:lang w:val="en-US"/>
-        </w:rPr>
-        <w:t>PHYSICAL REVIEW B 90, 245141 (2014)</w:t>
-      </w:r>
-      <w:r>
-        <w:rPr>
-          <w:rFonts w:cstheme="minorHAnsi"/>
-          <w:highlight w:val="yellow"/>
-          <w:lang w:val="en-US"/>
-        </w:rPr>
-        <w:t>]</w:t>
-      </w:r>
-      <w:r>
-        <w:rPr>
-          <w:rFonts w:cstheme="minorHAnsi"/>
-          <w:highlight w:val="yellow"/>
-          <w:lang w:val="en-US"/>
-        </w:rPr>
-        <w:t>,</w:t>
-      </w:r>
-      <w:r>
-        <w:rPr>
-          <w:rFonts w:cstheme="minorHAnsi"/>
-          <w:lang w:val="en-US"/>
-        </w:rPr>
-        <w:t xml:space="preserve"> </w:t>
-      </w:r>
-      <w:r>
-        <w:rPr>
-          <w:rFonts w:cstheme="minorHAnsi"/>
-          <w:lang w:val="en-US"/>
-        </w:rPr>
-        <w:t xml:space="preserve">the </w:t>
-      </w:r>
-      <w:r>
-        <w:rPr>
-          <w:rFonts w:cstheme="minorHAnsi"/>
-          <w:lang w:val="en-US"/>
-        </w:rPr>
-        <w:t xml:space="preserve">transition </w:t>
-      </w:r>
-      <w:r>
-        <w:rPr>
-          <w:rFonts w:cstheme="minorHAnsi"/>
-          <w:lang w:val="en-US"/>
-        </w:rPr>
-        <w:t xml:space="preserve">energy change on going from monomeric to </w:t>
-      </w:r>
-      <w:r>
-        <w:rPr>
-          <w:rFonts w:cstheme="minorHAnsi"/>
-          <w:i/>
-          <w:lang w:val="en-US"/>
-        </w:rPr>
-        <w:t>N</w:t>
-      </w:r>
-      <w:r>
-        <w:rPr>
-          <w:rFonts w:cstheme="minorHAnsi"/>
-          <w:lang w:val="en-US"/>
-        </w:rPr>
-        <w:t>-</w:t>
-      </w:r>
-      <w:proofErr w:type="spellStart"/>
-      <w:r>
-        <w:rPr>
-          <w:rFonts w:cstheme="minorHAnsi"/>
-          <w:lang w:val="en-US"/>
-        </w:rPr>
-        <w:t>meric</w:t>
-      </w:r>
-      <w:proofErr w:type="spellEnd"/>
-      <w:r>
-        <w:rPr>
-          <w:rFonts w:cstheme="minorHAnsi"/>
-          <w:lang w:val="en-US"/>
-        </w:rPr>
-        <w:t xml:space="preserve"> stack </w:t>
-      </w:r>
-      <w:r>
-        <w:rPr>
-          <w:rFonts w:cstheme="minorHAnsi"/>
-          <w:lang w:val="en-US"/>
-        </w:rPr>
-        <w:t>can be</w:t>
-      </w:r>
-      <w:r>
-        <w:rPr>
-          <w:rFonts w:cstheme="minorHAnsi"/>
-          <w:lang w:val="en-US"/>
-        </w:rPr>
-        <w:t xml:space="preserve"> described by an equation:</w:t>
-      </w:r>
-    </w:p>
-    <w:p>
-      <w:pPr>
-        <w:jc w:val="center"/>
-        <w:rPr>
-          <w:rFonts w:cstheme="minorHAnsi"/>
-          <w:lang w:val="en-US"/>
-        </w:rPr>
-      </w:pPr>
-      <w:r>
-        <w:rPr>
-          <w:rFonts w:cstheme="minorHAnsi"/>
-          <w:i/>
-          <w:lang w:val="en-US"/>
-        </w:rPr>
-        <w:t>ΔE</w:t>
-      </w:r>
-      <w:r>
-        <w:rPr>
-          <w:rFonts w:cstheme="minorHAnsi"/>
-          <w:lang w:val="en-US"/>
-        </w:rPr>
-        <w:t xml:space="preserve"> </w:t>
-      </w:r>
-      <w:r>
-        <w:rPr>
-          <w:rFonts w:cstheme="minorHAnsi"/>
-          <w:lang w:val="en-US"/>
-        </w:rPr>
-        <w:t>=</w:t>
-      </w:r>
-      <w:r>
-        <w:rPr>
-          <w:rFonts w:cstheme="minorHAnsi"/>
-          <w:lang w:val="en-US"/>
-        </w:rPr>
-        <w:t xml:space="preserve"> </w:t>
-      </w:r>
-      <w:r>
-        <w:rPr>
-          <w:rFonts w:cstheme="minorHAnsi"/>
-          <w:i/>
-          <w:lang w:val="en-US"/>
-        </w:rPr>
-        <w:t>2J</w:t>
-      </w:r>
-      <w:r>
-        <w:rPr>
-          <w:rFonts w:cstheme="minorHAnsi"/>
-          <w:i/>
-          <w:lang w:val="en-US"/>
-        </w:rPr>
-        <w:t xml:space="preserve"> </w:t>
-      </w:r>
-      <w:proofErr w:type="gramStart"/>
-      <w:r>
-        <w:rPr>
-          <w:rFonts w:cstheme="minorHAnsi"/>
-          <w:lang w:val="en-US"/>
-        </w:rPr>
-        <w:t>cos[</w:t>
-      </w:r>
-      <w:proofErr w:type="gramEnd"/>
-      <w:r>
-        <w:rPr>
-          <w:rFonts w:cstheme="minorHAnsi"/>
-          <w:lang w:val="en-US"/>
-        </w:rPr>
-        <w:t>π</w:t>
-      </w:r>
-      <w:r>
-        <w:rPr>
-          <w:rFonts w:cstheme="minorHAnsi"/>
-          <w:lang w:val="en-US"/>
-        </w:rPr>
-        <w:t xml:space="preserve"> </w:t>
-      </w:r>
-      <w:r>
-        <w:rPr>
-          <w:rFonts w:cstheme="minorHAnsi"/>
-          <w:lang w:val="en-US"/>
-        </w:rPr>
-        <w:t>/</w:t>
-      </w:r>
-      <w:r>
-        <w:rPr>
-          <w:rFonts w:cstheme="minorHAnsi"/>
-          <w:lang w:val="en-US"/>
-        </w:rPr>
-        <w:t xml:space="preserve"> </w:t>
-      </w:r>
-      <w:r>
-        <w:rPr>
-          <w:rFonts w:cstheme="minorHAnsi"/>
-          <w:lang w:val="en-US"/>
-        </w:rPr>
-        <w:t>(</w:t>
-      </w:r>
-      <w:r>
-        <w:rPr>
-          <w:rFonts w:cstheme="minorHAnsi"/>
-          <w:i/>
-          <w:lang w:val="en-US"/>
-        </w:rPr>
-        <w:t>N</w:t>
-      </w:r>
-      <w:r>
-        <w:rPr>
-          <w:rFonts w:cstheme="minorHAnsi"/>
-          <w:i/>
-          <w:lang w:val="en-US"/>
-        </w:rPr>
-        <w:t xml:space="preserve"> </w:t>
-      </w:r>
-      <w:r>
-        <w:rPr>
-          <w:rFonts w:cstheme="minorHAnsi"/>
-          <w:lang w:val="en-US"/>
-        </w:rPr>
-        <w:t>+</w:t>
-      </w:r>
-      <w:r>
-        <w:rPr>
-          <w:rFonts w:cstheme="minorHAnsi"/>
-          <w:lang w:val="en-US"/>
-        </w:rPr>
-        <w:t xml:space="preserve"> </w:t>
-      </w:r>
-      <w:r>
-        <w:rPr>
-          <w:rFonts w:cstheme="minorHAnsi"/>
-          <w:lang w:val="en-US"/>
-        </w:rPr>
-        <w:t>1)]</w:t>
-      </w:r>
-      <w:r>
-        <w:rPr>
-          <w:rFonts w:cstheme="minorHAnsi"/>
-          <w:lang w:val="en-US"/>
-        </w:rPr>
-        <w:t xml:space="preserve">, </w:t>
-      </w:r>
-      <w:r>
-        <w:rPr>
-          <w:rFonts w:cstheme="minorHAnsi"/>
-          <w:lang w:val="en-US"/>
-        </w:rPr>
-        <w:tab/>
-      </w:r>
-      <w:r>
-        <w:rPr>
-          <w:rFonts w:cstheme="minorHAnsi"/>
-          <w:lang w:val="en-US"/>
-        </w:rPr>
-        <w:tab/>
-      </w:r>
-      <w:r>
-        <w:rPr>
-          <w:rFonts w:cstheme="minorHAnsi"/>
-          <w:lang w:val="en-US"/>
-        </w:rPr>
-        <w:t>(2)</w:t>
-      </w:r>
-    </w:p>
-    <w:p>
-      <w:pPr>
-        <w:rPr>
-          <w:rFonts w:cstheme="minorHAnsi"/>
-          <w:lang w:val="en-US"/>
-        </w:rPr>
-      </w:pPr>
-      <w:r>
-        <w:rPr>
-          <w:rFonts w:cstheme="minorHAnsi"/>
-          <w:lang w:val="en-US"/>
-        </w:rPr>
-        <w:t>with</w:t>
-      </w:r>
-      <w:r>
-        <w:rPr>
-          <w:rFonts w:cstheme="minorHAnsi"/>
-          <w:lang w:val="en-US"/>
-        </w:rPr>
-        <w:t xml:space="preserve"> </w:t>
-      </w:r>
-      <w:r>
-        <w:rPr>
-          <w:rFonts w:cstheme="minorHAnsi"/>
-          <w:i/>
-          <w:lang w:val="en-US"/>
-        </w:rPr>
-        <w:t>J</w:t>
-      </w:r>
-      <w:r>
-        <w:rPr>
-          <w:rFonts w:cstheme="minorHAnsi"/>
-          <w:lang w:val="en-US"/>
-        </w:rPr>
-        <w:t xml:space="preserve"> being</w:t>
-      </w:r>
-      <w:r>
-        <w:rPr>
-          <w:rFonts w:cstheme="minorHAnsi"/>
-          <w:lang w:val="en-US"/>
-        </w:rPr>
-        <w:t xml:space="preserve"> either </w:t>
-      </w:r>
-      <w:proofErr w:type="spellStart"/>
-      <w:r>
-        <w:rPr>
-          <w:rFonts w:cstheme="minorHAnsi"/>
-          <w:i/>
-          <w:lang w:val="en-US"/>
-        </w:rPr>
-        <w:t>J</w:t>
-      </w:r>
-      <w:r>
-        <w:rPr>
-          <w:rFonts w:cstheme="minorHAnsi"/>
-          <w:i/>
-          <w:vertAlign w:val="subscript"/>
-          <w:lang w:val="en-US"/>
-        </w:rPr>
-        <w:t>Coul</w:t>
-      </w:r>
-      <w:proofErr w:type="spellEnd"/>
-      <w:r>
-        <w:rPr>
-          <w:rFonts w:cstheme="minorHAnsi"/>
-          <w:i/>
-          <w:lang w:val="en-US"/>
-        </w:rPr>
-        <w:t xml:space="preserve"> </w:t>
-      </w:r>
-      <w:r>
-        <w:rPr>
-          <w:rFonts w:cstheme="minorHAnsi"/>
-          <w:lang w:val="en-US"/>
-        </w:rPr>
-        <w:t xml:space="preserve">or </w:t>
-      </w:r>
-      <w:r>
-        <w:rPr>
-          <w:rFonts w:cstheme="minorHAnsi"/>
-          <w:i/>
-          <w:lang w:val="en-US"/>
-        </w:rPr>
-        <w:t>t</w:t>
-      </w:r>
-      <w:r>
-        <w:rPr>
-          <w:rFonts w:cstheme="minorHAnsi"/>
-          <w:lang w:val="en-US"/>
-        </w:rPr>
-        <w:t xml:space="preserve"> (electron o</w:t>
-      </w:r>
-      <w:r>
-        <w:rPr>
-          <w:rFonts w:cstheme="minorHAnsi"/>
-          <w:lang w:val="en-US"/>
-        </w:rPr>
-        <w:t xml:space="preserve">r hole transfer integral) for </w:t>
-      </w:r>
-      <w:proofErr w:type="spellStart"/>
-      <w:r>
-        <w:rPr>
-          <w:rFonts w:cstheme="minorHAnsi"/>
-          <w:lang w:val="en-US"/>
-        </w:rPr>
-        <w:t>Coulombic</w:t>
-      </w:r>
-      <w:proofErr w:type="spellEnd"/>
-      <w:r>
-        <w:rPr>
-          <w:rFonts w:cstheme="minorHAnsi"/>
-          <w:lang w:val="en-US"/>
-        </w:rPr>
-        <w:t xml:space="preserve"> or charge-transfer coupling, respectively.</w:t>
-      </w:r>
-    </w:p>
-    <w:p>
-      <w:pPr>
-        <w:rPr>
-          <w:rFonts w:cstheme="minorHAnsi"/>
-          <w:lang w:val="en-US"/>
-        </w:rPr>
-      </w:pPr>
-      <w:r>
-        <w:rPr>
-          <w:rFonts w:cstheme="minorHAnsi"/>
-          <w:lang w:val="en-US"/>
-        </w:rPr>
-        <w:t>The equation (2)</w:t>
-      </w:r>
-      <w:r>
-        <w:rPr>
-          <w:rFonts w:cstheme="minorHAnsi"/>
-          <w:lang w:val="en-US"/>
-        </w:rPr>
-        <w:t xml:space="preserve"> can be used to predict </w:t>
-      </w:r>
-      <w:proofErr w:type="spellStart"/>
-      <w:r>
-        <w:rPr>
-          <w:rFonts w:cstheme="minorHAnsi"/>
-          <w:lang w:val="en-US"/>
-        </w:rPr>
-        <w:t>excitonic</w:t>
-      </w:r>
-      <w:proofErr w:type="spellEnd"/>
-      <w:r>
-        <w:rPr>
-          <w:rFonts w:cstheme="minorHAnsi"/>
-          <w:lang w:val="en-US"/>
-        </w:rPr>
-        <w:t xml:space="preserve"> splitting for infinite stacks in crystals.</w:t>
-      </w:r>
-    </w:p>
-    <w:p>
-      <w:pPr>
-        <w:rPr>
-          <w:rFonts w:cstheme="minorHAnsi"/>
-          <w:lang w:val="en-US"/>
-        </w:rPr>
-      </w:pPr>
-    </w:p>
-    <w:p>
-      <w:pPr>
-        <w:rPr>
-          <w:rFonts w:cstheme="minorHAnsi"/>
-          <w:lang w:val="en-US"/>
-        </w:rPr>
-      </w:pPr>
-      <w:r>
-        <w:object w:dxaOrig="6551" w:dyaOrig="4546">
-          <v:shape id="_x0000_i1038" type="#_x0000_t75" style="width:327.55pt;height:227.85pt" o:ole="">
-            <v:imagedata r:id="rId32" o:title=""/>
-          </v:shape>
-          <o:OLEObject Type="Embed" ProgID="Origin50.Graph" ShapeID="_x0000_i1038" DrawAspect="Content" ObjectID="_1821538048" r:id="rId33"/>
-        </w:object>
-      </w:r>
-    </w:p>
-    <w:p>
-      <w:pPr>
-        <w:rPr>
-          <w:rFonts w:cstheme="minorHAnsi"/>
-          <w:lang w:val="en-US"/>
-        </w:rPr>
-      </w:pPr>
-      <w:r>
-        <w:rPr>
-          <w:rFonts w:cstheme="minorHAnsi"/>
-          <w:lang w:val="en-US"/>
-        </w:rPr>
-        <w:t xml:space="preserve">Fig. 5. Size dependence of the </w:t>
-      </w:r>
-      <w:r>
-        <w:rPr>
-          <w:rFonts w:cstheme="minorHAnsi"/>
-          <w:lang w:val="en-US"/>
-        </w:rPr>
-        <w:t>Q-band</w:t>
-      </w:r>
-      <w:r>
-        <w:rPr>
-          <w:rFonts w:cstheme="minorHAnsi"/>
-          <w:lang w:val="en-US"/>
-        </w:rPr>
-        <w:t xml:space="preserve"> transitions in</w:t>
-      </w:r>
-      <w:r>
-        <w:rPr>
-          <w:rFonts w:cstheme="minorHAnsi"/>
-          <w:lang w:val="en-US"/>
-        </w:rPr>
-        <w:t xml:space="preserve"> slipped-stacked</w:t>
-      </w:r>
-      <w:r>
-        <w:rPr>
-          <w:rFonts w:cstheme="minorHAnsi"/>
-          <w:lang w:val="en-US"/>
-        </w:rPr>
-        <w:t xml:space="preserve"> </w:t>
-      </w:r>
-      <w:proofErr w:type="spellStart"/>
-      <w:r>
-        <w:rPr>
-          <w:rFonts w:cstheme="minorHAnsi"/>
-          <w:lang w:val="en-US"/>
-        </w:rPr>
-        <w:t>ZnPc</w:t>
-      </w:r>
-      <w:proofErr w:type="spellEnd"/>
-      <w:r>
-        <w:rPr>
-          <w:rFonts w:cstheme="minorHAnsi"/>
-          <w:lang w:val="en-US"/>
-        </w:rPr>
-        <w:t xml:space="preserve"> oligomers (translation vectors adopted from </w:t>
-      </w:r>
-      <w:r>
-        <w:rPr>
-          <w:rFonts w:cstheme="minorHAnsi"/>
-          <w:lang w:val="en-US"/>
-        </w:rPr>
-        <w:t xml:space="preserve">β </w:t>
-      </w:r>
-      <w:r>
-        <w:rPr>
-          <w:rFonts w:cstheme="minorHAnsi"/>
-          <w:lang w:val="en-US"/>
-        </w:rPr>
-        <w:t xml:space="preserve">-modification of </w:t>
-      </w:r>
-      <w:proofErr w:type="spellStart"/>
-      <w:r>
-        <w:rPr>
-          <w:rFonts w:cstheme="minorHAnsi"/>
-          <w:lang w:val="en-US"/>
-        </w:rPr>
-        <w:t>ZnPc</w:t>
-      </w:r>
-      <w:proofErr w:type="spellEnd"/>
-      <w:r>
-        <w:rPr>
-          <w:rFonts w:cstheme="minorHAnsi"/>
-          <w:lang w:val="en-US"/>
-        </w:rPr>
-        <w:t>)</w:t>
-      </w:r>
-    </w:p>
-    <w:p>
-      <w:pPr>
-        <w:rPr>
-          <w:rFonts w:cstheme="minorHAnsi"/>
-          <w:lang w:val="en-US"/>
-        </w:rPr>
-      </w:pPr>
+      <w:r>
+        <w:rPr>
+          <w:rFonts w:cstheme="minorHAnsi"/>
+          <w:lang w:val="en-US"/>
+        </w:rPr>
+        <w:t>600 – 650 nm.</w:t>
+      </w:r>
       <w:bookmarkStart w:id="0" w:name="_GoBack"/>
       <w:bookmarkEnd w:id="0"/>
     </w:p>
@@ -11166,6 +9582,1956 @@
           <w:lang w:val="en-US"/>
         </w:rPr>
       </w:pPr>
+    </w:p>
+    <w:p>
+      <w:pPr>
+        <w:rPr>
+          <w:rFonts w:cstheme="minorHAnsi"/>
+          <w:lang w:val="en-US"/>
+        </w:rPr>
+      </w:pPr>
+      <w:r>
+        <w:rPr>
+          <w:rFonts w:cstheme="minorHAnsi"/>
+          <w:b/>
+          <w:lang w:val="en-US"/>
+        </w:rPr>
+        <w:t>MO analysis.</w:t>
+      </w:r>
+      <w:r>
+        <w:rPr>
+          <w:rFonts w:cstheme="minorHAnsi"/>
+          <w:lang w:val="en-US"/>
+        </w:rPr>
+        <w:t xml:space="preserve"> The pi-pi stacking interaction results in splitting of HOMO and LUMO levels of the monomers as shown in the </w:t>
+      </w:r>
+      <w:r>
+        <w:rPr>
+          <w:rFonts w:cstheme="minorHAnsi"/>
+          <w:highlight w:val="yellow"/>
+          <w:lang w:val="en-US"/>
+        </w:rPr>
+        <w:t>Fig. 1</w:t>
+      </w:r>
+      <w:r>
+        <w:rPr>
+          <w:rFonts w:cstheme="minorHAnsi"/>
+          <w:lang w:val="en-US"/>
+        </w:rPr>
+        <w:t>C</w:t>
+      </w:r>
+      <w:r>
+        <w:rPr>
+          <w:rFonts w:cstheme="minorHAnsi"/>
+          <w:lang w:val="en-US"/>
+        </w:rPr>
+        <w:t>.</w:t>
+      </w:r>
+    </w:p>
+    <w:p>
+      <w:pPr>
+        <w:rPr>
+          <w:rFonts w:cstheme="minorHAnsi"/>
+          <w:lang w:val="en-US"/>
+        </w:rPr>
+      </w:pPr>
+      <w:r>
+        <w:rPr>
+          <w:rFonts w:cstheme="minorHAnsi"/>
+          <w:lang w:val="en-US"/>
+        </w:rPr>
+        <w:t xml:space="preserve">HOMO and LUMO splitting </w:t>
+      </w:r>
+      <w:r>
+        <w:rPr>
+          <w:rFonts w:cstheme="minorHAnsi"/>
+          <w:lang w:val="en-US"/>
+        </w:rPr>
+        <w:t>pattern</w:t>
+      </w:r>
+      <w:r>
+        <w:rPr>
+          <w:rFonts w:cstheme="minorHAnsi"/>
+          <w:lang w:val="en-US"/>
+        </w:rPr>
+        <w:t xml:space="preserve"> in the slipped-stack dimers is determined by the shape of the corresponding </w:t>
+      </w:r>
+      <w:r>
+        <w:rPr>
+          <w:rFonts w:cstheme="minorHAnsi"/>
+          <w:lang w:val="en-US"/>
+        </w:rPr>
+        <w:t xml:space="preserve">monomers’ </w:t>
+      </w:r>
+      <w:r>
+        <w:rPr>
+          <w:rFonts w:cstheme="minorHAnsi"/>
+          <w:lang w:val="en-US"/>
+        </w:rPr>
+        <w:t>orbitals.</w:t>
+      </w:r>
+      <w:r>
+        <w:rPr>
+          <w:rFonts w:cstheme="minorHAnsi"/>
+          <w:lang w:val="en-US"/>
+        </w:rPr>
+        <w:t xml:space="preserve"> </w:t>
+      </w:r>
+      <w:r>
+        <w:rPr>
+          <w:rFonts w:cstheme="minorHAnsi"/>
+          <w:lang w:val="en-US"/>
+        </w:rPr>
+        <w:t xml:space="preserve">The MO overlap </w:t>
+      </w:r>
+      <w:r>
+        <w:rPr>
+          <w:rFonts w:cstheme="minorHAnsi"/>
+          <w:lang w:val="en-US"/>
+        </w:rPr>
+        <w:t>is responsible for</w:t>
+      </w:r>
+      <w:r>
+        <w:rPr>
+          <w:rFonts w:cstheme="minorHAnsi"/>
+          <w:lang w:val="en-US"/>
+        </w:rPr>
+        <w:t xml:space="preserve"> </w:t>
+      </w:r>
+      <w:r>
+        <w:rPr>
+          <w:rFonts w:cstheme="minorHAnsi"/>
+          <w:lang w:val="en-US"/>
+        </w:rPr>
+        <w:t xml:space="preserve">short-range effects (see above) including </w:t>
+      </w:r>
+      <w:r>
+        <w:rPr>
+          <w:rFonts w:cstheme="minorHAnsi"/>
+          <w:lang w:val="en-US"/>
+        </w:rPr>
+        <w:t>the formation of charge-separated</w:t>
+      </w:r>
+      <w:r>
+        <w:rPr>
+          <w:rFonts w:cstheme="minorHAnsi"/>
+          <w:lang w:val="en-US"/>
+        </w:rPr>
+        <w:t xml:space="preserve"> excited</w:t>
+      </w:r>
+      <w:r>
+        <w:rPr>
+          <w:rFonts w:cstheme="minorHAnsi"/>
+          <w:lang w:val="en-US"/>
+        </w:rPr>
+        <w:t xml:space="preserve"> states (charge-transfer </w:t>
+      </w:r>
+      <w:proofErr w:type="spellStart"/>
+      <w:r>
+        <w:rPr>
+          <w:rFonts w:cstheme="minorHAnsi"/>
+          <w:lang w:val="en-US"/>
+        </w:rPr>
+        <w:t>excitons</w:t>
+      </w:r>
+      <w:proofErr w:type="spellEnd"/>
+      <w:r>
+        <w:rPr>
+          <w:rFonts w:cstheme="minorHAnsi"/>
+          <w:lang w:val="en-US"/>
+        </w:rPr>
+        <w:t>)</w:t>
+      </w:r>
+      <w:r>
+        <w:rPr>
+          <w:rFonts w:cstheme="minorHAnsi"/>
+          <w:lang w:val="en-US"/>
+        </w:rPr>
+        <w:t xml:space="preserve"> </w:t>
+      </w:r>
+      <w:r>
+        <w:rPr>
+          <w:rFonts w:cstheme="minorHAnsi"/>
+          <w:highlight w:val="yellow"/>
+          <w:lang w:val="en-US"/>
+        </w:rPr>
+        <w:t>[</w:t>
+      </w:r>
+      <w:r>
+        <w:rPr>
+          <w:rFonts w:cstheme="minorHAnsi"/>
+          <w:highlight w:val="yellow"/>
+          <w:lang w:val="en-US"/>
+        </w:rPr>
+        <w:t>hestand2017</w:t>
+      </w:r>
+      <w:r>
+        <w:rPr>
+          <w:rFonts w:cstheme="minorHAnsi"/>
+          <w:highlight w:val="yellow"/>
+          <w:lang w:val="en-US"/>
+        </w:rPr>
+        <w:t>]</w:t>
+      </w:r>
+      <w:r>
+        <w:rPr>
+          <w:rFonts w:cstheme="minorHAnsi"/>
+          <w:lang w:val="en-US"/>
+        </w:rPr>
+        <w:t>. MO overlap and, as a consequence,</w:t>
+      </w:r>
+      <w:r>
+        <w:rPr>
+          <w:rFonts w:cstheme="minorHAnsi"/>
+          <w:lang w:val="en-US"/>
+        </w:rPr>
+        <w:t xml:space="preserve"> </w:t>
+      </w:r>
+      <w:r>
+        <w:rPr>
+          <w:rFonts w:cstheme="minorHAnsi"/>
+          <w:lang w:val="en-US"/>
+        </w:rPr>
+        <w:t>[</w:t>
+      </w:r>
+      <w:r>
+        <w:rPr>
+          <w:rFonts w:cstheme="minorHAnsi"/>
+          <w:highlight w:val="yellow"/>
+          <w:lang w:val="en-US"/>
+        </w:rPr>
+        <w:t xml:space="preserve">hestand2017 </w:t>
+      </w:r>
+      <w:r>
+        <w:rPr>
+          <w:rFonts w:cstheme="minorHAnsi"/>
+          <w:highlight w:val="yellow"/>
+          <w:lang w:val="en-US"/>
+        </w:rPr>
+        <w:t>42</w:t>
+      </w:r>
+      <w:r>
+        <w:rPr>
+          <w:rFonts w:cstheme="minorHAnsi"/>
+          <w:lang w:val="en-US"/>
+        </w:rPr>
+        <w:t>]</w:t>
+      </w:r>
+      <w:r>
+        <w:rPr>
+          <w:rFonts w:cstheme="minorHAnsi"/>
+          <w:lang w:val="en-US"/>
+        </w:rPr>
+        <w:t xml:space="preserve"> </w:t>
+      </w:r>
+      <w:proofErr w:type="spellStart"/>
+      <w:r>
+        <w:rPr>
+          <w:rFonts w:cstheme="minorHAnsi"/>
+          <w:lang w:val="en-US"/>
+        </w:rPr>
+        <w:t>superexchange</w:t>
+      </w:r>
+      <w:proofErr w:type="spellEnd"/>
+      <w:r>
+        <w:rPr>
+          <w:rFonts w:cstheme="minorHAnsi"/>
+          <w:lang w:val="en-US"/>
+        </w:rPr>
+        <w:t xml:space="preserve"> and </w:t>
+      </w:r>
+      <w:r>
+        <w:rPr>
+          <w:rFonts w:cstheme="minorHAnsi"/>
+          <w:lang w:val="en-US"/>
+        </w:rPr>
+        <w:t>charge-transfer</w:t>
+      </w:r>
+      <w:r>
+        <w:rPr>
+          <w:rFonts w:cstheme="minorHAnsi"/>
+          <w:lang w:val="en-US"/>
+        </w:rPr>
+        <w:t xml:space="preserve"> integrals</w:t>
+      </w:r>
+      <w:r>
+        <w:rPr>
+          <w:rFonts w:cstheme="minorHAnsi"/>
+          <w:lang w:val="en-US"/>
+        </w:rPr>
+        <w:t xml:space="preserve"> are very sensitive to intermolecular orientations which results in very different UV/vis spectra of crystalline modifications of </w:t>
+      </w:r>
+      <w:proofErr w:type="spellStart"/>
+      <w:r>
+        <w:rPr>
+          <w:rFonts w:cstheme="minorHAnsi"/>
+          <w:lang w:val="en-US"/>
+        </w:rPr>
+        <w:t>phthalocyanines</w:t>
+      </w:r>
+      <w:proofErr w:type="spellEnd"/>
+      <w:r>
+        <w:rPr>
+          <w:rFonts w:cstheme="minorHAnsi"/>
+          <w:lang w:val="en-US"/>
+        </w:rPr>
+        <w:t>.</w:t>
+      </w:r>
+    </w:p>
+    <w:p>
+      <w:pPr>
+        <w:rPr>
+          <w:rFonts w:cstheme="minorHAnsi"/>
+          <w:lang w:val="en-US"/>
+        </w:rPr>
+      </w:pPr>
+    </w:p>
+    <w:p>
+      <w:pPr>
+        <w:rPr>
+          <w:rFonts w:cstheme="minorHAnsi"/>
+          <w:lang w:val="en-US"/>
+        </w:rPr>
+      </w:pPr>
+      <w:r>
+        <w:object w:dxaOrig="6735" w:dyaOrig="4759">
+          <v:shape id="_x0000_i1036" type="#_x0000_t75" style="width:337.05pt;height:238.15pt" o:ole="">
+            <v:imagedata r:id="rId28" o:title=""/>
+          </v:shape>
+          <o:OLEObject Type="Embed" ProgID="Origin50.Graph" ShapeID="_x0000_i1036" DrawAspect="Content" ObjectID="_1821622005" r:id="rId29"/>
+        </w:object>
+      </w:r>
+    </w:p>
+    <w:p>
+      <w:pPr>
+        <w:rPr>
+          <w:rFonts w:cstheme="minorHAnsi"/>
+          <w:lang w:val="en-US"/>
+        </w:rPr>
+      </w:pPr>
+      <w:r>
+        <w:rPr>
+          <w:rFonts w:cstheme="minorHAnsi"/>
+          <w:lang w:val="en-US"/>
+        </w:rPr>
+        <w:t>Fig. 4A.</w:t>
+      </w:r>
+      <w:r>
+        <w:rPr>
+          <w:rFonts w:cstheme="minorHAnsi"/>
+          <w:lang w:val="en-US"/>
+        </w:rPr>
+        <w:t xml:space="preserve"> Shift dependence of </w:t>
+      </w:r>
+      <w:r>
+        <w:rPr>
+          <w:rFonts w:cstheme="minorHAnsi"/>
+          <w:lang w:val="en-US"/>
+        </w:rPr>
+        <w:t>HOMO and LUMO</w:t>
+      </w:r>
+      <w:r>
+        <w:rPr>
+          <w:rFonts w:cstheme="minorHAnsi"/>
+          <w:lang w:val="en-US"/>
+        </w:rPr>
+        <w:t xml:space="preserve"> splitting for </w:t>
+      </w:r>
+      <w:proofErr w:type="spellStart"/>
+      <w:r>
+        <w:rPr>
+          <w:rFonts w:cstheme="minorHAnsi"/>
+          <w:lang w:val="en-US"/>
+        </w:rPr>
+        <w:t>ZnPc</w:t>
+      </w:r>
+      <w:proofErr w:type="spellEnd"/>
+      <w:r>
+        <w:rPr>
+          <w:rFonts w:cstheme="minorHAnsi"/>
+          <w:lang w:val="en-US"/>
+        </w:rPr>
+        <w:t xml:space="preserve"> dimers at</w:t>
+      </w:r>
+      <w:r>
+        <w:rPr>
+          <w:rFonts w:cstheme="minorHAnsi"/>
+          <w:lang w:val="en-US"/>
+        </w:rPr>
+        <w:t xml:space="preserve"> an</w:t>
+      </w:r>
+      <w:r>
+        <w:rPr>
+          <w:rFonts w:cstheme="minorHAnsi"/>
+          <w:lang w:val="en-US"/>
+        </w:rPr>
+        <w:t xml:space="preserve"> </w:t>
+      </w:r>
+      <w:proofErr w:type="spellStart"/>
+      <w:r>
+        <w:rPr>
+          <w:rFonts w:cstheme="minorHAnsi"/>
+          <w:lang w:val="en-US"/>
+        </w:rPr>
+        <w:t>interplane</w:t>
+      </w:r>
+      <w:proofErr w:type="spellEnd"/>
+      <w:r>
+        <w:rPr>
+          <w:rFonts w:cstheme="minorHAnsi"/>
+          <w:lang w:val="en-US"/>
+        </w:rPr>
+        <w:t xml:space="preserve"> distance of 3.5A</w:t>
+      </w:r>
+    </w:p>
+    <w:p>
+      <w:pPr>
+        <w:rPr>
+          <w:rFonts w:cstheme="minorHAnsi"/>
+          <w:lang w:val="en-US"/>
+        </w:rPr>
+      </w:pPr>
+      <w:r>
+        <w:object w:dxaOrig="6735" w:dyaOrig="4759">
+          <v:shape id="_x0000_i1037" type="#_x0000_t75" style="width:337.05pt;height:238.15pt" o:ole="">
+            <v:imagedata r:id="rId30" o:title=""/>
+          </v:shape>
+          <o:OLEObject Type="Embed" ProgID="Origin50.Graph" ShapeID="_x0000_i1037" DrawAspect="Content" ObjectID="_1821622006" r:id="rId31"/>
+        </w:object>
+      </w:r>
+    </w:p>
+    <w:p>
+      <w:pPr>
+        <w:rPr>
+          <w:rFonts w:cstheme="minorHAnsi"/>
+          <w:lang w:val="en-US"/>
+        </w:rPr>
+      </w:pPr>
+      <w:r>
+        <w:rPr>
+          <w:rFonts w:cstheme="minorHAnsi"/>
+          <w:lang w:val="en-US"/>
+        </w:rPr>
+        <w:t xml:space="preserve">Fig. 4B. Distance dependence of </w:t>
+      </w:r>
+      <w:r>
+        <w:rPr>
+          <w:rFonts w:cstheme="minorHAnsi"/>
+          <w:lang w:val="en-US"/>
+        </w:rPr>
+        <w:t>HOMO and LUMO</w:t>
+      </w:r>
+      <w:r>
+        <w:rPr>
+          <w:rFonts w:cstheme="minorHAnsi"/>
+          <w:lang w:val="en-US"/>
+        </w:rPr>
+        <w:t xml:space="preserve"> splitting for face-to-face </w:t>
+      </w:r>
+      <w:proofErr w:type="spellStart"/>
+      <w:r>
+        <w:rPr>
+          <w:rFonts w:cstheme="minorHAnsi"/>
+          <w:lang w:val="en-US"/>
+        </w:rPr>
+        <w:t>ZnPc</w:t>
+      </w:r>
+      <w:proofErr w:type="spellEnd"/>
+      <w:r>
+        <w:rPr>
+          <w:rFonts w:cstheme="minorHAnsi"/>
+          <w:lang w:val="en-US"/>
+        </w:rPr>
+        <w:t xml:space="preserve"> dimers</w:t>
+      </w:r>
+      <w:r>
+        <w:rPr>
+          <w:rFonts w:cstheme="minorHAnsi"/>
+          <w:lang w:val="en-US"/>
+        </w:rPr>
+        <w:t xml:space="preserve"> (ΔX = 0)</w:t>
+      </w:r>
+    </w:p>
+    <w:p>
+      <w:pPr>
+        <w:rPr>
+          <w:rFonts w:cstheme="minorHAnsi"/>
+          <w:lang w:val="en-US"/>
+        </w:rPr>
+      </w:pPr>
+      <w:r>
+        <w:rPr>
+          <w:rFonts w:cstheme="minorHAnsi"/>
+          <w:lang w:val="en-US"/>
+        </w:rPr>
+        <w:t>P</w:t>
+      </w:r>
+      <w:r>
+        <w:rPr>
+          <w:rFonts w:cstheme="minorHAnsi"/>
+          <w:lang w:val="en-US"/>
+        </w:rPr>
+        <w:t xml:space="preserve">arallel shift </w:t>
+      </w:r>
+      <w:r>
+        <w:rPr>
+          <w:rFonts w:cstheme="minorHAnsi"/>
+          <w:lang w:val="en-US"/>
+        </w:rPr>
+        <w:t>between Pc molecules</w:t>
+      </w:r>
+      <w:r>
+        <w:rPr>
+          <w:rFonts w:cstheme="minorHAnsi"/>
+          <w:lang w:val="en-US"/>
+        </w:rPr>
+        <w:t xml:space="preserve"> in the dimer results in oscillations of the split </w:t>
+      </w:r>
+      <w:r>
+        <w:rPr>
+          <w:rFonts w:cstheme="minorHAnsi"/>
+          <w:lang w:val="en-US"/>
+        </w:rPr>
+        <w:t xml:space="preserve">MO </w:t>
+      </w:r>
+      <w:r>
+        <w:rPr>
+          <w:rFonts w:cstheme="minorHAnsi"/>
+          <w:lang w:val="en-US"/>
+        </w:rPr>
+        <w:t>levels</w:t>
+      </w:r>
+      <w:r>
+        <w:rPr>
+          <w:rFonts w:cstheme="minorHAnsi"/>
+          <w:lang w:val="en-US"/>
+        </w:rPr>
+        <w:t xml:space="preserve"> with different periodicity for HOMO and LUMO</w:t>
+      </w:r>
+      <w:r>
+        <w:rPr>
+          <w:rFonts w:cstheme="minorHAnsi"/>
+          <w:lang w:val="en-US"/>
+        </w:rPr>
+        <w:t>,</w:t>
+      </w:r>
+      <w:r>
+        <w:rPr>
+          <w:rFonts w:cstheme="minorHAnsi"/>
+          <w:lang w:val="en-US"/>
+        </w:rPr>
+        <w:t xml:space="preserve"> as a result of different shapes of the mon</w:t>
+      </w:r>
+      <w:r>
+        <w:rPr>
+          <w:rFonts w:cstheme="minorHAnsi"/>
+          <w:lang w:val="en-US"/>
+        </w:rPr>
+        <w:t>omer</w:t>
+      </w:r>
+      <w:r>
+        <w:rPr>
+          <w:rFonts w:cstheme="minorHAnsi"/>
+          <w:lang w:val="en-US"/>
+        </w:rPr>
+        <w:t>s</w:t>
+      </w:r>
+      <w:r>
+        <w:rPr>
+          <w:rFonts w:cstheme="minorHAnsi"/>
+          <w:lang w:val="en-US"/>
+        </w:rPr>
+        <w:t>’</w:t>
+      </w:r>
+      <w:r>
+        <w:rPr>
+          <w:rFonts w:cstheme="minorHAnsi"/>
+          <w:lang w:val="en-US"/>
+        </w:rPr>
+        <w:t xml:space="preserve"> HOMO and LUMO (see Fig. 4</w:t>
+      </w:r>
+      <w:r>
+        <w:rPr>
+          <w:rFonts w:cstheme="minorHAnsi"/>
+          <w:lang w:val="en-US"/>
+        </w:rPr>
+        <w:t>A</w:t>
+      </w:r>
+      <w:r>
+        <w:rPr>
+          <w:rFonts w:cstheme="minorHAnsi"/>
+          <w:lang w:val="en-US"/>
+        </w:rPr>
+        <w:t xml:space="preserve">, </w:t>
+      </w:r>
+      <w:r>
+        <w:rPr>
+          <w:rFonts w:cstheme="minorHAnsi"/>
+          <w:lang w:val="en-US"/>
+        </w:rPr>
+        <w:t>1B</w:t>
+      </w:r>
+      <w:r>
+        <w:rPr>
+          <w:rFonts w:cstheme="minorHAnsi"/>
+          <w:lang w:val="en-US"/>
+        </w:rPr>
+        <w:t>)</w:t>
+      </w:r>
+      <w:r>
+        <w:rPr>
+          <w:rFonts w:cstheme="minorHAnsi"/>
+          <w:lang w:val="en-US"/>
+        </w:rPr>
+        <w:t xml:space="preserve"> [</w:t>
+      </w:r>
+      <w:proofErr w:type="spellStart"/>
+      <w:r>
+        <w:rPr>
+          <w:rFonts w:cstheme="minorHAnsi"/>
+          <w:highlight w:val="yellow"/>
+          <w:lang w:val="en-US"/>
+        </w:rPr>
+        <w:t>Orti</w:t>
+      </w:r>
+      <w:proofErr w:type="spellEnd"/>
+      <w:r>
+        <w:rPr>
+          <w:rFonts w:cstheme="minorHAnsi"/>
+          <w:highlight w:val="yellow"/>
+          <w:lang w:val="en-US"/>
+        </w:rPr>
+        <w:t xml:space="preserve">, </w:t>
+      </w:r>
+      <w:proofErr w:type="spellStart"/>
+      <w:r>
+        <w:rPr>
+          <w:rFonts w:cstheme="minorHAnsi"/>
+          <w:highlight w:val="yellow"/>
+          <w:lang w:val="en-US"/>
+        </w:rPr>
+        <w:t>Bredas</w:t>
+      </w:r>
+      <w:proofErr w:type="spellEnd"/>
+      <w:r>
+        <w:rPr>
+          <w:rFonts w:cstheme="minorHAnsi"/>
+          <w:lang w:val="en-US"/>
+        </w:rPr>
+        <w:t>]</w:t>
+      </w:r>
+      <w:r>
+        <w:rPr>
+          <w:rFonts w:cstheme="minorHAnsi"/>
+          <w:lang w:val="en-US"/>
+        </w:rPr>
+        <w:t>.</w:t>
+      </w:r>
+      <w:r>
+        <w:rPr>
+          <w:rFonts w:cstheme="minorHAnsi"/>
+          <w:lang w:val="en-US"/>
+        </w:rPr>
+        <w:t xml:space="preserve"> The splitting</w:t>
+      </w:r>
+      <w:r>
+        <w:rPr>
+          <w:rFonts w:cstheme="minorHAnsi"/>
+          <w:lang w:val="en-US"/>
+        </w:rPr>
+        <w:t xml:space="preserve"> generally</w:t>
+      </w:r>
+      <w:r>
+        <w:rPr>
+          <w:rFonts w:cstheme="minorHAnsi"/>
+          <w:lang w:val="en-US"/>
+        </w:rPr>
+        <w:t xml:space="preserve"> decreases with </w:t>
+      </w:r>
+      <w:r>
+        <w:rPr>
+          <w:rFonts w:cstheme="minorHAnsi"/>
+          <w:lang w:val="en-US"/>
+        </w:rPr>
+        <w:t xml:space="preserve">the </w:t>
+      </w:r>
+      <w:r>
+        <w:rPr>
+          <w:rFonts w:cstheme="minorHAnsi"/>
+          <w:lang w:val="en-US"/>
+        </w:rPr>
+        <w:t>shift due to decreasing</w:t>
+      </w:r>
+      <w:r>
+        <w:rPr>
+          <w:rFonts w:cstheme="minorHAnsi"/>
+          <w:lang w:val="en-US"/>
+        </w:rPr>
+        <w:t xml:space="preserve"> overall</w:t>
+      </w:r>
+      <w:r>
+        <w:rPr>
+          <w:rFonts w:cstheme="minorHAnsi"/>
+          <w:lang w:val="en-US"/>
+        </w:rPr>
+        <w:t xml:space="preserve"> pi-MO overlap.</w:t>
+      </w:r>
+      <w:r>
+        <w:rPr>
+          <w:rFonts w:cstheme="minorHAnsi"/>
+          <w:lang w:val="en-US"/>
+        </w:rPr>
+        <w:t xml:space="preserve"> The distance dependence of the splitting is exponential as a result of </w:t>
+      </w:r>
+      <w:r>
+        <w:rPr>
+          <w:rFonts w:cstheme="minorHAnsi"/>
+          <w:lang w:val="en-US"/>
+        </w:rPr>
+        <w:t xml:space="preserve">the </w:t>
+      </w:r>
+      <w:r>
+        <w:rPr>
+          <w:rFonts w:cstheme="minorHAnsi"/>
+          <w:lang w:val="en-US"/>
+        </w:rPr>
+        <w:t>exponential decay of pi-MO overlap</w:t>
+      </w:r>
+      <w:r>
+        <w:rPr>
+          <w:rFonts w:cstheme="minorHAnsi"/>
+          <w:lang w:val="en-US"/>
+        </w:rPr>
+        <w:t xml:space="preserve"> (Fig. </w:t>
+      </w:r>
+      <w:r>
+        <w:rPr>
+          <w:rFonts w:cstheme="minorHAnsi"/>
+          <w:lang w:val="en-US"/>
+        </w:rPr>
+        <w:t>4</w:t>
+      </w:r>
+      <w:r>
+        <w:rPr>
+          <w:rFonts w:cstheme="minorHAnsi"/>
+          <w:lang w:val="en-US"/>
+        </w:rPr>
+        <w:t>B)</w:t>
+      </w:r>
+      <w:r>
+        <w:rPr>
+          <w:rFonts w:cstheme="minorHAnsi"/>
+          <w:lang w:val="en-US"/>
+        </w:rPr>
+        <w:t>. This is in contrast to 1/r</w:t>
+      </w:r>
+      <w:r>
+        <w:rPr>
+          <w:rFonts w:cstheme="minorHAnsi"/>
+          <w:lang w:val="en-US"/>
+        </w:rPr>
+        <w:t xml:space="preserve"> dependence of the</w:t>
+      </w:r>
+      <w:r>
+        <w:rPr>
+          <w:rFonts w:cstheme="minorHAnsi"/>
+          <w:lang w:val="en-US"/>
+        </w:rPr>
+        <w:t xml:space="preserve"> predicted</w:t>
+      </w:r>
+      <w:r>
+        <w:rPr>
+          <w:rFonts w:cstheme="minorHAnsi"/>
+          <w:lang w:val="en-US"/>
+        </w:rPr>
+        <w:t xml:space="preserve"> transiti</w:t>
+      </w:r>
+      <w:r>
+        <w:rPr>
+          <w:rFonts w:cstheme="minorHAnsi"/>
+          <w:lang w:val="en-US"/>
+        </w:rPr>
+        <w:t>on energies at larger distances.</w:t>
+      </w:r>
+      <w:r>
+        <w:rPr>
+          <w:rFonts w:cstheme="minorHAnsi"/>
+          <w:lang w:val="en-US"/>
+        </w:rPr>
+        <w:t xml:space="preserve"> </w:t>
+      </w:r>
+      <w:r>
+        <w:rPr>
+          <w:rFonts w:cstheme="minorHAnsi"/>
+          <w:lang w:val="en-US"/>
+        </w:rPr>
+        <w:t>Therefore</w:t>
+      </w:r>
+      <w:r>
+        <w:rPr>
+          <w:rFonts w:cstheme="minorHAnsi"/>
+          <w:lang w:val="en-US"/>
+        </w:rPr>
+        <w:t xml:space="preserve"> at distances &gt; </w:t>
+      </w:r>
+      <w:r>
+        <w:rPr>
+          <w:rFonts w:cstheme="minorHAnsi"/>
+          <w:lang w:val="en-US"/>
+        </w:rPr>
+        <w:t>4</w:t>
+      </w:r>
+      <w:r>
+        <w:rPr>
+          <w:rFonts w:cstheme="minorHAnsi"/>
+          <w:lang w:val="en-US"/>
+        </w:rPr>
+        <w:t xml:space="preserve">A when MO splitting becomes negligible, the TD-DFT transition energies still show some </w:t>
+      </w:r>
+      <w:proofErr w:type="spellStart"/>
+      <w:r>
+        <w:rPr>
+          <w:rFonts w:cstheme="minorHAnsi"/>
+          <w:lang w:val="en-US"/>
+        </w:rPr>
+        <w:t>excitonic</w:t>
+      </w:r>
+      <w:proofErr w:type="spellEnd"/>
+      <w:r>
+        <w:rPr>
+          <w:rFonts w:cstheme="minorHAnsi"/>
+          <w:lang w:val="en-US"/>
+        </w:rPr>
+        <w:t xml:space="preserve"> splitting as a result of </w:t>
+      </w:r>
+      <w:proofErr w:type="spellStart"/>
+      <w:r>
+        <w:rPr>
+          <w:rFonts w:cstheme="minorHAnsi"/>
+          <w:lang w:val="en-US"/>
+        </w:rPr>
+        <w:t>Coulombic</w:t>
+      </w:r>
+      <w:proofErr w:type="spellEnd"/>
+      <w:r>
+        <w:rPr>
+          <w:rFonts w:cstheme="minorHAnsi"/>
+          <w:lang w:val="en-US"/>
+        </w:rPr>
+        <w:t xml:space="preserve"> coupling of the monomers’ transition dipoles.</w:t>
+      </w:r>
+    </w:p>
+    <w:p>
+      <w:pPr>
+        <w:rPr>
+          <w:rFonts w:cstheme="minorHAnsi"/>
+          <w:lang w:val="en-US"/>
+        </w:rPr>
+      </w:pPr>
+    </w:p>
+    <w:p>
+      <w:pPr>
+        <w:rPr>
+          <w:rFonts w:cstheme="minorHAnsi"/>
+          <w:lang w:val="en-US"/>
+        </w:rPr>
+      </w:pPr>
+      <w:r>
+        <w:rPr>
+          <w:rFonts w:cstheme="minorHAnsi"/>
+          <w:b/>
+          <w:lang w:val="en-US"/>
+        </w:rPr>
+        <w:t>Size dependence</w:t>
+      </w:r>
+      <w:r>
+        <w:rPr>
+          <w:rFonts w:cstheme="minorHAnsi"/>
+          <w:lang w:val="en-US"/>
+        </w:rPr>
+        <w:t xml:space="preserve">. </w:t>
+      </w:r>
+      <w:r>
+        <w:rPr>
+          <w:rFonts w:cstheme="minorHAnsi"/>
+          <w:lang w:val="en-US"/>
+        </w:rPr>
+        <w:t xml:space="preserve">For conjugated zinc </w:t>
+      </w:r>
+      <w:proofErr w:type="spellStart"/>
+      <w:r>
+        <w:rPr>
+          <w:rFonts w:cstheme="minorHAnsi"/>
+          <w:lang w:val="en-US"/>
+        </w:rPr>
+        <w:t>oligophthalocyanines</w:t>
+      </w:r>
+      <w:proofErr w:type="spellEnd"/>
+      <w:r>
+        <w:rPr>
+          <w:rFonts w:cstheme="minorHAnsi"/>
+          <w:lang w:val="en-US"/>
+        </w:rPr>
+        <w:t>, optical gaps were extrapolated to 1D-polyphthalocyanine</w:t>
+      </w:r>
+      <w:r>
+        <w:rPr>
+          <w:rFonts w:cstheme="minorHAnsi"/>
+          <w:lang w:val="en-US"/>
+        </w:rPr>
+        <w:t xml:space="preserve"> </w:t>
+      </w:r>
+      <w:r>
+        <w:rPr>
+          <w:rFonts w:cstheme="minorHAnsi"/>
+          <w:lang w:val="en-US"/>
+        </w:rPr>
+        <w:t>using free-electron approximation</w:t>
+      </w:r>
+      <w:r>
+        <w:rPr>
+          <w:rFonts w:cstheme="minorHAnsi"/>
+          <w:lang w:val="en-US"/>
+        </w:rPr>
+        <w:t xml:space="preserve"> (</w:t>
+      </w:r>
+      <w:r>
+        <w:rPr>
+          <w:rFonts w:cstheme="minorHAnsi"/>
+          <w:i/>
+          <w:lang w:val="en-US"/>
+        </w:rPr>
+        <w:t>E</w:t>
+      </w:r>
+      <w:r>
+        <w:rPr>
+          <w:rFonts w:cstheme="minorHAnsi"/>
+          <w:lang w:val="en-US"/>
+        </w:rPr>
+        <w:t xml:space="preserve"> vs. 1/</w:t>
+      </w:r>
+      <w:r>
+        <w:rPr>
+          <w:rFonts w:cstheme="minorHAnsi"/>
+          <w:i/>
+          <w:lang w:val="en-US"/>
+        </w:rPr>
+        <w:t>N</w:t>
+      </w:r>
+      <w:r>
+        <w:rPr>
+          <w:rFonts w:cstheme="minorHAnsi"/>
+          <w:lang w:val="en-US"/>
+        </w:rPr>
+        <w:t>) [</w:t>
+      </w:r>
+      <w:r>
+        <w:rPr>
+          <w:rFonts w:cstheme="minorHAnsi"/>
+          <w:highlight w:val="yellow"/>
+          <w:lang w:val="en-US"/>
+        </w:rPr>
+        <w:t>Part1</w:t>
+      </w:r>
+      <w:r>
+        <w:rPr>
+          <w:rFonts w:cstheme="minorHAnsi"/>
+          <w:lang w:val="en-US"/>
+        </w:rPr>
+        <w:t xml:space="preserve">] which is only applicable for </w:t>
+      </w:r>
+      <w:r>
+        <w:rPr>
+          <w:rFonts w:cstheme="minorHAnsi"/>
+          <w:lang w:val="en-US"/>
+        </w:rPr>
+        <w:t xml:space="preserve">the case of </w:t>
+      </w:r>
+      <w:r>
+        <w:rPr>
+          <w:rFonts w:cstheme="minorHAnsi"/>
+          <w:lang w:val="en-US"/>
+        </w:rPr>
+        <w:t>perfect electron delocalization (</w:t>
+      </w:r>
+      <w:proofErr w:type="spellStart"/>
+      <w:r>
+        <w:rPr>
+          <w:rFonts w:cstheme="minorHAnsi"/>
+          <w:lang w:val="en-US"/>
+        </w:rPr>
+        <w:t>exciton</w:t>
+      </w:r>
+      <w:proofErr w:type="spellEnd"/>
+      <w:r>
+        <w:rPr>
+          <w:rFonts w:cstheme="minorHAnsi"/>
+          <w:lang w:val="en-US"/>
+        </w:rPr>
+        <w:t xml:space="preserve"> binding energy ≈ 0) [?]. In</w:t>
+      </w:r>
+      <w:r>
+        <w:rPr>
+          <w:rFonts w:cstheme="minorHAnsi"/>
+          <w:lang w:val="en-US"/>
+        </w:rPr>
+        <w:t xml:space="preserve"> the</w:t>
+      </w:r>
+      <w:r>
+        <w:rPr>
+          <w:rFonts w:cstheme="minorHAnsi"/>
+          <w:lang w:val="en-US"/>
+        </w:rPr>
+        <w:t xml:space="preserve"> case of weak delocalization, </w:t>
+      </w:r>
+      <w:r>
+        <w:rPr>
+          <w:rFonts w:cstheme="minorHAnsi"/>
+          <w:lang w:val="en-US"/>
+        </w:rPr>
+        <w:t>orbital and optical gaps</w:t>
+      </w:r>
+      <w:r>
+        <w:rPr>
+          <w:rFonts w:cstheme="minorHAnsi"/>
+          <w:lang w:val="en-US"/>
+        </w:rPr>
+        <w:t xml:space="preserve"> may differ significantly [mind the gap, TDDFT vs. HOMO-LUMO].</w:t>
+      </w:r>
+    </w:p>
+    <w:p>
+      <w:pPr>
+        <w:rPr>
+          <w:rFonts w:cstheme="minorHAnsi"/>
+          <w:lang w:val="en-US"/>
+        </w:rPr>
+      </w:pPr>
+      <w:r>
+        <w:rPr>
+          <w:rFonts w:cstheme="minorHAnsi"/>
+          <w:lang w:val="en-US"/>
+        </w:rPr>
+        <w:t>According to</w:t>
+      </w:r>
+      <w:r>
+        <w:rPr>
+          <w:rFonts w:cstheme="minorHAnsi"/>
+          <w:lang w:val="en-US"/>
+        </w:rPr>
+        <w:t xml:space="preserve"> a simplified</w:t>
+      </w:r>
+      <w:r>
+        <w:rPr>
+          <w:rFonts w:cstheme="minorHAnsi"/>
+          <w:lang w:val="en-US"/>
+        </w:rPr>
+        <w:t xml:space="preserve"> t</w:t>
+      </w:r>
+      <w:r>
+        <w:rPr>
+          <w:rFonts w:cstheme="minorHAnsi"/>
+          <w:lang w:val="en-US"/>
+        </w:rPr>
+        <w:t>ight-binding model</w:t>
+      </w:r>
+      <w:r>
+        <w:rPr>
+          <w:rFonts w:cstheme="minorHAnsi"/>
+          <w:lang w:val="en-US"/>
+        </w:rPr>
+        <w:t xml:space="preserve"> including only nearest-</w:t>
+      </w:r>
+      <w:proofErr w:type="spellStart"/>
+      <w:r>
+        <w:rPr>
+          <w:rFonts w:cstheme="minorHAnsi"/>
+          <w:lang w:val="en-US"/>
+        </w:rPr>
+        <w:t>neighbour</w:t>
+      </w:r>
+      <w:proofErr w:type="spellEnd"/>
+      <w:r>
+        <w:rPr>
+          <w:rFonts w:cstheme="minorHAnsi"/>
+          <w:lang w:val="en-US"/>
+        </w:rPr>
+        <w:t xml:space="preserve"> interactions</w:t>
+      </w:r>
+      <w:r>
+        <w:rPr>
+          <w:rFonts w:cstheme="minorHAnsi"/>
+          <w:lang w:val="en-US"/>
+        </w:rPr>
+        <w:t xml:space="preserve"> </w:t>
+      </w:r>
+      <w:r>
+        <w:rPr>
+          <w:rFonts w:cstheme="minorHAnsi"/>
+          <w:highlight w:val="yellow"/>
+          <w:lang w:val="en-US"/>
+        </w:rPr>
+        <w:t>[</w:t>
+      </w:r>
+      <w:proofErr w:type="spellStart"/>
+      <w:r>
+        <w:rPr>
+          <w:rFonts w:cstheme="minorHAnsi"/>
+          <w:lang w:val="en-US"/>
+        </w:rPr>
+        <w:t>Brédas</w:t>
+      </w:r>
+      <w:proofErr w:type="spellEnd"/>
+      <w:r>
+        <w:rPr>
+          <w:rFonts w:cstheme="minorHAnsi"/>
+          <w:lang w:val="en-US"/>
+        </w:rPr>
+        <w:t xml:space="preserve"> et al.</w:t>
+      </w:r>
+      <w:r>
+        <w:rPr>
+          <w:rFonts w:cstheme="minorHAnsi"/>
+          <w:highlight w:val="yellow"/>
+          <w:lang w:val="en-US"/>
+        </w:rPr>
+        <w:t xml:space="preserve"> </w:t>
+      </w:r>
+      <w:r>
+        <w:rPr>
+          <w:rFonts w:cstheme="minorHAnsi"/>
+          <w:lang w:val="en-US"/>
+        </w:rPr>
+        <w:t>PNAS</w:t>
+      </w:r>
+      <w:r>
+        <w:rPr>
+          <w:rFonts w:cstheme="minorHAnsi"/>
+          <w:lang w:val="en-US"/>
+        </w:rPr>
+        <w:t xml:space="preserve"> 2002 5804-5809;</w:t>
+      </w:r>
+      <w:r>
+        <w:rPr>
+          <w:rFonts w:cstheme="minorHAnsi"/>
+          <w:highlight w:val="yellow"/>
+          <w:lang w:val="en-US"/>
+        </w:rPr>
+        <w:t xml:space="preserve"> Yanagisawa et al. </w:t>
+      </w:r>
+      <w:r>
+        <w:rPr>
+          <w:rFonts w:cstheme="minorHAnsi"/>
+          <w:highlight w:val="yellow"/>
+          <w:lang w:val="en-US"/>
+        </w:rPr>
+        <w:t>PHYSICAL REVIEW B 90, 245141 (2014)</w:t>
+      </w:r>
+      <w:r>
+        <w:rPr>
+          <w:rFonts w:cstheme="minorHAnsi"/>
+          <w:highlight w:val="yellow"/>
+          <w:lang w:val="en-US"/>
+        </w:rPr>
+        <w:t>]</w:t>
+      </w:r>
+      <w:r>
+        <w:rPr>
+          <w:rFonts w:cstheme="minorHAnsi"/>
+          <w:highlight w:val="yellow"/>
+          <w:lang w:val="en-US"/>
+        </w:rPr>
+        <w:t>,</w:t>
+      </w:r>
+      <w:r>
+        <w:rPr>
+          <w:rFonts w:cstheme="minorHAnsi"/>
+          <w:lang w:val="en-US"/>
+        </w:rPr>
+        <w:t xml:space="preserve"> </w:t>
+      </w:r>
+      <w:r>
+        <w:rPr>
+          <w:rFonts w:cstheme="minorHAnsi"/>
+          <w:lang w:val="en-US"/>
+        </w:rPr>
+        <w:t>the</w:t>
+      </w:r>
+      <w:r>
+        <w:rPr>
+          <w:rFonts w:cstheme="minorHAnsi"/>
+          <w:lang w:val="en-US"/>
+        </w:rPr>
+        <w:t xml:space="preserve"> optical gap</w:t>
+      </w:r>
+      <w:r>
+        <w:rPr>
+          <w:rFonts w:cstheme="minorHAnsi"/>
+          <w:lang w:val="en-US"/>
+        </w:rPr>
+        <w:t xml:space="preserve"> change</w:t>
+      </w:r>
+      <w:r>
+        <w:rPr>
+          <w:rFonts w:cstheme="minorHAnsi"/>
+          <w:lang w:val="en-US"/>
+        </w:rPr>
+        <w:t>s</w:t>
+      </w:r>
+      <w:r>
+        <w:rPr>
+          <w:rFonts w:cstheme="minorHAnsi"/>
+          <w:lang w:val="en-US"/>
+        </w:rPr>
+        <w:t xml:space="preserve"> on going from monomeric to </w:t>
+      </w:r>
+      <w:r>
+        <w:rPr>
+          <w:rFonts w:cstheme="minorHAnsi"/>
+          <w:i/>
+          <w:lang w:val="en-US"/>
+        </w:rPr>
+        <w:t>N</w:t>
+      </w:r>
+      <w:r>
+        <w:rPr>
+          <w:rFonts w:cstheme="minorHAnsi"/>
+          <w:lang w:val="en-US"/>
+        </w:rPr>
+        <w:t>-</w:t>
+      </w:r>
+      <w:proofErr w:type="spellStart"/>
+      <w:r>
+        <w:rPr>
+          <w:rFonts w:cstheme="minorHAnsi"/>
+          <w:lang w:val="en-US"/>
+        </w:rPr>
+        <w:t>meric</w:t>
+      </w:r>
+      <w:proofErr w:type="spellEnd"/>
+      <w:r>
+        <w:rPr>
+          <w:rFonts w:cstheme="minorHAnsi"/>
+          <w:lang w:val="en-US"/>
+        </w:rPr>
+        <w:t xml:space="preserve"> stack </w:t>
+      </w:r>
+      <w:r>
+        <w:rPr>
+          <w:rFonts w:cstheme="minorHAnsi"/>
+          <w:lang w:val="en-US"/>
+        </w:rPr>
+        <w:t>according to the following</w:t>
+      </w:r>
+      <w:r>
+        <w:rPr>
+          <w:rFonts w:cstheme="minorHAnsi"/>
+          <w:lang w:val="en-US"/>
+        </w:rPr>
+        <w:t xml:space="preserve"> equation:</w:t>
+      </w:r>
+    </w:p>
+    <w:p>
+      <w:pPr>
+        <w:jc w:val="center"/>
+        <w:rPr>
+          <w:rFonts w:cstheme="minorHAnsi"/>
+          <w:lang w:val="en-US"/>
+        </w:rPr>
+      </w:pPr>
+      <w:r>
+        <w:rPr>
+          <w:rFonts w:cstheme="minorHAnsi"/>
+          <w:i/>
+          <w:lang w:val="en-US"/>
+        </w:rPr>
+        <w:t>ΔE</w:t>
+      </w:r>
+      <w:r>
+        <w:rPr>
+          <w:rFonts w:cstheme="minorHAnsi"/>
+          <w:lang w:val="en-US"/>
+        </w:rPr>
+        <w:t xml:space="preserve"> </w:t>
+      </w:r>
+      <w:r>
+        <w:rPr>
+          <w:rFonts w:cstheme="minorHAnsi"/>
+          <w:lang w:val="en-US"/>
+        </w:rPr>
+        <w:t>=</w:t>
+      </w:r>
+      <w:r>
+        <w:rPr>
+          <w:rFonts w:cstheme="minorHAnsi"/>
+          <w:lang w:val="en-US"/>
+        </w:rPr>
+        <w:t xml:space="preserve"> ±</w:t>
+      </w:r>
+      <w:r>
+        <w:rPr>
+          <w:rFonts w:cstheme="minorHAnsi"/>
+          <w:lang w:val="en-US"/>
+        </w:rPr>
+        <w:t xml:space="preserve"> </w:t>
+      </w:r>
+      <w:r>
+        <w:rPr>
+          <w:rFonts w:cstheme="minorHAnsi"/>
+          <w:i/>
+          <w:lang w:val="en-US"/>
+        </w:rPr>
+        <w:t>2J</w:t>
+      </w:r>
+      <w:r>
+        <w:rPr>
+          <w:rFonts w:cstheme="minorHAnsi"/>
+          <w:i/>
+          <w:lang w:val="en-US"/>
+        </w:rPr>
+        <w:t xml:space="preserve"> </w:t>
+      </w:r>
+      <w:proofErr w:type="gramStart"/>
+      <w:r>
+        <w:rPr>
+          <w:rFonts w:cstheme="minorHAnsi"/>
+          <w:lang w:val="en-US"/>
+        </w:rPr>
+        <w:t>cos[</w:t>
+      </w:r>
+      <w:proofErr w:type="gramEnd"/>
+      <w:r>
+        <w:rPr>
+          <w:rFonts w:cstheme="minorHAnsi"/>
+          <w:lang w:val="en-US"/>
+        </w:rPr>
+        <w:t>π</w:t>
+      </w:r>
+      <w:r>
+        <w:rPr>
+          <w:rFonts w:cstheme="minorHAnsi"/>
+          <w:lang w:val="en-US"/>
+        </w:rPr>
+        <w:t xml:space="preserve"> </w:t>
+      </w:r>
+      <w:r>
+        <w:rPr>
+          <w:rFonts w:cstheme="minorHAnsi"/>
+          <w:lang w:val="en-US"/>
+        </w:rPr>
+        <w:t>/</w:t>
+      </w:r>
+      <w:r>
+        <w:rPr>
+          <w:rFonts w:cstheme="minorHAnsi"/>
+          <w:lang w:val="en-US"/>
+        </w:rPr>
+        <w:t xml:space="preserve"> </w:t>
+      </w:r>
+      <w:r>
+        <w:rPr>
+          <w:rFonts w:cstheme="minorHAnsi"/>
+          <w:lang w:val="en-US"/>
+        </w:rPr>
+        <w:t>(</w:t>
+      </w:r>
+      <w:r>
+        <w:rPr>
+          <w:rFonts w:cstheme="minorHAnsi"/>
+          <w:i/>
+          <w:lang w:val="en-US"/>
+        </w:rPr>
+        <w:t>N</w:t>
+      </w:r>
+      <w:r>
+        <w:rPr>
+          <w:rFonts w:cstheme="minorHAnsi"/>
+          <w:i/>
+          <w:lang w:val="en-US"/>
+        </w:rPr>
+        <w:t xml:space="preserve"> </w:t>
+      </w:r>
+      <w:r>
+        <w:rPr>
+          <w:rFonts w:cstheme="minorHAnsi"/>
+          <w:lang w:val="en-US"/>
+        </w:rPr>
+        <w:t>+</w:t>
+      </w:r>
+      <w:r>
+        <w:rPr>
+          <w:rFonts w:cstheme="minorHAnsi"/>
+          <w:lang w:val="en-US"/>
+        </w:rPr>
+        <w:t xml:space="preserve"> </w:t>
+      </w:r>
+      <w:r>
+        <w:rPr>
+          <w:rFonts w:cstheme="minorHAnsi"/>
+          <w:lang w:val="en-US"/>
+        </w:rPr>
+        <w:t>1)]</w:t>
+      </w:r>
+      <w:r>
+        <w:rPr>
+          <w:rFonts w:cstheme="minorHAnsi"/>
+          <w:lang w:val="en-US"/>
+        </w:rPr>
+        <w:t xml:space="preserve">, </w:t>
+      </w:r>
+      <w:r>
+        <w:rPr>
+          <w:rFonts w:cstheme="minorHAnsi"/>
+          <w:lang w:val="en-US"/>
+        </w:rPr>
+        <w:tab/>
+      </w:r>
+      <w:r>
+        <w:rPr>
+          <w:rFonts w:cstheme="minorHAnsi"/>
+          <w:lang w:val="en-US"/>
+        </w:rPr>
+        <w:tab/>
+      </w:r>
+      <w:r>
+        <w:rPr>
+          <w:rFonts w:cstheme="minorHAnsi"/>
+          <w:lang w:val="en-US"/>
+        </w:rPr>
+        <w:t>(2)</w:t>
+      </w:r>
+    </w:p>
+    <w:p>
+      <w:pPr>
+        <w:rPr>
+          <w:rFonts w:cstheme="minorHAnsi"/>
+          <w:lang w:val="en-US"/>
+        </w:rPr>
+      </w:pPr>
+      <w:r>
+        <w:rPr>
+          <w:rFonts w:cstheme="minorHAnsi"/>
+          <w:lang w:val="en-US"/>
+        </w:rPr>
+        <w:t>with</w:t>
+      </w:r>
+      <w:r>
+        <w:rPr>
+          <w:rFonts w:cstheme="minorHAnsi"/>
+          <w:lang w:val="en-US"/>
+        </w:rPr>
+        <w:t xml:space="preserve"> coupling factor</w:t>
+      </w:r>
+      <w:r>
+        <w:rPr>
+          <w:rFonts w:cstheme="minorHAnsi"/>
+          <w:lang w:val="en-US"/>
+        </w:rPr>
+        <w:t xml:space="preserve"> </w:t>
+      </w:r>
+      <w:r>
+        <w:rPr>
+          <w:rFonts w:cstheme="minorHAnsi"/>
+          <w:i/>
+          <w:lang w:val="en-US"/>
+        </w:rPr>
+        <w:t>J</w:t>
+      </w:r>
+      <w:r>
+        <w:rPr>
+          <w:rFonts w:cstheme="minorHAnsi"/>
+          <w:lang w:val="en-US"/>
+        </w:rPr>
+        <w:t xml:space="preserve"> being</w:t>
+      </w:r>
+      <w:r>
+        <w:rPr>
+          <w:rFonts w:cstheme="minorHAnsi"/>
+          <w:lang w:val="en-US"/>
+        </w:rPr>
+        <w:t xml:space="preserve"> either </w:t>
+      </w:r>
+      <w:proofErr w:type="spellStart"/>
+      <w:r>
+        <w:rPr>
+          <w:rFonts w:cstheme="minorHAnsi"/>
+          <w:i/>
+          <w:lang w:val="en-US"/>
+        </w:rPr>
+        <w:t>J</w:t>
+      </w:r>
+      <w:r>
+        <w:rPr>
+          <w:rFonts w:cstheme="minorHAnsi"/>
+          <w:i/>
+          <w:vertAlign w:val="subscript"/>
+          <w:lang w:val="en-US"/>
+        </w:rPr>
+        <w:t>Coul</w:t>
+      </w:r>
+      <w:proofErr w:type="spellEnd"/>
+      <w:r>
+        <w:rPr>
+          <w:rFonts w:cstheme="minorHAnsi"/>
+          <w:i/>
+          <w:lang w:val="en-US"/>
+        </w:rPr>
+        <w:t xml:space="preserve"> </w:t>
+      </w:r>
+      <w:r>
+        <w:rPr>
+          <w:rFonts w:cstheme="minorHAnsi"/>
+          <w:lang w:val="en-US"/>
+        </w:rPr>
+        <w:t xml:space="preserve">or </w:t>
+      </w:r>
+      <w:proofErr w:type="spellStart"/>
+      <w:r>
+        <w:rPr>
+          <w:rFonts w:cstheme="minorHAnsi"/>
+          <w:i/>
+          <w:lang w:val="en-US"/>
+        </w:rPr>
+        <w:t>t</w:t>
+      </w:r>
+      <w:r>
+        <w:rPr>
+          <w:rFonts w:cstheme="minorHAnsi"/>
+          <w:i/>
+          <w:vertAlign w:val="subscript"/>
+          <w:lang w:val="en-US"/>
+        </w:rPr>
+        <w:t>e</w:t>
+      </w:r>
+      <w:proofErr w:type="spellEnd"/>
+      <w:r>
+        <w:rPr>
+          <w:rFonts w:cstheme="minorHAnsi"/>
+          <w:i/>
+          <w:lang w:val="en-US"/>
+        </w:rPr>
+        <w:t xml:space="preserve">, </w:t>
+      </w:r>
+      <w:proofErr w:type="spellStart"/>
+      <w:r>
+        <w:rPr>
+          <w:rFonts w:cstheme="minorHAnsi"/>
+          <w:i/>
+          <w:lang w:val="en-US"/>
+        </w:rPr>
+        <w:t>t</w:t>
+      </w:r>
+      <w:r>
+        <w:rPr>
+          <w:rFonts w:cstheme="minorHAnsi"/>
+          <w:i/>
+          <w:vertAlign w:val="subscript"/>
+          <w:lang w:val="en-US"/>
+        </w:rPr>
+        <w:t>h</w:t>
+      </w:r>
+      <w:proofErr w:type="spellEnd"/>
+      <w:r>
+        <w:rPr>
+          <w:rFonts w:cstheme="minorHAnsi"/>
+          <w:lang w:val="en-US"/>
+        </w:rPr>
+        <w:t xml:space="preserve"> (electron </w:t>
+      </w:r>
+      <w:r>
+        <w:rPr>
+          <w:rFonts w:cstheme="minorHAnsi"/>
+          <w:lang w:val="en-US"/>
+        </w:rPr>
+        <w:t>and</w:t>
+      </w:r>
+      <w:r>
+        <w:rPr>
+          <w:rFonts w:cstheme="minorHAnsi"/>
+          <w:lang w:val="en-US"/>
+        </w:rPr>
+        <w:t xml:space="preserve"> hole transfer integral</w:t>
+      </w:r>
+      <w:r>
+        <w:rPr>
+          <w:rFonts w:cstheme="minorHAnsi"/>
+          <w:lang w:val="en-US"/>
+        </w:rPr>
+        <w:t>s</w:t>
+      </w:r>
+      <w:r>
+        <w:rPr>
+          <w:rFonts w:cstheme="minorHAnsi"/>
+          <w:lang w:val="en-US"/>
+        </w:rPr>
+        <w:t xml:space="preserve">) for </w:t>
+      </w:r>
+      <w:proofErr w:type="spellStart"/>
+      <w:r>
+        <w:rPr>
+          <w:rFonts w:cstheme="minorHAnsi"/>
+          <w:lang w:val="en-US"/>
+        </w:rPr>
+        <w:t>Coulombic</w:t>
+      </w:r>
+      <w:proofErr w:type="spellEnd"/>
+      <w:r>
+        <w:rPr>
+          <w:rFonts w:cstheme="minorHAnsi"/>
+          <w:lang w:val="en-US"/>
+        </w:rPr>
+        <w:t xml:space="preserve"> or </w:t>
+      </w:r>
+      <w:r>
+        <w:rPr>
+          <w:rFonts w:cstheme="minorHAnsi"/>
+          <w:lang w:val="en-US"/>
+        </w:rPr>
+        <w:t>short-range</w:t>
+      </w:r>
+      <w:r>
+        <w:rPr>
+          <w:rFonts w:cstheme="minorHAnsi"/>
+          <w:lang w:val="en-US"/>
+        </w:rPr>
+        <w:t xml:space="preserve"> coupling, respectively.</w:t>
+      </w:r>
+      <w:r>
+        <w:rPr>
+          <w:rFonts w:cstheme="minorHAnsi"/>
+          <w:lang w:val="en-US"/>
+        </w:rPr>
+        <w:t xml:space="preserve"> Same equation was used previously to predict band dispersion in </w:t>
+      </w:r>
+      <w:proofErr w:type="spellStart"/>
+      <w:r>
+        <w:rPr>
+          <w:rFonts w:cstheme="minorHAnsi"/>
+          <w:lang w:val="en-US"/>
+        </w:rPr>
+        <w:t>phthalocyanines</w:t>
+      </w:r>
+      <w:proofErr w:type="spellEnd"/>
+      <w:r>
+        <w:rPr>
+          <w:rFonts w:cstheme="minorHAnsi"/>
+          <w:lang w:val="en-US"/>
+        </w:rPr>
+        <w:t xml:space="preserve"> and other molecular </w:t>
+      </w:r>
+      <w:r>
+        <w:rPr>
+          <w:rFonts w:cstheme="minorHAnsi"/>
+          <w:highlight w:val="yellow"/>
+          <w:lang w:val="en-US"/>
+        </w:rPr>
+        <w:t>semiconductors</w:t>
+      </w:r>
+      <w:r>
+        <w:rPr>
+          <w:rFonts w:cstheme="minorHAnsi"/>
+          <w:lang w:val="en-US"/>
+        </w:rPr>
+        <w:t xml:space="preserve"> [</w:t>
+      </w:r>
+      <w:proofErr w:type="spellStart"/>
+      <w:r>
+        <w:rPr>
+          <w:rFonts w:cstheme="minorHAnsi"/>
+          <w:highlight w:val="yellow"/>
+          <w:lang w:val="en-US"/>
+        </w:rPr>
+        <w:t>Bredas</w:t>
+      </w:r>
+      <w:proofErr w:type="spellEnd"/>
+      <w:r>
+        <w:rPr>
+          <w:rFonts w:cstheme="minorHAnsi"/>
+          <w:lang w:val="en-US"/>
+        </w:rPr>
+        <w:t>].</w:t>
+      </w:r>
+    </w:p>
+    <w:p>
+      <w:pPr>
+        <w:rPr>
+          <w:rFonts w:cstheme="minorHAnsi"/>
+          <w:lang w:val="en-US"/>
+        </w:rPr>
+      </w:pPr>
+      <w:r>
+        <w:rPr>
+          <w:rFonts w:cstheme="minorHAnsi"/>
+          <w:highlight w:val="yellow"/>
+          <w:lang w:val="en-US"/>
+        </w:rPr>
+        <w:t xml:space="preserve">Why this </w:t>
+      </w:r>
+      <w:r>
+        <w:rPr>
+          <w:rFonts w:cstheme="minorHAnsi"/>
+          <w:highlight w:val="yellow"/>
+          <w:lang w:val="en-US"/>
+        </w:rPr>
+        <w:t xml:space="preserve">should </w:t>
+      </w:r>
+      <w:r>
+        <w:rPr>
+          <w:rFonts w:cstheme="minorHAnsi"/>
+          <w:highlight w:val="yellow"/>
+          <w:lang w:val="en-US"/>
+        </w:rPr>
+        <w:t>in principle work for optical gaps? Strong</w:t>
+      </w:r>
+      <w:r>
+        <w:rPr>
+          <w:rFonts w:cstheme="minorHAnsi"/>
+          <w:highlight w:val="yellow"/>
+          <w:lang w:val="en-US"/>
+        </w:rPr>
+        <w:t>est band</w:t>
+      </w:r>
+      <w:r>
+        <w:rPr>
+          <w:rFonts w:cstheme="minorHAnsi"/>
+          <w:highlight w:val="yellow"/>
+          <w:lang w:val="en-US"/>
+        </w:rPr>
+        <w:t xml:space="preserve"> correspond to largest transition dipole (all monomer transition dipoles sum in the same direction) i.e. corresponding to direct optical gap</w:t>
+      </w:r>
+      <w:r>
+        <w:rPr>
+          <w:rFonts w:cstheme="minorHAnsi"/>
+          <w:highlight w:val="yellow"/>
+          <w:lang w:val="en-US"/>
+        </w:rPr>
+        <w:t>?</w:t>
+      </w:r>
+      <w:r>
+        <w:rPr>
+          <w:rFonts w:cstheme="minorHAnsi"/>
+          <w:highlight w:val="yellow"/>
+          <w:lang w:val="en-US"/>
+        </w:rPr>
+        <w:t xml:space="preserve"> TDDFT accounts for additional (electron correlation) effects (electron repulsion changes due to electron going from HOMO to LUMO</w:t>
+      </w:r>
+      <w:r>
+        <w:rPr>
+          <w:rFonts w:cstheme="minorHAnsi"/>
+          <w:highlight w:val="yellow"/>
+          <w:lang w:val="en-US"/>
+        </w:rPr>
+        <w:t xml:space="preserve"> therefore all MOs are affected; perfect delocalization suppresses this effect but in molecular crystals the electrons remain essentially localized, therefore orbital gap may not represent the optical gap [mind the gap?])</w:t>
+      </w:r>
+      <w:r>
+        <w:rPr>
+          <w:rFonts w:cstheme="minorHAnsi"/>
+          <w:lang w:val="en-US"/>
+        </w:rPr>
+        <w:t xml:space="preserve">. The Q-band absorption of is dominated by two bands (approx. in X- and Y-directions, see </w:t>
+      </w:r>
+      <w:r>
+        <w:rPr>
+          <w:rFonts w:cstheme="minorHAnsi"/>
+          <w:highlight w:val="yellow"/>
+          <w:lang w:val="en-US"/>
+        </w:rPr>
+        <w:t>Fig. 1A</w:t>
+      </w:r>
+      <w:r>
+        <w:rPr>
+          <w:rFonts w:cstheme="minorHAnsi"/>
+          <w:lang w:val="en-US"/>
+        </w:rPr>
+        <w:t>) which corresponds to all monomer transition dipoles in</w:t>
+      </w:r>
+      <w:r>
+        <w:rPr>
+          <w:rFonts w:cstheme="minorHAnsi"/>
+          <w:lang w:val="en-US"/>
+        </w:rPr>
+        <w:t xml:space="preserve"> the</w:t>
+      </w:r>
+      <w:r>
+        <w:rPr>
+          <w:rFonts w:cstheme="minorHAnsi"/>
+          <w:lang w:val="en-US"/>
+        </w:rPr>
+        <w:t xml:space="preserve"> same direction. </w:t>
+      </w:r>
+    </w:p>
+    <w:p>
+      <w:pPr>
+        <w:rPr>
+          <w:rFonts w:cstheme="minorHAnsi"/>
+          <w:lang w:val="en-US"/>
+        </w:rPr>
+      </w:pPr>
+      <w:r>
+        <w:rPr>
+          <w:rFonts w:cstheme="minorHAnsi"/>
+          <w:lang w:val="en-US"/>
+        </w:rPr>
+        <w:lastRenderedPageBreak/>
+        <w:t>The equation (2)</w:t>
+      </w:r>
+      <w:r>
+        <w:rPr>
+          <w:rFonts w:cstheme="minorHAnsi"/>
+          <w:lang w:val="en-US"/>
+        </w:rPr>
+        <w:t xml:space="preserve"> can be used to predict </w:t>
+      </w:r>
+      <w:proofErr w:type="spellStart"/>
+      <w:r>
+        <w:rPr>
+          <w:rFonts w:cstheme="minorHAnsi"/>
+          <w:lang w:val="en-US"/>
+        </w:rPr>
+        <w:t>excitonic</w:t>
+      </w:r>
+      <w:proofErr w:type="spellEnd"/>
+      <w:r>
+        <w:rPr>
+          <w:rFonts w:cstheme="minorHAnsi"/>
+          <w:lang w:val="en-US"/>
+        </w:rPr>
+        <w:t xml:space="preserve"> splitting</w:t>
+      </w:r>
+      <w:r>
+        <w:rPr>
+          <w:rFonts w:cstheme="minorHAnsi"/>
+          <w:lang w:val="en-US"/>
+        </w:rPr>
+        <w:t xml:space="preserve"> of optical spectra</w:t>
+      </w:r>
+      <w:r>
+        <w:rPr>
+          <w:rFonts w:cstheme="minorHAnsi"/>
+          <w:lang w:val="en-US"/>
+        </w:rPr>
+        <w:t xml:space="preserve"> for infinite stacks in crystals.</w:t>
+      </w:r>
+    </w:p>
+    <w:p>
+      <w:pPr>
+        <w:rPr>
+          <w:rFonts w:cstheme="minorHAnsi"/>
+          <w:lang w:val="en-US"/>
+        </w:rPr>
+      </w:pPr>
+      <w:r>
+        <w:object w:dxaOrig="6551" w:dyaOrig="4546">
+          <v:shape id="_x0000_i1059" type="#_x0000_t75" style="width:327.55pt;height:227.85pt" o:ole="">
+            <v:imagedata r:id="rId32" o:title=""/>
+          </v:shape>
+          <o:OLEObject Type="Embed" ProgID="Origin50.Graph" ShapeID="_x0000_i1059" DrawAspect="Content" ObjectID="_1821622007" r:id="rId33"/>
+        </w:object>
+      </w:r>
+    </w:p>
+    <w:p>
+      <w:pPr>
+        <w:rPr>
+          <w:rFonts w:cstheme="minorHAnsi"/>
+          <w:lang w:val="en-US"/>
+        </w:rPr>
+      </w:pPr>
+      <w:r>
+        <w:rPr>
+          <w:rFonts w:cstheme="minorHAnsi"/>
+          <w:lang w:val="en-US"/>
+        </w:rPr>
+        <w:t xml:space="preserve">Fig. 5. Size dependence of the </w:t>
+      </w:r>
+      <w:r>
+        <w:rPr>
+          <w:rFonts w:cstheme="minorHAnsi"/>
+          <w:lang w:val="en-US"/>
+        </w:rPr>
+        <w:t>Q-band</w:t>
+      </w:r>
+      <w:r>
+        <w:rPr>
+          <w:rFonts w:cstheme="minorHAnsi"/>
+          <w:lang w:val="en-US"/>
+        </w:rPr>
+        <w:t xml:space="preserve"> transitions in</w:t>
+      </w:r>
+      <w:r>
+        <w:rPr>
+          <w:rFonts w:cstheme="minorHAnsi"/>
+          <w:lang w:val="en-US"/>
+        </w:rPr>
+        <w:t xml:space="preserve"> slipped-stacked</w:t>
+      </w:r>
+      <w:r>
+        <w:rPr>
+          <w:rFonts w:cstheme="minorHAnsi"/>
+          <w:lang w:val="en-US"/>
+        </w:rPr>
+        <w:t xml:space="preserve"> </w:t>
+      </w:r>
+      <w:proofErr w:type="spellStart"/>
+      <w:r>
+        <w:rPr>
+          <w:rFonts w:cstheme="minorHAnsi"/>
+          <w:lang w:val="en-US"/>
+        </w:rPr>
+        <w:t>ZnPc</w:t>
+      </w:r>
+      <w:proofErr w:type="spellEnd"/>
+      <w:r>
+        <w:rPr>
+          <w:rFonts w:cstheme="minorHAnsi"/>
+          <w:lang w:val="en-US"/>
+        </w:rPr>
+        <w:t xml:space="preserve"> oligomers (translation vectors adopted from </w:t>
+      </w:r>
+      <w:r>
+        <w:rPr>
+          <w:rFonts w:cstheme="minorHAnsi"/>
+          <w:lang w:val="en-US"/>
+        </w:rPr>
+        <w:t xml:space="preserve">β </w:t>
+      </w:r>
+      <w:r>
+        <w:rPr>
+          <w:rFonts w:cstheme="minorHAnsi"/>
+          <w:lang w:val="en-US"/>
+        </w:rPr>
+        <w:t xml:space="preserve">-modification of </w:t>
+      </w:r>
+      <w:proofErr w:type="spellStart"/>
+      <w:r>
+        <w:rPr>
+          <w:rFonts w:cstheme="minorHAnsi"/>
+          <w:lang w:val="en-US"/>
+        </w:rPr>
+        <w:t>ZnPc</w:t>
+      </w:r>
+      <w:proofErr w:type="spellEnd"/>
+      <w:r>
+        <w:rPr>
+          <w:rFonts w:cstheme="minorHAnsi"/>
+          <w:lang w:val="en-US"/>
+        </w:rPr>
+        <w:t>)</w:t>
+      </w:r>
+    </w:p>
+    <w:p>
+      <w:pPr>
+        <w:rPr>
+          <w:rFonts w:cstheme="minorHAnsi"/>
+          <w:lang w:val="en-US"/>
+        </w:rPr>
+      </w:pPr>
+    </w:p>
+    <w:p>
+      <w:pPr>
+        <w:rPr>
+          <w:rFonts w:cstheme="minorHAnsi"/>
+          <w:lang w:val="en-US"/>
+        </w:rPr>
+      </w:pPr>
       <w:r>
         <w:rPr>
           <w:rFonts w:cstheme="minorHAnsi"/>
@@ -11302,11 +11668,20 @@
           <w:rFonts w:cstheme="minorHAnsi"/>
           <w:lang w:val="en-US"/>
         </w:rPr>
-        <w:t xml:space="preserve">) and </w:t>
-      </w:r>
-      <w:r>
-        <w:rPr>
-          <w:rFonts w:cstheme="minorHAnsi"/>
+        <w:t xml:space="preserve">) </w:t>
+      </w:r>
+      <w:r>
+        <w:rPr>
+          <w:rFonts w:cstheme="minorHAnsi"/>
+          <w:strike/>
+          <w:lang w:val="en-US"/>
+        </w:rPr>
+        <w:t xml:space="preserve">and </w:t>
+      </w:r>
+      <w:r>
+        <w:rPr>
+          <w:rFonts w:cstheme="minorHAnsi"/>
+          <w:strike/>
           <w:lang w:val="en-US"/>
         </w:rPr>
         <w:t>α</w:t>
@@ -11314,6 +11689,7 @@
       <w:r>
         <w:rPr>
           <w:rFonts w:cstheme="minorHAnsi"/>
+          <w:strike/>
           <w:lang w:val="en-US"/>
         </w:rPr>
         <w:t>-modification</w:t>
@@ -11321,6 +11697,7 @@
       <w:r>
         <w:rPr>
           <w:rFonts w:cstheme="minorHAnsi"/>
+          <w:strike/>
           <w:lang w:val="en-US"/>
         </w:rPr>
         <w:t xml:space="preserve">. As no single-crystal X-Ray structure is available, stacks with </w:t>
@@ -11329,6 +11706,7 @@
       <w:r>
         <w:rPr>
           <w:rFonts w:cstheme="minorHAnsi"/>
+          <w:strike/>
           <w:lang w:val="en-US"/>
         </w:rPr>
         <w:t>interplane</w:t>
@@ -11337,6 +11715,7 @@
       <w:r>
         <w:rPr>
           <w:rFonts w:cstheme="minorHAnsi"/>
+          <w:strike/>
           <w:lang w:val="en-US"/>
         </w:rPr>
         <w:t xml:space="preserve"> distance of 3.5A</w:t>
@@ -11344,6 +11723,7 @@
       <w:r>
         <w:rPr>
           <w:rFonts w:cstheme="minorHAnsi"/>
+          <w:strike/>
           <w:lang w:val="en-US"/>
         </w:rPr>
         <w:t xml:space="preserve"> and</w:t>
@@ -11351,6 +11731,7 @@
       <w:r>
         <w:rPr>
           <w:rFonts w:cstheme="minorHAnsi"/>
+          <w:strike/>
           <w:lang w:val="en-US"/>
         </w:rPr>
         <w:t xml:space="preserve"> parallel shift</w:t>
@@ -11358,6 +11739,7 @@
       <w:r>
         <w:rPr>
           <w:rFonts w:cstheme="minorHAnsi"/>
+          <w:strike/>
           <w:lang w:val="en-US"/>
         </w:rPr>
         <w:t>s</w:t>
@@ -11365,6 +11747,7 @@
       <w:r>
         <w:rPr>
           <w:rFonts w:cstheme="minorHAnsi"/>
+          <w:strike/>
           <w:lang w:val="en-US"/>
         </w:rPr>
         <w:t xml:space="preserve"> of </w:t>
@@ -11372,6 +11755,7 @@
       <w:r>
         <w:rPr>
           <w:rFonts w:cstheme="minorHAnsi"/>
+          <w:strike/>
           <w:lang w:val="en-US"/>
         </w:rPr>
         <w:t>1.75, 2.0 and 2.25</w:t>
@@ -11379,6 +11763,7 @@
       <w:r>
         <w:rPr>
           <w:rFonts w:cstheme="minorHAnsi"/>
+          <w:strike/>
           <w:lang w:val="en-US"/>
         </w:rPr>
         <w:t>A along Zn-N bond</w:t>
@@ -11386,6 +11771,7 @@
       <w:r>
         <w:rPr>
           <w:rFonts w:cstheme="minorHAnsi"/>
+          <w:strike/>
           <w:lang w:val="en-US"/>
         </w:rPr>
         <w:t xml:space="preserve"> (see Fig. 1)</w:t>
@@ -11393,9 +11779,49 @@
       <w:r>
         <w:rPr>
           <w:rFonts w:cstheme="minorHAnsi"/>
-          <w:lang w:val="en-US"/>
-        </w:rPr>
-        <w:t xml:space="preserve"> were used. </w:t>
+          <w:strike/>
+          <w:lang w:val="en-US"/>
+        </w:rPr>
+        <w:t xml:space="preserve"> were used.</w:t>
+      </w:r>
+      <w:r>
+        <w:rPr>
+          <w:rFonts w:cstheme="minorHAnsi"/>
+          <w:lang w:val="en-US"/>
+        </w:rPr>
+        <w:t xml:space="preserve"> </w:t>
+      </w:r>
+      <w:r>
+        <w:rPr>
+          <w:rFonts w:cstheme="minorHAnsi"/>
+          <w:lang w:val="en-US"/>
+        </w:rPr>
+        <w:t xml:space="preserve">The results are shown </w:t>
+      </w:r>
+      <w:r>
+        <w:rPr>
+          <w:rFonts w:cstheme="minorHAnsi"/>
+          <w:highlight w:val="yellow"/>
+          <w:lang w:val="en-US"/>
+        </w:rPr>
+        <w:t xml:space="preserve">in the Fig. 5 and Table </w:t>
+      </w:r>
+      <w:proofErr w:type="spellStart"/>
+      <w:r>
+        <w:rPr>
+          <w:rFonts w:cstheme="minorHAnsi"/>
+          <w:highlight w:val="yellow"/>
+          <w:lang w:val="en-US"/>
+        </w:rPr>
+        <w:t>Sx</w:t>
+      </w:r>
+      <w:proofErr w:type="spellEnd"/>
+      <w:r>
+        <w:rPr>
+          <w:rFonts w:cstheme="minorHAnsi"/>
+          <w:lang w:val="en-US"/>
+        </w:rPr>
+        <w:t xml:space="preserve">. </w:t>
       </w:r>
       <w:r>
         <w:rPr>
@@ -11439,7 +11865,14 @@
           <w:rFonts w:cstheme="minorHAnsi"/>
           <w:lang w:val="en-US"/>
         </w:rPr>
-        <w:t>against cos[π/(N+1)] for N = 1…4</w:t>
+        <w:t>against cos[π/(N+1)] for N = 1…</w:t>
+      </w:r>
+      <w:r>
+        <w:rPr>
+          <w:rFonts w:cstheme="minorHAnsi"/>
+          <w:lang w:val="en-US"/>
+        </w:rPr>
+        <w:t>5</w:t>
       </w:r>
       <w:r>
         <w:rPr>
@@ -11511,14 +11944,44 @@
           <w:rFonts w:cstheme="minorHAnsi"/>
           <w:lang w:val="en-US"/>
         </w:rPr>
-        <w:t xml:space="preserve"> the interactions </w:t>
-      </w:r>
-      <w:r>
-        <w:rPr>
-          <w:rFonts w:cstheme="minorHAnsi"/>
-          <w:lang w:val="en-US"/>
-        </w:rPr>
-        <w:t xml:space="preserve">between adjacent neighbors. </w:t>
+        <w:t xml:space="preserve"> the </w:t>
+      </w:r>
+      <w:r>
+        <w:rPr>
+          <w:rFonts w:cstheme="minorHAnsi"/>
+          <w:lang w:val="en-US"/>
+        </w:rPr>
+        <w:t>nearest-</w:t>
+      </w:r>
+      <w:proofErr w:type="spellStart"/>
+      <w:r>
+        <w:rPr>
+          <w:rFonts w:cstheme="minorHAnsi"/>
+          <w:lang w:val="en-US"/>
+        </w:rPr>
+        <w:t>neighbour</w:t>
+      </w:r>
+      <w:proofErr w:type="spellEnd"/>
+      <w:r>
+        <w:rPr>
+          <w:rFonts w:cstheme="minorHAnsi"/>
+          <w:lang w:val="en-US"/>
+        </w:rPr>
+        <w:t xml:space="preserve"> interactions</w:t>
+      </w:r>
+      <w:r>
+        <w:rPr>
+          <w:rFonts w:cstheme="minorHAnsi"/>
+          <w:lang w:val="en-US"/>
+        </w:rPr>
+        <w:t>.</w:t>
+      </w:r>
+      <w:r>
+        <w:rPr>
+          <w:rFonts w:cstheme="minorHAnsi"/>
+          <w:lang w:val="en-US"/>
+        </w:rPr>
+        <w:t xml:space="preserve"> </w:t>
       </w:r>
       <w:r>
         <w:rPr>
@@ -11532,7 +11995,22 @@
           <w:rFonts w:cstheme="minorHAnsi"/>
           <w:lang w:val="en-US"/>
         </w:rPr>
-        <w:t xml:space="preserve"> to N =</w:t>
+        <w:t xml:space="preserve"> to </w:t>
+      </w:r>
+      <w:r>
+        <w:rPr>
+          <w:rFonts w:cstheme="minorHAnsi"/>
+          <w:i/>
+          <w:lang w:val="en-US"/>
+        </w:rPr>
+        <w:t>N</w:t>
+      </w:r>
+      <w:r>
+        <w:rPr>
+          <w:rFonts w:cstheme="minorHAnsi"/>
+          <w:lang w:val="en-US"/>
+        </w:rPr>
+        <w:t xml:space="preserve"> =</w:t>
       </w:r>
       <w:r>
         <w:rPr>
@@ -11553,7 +12031,21 @@
           <w:rFonts w:cstheme="minorHAnsi"/>
           <w:lang w:val="en-US"/>
         </w:rPr>
-        <w:t xml:space="preserve"> transition energies are </w:t>
+        <w:t xml:space="preserve"> transition energies </w:t>
+      </w:r>
+      <w:r>
+        <w:rPr>
+          <w:rFonts w:cstheme="minorHAnsi"/>
+          <w:lang w:val="en-US"/>
+        </w:rPr>
+        <w:t>of</w:t>
+      </w:r>
+      <w:r>
+        <w:rPr>
+          <w:rFonts w:cstheme="minorHAnsi"/>
+          <w:lang w:val="en-US"/>
+        </w:rPr>
+        <w:t xml:space="preserve"> </w:t>
       </w:r>
       <w:r>
         <w:rPr>
@@ -11588,7 +12080,21 @@
           <w:rFonts w:cstheme="minorHAnsi"/>
           <w:lang w:val="en-US"/>
         </w:rPr>
-        <w:t xml:space="preserve"> for </w:t>
+        <w:t xml:space="preserve"> for</w:t>
+      </w:r>
+      <w:r>
+        <w:rPr>
+          <w:rFonts w:cstheme="minorHAnsi"/>
+          <w:lang w:val="en-US"/>
+        </w:rPr>
+        <w:t xml:space="preserve"> single stack of</w:t>
+      </w:r>
+      <w:r>
+        <w:rPr>
+          <w:rFonts w:cstheme="minorHAnsi"/>
+          <w:lang w:val="en-US"/>
+        </w:rPr>
+        <w:t xml:space="preserve"> </w:t>
       </w:r>
       <w:r>
         <w:rPr>
@@ -11609,21 +12115,21 @@
           <w:rFonts w:cstheme="minorHAnsi"/>
           <w:lang w:val="en-US"/>
         </w:rPr>
-        <w:t xml:space="preserve"> arrangement</w:t>
-      </w:r>
-      <w:r>
-        <w:rPr>
-          <w:rFonts w:cstheme="minorHAnsi"/>
-          <w:lang w:val="en-US"/>
-        </w:rPr>
-        <w:t xml:space="preserve"> (single stack)</w:t>
-      </w:r>
-      <w:r>
-        <w:rPr>
-          <w:rFonts w:cstheme="minorHAnsi"/>
-          <w:lang w:val="en-US"/>
-        </w:rPr>
-        <w:t xml:space="preserve"> which is close to </w:t>
+        <w:t xml:space="preserve"> </w:t>
+      </w:r>
+      <w:r>
+        <w:rPr>
+          <w:rFonts w:cstheme="minorHAnsi"/>
+          <w:lang w:val="en-US"/>
+        </w:rPr>
+        <w:t>are</w:t>
+      </w:r>
+      <w:r>
+        <w:rPr>
+          <w:rFonts w:cstheme="minorHAnsi"/>
+          <w:lang w:val="en-US"/>
+        </w:rPr>
+        <w:t xml:space="preserve"> close to </w:t>
       </w:r>
       <w:r>
         <w:rPr>
@@ -11651,7 +12157,63 @@
           <w:rFonts w:cstheme="minorHAnsi"/>
           <w:lang w:val="en-US"/>
         </w:rPr>
-        <w:t xml:space="preserve">. The estimates for alpha-modification vary from </w:t>
+        <w:t>.</w:t>
+      </w:r>
+      <w:r>
+        <w:rPr>
+          <w:rFonts w:cstheme="minorHAnsi"/>
+          <w:lang w:val="en-US"/>
+        </w:rPr>
+        <w:t xml:space="preserve"> Linear </w:t>
+      </w:r>
+      <w:r>
+        <w:rPr>
+          <w:rFonts w:cstheme="minorHAnsi"/>
+          <w:lang w:val="en-US"/>
+        </w:rPr>
+        <w:t>fit</w:t>
+      </w:r>
+      <w:r>
+        <w:rPr>
+          <w:rFonts w:cstheme="minorHAnsi"/>
+          <w:lang w:val="en-US"/>
+        </w:rPr>
+        <w:t xml:space="preserve"> of oscillator strengths gives the </w:t>
+      </w:r>
+      <w:r>
+        <w:rPr>
+          <w:rFonts w:cstheme="minorHAnsi"/>
+          <w:lang w:val="en-US"/>
+        </w:rPr>
+        <w:t xml:space="preserve">intensity </w:t>
+      </w:r>
+      <w:r>
+        <w:rPr>
+          <w:rFonts w:cstheme="minorHAnsi"/>
+          <w:lang w:val="en-US"/>
+        </w:rPr>
+        <w:t>rat</w:t>
+      </w:r>
+      <w:r>
+        <w:rPr>
+          <w:rFonts w:cstheme="minorHAnsi"/>
+          <w:lang w:val="en-US"/>
+        </w:rPr>
+        <w:t>i</w:t>
+      </w:r>
+      <w:r>
+        <w:rPr>
+          <w:rFonts w:cstheme="minorHAnsi"/>
+          <w:lang w:val="en-US"/>
+        </w:rPr>
+        <w:t>o of 1:1.5</w:t>
+      </w:r>
+      <w:r>
+        <w:rPr>
+          <w:rFonts w:cstheme="minorHAnsi"/>
+          <w:lang w:val="en-US"/>
+        </w:rPr>
+        <w:t>2 which is also in agreement with the experimental spectrum (</w:t>
       </w:r>
       <w:r>
         <w:rPr>
@@ -11659,29 +12221,150 @@
           <w:highlight w:val="yellow"/>
           <w:lang w:val="en-US"/>
         </w:rPr>
-        <w:t>…</w:t>
-      </w:r>
-      <w:r>
-        <w:rPr>
-          <w:rFonts w:cstheme="minorHAnsi"/>
-          <w:lang w:val="en-US"/>
-        </w:rPr>
-        <w:t xml:space="preserve"> to </w:t>
-      </w:r>
-      <w:r>
-        <w:rPr>
-          <w:rFonts w:cstheme="minorHAnsi"/>
+        <w:t>Fig. 2</w:t>
+      </w:r>
+      <w:r>
+        <w:rPr>
+          <w:rFonts w:cstheme="minorHAnsi"/>
+          <w:lang w:val="en-US"/>
+        </w:rPr>
+        <w:t xml:space="preserve">). </w:t>
+      </w:r>
+      <w:r>
+        <w:rPr>
+          <w:rFonts w:cstheme="minorHAnsi"/>
+          <w:lang w:val="en-US"/>
+        </w:rPr>
+        <w:t xml:space="preserve"> </w:t>
+      </w:r>
+      <w:r>
+        <w:rPr>
+          <w:rFonts w:cstheme="minorHAnsi"/>
+          <w:strike/>
+          <w:lang w:val="en-US"/>
+        </w:rPr>
+        <w:t>The estimates</w:t>
+      </w:r>
+      <w:r>
+        <w:rPr>
+          <w:rFonts w:cstheme="minorHAnsi"/>
+          <w:strike/>
+          <w:lang w:val="en-US"/>
+        </w:rPr>
+        <w:t xml:space="preserve"> of the Q-band splitting</w:t>
+      </w:r>
+      <w:r>
+        <w:rPr>
+          <w:rFonts w:cstheme="minorHAnsi"/>
+          <w:strike/>
+          <w:lang w:val="en-US"/>
+        </w:rPr>
+        <w:t xml:space="preserve"> for a</w:t>
+      </w:r>
+      <w:r>
+        <w:rPr>
+          <w:rFonts w:cstheme="minorHAnsi"/>
+          <w:strike/>
+          <w:lang w:val="en-US"/>
+        </w:rPr>
+        <w:t>lpha-modification vary from 0.06 eV (23 nm) to 0.16 eV (55 nm)</w:t>
+      </w:r>
+      <w:r>
+        <w:rPr>
+          <w:rFonts w:cstheme="minorHAnsi"/>
+          <w:strike/>
+          <w:lang w:val="en-US"/>
+        </w:rPr>
+        <w:t xml:space="preserve"> which indicates strong shift dependence of the </w:t>
+      </w:r>
+      <w:proofErr w:type="spellStart"/>
+      <w:r>
+        <w:rPr>
+          <w:rFonts w:cstheme="minorHAnsi"/>
+          <w:strike/>
+          <w:lang w:val="en-US"/>
+        </w:rPr>
+        <w:t>excitonic</w:t>
+      </w:r>
+      <w:proofErr w:type="spellEnd"/>
+      <w:r>
+        <w:rPr>
+          <w:rFonts w:cstheme="minorHAnsi"/>
+          <w:strike/>
+          <w:lang w:val="en-US"/>
+        </w:rPr>
+        <w:t xml:space="preserve"> </w:t>
+      </w:r>
+      <w:r>
+        <w:rPr>
+          <w:rFonts w:cstheme="minorHAnsi"/>
+          <w:strike/>
+          <w:lang w:val="en-US"/>
+        </w:rPr>
+        <w:t>coupling</w:t>
+      </w:r>
+      <w:r>
+        <w:rPr>
+          <w:rFonts w:cstheme="minorHAnsi"/>
+          <w:strike/>
+          <w:lang w:val="en-US"/>
+        </w:rPr>
+        <w:t xml:space="preserve"> for slipped-stacked arrangements. This explains different spectra of Zn(II), Ni(II), Cu(II) Pcs (same modification) despite very similar arrangement of the Pc molecules in the crystal</w:t>
+      </w:r>
+      <w:r>
+        <w:rPr>
+          <w:rFonts w:cstheme="minorHAnsi"/>
+          <w:strike/>
+          <w:lang w:val="en-US"/>
+        </w:rPr>
+        <w:t xml:space="preserve"> </w:t>
+      </w:r>
+      <w:r>
+        <w:rPr>
+          <w:rFonts w:cstheme="minorHAnsi"/>
+          <w:strike/>
           <w:highlight w:val="yellow"/>
           <w:lang w:val="en-US"/>
         </w:rPr>
-        <w:t>…</w:t>
-      </w:r>
-      <w:r>
-        <w:rPr>
-          <w:rFonts w:cstheme="minorHAnsi"/>
-          <w:lang w:val="en-US"/>
-        </w:rPr>
-        <w:t xml:space="preserve"> which indicates strong shift dependence of the </w:t>
+        <w:t>[]</w:t>
+      </w:r>
+      <w:r>
+        <w:rPr>
+          <w:rFonts w:cstheme="minorHAnsi"/>
+          <w:strike/>
+          <w:lang w:val="en-US"/>
+        </w:rPr>
+        <w:t>.</w:t>
+      </w:r>
+      <w:r>
+        <w:rPr>
+          <w:rFonts w:cstheme="minorHAnsi"/>
+          <w:lang w:val="en-US"/>
+        </w:rPr>
+        <w:t xml:space="preserve"> The qualitative agreement between predicted and experimental spectra of </w:t>
+      </w:r>
+      <w:r>
+        <w:rPr>
+          <w:rFonts w:cstheme="minorHAnsi"/>
+          <w:lang w:val="en-US"/>
+        </w:rPr>
+        <w:t>β-</w:t>
+      </w:r>
+      <w:proofErr w:type="spellStart"/>
+      <w:r>
+        <w:rPr>
+          <w:rFonts w:cstheme="minorHAnsi"/>
+          <w:lang w:val="en-US"/>
+        </w:rPr>
+        <w:t>ZnPc</w:t>
+      </w:r>
+      <w:proofErr w:type="spellEnd"/>
+      <w:r>
+        <w:rPr>
+          <w:rFonts w:cstheme="minorHAnsi"/>
+          <w:lang w:val="en-US"/>
+        </w:rPr>
+        <w:t xml:space="preserve"> confirms that crystal spectra are determined mainly by </w:t>
       </w:r>
       <w:proofErr w:type="spellStart"/>
       <w:r>
@@ -11697,38 +12380,6 @@
           <w:rFonts w:cstheme="minorHAnsi"/>
           <w:lang w:val="en-US"/>
         </w:rPr>
-        <w:t xml:space="preserve"> splitting for slipped-stacked arrangements. This explains different spectra of Zn(II), Ni(II), Cu(II) Pcs (same modification) despite very similar arrangement of the Pc molecules in the crystal. The qualitative agreement between predicted and experimental spectra of crystalline </w:t>
-      </w:r>
-      <w:proofErr w:type="spellStart"/>
-      <w:r>
-        <w:rPr>
-          <w:rFonts w:cstheme="minorHAnsi"/>
-          <w:lang w:val="en-US"/>
-        </w:rPr>
-        <w:t>ZnPc</w:t>
-      </w:r>
-      <w:proofErr w:type="spellEnd"/>
-      <w:r>
-        <w:rPr>
-          <w:rFonts w:cstheme="minorHAnsi"/>
-          <w:lang w:val="en-US"/>
-        </w:rPr>
-        <w:t xml:space="preserve"> confirms that the crystal spectra are determined mainly by </w:t>
-      </w:r>
-      <w:proofErr w:type="spellStart"/>
-      <w:r>
-        <w:rPr>
-          <w:rFonts w:cstheme="minorHAnsi"/>
-          <w:lang w:val="en-US"/>
-        </w:rPr>
-        <w:t>excitonic</w:t>
-      </w:r>
-      <w:proofErr w:type="spellEnd"/>
-      <w:r>
-        <w:rPr>
-          <w:rFonts w:cstheme="minorHAnsi"/>
-          <w:lang w:val="en-US"/>
-        </w:rPr>
         <w:t xml:space="preserve"> coupling within the stack whereas quantitative predictions should</w:t>
       </w:r>
       <w:r>
@@ -11743,7 +12394,51 @@
           <w:rFonts w:cstheme="minorHAnsi"/>
           <w:lang w:val="en-US"/>
         </w:rPr>
-        <w:t xml:space="preserve"> include geometric distortions and inter-stack coupling effects.</w:t>
+        <w:t xml:space="preserve"> include geometric distortions</w:t>
+      </w:r>
+      <w:r>
+        <w:rPr>
+          <w:rFonts w:cstheme="minorHAnsi"/>
+          <w:lang w:val="en-US"/>
+        </w:rPr>
+        <w:t>, next-nearest-</w:t>
+      </w:r>
+      <w:proofErr w:type="spellStart"/>
+      <w:r>
+        <w:rPr>
+          <w:rFonts w:cstheme="minorHAnsi"/>
+          <w:lang w:val="en-US"/>
+        </w:rPr>
+        <w:t>neighbour</w:t>
+      </w:r>
+      <w:proofErr w:type="spellEnd"/>
+      <w:r>
+        <w:rPr>
+          <w:rFonts w:cstheme="minorHAnsi"/>
+          <w:lang w:val="en-US"/>
+        </w:rPr>
+        <w:t xml:space="preserve"> and inter-stack</w:t>
+      </w:r>
+      <w:r>
+        <w:rPr>
+          <w:rFonts w:cstheme="minorHAnsi"/>
+          <w:lang w:val="en-US"/>
+        </w:rPr>
+        <w:t xml:space="preserve"> </w:t>
+      </w:r>
+      <w:r>
+        <w:rPr>
+          <w:rFonts w:cstheme="minorHAnsi"/>
+          <w:lang w:val="en-US"/>
+        </w:rPr>
+        <w:t>couplings</w:t>
+      </w:r>
+      <w:r>
+        <w:rPr>
+          <w:rFonts w:cstheme="minorHAnsi"/>
+          <w:lang w:val="en-US"/>
+        </w:rPr>
+        <w:t>.</w:t>
       </w:r>
     </w:p>
     <w:p>

--- a/main.docx
+++ b/main.docx
@@ -1,6 +1,6 @@
 
 <file path=word/document.xml><?xml version="1.0" encoding="utf-8"?>
-<w:document xmlns:wpc="http://schemas.microsoft.com/office/word/2010/wordprocessingCanvas" xmlns:cx="http://schemas.microsoft.com/office/drawing/2014/chartex" xmlns:mc="http://schemas.openxmlformats.org/markup-compatibility/2006" xmlns:o="urn:schemas-microsoft-com:office:office" xmlns:r="http://schemas.openxmlformats.org/officeDocument/2006/relationships" xmlns:m="http://schemas.openxmlformats.org/officeDocument/2006/math" xmlns:v="urn:schemas-microsoft-com:vml" xmlns:wp14="http://schemas.microsoft.com/office/word/2010/wordprocessingDrawing" xmlns:wp="http://schemas.openxmlformats.org/drawingml/2006/wordprocessingDrawing" xmlns:w10="urn:schemas-microsoft-com:office:word" xmlns:w="http://schemas.openxmlformats.org/wordprocessingml/2006/main" xmlns:w14="http://schemas.microsoft.com/office/word/2010/wordml" xmlns:w15="http://schemas.microsoft.com/office/word/2012/wordml" xmlns:w16se="http://schemas.microsoft.com/office/word/2015/wordml/symex" xmlns:wpg="http://schemas.microsoft.com/office/word/2010/wordprocessingGroup" xmlns:wpi="http://schemas.microsoft.com/office/word/2010/wordprocessingInk" xmlns:wne="http://schemas.microsoft.com/office/word/2006/wordml" xmlns:wps="http://schemas.microsoft.com/office/word/2010/wordprocessingShape" mc:Ignorable="w14 w15 w16se wp14">
+<w:document xmlns:wpc="http://schemas.microsoft.com/office/word/2010/wordprocessingCanvas" xmlns:mc="http://schemas.openxmlformats.org/markup-compatibility/2006" xmlns:o="urn:schemas-microsoft-com:office:office" xmlns:r="http://schemas.openxmlformats.org/officeDocument/2006/relationships" xmlns:m="http://schemas.openxmlformats.org/officeDocument/2006/math" xmlns:v="urn:schemas-microsoft-com:vml" xmlns:wp14="http://schemas.microsoft.com/office/word/2010/wordprocessingDrawing" xmlns:wp="http://schemas.openxmlformats.org/drawingml/2006/wordprocessingDrawing" xmlns:w10="urn:schemas-microsoft-com:office:word" xmlns:w="http://schemas.openxmlformats.org/wordprocessingml/2006/main" xmlns:w14="http://schemas.microsoft.com/office/word/2010/wordml" xmlns:w15="http://schemas.microsoft.com/office/word/2012/wordml" xmlns:wpg="http://schemas.microsoft.com/office/word/2010/wordprocessingGroup" xmlns:wpi="http://schemas.microsoft.com/office/word/2010/wordprocessingInk" xmlns:wne="http://schemas.microsoft.com/office/word/2006/wordml" xmlns:wps="http://schemas.microsoft.com/office/word/2010/wordprocessingShape" mc:Ignorable="w14 w15 wp14">
   <w:body>
     <w:p>
       <w:pPr>
@@ -1095,13 +1095,27 @@
         <w:rPr>
           <w:lang w:val="en-US"/>
         </w:rPr>
-        <w:t>]. The extended π-system of conjugated Pc oligomers results in large redshifts of the lowest-energy absorption (Q-band). Noncovalent interactions (</w:t>
+        <w:t xml:space="preserve">]. The extended π-system of conjugated Pc oligomers results in large redshifts of the lowest-energy absorption (Q-band). </w:t>
       </w:r>
       <w:proofErr w:type="spellStart"/>
       <w:r>
         <w:rPr>
           <w:lang w:val="en-US"/>
         </w:rPr>
+        <w:t>Noncovalent</w:t>
+      </w:r>
+      <w:proofErr w:type="spellEnd"/>
+      <w:r>
+        <w:rPr>
+          <w:lang w:val="en-US"/>
+        </w:rPr>
+        <w:t xml:space="preserve"> interactions (</w:t>
+      </w:r>
+      <w:proofErr w:type="spellStart"/>
+      <w:r>
+        <w:rPr>
+          <w:lang w:val="en-US"/>
+        </w:rPr>
         <w:t>excitonic</w:t>
       </w:r>
       <w:proofErr w:type="spellEnd"/>
@@ -1109,7 +1123,21 @@
         <w:rPr>
           <w:lang w:val="en-US"/>
         </w:rPr>
-        <w:t xml:space="preserve"> coupling) of the Pc π-systems are also known to significantly influence </w:t>
+        <w:t xml:space="preserve"> coupling) of the Pc π-systems </w:t>
+      </w:r>
+      <w:proofErr w:type="gramStart"/>
+      <w:r>
+        <w:rPr>
+          <w:lang w:val="en-US"/>
+        </w:rPr>
+        <w:t>are also known</w:t>
+      </w:r>
+      <w:proofErr w:type="gramEnd"/>
+      <w:r>
+        <w:rPr>
+          <w:lang w:val="en-US"/>
+        </w:rPr>
+        <w:t xml:space="preserve"> to significantly influence </w:t>
       </w:r>
       <w:proofErr w:type="spellStart"/>
       <w:r>
@@ -1149,36 +1177,19 @@
         <w:rPr>
           <w:lang w:val="en-US"/>
         </w:rPr>
-        <w:t>11,12</w:t>
-      </w:r>
-      <w:r>
-        <w:rPr>
-          <w:lang w:val="en-US"/>
-        </w:rPr>
-        <w:t xml:space="preserve">, </w:t>
-      </w:r>
-      <w:r>
-        <w:rPr>
-          <w:highlight w:val="yellow"/>
-          <w:lang w:val="en-US"/>
-        </w:rPr>
-        <w:t xml:space="preserve">crystal </w:t>
-      </w:r>
-      <w:proofErr w:type="spellStart"/>
-      <w:r>
-        <w:rPr>
-          <w:highlight w:val="yellow"/>
-          <w:lang w:val="en-US"/>
-        </w:rPr>
-        <w:t>photophys</w:t>
-      </w:r>
-      <w:proofErr w:type="spellEnd"/>
-      <w:r>
-        <w:rPr>
-          <w:highlight w:val="yellow"/>
-          <w:lang w:val="en-US"/>
-        </w:rPr>
-        <w:t>.</w:t>
+        <w:t>11,</w:t>
+      </w:r>
+      <w:r>
+        <w:rPr>
+          <w:lang w:val="en-US"/>
+        </w:rPr>
+        <w:t xml:space="preserve"> </w:t>
+      </w:r>
+      <w:r>
+        <w:rPr>
+          <w:lang w:val="en-US"/>
+        </w:rPr>
+        <w:t>12</w:t>
       </w:r>
       <w:r>
         <w:rPr>
@@ -1204,13 +1215,27 @@
         <w:rPr>
           <w:lang w:val="en-US"/>
         </w:rPr>
-        <w:t xml:space="preserve">Non-conjugated oligo- and polymeric </w:t>
+        <w:t xml:space="preserve">Non-conjugated </w:t>
       </w:r>
       <w:proofErr w:type="spellStart"/>
       <w:r>
         <w:rPr>
           <w:lang w:val="en-US"/>
         </w:rPr>
+        <w:t>oligo</w:t>
+      </w:r>
+      <w:proofErr w:type="spellEnd"/>
+      <w:r>
+        <w:rPr>
+          <w:lang w:val="en-US"/>
+        </w:rPr>
+        <w:t xml:space="preserve">- and polymeric </w:t>
+      </w:r>
+      <w:proofErr w:type="spellStart"/>
+      <w:r>
+        <w:rPr>
+          <w:lang w:val="en-US"/>
+        </w:rPr>
         <w:t>phthalocyanine</w:t>
       </w:r>
       <w:proofErr w:type="spellEnd"/>
@@ -1222,20 +1247,117 @@
       </w:r>
       <w:r>
         <w:rPr>
-          <w:strike/>
+          <w:lang w:val="en-US"/>
+        </w:rPr>
+        <w:t>π</w:t>
+      </w:r>
+      <w:r>
+        <w:rPr>
+          <w:lang w:val="en-US"/>
+        </w:rPr>
+        <w:t>-</w:t>
+      </w:r>
+      <w:r>
+        <w:rPr>
+          <w:lang w:val="en-US"/>
+        </w:rPr>
+        <w:t>π</w:t>
+      </w:r>
+      <w:r>
+        <w:rPr>
+          <w:lang w:val="en-US"/>
+        </w:rPr>
+        <w:t xml:space="preserve"> stacking</w:t>
+      </w:r>
+      <w:r>
+        <w:rPr>
+          <w:lang w:val="en-US"/>
+        </w:rPr>
+        <w:t xml:space="preserve"> aggregates</w:t>
+      </w:r>
+      <w:r>
+        <w:rPr>
+          <w:lang w:val="en-US"/>
+        </w:rPr>
+        <w:t xml:space="preserve"> in solution [</w:t>
+      </w:r>
+      <w:r>
+        <w:rPr>
+          <w:lang w:val="en-US"/>
+        </w:rPr>
+        <w:t>13</w:t>
+      </w:r>
+      <w:r>
+        <w:rPr>
+          <w:lang w:val="en-US"/>
+        </w:rPr>
+        <w:t>] and in</w:t>
+      </w:r>
+      <w:r>
+        <w:rPr>
+          <w:lang w:val="en-US"/>
+        </w:rPr>
+        <w:t xml:space="preserve"> solid state [</w:t>
+      </w:r>
+      <w:r>
+        <w:rPr>
+          <w:lang w:val="en-US"/>
+        </w:rPr>
+        <w:t xml:space="preserve">2, 3, </w:t>
+      </w:r>
+      <w:r>
+        <w:rPr>
+          <w:lang w:val="en-US"/>
+        </w:rPr>
+        <w:t>14</w:t>
+      </w:r>
+      <w:r>
+        <w:rPr>
+          <w:lang w:val="en-US"/>
+        </w:rPr>
+        <w:t>-1</w:t>
+      </w:r>
+      <w:r>
+        <w:rPr>
+          <w:lang w:val="en-US"/>
+        </w:rPr>
+        <w:t>6</w:t>
+      </w:r>
+      <w:r>
+        <w:rPr>
+          <w:lang w:val="en-US"/>
+        </w:rPr>
+        <w:t>]</w:t>
+      </w:r>
+      <w:r>
+        <w:rPr>
+          <w:lang w:val="en-US"/>
+        </w:rPr>
+        <w:t>. Besides, non-conjugated oligomers via ligand</w:t>
+      </w:r>
+      <w:r>
+        <w:rPr>
+          <w:lang w:val="en-US"/>
+        </w:rPr>
+        <w:t xml:space="preserve"> </w:t>
+      </w:r>
+      <w:r>
+        <w:rPr>
+          <w:highlight w:val="yellow"/>
           <w:lang w:val="en-US"/>
         </w:rPr>
         <w:t>[</w:t>
       </w:r>
       <w:r>
         <w:rPr>
-          <w:strike/>
-          <w:lang w:val="en-US"/>
-        </w:rPr>
-        <w:t>13</w:t>
-      </w:r>
-      <w:r>
-        <w:rPr>
+          <w:highlight w:val="yellow"/>
+          <w:lang w:val="en-US"/>
+        </w:rPr>
+        <w:t>11, 12</w:t>
+      </w:r>
+      <w:r>
+        <w:rPr>
+          <w:highlight w:val="yellow"/>
           <w:lang w:val="en-US"/>
         </w:rPr>
         <w:t>]</w:t>
@@ -1244,67 +1366,31 @@
         <w:rPr>
           <w:lang w:val="en-US"/>
         </w:rPr>
-        <w:t xml:space="preserve"> </w:t>
-      </w:r>
-      <w:r>
-        <w:rPr>
-          <w:lang w:val="en-US"/>
-        </w:rPr>
-        <w:t>π</w:t>
-      </w:r>
-      <w:r>
-        <w:rPr>
-          <w:lang w:val="en-US"/>
-        </w:rPr>
-        <w:t>-</w:t>
-      </w:r>
-      <w:r>
-        <w:rPr>
-          <w:lang w:val="en-US"/>
-        </w:rPr>
-        <w:t>π</w:t>
-      </w:r>
-      <w:r>
-        <w:rPr>
-          <w:lang w:val="en-US"/>
-        </w:rPr>
-        <w:t xml:space="preserve"> stacking</w:t>
-      </w:r>
-      <w:r>
-        <w:rPr>
-          <w:lang w:val="en-US"/>
-        </w:rPr>
-        <w:t xml:space="preserve"> aggregates</w:t>
-      </w:r>
-      <w:r>
-        <w:rPr>
-          <w:lang w:val="en-US"/>
-        </w:rPr>
-        <w:t xml:space="preserve"> in solution [</w:t>
-      </w:r>
-      <w:r>
-        <w:rPr>
-          <w:lang w:val="en-US"/>
-        </w:rPr>
-        <w:t>14</w:t>
-      </w:r>
-      <w:r>
-        <w:rPr>
-          <w:lang w:val="en-US"/>
-        </w:rPr>
-        <w:t>] and in</w:t>
-      </w:r>
-      <w:r>
-        <w:rPr>
-          <w:lang w:val="en-US"/>
-        </w:rPr>
-        <w:t xml:space="preserve"> solid state [</w:t>
-      </w:r>
-      <w:r>
-        <w:rPr>
-          <w:lang w:val="en-US"/>
-        </w:rPr>
-        <w:t>15-17</w:t>
+        <w:t>, m</w:t>
+      </w:r>
+      <w:r>
+        <w:rPr>
+          <w:lang w:val="en-US"/>
+        </w:rPr>
+        <w:t>etal–ligand</w:t>
+      </w:r>
+      <w:r>
+        <w:rPr>
+          <w:lang w:val="en-US"/>
+        </w:rPr>
+        <w:t xml:space="preserve"> [</w:t>
+      </w:r>
+      <w:r>
+        <w:rPr>
+          <w:lang w:val="en-US"/>
+        </w:rPr>
+        <w:t>17</w:t>
+      </w:r>
+      <w:r>
+        <w:rPr>
+          <w:lang w:val="en-US"/>
+        </w:rPr>
+        <w:t>-19</w:t>
       </w:r>
       <w:r>
         <w:rPr>
@@ -1316,128 +1402,73 @@
         <w:rPr>
           <w:lang w:val="en-US"/>
         </w:rPr>
-        <w:t>. Besides, non-conjugated oligomers via ligand</w:t>
-      </w:r>
-      <w:r>
-        <w:rPr>
-          <w:lang w:val="en-US"/>
-        </w:rPr>
-        <w:t xml:space="preserve"> </w:t>
-      </w:r>
-      <w:r>
-        <w:rPr>
-          <w:highlight w:val="yellow"/>
-          <w:lang w:val="en-US"/>
-        </w:rPr>
-        <w:t>[!]</w:t>
-      </w:r>
-      <w:r>
-        <w:rPr>
-          <w:lang w:val="en-US"/>
-        </w:rPr>
-        <w:t>, m</w:t>
-      </w:r>
-      <w:r>
-        <w:rPr>
-          <w:lang w:val="en-US"/>
-        </w:rPr>
-        <w:t>etal–ligand, [</w:t>
-      </w:r>
-      <w:r>
-        <w:rPr>
-          <w:highlight w:val="yellow"/>
-          <w:lang w:val="en-US"/>
-        </w:rPr>
-        <w:t xml:space="preserve">13, </w:t>
-      </w:r>
-      <w:r>
-        <w:rPr>
-          <w:highlight w:val="yellow"/>
+        <w:t>,</w:t>
+      </w:r>
+      <w:r>
+        <w:rPr>
+          <w:lang w:val="en-US"/>
+        </w:rPr>
+        <w:t xml:space="preserve"> hydrogen-bond</w:t>
+      </w:r>
+      <w:r>
+        <w:rPr>
+          <w:lang w:val="en-US"/>
+        </w:rPr>
+        <w:t>ed</w:t>
+      </w:r>
+      <w:r>
+        <w:rPr>
+          <w:lang w:val="en-US"/>
+        </w:rPr>
+        <w:t xml:space="preserve"> [</w:t>
+      </w:r>
+      <w:r>
+        <w:rPr>
+          <w:lang w:val="en-US"/>
+        </w:rPr>
+        <w:t>20</w:t>
+      </w:r>
+      <w:r>
+        <w:rPr>
+          <w:lang w:val="en-US"/>
+        </w:rPr>
+        <w:t>] and</w:t>
+      </w:r>
+      <w:r>
+        <w:rPr>
+          <w:lang w:val="en-US"/>
+        </w:rPr>
+        <w:t xml:space="preserve"> </w:t>
+      </w:r>
+      <w:r>
+        <w:rPr>
+          <w:lang w:val="en-US"/>
+        </w:rPr>
+        <w:t xml:space="preserve">donor–acceptor </w:t>
+      </w:r>
+      <w:r>
+        <w:rPr>
+          <w:lang w:val="en-US"/>
+        </w:rPr>
+        <w:t>systems</w:t>
+      </w:r>
+      <w:r>
+        <w:rPr>
+          <w:lang w:val="en-US"/>
+        </w:rPr>
+        <w:t xml:space="preserve"> [</w:t>
+      </w:r>
+      <w:r>
+        <w:rPr>
+          <w:lang w:val="en-US"/>
+        </w:rPr>
+        <w:t>2</w:t>
+      </w:r>
+      <w:r>
+        <w:rPr>
           <w:lang w:val="en-US"/>
         </w:rPr>
         <w:t>1</w:t>
-      </w:r>
-      <w:r>
-        <w:rPr>
-          <w:highlight w:val="yellow"/>
-          <w:lang w:val="en-US"/>
-        </w:rPr>
-        <w:t>8</w:t>
-      </w:r>
-      <w:r>
-        <w:rPr>
-          <w:lang w:val="en-US"/>
-        </w:rPr>
-        <w:t xml:space="preserve">, </w:t>
-      </w:r>
-      <w:proofErr w:type="spellStart"/>
-      <w:r>
-        <w:rPr>
-          <w:highlight w:val="yellow"/>
-          <w:lang w:val="en-US"/>
-        </w:rPr>
-        <w:t>NK_ZnPcPy</w:t>
-      </w:r>
-      <w:proofErr w:type="spellEnd"/>
-      <w:r>
-        <w:rPr>
-          <w:lang w:val="en-US"/>
-        </w:rPr>
-        <w:t>] hydrogen-bond</w:t>
-      </w:r>
-      <w:r>
-        <w:rPr>
-          <w:lang w:val="en-US"/>
-        </w:rPr>
-        <w:t>ed</w:t>
-      </w:r>
-      <w:r>
-        <w:rPr>
-          <w:lang w:val="en-US"/>
-        </w:rPr>
-        <w:t>, [</w:t>
-      </w:r>
-      <w:r>
-        <w:rPr>
-          <w:lang w:val="en-US"/>
-        </w:rPr>
-        <w:t>1</w:t>
-      </w:r>
-      <w:r>
-        <w:rPr>
-          <w:lang w:val="en-US"/>
-        </w:rPr>
-        <w:t>9] and</w:t>
-      </w:r>
-      <w:r>
-        <w:rPr>
-          <w:lang w:val="en-US"/>
-        </w:rPr>
-        <w:t xml:space="preserve"> </w:t>
-      </w:r>
-      <w:r>
-        <w:rPr>
-          <w:lang w:val="en-US"/>
-        </w:rPr>
-        <w:t xml:space="preserve">donor–acceptor </w:t>
-      </w:r>
-      <w:r>
-        <w:rPr>
-          <w:lang w:val="en-US"/>
-        </w:rPr>
-        <w:t>systems</w:t>
-      </w:r>
-      <w:r>
-        <w:rPr>
-          <w:lang w:val="en-US"/>
-        </w:rPr>
-        <w:t xml:space="preserve"> [</w:t>
-      </w:r>
-      <w:r>
-        <w:rPr>
-          <w:lang w:val="en-US"/>
-        </w:rPr>
-        <w:t>20</w:t>
       </w:r>
       <w:r>
         <w:rPr>
@@ -1481,7 +1512,21 @@
         <w:rPr>
           <w:lang w:val="en-US"/>
         </w:rPr>
-        <w:t xml:space="preserve"> in aggregates are usually discussed: with face-to-face </w:t>
+        <w:t xml:space="preserve"> in aggregates </w:t>
+      </w:r>
+      <w:proofErr w:type="gramStart"/>
+      <w:r>
+        <w:rPr>
+          <w:lang w:val="en-US"/>
+        </w:rPr>
+        <w:t>are usually discussed</w:t>
+      </w:r>
+      <w:proofErr w:type="gramEnd"/>
+      <w:r>
+        <w:rPr>
+          <w:lang w:val="en-US"/>
+        </w:rPr>
+        <w:t xml:space="preserve">: with face-to-face </w:t>
       </w:r>
       <w:r>
         <w:rPr>
@@ -1524,13 +1569,20 @@
           <w:highlight w:val="yellow"/>
           <w:lang w:val="en-US"/>
         </w:rPr>
-        <w:t>[21</w:t>
+        <w:t>[2</w:t>
       </w:r>
       <w:r>
         <w:rPr>
           <w:highlight w:val="yellow"/>
           <w:lang w:val="en-US"/>
         </w:rPr>
+        <w:t>2</w:t>
+      </w:r>
+      <w:r>
+        <w:rPr>
+          <w:highlight w:val="yellow"/>
+          <w:lang w:val="en-US"/>
+        </w:rPr>
         <w:t>]</w:t>
       </w:r>
       <w:r>
@@ -1543,13 +1595,27 @@
         <w:rPr>
           <w:lang w:val="en-US"/>
         </w:rPr>
-        <w:t xml:space="preserve"> A close proximity of the chromophores causes </w:t>
+        <w:t xml:space="preserve"> A close proximity of the </w:t>
       </w:r>
       <w:proofErr w:type="spellStart"/>
       <w:r>
         <w:rPr>
           <w:lang w:val="en-US"/>
         </w:rPr>
+        <w:t>chromophores</w:t>
+      </w:r>
+      <w:proofErr w:type="spellEnd"/>
+      <w:r>
+        <w:rPr>
+          <w:lang w:val="en-US"/>
+        </w:rPr>
+        <w:t xml:space="preserve"> causes </w:t>
+      </w:r>
+      <w:proofErr w:type="spellStart"/>
+      <w:r>
+        <w:rPr>
+          <w:lang w:val="en-US"/>
+        </w:rPr>
         <w:t>excitonic</w:t>
       </w:r>
       <w:proofErr w:type="spellEnd"/>
@@ -1598,28 +1664,26 @@
         </w:rPr>
         <w:t>[</w:t>
       </w:r>
-      <w:proofErr w:type="spellStart"/>
       <w:r>
         <w:rPr>
           <w:highlight w:val="yellow"/>
           <w:lang w:val="en-US"/>
         </w:rPr>
-        <w:t>Davydov</w:t>
-      </w:r>
-      <w:proofErr w:type="spellEnd"/>
+        <w:t xml:space="preserve">12, </w:t>
+      </w:r>
       <w:r>
         <w:rPr>
           <w:highlight w:val="yellow"/>
           <w:lang w:val="en-US"/>
         </w:rPr>
-        <w:t xml:space="preserve">: </w:t>
+        <w:t>22</w:t>
       </w:r>
       <w:r>
         <w:rPr>
           <w:highlight w:val="yellow"/>
           <w:lang w:val="en-US"/>
         </w:rPr>
-        <w:t>22</w:t>
+        <w:t xml:space="preserve"> - 24</w:t>
       </w:r>
       <w:r>
         <w:rPr>
@@ -1646,104 +1710,40 @@
         <w:rPr>
           <w:lang w:val="en-US"/>
         </w:rPr>
+        <w:t xml:space="preserve">According to Kasha’s </w:t>
+      </w:r>
+      <w:r>
+        <w:rPr>
+          <w:lang w:val="en-US"/>
+        </w:rPr>
+        <w:t>theory</w:t>
+      </w:r>
+      <w:r>
+        <w:rPr>
+          <w:lang w:val="en-US"/>
+        </w:rPr>
+        <w:t xml:space="preserve"> </w:t>
+      </w:r>
+      <w:r>
+        <w:rPr>
+          <w:highlight w:val="yellow"/>
+          <w:lang w:val="en-US"/>
+        </w:rPr>
         <w:t>[</w:t>
       </w:r>
-      <w:proofErr w:type="gramStart"/>
-      <w:r>
-        <w:rPr>
-          <w:lang w:val="en-US"/>
-        </w:rPr>
-        <w:t>12</w:t>
-      </w:r>
       <w:r>
         <w:rPr>
           <w:highlight w:val="yellow"/>
           <w:lang w:val="en-US"/>
         </w:rPr>
-        <w:t>?</w:t>
-      </w:r>
-      <w:r>
-        <w:rPr>
-          <w:lang w:val="en-US"/>
-        </w:rPr>
-        <w:t>,</w:t>
-      </w:r>
-      <w:proofErr w:type="gramEnd"/>
-      <w:r>
-        <w:rPr>
-          <w:lang w:val="en-US"/>
-        </w:rPr>
-        <w:t xml:space="preserve"> </w:t>
-      </w:r>
-      <w:r>
-        <w:rPr>
-          <w:strike/>
-          <w:lang w:val="en-US"/>
-        </w:rPr>
-        <w:t>2</w:t>
-      </w:r>
-      <w:r>
-        <w:rPr>
-          <w:strike/>
-          <w:lang w:val="en-US"/>
-        </w:rPr>
-        <w:t>3</w:t>
-      </w:r>
-      <w:r>
-        <w:rPr>
-          <w:strike/>
-          <w:lang w:val="en-US"/>
-        </w:rPr>
-        <w:t>-</w:t>
-      </w:r>
-      <w:r>
-        <w:rPr>
-          <w:lang w:val="en-US"/>
-        </w:rPr>
-        <w:t>2</w:t>
-      </w:r>
-      <w:r>
-        <w:rPr>
-          <w:lang w:val="en-US"/>
-        </w:rPr>
-        <w:t>5</w:t>
-      </w:r>
-      <w:r>
-        <w:rPr>
+        <w:t>24</w:t>
+      </w:r>
+      <w:r>
+        <w:rPr>
+          <w:highlight w:val="yellow"/>
           <w:lang w:val="en-US"/>
         </w:rPr>
         <w:t>]</w:t>
-      </w:r>
-      <w:r>
-        <w:rPr>
-          <w:lang w:val="en-US"/>
-        </w:rPr>
-        <w:t xml:space="preserve"> </w:t>
-      </w:r>
-      <w:r>
-        <w:rPr>
-          <w:lang w:val="en-US"/>
-        </w:rPr>
-        <w:t xml:space="preserve">According to Kasha’s </w:t>
-      </w:r>
-      <w:r>
-        <w:rPr>
-          <w:lang w:val="en-US"/>
-        </w:rPr>
-        <w:t>theory</w:t>
-      </w:r>
-      <w:r>
-        <w:rPr>
-          <w:lang w:val="en-US"/>
-        </w:rPr>
-        <w:t xml:space="preserve"> </w:t>
-      </w:r>
-      <w:r>
-        <w:rPr>
-          <w:highlight w:val="yellow"/>
-          <w:lang w:val="en-US"/>
-        </w:rPr>
-        <w:t>[Kasha]</w:t>
       </w:r>
       <w:r>
         <w:rPr>
@@ -2351,7 +2351,7 @@
             <v:path o:extrusionok="f" gradientshapeok="t" o:connecttype="rect"/>
             <o:lock v:ext="edit" aspectratio="t"/>
           </v:shapetype>
-          <v:shape id="_x0000_i1025" type="#_x0000_t75" style="width:225.35pt;height:106.6pt">
+          <v:shape id="_x0000_i1025" type="#_x0000_t75" style="width:225.4pt;height:106.45pt">
             <v:imagedata r:id="rId5" o:title="1"/>
           </v:shape>
         </w:pict>
@@ -2475,7 +2475,14 @@
           <w:highlight w:val="yellow"/>
           <w:lang w:val="en-US"/>
         </w:rPr>
-        <w:t>26-29</w:t>
+        <w:t>25</w:t>
+      </w:r>
+      <w:r>
+        <w:rPr>
+          <w:highlight w:val="yellow"/>
+          <w:lang w:val="en-US"/>
+        </w:rPr>
+        <w:t>-29</w:t>
       </w:r>
       <w:r>
         <w:rPr>
@@ -2517,66 +2524,75 @@
       </w:r>
       <w:r>
         <w:rPr>
-          <w:color w:val="FF0000"/>
-          <w:lang w:val="en-US"/>
-        </w:rPr>
-        <w:t>16, 18-</w:t>
-      </w:r>
-      <w:r>
-        <w:rPr>
-          <w:color w:val="FF0000"/>
+          <w:lang w:val="en-US"/>
+        </w:rPr>
+        <w:t>1</w:t>
+      </w:r>
+      <w:r>
+        <w:rPr>
+          <w:lang w:val="en-US"/>
+        </w:rPr>
+        <w:t>7-19</w:t>
+      </w:r>
+      <w:r>
+        <w:rPr>
+          <w:lang w:val="en-US"/>
+        </w:rPr>
+        <w:t xml:space="preserve">,26, 27, </w:t>
+      </w:r>
+      <w:r>
+        <w:rPr>
+          <w:highlight w:val="yellow"/>
+          <w:lang w:val="en-US"/>
+        </w:rPr>
+        <w:t>30-3</w:t>
+      </w:r>
+      <w:r>
+        <w:rPr>
+          <w:highlight w:val="yellow"/>
+          <w:lang w:val="en-US"/>
+        </w:rPr>
+        <w:t>3</w:t>
+      </w:r>
+      <w:r>
+        <w:rPr>
+          <w:highlight w:val="yellow"/>
+          <w:lang w:val="en-US"/>
+        </w:rPr>
+        <w:t>]</w:t>
+      </w:r>
+      <w:r>
+        <w:rPr>
+          <w:lang w:val="en-US"/>
+        </w:rPr>
+        <w:t xml:space="preserve">, the exact alignment of the Pc subunits in these systems is not known, except for the crystals </w:t>
+      </w:r>
+      <w:r>
+        <w:rPr>
           <w:lang w:val="en-US"/>
         </w:rPr>
         <w:lastRenderedPageBreak/>
-        <w:t>20</w:t>
-      </w:r>
-      <w:r>
-        <w:rPr>
-          <w:color w:val="FF0000"/>
-          <w:lang w:val="en-US"/>
-        </w:rPr>
-        <w:t>,</w:t>
-      </w:r>
-      <w:r>
-        <w:rPr>
-          <w:color w:val="FF0000"/>
-          <w:lang w:val="en-US"/>
-        </w:rPr>
-        <w:t xml:space="preserve">26, 27, </w:t>
+        <w:t>where slipped-stacked arrangement is typical for M(II)Pcs [</w:t>
       </w:r>
       <w:r>
         <w:rPr>
           <w:highlight w:val="yellow"/>
           <w:lang w:val="en-US"/>
         </w:rPr>
-        <w:t>30-3</w:t>
+        <w:t>1</w:t>
       </w:r>
       <w:r>
         <w:rPr>
           <w:highlight w:val="yellow"/>
           <w:lang w:val="en-US"/>
         </w:rPr>
-        <w:t>4</w:t>
-      </w:r>
-      <w:r>
-        <w:rPr>
-          <w:highlight w:val="yellow"/>
-          <w:lang w:val="en-US"/>
-        </w:rPr>
-        <w:t>]</w:t>
-      </w:r>
-      <w:r>
-        <w:rPr>
-          <w:lang w:val="en-US"/>
-        </w:rPr>
-        <w:t>, the exact alignment of the Pc subunits in these systems is not known, except for the crystals where slipped-stacked arrangement is typical for M(II)Pcs [</w:t>
-      </w:r>
-      <w:r>
-        <w:rPr>
-          <w:highlight w:val="yellow"/>
-          <w:lang w:val="en-US"/>
-        </w:rPr>
-        <w:t>12-13</w:t>
+        <w:t xml:space="preserve">, 2, </w:t>
+      </w:r>
+      <w:r>
+        <w:rPr>
+          <w:lang w:val="en-US"/>
+        </w:rPr>
+        <w:t>14-15</w:t>
       </w:r>
       <w:r>
         <w:rPr>
@@ -3266,13 +3282,27 @@
         <w:rPr>
           <w:lang w:val="en-US"/>
         </w:rPr>
-        <w:t xml:space="preserve">re observed for various covalent and supramolecular </w:t>
+        <w:t xml:space="preserve">re observed for various covalent and </w:t>
       </w:r>
       <w:proofErr w:type="spellStart"/>
       <w:r>
         <w:rPr>
           <w:lang w:val="en-US"/>
         </w:rPr>
+        <w:t>supramolecular</w:t>
+      </w:r>
+      <w:proofErr w:type="spellEnd"/>
+      <w:r>
+        <w:rPr>
+          <w:lang w:val="en-US"/>
+        </w:rPr>
+        <w:t xml:space="preserve"> </w:t>
+      </w:r>
+      <w:proofErr w:type="spellStart"/>
+      <w:r>
+        <w:rPr>
+          <w:lang w:val="en-US"/>
+        </w:rPr>
         <w:t>cofacial</w:t>
       </w:r>
       <w:proofErr w:type="spellEnd"/>
@@ -3417,316 +3447,371 @@
         <w:rPr>
           <w:lang w:val="en-US"/>
         </w:rPr>
-        <w:t xml:space="preserve">, and the metal shows a close contact to a </w:t>
+        <w:t xml:space="preserve">, and the metal shows a close contact to a pyrrole-N atom of an adjacent molecule. Different arrangements of chromophores results in </w:t>
+      </w:r>
+      <w:r>
+        <w:rPr>
+          <w:lang w:val="en-US"/>
+        </w:rPr>
+        <w:t xml:space="preserve">a </w:t>
+      </w:r>
+      <w:r>
+        <w:rPr>
+          <w:lang w:val="en-US"/>
+        </w:rPr>
+        <w:t xml:space="preserve">significantly different </w:t>
+      </w:r>
+      <w:proofErr w:type="spellStart"/>
+      <w:r>
+        <w:rPr>
+          <w:lang w:val="en-US"/>
+        </w:rPr>
+        <w:t>excitonic</w:t>
+      </w:r>
+      <w:proofErr w:type="spellEnd"/>
+      <w:r>
+        <w:rPr>
+          <w:lang w:val="en-US"/>
+        </w:rPr>
+        <w:t xml:space="preserve"> coupling, leading to </w:t>
+      </w:r>
+      <w:r>
+        <w:rPr>
+          <w:lang w:val="en-US"/>
+        </w:rPr>
+        <w:t>a high variability of</w:t>
+      </w:r>
+      <w:r>
+        <w:rPr>
+          <w:lang w:val="en-US"/>
+        </w:rPr>
+        <w:t xml:space="preserve"> </w:t>
+      </w:r>
+      <w:r>
+        <w:rPr>
+          <w:lang w:val="en-US"/>
+        </w:rPr>
+        <w:t>absorption wavelengths</w:t>
+      </w:r>
+      <w:r>
+        <w:rPr>
+          <w:lang w:val="en-US"/>
+        </w:rPr>
+        <w:t xml:space="preserve"> exhibited by crystalline </w:t>
+      </w:r>
+      <w:proofErr w:type="spellStart"/>
+      <w:r>
+        <w:rPr>
+          <w:lang w:val="en-US"/>
+        </w:rPr>
+        <w:t>phthalocyanines</w:t>
+      </w:r>
+      <w:proofErr w:type="spellEnd"/>
+      <w:r>
+        <w:rPr>
+          <w:lang w:val="en-US"/>
+        </w:rPr>
+        <w:t xml:space="preserve">. </w:t>
+      </w:r>
+      <w:r>
+        <w:rPr>
+          <w:lang w:val="en-US"/>
+        </w:rPr>
+        <w:t xml:space="preserve">Thus, </w:t>
+      </w:r>
+      <w:r>
+        <w:rPr>
+          <w:lang w:val="en-US"/>
+        </w:rPr>
+        <w:t>α</w:t>
+      </w:r>
+      <w:r>
+        <w:rPr>
+          <w:lang w:val="en-US"/>
+        </w:rPr>
+        <w:t xml:space="preserve">-modifications of </w:t>
+      </w:r>
+      <w:proofErr w:type="spellStart"/>
+      <w:r>
+        <w:rPr>
+          <w:lang w:val="en-US"/>
+        </w:rPr>
+        <w:t>CuPc</w:t>
+      </w:r>
+      <w:proofErr w:type="spellEnd"/>
+      <w:r>
+        <w:rPr>
+          <w:lang w:val="en-US"/>
+        </w:rPr>
+        <w:t xml:space="preserve"> and </w:t>
+      </w:r>
+      <w:proofErr w:type="spellStart"/>
+      <w:r>
+        <w:rPr>
+          <w:lang w:val="en-US"/>
+        </w:rPr>
+        <w:t>ZnPc</w:t>
+      </w:r>
+      <w:proofErr w:type="spellEnd"/>
+      <w:r>
+        <w:rPr>
+          <w:lang w:val="en-US"/>
+        </w:rPr>
+        <w:t xml:space="preserve"> absorb</w:t>
+      </w:r>
+      <w:r>
+        <w:rPr>
+          <w:lang w:val="en-US"/>
+        </w:rPr>
+        <w:t xml:space="preserve"> at λ</w:t>
+      </w:r>
+      <w:r>
+        <w:rPr>
+          <w:lang w:val="en-US"/>
+        </w:rPr>
+        <w:t xml:space="preserve"> </w:t>
+      </w:r>
+      <w:r>
+        <w:rPr>
+          <w:lang w:val="en-US"/>
+        </w:rPr>
+        <w:t>~</w:t>
+      </w:r>
+      <w:r>
+        <w:rPr>
+          <w:lang w:val="en-US"/>
+        </w:rPr>
+        <w:t xml:space="preserve"> </w:t>
+      </w:r>
+      <w:r>
+        <w:rPr>
+          <w:lang w:val="en-US"/>
+        </w:rPr>
+        <w:t xml:space="preserve">625 and </w:t>
+      </w:r>
+      <w:r>
+        <w:rPr>
+          <w:lang w:val="en-US"/>
+        </w:rPr>
+        <w:t>~</w:t>
+      </w:r>
+      <w:r>
+        <w:rPr>
+          <w:lang w:val="en-US"/>
+        </w:rPr>
+        <w:t xml:space="preserve"> </w:t>
+      </w:r>
+      <w:r>
+        <w:rPr>
+          <w:lang w:val="en-US"/>
+        </w:rPr>
+        <w:t xml:space="preserve">700 nm, </w:t>
+      </w:r>
+      <w:r>
+        <w:rPr>
+          <w:rFonts w:cstheme="minorHAnsi"/>
+          <w:lang w:val="en-US"/>
+        </w:rPr>
+        <w:t>β</w:t>
+      </w:r>
+      <w:r>
+        <w:rPr>
+          <w:lang w:val="en-US"/>
+        </w:rPr>
+        <w:t xml:space="preserve"> </w:t>
+      </w:r>
+      <w:r>
+        <w:rPr>
+          <w:lang w:val="en-US"/>
+        </w:rPr>
+        <w:t>-modifications</w:t>
+      </w:r>
+      <w:r>
+        <w:rPr>
+          <w:lang w:val="en-US"/>
+        </w:rPr>
+        <w:t xml:space="preserve"> at λ</w:t>
+      </w:r>
+      <w:r>
+        <w:rPr>
+          <w:lang w:val="en-US"/>
+        </w:rPr>
+        <w:t xml:space="preserve"> </w:t>
+      </w:r>
+      <w:r>
+        <w:rPr>
+          <w:lang w:val="en-US"/>
+        </w:rPr>
+        <w:t>~</w:t>
+      </w:r>
+      <w:r>
+        <w:rPr>
+          <w:lang w:val="en-US"/>
+        </w:rPr>
+        <w:t xml:space="preserve"> </w:t>
+      </w:r>
+      <w:r>
+        <w:rPr>
+          <w:lang w:val="en-US"/>
+        </w:rPr>
+        <w:t>650</w:t>
+      </w:r>
+      <w:r>
+        <w:rPr>
+          <w:lang w:val="en-US"/>
+        </w:rPr>
+        <w:t xml:space="preserve"> </w:t>
+      </w:r>
+      <w:r>
+        <w:rPr>
+          <w:lang w:val="en-US"/>
+        </w:rPr>
+        <w:t>and</w:t>
+      </w:r>
+      <w:r>
+        <w:rPr>
+          <w:lang w:val="en-US"/>
+        </w:rPr>
+        <w:t xml:space="preserve"> ~750 nm, and </w:t>
+      </w:r>
+      <w:r>
+        <w:rPr>
+          <w:lang w:val="en-US"/>
+        </w:rPr>
+        <w:t>ε</w:t>
+      </w:r>
+      <w:r>
+        <w:rPr>
+          <w:lang w:val="en-US"/>
+        </w:rPr>
+        <w:t>-</w:t>
+      </w:r>
+      <w:proofErr w:type="spellStart"/>
+      <w:r>
+        <w:rPr>
+          <w:lang w:val="en-US"/>
+        </w:rPr>
+        <w:t>CuPc</w:t>
+      </w:r>
+      <w:proofErr w:type="spellEnd"/>
+      <w:r>
+        <w:rPr>
+          <w:lang w:val="en-US"/>
+        </w:rPr>
+        <w:t xml:space="preserve"> </w:t>
+      </w:r>
+      <w:r>
+        <w:rPr>
+          <w:lang w:val="en-US"/>
+        </w:rPr>
+        <w:t>at</w:t>
+      </w:r>
+      <w:r>
+        <w:rPr>
+          <w:lang w:val="en-US"/>
+        </w:rPr>
+        <w:t xml:space="preserve"> even longer wavelength</w:t>
+      </w:r>
+      <w:r>
+        <w:rPr>
+          <w:lang w:val="en-US"/>
+        </w:rPr>
+        <w:t xml:space="preserve"> λ &lt;</w:t>
+      </w:r>
+      <w:r>
+        <w:rPr>
+          <w:lang w:val="en-US"/>
+        </w:rPr>
+        <w:t xml:space="preserve"> </w:t>
+      </w:r>
+      <w:r>
+        <w:rPr>
+          <w:lang w:val="en-US"/>
+        </w:rPr>
+        <w:t>820 nm</w:t>
+      </w:r>
+      <w:r>
+        <w:rPr>
+          <w:lang w:val="en-US"/>
+        </w:rPr>
+        <w:t xml:space="preserve"> [</w:t>
+      </w:r>
+      <w:r>
+        <w:rPr>
+          <w:lang w:val="en-US"/>
+        </w:rPr>
+        <w:t>1-3</w:t>
+      </w:r>
+      <w:r>
+        <w:rPr>
+          <w:highlight w:val="yellow"/>
+          <w:lang w:val="en-US"/>
+        </w:rPr>
+        <w:t>]</w:t>
+      </w:r>
+      <w:r>
+        <w:rPr>
+          <w:lang w:val="en-US"/>
+        </w:rPr>
+        <w:t xml:space="preserve">. The non-planar </w:t>
       </w:r>
       <w:proofErr w:type="gramStart"/>
       <w:r>
         <w:rPr>
           <w:lang w:val="en-US"/>
         </w:rPr>
-        <w:t>pyrrole</w:t>
+        <w:t>Ti(</w:t>
       </w:r>
       <w:proofErr w:type="gramEnd"/>
       <w:r>
         <w:rPr>
           <w:lang w:val="en-US"/>
         </w:rPr>
-        <w:t xml:space="preserve">-N atom of an adjacent molecule. Different arrangements of chromophores </w:t>
-      </w:r>
-      <w:proofErr w:type="gramStart"/>
-      <w:r>
-        <w:rPr>
-          <w:lang w:val="en-US"/>
-        </w:rPr>
-        <w:t>results</w:t>
-      </w:r>
-      <w:proofErr w:type="gramEnd"/>
-      <w:r>
-        <w:rPr>
-          <w:lang w:val="en-US"/>
-        </w:rPr>
-        <w:t xml:space="preserve"> in </w:t>
-      </w:r>
-      <w:r>
-        <w:rPr>
-          <w:lang w:val="en-US"/>
-        </w:rPr>
-        <w:t xml:space="preserve">a </w:t>
-      </w:r>
-      <w:r>
-        <w:rPr>
-          <w:lang w:val="en-US"/>
-        </w:rPr>
-        <w:t xml:space="preserve">significantly different </w:t>
+        <w:t xml:space="preserve">O)Pc with slipped-stacked </w:t>
+      </w:r>
+      <w:r>
+        <w:rPr>
+          <w:lang w:val="en-US"/>
+        </w:rPr>
+        <w:t xml:space="preserve">arrangement similar to J-aggregates shows an extremely red-shifted Q-band absorption at </w:t>
+      </w:r>
+      <w:r>
+        <w:rPr>
+          <w:lang w:val="en-US"/>
+        </w:rPr>
+        <w:t xml:space="preserve">λ </w:t>
+      </w:r>
+      <w:r>
+        <w:rPr>
+          <w:lang w:val="en-US"/>
+        </w:rPr>
+        <w:t>~ 700 -</w:t>
+      </w:r>
+      <w:r>
+        <w:rPr>
+          <w:lang w:val="en-US"/>
+        </w:rPr>
+        <w:t xml:space="preserve"> 900 nm, and </w:t>
+      </w:r>
+      <w:r>
+        <w:rPr>
+          <w:lang w:val="en-US"/>
+        </w:rPr>
+        <w:t xml:space="preserve">an efficient </w:t>
       </w:r>
       <w:proofErr w:type="spellStart"/>
       <w:r>
         <w:rPr>
           <w:lang w:val="en-US"/>
         </w:rPr>
-        <w:t>excitonic</w:t>
+        <w:t>photoinduced</w:t>
       </w:r>
       <w:proofErr w:type="spellEnd"/>
       <w:r>
         <w:rPr>
           <w:lang w:val="en-US"/>
         </w:rPr>
-        <w:t xml:space="preserve"> coupling, leading to </w:t>
-      </w:r>
-      <w:r>
-        <w:rPr>
-          <w:lang w:val="en-US"/>
-        </w:rPr>
-        <w:t>a high variability of</w:t>
-      </w:r>
-      <w:r>
-        <w:rPr>
-          <w:lang w:val="en-US"/>
-        </w:rPr>
-        <w:t xml:space="preserve"> </w:t>
-      </w:r>
-      <w:r>
-        <w:rPr>
-          <w:lang w:val="en-US"/>
-        </w:rPr>
-        <w:t>absorption wavelengths</w:t>
-      </w:r>
-      <w:r>
-        <w:rPr>
-          <w:lang w:val="en-US"/>
-        </w:rPr>
-        <w:t xml:space="preserve"> exhibited by crystalline </w:t>
-      </w:r>
-      <w:proofErr w:type="spellStart"/>
-      <w:r>
-        <w:rPr>
-          <w:lang w:val="en-US"/>
-        </w:rPr>
-        <w:t>phthalocyanines</w:t>
-      </w:r>
-      <w:proofErr w:type="spellEnd"/>
-      <w:r>
-        <w:rPr>
-          <w:lang w:val="en-US"/>
-        </w:rPr>
-        <w:t xml:space="preserve">. </w:t>
-      </w:r>
-      <w:r>
-        <w:rPr>
-          <w:lang w:val="en-US"/>
-        </w:rPr>
-        <w:t xml:space="preserve">Thus, </w:t>
-      </w:r>
-      <w:r>
-        <w:rPr>
-          <w:lang w:val="en-US"/>
-        </w:rPr>
-        <w:t>α</w:t>
-      </w:r>
-      <w:r>
-        <w:rPr>
-          <w:lang w:val="en-US"/>
-        </w:rPr>
-        <w:t xml:space="preserve">-modifications of </w:t>
-      </w:r>
-      <w:proofErr w:type="spellStart"/>
-      <w:r>
-        <w:rPr>
-          <w:lang w:val="en-US"/>
-        </w:rPr>
-        <w:t>CuPc</w:t>
-      </w:r>
-      <w:proofErr w:type="spellEnd"/>
-      <w:r>
-        <w:rPr>
-          <w:lang w:val="en-US"/>
-        </w:rPr>
-        <w:t xml:space="preserve"> and </w:t>
-      </w:r>
-      <w:proofErr w:type="spellStart"/>
-      <w:r>
-        <w:rPr>
-          <w:lang w:val="en-US"/>
-        </w:rPr>
-        <w:t>ZnPc</w:t>
-      </w:r>
-      <w:proofErr w:type="spellEnd"/>
-      <w:r>
-        <w:rPr>
-          <w:lang w:val="en-US"/>
-        </w:rPr>
-        <w:t xml:space="preserve"> absorb</w:t>
-      </w:r>
-      <w:r>
-        <w:rPr>
-          <w:lang w:val="en-US"/>
-        </w:rPr>
-        <w:t xml:space="preserve"> at λ</w:t>
-      </w:r>
-      <w:r>
-        <w:rPr>
-          <w:lang w:val="en-US"/>
-        </w:rPr>
-        <w:t xml:space="preserve"> </w:t>
-      </w:r>
-      <w:r>
-        <w:rPr>
-          <w:lang w:val="en-US"/>
-        </w:rPr>
-        <w:t>~</w:t>
-      </w:r>
-      <w:r>
-        <w:rPr>
-          <w:lang w:val="en-US"/>
-        </w:rPr>
-        <w:t xml:space="preserve"> </w:t>
-      </w:r>
-      <w:r>
-        <w:rPr>
-          <w:lang w:val="en-US"/>
-        </w:rPr>
-        <w:t xml:space="preserve">625 and </w:t>
-      </w:r>
-      <w:r>
-        <w:rPr>
-          <w:lang w:val="en-US"/>
-        </w:rPr>
-        <w:t>~</w:t>
-      </w:r>
-      <w:r>
-        <w:rPr>
-          <w:lang w:val="en-US"/>
-        </w:rPr>
-        <w:t xml:space="preserve"> </w:t>
-      </w:r>
-      <w:r>
-        <w:rPr>
-          <w:lang w:val="en-US"/>
-        </w:rPr>
-        <w:t xml:space="preserve">700 nm, </w:t>
-      </w:r>
-      <w:r>
-        <w:rPr>
-          <w:rFonts w:cstheme="minorHAnsi"/>
-          <w:lang w:val="en-US"/>
-        </w:rPr>
-        <w:t>β</w:t>
-      </w:r>
-      <w:r>
-        <w:rPr>
-          <w:lang w:val="en-US"/>
-        </w:rPr>
-        <w:t xml:space="preserve"> </w:t>
-      </w:r>
-      <w:r>
-        <w:rPr>
-          <w:lang w:val="en-US"/>
-        </w:rPr>
-        <w:t>-modifications</w:t>
-      </w:r>
-      <w:r>
-        <w:rPr>
-          <w:lang w:val="en-US"/>
-        </w:rPr>
-        <w:t xml:space="preserve"> at λ</w:t>
-      </w:r>
-      <w:r>
-        <w:rPr>
-          <w:lang w:val="en-US"/>
-        </w:rPr>
-        <w:t xml:space="preserve"> </w:t>
-      </w:r>
-      <w:r>
-        <w:rPr>
-          <w:lang w:val="en-US"/>
-        </w:rPr>
-        <w:t>~</w:t>
-      </w:r>
-      <w:r>
-        <w:rPr>
-          <w:lang w:val="en-US"/>
-        </w:rPr>
-        <w:t xml:space="preserve"> </w:t>
-      </w:r>
-      <w:r>
-        <w:rPr>
-          <w:lang w:val="en-US"/>
-        </w:rPr>
-        <w:t>650</w:t>
-      </w:r>
-      <w:r>
-        <w:rPr>
-          <w:lang w:val="en-US"/>
-        </w:rPr>
-        <w:t xml:space="preserve"> </w:t>
-      </w:r>
-      <w:r>
-        <w:rPr>
-          <w:lang w:val="en-US"/>
-        </w:rPr>
-        <w:t>and</w:t>
-      </w:r>
-      <w:r>
-        <w:rPr>
-          <w:lang w:val="en-US"/>
-        </w:rPr>
-        <w:t xml:space="preserve"> ~750 nm, and </w:t>
-      </w:r>
-      <w:r>
-        <w:rPr>
-          <w:lang w:val="en-US"/>
-        </w:rPr>
-        <w:t>ε</w:t>
-      </w:r>
-      <w:r>
-        <w:rPr>
-          <w:lang w:val="en-US"/>
-        </w:rPr>
-        <w:t>-</w:t>
-      </w:r>
-      <w:proofErr w:type="spellStart"/>
-      <w:r>
-        <w:rPr>
-          <w:lang w:val="en-US"/>
-        </w:rPr>
-        <w:t>CuPc</w:t>
-      </w:r>
-      <w:proofErr w:type="spellEnd"/>
-      <w:r>
-        <w:rPr>
-          <w:lang w:val="en-US"/>
-        </w:rPr>
-        <w:t xml:space="preserve"> </w:t>
-      </w:r>
-      <w:r>
-        <w:rPr>
-          <w:lang w:val="en-US"/>
-        </w:rPr>
-        <w:t>at</w:t>
-      </w:r>
-      <w:r>
-        <w:rPr>
-          <w:lang w:val="en-US"/>
-        </w:rPr>
-        <w:t xml:space="preserve"> even longer wavelength</w:t>
-      </w:r>
-      <w:r>
-        <w:rPr>
-          <w:lang w:val="en-US"/>
-        </w:rPr>
-        <w:t xml:space="preserve"> λ &lt;</w:t>
-      </w:r>
-      <w:r>
-        <w:rPr>
-          <w:lang w:val="en-US"/>
-        </w:rPr>
-        <w:t xml:space="preserve"> </w:t>
-      </w:r>
-      <w:r>
-        <w:rPr>
-          <w:lang w:val="en-US"/>
-        </w:rPr>
-        <w:t>820 nm</w:t>
+        <w:t xml:space="preserve"> charge carrier generation</w:t>
       </w:r>
       <w:r>
         <w:rPr>
@@ -3738,133 +3823,8 @@
         <w:rPr>
           <w:lang w:val="en-US"/>
         </w:rPr>
-        <w:t xml:space="preserve">1, </w:t>
-      </w:r>
-      <w:proofErr w:type="spellStart"/>
-      <w:r>
-        <w:rPr>
-          <w:highlight w:val="yellow"/>
-          <w:lang w:val="en-US"/>
-        </w:rPr>
-        <w:t>ms</w:t>
-      </w:r>
-      <w:proofErr w:type="spellEnd"/>
-      <w:r>
-        <w:rPr>
-          <w:highlight w:val="yellow"/>
-          <w:lang w:val="en-US"/>
-        </w:rPr>
-        <w:t xml:space="preserve"> </w:t>
-      </w:r>
-      <w:proofErr w:type="spellStart"/>
-      <w:r>
-        <w:rPr>
-          <w:highlight w:val="yellow"/>
-          <w:lang w:val="en-US"/>
-        </w:rPr>
-        <w:t>appl</w:t>
-      </w:r>
-      <w:proofErr w:type="spellEnd"/>
-      <w:r>
-        <w:rPr>
-          <w:highlight w:val="yellow"/>
-          <w:lang w:val="en-US"/>
-        </w:rPr>
-        <w:t xml:space="preserve"> </w:t>
-      </w:r>
-      <w:r>
-        <w:rPr>
-          <w:highlight w:val="yellow"/>
-          <w:lang w:val="en-US"/>
-        </w:rPr>
-        <w:t>1, 2, 11</w:t>
-      </w:r>
-      <w:r>
-        <w:rPr>
-          <w:highlight w:val="yellow"/>
-          <w:lang w:val="en-US"/>
-        </w:rPr>
-        <w:t>]</w:t>
-      </w:r>
-      <w:r>
-        <w:rPr>
-          <w:lang w:val="en-US"/>
-        </w:rPr>
-        <w:t xml:space="preserve">. The non-planar </w:t>
-      </w:r>
-      <w:proofErr w:type="spellStart"/>
-      <w:r>
-        <w:rPr>
-          <w:lang w:val="en-US"/>
-        </w:rPr>
-        <w:t>Ti</w:t>
-      </w:r>
-      <w:proofErr w:type="spellEnd"/>
-      <w:r>
-        <w:rPr>
-          <w:lang w:val="en-US"/>
-        </w:rPr>
-        <w:t xml:space="preserve">(O)Pc with slipped-stacked </w:t>
-      </w:r>
-      <w:r>
-        <w:rPr>
-          <w:lang w:val="en-US"/>
-        </w:rPr>
-        <w:t xml:space="preserve">arrangement similar to J-aggregates shows an extremely red-shifted Q-band absorption at </w:t>
-      </w:r>
-      <w:r>
-        <w:rPr>
-          <w:lang w:val="en-US"/>
-        </w:rPr>
-        <w:t xml:space="preserve">λ </w:t>
-      </w:r>
-      <w:r>
-        <w:rPr>
-          <w:lang w:val="en-US"/>
-        </w:rPr>
-        <w:t>~ 700 -</w:t>
-      </w:r>
-      <w:r>
-        <w:rPr>
-          <w:lang w:val="en-US"/>
-        </w:rPr>
-        <w:t xml:space="preserve"> 900 nm, and </w:t>
-      </w:r>
-      <w:r>
-        <w:rPr>
-          <w:lang w:val="en-US"/>
-        </w:rPr>
-        <w:t xml:space="preserve">an efficient </w:t>
-      </w:r>
-      <w:proofErr w:type="spellStart"/>
-      <w:r>
-        <w:rPr>
-          <w:lang w:val="en-US"/>
-        </w:rPr>
-        <w:t>photoinduced</w:t>
-      </w:r>
-      <w:proofErr w:type="spellEnd"/>
-      <w:r>
-        <w:rPr>
-          <w:lang w:val="en-US"/>
-        </w:rPr>
-        <w:t xml:space="preserve"> charge carrier generation</w:t>
-      </w:r>
-      <w:r>
-        <w:rPr>
-          <w:lang w:val="en-US"/>
-        </w:rPr>
-        <w:t xml:space="preserve"> [</w:t>
-      </w:r>
-      <w:proofErr w:type="spellStart"/>
-      <w:r>
-        <w:rPr>
-          <w:highlight w:val="yellow"/>
-          <w:lang w:val="en-US"/>
-        </w:rPr>
-        <w:t>TiOPc</w:t>
-      </w:r>
-      <w:proofErr w:type="spellEnd"/>
+        <w:t>34</w:t>
+      </w:r>
       <w:r>
         <w:rPr>
           <w:lang w:val="en-US"/>
@@ -3974,7 +3934,7 @@
           <w:highlight w:val="yellow"/>
           <w:lang w:val="en-US"/>
         </w:rPr>
-        <w:t>36</w:t>
+        <w:t>35</w:t>
       </w:r>
       <w:r>
         <w:rPr>
@@ -4035,7 +3995,13 @@
           <w:highlight w:val="yellow"/>
           <w:lang w:val="en-US"/>
         </w:rPr>
-        <w:t>11, 12, 35</w:t>
+        <w:t>11, 12, 3</w:t>
+      </w:r>
+      <w:r>
+        <w:rPr>
+          <w:lang w:val="en-US"/>
+        </w:rPr>
+        <w:t>6</w:t>
       </w:r>
       <w:r>
         <w:rPr>
@@ -4349,33 +4315,33 @@
         <w:rPr>
           <w:lang w:val="en-US"/>
         </w:rPr>
-        <w:t xml:space="preserve"> no redshift </w:t>
+        <w:t xml:space="preserve"> no redshift expected according to Kasha’s theory and the eq. (1) was observed in contrast to slipped-stack </w:t>
+      </w:r>
+      <w:r>
+        <w:rPr>
+          <w:b/>
+          <w:lang w:val="en-US"/>
+        </w:rPr>
+        <w:t>3</w:t>
+      </w:r>
+      <w:r>
+        <w:rPr>
+          <w:lang w:val="en-US"/>
+        </w:rPr>
+        <w:t xml:space="preserve"> </w:t>
+      </w:r>
+      <w:r>
+        <w:rPr>
+          <w:lang w:val="en-US"/>
+        </w:rPr>
+        <w:t xml:space="preserve">showing </w:t>
       </w:r>
       <w:r>
         <w:rPr>
           <w:lang w:val="en-US"/>
         </w:rPr>
         <w:lastRenderedPageBreak/>
-        <w:t xml:space="preserve">expected according to Kasha’s theory and the eq. (1) was observed in contrast to slipped-stack </w:t>
-      </w:r>
-      <w:r>
-        <w:rPr>
-          <w:b/>
-          <w:lang w:val="en-US"/>
-        </w:rPr>
-        <w:t>3</w:t>
-      </w:r>
-      <w:r>
-        <w:rPr>
-          <w:lang w:val="en-US"/>
-        </w:rPr>
-        <w:t xml:space="preserve"> </w:t>
-      </w:r>
-      <w:r>
-        <w:rPr>
-          <w:lang w:val="en-US"/>
-        </w:rPr>
-        <w:t xml:space="preserve">showing a strong bathochromic Q-band shift </w:t>
+        <w:t xml:space="preserve">a strong bathochromic Q-band shift </w:t>
       </w:r>
       <w:r>
         <w:rPr>
@@ -4838,278 +4804,230 @@
       </w:r>
       <w:r>
         <w:rPr>
+          <w:lang w:val="en-US"/>
+        </w:rPr>
+        <w:t xml:space="preserve">Previously, we </w:t>
+      </w:r>
+      <w:r>
+        <w:rPr>
+          <w:lang w:val="en-US"/>
+        </w:rPr>
+        <w:t xml:space="preserve">have </w:t>
+      </w:r>
+      <w:r>
+        <w:rPr>
+          <w:lang w:val="en-US"/>
+        </w:rPr>
+        <w:t>studied</w:t>
+      </w:r>
+      <w:r>
+        <w:rPr>
+          <w:lang w:val="en-US"/>
+        </w:rPr>
+        <w:t xml:space="preserve"> UV/Vis/NIR spectra </w:t>
+      </w:r>
+      <w:r>
+        <w:rPr>
+          <w:lang w:val="en-US"/>
+        </w:rPr>
+        <w:t xml:space="preserve">and </w:t>
+      </w:r>
+      <w:r>
+        <w:rPr>
+          <w:lang w:val="en-US"/>
+        </w:rPr>
+        <w:t xml:space="preserve">energy gaps of </w:t>
+      </w:r>
+      <w:r>
+        <w:rPr>
+          <w:lang w:val="en-US"/>
+        </w:rPr>
+        <w:t xml:space="preserve">conjugated </w:t>
+      </w:r>
+      <w:proofErr w:type="spellStart"/>
+      <w:r>
+        <w:rPr>
+          <w:lang w:val="en-US"/>
+        </w:rPr>
+        <w:t>oligomeric</w:t>
+      </w:r>
+      <w:proofErr w:type="spellEnd"/>
+      <w:r>
+        <w:rPr>
+          <w:lang w:val="en-US"/>
+        </w:rPr>
+        <w:t xml:space="preserve"> </w:t>
+      </w:r>
+      <w:proofErr w:type="spellStart"/>
+      <w:r>
+        <w:rPr>
+          <w:lang w:val="en-US"/>
+        </w:rPr>
+        <w:t>phthalocyanine</w:t>
+      </w:r>
+      <w:proofErr w:type="spellEnd"/>
+      <w:r>
+        <w:rPr>
+          <w:lang w:val="en-US"/>
+        </w:rPr>
+        <w:t xml:space="preserve"> zinc (II) complexes </w:t>
+      </w:r>
+      <w:r>
+        <w:rPr>
+          <w:lang w:val="en-US"/>
+        </w:rPr>
+        <w:t>by TD-DFT and have shown that</w:t>
+      </w:r>
+      <w:r>
+        <w:rPr>
+          <w:lang w:val="en-US"/>
+        </w:rPr>
+        <w:t xml:space="preserve"> calculations with range-separated hybrid functional LC-BLYP </w:t>
+      </w:r>
+      <w:r>
+        <w:rPr>
+          <w:lang w:val="en-US"/>
+        </w:rPr>
+        <w:t>provide</w:t>
+      </w:r>
+      <w:r>
+        <w:rPr>
+          <w:lang w:val="en-US"/>
+        </w:rPr>
+        <w:t xml:space="preserve"> a</w:t>
+      </w:r>
+      <w:r>
+        <w:rPr>
+          <w:lang w:val="en-US"/>
+        </w:rPr>
+        <w:t xml:space="preserve"> good agreement with</w:t>
+      </w:r>
+      <w:r>
+        <w:rPr>
+          <w:lang w:val="en-US"/>
+        </w:rPr>
+        <w:t xml:space="preserve"> the</w:t>
+      </w:r>
+      <w:r>
+        <w:rPr>
+          <w:lang w:val="en-US"/>
+        </w:rPr>
+        <w:t xml:space="preserve"> experimental spectra</w:t>
+      </w:r>
+      <w:r>
+        <w:rPr>
+          <w:lang w:val="en-US"/>
+        </w:rPr>
+        <w:t xml:space="preserve"> [</w:t>
+      </w:r>
+      <w:r>
+        <w:rPr>
           <w:highlight w:val="yellow"/>
           <w:lang w:val="en-US"/>
         </w:rPr>
-        <w:t>&lt;add few words about</w:t>
-      </w:r>
-      <w:r>
-        <w:rPr>
-          <w:highlight w:val="yellow"/>
-          <w:lang w:val="en-US"/>
-        </w:rPr>
-        <w:t xml:space="preserve"> importance of </w:t>
+        <w:t>44, 45</w:t>
+      </w:r>
+      <w:r>
+        <w:rPr>
+          <w:lang w:val="en-US"/>
+        </w:rPr>
+        <w:t>]</w:t>
+      </w:r>
+      <w:r>
+        <w:rPr>
+          <w:lang w:val="en-US"/>
+        </w:rPr>
+        <w:t>.</w:t>
+      </w:r>
+      <w:r>
+        <w:rPr>
+          <w:lang w:val="en-US"/>
+        </w:rPr>
+        <w:t xml:space="preserve"> </w:t>
+      </w:r>
+      <w:r>
+        <w:rPr>
+          <w:lang w:val="en-US"/>
+        </w:rPr>
+        <w:t xml:space="preserve">The Q-band energy of </w:t>
       </w:r>
       <w:proofErr w:type="spellStart"/>
       <w:r>
         <w:rPr>
-          <w:highlight w:val="yellow"/>
-          <w:lang w:val="en-US"/>
-        </w:rPr>
-        <w:t>photophysical</w:t>
+          <w:lang w:val="en-US"/>
+        </w:rPr>
+        <w:t>oligoPcs</w:t>
       </w:r>
       <w:proofErr w:type="spellEnd"/>
       <w:r>
         <w:rPr>
-          <w:highlight w:val="yellow"/>
-          <w:lang w:val="en-US"/>
-        </w:rPr>
-        <w:t xml:space="preserve"> properties of crystalline Pcs</w:t>
-      </w:r>
-      <w:r>
-        <w:rPr>
-          <w:highlight w:val="yellow"/>
-          <w:lang w:val="en-US"/>
-        </w:rPr>
-        <w:t xml:space="preserve"> from the “applications” paper</w:t>
-      </w:r>
-      <w:r>
-        <w:rPr>
-          <w:highlight w:val="yellow"/>
-          <w:lang w:val="en-US"/>
-        </w:rPr>
-        <w:t>&gt;</w:t>
-      </w:r>
-      <w:r>
-        <w:rPr>
-          <w:lang w:val="en-US"/>
-        </w:rPr>
-        <w:t xml:space="preserve"> Previously, we </w:t>
-      </w:r>
-      <w:r>
-        <w:rPr>
-          <w:lang w:val="en-US"/>
-        </w:rPr>
-        <w:t xml:space="preserve">have </w:t>
-      </w:r>
-      <w:r>
-        <w:rPr>
-          <w:lang w:val="en-US"/>
-        </w:rPr>
-        <w:t>studied</w:t>
-      </w:r>
-      <w:r>
-        <w:rPr>
-          <w:lang w:val="en-US"/>
-        </w:rPr>
-        <w:t xml:space="preserve"> UV/Vis/NIR spectra </w:t>
-      </w:r>
-      <w:r>
-        <w:rPr>
-          <w:lang w:val="en-US"/>
-        </w:rPr>
-        <w:t xml:space="preserve">and </w:t>
-      </w:r>
-      <w:r>
-        <w:rPr>
-          <w:lang w:val="en-US"/>
-        </w:rPr>
-        <w:t xml:space="preserve">energy gaps of </w:t>
-      </w:r>
-      <w:r>
-        <w:rPr>
-          <w:lang w:val="en-US"/>
-        </w:rPr>
-        <w:t xml:space="preserve">conjugated </w:t>
+          <w:lang w:val="en-US"/>
+        </w:rPr>
+        <w:t xml:space="preserve"> </w:t>
+      </w:r>
+      <w:proofErr w:type="gramStart"/>
+      <w:r>
+        <w:rPr>
+          <w:lang w:val="en-US"/>
+        </w:rPr>
+        <w:t>was extrapolated</w:t>
+      </w:r>
+      <w:r>
+        <w:rPr>
+          <w:lang w:val="en-US"/>
+        </w:rPr>
+        <w:t xml:space="preserve"> </w:t>
+      </w:r>
+      <w:r>
+        <w:rPr>
+          <w:lang w:val="en-US"/>
+        </w:rPr>
+        <w:t xml:space="preserve">to </w:t>
       </w:r>
       <w:proofErr w:type="spellStart"/>
       <w:r>
         <w:rPr>
           <w:lang w:val="en-US"/>
         </w:rPr>
-        <w:t>oligomeric</w:t>
+        <w:t>polyPc</w:t>
       </w:r>
       <w:proofErr w:type="spellEnd"/>
       <w:r>
         <w:rPr>
           <w:lang w:val="en-US"/>
         </w:rPr>
-        <w:t xml:space="preserve"> </w:t>
-      </w:r>
-      <w:proofErr w:type="spellStart"/>
-      <w:r>
-        <w:rPr>
-          <w:lang w:val="en-US"/>
-        </w:rPr>
-        <w:t>phthalocyanine</w:t>
-      </w:r>
-      <w:proofErr w:type="spellEnd"/>
-      <w:r>
-        <w:rPr>
-          <w:lang w:val="en-US"/>
-        </w:rPr>
-        <w:t xml:space="preserve"> zinc (II) complexes </w:t>
-      </w:r>
-      <w:r>
-        <w:rPr>
-          <w:lang w:val="en-US"/>
-        </w:rPr>
-        <w:t>by TD-DFT and have shown that</w:t>
-      </w:r>
-      <w:r>
-        <w:rPr>
-          <w:lang w:val="en-US"/>
-        </w:rPr>
-        <w:t xml:space="preserve"> calculations with range-separated hybrid functional LC-BLYP </w:t>
-      </w:r>
-      <w:r>
-        <w:rPr>
-          <w:lang w:val="en-US"/>
-        </w:rPr>
-        <w:t>provide</w:t>
-      </w:r>
-      <w:r>
-        <w:rPr>
-          <w:lang w:val="en-US"/>
-        </w:rPr>
-        <w:t xml:space="preserve"> a</w:t>
-      </w:r>
-      <w:r>
-        <w:rPr>
-          <w:lang w:val="en-US"/>
-        </w:rPr>
-        <w:t xml:space="preserve"> good agreement with</w:t>
-      </w:r>
-      <w:r>
-        <w:rPr>
-          <w:lang w:val="en-US"/>
-        </w:rPr>
-        <w:t xml:space="preserve"> the</w:t>
-      </w:r>
-      <w:r>
-        <w:rPr>
-          <w:lang w:val="en-US"/>
-        </w:rPr>
-        <w:t xml:space="preserve"> experimental spectra</w:t>
-      </w:r>
-      <w:r>
-        <w:rPr>
-          <w:lang w:val="en-US"/>
-        </w:rPr>
-        <w:t xml:space="preserve"> [</w:t>
-      </w:r>
-      <w:r>
-        <w:rPr>
-          <w:highlight w:val="yellow"/>
-          <w:lang w:val="en-US"/>
-        </w:rPr>
-        <w:t>44, 45</w:t>
-      </w:r>
-      <w:r>
-        <w:rPr>
-          <w:lang w:val="en-US"/>
-        </w:rPr>
-        <w:t>]</w:t>
-      </w:r>
+        <w:t xml:space="preserve"> and compared to a direct</w:t>
+      </w:r>
+      <w:r>
+        <w:rPr>
+          <w:lang w:val="en-US"/>
+        </w:rPr>
+        <w:t>ly</w:t>
+      </w:r>
+      <w:r>
+        <w:rPr>
+          <w:lang w:val="en-US"/>
+        </w:rPr>
+        <w:t xml:space="preserve"> calculat</w:t>
+      </w:r>
+      <w:r>
+        <w:rPr>
+          <w:lang w:val="en-US"/>
+        </w:rPr>
+        <w:t>ed</w:t>
+      </w:r>
+      <w:r>
+        <w:rPr>
+          <w:lang w:val="en-US"/>
+        </w:rPr>
+        <w:t xml:space="preserve"> band gap</w:t>
+      </w:r>
+      <w:proofErr w:type="gramEnd"/>
       <w:r>
         <w:rPr>
           <w:lang w:val="en-US"/>
         </w:rPr>
         <w:t>.</w:t>
-      </w:r>
-      <w:r>
-        <w:rPr>
-          <w:lang w:val="en-US"/>
-        </w:rPr>
-        <w:t xml:space="preserve"> </w:t>
-      </w:r>
-      <w:r>
-        <w:rPr>
-          <w:highlight w:val="green"/>
-          <w:lang w:val="en-US"/>
-        </w:rPr>
-        <w:t>The Q-band</w:t>
-      </w:r>
-      <w:r>
-        <w:rPr>
-          <w:highlight w:val="green"/>
-          <w:lang w:val="en-US"/>
-        </w:rPr>
-        <w:t xml:space="preserve"> energy</w:t>
-      </w:r>
-      <w:r>
-        <w:rPr>
-          <w:highlight w:val="green"/>
-          <w:lang w:val="en-US"/>
-        </w:rPr>
-        <w:t xml:space="preserve"> of </w:t>
-      </w:r>
-      <w:proofErr w:type="spellStart"/>
-      <w:r>
-        <w:rPr>
-          <w:highlight w:val="green"/>
-          <w:lang w:val="en-US"/>
-        </w:rPr>
-        <w:t>oligoPc</w:t>
-      </w:r>
-      <w:r>
-        <w:rPr>
-          <w:highlight w:val="green"/>
-          <w:lang w:val="en-US"/>
-        </w:rPr>
-        <w:t>s</w:t>
-      </w:r>
-      <w:proofErr w:type="spellEnd"/>
-      <w:r>
-        <w:rPr>
-          <w:highlight w:val="green"/>
-          <w:lang w:val="en-US"/>
-        </w:rPr>
-        <w:t xml:space="preserve"> was extrapolated</w:t>
-      </w:r>
-      <w:r>
-        <w:rPr>
-          <w:highlight w:val="green"/>
-          <w:lang w:val="en-US"/>
-        </w:rPr>
-        <w:t xml:space="preserve"> up to</w:t>
-      </w:r>
-      <w:r>
-        <w:rPr>
-          <w:highlight w:val="green"/>
-          <w:lang w:val="en-US"/>
-        </w:rPr>
-        <w:t xml:space="preserve"> </w:t>
-      </w:r>
-      <w:proofErr w:type="spellStart"/>
-      <w:r>
-        <w:rPr>
-          <w:highlight w:val="green"/>
-          <w:lang w:val="en-US"/>
-        </w:rPr>
-        <w:t>polyPc</w:t>
-      </w:r>
-      <w:proofErr w:type="spellEnd"/>
-      <w:r>
-        <w:rPr>
-          <w:highlight w:val="green"/>
-          <w:lang w:val="en-US"/>
-        </w:rPr>
-        <w:t xml:space="preserve"> and compared to</w:t>
-      </w:r>
-      <w:r>
-        <w:rPr>
-          <w:highlight w:val="green"/>
-          <w:lang w:val="en-US"/>
-        </w:rPr>
-        <w:t xml:space="preserve"> a</w:t>
-      </w:r>
-      <w:r>
-        <w:rPr>
-          <w:highlight w:val="green"/>
-          <w:lang w:val="en-US"/>
-        </w:rPr>
-        <w:t xml:space="preserve"> direct calculation of the band gap.</w:t>
       </w:r>
     </w:p>
     <w:p>
@@ -5129,7 +5047,19 @@
         <w:rPr>
           <w:lang w:val="en-US"/>
         </w:rPr>
-        <w:t xml:space="preserve">ere we </w:t>
+        <w:t>ere</w:t>
+      </w:r>
+      <w:r>
+        <w:rPr>
+          <w:lang w:val="en-US"/>
+        </w:rPr>
+        <w:t>,</w:t>
+      </w:r>
+      <w:r>
+        <w:rPr>
+          <w:lang w:val="en-US"/>
+        </w:rPr>
+        <w:t xml:space="preserve"> we </w:t>
       </w:r>
       <w:r>
         <w:rPr>
@@ -5235,77 +5165,43 @@
         <w:rPr>
           <w:lang w:val="en-US"/>
         </w:rPr>
-        <w:t xml:space="preserve"> &lt;</w:t>
-      </w:r>
-      <w:r>
-        <w:rPr>
-          <w:strike/>
-          <w:highlight w:val="yellow"/>
-          <w:lang w:val="en-US"/>
-        </w:rPr>
-        <w:t>Zn was chosen as the central metal …</w:t>
-      </w:r>
-      <w:r>
-        <w:rPr>
-          <w:lang w:val="en-US"/>
-        </w:rPr>
-        <w:t>&gt;</w:t>
-      </w:r>
-      <w:r>
-        <w:rPr>
-          <w:lang w:val="en-US"/>
-        </w:rPr>
-        <w:t xml:space="preserve"> </w:t>
-      </w:r>
-      <w:r>
-        <w:rPr>
-          <w:highlight w:val="yellow"/>
-          <w:lang w:val="en-US"/>
-        </w:rPr>
-        <w:t>The</w:t>
-      </w:r>
-      <w:r>
-        <w:rPr>
-          <w:highlight w:val="yellow"/>
-          <w:lang w:val="en-US"/>
-        </w:rPr>
-        <w:t>n</w:t>
-      </w:r>
-      <w:r>
-        <w:rPr>
-          <w:lang w:val="en-US"/>
-        </w:rPr>
-        <w:t xml:space="preserve"> the same</w:t>
-      </w:r>
-      <w:r>
-        <w:rPr>
-          <w:lang w:val="en-US"/>
-        </w:rPr>
-        <w:t xml:space="preserve"> </w:t>
-      </w:r>
-      <w:r>
-        <w:rPr>
-          <w:lang w:val="en-US"/>
-        </w:rPr>
-        <w:t xml:space="preserve">method </w:t>
-      </w:r>
-      <w:r>
-        <w:rPr>
-          <w:lang w:val="en-US"/>
-        </w:rPr>
-        <w:t>will be</w:t>
-      </w:r>
-      <w:r>
-        <w:rPr>
-          <w:lang w:val="en-US"/>
-        </w:rPr>
-        <w:t xml:space="preserve"> used</w:t>
-      </w:r>
-      <w:r>
-        <w:rPr>
-          <w:lang w:val="en-US"/>
-        </w:rPr>
-        <w:t xml:space="preserve"> to investigate influence of</w:t>
+        <w:t xml:space="preserve"> </w:t>
+      </w:r>
+      <w:r>
+        <w:rPr>
+          <w:lang w:val="en-US"/>
+        </w:rPr>
+        <w:t xml:space="preserve">Then we used </w:t>
+      </w:r>
+      <w:r>
+        <w:rPr>
+          <w:lang w:val="en-US"/>
+        </w:rPr>
+        <w:t>the same</w:t>
+      </w:r>
+      <w:r>
+        <w:rPr>
+          <w:lang w:val="en-US"/>
+        </w:rPr>
+        <w:t xml:space="preserve"> </w:t>
+      </w:r>
+      <w:r>
+        <w:rPr>
+          <w:lang w:val="en-US"/>
+        </w:rPr>
+        <w:t>method</w:t>
+      </w:r>
+      <w:r>
+        <w:rPr>
+          <w:lang w:val="en-US"/>
+        </w:rPr>
+        <w:t xml:space="preserve"> </w:t>
+      </w:r>
+      <w:r>
+        <w:rPr>
+          <w:lang w:val="en-US"/>
+        </w:rPr>
+        <w:t>to investigate influence of</w:t>
       </w:r>
       <w:r>
         <w:rPr>
@@ -5355,8 +5251,16 @@
         <w:rPr>
           <w:lang w:val="en-US"/>
         </w:rPr>
-        <w:t xml:space="preserve"> and to explain the </w:t>
-      </w:r>
+        <w:t>,</w:t>
+      </w:r>
+      <w:r>
+        <w:rPr>
+          <w:lang w:val="en-US"/>
+        </w:rPr>
+        <w:t xml:space="preserve"> and to explain </w:t>
+      </w:r>
+      <w:bookmarkStart w:id="0" w:name="_GoBack"/>
+      <w:bookmarkEnd w:id="0"/>
       <w:proofErr w:type="spellStart"/>
       <w:r>
         <w:rPr>
@@ -5712,10 +5616,10 @@
             </w:pPr>
             <w:r>
               <w:object w:dxaOrig="7032" w:dyaOrig="2354">
-                <v:shape id="_x0000_i1026" type="#_x0000_t75" style="width:227.2pt;height:76.7pt" o:ole="">
+                <v:shape id="_x0000_i1026" type="#_x0000_t75" style="width:227.25pt;height:77pt" o:ole="">
                   <v:imagedata r:id="rId9" o:title=""/>
                 </v:shape>
-                <o:OLEObject Type="Embed" ProgID="ChemDraw.Document.6.0" ShapeID="_x0000_i1026" DrawAspect="Content" ObjectID="_1823434277" r:id="rId10"/>
+                <o:OLEObject Type="Embed" ProgID="ChemDraw.Document.6.0" ShapeID="_x0000_i1026" DrawAspect="Content" ObjectID="_1823480158" r:id="rId10"/>
               </w:object>
             </w:r>
           </w:p>
@@ -5767,10 +5671,10 @@
             </w:pPr>
             <w:r>
               <w:object w:dxaOrig="7132" w:dyaOrig="3319">
-                <v:shape id="_x0000_i1027" type="#_x0000_t75" style="width:227.2pt;height:105.65pt" o:ole="">
+                <v:shape id="_x0000_i1027" type="#_x0000_t75" style="width:227.25pt;height:105.8pt" o:ole="">
                   <v:imagedata r:id="rId11" o:title=""/>
                 </v:shape>
-                <o:OLEObject Type="Embed" ProgID="ChemDraw.Document.6.0" ShapeID="_x0000_i1027" DrawAspect="Content" ObjectID="_1823434278" r:id="rId12"/>
+                <o:OLEObject Type="Embed" ProgID="ChemDraw.Document.6.0" ShapeID="_x0000_i1027" DrawAspect="Content" ObjectID="_1823480159" r:id="rId12"/>
               </w:object>
             </w:r>
           </w:p>
@@ -5831,10 +5735,10 @@
             </w:pPr>
             <w:r>
               <w:object w:dxaOrig="5472" w:dyaOrig="3115">
-                <v:shape id="_x0000_i1028" type="#_x0000_t75" style="width:181.4pt;height:103.8pt" o:ole="">
+                <v:shape id="_x0000_i1028" type="#_x0000_t75" style="width:181.55pt;height:103.95pt" o:ole="">
                   <v:imagedata r:id="rId13" o:title=""/>
                 </v:shape>
-                <o:OLEObject Type="Embed" ProgID="ChemDraw.Document.6.0" ShapeID="_x0000_i1028" DrawAspect="Content" ObjectID="_1823434279" r:id="rId14"/>
+                <o:OLEObject Type="Embed" ProgID="ChemDraw.Document.6.0" ShapeID="_x0000_i1028" DrawAspect="Content" ObjectID="_1823480160" r:id="rId14"/>
               </w:object>
             </w:r>
           </w:p>
@@ -5993,10 +5897,10 @@
             </w:pPr>
             <w:r>
               <w:object w:dxaOrig="3989" w:dyaOrig="3355">
-                <v:shape id="_x0000_i1029" type="#_x0000_t75" style="width:139.3pt;height:117.8pt;mso-position-horizontal:absolute;mso-position-vertical:absolute" o:ole="">
+                <v:shape id="_x0000_i1029" type="#_x0000_t75" style="width:139pt;height:117.7pt;mso-position-horizontal:absolute;mso-position-vertical:absolute" o:ole="">
                   <v:imagedata r:id="rId16" o:title=""/>
                 </v:shape>
-                <o:OLEObject Type="Embed" ProgID="ChemDraw.Document.6.0" ShapeID="_x0000_i1029" DrawAspect="Content" ObjectID="_1823434280" r:id="rId17"/>
+                <o:OLEObject Type="Embed" ProgID="ChemDraw.Document.6.0" ShapeID="_x0000_i1029" DrawAspect="Content" ObjectID="_1823480161" r:id="rId17"/>
               </w:object>
             </w:r>
           </w:p>
@@ -6050,10 +5954,10 @@
             </w:pPr>
             <w:r>
               <w:object w:dxaOrig="5080" w:dyaOrig="3357">
-                <v:shape id="_x0000_i1030" type="#_x0000_t75" style="width:169.25pt;height:112.2pt;mso-position-vertical:absolute" o:ole="">
+                <v:shape id="_x0000_i1030" type="#_x0000_t75" style="width:169.05pt;height:112.05pt;mso-position-vertical:absolute" o:ole="">
                   <v:imagedata r:id="rId18" o:title=""/>
                 </v:shape>
-                <o:OLEObject Type="Embed" ProgID="ChemDraw.Document.6.0" ShapeID="_x0000_i1030" DrawAspect="Content" ObjectID="_1823434281" r:id="rId19"/>
+                <o:OLEObject Type="Embed" ProgID="ChemDraw.Document.6.0" ShapeID="_x0000_i1030" DrawAspect="Content" ObjectID="_1823480162" r:id="rId19"/>
               </w:object>
             </w:r>
           </w:p>
@@ -9528,6 +9432,7 @@
         </w:rPr>
         <w:t xml:space="preserve"> </w:t>
       </w:r>
+      <w:proofErr w:type="gramStart"/>
       <w:r>
         <w:rPr>
           <w:rFonts w:cstheme="minorHAnsi"/>
@@ -9549,215 +9454,198 @@
           <w:highlight w:val="green"/>
           <w:lang w:val="en-US"/>
         </w:rPr>
-        <w:t xml:space="preserve">Due </w:t>
-      </w:r>
-      <w:proofErr w:type="gramStart"/>
+        <w:t>Due to  π-π overlap, t</w:t>
+      </w:r>
       <w:r>
         <w:rPr>
           <w:rFonts w:cstheme="minorHAnsi"/>
           <w:highlight w:val="green"/>
           <w:lang w:val="en-US"/>
         </w:rPr>
-        <w:t>to  π</w:t>
+        <w:t>he bonding-antibonding interac</w:t>
+      </w:r>
+      <w:r>
+        <w:rPr>
+          <w:rFonts w:cstheme="minorHAnsi"/>
+          <w:highlight w:val="green"/>
+          <w:lang w:val="en-US"/>
+        </w:rPr>
+        <w:t xml:space="preserve">tions between these MOs result </w:t>
+      </w:r>
+      <w:r>
+        <w:rPr>
+          <w:rFonts w:cstheme="minorHAnsi"/>
+          <w:highlight w:val="green"/>
+          <w:lang w:val="en-US"/>
+        </w:rPr>
+        <w:t>in splitting of the corresponding energy levels and, for infinite stacks, to the formation of valence and conduction bands</w:t>
+      </w:r>
+      <w:r>
+        <w:rPr>
+          <w:rFonts w:cstheme="minorHAnsi"/>
+          <w:lang w:val="en-US"/>
+        </w:rPr>
+        <w:t xml:space="preserve"> </w:t>
+      </w:r>
+      <w:r>
+        <w:rPr>
+          <w:rFonts w:cstheme="minorHAnsi"/>
+          <w:highlight w:val="yellow"/>
+          <w:lang w:val="en-US"/>
+        </w:rPr>
+        <w:t>[</w:t>
+      </w:r>
+      <w:r>
+        <w:rPr>
+          <w:rFonts w:cstheme="minorHAnsi"/>
+          <w:highlight w:val="yellow"/>
+          <w:lang w:val="en-US"/>
+        </w:rPr>
+        <w:t>38, 42</w:t>
+      </w:r>
+      <w:r>
+        <w:rPr>
+          <w:rFonts w:cstheme="minorHAnsi"/>
+          <w:highlight w:val="yellow"/>
+          <w:lang w:val="en-US"/>
+        </w:rPr>
+        <w:t>]</w:t>
+      </w:r>
+      <w:r>
+        <w:rPr>
+          <w:rFonts w:cstheme="minorHAnsi"/>
+          <w:lang w:val="en-US"/>
+        </w:rPr>
+        <w:t>&gt;</w:t>
+      </w:r>
+      <w:r>
+        <w:rPr>
+          <w:rFonts w:cstheme="minorHAnsi"/>
+          <w:lang w:val="en-US"/>
+        </w:rPr>
+        <w:t xml:space="preserve"> </w:t>
+      </w:r>
+      <w:r>
+        <w:rPr>
+          <w:rFonts w:cstheme="minorHAnsi"/>
+          <w:lang w:val="en-US"/>
+        </w:rPr>
+        <w:t xml:space="preserve">The dependence of these energies on the arrangement of the Pc molecules (see Fig. </w:t>
+      </w:r>
+      <w:r>
+        <w:rPr>
+          <w:rFonts w:cstheme="minorHAnsi"/>
+          <w:highlight w:val="yellow"/>
+          <w:lang w:val="en-US"/>
+        </w:rPr>
+        <w:t>4</w:t>
+      </w:r>
+      <w:r>
+        <w:rPr>
+          <w:rFonts w:cstheme="minorHAnsi"/>
+          <w:lang w:val="en-US"/>
+        </w:rPr>
+        <w:t>)</w:t>
+      </w:r>
+      <w:r>
+        <w:rPr>
+          <w:rFonts w:cstheme="minorHAnsi"/>
+          <w:lang w:val="en-US"/>
+        </w:rPr>
+        <w:t xml:space="preserve"> is shown in the Fig. </w:t>
+      </w:r>
+      <w:r>
+        <w:rPr>
+          <w:rFonts w:cstheme="minorHAnsi"/>
+          <w:highlight w:val="yellow"/>
+          <w:lang w:val="en-US"/>
+        </w:rPr>
+        <w:t>6</w:t>
+      </w:r>
+      <w:r>
+        <w:rPr>
+          <w:rFonts w:cstheme="minorHAnsi"/>
+          <w:lang w:val="en-US"/>
+        </w:rPr>
+        <w:t xml:space="preserve"> for shift direction along Zn-N bond (Fig. 4A, approximately </w:t>
+      </w:r>
+      <w:r>
+        <w:rPr>
+          <w:rFonts w:cstheme="minorHAnsi"/>
+          <w:lang w:val="en-US"/>
+        </w:rPr>
+        <w:t>resembles</w:t>
+      </w:r>
+      <w:r>
+        <w:rPr>
+          <w:rFonts w:cstheme="minorHAnsi"/>
+          <w:lang w:val="en-US"/>
+        </w:rPr>
+        <w:t xml:space="preserve"> stack arrangement in </w:t>
+      </w:r>
+      <w:r>
+        <w:rPr>
+          <w:lang w:val="en-US"/>
+        </w:rPr>
+        <w:t>α</w:t>
+      </w:r>
+      <w:r>
+        <w:rPr>
+          <w:lang w:val="en-US"/>
+        </w:rPr>
+        <w:t>-</w:t>
+      </w:r>
+      <w:proofErr w:type="spellStart"/>
+      <w:r>
+        <w:rPr>
+          <w:lang w:val="en-US"/>
+        </w:rPr>
+        <w:t>ZnPc</w:t>
+      </w:r>
+      <w:proofErr w:type="spellEnd"/>
+      <w:r>
+        <w:rPr>
+          <w:lang w:val="en-US"/>
+        </w:rPr>
+        <w:t>)</w:t>
+      </w:r>
+      <w:r>
+        <w:rPr>
+          <w:rFonts w:cstheme="minorHAnsi"/>
+          <w:lang w:val="en-US"/>
+        </w:rPr>
+        <w:t>, the corresponding</w:t>
+      </w:r>
+      <w:r>
+        <w:rPr>
+          <w:rFonts w:cstheme="minorHAnsi"/>
+          <w:lang w:val="en-US"/>
+        </w:rPr>
+        <w:t xml:space="preserve"> transition</w:t>
+      </w:r>
+      <w:r>
+        <w:rPr>
+          <w:rFonts w:cstheme="minorHAnsi"/>
+          <w:lang w:val="en-US"/>
+        </w:rPr>
+        <w:t xml:space="preserve"> energies are listed in the </w:t>
+      </w:r>
+      <w:r>
+        <w:rPr>
+          <w:rFonts w:cstheme="minorHAnsi"/>
+          <w:highlight w:val="yellow"/>
+          <w:lang w:val="en-US"/>
+        </w:rPr>
+        <w:t>Table S1</w:t>
+      </w:r>
+      <w:r>
+        <w:rPr>
+          <w:rFonts w:cstheme="minorHAnsi"/>
+          <w:lang w:val="en-US"/>
+        </w:rPr>
+        <w:t>.</w:t>
       </w:r>
       <w:proofErr w:type="gramEnd"/>
-      <w:r>
-        <w:rPr>
-          <w:rFonts w:cstheme="minorHAnsi"/>
-          <w:highlight w:val="green"/>
-          <w:lang w:val="en-US"/>
-        </w:rPr>
-        <w:t>-π overlap, t</w:t>
-      </w:r>
-      <w:r>
-        <w:rPr>
-          <w:rFonts w:cstheme="minorHAnsi"/>
-          <w:highlight w:val="green"/>
-          <w:lang w:val="en-US"/>
-        </w:rPr>
-        <w:t>he bonding-antibonding interac</w:t>
-      </w:r>
-      <w:r>
-        <w:rPr>
-          <w:rFonts w:cstheme="minorHAnsi"/>
-          <w:highlight w:val="green"/>
-          <w:lang w:val="en-US"/>
-        </w:rPr>
-        <w:t xml:space="preserve">tions between these MOs result </w:t>
-      </w:r>
-      <w:r>
-        <w:rPr>
-          <w:rFonts w:cstheme="minorHAnsi"/>
-          <w:highlight w:val="green"/>
-          <w:lang w:val="en-US"/>
-        </w:rPr>
-        <w:t>in splitting of the corresponding energy levels and, for infinite stacks, to the formation of valence and conduction bands</w:t>
-      </w:r>
-      <w:r>
-        <w:rPr>
-          <w:rFonts w:cstheme="minorHAnsi"/>
-          <w:lang w:val="en-US"/>
-        </w:rPr>
-        <w:t xml:space="preserve"> </w:t>
-      </w:r>
-      <w:r>
-        <w:rPr>
-          <w:rFonts w:cstheme="minorHAnsi"/>
-          <w:highlight w:val="yellow"/>
-          <w:lang w:val="en-US"/>
-        </w:rPr>
-        <w:t>[</w:t>
-      </w:r>
-      <w:r>
-        <w:rPr>
-          <w:rFonts w:cstheme="minorHAnsi"/>
-          <w:highlight w:val="yellow"/>
-          <w:lang w:val="en-US"/>
-        </w:rPr>
-        <w:t>38, 42</w:t>
-      </w:r>
-      <w:r>
-        <w:rPr>
-          <w:rFonts w:cstheme="minorHAnsi"/>
-          <w:highlight w:val="yellow"/>
-          <w:lang w:val="en-US"/>
-        </w:rPr>
-        <w:t>]</w:t>
-      </w:r>
-      <w:r>
-        <w:rPr>
-          <w:rFonts w:cstheme="minorHAnsi"/>
-          <w:lang w:val="en-US"/>
-        </w:rPr>
-        <w:t>&gt;</w:t>
-      </w:r>
-      <w:r>
-        <w:rPr>
-          <w:rFonts w:cstheme="minorHAnsi"/>
-          <w:lang w:val="en-US"/>
-        </w:rPr>
-        <w:t xml:space="preserve"> </w:t>
-      </w:r>
-      <w:r>
-        <w:rPr>
-          <w:rFonts w:cstheme="minorHAnsi"/>
-          <w:lang w:val="en-US"/>
-        </w:rPr>
-        <w:t xml:space="preserve">The dependence of these energies on the arrangement of the Pc molecules (see Fig. </w:t>
-      </w:r>
-      <w:r>
-        <w:rPr>
-          <w:rFonts w:cstheme="minorHAnsi"/>
-          <w:highlight w:val="yellow"/>
-          <w:lang w:val="en-US"/>
-        </w:rPr>
-        <w:t>4</w:t>
-      </w:r>
-      <w:r>
-        <w:rPr>
-          <w:rFonts w:cstheme="minorHAnsi"/>
-          <w:lang w:val="en-US"/>
-        </w:rPr>
-        <w:t>)</w:t>
-      </w:r>
-      <w:r>
-        <w:rPr>
-          <w:rFonts w:cstheme="minorHAnsi"/>
-          <w:lang w:val="en-US"/>
-        </w:rPr>
-        <w:t xml:space="preserve"> is shown in the Fig. </w:t>
-      </w:r>
-      <w:r>
-        <w:rPr>
-          <w:rFonts w:cstheme="minorHAnsi"/>
-          <w:highlight w:val="yellow"/>
-          <w:lang w:val="en-US"/>
-        </w:rPr>
-        <w:t>6</w:t>
-      </w:r>
-      <w:r>
-        <w:rPr>
-          <w:rFonts w:cstheme="minorHAnsi"/>
-          <w:lang w:val="en-US"/>
-        </w:rPr>
-        <w:t xml:space="preserve"> for shift direction along Zn-N bond (Fig. 4A, approximately </w:t>
-      </w:r>
-      <w:r>
-        <w:rPr>
-          <w:rFonts w:cstheme="minorHAnsi"/>
-          <w:lang w:val="en-US"/>
-        </w:rPr>
-        <w:t>resembles</w:t>
-      </w:r>
-      <w:r>
-        <w:rPr>
-          <w:rFonts w:cstheme="minorHAnsi"/>
-          <w:lang w:val="en-US"/>
-        </w:rPr>
-        <w:t xml:space="preserve"> stack arrangement in </w:t>
-      </w:r>
-      <w:r>
-        <w:rPr>
-          <w:lang w:val="en-US"/>
-        </w:rPr>
-        <w:t>α</w:t>
-      </w:r>
-      <w:r>
-        <w:rPr>
-          <w:lang w:val="en-US"/>
-        </w:rPr>
-        <w:t>-</w:t>
-      </w:r>
-      <w:proofErr w:type="spellStart"/>
-      <w:r>
-        <w:rPr>
-          <w:lang w:val="en-US"/>
-        </w:rPr>
-        <w:t>ZnPc</w:t>
-      </w:r>
-      <w:proofErr w:type="spellEnd"/>
-      <w:r>
-        <w:rPr>
-          <w:lang w:val="en-US"/>
-        </w:rPr>
-        <w:t>)</w:t>
-      </w:r>
-      <w:r>
-        <w:rPr>
-          <w:rFonts w:cstheme="minorHAnsi"/>
-          <w:lang w:val="en-US"/>
-        </w:rPr>
-        <w:t>, the corresponding</w:t>
-      </w:r>
-      <w:r>
-        <w:rPr>
-          <w:rFonts w:cstheme="minorHAnsi"/>
-          <w:lang w:val="en-US"/>
-        </w:rPr>
-        <w:t xml:space="preserve"> transition</w:t>
-      </w:r>
-      <w:r>
-        <w:rPr>
-          <w:rFonts w:cstheme="minorHAnsi"/>
-          <w:lang w:val="en-US"/>
-        </w:rPr>
-        <w:t xml:space="preserve"> energies are listed in the </w:t>
-      </w:r>
-      <w:r>
-        <w:rPr>
-          <w:rFonts w:cstheme="minorHAnsi"/>
-          <w:highlight w:val="yellow"/>
-          <w:lang w:val="en-US"/>
-        </w:rPr>
-        <w:t>Table S1</w:t>
-      </w:r>
-      <w:r>
-        <w:rPr>
-          <w:rFonts w:cstheme="minorHAnsi"/>
-          <w:lang w:val="en-US"/>
-        </w:rPr>
-        <w:t>.</w:t>
-      </w:r>
       <w:r>
         <w:rPr>
           <w:rFonts w:cstheme="minorHAnsi"/>
@@ -9932,10 +9820,10 @@
       </w:pPr>
       <w:r>
         <w:object w:dxaOrig="4543" w:dyaOrig="2172">
-          <v:shape id="_x0000_i1031" type="#_x0000_t75" style="width:227.2pt;height:108.45pt" o:ole="">
+          <v:shape id="_x0000_i1031" type="#_x0000_t75" style="width:227.25pt;height:108.3pt" o:ole="">
             <v:imagedata r:id="rId21" o:title=""/>
           </v:shape>
-          <o:OLEObject Type="Embed" ProgID="ChemDraw.Document.6.0" ShapeID="_x0000_i1031" DrawAspect="Content" ObjectID="_1823434282" r:id="rId22"/>
+          <o:OLEObject Type="Embed" ProgID="ChemDraw.Document.6.0" ShapeID="_x0000_i1031" DrawAspect="Content" ObjectID="_1823480163" r:id="rId22"/>
         </w:object>
       </w:r>
     </w:p>
@@ -10039,7 +9927,7 @@
         </w:rPr>
         <w:lastRenderedPageBreak/>
         <w:pict>
-          <v:shape id="_x0000_i1032" type="#_x0000_t75" style="width:289.85pt;height:294.55pt">
+          <v:shape id="_x0000_i1032" type="#_x0000_t75" style="width:289.9pt;height:294.25pt">
             <v:imagedata r:id="rId23" o:title="mo_scheme1s"/>
           </v:shape>
         </w:pict>
@@ -11785,10 +11673,10 @@
       </w:pPr>
       <w:r>
         <w:object w:dxaOrig="6551" w:dyaOrig="4546">
-          <v:shape id="_x0000_i1033" type="#_x0000_t75" style="width:328.2pt;height:227.2pt" o:ole="">
+          <v:shape id="_x0000_i1033" type="#_x0000_t75" style="width:328.05pt;height:227.25pt" o:ole="">
             <v:imagedata r:id="rId25" o:title=""/>
           </v:shape>
-          <o:OLEObject Type="Embed" ProgID="Origin50.Graph" ShapeID="_x0000_i1033" DrawAspect="Content" ObjectID="_1823434283" r:id="rId26"/>
+          <o:OLEObject Type="Embed" ProgID="Origin50.Graph" ShapeID="_x0000_i1033" DrawAspect="Content" ObjectID="_1823480164" r:id="rId26"/>
         </w:object>
       </w:r>
     </w:p>
@@ -14031,10 +13919,10 @@
       </w:pPr>
       <w:r>
         <w:object w:dxaOrig="6735" w:dyaOrig="4759">
-          <v:shape id="_x0000_i1034" type="#_x0000_t75" style="width:336.6pt;height:237.5pt" o:ole="">
+          <v:shape id="_x0000_i1034" type="#_x0000_t75" style="width:336.85pt;height:237.3pt" o:ole="">
             <v:imagedata r:id="rId27" o:title=""/>
           </v:shape>
-          <o:OLEObject Type="Embed" ProgID="Origin50.Graph" ShapeID="_x0000_i1034" DrawAspect="Content" ObjectID="_1823434284" r:id="rId28"/>
+          <o:OLEObject Type="Embed" ProgID="Origin50.Graph" ShapeID="_x0000_i1034" DrawAspect="Content" ObjectID="_1823480165" r:id="rId28"/>
         </w:object>
       </w:r>
     </w:p>
@@ -14247,10 +14135,10 @@
       </w:pPr>
       <w:r>
         <w:object w:dxaOrig="6735" w:dyaOrig="4759">
-          <v:shape id="_x0000_i1035" type="#_x0000_t75" style="width:336.6pt;height:238.45pt" o:ole="">
+          <v:shape id="_x0000_i1035" type="#_x0000_t75" style="width:336.85pt;height:238.55pt" o:ole="">
             <v:imagedata r:id="rId29" o:title=""/>
           </v:shape>
-          <o:OLEObject Type="Embed" ProgID="Origin50.Graph" ShapeID="_x0000_i1035" DrawAspect="Content" ObjectID="_1823434285" r:id="rId30"/>
+          <o:OLEObject Type="Embed" ProgID="Origin50.Graph" ShapeID="_x0000_i1035" DrawAspect="Content" ObjectID="_1823480166" r:id="rId30"/>
         </w:object>
       </w:r>
     </w:p>
@@ -15094,8 +14982,6 @@
         </w:rPr>
         <w:t>[</w:t>
       </w:r>
-      <w:bookmarkStart w:id="0" w:name="_GoBack"/>
-      <w:bookmarkEnd w:id="0"/>
       <w:r>
         <w:rPr>
           <w:rFonts w:cstheme="minorHAnsi"/>
@@ -15179,8 +15065,17 @@
           <w:rFonts w:cstheme="minorHAnsi"/>
           <w:lang w:val="en-US"/>
         </w:rPr>
-        <w:t xml:space="preserve"> chromophore</w:t>
-      </w:r>
+        <w:t xml:space="preserve"> </w:t>
+      </w:r>
+      <w:proofErr w:type="spellStart"/>
+      <w:r>
+        <w:rPr>
+          <w:rFonts w:cstheme="minorHAnsi"/>
+          <w:lang w:val="en-US"/>
+        </w:rPr>
+        <w:t>chromophore</w:t>
+      </w:r>
+      <w:proofErr w:type="spellEnd"/>
       <w:r>
         <w:rPr>
           <w:rFonts w:cstheme="minorHAnsi"/>
@@ -16215,10 +16110,10 @@
       </w:pPr>
       <w:r>
         <w:object w:dxaOrig="6551" w:dyaOrig="4546">
-          <v:shape id="_x0000_i1036" type="#_x0000_t75" style="width:328.2pt;height:228.15pt" o:ole="">
+          <v:shape id="_x0000_i1036" type="#_x0000_t75" style="width:328.05pt;height:228.5pt" o:ole="">
             <v:imagedata r:id="rId31" o:title=""/>
           </v:shape>
-          <o:OLEObject Type="Embed" ProgID="Origin50.Graph" ShapeID="_x0000_i1036" DrawAspect="Content" ObjectID="_1823434286" r:id="rId32"/>
+          <o:OLEObject Type="Embed" ProgID="Origin50.Graph" ShapeID="_x0000_i1036" DrawAspect="Content" ObjectID="_1823480167" r:id="rId32"/>
         </w:object>
       </w:r>
     </w:p>
@@ -17951,8 +17846,8 @@
 </file>
 
 <file path=word/numbering.xml><?xml version="1.0" encoding="utf-8"?>
-<w:numbering xmlns:wpc="http://schemas.microsoft.com/office/word/2010/wordprocessingCanvas" xmlns:cx="http://schemas.microsoft.com/office/drawing/2014/chartex" xmlns:mc="http://schemas.openxmlformats.org/markup-compatibility/2006" xmlns:o="urn:schemas-microsoft-com:office:office" xmlns:r="http://schemas.openxmlformats.org/officeDocument/2006/relationships" xmlns:m="http://schemas.openxmlformats.org/officeDocument/2006/math" xmlns:v="urn:schemas-microsoft-com:vml" xmlns:wp14="http://schemas.microsoft.com/office/word/2010/wordprocessingDrawing" xmlns:wp="http://schemas.openxmlformats.org/drawingml/2006/wordprocessingDrawing" xmlns:w10="urn:schemas-microsoft-com:office:word" xmlns:w="http://schemas.openxmlformats.org/wordprocessingml/2006/main" xmlns:w14="http://schemas.microsoft.com/office/word/2010/wordml" xmlns:w15="http://schemas.microsoft.com/office/word/2012/wordml" xmlns:w16se="http://schemas.microsoft.com/office/word/2015/wordml/symex" xmlns:wpg="http://schemas.microsoft.com/office/word/2010/wordprocessingGroup" xmlns:wpi="http://schemas.microsoft.com/office/word/2010/wordprocessingInk" xmlns:wne="http://schemas.microsoft.com/office/word/2006/wordml" xmlns:wps="http://schemas.microsoft.com/office/word/2010/wordprocessingShape" mc:Ignorable="w14 w15 w16se wp14">
-  <w:abstractNum w:abstractNumId="0" w15:restartNumberingAfterBreak="0">
+<w:numbering xmlns:wpc="http://schemas.microsoft.com/office/word/2010/wordprocessingCanvas" xmlns:mc="http://schemas.openxmlformats.org/markup-compatibility/2006" xmlns:o="urn:schemas-microsoft-com:office:office" xmlns:r="http://schemas.openxmlformats.org/officeDocument/2006/relationships" xmlns:m="http://schemas.openxmlformats.org/officeDocument/2006/math" xmlns:v="urn:schemas-microsoft-com:vml" xmlns:wp14="http://schemas.microsoft.com/office/word/2010/wordprocessingDrawing" xmlns:wp="http://schemas.openxmlformats.org/drawingml/2006/wordprocessingDrawing" xmlns:w10="urn:schemas-microsoft-com:office:word" xmlns:w="http://schemas.openxmlformats.org/wordprocessingml/2006/main" xmlns:w14="http://schemas.microsoft.com/office/word/2010/wordml" xmlns:w15="http://schemas.microsoft.com/office/word/2012/wordml" xmlns:wpg="http://schemas.microsoft.com/office/word/2010/wordprocessingGroup" xmlns:wpi="http://schemas.microsoft.com/office/word/2010/wordprocessingInk" xmlns:wne="http://schemas.microsoft.com/office/word/2006/wordml" xmlns:wps="http://schemas.microsoft.com/office/word/2010/wordprocessingShape" mc:Ignorable="w14 w15 wp14">
+  <w:abstractNum w:abstractNumId="0">
     <w:nsid w:val="0584561A"/>
     <w:multiLevelType w:val="hybridMultilevel"/>
     <w:tmpl w:val="44DC3F2A"/>
@@ -18041,7 +17936,7 @@
       </w:pPr>
     </w:lvl>
   </w:abstractNum>
-  <w:abstractNum w:abstractNumId="1" w15:restartNumberingAfterBreak="0">
+  <w:abstractNum w:abstractNumId="1">
     <w:nsid w:val="6CBD6CBB"/>
     <w:multiLevelType w:val="hybridMultilevel"/>
     <w:tmpl w:val="82461AFE"/>
@@ -18164,7 +18059,7 @@
 </file>
 
 <file path=word/styles.xml><?xml version="1.0" encoding="utf-8"?>
-<w:styles xmlns:mc="http://schemas.openxmlformats.org/markup-compatibility/2006" xmlns:r="http://schemas.openxmlformats.org/officeDocument/2006/relationships" xmlns:w="http://schemas.openxmlformats.org/wordprocessingml/2006/main" xmlns:w14="http://schemas.microsoft.com/office/word/2010/wordml" xmlns:w15="http://schemas.microsoft.com/office/word/2012/wordml" xmlns:w16se="http://schemas.microsoft.com/office/word/2015/wordml/symex" mc:Ignorable="w14 w15 w16se">
+<w:styles xmlns:mc="http://schemas.openxmlformats.org/markup-compatibility/2006" xmlns:r="http://schemas.openxmlformats.org/officeDocument/2006/relationships" xmlns:w="http://schemas.openxmlformats.org/wordprocessingml/2006/main" xmlns:w14="http://schemas.microsoft.com/office/word/2010/wordml" xmlns:w15="http://schemas.microsoft.com/office/word/2012/wordml" mc:Ignorable="w14 w15">
   <w:docDefaults>
     <w:rPrDefault>
       <w:rPr>
@@ -18604,6 +18499,7 @@
       <w:spacing w:after="0" w:line="240" w:lineRule="auto"/>
     </w:pPr>
     <w:tblPr>
+      <w:tblInd w:w="0" w:type="dxa"/>
       <w:tblBorders>
         <w:top w:val="single" w:sz="4" w:space="0" w:color="auto"/>
         <w:left w:val="single" w:sz="4" w:space="0" w:color="auto"/>
@@ -18612,6 +18508,12 @@
         <w:insideH w:val="single" w:sz="4" w:space="0" w:color="auto"/>
         <w:insideV w:val="single" w:sz="4" w:space="0" w:color="auto"/>
       </w:tblBorders>
+      <w:tblCellMar>
+        <w:top w:w="0" w:type="dxa"/>
+        <w:left w:w="108" w:type="dxa"/>
+        <w:bottom w:w="0" w:type="dxa"/>
+        <w:right w:w="108" w:type="dxa"/>
+      </w:tblCellMar>
     </w:tblPr>
   </w:style>
   <w:style w:type="character" w:styleId="a5">

--- a/main.docx
+++ b/main.docx
@@ -31,7 +31,6 @@
         </w:rPr>
         <w:t>Exciton</w:t>
       </w:r>
-      <w:proofErr w:type="spellEnd"/>
       <w:r>
         <w:rPr>
           <w:rFonts w:ascii="Arial" w:eastAsia="Times New Roman" w:hAnsi="Liberation Serif" w:cs="Arial"/>
@@ -41,8 +40,9 @@
           <w:szCs w:val="32"/>
           <w:lang w:val="en-US"/>
         </w:rPr>
-        <w:t xml:space="preserve"> coupling of</w:t>
-      </w:r>
+        <w:t>ic</w:t>
+      </w:r>
+      <w:proofErr w:type="spellEnd"/>
       <w:r>
         <w:rPr>
           <w:rFonts w:ascii="Arial" w:eastAsia="Times New Roman" w:hAnsi="Liberation Serif" w:cs="Arial"/>
@@ -52,9 +52,8 @@
           <w:szCs w:val="32"/>
           <w:lang w:val="en-US"/>
         </w:rPr>
-        <w:t xml:space="preserve"> electronic transitions in </w:t>
-      </w:r>
-      <w:proofErr w:type="spellStart"/>
+        <w:t xml:space="preserve"> coupling of</w:t>
+      </w:r>
       <w:r>
         <w:rPr>
           <w:rFonts w:ascii="Arial" w:eastAsia="Times New Roman" w:hAnsi="Liberation Serif" w:cs="Arial"/>
@@ -64,9 +63,9 @@
           <w:szCs w:val="32"/>
           <w:lang w:val="en-US"/>
         </w:rPr>
-        <w:t>oligomeric</w:t>
-      </w:r>
-      <w:proofErr w:type="spellEnd"/>
+        <w:t xml:space="preserve"> electronic transitions in </w:t>
+      </w:r>
+      <w:proofErr w:type="spellStart"/>
       <w:r>
         <w:rPr>
           <w:rFonts w:ascii="Arial" w:eastAsia="Times New Roman" w:hAnsi="Liberation Serif" w:cs="Arial"/>
@@ -76,9 +75,9 @@
           <w:szCs w:val="32"/>
           <w:lang w:val="en-US"/>
         </w:rPr>
-        <w:t xml:space="preserve"> </w:t>
-      </w:r>
-      <w:proofErr w:type="spellStart"/>
+        <w:t>oligomeric</w:t>
+      </w:r>
+      <w:proofErr w:type="spellEnd"/>
       <w:r>
         <w:rPr>
           <w:rFonts w:ascii="Arial" w:eastAsia="Times New Roman" w:hAnsi="Liberation Serif" w:cs="Arial"/>
@@ -88,9 +87,9 @@
           <w:szCs w:val="32"/>
           <w:lang w:val="en-US"/>
         </w:rPr>
-        <w:t>phthalocyanine</w:t>
-      </w:r>
-      <w:proofErr w:type="spellEnd"/>
+        <w:t xml:space="preserve"> </w:t>
+      </w:r>
+      <w:proofErr w:type="spellStart"/>
       <w:r>
         <w:rPr>
           <w:rFonts w:ascii="Arial" w:eastAsia="Times New Roman" w:hAnsi="Liberation Serif" w:cs="Arial"/>
@@ -100,7 +99,43 @@
           <w:szCs w:val="32"/>
           <w:lang w:val="en-US"/>
         </w:rPr>
-        <w:t xml:space="preserve"> zinc(II) complexes</w:t>
+        <w:t>phthalocyanine</w:t>
+      </w:r>
+      <w:proofErr w:type="spellEnd"/>
+      <w:r>
+        <w:rPr>
+          <w:rFonts w:ascii="Arial" w:eastAsia="Times New Roman" w:hAnsi="Liberation Serif" w:cs="Arial"/>
+          <w:b/>
+          <w:bCs/>
+          <w:sz w:val="32"/>
+          <w:szCs w:val="32"/>
+          <w:lang w:val="en-US"/>
+        </w:rPr>
+        <w:t xml:space="preserve"> </w:t>
+      </w:r>
+      <w:proofErr w:type="gramStart"/>
+      <w:r>
+        <w:rPr>
+          <w:rFonts w:ascii="Arial" w:eastAsia="Times New Roman" w:hAnsi="Liberation Serif" w:cs="Arial"/>
+          <w:b/>
+          <w:bCs/>
+          <w:sz w:val="32"/>
+          <w:szCs w:val="32"/>
+          <w:lang w:val="en-US"/>
+        </w:rPr>
+        <w:t>zinc(</w:t>
+      </w:r>
+      <w:proofErr w:type="gramEnd"/>
+      <w:r>
+        <w:rPr>
+          <w:rFonts w:ascii="Arial" w:eastAsia="Times New Roman" w:hAnsi="Liberation Serif" w:cs="Arial"/>
+          <w:b/>
+          <w:bCs/>
+          <w:sz w:val="32"/>
+          <w:szCs w:val="32"/>
+          <w:lang w:val="en-US"/>
+        </w:rPr>
+        <w:t>II) complexes</w:t>
       </w:r>
     </w:p>
     <w:p>
@@ -757,7 +792,7 @@
           <w:szCs w:val="24"/>
           <w:lang w:val="en-US"/>
         </w:rPr>
-        <w:t>ondence to: Sergei G. Makarov, T</w:t>
+        <w:t>ondence to: Sergei G. Makarov, email: makar</w:t>
       </w:r>
       <w:r>
         <w:rPr>
@@ -766,7 +801,7 @@
           <w:szCs w:val="24"/>
           <w:lang w:val="en-US"/>
         </w:rPr>
-        <w:t>el: +7 831-</w:t>
+        <w:t>@</w:t>
       </w:r>
       <w:r>
         <w:rPr>
@@ -775,7 +810,16 @@
           <w:szCs w:val="24"/>
           <w:lang w:val="en-US"/>
         </w:rPr>
-        <w:t>4627370, email: makarsg@mail.ru</w:t>
+        <w:t>iomc.ras</w:t>
+      </w:r>
+      <w:r>
+        <w:rPr>
+          <w:rFonts w:ascii="Times" w:eastAsia="Times New Roman" w:hAnsi="Liberation Serif"/>
+          <w:sz w:val="18"/>
+          <w:szCs w:val="24"/>
+          <w:lang w:val="en-US"/>
+        </w:rPr>
+        <w:t>.ru</w:t>
       </w:r>
     </w:p>
     <w:p>
@@ -921,19 +965,7 @@
         <w:rPr>
           <w:lang w:val="en-US"/>
         </w:rPr>
-        <w:t xml:space="preserve"> and their</w:t>
-      </w:r>
-      <w:r>
-        <w:rPr>
-          <w:lang w:val="en-US"/>
-        </w:rPr>
-        <w:t xml:space="preserve"> </w:t>
-      </w:r>
-      <w:r>
-        <w:rPr>
-          <w:lang w:val="en-US"/>
-        </w:rPr>
-        <w:t>different arrangements in the solid state.</w:t>
+        <w:t xml:space="preserve"> and different arrangements in the solid state.</w:t>
       </w:r>
       <w:r>
         <w:rPr>
@@ -975,25 +1007,25 @@
         <w:rPr>
           <w:lang w:val="en-US"/>
         </w:rPr>
-        <w:t xml:space="preserve"> near-infrared fluorescent diagnostics [</w:t>
+        <w:t xml:space="preserve"> near-in</w:t>
+      </w:r>
+      <w:r>
+        <w:rPr>
+          <w:lang w:val="en-US"/>
+        </w:rPr>
+        <w:t xml:space="preserve">frared fluorescent diagnostics </w:t>
+      </w:r>
+      <w:r>
+        <w:rPr>
+          <w:lang w:val="en-US"/>
+        </w:rPr>
+        <w:t>and photodynamic immunotherapy [</w:t>
       </w:r>
       <w:r>
         <w:rPr>
           <w:lang w:val="en-US"/>
         </w:rPr>
         <w:t>6</w:t>
-      </w:r>
-      <w:r>
-        <w:rPr>
-          <w:lang w:val="en-US"/>
-        </w:rPr>
-        <w:t>] and photodynamic immunotherapy [</w:t>
-      </w:r>
-      <w:r>
-        <w:rPr>
-          <w:lang w:val="en-US"/>
-        </w:rPr>
-        <w:t>7</w:t>
       </w:r>
       <w:r>
         <w:rPr>
@@ -1035,7 +1067,21 @@
         <w:rPr>
           <w:lang w:val="en-US"/>
         </w:rPr>
-        <w:t xml:space="preserve"> metal complexes can be modified with p</w:t>
+        <w:t xml:space="preserve"> metal complexes </w:t>
+      </w:r>
+      <w:proofErr w:type="gramStart"/>
+      <w:r>
+        <w:rPr>
+          <w:lang w:val="en-US"/>
+        </w:rPr>
+        <w:t>can be modified</w:t>
+      </w:r>
+      <w:proofErr w:type="gramEnd"/>
+      <w:r>
+        <w:rPr>
+          <w:lang w:val="en-US"/>
+        </w:rPr>
+        <w:t xml:space="preserve"> with p</w:t>
       </w:r>
       <w:r>
         <w:rPr>
@@ -1089,7 +1135,19 @@
         <w:rPr>
           <w:lang w:val="en-US"/>
         </w:rPr>
-        <w:t>8-10</w:t>
+        <w:t>7</w:t>
+      </w:r>
+      <w:r>
+        <w:rPr>
+          <w:lang w:val="en-US"/>
+        </w:rPr>
+        <w:t>-</w:t>
+      </w:r>
+      <w:r>
+        <w:rPr>
+          <w:lang w:val="en-US"/>
+        </w:rPr>
+        <w:t>9</w:t>
       </w:r>
       <w:r>
         <w:rPr>
@@ -1177,19 +1235,25 @@
         <w:rPr>
           <w:lang w:val="en-US"/>
         </w:rPr>
-        <w:t>11,</w:t>
-      </w:r>
-      <w:r>
-        <w:rPr>
-          <w:lang w:val="en-US"/>
-        </w:rPr>
-        <w:t xml:space="preserve"> </w:t>
-      </w:r>
-      <w:r>
-        <w:rPr>
-          <w:lang w:val="en-US"/>
-        </w:rPr>
-        <w:t>12</w:t>
+        <w:t>1</w:t>
+      </w:r>
+      <w:r>
+        <w:rPr>
+          <w:lang w:val="en-US"/>
+        </w:rPr>
+        <w:t>0</w:t>
+      </w:r>
+      <w:r>
+        <w:rPr>
+          <w:lang w:val="en-US"/>
+        </w:rPr>
+        <w:t>-3</w:t>
+      </w:r>
+      <w:r>
+        <w:rPr>
+          <w:lang w:val="en-US"/>
+        </w:rPr>
+        <w:t>4</w:t>
       </w:r>
       <w:r>
         <w:rPr>
@@ -1236,14 +1300,26 @@
         <w:rPr>
           <w:lang w:val="en-US"/>
         </w:rPr>
-        <w:t>phthalocyanine</w:t>
+        <w:t>pht</w:t>
+      </w:r>
+      <w:r>
+        <w:rPr>
+          <w:lang w:val="en-US"/>
+        </w:rPr>
+        <w:t>halocyanine</w:t>
       </w:r>
       <w:proofErr w:type="spellEnd"/>
       <w:r>
         <w:rPr>
           <w:lang w:val="en-US"/>
         </w:rPr>
-        <w:t xml:space="preserve"> assemblies include a well-known </w:t>
+        <w:t xml:space="preserve"> assemblies include</w:t>
+      </w:r>
+      <w:r>
+        <w:rPr>
+          <w:lang w:val="en-US"/>
+        </w:rPr>
+        <w:t xml:space="preserve"> well-known </w:t>
       </w:r>
       <w:r>
         <w:rPr>
@@ -1267,7 +1343,13 @@
         <w:rPr>
           <w:lang w:val="en-US"/>
         </w:rPr>
-        <w:t xml:space="preserve"> stacking</w:t>
+        <w:t xml:space="preserve"> stack</w:t>
+      </w:r>
+      <w:r>
+        <w:rPr>
+          <w:lang w:val="en-US"/>
+        </w:rPr>
+        <w:t>ed</w:t>
       </w:r>
       <w:r>
         <w:rPr>
@@ -1285,7 +1367,13 @@
         <w:rPr>
           <w:lang w:val="en-US"/>
         </w:rPr>
-        <w:t>13</w:t>
+        <w:t>1</w:t>
+      </w:r>
+      <w:r>
+        <w:rPr>
+          <w:lang w:val="en-US"/>
+        </w:rPr>
+        <w:t>3</w:t>
       </w:r>
       <w:r>
         <w:rPr>
@@ -1321,7 +1409,7 @@
         <w:rPr>
           <w:lang w:val="en-US"/>
         </w:rPr>
-        <w:t>6</w:t>
+        <w:t>5</w:t>
       </w:r>
       <w:r>
         <w:rPr>
@@ -1353,13 +1441,27 @@
           <w:highlight w:val="yellow"/>
           <w:lang w:val="en-US"/>
         </w:rPr>
-        <w:t>11, 12</w:t>
+        <w:t>10</w:t>
       </w:r>
       <w:r>
         <w:rPr>
           <w:highlight w:val="yellow"/>
           <w:lang w:val="en-US"/>
         </w:rPr>
+        <w:t>, 1</w:t>
+      </w:r>
+      <w:r>
+        <w:rPr>
+          <w:highlight w:val="yellow"/>
+          <w:lang w:val="en-US"/>
+        </w:rPr>
+        <w:t>1</w:t>
+      </w:r>
+      <w:r>
+        <w:rPr>
+          <w:highlight w:val="yellow"/>
+          <w:lang w:val="en-US"/>
+        </w:rPr>
         <w:t>]</w:t>
       </w:r>
       <w:r>
@@ -1384,14 +1486,22 @@
         <w:rPr>
           <w:lang w:val="en-US"/>
         </w:rPr>
-        <w:t>17</w:t>
-      </w:r>
-      <w:r>
-        <w:rPr>
-          <w:lang w:val="en-US"/>
-        </w:rPr>
-        <w:t>-19</w:t>
-      </w:r>
+        <w:t>1</w:t>
+      </w:r>
+      <w:r>
+        <w:rPr>
+          <w:lang w:val="en-US"/>
+        </w:rPr>
+        <w:t xml:space="preserve">2, 14, 17, </w:t>
+      </w:r>
+      <w:proofErr w:type="gramStart"/>
+      <w:r>
+        <w:rPr>
+          <w:lang w:val="en-US"/>
+        </w:rPr>
+        <w:t>18</w:t>
+      </w:r>
+      <w:proofErr w:type="gramEnd"/>
       <w:r>
         <w:rPr>
           <w:lang w:val="en-US"/>
@@ -1426,49 +1536,49 @@
         <w:rPr>
           <w:lang w:val="en-US"/>
         </w:rPr>
+        <w:t>19</w:t>
+      </w:r>
+      <w:r>
+        <w:rPr>
+          <w:lang w:val="en-US"/>
+        </w:rPr>
+        <w:t>] and</w:t>
+      </w:r>
+      <w:r>
+        <w:rPr>
+          <w:lang w:val="en-US"/>
+        </w:rPr>
+        <w:t xml:space="preserve"> </w:t>
+      </w:r>
+      <w:r>
+        <w:rPr>
+          <w:lang w:val="en-US"/>
+        </w:rPr>
+        <w:t>donor-</w:t>
+      </w:r>
+      <w:r>
+        <w:rPr>
+          <w:lang w:val="en-US"/>
+        </w:rPr>
+        <w:t xml:space="preserve">acceptor </w:t>
+      </w:r>
+      <w:r>
+        <w:rPr>
+          <w:lang w:val="en-US"/>
+        </w:rPr>
+        <w:t>systems</w:t>
+      </w:r>
+      <w:r>
+        <w:rPr>
+          <w:lang w:val="en-US"/>
+        </w:rPr>
+        <w:t xml:space="preserve"> [</w:t>
+      </w:r>
+      <w:r>
+        <w:rPr>
+          <w:lang w:val="en-US"/>
+        </w:rPr>
         <w:t>20</w:t>
-      </w:r>
-      <w:r>
-        <w:rPr>
-          <w:lang w:val="en-US"/>
-        </w:rPr>
-        <w:t>] and</w:t>
-      </w:r>
-      <w:r>
-        <w:rPr>
-          <w:lang w:val="en-US"/>
-        </w:rPr>
-        <w:t xml:space="preserve"> </w:t>
-      </w:r>
-      <w:r>
-        <w:rPr>
-          <w:lang w:val="en-US"/>
-        </w:rPr>
-        <w:t xml:space="preserve">donor–acceptor </w:t>
-      </w:r>
-      <w:r>
-        <w:rPr>
-          <w:lang w:val="en-US"/>
-        </w:rPr>
-        <w:t>systems</w:t>
-      </w:r>
-      <w:r>
-        <w:rPr>
-          <w:lang w:val="en-US"/>
-        </w:rPr>
-        <w:t xml:space="preserve"> [</w:t>
-      </w:r>
-      <w:r>
-        <w:rPr>
-          <w:lang w:val="en-US"/>
-        </w:rPr>
-        <w:t>2</w:t>
-      </w:r>
-      <w:r>
-        <w:rPr>
-          <w:lang w:val="en-US"/>
-        </w:rPr>
-        <w:t>1</w:t>
       </w:r>
       <w:r>
         <w:rPr>
@@ -1569,13 +1679,113 @@
           <w:highlight w:val="yellow"/>
           <w:lang w:val="en-US"/>
         </w:rPr>
-        <w:t>[2</w:t>
+        <w:t>[13</w:t>
       </w:r>
       <w:r>
         <w:rPr>
           <w:highlight w:val="yellow"/>
           <w:lang w:val="en-US"/>
         </w:rPr>
+        <w:t>]</w:t>
+      </w:r>
+      <w:r>
+        <w:rPr>
+          <w:lang w:val="en-US"/>
+        </w:rPr>
+        <w:t>.</w:t>
+      </w:r>
+      <w:r>
+        <w:rPr>
+          <w:lang w:val="en-US"/>
+        </w:rPr>
+        <w:t xml:space="preserve"> A close proximity of the </w:t>
+      </w:r>
+      <w:proofErr w:type="spellStart"/>
+      <w:r>
+        <w:rPr>
+          <w:lang w:val="en-US"/>
+        </w:rPr>
+        <w:t>chromophores</w:t>
+      </w:r>
+      <w:proofErr w:type="spellEnd"/>
+      <w:r>
+        <w:rPr>
+          <w:lang w:val="en-US"/>
+        </w:rPr>
+        <w:t xml:space="preserve"> causes </w:t>
+      </w:r>
+      <w:proofErr w:type="spellStart"/>
+      <w:r>
+        <w:rPr>
+          <w:lang w:val="en-US"/>
+        </w:rPr>
+        <w:t>excitonic</w:t>
+      </w:r>
+      <w:proofErr w:type="spellEnd"/>
+      <w:r>
+        <w:rPr>
+          <w:lang w:val="en-US"/>
+        </w:rPr>
+        <w:t xml:space="preserve"> coupling of their electronic </w:t>
+      </w:r>
+      <w:r>
+        <w:rPr>
+          <w:lang w:val="en-US"/>
+        </w:rPr>
+        <w:t>transitions, which</w:t>
+      </w:r>
+      <w:r>
+        <w:rPr>
+          <w:lang w:val="en-US"/>
+        </w:rPr>
+        <w:t xml:space="preserve"> significantly influences their </w:t>
+      </w:r>
+      <w:proofErr w:type="spellStart"/>
+      <w:r>
+        <w:rPr>
+          <w:lang w:val="en-US"/>
+        </w:rPr>
+        <w:t>photophysical</w:t>
+      </w:r>
+      <w:proofErr w:type="spellEnd"/>
+      <w:r>
+        <w:rPr>
+          <w:lang w:val="en-US"/>
+        </w:rPr>
+        <w:t xml:space="preserve"> properties</w:t>
+      </w:r>
+      <w:r>
+        <w:rPr>
+          <w:lang w:val="en-US"/>
+        </w:rPr>
+        <w:t xml:space="preserve"> </w:t>
+      </w:r>
+      <w:r>
+        <w:rPr>
+          <w:highlight w:val="yellow"/>
+          <w:lang w:val="en-US"/>
+        </w:rPr>
+        <w:t>[</w:t>
+      </w:r>
+      <w:r>
+        <w:rPr>
+          <w:highlight w:val="yellow"/>
+          <w:lang w:val="en-US"/>
+        </w:rPr>
+        <w:t>11</w:t>
+      </w:r>
+      <w:r>
+        <w:rPr>
+          <w:highlight w:val="yellow"/>
+          <w:lang w:val="en-US"/>
+        </w:rPr>
+        <w:t xml:space="preserve">, </w:t>
+      </w:r>
+      <w:r>
+        <w:rPr>
+          <w:highlight w:val="yellow"/>
+          <w:lang w:val="en-US"/>
+        </w:rPr>
         <w:t>2</w:t>
       </w:r>
       <w:r>
@@ -1583,107 +1793,7 @@
           <w:highlight w:val="yellow"/>
           <w:lang w:val="en-US"/>
         </w:rPr>
-        <w:t>]</w:t>
-      </w:r>
-      <w:r>
-        <w:rPr>
-          <w:lang w:val="en-US"/>
-        </w:rPr>
-        <w:t>.</w:t>
-      </w:r>
-      <w:r>
-        <w:rPr>
-          <w:lang w:val="en-US"/>
-        </w:rPr>
-        <w:t xml:space="preserve"> A close proximity of the </w:t>
-      </w:r>
-      <w:proofErr w:type="spellStart"/>
-      <w:r>
-        <w:rPr>
-          <w:lang w:val="en-US"/>
-        </w:rPr>
-        <w:t>chromophores</w:t>
-      </w:r>
-      <w:proofErr w:type="spellEnd"/>
-      <w:r>
-        <w:rPr>
-          <w:lang w:val="en-US"/>
-        </w:rPr>
-        <w:t xml:space="preserve"> causes </w:t>
-      </w:r>
-      <w:proofErr w:type="spellStart"/>
-      <w:r>
-        <w:rPr>
-          <w:lang w:val="en-US"/>
-        </w:rPr>
-        <w:t>excitonic</w:t>
-      </w:r>
-      <w:proofErr w:type="spellEnd"/>
-      <w:r>
-        <w:rPr>
-          <w:lang w:val="en-US"/>
-        </w:rPr>
-        <w:t xml:space="preserve"> coupling of their electronic </w:t>
-      </w:r>
-      <w:r>
-        <w:rPr>
-          <w:lang w:val="en-US"/>
-        </w:rPr>
-        <w:t>transitions, which</w:t>
-      </w:r>
-      <w:r>
-        <w:rPr>
-          <w:lang w:val="en-US"/>
-        </w:rPr>
-        <w:t xml:space="preserve"> significantly influences their </w:t>
-      </w:r>
-      <w:proofErr w:type="spellStart"/>
-      <w:r>
-        <w:rPr>
-          <w:lang w:val="en-US"/>
-        </w:rPr>
-        <w:t>photophysical</w:t>
-      </w:r>
-      <w:proofErr w:type="spellEnd"/>
-      <w:r>
-        <w:rPr>
-          <w:lang w:val="en-US"/>
-        </w:rPr>
-        <w:t xml:space="preserve"> properties</w:t>
-      </w:r>
-      <w:r>
-        <w:rPr>
-          <w:lang w:val="en-US"/>
-        </w:rPr>
-        <w:t xml:space="preserve"> </w:t>
-      </w:r>
-      <w:r>
-        <w:rPr>
-          <w:highlight w:val="yellow"/>
-          <w:lang w:val="en-US"/>
-        </w:rPr>
-        <w:t>[</w:t>
-      </w:r>
-      <w:r>
-        <w:rPr>
-          <w:highlight w:val="yellow"/>
-          <w:lang w:val="en-US"/>
-        </w:rPr>
-        <w:t xml:space="preserve">12, </w:t>
-      </w:r>
-      <w:r>
-        <w:rPr>
-          <w:highlight w:val="yellow"/>
-          <w:lang w:val="en-US"/>
-        </w:rPr>
-        <w:t>22</w:t>
-      </w:r>
-      <w:r>
-        <w:rPr>
-          <w:highlight w:val="yellow"/>
-          <w:lang w:val="en-US"/>
-        </w:rPr>
-        <w:t xml:space="preserve"> - 24</w:t>
+        <w:t>1-23</w:t>
       </w:r>
       <w:r>
         <w:rPr>
@@ -1736,7 +1846,7 @@
           <w:highlight w:val="yellow"/>
           <w:lang w:val="en-US"/>
         </w:rPr>
-        <w:t>24</w:t>
+        <w:t>22</w:t>
       </w:r>
       <w:r>
         <w:rPr>
@@ -2468,21 +2578,45 @@
         <w:rPr>
           <w:lang w:val="en-US"/>
         </w:rPr>
-        <w:t xml:space="preserve">11, 12, </w:t>
+        <w:t>1</w:t>
+      </w:r>
+      <w:r>
+        <w:rPr>
+          <w:lang w:val="en-US"/>
+        </w:rPr>
+        <w:t>0</w:t>
+      </w:r>
+      <w:r>
+        <w:rPr>
+          <w:lang w:val="en-US"/>
+        </w:rPr>
+        <w:t xml:space="preserve">, </w:t>
       </w:r>
       <w:r>
         <w:rPr>
           <w:highlight w:val="yellow"/>
           <w:lang w:val="en-US"/>
         </w:rPr>
-        <w:t>25</w:t>
+        <w:t>24</w:t>
       </w:r>
       <w:r>
         <w:rPr>
           <w:highlight w:val="yellow"/>
           <w:lang w:val="en-US"/>
         </w:rPr>
-        <w:t>-29</w:t>
+        <w:t>-</w:t>
+      </w:r>
+      <w:r>
+        <w:rPr>
+          <w:lang w:val="en-US"/>
+        </w:rPr>
+        <w:t>27</w:t>
+      </w:r>
+      <w:r>
+        <w:rPr>
+          <w:lang w:val="en-US"/>
+        </w:rPr>
+        <w:t>, 33-35</w:t>
       </w:r>
       <w:r>
         <w:rPr>
@@ -2520,394 +2654,474 @@
           <w:highlight w:val="yellow"/>
           <w:lang w:val="en-US"/>
         </w:rPr>
-        <w:t xml:space="preserve">13, </w:t>
-      </w:r>
-      <w:r>
-        <w:rPr>
-          <w:lang w:val="en-US"/>
-        </w:rPr>
         <w:t>1</w:t>
       </w:r>
       <w:r>
         <w:rPr>
-          <w:lang w:val="en-US"/>
-        </w:rPr>
-        <w:t>7-19</w:t>
-      </w:r>
-      <w:r>
-        <w:rPr>
-          <w:lang w:val="en-US"/>
-        </w:rPr>
-        <w:t xml:space="preserve">,26, 27, </w:t>
-      </w:r>
-      <w:r>
-        <w:rPr>
           <w:highlight w:val="yellow"/>
           <w:lang w:val="en-US"/>
         </w:rPr>
-        <w:t>30-3</w:t>
+        <w:t>2</w:t>
       </w:r>
       <w:r>
         <w:rPr>
           <w:highlight w:val="yellow"/>
           <w:lang w:val="en-US"/>
         </w:rPr>
+        <w:t xml:space="preserve">, </w:t>
+      </w:r>
+      <w:r>
+        <w:rPr>
+          <w:lang w:val="en-US"/>
+        </w:rPr>
+        <w:t>1</w:t>
+      </w:r>
+      <w:r>
+        <w:rPr>
+          <w:lang w:val="en-US"/>
+        </w:rPr>
+        <w:t>7,</w:t>
+      </w:r>
+      <w:r>
+        <w:rPr>
+          <w:lang w:val="en-US"/>
+        </w:rPr>
+        <w:t xml:space="preserve"> </w:t>
+      </w:r>
+      <w:r>
+        <w:rPr>
+          <w:lang w:val="en-US"/>
+        </w:rPr>
+        <w:t>2</w:t>
+      </w:r>
+      <w:r>
+        <w:rPr>
+          <w:lang w:val="en-US"/>
+        </w:rPr>
+        <w:t>8-31</w:t>
+      </w:r>
+      <w:r>
+        <w:rPr>
+          <w:highlight w:val="yellow"/>
+          <w:lang w:val="en-US"/>
+        </w:rPr>
+        <w:t>]</w:t>
+      </w:r>
+      <w:r>
+        <w:rPr>
+          <w:lang w:val="en-US"/>
+        </w:rPr>
+        <w:t xml:space="preserve">, the exact alignment of the Pc subunits in these systems is not known, except for the crystals where </w:t>
+      </w:r>
+      <w:r>
+        <w:rPr>
+          <w:lang w:val="en-US"/>
+        </w:rPr>
+        <w:lastRenderedPageBreak/>
+        <w:t>slipped-stacked arrangement is typical for M(II)Pcs [</w:t>
+      </w:r>
+      <w:r>
+        <w:rPr>
+          <w:highlight w:val="yellow"/>
+          <w:lang w:val="en-US"/>
+        </w:rPr>
+        <w:t>1</w:t>
+      </w:r>
+      <w:r>
+        <w:rPr>
+          <w:highlight w:val="yellow"/>
+          <w:lang w:val="en-US"/>
+        </w:rPr>
+        <w:t xml:space="preserve">, 2, </w:t>
+      </w:r>
+      <w:r>
+        <w:rPr>
+          <w:lang w:val="en-US"/>
+        </w:rPr>
+        <w:t>15, 16</w:t>
+      </w:r>
+      <w:r>
+        <w:rPr>
+          <w:lang w:val="en-US"/>
+        </w:rPr>
+        <w:t xml:space="preserve">]. Only a few binuclear Pcs with a linker rigid enough to ensure a well-defined geometry, are known experimentally: a “gable” </w:t>
+      </w:r>
+      <w:r>
+        <w:rPr>
+          <w:b/>
+          <w:lang w:val="en-US"/>
+        </w:rPr>
+        <w:t>1</w:t>
+      </w:r>
+      <w:r>
+        <w:rPr>
+          <w:b/>
+          <w:lang w:val="en-US"/>
+        </w:rPr>
+        <w:t xml:space="preserve"> </w:t>
+      </w:r>
+      <w:r>
+        <w:rPr>
+          <w:highlight w:val="yellow"/>
+          <w:lang w:val="en-US"/>
+        </w:rPr>
+        <w:t>[32</w:t>
+      </w:r>
+      <w:r>
+        <w:rPr>
+          <w:lang w:val="en-US"/>
+        </w:rPr>
+        <w:t>]</w:t>
+      </w:r>
+      <w:r>
+        <w:rPr>
+          <w:lang w:val="en-US"/>
+        </w:rPr>
+        <w:t xml:space="preserve">, a “planar” </w:t>
+      </w:r>
+      <w:r>
+        <w:rPr>
+          <w:b/>
+          <w:lang w:val="en-US"/>
+        </w:rPr>
+        <w:t>2</w:t>
+      </w:r>
+      <w:r>
+        <w:rPr>
+          <w:b/>
+          <w:lang w:val="en-US"/>
+        </w:rPr>
+        <w:t xml:space="preserve"> </w:t>
+      </w:r>
+      <w:r>
+        <w:rPr>
+          <w:highlight w:val="yellow"/>
+          <w:lang w:val="en-US"/>
+        </w:rPr>
+        <w:t>[30</w:t>
+      </w:r>
+      <w:r>
+        <w:rPr>
+          <w:lang w:val="en-US"/>
+        </w:rPr>
+        <w:t>]</w:t>
+      </w:r>
+      <w:r>
+        <w:rPr>
+          <w:lang w:val="en-US"/>
+        </w:rPr>
+        <w:t>, and a “</w:t>
+      </w:r>
+      <w:proofErr w:type="spellStart"/>
+      <w:r>
+        <w:rPr>
+          <w:lang w:val="en-US"/>
+        </w:rPr>
+        <w:t>cyclophane</w:t>
+      </w:r>
+      <w:proofErr w:type="spellEnd"/>
+      <w:r>
+        <w:rPr>
+          <w:lang w:val="en-US"/>
+        </w:rPr>
+        <w:t xml:space="preserve">” </w:t>
+      </w:r>
+      <w:r>
+        <w:rPr>
+          <w:b/>
+          <w:lang w:val="en-US"/>
+        </w:rPr>
         <w:t>3</w:t>
       </w:r>
       <w:r>
         <w:rPr>
+          <w:lang w:val="en-US"/>
+        </w:rPr>
+        <w:t xml:space="preserve"> </w:t>
+      </w:r>
+      <w:r>
+        <w:rPr>
           <w:highlight w:val="yellow"/>
           <w:lang w:val="en-US"/>
         </w:rPr>
+        <w:t>[31</w:t>
+      </w:r>
+      <w:r>
+        <w:rPr>
+          <w:lang w:val="en-US"/>
+        </w:rPr>
+        <w:t xml:space="preserve">] </w:t>
+      </w:r>
+      <w:r>
+        <w:rPr>
+          <w:lang w:val="en-US"/>
+        </w:rPr>
+        <w:t xml:space="preserve">bridged binuclear </w:t>
+      </w:r>
+      <w:proofErr w:type="spellStart"/>
+      <w:r>
+        <w:rPr>
+          <w:lang w:val="en-US"/>
+        </w:rPr>
+        <w:t>phthalocyanine</w:t>
+      </w:r>
+      <w:proofErr w:type="spellEnd"/>
+      <w:r>
+        <w:rPr>
+          <w:lang w:val="en-US"/>
+        </w:rPr>
+        <w:t xml:space="preserve"> with “edge-to-edge</w:t>
+      </w:r>
+      <w:proofErr w:type="gramStart"/>
+      <w:r>
+        <w:rPr>
+          <w:lang w:val="en-US"/>
+        </w:rPr>
+        <w:t xml:space="preserve">” </w:t>
+      </w:r>
+      <w:r>
+        <w:rPr>
+          <w:lang w:val="en-US"/>
+        </w:rPr>
+        <w:t xml:space="preserve"> and</w:t>
+      </w:r>
+      <w:proofErr w:type="gramEnd"/>
+      <w:r>
+        <w:rPr>
+          <w:lang w:val="en-US"/>
+        </w:rPr>
+        <w:t xml:space="preserve"> “slipped-stack” </w:t>
+      </w:r>
+      <w:r>
+        <w:rPr>
+          <w:lang w:val="en-US"/>
+        </w:rPr>
+        <w:t>arrangement (J-</w:t>
+      </w:r>
+      <w:r>
+        <w:rPr>
+          <w:lang w:val="en-US"/>
+        </w:rPr>
+        <w:t>dimer</w:t>
+      </w:r>
+      <w:r>
+        <w:rPr>
+          <w:lang w:val="en-US"/>
+        </w:rPr>
+        <w:t>s). For “face-to-face” binuclear Pcs</w:t>
+      </w:r>
+      <w:r>
+        <w:rPr>
+          <w:lang w:val="en-US"/>
+        </w:rPr>
+        <w:t xml:space="preserve"> (H-dimers)</w:t>
+      </w:r>
+      <w:r>
+        <w:rPr>
+          <w:lang w:val="en-US"/>
+        </w:rPr>
+        <w:t xml:space="preserve"> with rigid linkers such as </w:t>
+      </w:r>
+      <w:proofErr w:type="gramStart"/>
+      <w:r>
+        <w:rPr>
+          <w:b/>
+          <w:lang w:val="en-US"/>
+        </w:rPr>
+        <w:t>4</w:t>
+      </w:r>
+      <w:proofErr w:type="gramEnd"/>
+      <w:r>
+        <w:rPr>
+          <w:lang w:val="en-US"/>
+        </w:rPr>
+        <w:t xml:space="preserve"> </w:t>
+      </w:r>
+      <w:r>
+        <w:rPr>
+          <w:highlight w:val="yellow"/>
+          <w:lang w:val="en-US"/>
+        </w:rPr>
+        <w:t>[2</w:t>
+      </w:r>
+      <w:r>
+        <w:rPr>
+          <w:lang w:val="en-US"/>
+        </w:rPr>
+        <w:t>6</w:t>
+      </w:r>
+      <w:r>
+        <w:rPr>
+          <w:lang w:val="en-US"/>
+        </w:rPr>
+        <w:t xml:space="preserve">] </w:t>
+      </w:r>
+      <w:r>
+        <w:rPr>
+          <w:lang w:val="en-US"/>
+        </w:rPr>
+        <w:t xml:space="preserve">and </w:t>
+      </w:r>
+      <w:r>
+        <w:rPr>
+          <w:b/>
+          <w:lang w:val="en-US"/>
+        </w:rPr>
+        <w:t>5</w:t>
+      </w:r>
+      <w:r>
+        <w:rPr>
+          <w:b/>
+          <w:lang w:val="en-US"/>
+        </w:rPr>
+        <w:t xml:space="preserve"> </w:t>
+      </w:r>
+      <w:r>
+        <w:rPr>
+          <w:highlight w:val="yellow"/>
+          <w:lang w:val="en-US"/>
+        </w:rPr>
+        <w:t>[2</w:t>
+      </w:r>
+      <w:r>
+        <w:rPr>
+          <w:lang w:val="en-US"/>
+        </w:rPr>
+        <w:t>7</w:t>
+      </w:r>
+      <w:r>
+        <w:rPr>
+          <w:lang w:val="en-US"/>
+        </w:rPr>
         <w:t>]</w:t>
       </w:r>
       <w:r>
         <w:rPr>
           <w:lang w:val="en-US"/>
         </w:rPr>
-        <w:t xml:space="preserve">, the exact alignment of the Pc subunits in these systems is not known, except for the crystals </w:t>
-      </w:r>
-      <w:r>
-        <w:rPr>
-          <w:lang w:val="en-US"/>
-        </w:rPr>
-        <w:lastRenderedPageBreak/>
-        <w:t>where slipped-stacked arrangement is typical for M(II)Pcs [</w:t>
+        <w:t>, different conform</w:t>
+      </w:r>
+      <w:r>
+        <w:rPr>
+          <w:lang w:val="en-US"/>
+        </w:rPr>
+        <w:t xml:space="preserve">ations are still possible </w:t>
+      </w:r>
+      <w:r>
+        <w:rPr>
+          <w:lang w:val="en-US"/>
+        </w:rPr>
+        <w:t xml:space="preserve">which has </w:t>
+      </w:r>
+      <w:r>
+        <w:rPr>
+          <w:lang w:val="en-US"/>
+        </w:rPr>
+        <w:t xml:space="preserve">a significant </w:t>
+      </w:r>
+      <w:r>
+        <w:rPr>
+          <w:lang w:val="en-US"/>
+        </w:rPr>
+        <w:t>influence</w:t>
+      </w:r>
+      <w:r>
+        <w:rPr>
+          <w:lang w:val="en-US"/>
+        </w:rPr>
+        <w:t xml:space="preserve"> on</w:t>
+      </w:r>
+      <w:r>
+        <w:rPr>
+          <w:lang w:val="en-US"/>
+        </w:rPr>
+        <w:t xml:space="preserve"> the </w:t>
+      </w:r>
+      <w:proofErr w:type="spellStart"/>
+      <w:r>
+        <w:rPr>
+          <w:lang w:val="en-US"/>
+        </w:rPr>
+        <w:t>excitonic</w:t>
+      </w:r>
+      <w:proofErr w:type="spellEnd"/>
+      <w:r>
+        <w:rPr>
+          <w:lang w:val="en-US"/>
+        </w:rPr>
+        <w:t xml:space="preserve"> coupling (see below). </w:t>
+      </w:r>
+      <w:r>
+        <w:rPr>
+          <w:lang w:val="en-US"/>
+        </w:rPr>
+        <w:t>One</w:t>
+      </w:r>
+      <w:r>
+        <w:rPr>
+          <w:lang w:val="en-US"/>
+        </w:rPr>
+        <w:t xml:space="preserve"> example of a </w:t>
+      </w:r>
+      <w:proofErr w:type="spellStart"/>
+      <w:r>
+        <w:rPr>
+          <w:lang w:val="en-US"/>
+        </w:rPr>
+        <w:t>supramolecular</w:t>
+      </w:r>
+      <w:proofErr w:type="spellEnd"/>
+      <w:r>
+        <w:rPr>
+          <w:lang w:val="en-US"/>
+        </w:rPr>
+        <w:t xml:space="preserve"> </w:t>
+      </w:r>
+      <w:r>
+        <w:rPr>
+          <w:lang w:val="en-US"/>
+        </w:rPr>
+        <w:t>dimer</w:t>
+      </w:r>
+      <w:r>
+        <w:rPr>
+          <w:lang w:val="en-US"/>
+        </w:rPr>
+        <w:t xml:space="preserve"> </w:t>
+      </w:r>
+      <w:r>
+        <w:rPr>
+          <w:b/>
+          <w:lang w:val="en-US"/>
+        </w:rPr>
+        <w:t>6</w:t>
+      </w:r>
+      <w:r>
+        <w:rPr>
+          <w:lang w:val="en-US"/>
+        </w:rPr>
+        <w:t xml:space="preserve"> </w:t>
       </w:r>
       <w:r>
         <w:rPr>
           <w:highlight w:val="yellow"/>
           <w:lang w:val="en-US"/>
         </w:rPr>
-        <w:t>1</w:t>
+        <w:t>[1</w:t>
       </w:r>
       <w:r>
         <w:rPr>
           <w:highlight w:val="yellow"/>
           <w:lang w:val="en-US"/>
         </w:rPr>
-        <w:t xml:space="preserve">, 2, </w:t>
-      </w:r>
-      <w:r>
-        <w:rPr>
-          <w:lang w:val="en-US"/>
-        </w:rPr>
-        <w:t>14-15</w:t>
-      </w:r>
-      <w:r>
-        <w:rPr>
-          <w:lang w:val="en-US"/>
-        </w:rPr>
-        <w:t xml:space="preserve">]. Only a few binuclear Pcs with a linker rigid enough to ensure a well-defined geometry, are known experimentally: a “gable” </w:t>
-      </w:r>
-      <w:r>
-        <w:rPr>
-          <w:b/>
-          <w:lang w:val="en-US"/>
-        </w:rPr>
-        <w:t>1</w:t>
-      </w:r>
-      <w:r>
-        <w:rPr>
-          <w:b/>
-          <w:lang w:val="en-US"/>
-        </w:rPr>
-        <w:t xml:space="preserve"> </w:t>
+        <w:t>2</w:t>
       </w:r>
       <w:r>
         <w:rPr>
           <w:highlight w:val="yellow"/>
           <w:lang w:val="en-US"/>
         </w:rPr>
-        <w:t>[32</w:t>
-      </w:r>
-      <w:r>
-        <w:rPr>
-          <w:lang w:val="en-US"/>
-        </w:rPr>
         <w:t>]</w:t>
-      </w:r>
-      <w:r>
-        <w:rPr>
-          <w:lang w:val="en-US"/>
-        </w:rPr>
-        <w:t xml:space="preserve">, a “planar” </w:t>
-      </w:r>
-      <w:r>
-        <w:rPr>
-          <w:b/>
-          <w:lang w:val="en-US"/>
-        </w:rPr>
-        <w:t>2</w:t>
-      </w:r>
-      <w:r>
-        <w:rPr>
-          <w:b/>
-          <w:lang w:val="en-US"/>
-        </w:rPr>
-        <w:t xml:space="preserve"> </w:t>
-      </w:r>
-      <w:r>
-        <w:rPr>
-          <w:highlight w:val="yellow"/>
-          <w:lang w:val="en-US"/>
-        </w:rPr>
-        <w:t>[30</w:t>
-      </w:r>
-      <w:r>
-        <w:rPr>
-          <w:lang w:val="en-US"/>
-        </w:rPr>
-        <w:t>]</w:t>
-      </w:r>
-      <w:r>
-        <w:rPr>
-          <w:lang w:val="en-US"/>
-        </w:rPr>
-        <w:t>, and a “</w:t>
-      </w:r>
-      <w:proofErr w:type="spellStart"/>
-      <w:r>
-        <w:rPr>
-          <w:lang w:val="en-US"/>
-        </w:rPr>
-        <w:t>cyclophane</w:t>
-      </w:r>
-      <w:proofErr w:type="spellEnd"/>
-      <w:r>
-        <w:rPr>
-          <w:lang w:val="en-US"/>
-        </w:rPr>
-        <w:t xml:space="preserve">” </w:t>
-      </w:r>
-      <w:r>
-        <w:rPr>
-          <w:b/>
-          <w:lang w:val="en-US"/>
-        </w:rPr>
-        <w:t>3</w:t>
-      </w:r>
-      <w:r>
-        <w:rPr>
-          <w:lang w:val="en-US"/>
-        </w:rPr>
-        <w:t xml:space="preserve"> </w:t>
-      </w:r>
-      <w:r>
-        <w:rPr>
-          <w:highlight w:val="yellow"/>
-          <w:lang w:val="en-US"/>
-        </w:rPr>
-        <w:t>[31</w:t>
-      </w:r>
-      <w:r>
-        <w:rPr>
-          <w:lang w:val="en-US"/>
-        </w:rPr>
-        <w:t xml:space="preserve">] </w:t>
-      </w:r>
-      <w:r>
-        <w:rPr>
-          <w:lang w:val="en-US"/>
-        </w:rPr>
-        <w:t xml:space="preserve">bridged binuclear </w:t>
-      </w:r>
-      <w:proofErr w:type="spellStart"/>
-      <w:r>
-        <w:rPr>
-          <w:lang w:val="en-US"/>
-        </w:rPr>
-        <w:t>phthalocyanine</w:t>
-      </w:r>
-      <w:proofErr w:type="spellEnd"/>
-      <w:r>
-        <w:rPr>
-          <w:lang w:val="en-US"/>
-        </w:rPr>
-        <w:t xml:space="preserve"> with “edge-to-edge” arrangement (J-</w:t>
-      </w:r>
-      <w:r>
-        <w:rPr>
-          <w:lang w:val="en-US"/>
-        </w:rPr>
-        <w:t>dimer</w:t>
-      </w:r>
-      <w:r>
-        <w:rPr>
-          <w:lang w:val="en-US"/>
-        </w:rPr>
-        <w:t>s). For “face-to-face” binuclear Pcs</w:t>
-      </w:r>
-      <w:r>
-        <w:rPr>
-          <w:lang w:val="en-US"/>
-        </w:rPr>
-        <w:t xml:space="preserve"> (H-dimers)</w:t>
-      </w:r>
-      <w:r>
-        <w:rPr>
-          <w:lang w:val="en-US"/>
-        </w:rPr>
-        <w:t xml:space="preserve"> with rigid linkers such as </w:t>
-      </w:r>
-      <w:r>
-        <w:rPr>
-          <w:b/>
-          <w:lang w:val="en-US"/>
-        </w:rPr>
-        <w:t>4</w:t>
-      </w:r>
-      <w:r>
-        <w:rPr>
-          <w:lang w:val="en-US"/>
-        </w:rPr>
-        <w:t xml:space="preserve"> </w:t>
-      </w:r>
-      <w:r>
-        <w:rPr>
-          <w:highlight w:val="yellow"/>
-          <w:lang w:val="en-US"/>
-        </w:rPr>
-        <w:t>[28</w:t>
-      </w:r>
-      <w:r>
-        <w:rPr>
-          <w:lang w:val="en-US"/>
-        </w:rPr>
-        <w:t xml:space="preserve">] </w:t>
-      </w:r>
-      <w:r>
-        <w:rPr>
-          <w:lang w:val="en-US"/>
-        </w:rPr>
-        <w:t xml:space="preserve">and </w:t>
-      </w:r>
-      <w:r>
-        <w:rPr>
-          <w:b/>
-          <w:lang w:val="en-US"/>
-        </w:rPr>
-        <w:t>5</w:t>
-      </w:r>
-      <w:r>
-        <w:rPr>
-          <w:b/>
-          <w:lang w:val="en-US"/>
-        </w:rPr>
-        <w:t xml:space="preserve"> </w:t>
-      </w:r>
-      <w:r>
-        <w:rPr>
-          <w:highlight w:val="yellow"/>
-          <w:lang w:val="en-US"/>
-        </w:rPr>
-        <w:t>[29</w:t>
-      </w:r>
-      <w:r>
-        <w:rPr>
-          <w:lang w:val="en-US"/>
-        </w:rPr>
-        <w:t>]</w:t>
-      </w:r>
-      <w:r>
-        <w:rPr>
-          <w:lang w:val="en-US"/>
-        </w:rPr>
-        <w:t>, different conform</w:t>
-      </w:r>
-      <w:r>
-        <w:rPr>
-          <w:lang w:val="en-US"/>
-        </w:rPr>
-        <w:t xml:space="preserve">ations are still possible having a significant </w:t>
-      </w:r>
-      <w:r>
-        <w:rPr>
-          <w:lang w:val="en-US"/>
-        </w:rPr>
-        <w:t>influence</w:t>
-      </w:r>
-      <w:r>
-        <w:rPr>
-          <w:lang w:val="en-US"/>
-        </w:rPr>
-        <w:t xml:space="preserve"> on</w:t>
-      </w:r>
-      <w:r>
-        <w:rPr>
-          <w:lang w:val="en-US"/>
-        </w:rPr>
-        <w:t xml:space="preserve"> the </w:t>
-      </w:r>
-      <w:proofErr w:type="spellStart"/>
-      <w:r>
-        <w:rPr>
-          <w:lang w:val="en-US"/>
-        </w:rPr>
-        <w:t>excitonic</w:t>
-      </w:r>
-      <w:proofErr w:type="spellEnd"/>
-      <w:r>
-        <w:rPr>
-          <w:lang w:val="en-US"/>
-        </w:rPr>
-        <w:t xml:space="preserve"> coupling (see below). </w:t>
-      </w:r>
-      <w:r>
-        <w:rPr>
-          <w:lang w:val="en-US"/>
-        </w:rPr>
-        <w:t>One</w:t>
-      </w:r>
-      <w:r>
-        <w:rPr>
-          <w:lang w:val="en-US"/>
-        </w:rPr>
-        <w:t xml:space="preserve"> example of a </w:t>
-      </w:r>
-      <w:r>
-        <w:rPr>
-          <w:lang w:val="en-US"/>
-        </w:rPr>
-        <w:t>supramolecular</w:t>
-      </w:r>
-      <w:r>
-        <w:rPr>
-          <w:lang w:val="en-US"/>
-        </w:rPr>
-        <w:t xml:space="preserve"> </w:t>
-      </w:r>
-      <w:r>
-        <w:rPr>
-          <w:lang w:val="en-US"/>
-        </w:rPr>
-        <w:t>dimer</w:t>
-      </w:r>
-      <w:r>
-        <w:rPr>
-          <w:lang w:val="en-US"/>
-        </w:rPr>
-        <w:t xml:space="preserve"> </w:t>
-      </w:r>
-      <w:r>
-        <w:rPr>
-          <w:b/>
-          <w:lang w:val="en-US"/>
-        </w:rPr>
-        <w:t>6</w:t>
-      </w:r>
-      <w:r>
-        <w:rPr>
-          <w:lang w:val="en-US"/>
-        </w:rPr>
-        <w:t xml:space="preserve"> </w:t>
-      </w:r>
-      <w:r>
-        <w:rPr>
-          <w:highlight w:val="yellow"/>
-          <w:lang w:val="en-US"/>
-        </w:rPr>
-        <w:t>[13]</w:t>
       </w:r>
       <w:r>
         <w:rPr>
@@ -3169,6 +3383,12 @@
         <w:t>ZnPc</w:t>
       </w:r>
       <w:proofErr w:type="spellEnd"/>
+      <w:r>
+        <w:rPr>
+          <w:lang w:val="en-US"/>
+        </w:rPr>
+        <w:t xml:space="preserve"> [1]</w:t>
+      </w:r>
     </w:p>
     <w:p>
       <w:pPr>
@@ -3257,7 +3477,7 @@
           <w:highlight w:val="yellow"/>
           <w:lang w:val="en-US"/>
         </w:rPr>
-        <w:t>21</w:t>
+        <w:t>13</w:t>
       </w:r>
       <w:r>
         <w:rPr>
@@ -3276,13 +3496,27 @@
         <w:rPr>
           <w:lang w:val="en-US"/>
         </w:rPr>
-        <w:t xml:space="preserve"> Similar blue shifts we</w:t>
-      </w:r>
-      <w:r>
-        <w:rPr>
-          <w:lang w:val="en-US"/>
-        </w:rPr>
-        <w:t xml:space="preserve">re observed for various covalent and </w:t>
+        <w:t xml:space="preserve"> Similar blue shifts </w:t>
+      </w:r>
+      <w:proofErr w:type="gramStart"/>
+      <w:r>
+        <w:rPr>
+          <w:lang w:val="en-US"/>
+        </w:rPr>
+        <w:t>we</w:t>
+      </w:r>
+      <w:r>
+        <w:rPr>
+          <w:lang w:val="en-US"/>
+        </w:rPr>
+        <w:t>re observed</w:t>
+      </w:r>
+      <w:proofErr w:type="gramEnd"/>
+      <w:r>
+        <w:rPr>
+          <w:lang w:val="en-US"/>
+        </w:rPr>
+        <w:t xml:space="preserve"> for various covalent and </w:t>
       </w:r>
       <w:proofErr w:type="spellStart"/>
       <w:r>
@@ -3316,14 +3550,26 @@
         <w:rPr>
           <w:lang w:val="en-US"/>
         </w:rPr>
-        <w:t xml:space="preserve">11, 12, </w:t>
+        <w:t>1</w:t>
+      </w:r>
+      <w:r>
+        <w:rPr>
+          <w:lang w:val="en-US"/>
+        </w:rPr>
+        <w:t>0</w:t>
+      </w:r>
+      <w:r>
+        <w:rPr>
+          <w:lang w:val="en-US"/>
+        </w:rPr>
+        <w:t xml:space="preserve">, 12, </w:t>
       </w:r>
       <w:r>
         <w:rPr>
           <w:highlight w:val="yellow"/>
           <w:lang w:val="en-US"/>
         </w:rPr>
-        <w:t>26-29</w:t>
+        <w:t>24-27, 33-34</w:t>
       </w:r>
       <w:r>
         <w:rPr>
@@ -3821,9 +4067,17 @@
       </w:r>
       <w:r>
         <w:rPr>
-          <w:lang w:val="en-US"/>
-        </w:rPr>
-        <w:t>34</w:t>
+          <w:highlight w:val="yellow"/>
+          <w:lang w:val="en-US"/>
+        </w:rPr>
+        <w:t>3</w:t>
+      </w:r>
+      <w:r>
+        <w:rPr>
+          <w:highlight w:val="yellow"/>
+          <w:lang w:val="en-US"/>
+        </w:rPr>
+        <w:t>2</w:t>
       </w:r>
       <w:r>
         <w:rPr>
@@ -3842,6 +4096,7 @@
       <w:pPr>
         <w:jc w:val="both"/>
         <w:rPr>
+          <w:color w:val="FF0000"/>
           <w:lang w:val="en-US"/>
         </w:rPr>
       </w:pPr>
@@ -4607,93 +4862,232 @@
       </w:r>
       <w:r>
         <w:rPr>
-          <w:color w:val="FF0000"/>
-          <w:lang w:val="en-US"/>
-        </w:rPr>
-        <w:t xml:space="preserve">Short-range: hestand2017, </w:t>
+          <w:lang w:val="en-US"/>
+        </w:rPr>
+        <w:t xml:space="preserve">Short-range </w:t>
       </w:r>
       <w:proofErr w:type="spellStart"/>
       <w:r>
         <w:rPr>
-          <w:color w:val="FF0000"/>
-          <w:lang w:val="en-US"/>
-        </w:rPr>
-        <w:t>bredas</w:t>
+          <w:lang w:val="en-US"/>
+        </w:rPr>
+        <w:t>excitonic</w:t>
       </w:r>
       <w:proofErr w:type="spellEnd"/>
       <w:r>
         <w:rPr>
-          <w:color w:val="FF0000"/>
-          <w:lang w:val="en-US"/>
-        </w:rPr>
-        <w:t xml:space="preserve">; Pcs: NK2002, PH, HPS, [3769 </w:t>
+          <w:lang w:val="en-US"/>
+        </w:rPr>
+        <w:t xml:space="preserve"> coupling in </w:t>
       </w:r>
       <w:proofErr w:type="spellStart"/>
       <w:r>
         <w:rPr>
-          <w:color w:val="FF0000"/>
-          <w:lang w:val="en-US"/>
-        </w:rPr>
-        <w:t>Tomilova</w:t>
+          <w:lang w:val="en-US"/>
+        </w:rPr>
+        <w:t>phthalocyanine</w:t>
       </w:r>
       <w:proofErr w:type="spellEnd"/>
       <w:r>
         <w:rPr>
-          <w:color w:val="FF0000"/>
-          <w:lang w:val="en-US"/>
-        </w:rPr>
-        <w:t>], [delatorre2013] (general), Yanagisawa, Yanagisawa2014 (MO band dispersion, transfer integrals</w:t>
-      </w:r>
-      <w:r>
-        <w:rPr>
-          <w:color w:val="FF0000"/>
-          <w:lang w:val="en-US"/>
-        </w:rPr>
-        <w:t>, approx. str.</w:t>
-      </w:r>
-      <w:r>
-        <w:rPr>
-          <w:color w:val="FF0000"/>
-          <w:lang w:val="en-US"/>
-        </w:rPr>
-        <w:t xml:space="preserve">), </w:t>
+          <w:lang w:val="en-US"/>
+        </w:rPr>
+        <w:t xml:space="preserve"> dimers [</w:t>
+      </w:r>
+      <w:r>
+        <w:rPr>
+          <w:lang w:val="en-US"/>
+        </w:rPr>
+        <w:t>36-38</w:t>
+      </w:r>
+      <w:r>
+        <w:rPr>
+          <w:lang w:val="en-US"/>
+        </w:rPr>
+        <w:t>] and crystals [</w:t>
+      </w:r>
+      <w:r>
+        <w:rPr>
+          <w:lang w:val="en-US"/>
+        </w:rPr>
+        <w:t>36-39</w:t>
+      </w:r>
+      <w:r>
+        <w:rPr>
+          <w:lang w:val="en-US"/>
+        </w:rPr>
+        <w:t>]</w:t>
+      </w:r>
+      <w:r>
+        <w:rPr>
+          <w:lang w:val="en-US"/>
+        </w:rPr>
+        <w:t xml:space="preserve"> </w:t>
+      </w:r>
+      <w:proofErr w:type="gramStart"/>
+      <w:r>
+        <w:rPr>
+          <w:lang w:val="en-US"/>
+        </w:rPr>
+        <w:t>were studied</w:t>
+      </w:r>
+      <w:proofErr w:type="gramEnd"/>
+      <w:r>
+        <w:rPr>
+          <w:lang w:val="en-US"/>
+        </w:rPr>
+        <w:t xml:space="preserve"> </w:t>
+      </w:r>
+      <w:r>
+        <w:rPr>
+          <w:lang w:val="en-US"/>
+        </w:rPr>
+        <w:t xml:space="preserve">previously </w:t>
+      </w:r>
+      <w:r>
+        <w:rPr>
+          <w:lang w:val="en-US"/>
+        </w:rPr>
+        <w:t>by DFT and</w:t>
+      </w:r>
+      <w:r>
+        <w:rPr>
+          <w:lang w:val="en-US"/>
+        </w:rPr>
+        <w:t xml:space="preserve"> semi-empirical methods. </w:t>
+      </w:r>
+      <w:r>
+        <w:rPr>
+          <w:lang w:val="en-US"/>
+        </w:rPr>
+        <w:t xml:space="preserve">It </w:t>
+      </w:r>
+      <w:proofErr w:type="gramStart"/>
+      <w:r>
+        <w:rPr>
+          <w:lang w:val="en-US"/>
+        </w:rPr>
+        <w:t>was shown</w:t>
+      </w:r>
+      <w:proofErr w:type="gramEnd"/>
+      <w:r>
+        <w:rPr>
+          <w:lang w:val="en-US"/>
+        </w:rPr>
+        <w:t xml:space="preserve"> that s</w:t>
+      </w:r>
+      <w:r>
+        <w:rPr>
+          <w:lang w:val="en-US"/>
+        </w:rPr>
+        <w:t>hort-range coupling is very sen</w:t>
+      </w:r>
+      <w:r>
+        <w:rPr>
+          <w:lang w:val="en-US"/>
+        </w:rPr>
+        <w:t xml:space="preserve">sitive to MO overlap, and </w:t>
+      </w:r>
+      <w:r>
+        <w:rPr>
+          <w:lang w:val="en-US"/>
+        </w:rPr>
+        <w:t>is</w:t>
+      </w:r>
+      <w:r>
+        <w:rPr>
+          <w:lang w:val="en-US"/>
+        </w:rPr>
+        <w:t xml:space="preserve"> related to electron- and hole-transfer integrals</w:t>
+      </w:r>
+      <w:r>
+        <w:rPr>
+          <w:lang w:val="en-US"/>
+        </w:rPr>
+        <w:t xml:space="preserve"> [40]</w:t>
+      </w:r>
+      <w:r>
+        <w:rPr>
+          <w:lang w:val="en-US"/>
+        </w:rPr>
+        <w:t>. However, a</w:t>
+      </w:r>
+      <w:r>
+        <w:rPr>
+          <w:lang w:val="en-US"/>
+        </w:rPr>
+        <w:t xml:space="preserve"> more systematic study including </w:t>
+      </w:r>
+      <w:r>
+        <w:rPr>
+          <w:lang w:val="en-US"/>
+        </w:rPr>
+        <w:t>various</w:t>
+      </w:r>
+      <w:r>
+        <w:rPr>
+          <w:lang w:val="en-US"/>
+        </w:rPr>
+        <w:t xml:space="preserve"> arrangements (r and </w:t>
+      </w:r>
+      <w:r>
+        <w:rPr>
+          <w:rFonts w:cstheme="minorHAnsi"/>
+          <w:lang w:val="en-US"/>
+        </w:rPr>
+        <w:t>θ</w:t>
+      </w:r>
+      <w:r>
+        <w:rPr>
+          <w:lang w:val="en-US"/>
+        </w:rPr>
+        <w:t xml:space="preserve">) are </w:t>
+      </w:r>
+      <w:r>
+        <w:rPr>
+          <w:lang w:val="en-US"/>
+        </w:rPr>
+        <w:t>require</w:t>
+      </w:r>
+      <w:r>
+        <w:rPr>
+          <w:lang w:val="en-US"/>
+        </w:rPr>
+        <w:t>d</w:t>
+      </w:r>
+      <w:r>
+        <w:rPr>
+          <w:lang w:val="en-US"/>
+        </w:rPr>
+        <w:t xml:space="preserve"> to provide a general explanation of the observed </w:t>
       </w:r>
       <w:proofErr w:type="spellStart"/>
       <w:r>
         <w:rPr>
-          <w:color w:val="FF0000"/>
-          <w:lang w:val="en-US"/>
-        </w:rPr>
-        <w:t>Bredas</w:t>
+          <w:lang w:val="en-US"/>
+        </w:rPr>
+        <w:t>excitonic</w:t>
       </w:r>
       <w:proofErr w:type="spellEnd"/>
       <w:r>
         <w:rPr>
-          <w:color w:val="FF0000"/>
-          <w:lang w:val="en-US"/>
-        </w:rPr>
-        <w:t xml:space="preserve"> (INDO), JCP1532 expt.</w:t>
-      </w:r>
-      <w:r>
-        <w:rPr>
-          <w:color w:val="FF0000"/>
-          <w:lang w:val="en-US"/>
-        </w:rPr>
-        <w:t xml:space="preserve"> &amp; approx. str.</w:t>
-      </w:r>
-      <w:r>
-        <w:rPr>
-          <w:color w:val="FF0000"/>
-          <w:lang w:val="en-US"/>
-        </w:rPr>
-        <w:t xml:space="preserve">, [doctor et al. </w:t>
-      </w:r>
-      <w:r>
-        <w:rPr>
-          <w:color w:val="FF0000"/>
-          <w:lang w:val="en-US"/>
-        </w:rPr>
-        <w:t>CT integrals, Cu vs. Ni vs. Zn]</w:t>
+          <w:lang w:val="en-US"/>
+        </w:rPr>
+        <w:t xml:space="preserve"> coupling effects in </w:t>
+      </w:r>
+      <w:proofErr w:type="spellStart"/>
+      <w:r>
+        <w:rPr>
+          <w:lang w:val="en-US"/>
+        </w:rPr>
+        <w:t>phthalocyanine</w:t>
+      </w:r>
+      <w:proofErr w:type="spellEnd"/>
+      <w:r>
+        <w:rPr>
+          <w:lang w:val="en-US"/>
+        </w:rPr>
+        <w:t xml:space="preserve"> oligomers and crystals.</w:t>
       </w:r>
     </w:p>
     <w:p>
@@ -4719,7 +5113,21 @@
         <w:rPr>
           <w:lang w:val="en-US"/>
         </w:rPr>
-        <w:t xml:space="preserve">organize Pc chromophores into </w:t>
+        <w:t xml:space="preserve">organize </w:t>
+      </w:r>
+      <w:proofErr w:type="spellStart"/>
+      <w:r>
+        <w:rPr>
+          <w:lang w:val="en-US"/>
+        </w:rPr>
+        <w:t>chromophores</w:t>
+      </w:r>
+      <w:proofErr w:type="spellEnd"/>
+      <w:r>
+        <w:rPr>
+          <w:lang w:val="en-US"/>
+        </w:rPr>
+        <w:t xml:space="preserve"> into </w:t>
       </w:r>
       <w:r>
         <w:rPr>
@@ -4731,19 +5139,43 @@
         <w:rPr>
           <w:lang w:val="en-US"/>
         </w:rPr>
-        <w:t xml:space="preserve"> structures </w:t>
-      </w:r>
-      <w:r>
-        <w:rPr>
-          <w:lang w:val="en-US"/>
-        </w:rPr>
-        <w:t>it is therefore important to</w:t>
-      </w:r>
-      <w:r>
-        <w:rPr>
-          <w:lang w:val="en-US"/>
-        </w:rPr>
-        <w:t xml:space="preserve"> theoretically predict their </w:t>
+        <w:t xml:space="preserve"> structures</w:t>
+      </w:r>
+      <w:r>
+        <w:rPr>
+          <w:lang w:val="en-US"/>
+        </w:rPr>
+        <w:t>,</w:t>
+      </w:r>
+      <w:r>
+        <w:rPr>
+          <w:lang w:val="en-US"/>
+        </w:rPr>
+        <w:t xml:space="preserve"> </w:t>
+      </w:r>
+      <w:r>
+        <w:rPr>
+          <w:lang w:val="en-US"/>
+        </w:rPr>
+        <w:t xml:space="preserve">it </w:t>
+      </w:r>
+      <w:r>
+        <w:rPr>
+          <w:lang w:val="en-US"/>
+        </w:rPr>
+        <w:t>is</w:t>
+      </w:r>
+      <w:r>
+        <w:rPr>
+          <w:lang w:val="en-US"/>
+        </w:rPr>
+        <w:t xml:space="preserve"> important to</w:t>
+      </w:r>
+      <w:r>
+        <w:rPr>
+          <w:lang w:val="en-US"/>
+        </w:rPr>
+        <w:t xml:space="preserve"> predict their </w:t>
       </w:r>
       <w:proofErr w:type="spellStart"/>
       <w:r>
@@ -4770,43 +5202,31 @@
           <w:highlight w:val="yellow"/>
           <w:lang w:val="en-US"/>
         </w:rPr>
-        <w:t>43</w:t>
-      </w:r>
-      <w:r>
-        <w:rPr>
-          <w:lang w:val="en-US"/>
-        </w:rPr>
-        <w:t xml:space="preserve">] which are highly dependent on accurate quantum-chemical </w:t>
-      </w:r>
-      <w:r>
-        <w:rPr>
-          <w:lang w:val="en-US"/>
-        </w:rPr>
-        <w:t>prediction</w:t>
-      </w:r>
-      <w:r>
-        <w:rPr>
-          <w:lang w:val="en-US"/>
-        </w:rPr>
-        <w:t xml:space="preserve"> of energ</w:t>
-      </w:r>
-      <w:r>
-        <w:rPr>
-          <w:lang w:val="en-US"/>
-        </w:rPr>
-        <w:t>y</w:t>
-      </w:r>
-      <w:r>
-        <w:rPr>
-          <w:lang w:val="en-US"/>
-        </w:rPr>
-        <w:t xml:space="preserve"> and properties. </w:t>
-      </w:r>
-      <w:r>
-        <w:rPr>
-          <w:lang w:val="en-US"/>
-        </w:rPr>
-        <w:t xml:space="preserve">Previously, we </w:t>
+        <w:t>4</w:t>
+      </w:r>
+      <w:r>
+        <w:rPr>
+          <w:lang w:val="en-US"/>
+        </w:rPr>
+        <w:t>1</w:t>
+      </w:r>
+      <w:r>
+        <w:rPr>
+          <w:lang w:val="en-US"/>
+        </w:rPr>
+        <w:t xml:space="preserve">], which require accurate theoretical description of intermolecular properties. </w:t>
+      </w:r>
+      <w:r>
+        <w:rPr>
+          <w:lang w:val="en-US"/>
+        </w:rPr>
+        <w:t>Previously</w:t>
+      </w:r>
+      <w:r>
+        <w:rPr>
+          <w:lang w:val="en-US"/>
+        </w:rPr>
+        <w:t xml:space="preserve">, we </w:t>
       </w:r>
       <w:r>
         <w:rPr>
@@ -4922,10 +5342,9 @@
       </w:r>
       <w:r>
         <w:rPr>
-          <w:highlight w:val="yellow"/>
-          <w:lang w:val="en-US"/>
-        </w:rPr>
-        <w:t>44, 45</w:t>
+          <w:lang w:val="en-US"/>
+        </w:rPr>
+        <w:t>42, 43</w:t>
       </w:r>
       <w:r>
         <w:rPr>
@@ -4949,7 +5368,31 @@
         <w:rPr>
           <w:lang w:val="en-US"/>
         </w:rPr>
-        <w:t xml:space="preserve">The Q-band energy of </w:t>
+        <w:t>The</w:t>
+      </w:r>
+      <w:r>
+        <w:rPr>
+          <w:lang w:val="en-US"/>
+        </w:rPr>
+        <w:t xml:space="preserve"> extrapolated</w:t>
+      </w:r>
+      <w:r>
+        <w:rPr>
+          <w:lang w:val="en-US"/>
+        </w:rPr>
+        <w:t xml:space="preserve"> </w:t>
+      </w:r>
+      <w:r>
+        <w:rPr>
+          <w:lang w:val="en-US"/>
+        </w:rPr>
+        <w:t xml:space="preserve">TD-DFT </w:t>
+      </w:r>
+      <w:r>
+        <w:rPr>
+          <w:lang w:val="en-US"/>
+        </w:rPr>
+        <w:t xml:space="preserve">Q-band energy of </w:t>
       </w:r>
       <w:proofErr w:type="spellStart"/>
       <w:r>
@@ -4970,59 +5413,69 @@
         <w:rPr>
           <w:lang w:val="en-US"/>
         </w:rPr>
-        <w:t>was extrapolated</w:t>
-      </w:r>
-      <w:r>
-        <w:rPr>
-          <w:lang w:val="en-US"/>
-        </w:rPr>
-        <w:t xml:space="preserve"> </w:t>
-      </w:r>
-      <w:r>
-        <w:rPr>
-          <w:lang w:val="en-US"/>
-        </w:rPr>
-        <w:t xml:space="preserve">to </w:t>
-      </w:r>
-      <w:proofErr w:type="spellStart"/>
+        <w:t>was</w:t>
+      </w:r>
+      <w:r>
+        <w:rPr>
+          <w:lang w:val="en-US"/>
+        </w:rPr>
+        <w:t xml:space="preserve"> </w:t>
+      </w:r>
+      <w:r>
+        <w:rPr>
+          <w:lang w:val="en-US"/>
+        </w:rPr>
+        <w:t>compared</w:t>
+      </w:r>
+      <w:proofErr w:type="gramEnd"/>
+      <w:r>
+        <w:rPr>
+          <w:lang w:val="en-US"/>
+        </w:rPr>
+        <w:t xml:space="preserve"> to a direct</w:t>
+      </w:r>
+      <w:r>
+        <w:rPr>
+          <w:lang w:val="en-US"/>
+        </w:rPr>
+        <w:t>ly</w:t>
+      </w:r>
+      <w:r>
+        <w:rPr>
+          <w:lang w:val="en-US"/>
+        </w:rPr>
+        <w:t xml:space="preserve"> calculat</w:t>
+      </w:r>
+      <w:r>
+        <w:rPr>
+          <w:lang w:val="en-US"/>
+        </w:rPr>
+        <w:t>ed</w:t>
+      </w:r>
+      <w:r>
+        <w:rPr>
+          <w:lang w:val="en-US"/>
+        </w:rPr>
+        <w:t xml:space="preserve"> band gap</w:t>
+      </w:r>
+      <w:r>
+        <w:rPr>
+          <w:lang w:val="en-US"/>
+        </w:rPr>
+        <w:t xml:space="preserve"> of </w:t>
+      </w:r>
+      <w:r>
+        <w:rPr>
+          <w:lang w:val="en-US"/>
+        </w:rPr>
+        <w:t>1D-</w:t>
+      </w:r>
       <w:r>
         <w:rPr>
           <w:lang w:val="en-US"/>
         </w:rPr>
         <w:t>polyPc</w:t>
       </w:r>
-      <w:proofErr w:type="spellEnd"/>
-      <w:r>
-        <w:rPr>
-          <w:lang w:val="en-US"/>
-        </w:rPr>
-        <w:t xml:space="preserve"> and compared to a direct</w:t>
-      </w:r>
-      <w:r>
-        <w:rPr>
-          <w:lang w:val="en-US"/>
-        </w:rPr>
-        <w:t>ly</w:t>
-      </w:r>
-      <w:r>
-        <w:rPr>
-          <w:lang w:val="en-US"/>
-        </w:rPr>
-        <w:t xml:space="preserve"> calculat</w:t>
-      </w:r>
-      <w:r>
-        <w:rPr>
-          <w:lang w:val="en-US"/>
-        </w:rPr>
-        <w:t>ed</w:t>
-      </w:r>
-      <w:r>
-        <w:rPr>
-          <w:lang w:val="en-US"/>
-        </w:rPr>
-        <w:t xml:space="preserve"> band gap</w:t>
-      </w:r>
-      <w:proofErr w:type="gramEnd"/>
       <w:r>
         <w:rPr>
           <w:lang w:val="en-US"/>
@@ -5115,7 +5568,19 @@
         <w:rPr>
           <w:lang w:val="en-US"/>
         </w:rPr>
-        <w:t xml:space="preserve"> coupled electronic transitions in </w:t>
+        <w:t xml:space="preserve"> coupled </w:t>
+      </w:r>
+      <w:r>
+        <w:rPr>
+          <w:lang w:val="en-US"/>
+        </w:rPr>
+        <w:t>Q-band</w:t>
+      </w:r>
+      <w:r>
+        <w:rPr>
+          <w:lang w:val="en-US"/>
+        </w:rPr>
+        <w:t xml:space="preserve"> transitions in </w:t>
       </w:r>
       <w:r>
         <w:rPr>
@@ -5171,7 +5636,7 @@
         <w:rPr>
           <w:lang w:val="en-US"/>
         </w:rPr>
-        <w:t xml:space="preserve">Then we used </w:t>
+        <w:t xml:space="preserve">Then we use </w:t>
       </w:r>
       <w:r>
         <w:rPr>
@@ -5213,7 +5678,39 @@
         <w:rPr>
           <w:lang w:val="en-US"/>
         </w:rPr>
-        <w:t xml:space="preserve"> relative position of the Pc chromophores (</w:t>
+        <w:t xml:space="preserve"> relative position of </w:t>
+      </w:r>
+      <w:proofErr w:type="spellStart"/>
+      <w:r>
+        <w:rPr>
+          <w:lang w:val="en-US"/>
+        </w:rPr>
+        <w:t>Zn</w:t>
+      </w:r>
+      <w:r>
+        <w:rPr>
+          <w:lang w:val="en-US"/>
+        </w:rPr>
+        <w:t>Pc</w:t>
+      </w:r>
+      <w:proofErr w:type="spellEnd"/>
+      <w:r>
+        <w:rPr>
+          <w:lang w:val="en-US"/>
+        </w:rPr>
+        <w:t xml:space="preserve"> </w:t>
+      </w:r>
+      <w:r>
+        <w:rPr>
+          <w:lang w:val="en-US"/>
+        </w:rPr>
+        <w:t>molecul</w:t>
+      </w:r>
+      <w:r>
+        <w:rPr>
+          <w:lang w:val="en-US"/>
+        </w:rPr>
+        <w:t>es (</w:t>
       </w:r>
       <w:r>
         <w:rPr>
@@ -5257,10 +5754,20 @@
         <w:rPr>
           <w:lang w:val="en-US"/>
         </w:rPr>
-        <w:t xml:space="preserve"> and to explain </w:t>
-      </w:r>
-      <w:bookmarkStart w:id="0" w:name="_GoBack"/>
-      <w:bookmarkEnd w:id="0"/>
+        <w:t xml:space="preserve"> and</w:t>
+      </w:r>
+      <w:r>
+        <w:rPr>
+          <w:lang w:val="en-US"/>
+        </w:rPr>
+        <w:t xml:space="preserve"> finally</w:t>
+      </w:r>
+      <w:r>
+        <w:rPr>
+          <w:lang w:val="en-US"/>
+        </w:rPr>
+        <w:t xml:space="preserve"> to explain </w:t>
+      </w:r>
       <w:proofErr w:type="spellStart"/>
       <w:r>
         <w:rPr>
@@ -5293,101 +5800,7 @@
         <w:rPr>
           <w:lang w:val="en-US"/>
         </w:rPr>
-        <w:t xml:space="preserve"> &lt;</w:t>
-      </w:r>
-      <w:r>
-        <w:rPr>
-          <w:color w:val="FF0000"/>
-          <w:lang w:val="en-US"/>
-        </w:rPr>
-        <w:t xml:space="preserve">Add </w:t>
-      </w:r>
-      <w:r>
-        <w:rPr>
-          <w:color w:val="FF0000"/>
-          <w:lang w:val="en-US"/>
-        </w:rPr>
-        <w:t>some words</w:t>
-      </w:r>
-      <w:r>
-        <w:rPr>
-          <w:color w:val="FF0000"/>
-          <w:lang w:val="en-US"/>
-        </w:rPr>
-        <w:t xml:space="preserve"> about aims: systematic study of distance and angle dependence, simple explanation of </w:t>
-      </w:r>
-      <w:proofErr w:type="spellStart"/>
-      <w:r>
-        <w:rPr>
-          <w:color w:val="FF0000"/>
-          <w:lang w:val="en-US"/>
-        </w:rPr>
-        <w:t>excitonic</w:t>
-      </w:r>
-      <w:proofErr w:type="spellEnd"/>
-      <w:r>
-        <w:rPr>
-          <w:color w:val="FF0000"/>
-          <w:lang w:val="en-US"/>
-        </w:rPr>
-        <w:t xml:space="preserve"> effects both in oligomers and crystals, more attention to slipped-stacked dimers (crystals are </w:t>
-      </w:r>
-      <w:r>
-        <w:rPr>
-          <w:color w:val="FF0000"/>
-          <w:lang w:val="en-US"/>
-        </w:rPr>
-        <w:t>typica</w:t>
-      </w:r>
-      <w:r>
-        <w:rPr>
-          <w:color w:val="FF0000"/>
-          <w:lang w:val="en-US"/>
-        </w:rPr>
-        <w:t>lly slipped-stacked</w:t>
-      </w:r>
-      <w:r>
-        <w:rPr>
-          <w:color w:val="FF0000"/>
-          <w:lang w:val="en-US"/>
-        </w:rPr>
-        <w:t>, or as general case</w:t>
-      </w:r>
-      <w:r>
-        <w:rPr>
-          <w:color w:val="FF0000"/>
-          <w:lang w:val="en-US"/>
-        </w:rPr>
-        <w:t>)</w:t>
-      </w:r>
-      <w:r>
-        <w:rPr>
-          <w:color w:val="FF0000"/>
-          <w:lang w:val="en-US"/>
-        </w:rPr>
-        <w:t xml:space="preserve">, explain why face-to-face and slipped stacked show </w:t>
-      </w:r>
-      <w:proofErr w:type="spellStart"/>
-      <w:r>
-        <w:rPr>
-          <w:color w:val="FF0000"/>
-          <w:lang w:val="en-US"/>
-        </w:rPr>
-        <w:t>excitonic</w:t>
-      </w:r>
-      <w:proofErr w:type="spellEnd"/>
-      <w:r>
-        <w:rPr>
-          <w:color w:val="FF0000"/>
-          <w:lang w:val="en-US"/>
-        </w:rPr>
-        <w:t xml:space="preserve"> splitting and edge-to-edge ones not</w:t>
-      </w:r>
-      <w:r>
-        <w:rPr>
-          <w:lang w:val="en-US"/>
-        </w:rPr>
-        <w:t>&gt;</w:t>
+        <w:t xml:space="preserve"> </w:t>
       </w:r>
     </w:p>
     <w:p>
@@ -5402,12 +5815,14 @@
       <w:pPr>
         <w:rPr>
           <w:b/>
+          <w:sz w:val="28"/>
           <w:lang w:val="en-US"/>
         </w:rPr>
       </w:pPr>
       <w:r>
         <w:rPr>
           <w:b/>
+          <w:sz w:val="28"/>
           <w:lang w:val="en-US"/>
         </w:rPr>
         <w:t>Results and discussion</w:t>
@@ -5554,26 +5969,71 @@
           <w:highlight w:val="yellow"/>
           <w:lang w:val="en-US"/>
         </w:rPr>
-        <w:t>46</w:t>
+        <w:t>4</w:t>
       </w:r>
       <w:r>
         <w:rPr>
           <w:highlight w:val="yellow"/>
           <w:lang w:val="en-US"/>
         </w:rPr>
+        <w:t>4</w:t>
+      </w:r>
+      <w:r>
+        <w:rPr>
+          <w:highlight w:val="yellow"/>
+          <w:lang w:val="en-US"/>
+        </w:rPr>
         <w:t>]</w:t>
       </w:r>
       <w:r>
         <w:rPr>
           <w:lang w:val="en-US"/>
         </w:rPr>
-        <w:t>) on the relativ</w:t>
-      </w:r>
-      <w:r>
-        <w:rPr>
-          <w:lang w:val="en-US"/>
-        </w:rPr>
-        <w:t>e position of Pc chromophores.</w:t>
+        <w:t>) on</w:t>
+      </w:r>
+      <w:r>
+        <w:rPr>
+          <w:lang w:val="en-US"/>
+        </w:rPr>
+        <w:t xml:space="preserve"> the</w:t>
+      </w:r>
+      <w:r>
+        <w:rPr>
+          <w:lang w:val="en-US"/>
+        </w:rPr>
+        <w:t xml:space="preserve"> relativ</w:t>
+      </w:r>
+      <w:r>
+        <w:rPr>
+          <w:lang w:val="en-US"/>
+        </w:rPr>
+        <w:t>e position of</w:t>
+      </w:r>
+      <w:r>
+        <w:rPr>
+          <w:lang w:val="en-US"/>
+        </w:rPr>
+        <w:t xml:space="preserve"> the</w:t>
+      </w:r>
+      <w:r>
+        <w:rPr>
+          <w:lang w:val="en-US"/>
+        </w:rPr>
+        <w:t xml:space="preserve"> Pc </w:t>
+      </w:r>
+      <w:proofErr w:type="spellStart"/>
+      <w:r>
+        <w:rPr>
+          <w:lang w:val="en-US"/>
+        </w:rPr>
+        <w:t>chromophores</w:t>
+      </w:r>
+      <w:proofErr w:type="spellEnd"/>
+      <w:r>
+        <w:rPr>
+          <w:lang w:val="en-US"/>
+        </w:rPr>
+        <w:t>.</w:t>
       </w:r>
     </w:p>
     <w:p>
@@ -5619,7 +6079,7 @@
                 <v:shape id="_x0000_i1026" type="#_x0000_t75" style="width:227.25pt;height:77pt" o:ole="">
                   <v:imagedata r:id="rId9" o:title=""/>
                 </v:shape>
-                <o:OLEObject Type="Embed" ProgID="ChemDraw.Document.6.0" ShapeID="_x0000_i1026" DrawAspect="Content" ObjectID="_1823480158" r:id="rId10"/>
+                <o:OLEObject Type="Embed" ProgID="ChemDraw.Document.6.0" ShapeID="_x0000_i1026" DrawAspect="Content" ObjectID="_1823840903" r:id="rId10"/>
               </w:object>
             </w:r>
           </w:p>
@@ -5674,7 +6134,7 @@
                 <v:shape id="_x0000_i1027" type="#_x0000_t75" style="width:227.25pt;height:105.8pt" o:ole="">
                   <v:imagedata r:id="rId11" o:title=""/>
                 </v:shape>
-                <o:OLEObject Type="Embed" ProgID="ChemDraw.Document.6.0" ShapeID="_x0000_i1027" DrawAspect="Content" ObjectID="_1823480159" r:id="rId12"/>
+                <o:OLEObject Type="Embed" ProgID="ChemDraw.Document.6.0" ShapeID="_x0000_i1027" DrawAspect="Content" ObjectID="_1823840904" r:id="rId12"/>
               </w:object>
             </w:r>
           </w:p>
@@ -5738,7 +6198,7 @@
                 <v:shape id="_x0000_i1028" type="#_x0000_t75" style="width:181.55pt;height:103.95pt" o:ole="">
                   <v:imagedata r:id="rId13" o:title=""/>
                 </v:shape>
-                <o:OLEObject Type="Embed" ProgID="ChemDraw.Document.6.0" ShapeID="_x0000_i1028" DrawAspect="Content" ObjectID="_1823480160" r:id="rId14"/>
+                <o:OLEObject Type="Embed" ProgID="ChemDraw.Document.6.0" ShapeID="_x0000_i1028" DrawAspect="Content" ObjectID="_1823840905" r:id="rId14"/>
               </w:object>
             </w:r>
           </w:p>
@@ -5900,7 +6360,7 @@
                 <v:shape id="_x0000_i1029" type="#_x0000_t75" style="width:139pt;height:117.7pt;mso-position-horizontal:absolute;mso-position-vertical:absolute" o:ole="">
                   <v:imagedata r:id="rId16" o:title=""/>
                 </v:shape>
-                <o:OLEObject Type="Embed" ProgID="ChemDraw.Document.6.0" ShapeID="_x0000_i1029" DrawAspect="Content" ObjectID="_1823480161" r:id="rId17"/>
+                <o:OLEObject Type="Embed" ProgID="ChemDraw.Document.6.0" ShapeID="_x0000_i1029" DrawAspect="Content" ObjectID="_1823840906" r:id="rId17"/>
               </w:object>
             </w:r>
           </w:p>
@@ -5957,7 +6417,7 @@
                 <v:shape id="_x0000_i1030" type="#_x0000_t75" style="width:169.05pt;height:112.05pt;mso-position-vertical:absolute" o:ole="">
                   <v:imagedata r:id="rId18" o:title=""/>
                 </v:shape>
-                <o:OLEObject Type="Embed" ProgID="ChemDraw.Document.6.0" ShapeID="_x0000_i1030" DrawAspect="Content" ObjectID="_1823480162" r:id="rId19"/>
+                <o:OLEObject Type="Embed" ProgID="ChemDraw.Document.6.0" ShapeID="_x0000_i1030" DrawAspect="Content" ObjectID="_1823840907" r:id="rId19"/>
               </w:object>
             </w:r>
           </w:p>
@@ -6117,71 +6577,6 @@
           <w:lang w:val="en-US"/>
         </w:rPr>
         <w:t xml:space="preserve"> </w:t>
-      </w:r>
-      <w:r>
-        <w:rPr>
-          <w:color w:val="FF0000"/>
-          <w:lang w:val="en-US"/>
-        </w:rPr>
-        <w:t xml:space="preserve">Explain that slipped-stacked are less studied but </w:t>
-      </w:r>
-      <w:r>
-        <w:rPr>
-          <w:color w:val="FF0000"/>
-          <w:lang w:val="en-US"/>
-        </w:rPr>
-        <w:t>interesting because photoactive</w:t>
-      </w:r>
-      <w:r>
-        <w:rPr>
-          <w:color w:val="FF0000"/>
-          <w:lang w:val="en-US"/>
-        </w:rPr>
-        <w:t xml:space="preserve">: J-type aggregates of </w:t>
-      </w:r>
-      <w:proofErr w:type="spellStart"/>
-      <w:r>
-        <w:rPr>
-          <w:color w:val="FF0000"/>
-          <w:lang w:val="en-US"/>
-        </w:rPr>
-        <w:t>ZnPc</w:t>
-      </w:r>
-      <w:proofErr w:type="spellEnd"/>
-      <w:r>
-        <w:rPr>
-          <w:color w:val="FF0000"/>
-          <w:lang w:val="en-US"/>
-        </w:rPr>
-        <w:t xml:space="preserve"> have rarely been re</w:t>
-      </w:r>
-      <w:r>
-        <w:rPr>
-          <w:color w:val="FF0000"/>
-          <w:lang w:val="en-US"/>
-        </w:rPr>
-        <w:t>ported [</w:t>
-      </w:r>
-      <w:r>
-        <w:rPr>
-          <w:color w:val="FF0000"/>
-          <w:lang w:val="en-US"/>
-        </w:rPr>
-        <w:t xml:space="preserve">kameyama2005: </w:t>
-      </w:r>
-      <w:r>
-        <w:rPr>
-          <w:color w:val="FF0000"/>
-          <w:lang w:val="en-US"/>
-        </w:rPr>
-        <w:t>7−10</w:t>
-      </w:r>
-      <w:r>
-        <w:rPr>
-          <w:color w:val="FF0000"/>
-          <w:lang w:val="en-US"/>
-        </w:rPr>
-        <w:t>]</w:t>
       </w:r>
     </w:p>
     <w:p>
@@ -6555,15 +6950,23 @@
             <w:r>
               <w:rPr>
                 <w:rFonts w:cstheme="minorHAnsi"/>
+                <w:i/>
                 <w:lang w:val="en-US"/>
               </w:rPr>
               <w:t>Δ</w:t>
             </w:r>
             <w:r>
               <w:rPr>
-                <w:lang w:val="en-US"/>
-              </w:rPr>
-              <w:t>E, eV)</w:t>
+                <w:i/>
+                <w:lang w:val="en-US"/>
+              </w:rPr>
+              <w:t>E</w:t>
+            </w:r>
+            <w:r>
+              <w:rPr>
+                <w:lang w:val="en-US"/>
+              </w:rPr>
+              <w:t>, eV)</w:t>
             </w:r>
           </w:p>
         </w:tc>
@@ -6667,6 +7070,7 @@
             <w:r>
               <w:rPr>
                 <w:rFonts w:cstheme="minorHAnsi"/>
+                <w:i/>
                 <w:lang w:val="en-US"/>
               </w:rPr>
               <w:t>λ</w:t>
@@ -6680,15 +7084,23 @@
             <w:r>
               <w:rPr>
                 <w:rFonts w:cstheme="minorHAnsi"/>
+                <w:i/>
                 <w:lang w:val="en-US"/>
               </w:rPr>
               <w:t>Δ</w:t>
             </w:r>
             <w:r>
               <w:rPr>
-                <w:lang w:val="en-US"/>
-              </w:rPr>
-              <w:t>E, eV)</w:t>
+                <w:i/>
+                <w:lang w:val="en-US"/>
+              </w:rPr>
+              <w:t>E</w:t>
+            </w:r>
+            <w:r>
+              <w:rPr>
+                <w:lang w:val="en-US"/>
+              </w:rPr>
+              <w:t>, eV)</w:t>
             </w:r>
           </w:p>
         </w:tc>
@@ -8041,6 +8453,7 @@
         </w:rPr>
         <w:t xml:space="preserve">As it </w:t>
       </w:r>
+      <w:proofErr w:type="gramStart"/>
       <w:r>
         <w:rPr>
           <w:lang w:val="en-US"/>
@@ -8051,7 +8464,14 @@
         <w:rPr>
           <w:lang w:val="en-US"/>
         </w:rPr>
-        <w:t xml:space="preserve">seen from the Table 1, theoretical wavelengths are well in agreement with the experimental </w:t>
+        <w:t>seen</w:t>
+      </w:r>
+      <w:proofErr w:type="gramEnd"/>
+      <w:r>
+        <w:rPr>
+          <w:lang w:val="en-US"/>
+        </w:rPr>
+        <w:t xml:space="preserve"> from the Table 1, theoretical wavelengths are well in agreement with the experimental </w:t>
       </w:r>
       <w:r>
         <w:rPr>
@@ -8075,7 +8495,19 @@
         <w:rPr>
           <w:lang w:val="en-US"/>
         </w:rPr>
-        <w:t xml:space="preserve"> is suitable for predicting through-space </w:t>
+        <w:t xml:space="preserve"> </w:t>
+      </w:r>
+      <w:r>
+        <w:rPr>
+          <w:lang w:val="en-US"/>
+        </w:rPr>
+        <w:t>correctly predicts the</w:t>
+      </w:r>
+      <w:r>
+        <w:rPr>
+          <w:lang w:val="en-US"/>
+        </w:rPr>
+        <w:t xml:space="preserve"> through-space </w:t>
       </w:r>
       <w:proofErr w:type="spellStart"/>
       <w:r>
@@ -8095,6 +8527,20 @@
         <w:rPr>
           <w:lang w:val="en-US"/>
         </w:rPr>
+        <w:t xml:space="preserve"> of </w:t>
+      </w:r>
+      <w:proofErr w:type="spellStart"/>
+      <w:r>
+        <w:rPr>
+          <w:lang w:val="en-US"/>
+        </w:rPr>
+        <w:t>ZnPcs</w:t>
+      </w:r>
+      <w:proofErr w:type="spellEnd"/>
+      <w:r>
+        <w:rPr>
+          <w:lang w:val="en-US"/>
+        </w:rPr>
         <w:t xml:space="preserve">. </w:t>
       </w:r>
       <w:r>
@@ -8103,6 +8549,7 @@
         </w:rPr>
         <w:t xml:space="preserve">For edge-to-edge arrangements in </w:t>
       </w:r>
+      <w:proofErr w:type="gramStart"/>
       <w:r>
         <w:rPr>
           <w:b/>
@@ -8110,6 +8557,7 @@
         </w:rPr>
         <w:t>1</w:t>
       </w:r>
+      <w:proofErr w:type="gramEnd"/>
       <w:r>
         <w:rPr>
           <w:lang w:val="en-US"/>
@@ -8127,13 +8575,432 @@
         <w:rPr>
           <w:lang w:val="en-US"/>
         </w:rPr>
-        <w:t xml:space="preserve">, the redshift and splitting expected from the </w:t>
+        <w:t xml:space="preserve">, the redshift </w:t>
+      </w:r>
+      <w:r>
+        <w:rPr>
+          <w:lang w:val="en-US"/>
+        </w:rPr>
+        <w:t xml:space="preserve">expected from eq. (1) </w:t>
+      </w:r>
+      <w:r>
+        <w:rPr>
+          <w:lang w:val="en-US"/>
+        </w:rPr>
+        <w:t>is</w:t>
+      </w:r>
+      <w:r>
+        <w:rPr>
+          <w:lang w:val="en-US"/>
+        </w:rPr>
+        <w:t xml:space="preserve"> negligible, in contrast to a well-known blue</w:t>
+      </w:r>
+      <w:r>
+        <w:rPr>
+          <w:lang w:val="en-US"/>
+        </w:rPr>
+        <w:t xml:space="preserve"> </w:t>
+      </w:r>
+      <w:r>
+        <w:rPr>
+          <w:lang w:val="en-US"/>
+        </w:rPr>
+        <w:t>shift for face-to-face arrangements in H-</w:t>
+      </w:r>
+      <w:r>
+        <w:rPr>
+          <w:lang w:val="en-US"/>
+        </w:rPr>
+        <w:t xml:space="preserve">dimers and </w:t>
+      </w:r>
+      <w:r>
+        <w:rPr>
+          <w:lang w:val="en-US"/>
+        </w:rPr>
+        <w:t xml:space="preserve">aggregates </w:t>
+      </w:r>
+      <w:r>
+        <w:rPr>
+          <w:highlight w:val="yellow"/>
+          <w:lang w:val="en-US"/>
+        </w:rPr>
+        <w:t>[</w:t>
+      </w:r>
+      <w:r>
+        <w:rPr>
+          <w:lang w:val="en-US"/>
+        </w:rPr>
+        <w:t>1</w:t>
+      </w:r>
+      <w:r>
+        <w:rPr>
+          <w:lang w:val="en-US"/>
+        </w:rPr>
+        <w:t>0</w:t>
+      </w:r>
+      <w:r>
+        <w:rPr>
+          <w:lang w:val="en-US"/>
+        </w:rPr>
+        <w:t>-</w:t>
+      </w:r>
+      <w:r>
+        <w:rPr>
+          <w:lang w:val="en-US"/>
+        </w:rPr>
+        <w:t xml:space="preserve">12, </w:t>
+      </w:r>
+      <w:r>
+        <w:rPr>
+          <w:highlight w:val="yellow"/>
+          <w:lang w:val="en-US"/>
+        </w:rPr>
+        <w:t>24-27, 33-34</w:t>
+      </w:r>
+      <w:r>
+        <w:rPr>
+          <w:highlight w:val="yellow"/>
+          <w:lang w:val="en-US"/>
+        </w:rPr>
+        <w:t>]</w:t>
+      </w:r>
+      <w:r>
+        <w:rPr>
+          <w:lang w:val="en-US"/>
+        </w:rPr>
+        <w:t xml:space="preserve">. </w:t>
+      </w:r>
+      <w:r>
+        <w:rPr>
+          <w:lang w:val="en-US"/>
+        </w:rPr>
+        <w:t>In contrast, f</w:t>
+      </w:r>
+      <w:r>
+        <w:rPr>
+          <w:lang w:val="en-US"/>
+        </w:rPr>
+        <w:t xml:space="preserve">or the </w:t>
       </w:r>
       <w:proofErr w:type="spellStart"/>
       <w:r>
         <w:rPr>
           <w:lang w:val="en-US"/>
         </w:rPr>
+        <w:t>cyclophane</w:t>
+      </w:r>
+      <w:proofErr w:type="spellEnd"/>
+      <w:r>
+        <w:rPr>
+          <w:lang w:val="en-US"/>
+        </w:rPr>
+        <w:t xml:space="preserve">-type dimer </w:t>
+      </w:r>
+      <w:r>
+        <w:rPr>
+          <w:b/>
+          <w:lang w:val="en-US"/>
+        </w:rPr>
+        <w:t>3</w:t>
+      </w:r>
+      <w:r>
+        <w:rPr>
+          <w:lang w:val="en-US"/>
+        </w:rPr>
+        <w:t>,</w:t>
+      </w:r>
+      <w:r>
+        <w:rPr>
+          <w:lang w:val="en-US"/>
+        </w:rPr>
+        <w:t xml:space="preserve"> significant red</w:t>
+      </w:r>
+      <w:r>
+        <w:rPr>
+          <w:lang w:val="en-US"/>
+        </w:rPr>
+        <w:t xml:space="preserve"> </w:t>
+      </w:r>
+      <w:r>
+        <w:rPr>
+          <w:lang w:val="en-US"/>
+        </w:rPr>
+        <w:t xml:space="preserve">shift and splitting of the Q-band </w:t>
+      </w:r>
+      <w:r>
+        <w:rPr>
+          <w:lang w:val="en-US"/>
+        </w:rPr>
+        <w:t>is apparent</w:t>
+      </w:r>
+      <w:r>
+        <w:rPr>
+          <w:lang w:val="en-US"/>
+        </w:rPr>
+        <w:t xml:space="preserve"> both theoretically and experimentally. </w:t>
+      </w:r>
+      <w:r>
+        <w:rPr>
+          <w:lang w:val="en-US"/>
+        </w:rPr>
+        <w:t>The practical absence of the red</w:t>
+      </w:r>
+      <w:r>
+        <w:rPr>
+          <w:lang w:val="en-US"/>
+        </w:rPr>
+        <w:t xml:space="preserve"> </w:t>
+      </w:r>
+      <w:r>
+        <w:rPr>
+          <w:lang w:val="en-US"/>
+        </w:rPr>
+        <w:t xml:space="preserve">shift predicted by </w:t>
+      </w:r>
+      <w:r>
+        <w:rPr>
+          <w:lang w:val="en-US"/>
+        </w:rPr>
+        <w:t>Kasha’s</w:t>
+      </w:r>
+      <w:r>
+        <w:rPr>
+          <w:lang w:val="en-US"/>
+        </w:rPr>
+        <w:t xml:space="preserve"> theory for edge-to-edge dimers </w:t>
+      </w:r>
+      <w:r>
+        <w:rPr>
+          <w:b/>
+          <w:lang w:val="en-US"/>
+        </w:rPr>
+        <w:t>1</w:t>
+      </w:r>
+      <w:r>
+        <w:rPr>
+          <w:lang w:val="en-US"/>
+        </w:rPr>
+        <w:t xml:space="preserve"> and </w:t>
+      </w:r>
+      <w:r>
+        <w:rPr>
+          <w:b/>
+          <w:lang w:val="en-US"/>
+        </w:rPr>
+        <w:t>2</w:t>
+      </w:r>
+      <w:r>
+        <w:rPr>
+          <w:lang w:val="en-US"/>
+        </w:rPr>
+        <w:t xml:space="preserve"> was explained previously </w:t>
+      </w:r>
+      <w:r>
+        <w:rPr>
+          <w:highlight w:val="yellow"/>
+          <w:lang w:val="en-US"/>
+        </w:rPr>
+        <w:t>[</w:t>
+      </w:r>
+      <w:r>
+        <w:rPr>
+          <w:highlight w:val="yellow"/>
+          <w:lang w:val="en-US"/>
+        </w:rPr>
+        <w:t>8, 29</w:t>
+      </w:r>
+      <w:r>
+        <w:rPr>
+          <w:highlight w:val="yellow"/>
+          <w:lang w:val="en-US"/>
+        </w:rPr>
+        <w:t>]</w:t>
+      </w:r>
+      <w:r>
+        <w:rPr>
+          <w:lang w:val="en-US"/>
+        </w:rPr>
+        <w:t xml:space="preserve"> </w:t>
+      </w:r>
+      <w:r>
+        <w:rPr>
+          <w:lang w:val="en-US"/>
+        </w:rPr>
+        <w:t>by</w:t>
+      </w:r>
+      <w:r>
+        <w:rPr>
+          <w:lang w:val="en-US"/>
+        </w:rPr>
+        <w:t xml:space="preserve"> the</w:t>
+      </w:r>
+      <w:r>
+        <w:rPr>
+          <w:lang w:val="en-US"/>
+        </w:rPr>
+        <w:t xml:space="preserve"> absence</w:t>
+      </w:r>
+      <w:r>
+        <w:rPr>
+          <w:lang w:val="en-US"/>
+        </w:rPr>
+        <w:t xml:space="preserve"> of</w:t>
+      </w:r>
+      <w:r>
+        <w:rPr>
+          <w:lang w:val="en-US"/>
+        </w:rPr>
+        <w:t xml:space="preserve"> </w:t>
+      </w:r>
+      <w:r>
+        <w:rPr>
+          <w:rFonts w:cstheme="minorHAnsi"/>
+          <w:lang w:val="en-US"/>
+        </w:rPr>
+        <w:t>π-π</w:t>
+      </w:r>
+      <w:r>
+        <w:rPr>
+          <w:lang w:val="en-US"/>
+        </w:rPr>
+        <w:t xml:space="preserve"> </w:t>
+      </w:r>
+      <w:r>
+        <w:rPr>
+          <w:lang w:val="en-US"/>
+        </w:rPr>
+        <w:t>overlap and</w:t>
+      </w:r>
+      <w:r>
+        <w:rPr>
+          <w:lang w:val="en-US"/>
+        </w:rPr>
+        <w:t xml:space="preserve"> </w:t>
+      </w:r>
+      <w:r>
+        <w:rPr>
+          <w:lang w:val="en-US"/>
+        </w:rPr>
+        <w:t>intermolecular</w:t>
+      </w:r>
+      <w:r>
+        <w:rPr>
+          <w:lang w:val="en-US"/>
+        </w:rPr>
+        <w:t xml:space="preserve"> </w:t>
+      </w:r>
+      <w:r>
+        <w:rPr>
+          <w:rFonts w:cstheme="minorHAnsi"/>
+          <w:lang w:val="en-US"/>
+        </w:rPr>
+        <w:t>π</w:t>
+      </w:r>
+      <w:r>
+        <w:rPr>
+          <w:lang w:val="en-US"/>
+        </w:rPr>
+        <w:t xml:space="preserve">-electron delocalization. </w:t>
+      </w:r>
+      <w:r>
+        <w:rPr>
+          <w:lang w:val="en-US"/>
+        </w:rPr>
+        <w:t>Thus, it is important to study whether</w:t>
+      </w:r>
+      <w:r>
+        <w:rPr>
+          <w:lang w:val="en-US"/>
+        </w:rPr>
+        <w:t xml:space="preserve"> a</w:t>
+      </w:r>
+      <w:r>
+        <w:rPr>
+          <w:lang w:val="en-US"/>
+        </w:rPr>
+        <w:t xml:space="preserve"> </w:t>
+      </w:r>
+      <w:r>
+        <w:rPr>
+          <w:lang w:val="en-US"/>
+        </w:rPr>
+        <w:t>general</w:t>
+      </w:r>
+      <w:r>
+        <w:rPr>
+          <w:lang w:val="en-US"/>
+        </w:rPr>
+        <w:t xml:space="preserve"> </w:t>
+      </w:r>
+      <w:proofErr w:type="spellStart"/>
+      <w:r>
+        <w:rPr>
+          <w:lang w:val="en-US"/>
+        </w:rPr>
+        <w:t>Coulombic</w:t>
+      </w:r>
+      <w:proofErr w:type="spellEnd"/>
+      <w:r>
+        <w:rPr>
+          <w:lang w:val="en-US"/>
+        </w:rPr>
+        <w:t xml:space="preserve"> dipole-dipole </w:t>
+      </w:r>
+      <w:r>
+        <w:rPr>
+          <w:lang w:val="en-US"/>
+        </w:rPr>
+        <w:t xml:space="preserve">model </w:t>
+      </w:r>
+      <w:r>
+        <w:rPr>
+          <w:lang w:val="en-US"/>
+        </w:rPr>
+        <w:t xml:space="preserve">(eq. (1)) </w:t>
+      </w:r>
+      <w:r>
+        <w:rPr>
+          <w:lang w:val="en-US"/>
+        </w:rPr>
+        <w:t>is</w:t>
+      </w:r>
+      <w:r>
+        <w:rPr>
+          <w:lang w:val="en-US"/>
+        </w:rPr>
+        <w:t xml:space="preserve"> </w:t>
+      </w:r>
+      <w:r>
+        <w:rPr>
+          <w:lang w:val="en-US"/>
+        </w:rPr>
+        <w:t xml:space="preserve">applicable for </w:t>
+      </w:r>
+      <w:proofErr w:type="spellStart"/>
+      <w:r>
+        <w:rPr>
+          <w:lang w:val="en-US"/>
+        </w:rPr>
+        <w:t>oligoPcs</w:t>
+      </w:r>
+      <w:proofErr w:type="spellEnd"/>
+      <w:r>
+        <w:rPr>
+          <w:lang w:val="en-US"/>
+        </w:rPr>
+        <w:t>,</w:t>
+      </w:r>
+      <w:r>
+        <w:rPr>
+          <w:lang w:val="en-US"/>
+        </w:rPr>
+        <w:t xml:space="preserve"> or the observed </w:t>
+      </w:r>
+      <w:proofErr w:type="spellStart"/>
+      <w:r>
+        <w:rPr>
+          <w:lang w:val="en-US"/>
+        </w:rPr>
         <w:t>excitonic</w:t>
       </w:r>
       <w:proofErr w:type="spellEnd"/>
@@ -8141,304 +9008,27 @@
         <w:rPr>
           <w:lang w:val="en-US"/>
         </w:rPr>
-        <w:t xml:space="preserve"> coupling theory is negligible, in contrast to a well-known blue</w:t>
-      </w:r>
-      <w:r>
-        <w:rPr>
-          <w:lang w:val="en-US"/>
-        </w:rPr>
-        <w:t xml:space="preserve"> </w:t>
-      </w:r>
-      <w:r>
-        <w:rPr>
-          <w:lang w:val="en-US"/>
-        </w:rPr>
-        <w:t xml:space="preserve">shift </w:t>
-      </w:r>
-      <w:r>
-        <w:rPr>
-          <w:lang w:val="en-US"/>
-        </w:rPr>
-        <w:lastRenderedPageBreak/>
-        <w:t>for face-to-face arrangements in H-</w:t>
-      </w:r>
-      <w:r>
-        <w:rPr>
-          <w:lang w:val="en-US"/>
-        </w:rPr>
-        <w:t xml:space="preserve">dimers and </w:t>
-      </w:r>
-      <w:r>
-        <w:rPr>
-          <w:lang w:val="en-US"/>
-        </w:rPr>
-        <w:t xml:space="preserve">aggregates </w:t>
-      </w:r>
-      <w:r>
-        <w:rPr>
-          <w:highlight w:val="yellow"/>
-          <w:lang w:val="en-US"/>
-        </w:rPr>
-        <w:t>[</w:t>
-      </w:r>
-      <w:r>
-        <w:rPr>
-          <w:lang w:val="en-US"/>
-        </w:rPr>
-        <w:t xml:space="preserve">11, 12, </w:t>
-      </w:r>
-      <w:r>
-        <w:rPr>
-          <w:lang w:val="en-US"/>
-        </w:rPr>
-        <w:t xml:space="preserve">21, </w:t>
-      </w:r>
-      <w:r>
-        <w:rPr>
-          <w:highlight w:val="yellow"/>
-          <w:lang w:val="en-US"/>
-        </w:rPr>
-        <w:t>26-29</w:t>
-      </w:r>
-      <w:r>
-        <w:rPr>
-          <w:highlight w:val="yellow"/>
-          <w:lang w:val="en-US"/>
-        </w:rPr>
-        <w:t>]</w:t>
-      </w:r>
-      <w:r>
-        <w:rPr>
-          <w:lang w:val="en-US"/>
-        </w:rPr>
-        <w:t xml:space="preserve">. </w:t>
-      </w:r>
-      <w:r>
-        <w:rPr>
-          <w:lang w:val="en-US"/>
-        </w:rPr>
-        <w:t>In contrast, f</w:t>
-      </w:r>
-      <w:r>
-        <w:rPr>
-          <w:lang w:val="en-US"/>
-        </w:rPr>
-        <w:t xml:space="preserve">or the </w:t>
+        <w:t xml:space="preserve"> coupling in </w:t>
       </w:r>
       <w:proofErr w:type="spellStart"/>
       <w:r>
         <w:rPr>
           <w:lang w:val="en-US"/>
         </w:rPr>
-        <w:t>cyclophane</w:t>
+        <w:t>phthalocyanine</w:t>
       </w:r>
       <w:proofErr w:type="spellEnd"/>
       <w:r>
         <w:rPr>
           <w:lang w:val="en-US"/>
         </w:rPr>
-        <w:t xml:space="preserve">-type dimer </w:t>
-      </w:r>
-      <w:r>
-        <w:rPr>
-          <w:b/>
-          <w:lang w:val="en-US"/>
-        </w:rPr>
-        <w:t>3</w:t>
-      </w:r>
-      <w:r>
-        <w:rPr>
-          <w:lang w:val="en-US"/>
-        </w:rPr>
-        <w:t>,</w:t>
-      </w:r>
-      <w:r>
-        <w:rPr>
-          <w:lang w:val="en-US"/>
-        </w:rPr>
-        <w:t xml:space="preserve"> significant red</w:t>
-      </w:r>
-      <w:r>
-        <w:rPr>
-          <w:lang w:val="en-US"/>
-        </w:rPr>
-        <w:t xml:space="preserve"> </w:t>
-      </w:r>
-      <w:r>
-        <w:rPr>
-          <w:lang w:val="en-US"/>
-        </w:rPr>
-        <w:t xml:space="preserve">shift and splitting of the Q-band appears both theoretically and experimentally. </w:t>
-      </w:r>
-      <w:r>
-        <w:rPr>
-          <w:lang w:val="en-US"/>
-        </w:rPr>
-        <w:t>The practical absence of the red</w:t>
-      </w:r>
-      <w:r>
-        <w:rPr>
-          <w:lang w:val="en-US"/>
-        </w:rPr>
-        <w:t xml:space="preserve"> </w:t>
-      </w:r>
-      <w:r>
-        <w:rPr>
-          <w:lang w:val="en-US"/>
-        </w:rPr>
-        <w:t xml:space="preserve">shift predicted by </w:t>
-      </w:r>
-      <w:r>
-        <w:rPr>
-          <w:lang w:val="en-US"/>
-        </w:rPr>
-        <w:t>Kasha’s</w:t>
-      </w:r>
-      <w:r>
-        <w:rPr>
-          <w:lang w:val="en-US"/>
-        </w:rPr>
-        <w:t xml:space="preserve"> theory for edge-to-edge dimers </w:t>
-      </w:r>
-      <w:r>
-        <w:rPr>
-          <w:b/>
-          <w:lang w:val="en-US"/>
-        </w:rPr>
-        <w:t>1</w:t>
-      </w:r>
-      <w:r>
-        <w:rPr>
-          <w:lang w:val="en-US"/>
-        </w:rPr>
-        <w:t xml:space="preserve"> and </w:t>
-      </w:r>
-      <w:r>
-        <w:rPr>
-          <w:b/>
-          <w:lang w:val="en-US"/>
-        </w:rPr>
-        <w:t>2</w:t>
-      </w:r>
-      <w:r>
-        <w:rPr>
-          <w:lang w:val="en-US"/>
-        </w:rPr>
-        <w:t xml:space="preserve"> was explained previously </w:t>
-      </w:r>
-      <w:r>
-        <w:rPr>
-          <w:highlight w:val="yellow"/>
-          <w:lang w:val="en-US"/>
-        </w:rPr>
-        <w:t>[</w:t>
-      </w:r>
-      <w:r>
-        <w:rPr>
-          <w:highlight w:val="yellow"/>
-          <w:lang w:val="en-US"/>
-        </w:rPr>
-        <w:t>8, 31</w:t>
-      </w:r>
-      <w:r>
-        <w:rPr>
-          <w:highlight w:val="yellow"/>
-          <w:lang w:val="en-US"/>
-        </w:rPr>
-        <w:t>]</w:t>
-      </w:r>
-      <w:r>
-        <w:rPr>
-          <w:lang w:val="en-US"/>
-        </w:rPr>
-        <w:t xml:space="preserve"> as a result of the</w:t>
-      </w:r>
-      <w:r>
-        <w:rPr>
-          <w:lang w:val="en-US"/>
-        </w:rPr>
-        <w:t xml:space="preserve"> absence</w:t>
-      </w:r>
-      <w:r>
-        <w:rPr>
-          <w:lang w:val="en-US"/>
-        </w:rPr>
-        <w:t xml:space="preserve"> of</w:t>
-      </w:r>
-      <w:r>
-        <w:rPr>
-          <w:lang w:val="en-US"/>
-        </w:rPr>
-        <w:t xml:space="preserve"> </w:t>
-      </w:r>
-      <w:r>
-        <w:rPr>
-          <w:lang w:val="en-US"/>
-        </w:rPr>
-        <w:t>pi-pi overlap and</w:t>
-      </w:r>
-      <w:r>
-        <w:rPr>
-          <w:lang w:val="en-US"/>
-        </w:rPr>
-        <w:t xml:space="preserve"> </w:t>
-      </w:r>
-      <w:r>
-        <w:rPr>
-          <w:lang w:val="en-US"/>
-        </w:rPr>
-        <w:t xml:space="preserve">resulting </w:t>
-      </w:r>
-      <w:r>
-        <w:rPr>
-          <w:lang w:val="en-US"/>
-        </w:rPr>
-        <w:t>intermolecular</w:t>
-      </w:r>
-      <w:r>
-        <w:rPr>
-          <w:lang w:val="en-US"/>
-        </w:rPr>
-        <w:t xml:space="preserve"> </w:t>
-      </w:r>
-      <w:r>
-        <w:rPr>
-          <w:rFonts w:cstheme="minorHAnsi"/>
-          <w:lang w:val="en-US"/>
-        </w:rPr>
-        <w:t>π</w:t>
-      </w:r>
-      <w:r>
-        <w:rPr>
-          <w:lang w:val="en-US"/>
-        </w:rPr>
-        <w:t xml:space="preserve">-electron delocalization. </w:t>
-      </w:r>
-      <w:r>
-        <w:rPr>
-          <w:lang w:val="en-US"/>
-        </w:rPr>
-        <w:t xml:space="preserve">Thus, it is important to study whether classical </w:t>
-      </w:r>
-      <w:proofErr w:type="spellStart"/>
-      <w:r>
-        <w:rPr>
-          <w:lang w:val="en-US"/>
-        </w:rPr>
-        <w:t>Coulombic</w:t>
-      </w:r>
-      <w:proofErr w:type="spellEnd"/>
-      <w:r>
-        <w:rPr>
-          <w:lang w:val="en-US"/>
-        </w:rPr>
-        <w:t xml:space="preserve"> dipole-dipole </w:t>
-      </w:r>
-      <w:r>
-        <w:rPr>
-          <w:lang w:val="en-US"/>
-        </w:rPr>
-        <w:t xml:space="preserve">model </w:t>
+        <w:t xml:space="preserve"> aggregates, dimers and crystals</w:t>
+      </w:r>
+      <w:r>
+        <w:rPr>
+          <w:lang w:val="en-US"/>
+        </w:rPr>
+        <w:t xml:space="preserve"> </w:t>
       </w:r>
       <w:r>
         <w:rPr>
@@ -8450,67 +9040,31 @@
         <w:rPr>
           <w:lang w:val="en-US"/>
         </w:rPr>
-        <w:t xml:space="preserve"> </w:t>
-      </w:r>
-      <w:r>
-        <w:rPr>
-          <w:lang w:val="en-US"/>
-        </w:rPr>
-        <w:t xml:space="preserve">applicable for </w:t>
-      </w:r>
-      <w:proofErr w:type="spellStart"/>
-      <w:r>
-        <w:rPr>
-          <w:lang w:val="en-US"/>
-        </w:rPr>
-        <w:t>oligoPcs</w:t>
-      </w:r>
-      <w:proofErr w:type="spellEnd"/>
-      <w:r>
-        <w:rPr>
-          <w:lang w:val="en-US"/>
-        </w:rPr>
-        <w:t>,</w:t>
-      </w:r>
-      <w:r>
-        <w:rPr>
-          <w:lang w:val="en-US"/>
-        </w:rPr>
-        <w:t xml:space="preserve"> or the observed and predicted </w:t>
-      </w:r>
-      <w:proofErr w:type="spellStart"/>
-      <w:r>
-        <w:rPr>
-          <w:lang w:val="en-US"/>
-        </w:rPr>
-        <w:t>excitonic</w:t>
-      </w:r>
-      <w:proofErr w:type="spellEnd"/>
-      <w:r>
-        <w:rPr>
-          <w:lang w:val="en-US"/>
-        </w:rPr>
-        <w:t xml:space="preserve"> coupling effects in </w:t>
-      </w:r>
-      <w:proofErr w:type="spellStart"/>
-      <w:r>
-        <w:rPr>
-          <w:lang w:val="en-US"/>
-        </w:rPr>
-        <w:t>phthalocyanine</w:t>
-      </w:r>
-      <w:proofErr w:type="spellEnd"/>
-      <w:r>
-        <w:rPr>
-          <w:lang w:val="en-US"/>
-        </w:rPr>
-        <w:t xml:space="preserve"> aggregates, dimers and crystals</w:t>
-      </w:r>
-      <w:r>
-        <w:rPr>
-          <w:lang w:val="en-US"/>
-        </w:rPr>
-        <w:t xml:space="preserve"> are a more system-specific result of the</w:t>
+        <w:t xml:space="preserve"> a</w:t>
+      </w:r>
+      <w:r>
+        <w:rPr>
+          <w:lang w:val="en-US"/>
+        </w:rPr>
+        <w:t xml:space="preserve"> system-specific</w:t>
+      </w:r>
+      <w:r>
+        <w:rPr>
+          <w:lang w:val="en-US"/>
+        </w:rPr>
+        <w:t xml:space="preserve"> </w:t>
+      </w:r>
+      <w:r>
+        <w:rPr>
+          <w:lang w:val="en-US"/>
+        </w:rPr>
+        <w:t>short-range effect determined by</w:t>
+      </w:r>
+      <w:r>
+        <w:rPr>
+          <w:lang w:val="en-US"/>
+        </w:rPr>
+        <w:t xml:space="preserve"> the</w:t>
       </w:r>
       <w:r>
         <w:rPr>
@@ -8814,7 +9368,22 @@
           <w:rFonts w:cstheme="minorHAnsi"/>
           <w:lang w:val="en-US"/>
         </w:rPr>
-        <w:t>distances (r) and angles</w:t>
+        <w:t>distances (</w:t>
+      </w:r>
+      <w:r>
+        <w:rPr>
+          <w:rFonts w:cstheme="minorHAnsi"/>
+          <w:i/>
+          <w:lang w:val="en-US"/>
+        </w:rPr>
+        <w:t>r</w:t>
+      </w:r>
+      <w:r>
+        <w:rPr>
+          <w:rFonts w:cstheme="minorHAnsi"/>
+          <w:lang w:val="en-US"/>
+        </w:rPr>
+        <w:t>) and angles</w:t>
       </w:r>
       <w:r>
         <w:rPr>
@@ -8828,7 +9397,15 @@
           <w:rFonts w:cstheme="minorHAnsi"/>
           <w:lang w:val="en-US"/>
         </w:rPr>
-        <w:t xml:space="preserve">) can be </w:t>
+        <w:t xml:space="preserve">) </w:t>
+      </w:r>
+      <w:proofErr w:type="gramStart"/>
+      <w:r>
+        <w:rPr>
+          <w:rFonts w:cstheme="minorHAnsi"/>
+          <w:lang w:val="en-US"/>
+        </w:rPr>
+        <w:t xml:space="preserve">can be </w:t>
       </w:r>
       <w:r>
         <w:rPr>
@@ -8837,6 +9414,7 @@
         </w:rPr>
         <w:t>easily calculated</w:t>
       </w:r>
+      <w:proofErr w:type="gramEnd"/>
       <w:r>
         <w:rPr>
           <w:rFonts w:cstheme="minorHAnsi"/>
@@ -9061,13 +9639,20 @@
           <w:highlight w:val="yellow"/>
           <w:lang w:val="en-US"/>
         </w:rPr>
-        <w:t>47</w:t>
+        <w:t>4</w:t>
       </w:r>
       <w:r>
         <w:rPr>
           <w:highlight w:val="yellow"/>
           <w:lang w:val="en-US"/>
         </w:rPr>
+        <w:t>5</w:t>
+      </w:r>
+      <w:r>
+        <w:rPr>
+          <w:highlight w:val="yellow"/>
+          <w:lang w:val="en-US"/>
+        </w:rPr>
         <w:t>]</w:t>
       </w:r>
       <w:r>
@@ -9076,6 +9661,7 @@
         </w:rPr>
         <w:t xml:space="preserve">. </w:t>
       </w:r>
+      <w:proofErr w:type="gramStart"/>
       <w:r>
         <w:rPr>
           <w:rFonts w:cstheme="minorHAnsi"/>
@@ -9095,7 +9681,15 @@
           <w:rFonts w:cstheme="minorHAnsi"/>
           <w:lang w:val="en-US"/>
         </w:rPr>
-        <w:t xml:space="preserve"> dimer, there are four Q-band transitions arising from the </w:t>
+        <w:t xml:space="preserve"> dimer, there are four Q-band </w:t>
+      </w:r>
+      <w:r>
+        <w:rPr>
+          <w:rFonts w:cstheme="minorHAnsi"/>
+          <w:lang w:val="en-US"/>
+        </w:rPr>
+        <w:lastRenderedPageBreak/>
+        <w:t xml:space="preserve">transitions arising from the </w:t>
       </w:r>
       <w:proofErr w:type="spellStart"/>
       <w:r>
@@ -9248,7 +9842,29 @@
           <w:rFonts w:cstheme="minorHAnsi"/>
           <w:lang w:val="en-US"/>
         </w:rPr>
-        <w:t>ng oscillator strengths of f ≈ 0.5</w:t>
+        <w:t>ng oscillator strengths</w:t>
+      </w:r>
+      <w:r>
+        <w:rPr>
+          <w:rFonts w:cstheme="minorHAnsi"/>
+          <w:lang w:val="en-US"/>
+        </w:rPr>
+        <w:t xml:space="preserve"> </w:t>
+      </w:r>
+      <w:r>
+        <w:rPr>
+          <w:rFonts w:cstheme="minorHAnsi"/>
+          <w:i/>
+          <w:lang w:val="en-US"/>
+        </w:rPr>
+        <w:t>f</w:t>
+      </w:r>
+      <w:r>
+        <w:rPr>
+          <w:rFonts w:cstheme="minorHAnsi"/>
+          <w:lang w:val="en-US"/>
+        </w:rPr>
+        <w:t xml:space="preserve"> ≈ 0.5</w:t>
       </w:r>
       <w:r>
         <w:rPr>
@@ -9331,7 +9947,35 @@
           <w:rFonts w:cstheme="minorHAnsi"/>
           <w:lang w:val="en-US"/>
         </w:rPr>
-        <w:t>corresponding to the opposite direction of the monomer transition dipoles</w:t>
+        <w:t xml:space="preserve">corresponding to the opposite </w:t>
+      </w:r>
+      <w:r>
+        <w:rPr>
+          <w:rFonts w:cstheme="minorHAnsi"/>
+          <w:lang w:val="en-US"/>
+        </w:rPr>
+        <w:t>orientat</w:t>
+      </w:r>
+      <w:r>
+        <w:rPr>
+          <w:rFonts w:cstheme="minorHAnsi"/>
+          <w:lang w:val="en-US"/>
+        </w:rPr>
+        <w:t>ion of the monomer</w:t>
+      </w:r>
+      <w:r>
+        <w:rPr>
+          <w:rFonts w:cstheme="minorHAnsi"/>
+          <w:lang w:val="en-US"/>
+        </w:rPr>
+        <w:t>s’</w:t>
+      </w:r>
+      <w:r>
+        <w:rPr>
+          <w:rFonts w:cstheme="minorHAnsi"/>
+          <w:lang w:val="en-US"/>
+        </w:rPr>
+        <w:t xml:space="preserve"> transition dipoles</w:t>
       </w:r>
       <w:r>
         <w:rPr>
@@ -9362,12 +10006,64 @@
         </w:rPr>
         <w:t>.</w:t>
       </w:r>
-      <w:r>
-        <w:rPr>
-          <w:rFonts w:cstheme="minorHAnsi"/>
-          <w:lang w:val="en-US"/>
-        </w:rPr>
-        <w:t xml:space="preserve"> </w:t>
+      <w:proofErr w:type="gramEnd"/>
+      <w:r>
+        <w:rPr>
+          <w:rFonts w:cstheme="minorHAnsi"/>
+          <w:lang w:val="en-US"/>
+        </w:rPr>
+        <w:t xml:space="preserve"> </w:t>
+      </w:r>
+      <w:r>
+        <w:rPr>
+          <w:rFonts w:cstheme="minorHAnsi"/>
+          <w:lang w:val="en-US"/>
+        </w:rPr>
+        <w:t xml:space="preserve">MOs of Pc oligomers </w:t>
+      </w:r>
+      <w:proofErr w:type="gramStart"/>
+      <w:r>
+        <w:rPr>
+          <w:rFonts w:cstheme="minorHAnsi"/>
+          <w:lang w:val="en-US"/>
+        </w:rPr>
+        <w:t>can be approximately described</w:t>
+      </w:r>
+      <w:proofErr w:type="gramEnd"/>
+      <w:r>
+        <w:rPr>
+          <w:rFonts w:cstheme="minorHAnsi"/>
+          <w:lang w:val="en-US"/>
+        </w:rPr>
+        <w:t xml:space="preserve"> as lin</w:t>
+      </w:r>
+      <w:r>
+        <w:rPr>
+          <w:rFonts w:cstheme="minorHAnsi"/>
+          <w:lang w:val="en-US"/>
+        </w:rPr>
+        <w:t>ear combinations of the monomer</w:t>
+      </w:r>
+      <w:r>
+        <w:rPr>
+          <w:rFonts w:cstheme="minorHAnsi"/>
+          <w:lang w:val="en-US"/>
+        </w:rPr>
+        <w:t>s</w:t>
+      </w:r>
+      <w:r>
+        <w:rPr>
+          <w:rFonts w:cstheme="minorHAnsi"/>
+          <w:lang w:val="en-US"/>
+        </w:rPr>
+        <w:t>’</w:t>
+      </w:r>
+      <w:r>
+        <w:rPr>
+          <w:rFonts w:cstheme="minorHAnsi"/>
+          <w:lang w:val="en-US"/>
+        </w:rPr>
+        <w:t xml:space="preserve"> MOs [</w:t>
       </w:r>
       <w:r>
         <w:rPr>
@@ -9375,7 +10071,35 @@
           <w:highlight w:val="yellow"/>
           <w:lang w:val="en-US"/>
         </w:rPr>
-        <w:t>MOs of Pc oligomers can be approximately described as lin</w:t>
+        <w:t>11, 12</w:t>
+      </w:r>
+      <w:r>
+        <w:rPr>
+          <w:rFonts w:cstheme="minorHAnsi"/>
+          <w:lang w:val="en-US"/>
+        </w:rPr>
+        <w:t xml:space="preserve">]. </w:t>
+      </w:r>
+      <w:r>
+        <w:rPr>
+          <w:rFonts w:cstheme="minorHAnsi"/>
+          <w:lang w:val="en-US"/>
+        </w:rPr>
+        <w:t>Due to</w:t>
+      </w:r>
+      <w:r>
+        <w:rPr>
+          <w:rFonts w:cstheme="minorHAnsi"/>
+          <w:lang w:val="en-US"/>
+        </w:rPr>
+        <w:t xml:space="preserve"> π-π overlap, the bonding-antibonding interactions between these MOs result in splitting of the corresponding energy levels and, for infinite stacks, to the formation of valence and conduction bands</w:t>
+      </w:r>
+      <w:r>
+        <w:rPr>
+          <w:rFonts w:cstheme="minorHAnsi"/>
+          <w:lang w:val="en-US"/>
+        </w:rPr>
+        <w:t xml:space="preserve"> </w:t>
       </w:r>
       <w:r>
         <w:rPr>
@@ -9383,7 +10107,7 @@
           <w:highlight w:val="yellow"/>
           <w:lang w:val="en-US"/>
         </w:rPr>
-        <w:t>ear combinations of the monomer</w:t>
+        <w:t>[</w:t>
       </w:r>
       <w:r>
         <w:rPr>
@@ -9391,7 +10115,7 @@
           <w:highlight w:val="yellow"/>
           <w:lang w:val="en-US"/>
         </w:rPr>
-        <w:t>s</w:t>
+        <w:t>36</w:t>
       </w:r>
       <w:r>
         <w:rPr>
@@ -9399,7 +10123,7 @@
           <w:highlight w:val="yellow"/>
           <w:lang w:val="en-US"/>
         </w:rPr>
-        <w:t>’</w:t>
+        <w:t>, 4</w:t>
       </w:r>
       <w:r>
         <w:rPr>
@@ -9407,7 +10131,7 @@
           <w:highlight w:val="yellow"/>
           <w:lang w:val="en-US"/>
         </w:rPr>
-        <w:t xml:space="preserve"> MOs [</w:t>
+        <w:t>0</w:t>
       </w:r>
       <w:r>
         <w:rPr>
@@ -9415,7 +10139,28 @@
           <w:highlight w:val="yellow"/>
           <w:lang w:val="en-US"/>
         </w:rPr>
-        <w:t>11, 12</w:t>
+        <w:t>]</w:t>
+      </w:r>
+      <w:r>
+        <w:rPr>
+          <w:rFonts w:cstheme="minorHAnsi"/>
+          <w:lang w:val="en-US"/>
+        </w:rPr>
+        <w:t>.</w:t>
+      </w:r>
+      <w:r>
+        <w:rPr>
+          <w:rFonts w:cstheme="minorHAnsi"/>
+          <w:lang w:val="en-US"/>
+        </w:rPr>
+        <w:t xml:space="preserve"> </w:t>
+      </w:r>
+      <w:r>
+        <w:rPr>
+          <w:rFonts w:cstheme="minorHAnsi"/>
+          <w:lang w:val="en-US"/>
+        </w:rPr>
+        <w:t xml:space="preserve">The dependence of these energies on the arrangement of the Pc molecules (see Fig. </w:t>
       </w:r>
       <w:r>
         <w:rPr>
@@ -9423,69 +10168,21 @@
           <w:highlight w:val="yellow"/>
           <w:lang w:val="en-US"/>
         </w:rPr>
-        <w:t>].</w:t>
-      </w:r>
-      <w:r>
-        <w:rPr>
-          <w:rFonts w:cstheme="minorHAnsi"/>
-          <w:lang w:val="en-US"/>
-        </w:rPr>
-        <w:t xml:space="preserve"> </w:t>
-      </w:r>
-      <w:proofErr w:type="gramStart"/>
-      <w:r>
-        <w:rPr>
-          <w:rFonts w:cstheme="minorHAnsi"/>
-          <w:lang w:val="en-US"/>
-        </w:rPr>
-        <w:t>&lt;</w:t>
-      </w:r>
-      <w:r>
-        <w:rPr>
-          <w:rFonts w:cstheme="minorHAnsi"/>
-          <w:highlight w:val="green"/>
-          <w:lang w:val="en-US"/>
-        </w:rPr>
-        <w:t xml:space="preserve"> </w:t>
-      </w:r>
-      <w:r>
-        <w:rPr>
-          <w:rFonts w:cstheme="minorHAnsi"/>
-          <w:highlight w:val="green"/>
-          <w:lang w:val="en-US"/>
-        </w:rPr>
-        <w:t>Due to  π-π overlap, t</w:t>
-      </w:r>
-      <w:r>
-        <w:rPr>
-          <w:rFonts w:cstheme="minorHAnsi"/>
-          <w:highlight w:val="green"/>
-          <w:lang w:val="en-US"/>
-        </w:rPr>
-        <w:t>he bonding-antibonding interac</w:t>
-      </w:r>
-      <w:r>
-        <w:rPr>
-          <w:rFonts w:cstheme="minorHAnsi"/>
-          <w:highlight w:val="green"/>
-          <w:lang w:val="en-US"/>
-        </w:rPr>
-        <w:t xml:space="preserve">tions between these MOs result </w:t>
-      </w:r>
-      <w:r>
-        <w:rPr>
-          <w:rFonts w:cstheme="minorHAnsi"/>
-          <w:highlight w:val="green"/>
-          <w:lang w:val="en-US"/>
-        </w:rPr>
-        <w:t>in splitting of the corresponding energy levels and, for infinite stacks, to the formation of valence and conduction bands</w:t>
-      </w:r>
-      <w:r>
-        <w:rPr>
-          <w:rFonts w:cstheme="minorHAnsi"/>
-          <w:lang w:val="en-US"/>
-        </w:rPr>
-        <w:t xml:space="preserve"> </w:t>
+        <w:t>4</w:t>
+      </w:r>
+      <w:r>
+        <w:rPr>
+          <w:rFonts w:cstheme="minorHAnsi"/>
+          <w:lang w:val="en-US"/>
+        </w:rPr>
+        <w:t>)</w:t>
+      </w:r>
+      <w:r>
+        <w:rPr>
+          <w:rFonts w:cstheme="minorHAnsi"/>
+          <w:lang w:val="en-US"/>
+        </w:rPr>
+        <w:t xml:space="preserve"> is shown in the Fig. </w:t>
       </w:r>
       <w:r>
         <w:rPr>
@@ -9493,7 +10190,75 @@
           <w:highlight w:val="yellow"/>
           <w:lang w:val="en-US"/>
         </w:rPr>
-        <w:t>[</w:t>
+        <w:t>6</w:t>
+      </w:r>
+      <w:r>
+        <w:rPr>
+          <w:rFonts w:cstheme="minorHAnsi"/>
+          <w:lang w:val="en-US"/>
+        </w:rPr>
+        <w:t xml:space="preserve"> for shift direction along Zn-N bond (Fig. 4A, approximately </w:t>
+      </w:r>
+      <w:r>
+        <w:rPr>
+          <w:rFonts w:cstheme="minorHAnsi"/>
+          <w:lang w:val="en-US"/>
+        </w:rPr>
+        <w:t>resembles</w:t>
+      </w:r>
+      <w:r>
+        <w:rPr>
+          <w:rFonts w:cstheme="minorHAnsi"/>
+          <w:lang w:val="en-US"/>
+        </w:rPr>
+        <w:t xml:space="preserve"> stack arrangement in </w:t>
+      </w:r>
+      <w:r>
+        <w:rPr>
+          <w:lang w:val="en-US"/>
+        </w:rPr>
+        <w:t>α</w:t>
+      </w:r>
+      <w:r>
+        <w:rPr>
+          <w:lang w:val="en-US"/>
+        </w:rPr>
+        <w:t>-</w:t>
+      </w:r>
+      <w:proofErr w:type="spellStart"/>
+      <w:r>
+        <w:rPr>
+          <w:lang w:val="en-US"/>
+        </w:rPr>
+        <w:t>ZnPc</w:t>
+      </w:r>
+      <w:proofErr w:type="spellEnd"/>
+      <w:r>
+        <w:rPr>
+          <w:lang w:val="en-US"/>
+        </w:rPr>
+        <w:t>)</w:t>
+      </w:r>
+      <w:r>
+        <w:rPr>
+          <w:rFonts w:cstheme="minorHAnsi"/>
+          <w:lang w:val="en-US"/>
+        </w:rPr>
+        <w:t>, the corresponding</w:t>
+      </w:r>
+      <w:r>
+        <w:rPr>
+          <w:rFonts w:cstheme="minorHAnsi"/>
+          <w:lang w:val="en-US"/>
+        </w:rPr>
+        <w:t xml:space="preserve"> transition</w:t>
+      </w:r>
+      <w:r>
+        <w:rPr>
+          <w:rFonts w:cstheme="minorHAnsi"/>
+          <w:lang w:val="en-US"/>
+        </w:rPr>
+        <w:t xml:space="preserve"> energies are listed in the </w:t>
       </w:r>
       <w:r>
         <w:rPr>
@@ -9501,7 +10266,61 @@
           <w:highlight w:val="yellow"/>
           <w:lang w:val="en-US"/>
         </w:rPr>
-        <w:t>38, 42</w:t>
+        <w:t>Table S1</w:t>
+      </w:r>
+      <w:r>
+        <w:rPr>
+          <w:rFonts w:cstheme="minorHAnsi"/>
+          <w:lang w:val="en-US"/>
+        </w:rPr>
+        <w:t>.</w:t>
+      </w:r>
+      <w:r>
+        <w:rPr>
+          <w:rFonts w:cstheme="minorHAnsi"/>
+          <w:lang w:val="en-US"/>
+        </w:rPr>
+        <w:t xml:space="preserve"> For shift direction along </w:t>
+      </w:r>
+      <w:proofErr w:type="spellStart"/>
+      <w:r>
+        <w:rPr>
+          <w:rFonts w:cstheme="minorHAnsi"/>
+          <w:i/>
+          <w:lang w:val="en-US"/>
+        </w:rPr>
+        <w:t>meso</w:t>
+      </w:r>
+      <w:proofErr w:type="spellEnd"/>
+      <w:r>
+        <w:rPr>
+          <w:rFonts w:cstheme="minorHAnsi"/>
+          <w:lang w:val="en-US"/>
+        </w:rPr>
+        <w:t>-N – Zn (Fig. 4B, approx. resembles stack arrangement in β-</w:t>
+      </w:r>
+      <w:proofErr w:type="spellStart"/>
+      <w:r>
+        <w:rPr>
+          <w:rFonts w:cstheme="minorHAnsi"/>
+          <w:lang w:val="en-US"/>
+        </w:rPr>
+        <w:t>ZnPc</w:t>
+      </w:r>
+      <w:proofErr w:type="spellEnd"/>
+      <w:r>
+        <w:rPr>
+          <w:rFonts w:cstheme="minorHAnsi"/>
+          <w:lang w:val="en-US"/>
+        </w:rPr>
+        <w:t>)</w:t>
+      </w:r>
+      <w:r>
+        <w:rPr>
+          <w:rFonts w:cstheme="minorHAnsi"/>
+          <w:lang w:val="en-US"/>
+        </w:rPr>
+        <w:t xml:space="preserve">, the results are shown in </w:t>
       </w:r>
       <w:r>
         <w:rPr>
@@ -9509,28 +10328,14 @@
           <w:highlight w:val="yellow"/>
           <w:lang w:val="en-US"/>
         </w:rPr>
-        <w:t>]</w:t>
-      </w:r>
-      <w:r>
-        <w:rPr>
-          <w:rFonts w:cstheme="minorHAnsi"/>
-          <w:lang w:val="en-US"/>
-        </w:rPr>
-        <w:t>&gt;</w:t>
-      </w:r>
-      <w:r>
-        <w:rPr>
-          <w:rFonts w:cstheme="minorHAnsi"/>
-          <w:lang w:val="en-US"/>
-        </w:rPr>
-        <w:t xml:space="preserve"> </w:t>
-      </w:r>
-      <w:r>
-        <w:rPr>
-          <w:rFonts w:cstheme="minorHAnsi"/>
-          <w:lang w:val="en-US"/>
-        </w:rPr>
-        <w:t xml:space="preserve">The dependence of these energies on the arrangement of the Pc molecules (see Fig. </w:t>
+        <w:t>the Fig. S1</w:t>
+      </w:r>
+      <w:r>
+        <w:rPr>
+          <w:rFonts w:cstheme="minorHAnsi"/>
+          <w:lang w:val="en-US"/>
+        </w:rPr>
+        <w:t xml:space="preserve"> and the </w:t>
       </w:r>
       <w:r>
         <w:rPr>
@@ -9538,105 +10343,7 @@
           <w:highlight w:val="yellow"/>
           <w:lang w:val="en-US"/>
         </w:rPr>
-        <w:t>4</w:t>
-      </w:r>
-      <w:r>
-        <w:rPr>
-          <w:rFonts w:cstheme="minorHAnsi"/>
-          <w:lang w:val="en-US"/>
-        </w:rPr>
-        <w:t>)</w:t>
-      </w:r>
-      <w:r>
-        <w:rPr>
-          <w:rFonts w:cstheme="minorHAnsi"/>
-          <w:lang w:val="en-US"/>
-        </w:rPr>
-        <w:t xml:space="preserve"> is shown in the Fig. </w:t>
-      </w:r>
-      <w:r>
-        <w:rPr>
-          <w:rFonts w:cstheme="minorHAnsi"/>
-          <w:highlight w:val="yellow"/>
-          <w:lang w:val="en-US"/>
-        </w:rPr>
-        <w:t>6</w:t>
-      </w:r>
-      <w:r>
-        <w:rPr>
-          <w:rFonts w:cstheme="minorHAnsi"/>
-          <w:lang w:val="en-US"/>
-        </w:rPr>
-        <w:t xml:space="preserve"> for shift direction along Zn-N bond (Fig. 4A, approximately </w:t>
-      </w:r>
-      <w:r>
-        <w:rPr>
-          <w:rFonts w:cstheme="minorHAnsi"/>
-          <w:lang w:val="en-US"/>
-        </w:rPr>
-        <w:t>resembles</w:t>
-      </w:r>
-      <w:r>
-        <w:rPr>
-          <w:rFonts w:cstheme="minorHAnsi"/>
-          <w:lang w:val="en-US"/>
-        </w:rPr>
-        <w:t xml:space="preserve"> stack arrangement in </w:t>
-      </w:r>
-      <w:r>
-        <w:rPr>
-          <w:lang w:val="en-US"/>
-        </w:rPr>
-        <w:t>α</w:t>
-      </w:r>
-      <w:r>
-        <w:rPr>
-          <w:lang w:val="en-US"/>
-        </w:rPr>
-        <w:t>-</w:t>
-      </w:r>
-      <w:proofErr w:type="spellStart"/>
-      <w:r>
-        <w:rPr>
-          <w:lang w:val="en-US"/>
-        </w:rPr>
-        <w:t>ZnPc</w:t>
-      </w:r>
-      <w:proofErr w:type="spellEnd"/>
-      <w:r>
-        <w:rPr>
-          <w:lang w:val="en-US"/>
-        </w:rPr>
-        <w:t>)</w:t>
-      </w:r>
-      <w:r>
-        <w:rPr>
-          <w:rFonts w:cstheme="minorHAnsi"/>
-          <w:lang w:val="en-US"/>
-        </w:rPr>
-        <w:t>, the corresponding</w:t>
-      </w:r>
-      <w:r>
-        <w:rPr>
-          <w:rFonts w:cstheme="minorHAnsi"/>
-          <w:lang w:val="en-US"/>
-        </w:rPr>
-        <w:t xml:space="preserve"> transition</w:t>
-      </w:r>
-      <w:r>
-        <w:rPr>
-          <w:rFonts w:cstheme="minorHAnsi"/>
-          <w:lang w:val="en-US"/>
-        </w:rPr>
-        <w:t xml:space="preserve"> energies are listed in the </w:t>
-      </w:r>
-      <w:r>
-        <w:rPr>
-          <w:rFonts w:cstheme="minorHAnsi"/>
-          <w:highlight w:val="yellow"/>
-          <w:lang w:val="en-US"/>
-        </w:rPr>
-        <w:t>Table S1</w:t>
+        <w:t>Table S2</w:t>
       </w:r>
       <w:r>
         <w:rPr>
@@ -9644,47 +10351,6 @@
           <w:lang w:val="en-US"/>
         </w:rPr>
         <w:t>.</w:t>
-      </w:r>
-      <w:proofErr w:type="gramEnd"/>
-      <w:r>
-        <w:rPr>
-          <w:rFonts w:cstheme="minorHAnsi"/>
-          <w:lang w:val="en-US"/>
-        </w:rPr>
-        <w:t xml:space="preserve"> For shift direction along </w:t>
-      </w:r>
-      <w:proofErr w:type="spellStart"/>
-      <w:r>
-        <w:rPr>
-          <w:rFonts w:cstheme="minorHAnsi"/>
-          <w:i/>
-          <w:lang w:val="en-US"/>
-        </w:rPr>
-        <w:t>meso</w:t>
-      </w:r>
-      <w:proofErr w:type="spellEnd"/>
-      <w:r>
-        <w:rPr>
-          <w:rFonts w:cstheme="minorHAnsi"/>
-          <w:lang w:val="en-US"/>
-        </w:rPr>
-        <w:t>-N – Zn (Fig. 4B, approx. resembles stack arrangement in β-</w:t>
-      </w:r>
-      <w:proofErr w:type="spellStart"/>
-      <w:r>
-        <w:rPr>
-          <w:rFonts w:cstheme="minorHAnsi"/>
-          <w:lang w:val="en-US"/>
-        </w:rPr>
-        <w:t>ZnPc</w:t>
-      </w:r>
-      <w:proofErr w:type="spellEnd"/>
-      <w:r>
-        <w:rPr>
-          <w:rFonts w:cstheme="minorHAnsi"/>
-          <w:lang w:val="en-US"/>
-        </w:rPr>
-        <w:t>).</w:t>
       </w:r>
     </w:p>
     <w:p>
@@ -9823,7 +10489,7 @@
           <v:shape id="_x0000_i1031" type="#_x0000_t75" style="width:227.25pt;height:108.3pt" o:ole="">
             <v:imagedata r:id="rId21" o:title=""/>
           </v:shape>
-          <o:OLEObject Type="Embed" ProgID="ChemDraw.Document.6.0" ShapeID="_x0000_i1031" DrawAspect="Content" ObjectID="_1823480163" r:id="rId22"/>
+          <o:OLEObject Type="Embed" ProgID="ChemDraw.Document.6.0" ShapeID="_x0000_i1031" DrawAspect="Content" ObjectID="_1823840908" r:id="rId22"/>
         </w:object>
       </w:r>
     </w:p>
@@ -11189,7 +11855,15 @@
           <w:rFonts w:cstheme="minorHAnsi"/>
           <w:lang w:val="en-US"/>
         </w:rPr>
-        <w:t xml:space="preserve"> no quantitative agreement between TD-DFT transition energies and eq. (1) which can be </w:t>
+        <w:t xml:space="preserve"> no quantitative agreement between TD-DFT transition energies and eq. (1) which </w:t>
+      </w:r>
+      <w:proofErr w:type="gramStart"/>
+      <w:r>
+        <w:rPr>
+          <w:rFonts w:cstheme="minorHAnsi"/>
+          <w:lang w:val="en-US"/>
+        </w:rPr>
+        <w:t xml:space="preserve">can be </w:t>
       </w:r>
       <w:r>
         <w:rPr>
@@ -11203,7 +11877,15 @@
           <w:rFonts w:cstheme="minorHAnsi"/>
           <w:lang w:val="en-US"/>
         </w:rPr>
-        <w:t xml:space="preserve">explained by </w:t>
+        <w:t>explained</w:t>
+      </w:r>
+      <w:proofErr w:type="gramEnd"/>
+      <w:r>
+        <w:rPr>
+          <w:rFonts w:cstheme="minorHAnsi"/>
+          <w:lang w:val="en-US"/>
+        </w:rPr>
+        <w:t xml:space="preserve"> by </w:t>
       </w:r>
       <w:r>
         <w:rPr>
@@ -11240,7 +11922,31 @@
           <w:highlight w:val="yellow"/>
           <w:lang w:val="en-US"/>
         </w:rPr>
-        <w:t>38-42</w:t>
+        <w:t>3</w:t>
+      </w:r>
+      <w:r>
+        <w:rPr>
+          <w:rFonts w:cstheme="minorHAnsi"/>
+          <w:highlight w:val="yellow"/>
+          <w:lang w:val="en-US"/>
+        </w:rPr>
+        <w:t>6</w:t>
+      </w:r>
+      <w:r>
+        <w:rPr>
+          <w:rFonts w:cstheme="minorHAnsi"/>
+          <w:highlight w:val="yellow"/>
+          <w:lang w:val="en-US"/>
+        </w:rPr>
+        <w:t>-4</w:t>
+      </w:r>
+      <w:r>
+        <w:rPr>
+          <w:rFonts w:cstheme="minorHAnsi"/>
+          <w:highlight w:val="yellow"/>
+          <w:lang w:val="en-US"/>
+        </w:rPr>
+        <w:t>0</w:t>
       </w:r>
       <w:r>
         <w:rPr>
@@ -11302,7 +12008,14 @@
           <w:highlight w:val="yellow"/>
           <w:lang w:val="en-US"/>
         </w:rPr>
-        <w:t>48</w:t>
+        <w:t>4</w:t>
+      </w:r>
+      <w:r>
+        <w:rPr>
+          <w:rFonts w:cstheme="minorHAnsi"/>
+          <w:lang w:val="en-US"/>
+        </w:rPr>
+        <w:t>6</w:t>
       </w:r>
       <w:r>
         <w:rPr>
@@ -11332,21 +12045,37 @@
           <w:rFonts w:cstheme="minorHAnsi"/>
           <w:lang w:val="en-US"/>
         </w:rPr>
-        <w:t xml:space="preserve"> interactions can be</w:t>
-      </w:r>
-      <w:r>
-        <w:rPr>
-          <w:rFonts w:cstheme="minorHAnsi"/>
-          <w:lang w:val="en-US"/>
-        </w:rPr>
-        <w:t xml:space="preserve"> </w:t>
-      </w:r>
-      <w:r>
-        <w:rPr>
-          <w:rFonts w:cstheme="minorHAnsi"/>
-          <w:lang w:val="en-US"/>
-        </w:rPr>
-        <w:t>divided into long</w:t>
+        <w:t xml:space="preserve"> interactions </w:t>
+      </w:r>
+      <w:proofErr w:type="gramStart"/>
+      <w:r>
+        <w:rPr>
+          <w:rFonts w:cstheme="minorHAnsi"/>
+          <w:lang w:val="en-US"/>
+        </w:rPr>
+        <w:t>can be</w:t>
+      </w:r>
+      <w:r>
+        <w:rPr>
+          <w:rFonts w:cstheme="minorHAnsi"/>
+          <w:lang w:val="en-US"/>
+        </w:rPr>
+        <w:t xml:space="preserve"> </w:t>
+      </w:r>
+      <w:r>
+        <w:rPr>
+          <w:rFonts w:cstheme="minorHAnsi"/>
+          <w:lang w:val="en-US"/>
+        </w:rPr>
+        <w:t>divided</w:t>
+      </w:r>
+      <w:proofErr w:type="gramEnd"/>
+      <w:r>
+        <w:rPr>
+          <w:rFonts w:cstheme="minorHAnsi"/>
+          <w:lang w:val="en-US"/>
+        </w:rPr>
+        <w:t xml:space="preserve"> into long</w:t>
       </w:r>
       <w:r>
         <w:rPr>
@@ -11426,7 +12155,14 @@
           <w:highlight w:val="yellow"/>
           <w:lang w:val="en-US"/>
         </w:rPr>
-        <w:t>49</w:t>
+        <w:t>4</w:t>
+      </w:r>
+      <w:r>
+        <w:rPr>
+          <w:rFonts w:cstheme="minorHAnsi"/>
+          <w:lang w:val="en-US"/>
+        </w:rPr>
+        <w:t>7</w:t>
       </w:r>
       <w:r>
         <w:rPr>
@@ -11491,7 +12227,21 @@
           <w:rFonts w:cstheme="minorHAnsi"/>
           <w:lang w:val="en-US"/>
         </w:rPr>
-        <w:t xml:space="preserve"> overlap.</w:t>
+        <w:t xml:space="preserve"> overlap</w:t>
+      </w:r>
+      <w:r>
+        <w:rPr>
+          <w:rFonts w:cstheme="minorHAnsi"/>
+          <w:lang w:val="en-US"/>
+        </w:rPr>
+        <w:t xml:space="preserve"> [40]</w:t>
+      </w:r>
+      <w:r>
+        <w:rPr>
+          <w:rFonts w:cstheme="minorHAnsi"/>
+          <w:lang w:val="en-US"/>
+        </w:rPr>
+        <w:t>.</w:t>
       </w:r>
       <w:r>
         <w:rPr>
@@ -11521,7 +12271,23 @@
           <w:rFonts w:cstheme="minorHAnsi"/>
           <w:lang w:val="en-US"/>
         </w:rPr>
-        <w:t xml:space="preserve"> interactions leads to Kasha’s</w:t>
+        <w:t xml:space="preserve"> </w:t>
+      </w:r>
+      <w:proofErr w:type="gramStart"/>
+      <w:r>
+        <w:rPr>
+          <w:rFonts w:cstheme="minorHAnsi"/>
+          <w:lang w:val="en-US"/>
+        </w:rPr>
+        <w:t>interactions</w:t>
+      </w:r>
+      <w:proofErr w:type="gramEnd"/>
+      <w:r>
+        <w:rPr>
+          <w:rFonts w:cstheme="minorHAnsi"/>
+          <w:lang w:val="en-US"/>
+        </w:rPr>
+        <w:t xml:space="preserve"> leads to Kasha’s</w:t>
       </w:r>
       <w:r>
         <w:rPr>
@@ -11559,7 +12325,7 @@
           <w:highlight w:val="yellow"/>
           <w:lang w:val="en-US"/>
         </w:rPr>
-        <w:t>Kasha</w:t>
+        <w:t>22</w:t>
       </w:r>
       <w:r>
         <w:rPr>
@@ -11573,21 +12339,7 @@
           <w:rFonts w:cstheme="minorHAnsi"/>
           <w:lang w:val="en-US"/>
         </w:rPr>
-        <w:t xml:space="preserve"> which</w:t>
-      </w:r>
-      <w:r>
-        <w:rPr>
-          <w:rFonts w:cstheme="minorHAnsi"/>
-          <w:lang w:val="en-US"/>
-        </w:rPr>
-        <w:t xml:space="preserve"> </w:t>
-      </w:r>
-      <w:r>
-        <w:rPr>
-          <w:rFonts w:cstheme="minorHAnsi"/>
-          <w:lang w:val="en-US"/>
-        </w:rPr>
-        <w:t>is often approximated as a point-dipole interaction (equation 1) which decays as 1/r</w:t>
+        <w:t xml:space="preserve"> often approximated as a point-dipole interaction (equation 1) which decays as 1/r</w:t>
       </w:r>
       <w:r>
         <w:rPr>
@@ -11676,7 +12428,7 @@
           <v:shape id="_x0000_i1033" type="#_x0000_t75" style="width:328.05pt;height:227.25pt" o:ole="">
             <v:imagedata r:id="rId25" o:title=""/>
           </v:shape>
-          <o:OLEObject Type="Embed" ProgID="Origin50.Graph" ShapeID="_x0000_i1033" DrawAspect="Content" ObjectID="_1823480164" r:id="rId26"/>
+          <o:OLEObject Type="Embed" ProgID="Origin50.Graph" ShapeID="_x0000_i1033" DrawAspect="Content" ObjectID="_1823840909" r:id="rId26"/>
         </w:object>
       </w:r>
     </w:p>
@@ -11789,7 +12541,7 @@
           <w:rFonts w:cstheme="minorHAnsi"/>
           <w:lang w:val="en-US"/>
         </w:rPr>
-        <w:t>different</w:t>
+        <w:t>variable</w:t>
       </w:r>
       <w:r>
         <w:rPr>
@@ -11824,14 +12576,29 @@
           <w:rFonts w:cstheme="minorHAnsi"/>
           <w:lang w:val="en-US"/>
         </w:rPr>
-        <w:t>only perfectly face-to-face</w:t>
-      </w:r>
-      <w:r>
-        <w:rPr>
-          <w:rFonts w:cstheme="minorHAnsi"/>
-          <w:lang w:val="en-US"/>
-        </w:rPr>
-        <w:t xml:space="preserve"> and edge-to-edge arrangements we</w:t>
+        <w:t>only perfect</w:t>
+      </w:r>
+      <w:r>
+        <w:rPr>
+          <w:rFonts w:cstheme="minorHAnsi"/>
+          <w:lang w:val="en-US"/>
+        </w:rPr>
+        <w:t xml:space="preserve"> face-to-face</w:t>
+      </w:r>
+      <w:r>
+        <w:rPr>
+          <w:rFonts w:cstheme="minorHAnsi"/>
+          <w:lang w:val="en-US"/>
+        </w:rPr>
+        <w:t xml:space="preserve"> and edge-to-edge arrangements </w:t>
+      </w:r>
+      <w:proofErr w:type="gramStart"/>
+      <w:r>
+        <w:rPr>
+          <w:rFonts w:cstheme="minorHAnsi"/>
+          <w:lang w:val="en-US"/>
+        </w:rPr>
+        <w:t>we</w:t>
       </w:r>
       <w:r>
         <w:rPr>
@@ -11840,12 +12607,27 @@
         </w:rPr>
         <w:t>re considered</w:t>
       </w:r>
-      <w:r>
-        <w:rPr>
-          <w:rFonts w:cstheme="minorHAnsi"/>
-          <w:lang w:val="en-US"/>
-        </w:rPr>
-        <w:t xml:space="preserve"> to study distance dependence of the </w:t>
+      <w:proofErr w:type="gramEnd"/>
+      <w:r>
+        <w:rPr>
+          <w:rFonts w:cstheme="minorHAnsi"/>
+          <w:lang w:val="en-US"/>
+        </w:rPr>
+        <w:t xml:space="preserve"> to study</w:t>
+      </w:r>
+      <w:r>
+        <w:rPr>
+          <w:rFonts w:cstheme="minorHAnsi"/>
+          <w:lang w:val="en-US"/>
+        </w:rPr>
+        <w:t xml:space="preserve"> the</w:t>
+      </w:r>
+      <w:r>
+        <w:rPr>
+          <w:rFonts w:cstheme="minorHAnsi"/>
+          <w:lang w:val="en-US"/>
+        </w:rPr>
+        <w:t xml:space="preserve"> distance dependence of the </w:t>
       </w:r>
       <w:proofErr w:type="spellStart"/>
       <w:r>
@@ -11875,7 +12657,23 @@
           <w:rFonts w:cstheme="minorHAnsi"/>
           <w:lang w:val="en-US"/>
         </w:rPr>
-        <w:t xml:space="preserve">As it is seen from the Fig. </w:t>
+        <w:t xml:space="preserve">As it </w:t>
+      </w:r>
+      <w:proofErr w:type="gramStart"/>
+      <w:r>
+        <w:rPr>
+          <w:rFonts w:cstheme="minorHAnsi"/>
+          <w:lang w:val="en-US"/>
+        </w:rPr>
+        <w:t>is seen</w:t>
+      </w:r>
+      <w:proofErr w:type="gramEnd"/>
+      <w:r>
+        <w:rPr>
+          <w:rFonts w:cstheme="minorHAnsi"/>
+          <w:lang w:val="en-US"/>
+        </w:rPr>
+        <w:t xml:space="preserve"> from the Fig. </w:t>
       </w:r>
       <w:r>
         <w:rPr>
@@ -11981,7 +12779,7 @@
           <w:rFonts w:cstheme="minorHAnsi"/>
           <w:lang w:val="en-US"/>
         </w:rPr>
-        <w:t>pproximately</w:t>
+        <w:t>lmost</w:t>
       </w:r>
       <w:r>
         <w:rPr>
@@ -12081,6 +12879,7 @@
         </w:rPr>
         <w:t xml:space="preserve"> coupling </w:t>
       </w:r>
+      <w:proofErr w:type="gramStart"/>
       <w:r>
         <w:rPr>
           <w:rFonts w:cstheme="minorHAnsi"/>
@@ -12093,7 +12892,59 @@
           <w:rFonts w:cstheme="minorHAnsi"/>
           <w:lang w:val="en-US"/>
         </w:rPr>
-        <w:t xml:space="preserve"> made using atomic charges obtained from fitting of the transition electrostatic </w:t>
+        <w:t xml:space="preserve"> made</w:t>
+      </w:r>
+      <w:proofErr w:type="gramEnd"/>
+      <w:r>
+        <w:rPr>
+          <w:rFonts w:cstheme="minorHAnsi"/>
+          <w:lang w:val="en-US"/>
+        </w:rPr>
+        <w:t xml:space="preserve"> using atomic charges obtained </w:t>
+      </w:r>
+      <w:r>
+        <w:rPr>
+          <w:rFonts w:cstheme="minorHAnsi"/>
+          <w:lang w:val="en-US"/>
+        </w:rPr>
+        <w:t>from</w:t>
+      </w:r>
+      <w:r>
+        <w:rPr>
+          <w:rFonts w:cstheme="minorHAnsi"/>
+          <w:lang w:val="en-US"/>
+        </w:rPr>
+        <w:t xml:space="preserve"> the transition electrostatic potential</w:t>
+      </w:r>
+      <w:r>
+        <w:rPr>
+          <w:rFonts w:cstheme="minorHAnsi"/>
+          <w:lang w:val="en-US"/>
+        </w:rPr>
+        <w:t xml:space="preserve"> fitting</w:t>
+      </w:r>
+      <w:r>
+        <w:rPr>
+          <w:rFonts w:cstheme="minorHAnsi"/>
+          <w:lang w:val="en-US"/>
+        </w:rPr>
+        <w:t xml:space="preserve"> (</w:t>
+      </w:r>
+      <w:proofErr w:type="spellStart"/>
+      <w:r>
+        <w:rPr>
+          <w:rFonts w:cstheme="minorHAnsi"/>
+          <w:lang w:val="en-US"/>
+        </w:rPr>
+        <w:t>TrESP</w:t>
+      </w:r>
+      <w:proofErr w:type="spellEnd"/>
+      <w:r>
+        <w:rPr>
+          <w:rFonts w:cstheme="minorHAnsi"/>
+          <w:lang w:val="en-US"/>
+        </w:rPr>
+        <w:t xml:space="preserve"> </w:t>
       </w:r>
       <w:r>
         <w:rPr>
@@ -12101,23 +12952,7 @@
           <w:lang w:val="en-US"/>
         </w:rPr>
         <w:lastRenderedPageBreak/>
-        <w:t>potential (</w:t>
-      </w:r>
-      <w:proofErr w:type="spellStart"/>
-      <w:r>
-        <w:rPr>
-          <w:rFonts w:cstheme="minorHAnsi"/>
-          <w:lang w:val="en-US"/>
-        </w:rPr>
-        <w:t>TrESP</w:t>
-      </w:r>
-      <w:proofErr w:type="spellEnd"/>
-      <w:r>
-        <w:rPr>
-          <w:rFonts w:cstheme="minorHAnsi"/>
-          <w:lang w:val="en-US"/>
-        </w:rPr>
-        <w:t xml:space="preserve"> charges) </w:t>
+        <w:t xml:space="preserve">charges) </w:t>
       </w:r>
       <w:r>
         <w:rPr>
@@ -12133,7 +12968,7 @@
           <w:highlight w:val="yellow"/>
           <w:lang w:val="en-US"/>
         </w:rPr>
-        <w:t>50</w:t>
+        <w:t>48</w:t>
       </w:r>
       <w:r>
         <w:rPr>
@@ -12293,14 +13128,14 @@
           <w:rFonts w:cstheme="minorHAnsi"/>
           <w:lang w:val="en-US"/>
         </w:rPr>
-        <w:t xml:space="preserve"> component is almos</w:t>
-      </w:r>
-      <w:r>
-        <w:rPr>
-          <w:rFonts w:cstheme="minorHAnsi"/>
-          <w:lang w:val="en-US"/>
-        </w:rPr>
-        <w:t>t linear against 1/</w:t>
+        <w:t xml:space="preserve"> component is </w:t>
+      </w:r>
+      <w:r>
+        <w:rPr>
+          <w:rFonts w:cstheme="minorHAnsi"/>
+          <w:lang w:val="en-US"/>
+        </w:rPr>
+        <w:t>linear against 1/</w:t>
       </w:r>
       <w:r>
         <w:rPr>
@@ -12345,14 +13180,30 @@
           <w:rFonts w:cstheme="minorHAnsi"/>
           <w:lang w:val="en-US"/>
         </w:rPr>
-        <w:t xml:space="preserve"> </w:t>
-      </w:r>
-      <w:r>
-        <w:rPr>
-          <w:rFonts w:cstheme="minorHAnsi"/>
-          <w:lang w:val="en-US"/>
-        </w:rPr>
-        <w:t>which can be explained by</w:t>
+        <w:t xml:space="preserve">, </w:t>
+      </w:r>
+      <w:r>
+        <w:rPr>
+          <w:rFonts w:cstheme="minorHAnsi"/>
+          <w:lang w:val="en-US"/>
+        </w:rPr>
+        <w:t xml:space="preserve">which </w:t>
+      </w:r>
+      <w:proofErr w:type="gramStart"/>
+      <w:r>
+        <w:rPr>
+          <w:rFonts w:cstheme="minorHAnsi"/>
+          <w:lang w:val="en-US"/>
+        </w:rPr>
+        <w:t>can be explained</w:t>
+      </w:r>
+      <w:proofErr w:type="gramEnd"/>
+      <w:r>
+        <w:rPr>
+          <w:rFonts w:cstheme="minorHAnsi"/>
+          <w:lang w:val="en-US"/>
+        </w:rPr>
+        <w:t xml:space="preserve"> by</w:t>
       </w:r>
       <w:r>
         <w:rPr>
@@ -12380,7 +13231,21 @@
           <w:rFonts w:cstheme="minorHAnsi"/>
           <w:lang w:val="en-US"/>
         </w:rPr>
-        <w:t>between transition dipoles</w:t>
+        <w:t>between</w:t>
+      </w:r>
+      <w:r>
+        <w:rPr>
+          <w:rFonts w:cstheme="minorHAnsi"/>
+          <w:lang w:val="en-US"/>
+        </w:rPr>
+        <w:t xml:space="preserve"> the</w:t>
+      </w:r>
+      <w:r>
+        <w:rPr>
+          <w:rFonts w:cstheme="minorHAnsi"/>
+          <w:lang w:val="en-US"/>
+        </w:rPr>
+        <w:t xml:space="preserve"> transition dipoles</w:t>
       </w:r>
       <w:r>
         <w:rPr>
@@ -12401,7 +13266,21 @@
           <w:rFonts w:cstheme="minorHAnsi"/>
           <w:lang w:val="en-US"/>
         </w:rPr>
-        <w:t>disagreement between TD-DFT transition energy</w:t>
+        <w:t xml:space="preserve">disagreement </w:t>
+      </w:r>
+      <w:r>
+        <w:rPr>
+          <w:rFonts w:cstheme="minorHAnsi"/>
+          <w:lang w:val="en-US"/>
+        </w:rPr>
+        <w:t>of</w:t>
+      </w:r>
+      <w:r>
+        <w:rPr>
+          <w:rFonts w:cstheme="minorHAnsi"/>
+          <w:lang w:val="en-US"/>
+        </w:rPr>
+        <w:t xml:space="preserve"> TD-DFT transition energy</w:t>
       </w:r>
       <w:r>
         <w:rPr>
@@ -12512,6 +13391,35 @@
           <w:lang w:val="en-US"/>
         </w:rPr>
         <w:t xml:space="preserve"> </w:t>
+      </w:r>
+      <w:r>
+        <w:rPr>
+          <w:rFonts w:cstheme="minorHAnsi"/>
+          <w:lang w:val="en-US"/>
+        </w:rPr>
+        <w:t>(</w:t>
+      </w:r>
+      <w:r>
+        <w:rPr>
+          <w:rFonts w:cstheme="minorHAnsi"/>
+          <w:i/>
+        </w:rPr>
+        <w:t>Δ</w:t>
+      </w:r>
+      <w:r>
+        <w:rPr>
+          <w:rFonts w:cstheme="minorHAnsi"/>
+          <w:i/>
+          <w:lang w:val="en-US"/>
+        </w:rPr>
+        <w:t>z</w:t>
+      </w:r>
+      <w:r>
+        <w:rPr>
+          <w:rFonts w:cstheme="minorHAnsi"/>
+          <w:lang w:val="en-US"/>
+        </w:rPr>
+        <w:t xml:space="preserve">) </w:t>
       </w:r>
       <w:r>
         <w:rPr>
@@ -12687,7 +13595,22 @@
           <w:rFonts w:cstheme="minorHAnsi"/>
           <w:lang w:val="en-US"/>
         </w:rPr>
-        <w:t>This can be explained by a larger contribution of a lower-energy transition in the configuration of the excited state (Table S2).</w:t>
+        <w:t xml:space="preserve">This can be explained by a larger contribution of a lower-energy transition in the configuration of the excited state (Table </w:t>
+      </w:r>
+      <w:r>
+        <w:rPr>
+          <w:rFonts w:cstheme="minorHAnsi"/>
+          <w:highlight w:val="yellow"/>
+          <w:lang w:val="en-US"/>
+        </w:rPr>
+        <w:t>S2</w:t>
+      </w:r>
+      <w:r>
+        <w:rPr>
+          <w:rFonts w:cstheme="minorHAnsi"/>
+          <w:lang w:val="en-US"/>
+        </w:rPr>
+        <w:t>).</w:t>
       </w:r>
       <w:r>
         <w:rPr>
@@ -12746,7 +13669,23 @@
           <w:rFonts w:cstheme="minorHAnsi"/>
           <w:lang w:val="en-US"/>
         </w:rPr>
-        <w:t>transition is forbidden</w:t>
+        <w:t xml:space="preserve">transition </w:t>
+      </w:r>
+      <w:proofErr w:type="gramStart"/>
+      <w:r>
+        <w:rPr>
+          <w:rFonts w:cstheme="minorHAnsi"/>
+          <w:lang w:val="en-US"/>
+        </w:rPr>
+        <w:t>is forbidden</w:t>
+      </w:r>
+      <w:proofErr w:type="gramEnd"/>
+      <w:r>
+        <w:rPr>
+          <w:rFonts w:cstheme="minorHAnsi"/>
+          <w:lang w:val="en-US"/>
+        </w:rPr>
+        <w:t>,</w:t>
       </w:r>
       <w:r>
         <w:rPr>
@@ -12951,14 +13890,21 @@
           <w:rFonts w:cstheme="minorHAnsi"/>
           <w:lang w:val="en-US"/>
         </w:rPr>
-        <w:t xml:space="preserve"> with</w:t>
-      </w:r>
-      <w:r>
-        <w:rPr>
-          <w:rFonts w:cstheme="minorHAnsi"/>
-          <w:lang w:val="en-US"/>
-        </w:rPr>
-        <w:t xml:space="preserve"> 0.06 eV </w:t>
+        <w:t>,</w:t>
+      </w:r>
+      <w:r>
+        <w:rPr>
+          <w:rFonts w:cstheme="minorHAnsi"/>
+          <w:lang w:val="en-US"/>
+        </w:rPr>
+        <w:t xml:space="preserve"> </w:t>
+      </w:r>
+      <w:r>
+        <w:rPr>
+          <w:rFonts w:cstheme="minorHAnsi"/>
+          <w:lang w:val="en-US"/>
+        </w:rPr>
+        <w:t xml:space="preserve">and is purely </w:t>
       </w:r>
       <w:proofErr w:type="spellStart"/>
       <w:r>
@@ -12974,179 +13920,142 @@
           <w:rFonts w:cstheme="minorHAnsi"/>
           <w:lang w:val="en-US"/>
         </w:rPr>
-        <w:t xml:space="preserve"> component.</w:t>
-      </w:r>
-      <w:r>
-        <w:rPr>
-          <w:rFonts w:cstheme="minorHAnsi"/>
-          <w:lang w:val="en-US"/>
-        </w:rPr>
-        <w:t xml:space="preserve"> The </w:t>
-      </w:r>
-      <w:proofErr w:type="spellStart"/>
-      <w:r>
-        <w:rPr>
-          <w:rFonts w:cstheme="minorHAnsi"/>
-          <w:lang w:val="en-US"/>
-        </w:rPr>
-        <w:t>Coulombic</w:t>
-      </w:r>
-      <w:proofErr w:type="spellEnd"/>
-      <w:r>
-        <w:rPr>
-          <w:rFonts w:cstheme="minorHAnsi"/>
-          <w:lang w:val="en-US"/>
-        </w:rPr>
-        <w:t xml:space="preserve"> splitting of ~</w:t>
-      </w:r>
-      <w:r>
-        <w:rPr>
-          <w:rFonts w:cstheme="minorHAnsi"/>
-          <w:lang w:val="en-US"/>
-        </w:rPr>
-        <w:t xml:space="preserve"> </w:t>
-      </w:r>
-      <w:r>
-        <w:rPr>
-          <w:rFonts w:cstheme="minorHAnsi"/>
-          <w:lang w:val="en-US"/>
-        </w:rPr>
-        <w:t>0.2 eV is enough to explain the observed ~</w:t>
-      </w:r>
-      <w:r>
-        <w:rPr>
-          <w:rFonts w:cstheme="minorHAnsi"/>
-          <w:lang w:val="en-US"/>
-        </w:rPr>
-        <w:t xml:space="preserve"> </w:t>
-      </w:r>
-      <w:r>
-        <w:rPr>
-          <w:rFonts w:cstheme="minorHAnsi"/>
-          <w:lang w:val="en-US"/>
-        </w:rPr>
-        <w:t xml:space="preserve">0.15 eV blue shift of the Q-band of aggregated Pcs. But the </w:t>
-      </w:r>
-      <w:r>
-        <w:rPr>
-          <w:rFonts w:cstheme="minorHAnsi"/>
-          <w:lang w:val="en-US"/>
-        </w:rPr>
-        <w:t>TD-DFT</w:t>
-      </w:r>
-      <w:r>
-        <w:rPr>
-          <w:rFonts w:cstheme="minorHAnsi"/>
-          <w:lang w:val="en-US"/>
-        </w:rPr>
-        <w:t xml:space="preserve"> redshift of the forbidden </w:t>
-      </w:r>
-      <w:proofErr w:type="spellStart"/>
-      <w:r>
-        <w:rPr>
-          <w:rFonts w:cstheme="minorHAnsi"/>
-          <w:lang w:val="en-US"/>
-        </w:rPr>
-        <w:t>subband</w:t>
-      </w:r>
-      <w:proofErr w:type="spellEnd"/>
-      <w:r>
-        <w:rPr>
-          <w:rFonts w:cstheme="minorHAnsi"/>
-          <w:lang w:val="en-US"/>
-        </w:rPr>
-        <w:t xml:space="preserve"> </w:t>
-      </w:r>
-      <w:r>
-        <w:rPr>
-          <w:rFonts w:cstheme="minorHAnsi"/>
-          <w:lang w:val="en-US"/>
-        </w:rPr>
-        <w:t>is</w:t>
-      </w:r>
-      <w:r>
-        <w:rPr>
-          <w:rFonts w:cstheme="minorHAnsi"/>
-          <w:lang w:val="en-US"/>
-        </w:rPr>
-        <w:t xml:space="preserve"> even</w:t>
-      </w:r>
-      <w:r>
-        <w:rPr>
-          <w:rFonts w:cstheme="minorHAnsi"/>
-          <w:lang w:val="en-US"/>
-        </w:rPr>
-        <w:t xml:space="preserve"> larger</w:t>
-      </w:r>
-      <w:r>
-        <w:rPr>
-          <w:rFonts w:cstheme="minorHAnsi"/>
-          <w:lang w:val="en-US"/>
-        </w:rPr>
-        <w:t xml:space="preserve"> (</w:t>
-      </w:r>
-      <w:r>
-        <w:rPr>
-          <w:rFonts w:cstheme="minorHAnsi"/>
-          <w:lang w:val="en-US"/>
-        </w:rPr>
-        <w:t>~ 0.65 eV</w:t>
-      </w:r>
-      <w:r>
-        <w:rPr>
-          <w:rFonts w:cstheme="minorHAnsi"/>
-          <w:lang w:val="en-US"/>
-        </w:rPr>
-        <w:t>)</w:t>
-      </w:r>
-      <w:r>
-        <w:rPr>
-          <w:rFonts w:cstheme="minorHAnsi"/>
-          <w:lang w:val="en-US"/>
-        </w:rPr>
-        <w:t xml:space="preserve"> </w:t>
-      </w:r>
-      <w:r>
-        <w:rPr>
-          <w:rFonts w:cstheme="minorHAnsi"/>
-          <w:lang w:val="en-US"/>
-        </w:rPr>
-        <w:t>than</w:t>
-      </w:r>
-      <w:r>
-        <w:rPr>
-          <w:rFonts w:cstheme="minorHAnsi"/>
-          <w:lang w:val="en-US"/>
-        </w:rPr>
-        <w:t xml:space="preserve"> that</w:t>
-      </w:r>
-      <w:r>
-        <w:rPr>
-          <w:rFonts w:cstheme="minorHAnsi"/>
-          <w:lang w:val="en-US"/>
-        </w:rPr>
-        <w:t xml:space="preserve"> of conjugated binuclear Pcs</w:t>
-      </w:r>
-      <w:r>
-        <w:rPr>
-          <w:rFonts w:cstheme="minorHAnsi"/>
-          <w:lang w:val="en-US"/>
-        </w:rPr>
-        <w:t xml:space="preserve"> (~ 0.4 eV</w:t>
-      </w:r>
-      <w:r>
-        <w:rPr>
-          <w:rFonts w:cstheme="minorHAnsi"/>
-          <w:lang w:val="en-US"/>
-        </w:rPr>
-        <w:t>)</w:t>
-      </w:r>
-      <w:r>
-        <w:rPr>
-          <w:rFonts w:cstheme="minorHAnsi"/>
-          <w:lang w:val="en-US"/>
-        </w:rPr>
-        <w:t xml:space="preserve"> </w:t>
+        <w:t>.</w:t>
+      </w:r>
+      <w:r>
+        <w:rPr>
+          <w:rFonts w:cstheme="minorHAnsi"/>
+          <w:lang w:val="en-US"/>
+        </w:rPr>
+        <w:t xml:space="preserve"> </w:t>
+      </w:r>
+      <w:r>
+        <w:rPr>
+          <w:rFonts w:cstheme="minorHAnsi"/>
+          <w:lang w:val="en-US"/>
+        </w:rPr>
+        <w:t>Thus</w:t>
+      </w:r>
+      <w:r>
+        <w:rPr>
+          <w:rFonts w:cstheme="minorHAnsi"/>
+          <w:lang w:val="en-US"/>
+        </w:rPr>
+        <w:t>, moderate ~ 0.15 eV</w:t>
+      </w:r>
+      <w:r>
+        <w:rPr>
+          <w:rFonts w:cstheme="minorHAnsi"/>
+          <w:lang w:val="en-US"/>
+        </w:rPr>
+        <w:t xml:space="preserve"> blue shift</w:t>
+      </w:r>
+      <w:r>
+        <w:rPr>
+          <w:rFonts w:cstheme="minorHAnsi"/>
+          <w:lang w:val="en-US"/>
+        </w:rPr>
+        <w:t xml:space="preserve"> observed for H-aggregates</w:t>
+      </w:r>
+      <w:r>
+        <w:rPr>
+          <w:rFonts w:cstheme="minorHAnsi"/>
+          <w:lang w:val="en-US"/>
+        </w:rPr>
+        <w:t xml:space="preserve"> is only a "tip of an iceberg"</w:t>
+      </w:r>
+      <w:r>
+        <w:rPr>
+          <w:rFonts w:cstheme="minorHAnsi"/>
+          <w:lang w:val="en-US"/>
+        </w:rPr>
+        <w:t>, and the</w:t>
+      </w:r>
+      <w:r>
+        <w:rPr>
+          <w:rFonts w:cstheme="minorHAnsi"/>
+          <w:lang w:val="en-US"/>
+        </w:rPr>
+        <w:t xml:space="preserve"> short-range intermolecular electronic</w:t>
+      </w:r>
+      <w:r>
+        <w:rPr>
+          <w:rFonts w:cstheme="minorHAnsi"/>
+          <w:lang w:val="en-US"/>
+        </w:rPr>
+        <w:t xml:space="preserve"> </w:t>
+      </w:r>
+      <w:r>
+        <w:rPr>
+          <w:rFonts w:cstheme="minorHAnsi"/>
+          <w:lang w:val="en-US"/>
+        </w:rPr>
+        <w:t>interaction</w:t>
+      </w:r>
+      <w:r>
+        <w:rPr>
+          <w:rFonts w:cstheme="minorHAnsi"/>
+          <w:lang w:val="en-US"/>
+        </w:rPr>
+        <w:t xml:space="preserve"> is much </w:t>
+      </w:r>
+      <w:r>
+        <w:rPr>
+          <w:rFonts w:cstheme="minorHAnsi"/>
+          <w:lang w:val="en-US"/>
+        </w:rPr>
+        <w:t>stronger</w:t>
+      </w:r>
+      <w:r>
+        <w:rPr>
+          <w:rFonts w:cstheme="minorHAnsi"/>
+          <w:lang w:val="en-US"/>
+        </w:rPr>
+        <w:t xml:space="preserve"> than</w:t>
+      </w:r>
+      <w:r>
+        <w:rPr>
+          <w:rFonts w:cstheme="minorHAnsi"/>
+          <w:lang w:val="en-US"/>
+        </w:rPr>
+        <w:t xml:space="preserve"> it</w:t>
+      </w:r>
+      <w:r>
+        <w:rPr>
+          <w:rFonts w:cstheme="minorHAnsi"/>
+          <w:lang w:val="en-US"/>
+        </w:rPr>
+        <w:t xml:space="preserve"> </w:t>
+      </w:r>
+      <w:proofErr w:type="gramStart"/>
+      <w:r>
+        <w:rPr>
+          <w:rFonts w:cstheme="minorHAnsi"/>
+          <w:lang w:val="en-US"/>
+        </w:rPr>
+        <w:t>can be expected</w:t>
+      </w:r>
+      <w:proofErr w:type="gramEnd"/>
+      <w:r>
+        <w:rPr>
+          <w:rFonts w:cstheme="minorHAnsi"/>
+          <w:lang w:val="en-US"/>
+        </w:rPr>
+        <w:t xml:space="preserve"> from the experimental spectra. This explains</w:t>
+      </w:r>
+      <w:r>
+        <w:rPr>
+          <w:rFonts w:cstheme="minorHAnsi"/>
+          <w:lang w:val="en-US"/>
+        </w:rPr>
+        <w:t xml:space="preserve"> a well-known</w:t>
+      </w:r>
+      <w:r>
+        <w:rPr>
+          <w:rFonts w:cstheme="minorHAnsi"/>
+          <w:lang w:val="en-US"/>
+        </w:rPr>
+        <w:t xml:space="preserve"> excited-state quenching in aggregated Pcs </w:t>
       </w:r>
       <w:r>
         <w:rPr>
@@ -13162,207 +14071,14 @@
           <w:highlight w:val="yellow"/>
           <w:lang w:val="en-US"/>
         </w:rPr>
-        <w:t>8</w:t>
-      </w:r>
-      <w:r>
-        <w:rPr>
-          <w:rFonts w:cstheme="minorHAnsi"/>
-          <w:highlight w:val="yellow"/>
-          <w:lang w:val="en-US"/>
-        </w:rPr>
-        <w:t>]</w:t>
-      </w:r>
-      <w:r>
-        <w:rPr>
-          <w:rFonts w:cstheme="minorHAnsi"/>
-          <w:lang w:val="en-US"/>
-        </w:rPr>
-        <w:t>.</w:t>
-      </w:r>
-      <w:r>
-        <w:rPr>
-          <w:rFonts w:cstheme="minorHAnsi"/>
-          <w:color w:val="FF0000"/>
-          <w:lang w:val="en-US"/>
-        </w:rPr>
-        <w:t xml:space="preserve"> </w:t>
-      </w:r>
-      <w:r>
-        <w:rPr>
-          <w:rFonts w:cstheme="minorHAnsi"/>
-          <w:lang w:val="en-US"/>
-        </w:rPr>
-        <w:t>Thus, the</w:t>
-      </w:r>
-      <w:r>
-        <w:rPr>
-          <w:rFonts w:cstheme="minorHAnsi"/>
-          <w:lang w:val="en-US"/>
-        </w:rPr>
-        <w:t xml:space="preserve"> observed blue shift is only a "tip of an iceberg"</w:t>
-      </w:r>
-      <w:r>
-        <w:rPr>
-          <w:rFonts w:cstheme="minorHAnsi"/>
-          <w:lang w:val="en-US"/>
-        </w:rPr>
-        <w:t xml:space="preserve">, and the </w:t>
-      </w:r>
-      <w:proofErr w:type="spellStart"/>
-      <w:r>
-        <w:rPr>
-          <w:rFonts w:cstheme="minorHAnsi"/>
-          <w:lang w:val="en-US"/>
-        </w:rPr>
-        <w:t>excitonic</w:t>
-      </w:r>
-      <w:proofErr w:type="spellEnd"/>
-      <w:r>
-        <w:rPr>
-          <w:rFonts w:cstheme="minorHAnsi"/>
-          <w:lang w:val="en-US"/>
-        </w:rPr>
-        <w:t xml:space="preserve"> coupling is much </w:t>
-      </w:r>
-      <w:r>
-        <w:rPr>
-          <w:rFonts w:cstheme="minorHAnsi"/>
-          <w:lang w:val="en-US"/>
-        </w:rPr>
-        <w:t>stronger</w:t>
-      </w:r>
-      <w:r>
-        <w:rPr>
-          <w:rFonts w:cstheme="minorHAnsi"/>
-          <w:lang w:val="en-US"/>
-        </w:rPr>
-        <w:t xml:space="preserve"> than</w:t>
-      </w:r>
-      <w:r>
-        <w:rPr>
-          <w:rFonts w:cstheme="minorHAnsi"/>
-          <w:lang w:val="en-US"/>
-        </w:rPr>
-        <w:t xml:space="preserve"> it</w:t>
-      </w:r>
-      <w:r>
-        <w:rPr>
-          <w:rFonts w:cstheme="minorHAnsi"/>
-          <w:lang w:val="en-US"/>
-        </w:rPr>
-        <w:t xml:space="preserve"> </w:t>
-      </w:r>
-      <w:r>
-        <w:rPr>
-          <w:rFonts w:cstheme="minorHAnsi"/>
-          <w:lang w:val="en-US"/>
-        </w:rPr>
-        <w:t xml:space="preserve">can be expected from the experimental spectra. This explains both the excited-state quenching in aggregated Pcs </w:t>
-      </w:r>
-      <w:r>
-        <w:rPr>
-          <w:rFonts w:cstheme="minorHAnsi"/>
-          <w:highlight w:val="yellow"/>
-          <w:lang w:val="en-US"/>
-        </w:rPr>
-        <w:t>[</w:t>
-      </w:r>
-      <w:r>
-        <w:rPr>
-          <w:rFonts w:cstheme="minorHAnsi"/>
-          <w:highlight w:val="yellow"/>
-          <w:lang w:val="en-US"/>
-        </w:rPr>
-        <w:t>11,</w:t>
-      </w:r>
-      <w:r>
-        <w:rPr>
-          <w:rFonts w:cstheme="minorHAnsi"/>
-          <w:highlight w:val="yellow"/>
-          <w:lang w:val="en-US"/>
-        </w:rPr>
-        <w:t xml:space="preserve"> 12, 21</w:t>
-      </w:r>
-      <w:r>
-        <w:rPr>
-          <w:rFonts w:cstheme="minorHAnsi"/>
-          <w:highlight w:val="yellow"/>
-          <w:lang w:val="en-US"/>
-        </w:rPr>
-        <w:t>]</w:t>
-      </w:r>
-      <w:r>
-        <w:rPr>
-          <w:rFonts w:cstheme="minorHAnsi"/>
-          <w:lang w:val="en-US"/>
-        </w:rPr>
-        <w:t xml:space="preserve"> </w:t>
-      </w:r>
-      <w:r>
-        <w:rPr>
-          <w:rFonts w:cstheme="minorHAnsi"/>
-          <w:lang w:val="en-US"/>
-        </w:rPr>
-        <w:t xml:space="preserve">and </w:t>
-      </w:r>
-      <w:r>
-        <w:rPr>
-          <w:rFonts w:cstheme="minorHAnsi"/>
-          <w:lang w:val="en-US"/>
-        </w:rPr>
-        <w:t>the abundance of</w:t>
-      </w:r>
-      <w:r>
-        <w:rPr>
-          <w:rFonts w:cstheme="minorHAnsi"/>
-          <w:lang w:val="en-US"/>
-        </w:rPr>
-        <w:t xml:space="preserve"> Pc-based</w:t>
-      </w:r>
-      <w:r>
-        <w:rPr>
-          <w:rFonts w:cstheme="minorHAnsi"/>
-          <w:lang w:val="en-US"/>
-        </w:rPr>
-        <w:t xml:space="preserve"> molecular conductors</w:t>
-      </w:r>
-      <w:r>
-        <w:rPr>
-          <w:rFonts w:cstheme="minorHAnsi"/>
-          <w:lang w:val="en-US"/>
-        </w:rPr>
-        <w:t xml:space="preserve"> </w:t>
-      </w:r>
-      <w:r>
-        <w:rPr>
-          <w:rFonts w:cstheme="minorHAnsi"/>
-          <w:highlight w:val="yellow"/>
-          <w:lang w:val="en-US"/>
-        </w:rPr>
-        <w:t>[</w:t>
-      </w:r>
-      <w:r>
-        <w:rPr>
-          <w:rFonts w:cstheme="minorHAnsi"/>
-          <w:highlight w:val="yellow"/>
-          <w:lang w:val="en-US"/>
-        </w:rPr>
-        <w:t>17</w:t>
-      </w:r>
-      <w:r>
-        <w:rPr>
-          <w:rFonts w:cstheme="minorHAnsi"/>
-          <w:highlight w:val="yellow"/>
-          <w:lang w:val="en-US"/>
-        </w:rPr>
-        <w:t>]</w:t>
-      </w:r>
-      <w:r>
-        <w:rPr>
-          <w:rFonts w:cstheme="minorHAnsi"/>
-          <w:lang w:val="en-US"/>
-        </w:rPr>
-        <w:t>.</w:t>
+        <w:t>11-13</w:t>
+      </w:r>
+      <w:r>
+        <w:rPr>
+          <w:rFonts w:cstheme="minorHAnsi"/>
+          <w:lang w:val="en-US"/>
+        </w:rPr>
+        <w:t>].</w:t>
       </w:r>
     </w:p>
     <w:p>
@@ -13445,6 +14161,7 @@
         </w:rPr>
         <w:t xml:space="preserve"> </w:t>
       </w:r>
+      <w:proofErr w:type="gramStart"/>
       <w:r>
         <w:rPr>
           <w:rFonts w:cstheme="minorHAnsi"/>
@@ -13521,7 +14238,7 @@
           <w:highlight w:val="yellow"/>
           <w:lang w:val="en-US"/>
         </w:rPr>
-        <w:t>38, 42</w:t>
+        <w:t>36, 40</w:t>
       </w:r>
       <w:r>
         <w:rPr>
@@ -13530,6 +14247,7 @@
         </w:rPr>
         <w:t>]</w:t>
       </w:r>
+      <w:proofErr w:type="gramEnd"/>
       <w:r>
         <w:rPr>
           <w:rFonts w:cstheme="minorHAnsi"/>
@@ -13623,7 +14341,7 @@
           <w:highlight w:val="yellow"/>
           <w:lang w:val="en-US"/>
         </w:rPr>
-        <w:t>12</w:t>
+        <w:t>1</w:t>
       </w:r>
       <w:r>
         <w:rPr>
@@ -13631,6 +14349,14 @@
           <w:highlight w:val="yellow"/>
           <w:lang w:val="en-US"/>
         </w:rPr>
+        <w:t>1</w:t>
+      </w:r>
+      <w:r>
+        <w:rPr>
+          <w:rFonts w:cstheme="minorHAnsi"/>
+          <w:highlight w:val="yellow"/>
+          <w:lang w:val="en-US"/>
+        </w:rPr>
         <w:t xml:space="preserve">, </w:t>
       </w:r>
       <w:r>
@@ -13639,7 +14365,7 @@
           <w:highlight w:val="yellow"/>
           <w:lang w:val="en-US"/>
         </w:rPr>
-        <w:t>42</w:t>
+        <w:t>4</w:t>
       </w:r>
       <w:r>
         <w:rPr>
@@ -13647,6 +14373,14 @@
           <w:highlight w:val="yellow"/>
           <w:lang w:val="en-US"/>
         </w:rPr>
+        <w:t>0</w:t>
+      </w:r>
+      <w:r>
+        <w:rPr>
+          <w:rFonts w:cstheme="minorHAnsi"/>
+          <w:highlight w:val="yellow"/>
+          <w:lang w:val="en-US"/>
+        </w:rPr>
         <w:t>]</w:t>
       </w:r>
       <w:r>
@@ -13676,7 +14410,30 @@
           <w:highlight w:val="yellow"/>
           <w:lang w:val="en-US"/>
         </w:rPr>
-        <w:t>42, 51</w:t>
+        <w:t>4</w:t>
+      </w:r>
+      <w:r>
+        <w:rPr>
+          <w:rFonts w:cstheme="minorHAnsi"/>
+          <w:highlight w:val="yellow"/>
+          <w:lang w:val="en-US"/>
+        </w:rPr>
+        <w:t>0</w:t>
+      </w:r>
+      <w:r>
+        <w:rPr>
+          <w:rFonts w:cstheme="minorHAnsi"/>
+          <w:highlight w:val="yellow"/>
+          <w:lang w:val="en-US"/>
+        </w:rPr>
+        <w:t xml:space="preserve">, </w:t>
+      </w:r>
+      <w:r>
+        <w:rPr>
+          <w:rFonts w:cstheme="minorHAnsi"/>
+          <w:lang w:val="en-US"/>
+        </w:rPr>
+        <w:t>49</w:t>
       </w:r>
       <w:r>
         <w:rPr>
@@ -13767,93 +14524,70 @@
       <w:r>
         <w:rPr>
           <w:rFonts w:cstheme="minorHAnsi"/>
-          <w:lang w:val="en-US"/>
-        </w:rPr>
-        <w:t>1, 17,</w:t>
-      </w:r>
-      <w:r>
-        <w:rPr>
-          <w:rFonts w:cstheme="minorHAnsi"/>
-          <w:lang w:val="en-US"/>
-        </w:rPr>
-        <w:t xml:space="preserve"> </w:t>
-      </w:r>
-      <w:proofErr w:type="spellStart"/>
-      <w:r>
-        <w:rPr>
           <w:highlight w:val="yellow"/>
           <w:lang w:val="en-US"/>
         </w:rPr>
-        <w:t>ms</w:t>
-      </w:r>
-      <w:proofErr w:type="spellEnd"/>
-      <w:r>
-        <w:rPr>
+        <w:t>1</w:t>
+      </w:r>
+      <w:r>
+        <w:rPr>
+          <w:rFonts w:cstheme="minorHAnsi"/>
           <w:highlight w:val="yellow"/>
           <w:lang w:val="en-US"/>
         </w:rPr>
-        <w:t xml:space="preserve"> </w:t>
-      </w:r>
-      <w:proofErr w:type="spellStart"/>
-      <w:proofErr w:type="gramStart"/>
-      <w:r>
-        <w:rPr>
+        <w:t>-3</w:t>
+      </w:r>
+      <w:r>
+        <w:rPr>
+          <w:rFonts w:cstheme="minorHAnsi"/>
           <w:highlight w:val="yellow"/>
           <w:lang w:val="en-US"/>
         </w:rPr>
-        <w:t>appl</w:t>
-      </w:r>
-      <w:proofErr w:type="spellEnd"/>
-      <w:r>
-        <w:rPr>
+        <w:t>, 15</w:t>
+      </w:r>
+      <w:r>
+        <w:rPr>
+          <w:lang w:val="en-US"/>
+        </w:rPr>
+        <w:t xml:space="preserve">, </w:t>
+      </w:r>
+      <w:r>
+        <w:rPr>
+          <w:rFonts w:cstheme="minorHAnsi"/>
+          <w:lang w:val="en-US"/>
+        </w:rPr>
+        <w:t>4</w:t>
+      </w:r>
+      <w:r>
+        <w:rPr>
+          <w:rFonts w:cstheme="minorHAnsi"/>
+          <w:lang w:val="en-US"/>
+        </w:rPr>
+        <w:t>0</w:t>
+      </w:r>
+      <w:r>
+        <w:rPr>
+          <w:rFonts w:cstheme="minorHAnsi"/>
           <w:highlight w:val="yellow"/>
           <w:lang w:val="en-US"/>
         </w:rPr>
-        <w:t>[</w:t>
-      </w:r>
-      <w:proofErr w:type="gramEnd"/>
-      <w:r>
-        <w:rPr>
+        <w:t>,</w:t>
+      </w:r>
+      <w:r>
+        <w:rPr>
+          <w:rFonts w:cstheme="minorHAnsi"/>
           <w:highlight w:val="yellow"/>
           <w:lang w:val="en-US"/>
         </w:rPr>
-        <w:t xml:space="preserve"> </w:t>
-      </w:r>
-      <w:r>
-        <w:rPr>
+        <w:t xml:space="preserve"> 5</w:t>
+      </w:r>
+      <w:r>
+        <w:rPr>
+          <w:rFonts w:cstheme="minorHAnsi"/>
           <w:highlight w:val="yellow"/>
           <w:lang w:val="en-US"/>
         </w:rPr>
-        <w:t>1, 2, 11</w:t>
-      </w:r>
-      <w:r>
-        <w:rPr>
-          <w:lang w:val="en-US"/>
-        </w:rPr>
-        <w:t xml:space="preserve">], </w:t>
-      </w:r>
-      <w:r>
-        <w:rPr>
-          <w:rFonts w:cstheme="minorHAnsi"/>
-          <w:lang w:val="en-US"/>
-        </w:rPr>
-        <w:t>42</w:t>
-      </w:r>
-      <w:r>
-        <w:rPr>
-          <w:rFonts w:cstheme="minorHAnsi"/>
-          <w:highlight w:val="yellow"/>
-          <w:lang w:val="en-US"/>
-        </w:rPr>
-        <w:t>,</w:t>
-      </w:r>
-      <w:r>
-        <w:rPr>
-          <w:rFonts w:cstheme="minorHAnsi"/>
-          <w:highlight w:val="yellow"/>
-          <w:lang w:val="en-US"/>
-        </w:rPr>
-        <w:t xml:space="preserve"> 52</w:t>
+        <w:t>0</w:t>
       </w:r>
       <w:r>
         <w:rPr>
@@ -13922,7 +14656,7 @@
           <v:shape id="_x0000_i1034" type="#_x0000_t75" style="width:336.85pt;height:237.3pt" o:ole="">
             <v:imagedata r:id="rId27" o:title=""/>
           </v:shape>
-          <o:OLEObject Type="Embed" ProgID="Origin50.Graph" ShapeID="_x0000_i1034" DrawAspect="Content" ObjectID="_1823480165" r:id="rId28"/>
+          <o:OLEObject Type="Embed" ProgID="Origin50.Graph" ShapeID="_x0000_i1034" DrawAspect="Content" ObjectID="_1823840910" r:id="rId28"/>
         </w:object>
       </w:r>
     </w:p>
@@ -14138,7 +14872,7 @@
           <v:shape id="_x0000_i1035" type="#_x0000_t75" style="width:336.85pt;height:238.55pt" o:ole="">
             <v:imagedata r:id="rId29" o:title=""/>
           </v:shape>
-          <o:OLEObject Type="Embed" ProgID="Origin50.Graph" ShapeID="_x0000_i1035" DrawAspect="Content" ObjectID="_1823480166" r:id="rId30"/>
+          <o:OLEObject Type="Embed" ProgID="Origin50.Graph" ShapeID="_x0000_i1035" DrawAspect="Content" ObjectID="_1823840911" r:id="rId30"/>
         </w:object>
       </w:r>
     </w:p>
@@ -14304,7 +15038,21 @@
           <w:rFonts w:cstheme="minorHAnsi"/>
           <w:lang w:val="en-US"/>
         </w:rPr>
-        <w:t xml:space="preserve"> as a result of different shapes of the mon</w:t>
+        <w:t xml:space="preserve"> as a result of different </w:t>
+      </w:r>
+      <w:r>
+        <w:rPr>
+          <w:rFonts w:cstheme="minorHAnsi"/>
+          <w:lang w:val="en-US"/>
+        </w:rPr>
+        <w:t>nodal patterns</w:t>
+      </w:r>
+      <w:r>
+        <w:rPr>
+          <w:rFonts w:cstheme="minorHAnsi"/>
+          <w:lang w:val="en-US"/>
+        </w:rPr>
+        <w:t xml:space="preserve"> of the mon</w:t>
       </w:r>
       <w:r>
         <w:rPr>
@@ -14368,7 +15116,14 @@
           <w:highlight w:val="yellow"/>
           <w:lang w:val="en-US"/>
         </w:rPr>
-        <w:t>38</w:t>
+        <w:t>3</w:t>
+      </w:r>
+      <w:r>
+        <w:rPr>
+          <w:rFonts w:cstheme="minorHAnsi"/>
+          <w:lang w:val="en-US"/>
+        </w:rPr>
+        <w:t>6</w:t>
       </w:r>
       <w:r>
         <w:rPr>
@@ -14692,7 +15447,44 @@
           <w:rFonts w:cstheme="minorHAnsi"/>
           <w:lang w:val="en-US"/>
         </w:rPr>
-        <w:t xml:space="preserve">For conjugated zinc </w:t>
+        <w:t>Previously</w:t>
+      </w:r>
+      <w:r>
+        <w:rPr>
+          <w:rFonts w:cstheme="minorHAnsi"/>
+          <w:lang w:val="en-US"/>
+        </w:rPr>
+        <w:t>,</w:t>
+      </w:r>
+      <w:r>
+        <w:rPr>
+          <w:rFonts w:cstheme="minorHAnsi"/>
+          <w:lang w:val="en-US"/>
+        </w:rPr>
+        <w:t xml:space="preserve"> optical gaps</w:t>
+      </w:r>
+      <w:r>
+        <w:rPr>
+          <w:rFonts w:cstheme="minorHAnsi"/>
+          <w:lang w:val="en-US"/>
+        </w:rPr>
+        <w:t xml:space="preserve"> of π-conjugated </w:t>
+      </w:r>
+      <w:proofErr w:type="gramStart"/>
+      <w:r>
+        <w:rPr>
+          <w:rFonts w:cstheme="minorHAnsi"/>
+          <w:lang w:val="en-US"/>
+        </w:rPr>
+        <w:t>Zn(</w:t>
+      </w:r>
+      <w:proofErr w:type="gramEnd"/>
+      <w:r>
+        <w:rPr>
+          <w:rFonts w:cstheme="minorHAnsi"/>
+          <w:lang w:val="en-US"/>
+        </w:rPr>
+        <w:t xml:space="preserve">II) </w:t>
       </w:r>
       <w:proofErr w:type="spellStart"/>
       <w:r>
@@ -14700,7 +15492,7 @@
           <w:rFonts w:cstheme="minorHAnsi"/>
           <w:lang w:val="en-US"/>
         </w:rPr>
-        <w:t>oligophthalocyanines</w:t>
+        <w:t>oligoPcs</w:t>
       </w:r>
       <w:proofErr w:type="spellEnd"/>
       <w:r>
@@ -14708,21 +15500,49 @@
           <w:rFonts w:cstheme="minorHAnsi"/>
           <w:lang w:val="en-US"/>
         </w:rPr>
-        <w:t>, optical gaps were extrapolated to 1D-polyphthalocyanine</w:t>
-      </w:r>
-      <w:r>
-        <w:rPr>
-          <w:rFonts w:cstheme="minorHAnsi"/>
-          <w:lang w:val="en-US"/>
-        </w:rPr>
-        <w:t xml:space="preserve"> </w:t>
-      </w:r>
-      <w:r>
-        <w:rPr>
-          <w:rFonts w:cstheme="minorHAnsi"/>
-          <w:lang w:val="en-US"/>
-        </w:rPr>
-        <w:t>using free-electron approximation</w:t>
+        <w:t xml:space="preserve"> were extrapolated to</w:t>
+      </w:r>
+      <w:r>
+        <w:rPr>
+          <w:rFonts w:cstheme="minorHAnsi"/>
+          <w:lang w:val="en-US"/>
+        </w:rPr>
+        <w:t xml:space="preserve"> a</w:t>
+      </w:r>
+      <w:r>
+        <w:rPr>
+          <w:rFonts w:cstheme="minorHAnsi"/>
+          <w:lang w:val="en-US"/>
+        </w:rPr>
+        <w:t xml:space="preserve"> 1D-poly</w:t>
+      </w:r>
+      <w:r>
+        <w:rPr>
+          <w:rFonts w:cstheme="minorHAnsi"/>
+          <w:lang w:val="en-US"/>
+        </w:rPr>
+        <w:t xml:space="preserve">Pc </w:t>
+      </w:r>
+      <w:r>
+        <w:rPr>
+          <w:rFonts w:cstheme="minorHAnsi"/>
+          <w:lang w:val="en-US"/>
+        </w:rPr>
+        <w:t>using</w:t>
+      </w:r>
+      <w:r>
+        <w:rPr>
+          <w:rFonts w:cstheme="minorHAnsi"/>
+          <w:lang w:val="en-US"/>
+        </w:rPr>
+        <w:t xml:space="preserve"> a</w:t>
+      </w:r>
+      <w:r>
+        <w:rPr>
+          <w:rFonts w:cstheme="minorHAnsi"/>
+          <w:lang w:val="en-US"/>
+        </w:rPr>
+        <w:t xml:space="preserve"> free-electron approximation</w:t>
       </w:r>
       <w:r>
         <w:rPr>
@@ -14782,28 +15602,28 @@
           <w:highlight w:val="yellow"/>
           <w:lang w:val="en-US"/>
         </w:rPr>
-        <w:t>44</w:t>
-      </w:r>
-      <w:r>
-        <w:rPr>
-          <w:rFonts w:cstheme="minorHAnsi"/>
-          <w:lang w:val="en-US"/>
-        </w:rPr>
-        <w:t xml:space="preserve">] which is only applicable for </w:t>
-      </w:r>
-      <w:r>
-        <w:rPr>
-          <w:rFonts w:cstheme="minorHAnsi"/>
-          <w:lang w:val="en-US"/>
-        </w:rPr>
-        <w:t xml:space="preserve">the case of </w:t>
-      </w:r>
-      <w:r>
-        <w:rPr>
-          <w:rFonts w:cstheme="minorHAnsi"/>
-          <w:lang w:val="en-US"/>
-        </w:rPr>
-        <w:t xml:space="preserve">perfect electron delocalization </w:t>
+        <w:t>42</w:t>
+      </w:r>
+      <w:r>
+        <w:rPr>
+          <w:rFonts w:cstheme="minorHAnsi"/>
+          <w:lang w:val="en-US"/>
+        </w:rPr>
+        <w:t xml:space="preserve">] which is only applicable </w:t>
+      </w:r>
+      <w:r>
+        <w:rPr>
+          <w:rFonts w:cstheme="minorHAnsi"/>
+          <w:lang w:val="en-US"/>
+        </w:rPr>
+        <w:t>for delocalized systems</w:t>
+      </w:r>
+      <w:r>
+        <w:rPr>
+          <w:rFonts w:cstheme="minorHAnsi"/>
+          <w:lang w:val="en-US"/>
+        </w:rPr>
+        <w:t xml:space="preserve"> </w:t>
       </w:r>
       <w:r>
         <w:rPr>
@@ -14818,7 +15638,14 @@
           <w:highlight w:val="yellow"/>
           <w:lang w:val="en-US"/>
         </w:rPr>
-        <w:t>53</w:t>
+        <w:t>5</w:t>
+      </w:r>
+      <w:r>
+        <w:rPr>
+          <w:rFonts w:cstheme="minorHAnsi"/>
+          <w:lang w:val="en-US"/>
+        </w:rPr>
+        <w:t>1</w:t>
       </w:r>
       <w:r>
         <w:rPr>
@@ -14832,21 +15659,42 @@
           <w:rFonts w:cstheme="minorHAnsi"/>
           <w:lang w:val="en-US"/>
         </w:rPr>
-        <w:t xml:space="preserve"> In</w:t>
-      </w:r>
-      <w:r>
-        <w:rPr>
-          <w:rFonts w:cstheme="minorHAnsi"/>
-          <w:lang w:val="en-US"/>
-        </w:rPr>
-        <w:t xml:space="preserve"> the</w:t>
-      </w:r>
-      <w:r>
-        <w:rPr>
-          <w:rFonts w:cstheme="minorHAnsi"/>
-          <w:lang w:val="en-US"/>
-        </w:rPr>
-        <w:t xml:space="preserve"> case of weak delocalization, </w:t>
+        <w:t>.</w:t>
+      </w:r>
+      <w:r>
+        <w:rPr>
+          <w:rFonts w:cstheme="minorHAnsi"/>
+          <w:lang w:val="en-US"/>
+        </w:rPr>
+        <w:t xml:space="preserve"> </w:t>
+      </w:r>
+      <w:r>
+        <w:rPr>
+          <w:rFonts w:cstheme="minorHAnsi"/>
+          <w:lang w:val="en-US"/>
+        </w:rPr>
+        <w:t>For</w:t>
+      </w:r>
+      <w:r>
+        <w:rPr>
+          <w:rFonts w:cstheme="minorHAnsi"/>
+          <w:lang w:val="en-US"/>
+        </w:rPr>
+        <w:t xml:space="preserve"> </w:t>
+      </w:r>
+      <w:r>
+        <w:rPr>
+          <w:rFonts w:cstheme="minorHAnsi"/>
+          <w:lang w:val="en-US"/>
+        </w:rPr>
+        <w:t>typical molecular crystals</w:t>
+      </w:r>
+      <w:r>
+        <w:rPr>
+          <w:rFonts w:cstheme="minorHAnsi"/>
+          <w:lang w:val="en-US"/>
+        </w:rPr>
+        <w:t xml:space="preserve">, </w:t>
       </w:r>
       <w:r>
         <w:rPr>
@@ -14875,7 +15723,14 @@
           <w:highlight w:val="yellow"/>
           <w:lang w:val="en-US"/>
         </w:rPr>
-        <w:t>54</w:t>
+        <w:t>5</w:t>
+      </w:r>
+      <w:r>
+        <w:rPr>
+          <w:rFonts w:cstheme="minorHAnsi"/>
+          <w:lang w:val="en-US"/>
+        </w:rPr>
+        <w:t>2</w:t>
       </w:r>
       <w:r>
         <w:rPr>
@@ -14884,6 +15739,7 @@
         </w:rPr>
         <w:t>]</w:t>
       </w:r>
+      <w:proofErr w:type="gramStart"/>
       <w:r>
         <w:rPr>
           <w:rFonts w:cstheme="minorHAnsi"/>
@@ -14891,21 +15747,111 @@
         </w:rPr>
         <w:t>,</w:t>
       </w:r>
-      <w:r>
-        <w:rPr>
-          <w:rFonts w:cstheme="minorHAnsi"/>
-          <w:highlight w:val="green"/>
-          <w:lang w:val="en-US"/>
-        </w:rPr>
-        <w:t xml:space="preserve"> </w:t>
-      </w:r>
-      <w:r>
-        <w:rPr>
-          <w:rFonts w:cstheme="minorHAnsi"/>
-          <w:highlight w:val="green"/>
-          <w:lang w:val="en-US"/>
-        </w:rPr>
-        <w:t>therefore extrapolation of TD-DFT of oligomers may give better estimation of the optical gap for an infinite stack.</w:t>
+      <w:proofErr w:type="gramEnd"/>
+      <w:r>
+        <w:rPr>
+          <w:rFonts w:cstheme="minorHAnsi"/>
+          <w:lang w:val="en-US"/>
+        </w:rPr>
+        <w:t xml:space="preserve"> therefore extrapolation of TD-DFT</w:t>
+      </w:r>
+      <w:r>
+        <w:rPr>
+          <w:rFonts w:cstheme="minorHAnsi"/>
+          <w:lang w:val="en-US"/>
+        </w:rPr>
+        <w:t xml:space="preserve"> optical gaps</w:t>
+      </w:r>
+      <w:r>
+        <w:rPr>
+          <w:rFonts w:cstheme="minorHAnsi"/>
+          <w:lang w:val="en-US"/>
+        </w:rPr>
+        <w:t xml:space="preserve"> of oligomers </w:t>
+      </w:r>
+      <w:r>
+        <w:rPr>
+          <w:rFonts w:cstheme="minorHAnsi"/>
+          <w:lang w:val="en-US"/>
+        </w:rPr>
+        <w:t>can be</w:t>
+      </w:r>
+      <w:r>
+        <w:rPr>
+          <w:rFonts w:cstheme="minorHAnsi"/>
+          <w:lang w:val="en-US"/>
+        </w:rPr>
+        <w:t xml:space="preserve"> a </w:t>
+      </w:r>
+      <w:r>
+        <w:rPr>
+          <w:rFonts w:cstheme="minorHAnsi"/>
+          <w:lang w:val="en-US"/>
+        </w:rPr>
+        <w:t>better estimat</w:t>
+      </w:r>
+      <w:r>
+        <w:rPr>
+          <w:rFonts w:cstheme="minorHAnsi"/>
+          <w:lang w:val="en-US"/>
+        </w:rPr>
+        <w:t>e</w:t>
+      </w:r>
+      <w:r>
+        <w:rPr>
+          <w:rFonts w:cstheme="minorHAnsi"/>
+          <w:lang w:val="en-US"/>
+        </w:rPr>
+        <w:t xml:space="preserve"> </w:t>
+      </w:r>
+      <w:r>
+        <w:rPr>
+          <w:rFonts w:cstheme="minorHAnsi"/>
+          <w:lang w:val="en-US"/>
+        </w:rPr>
+        <w:t>to</w:t>
+      </w:r>
+      <w:r>
+        <w:rPr>
+          <w:rFonts w:cstheme="minorHAnsi"/>
+          <w:lang w:val="en-US"/>
+        </w:rPr>
+        <w:t xml:space="preserve"> the optical gap</w:t>
+      </w:r>
+      <w:r>
+        <w:rPr>
+          <w:rFonts w:cstheme="minorHAnsi"/>
+          <w:lang w:val="en-US"/>
+        </w:rPr>
+        <w:t xml:space="preserve"> of</w:t>
+      </w:r>
+      <w:r>
+        <w:rPr>
+          <w:rFonts w:cstheme="minorHAnsi"/>
+          <w:lang w:val="en-US"/>
+        </w:rPr>
+        <w:t xml:space="preserve"> an infinite stack</w:t>
+      </w:r>
+      <w:r>
+        <w:rPr>
+          <w:rFonts w:cstheme="minorHAnsi"/>
+          <w:lang w:val="en-US"/>
+        </w:rPr>
+        <w:t xml:space="preserve"> than the orbital gap </w:t>
+      </w:r>
+      <w:r>
+        <w:rPr>
+          <w:rFonts w:cstheme="minorHAnsi"/>
+          <w:lang w:val="en-US"/>
+        </w:rPr>
+        <w:t xml:space="preserve">directly </w:t>
+      </w:r>
+      <w:r>
+        <w:rPr>
+          <w:rFonts w:cstheme="minorHAnsi"/>
+          <w:lang w:val="en-US"/>
+        </w:rPr>
+        <w:t>calculated in periodic boundary conditions.</w:t>
       </w:r>
     </w:p>
     <w:p>
@@ -14988,7 +15934,30 @@
           <w:highlight w:val="yellow"/>
           <w:lang w:val="en-US"/>
         </w:rPr>
-        <w:t>38, 39</w:t>
+        <w:t>3</w:t>
+      </w:r>
+      <w:r>
+        <w:rPr>
+          <w:rFonts w:cstheme="minorHAnsi"/>
+          <w:highlight w:val="yellow"/>
+          <w:lang w:val="en-US"/>
+        </w:rPr>
+        <w:t>6</w:t>
+      </w:r>
+      <w:r>
+        <w:rPr>
+          <w:rFonts w:cstheme="minorHAnsi"/>
+          <w:highlight w:val="yellow"/>
+          <w:lang w:val="en-US"/>
+        </w:rPr>
+        <w:t>, 3</w:t>
+      </w:r>
+      <w:r>
+        <w:rPr>
+          <w:rFonts w:cstheme="minorHAnsi"/>
+          <w:lang w:val="en-US"/>
+        </w:rPr>
+        <w:t>7</w:t>
       </w:r>
       <w:r>
         <w:rPr>
@@ -15030,42 +15999,36 @@
           <w:rFonts w:cstheme="minorHAnsi"/>
           <w:lang w:val="en-US"/>
         </w:rPr>
-        <w:t xml:space="preserve"> change</w:t>
-      </w:r>
-      <w:r>
-        <w:rPr>
-          <w:rFonts w:cstheme="minorHAnsi"/>
-          <w:lang w:val="en-US"/>
-        </w:rPr>
-        <w:t>s</w:t>
-      </w:r>
-      <w:r>
-        <w:rPr>
-          <w:rFonts w:cstheme="minorHAnsi"/>
-          <w:lang w:val="en-US"/>
-        </w:rPr>
-        <w:t xml:space="preserve"> on going from </w:t>
-      </w:r>
-      <w:r>
-        <w:rPr>
-          <w:rFonts w:cstheme="minorHAnsi"/>
-          <w:lang w:val="en-US"/>
-        </w:rPr>
-        <w:t xml:space="preserve">a </w:t>
-      </w:r>
-      <w:r>
-        <w:rPr>
-          <w:rFonts w:cstheme="minorHAnsi"/>
-          <w:lang w:val="en-US"/>
-        </w:rPr>
-        <w:t>monomeric</w:t>
-      </w:r>
-      <w:r>
-        <w:rPr>
-          <w:rFonts w:cstheme="minorHAnsi"/>
-          <w:lang w:val="en-US"/>
-        </w:rPr>
-        <w:t xml:space="preserve"> </w:t>
+        <w:t xml:space="preserve"> </w:t>
+      </w:r>
+      <w:r>
+        <w:rPr>
+          <w:rFonts w:cstheme="minorHAnsi"/>
+          <w:lang w:val="en-US"/>
+        </w:rPr>
+        <w:t>(width of HOMO or LUMO band) for</w:t>
+      </w:r>
+      <w:r>
+        <w:rPr>
+          <w:rFonts w:cstheme="minorHAnsi"/>
+          <w:lang w:val="en-US"/>
+        </w:rPr>
+        <w:t xml:space="preserve"> </w:t>
+      </w:r>
+      <w:r>
+        <w:rPr>
+          <w:rFonts w:cstheme="minorHAnsi"/>
+          <w:i/>
+          <w:lang w:val="en-US"/>
+        </w:rPr>
+        <w:t>N</w:t>
+      </w:r>
+      <w:r>
+        <w:rPr>
+          <w:rFonts w:cstheme="minorHAnsi"/>
+          <w:lang w:val="en-US"/>
+        </w:rPr>
+        <w:t>-</w:t>
       </w:r>
       <w:proofErr w:type="spellStart"/>
       <w:r>
@@ -15073,7 +16036,7 @@
           <w:rFonts w:cstheme="minorHAnsi"/>
           <w:lang w:val="en-US"/>
         </w:rPr>
-        <w:t>chromophore</w:t>
+        <w:t>meric</w:t>
       </w:r>
       <w:proofErr w:type="spellEnd"/>
       <w:r>
@@ -15081,45 +16044,30 @@
           <w:rFonts w:cstheme="minorHAnsi"/>
           <w:lang w:val="en-US"/>
         </w:rPr>
-        <w:t xml:space="preserve"> to </w:t>
-      </w:r>
-      <w:r>
-        <w:rPr>
-          <w:rFonts w:cstheme="minorHAnsi"/>
-          <w:i/>
-          <w:lang w:val="en-US"/>
-        </w:rPr>
-        <w:t>N</w:t>
-      </w:r>
-      <w:r>
-        <w:rPr>
-          <w:rFonts w:cstheme="minorHAnsi"/>
-          <w:lang w:val="en-US"/>
-        </w:rPr>
-        <w:t>-</w:t>
-      </w:r>
-      <w:proofErr w:type="spellStart"/>
-      <w:r>
-        <w:rPr>
-          <w:rFonts w:cstheme="minorHAnsi"/>
-          <w:lang w:val="en-US"/>
-        </w:rPr>
-        <w:t>meric</w:t>
-      </w:r>
-      <w:proofErr w:type="spellEnd"/>
-      <w:r>
-        <w:rPr>
-          <w:rFonts w:cstheme="minorHAnsi"/>
-          <w:lang w:val="en-US"/>
-        </w:rPr>
         <w:t xml:space="preserve"> stack </w:t>
       </w:r>
-      <w:r>
-        <w:rPr>
-          <w:rFonts w:cstheme="minorHAnsi"/>
-          <w:lang w:val="en-US"/>
-        </w:rPr>
-        <w:t>according to the following</w:t>
+      <w:proofErr w:type="gramStart"/>
+      <w:r>
+        <w:rPr>
+          <w:rFonts w:cstheme="minorHAnsi"/>
+          <w:lang w:val="en-US"/>
+        </w:rPr>
+        <w:t>is described</w:t>
+      </w:r>
+      <w:proofErr w:type="gramEnd"/>
+      <w:r>
+        <w:rPr>
+          <w:rFonts w:cstheme="minorHAnsi"/>
+          <w:lang w:val="en-US"/>
+        </w:rPr>
+        <w:t xml:space="preserve"> by </w:t>
+      </w:r>
+      <w:r>
+        <w:rPr>
+          <w:rFonts w:cstheme="minorHAnsi"/>
+          <w:lang w:val="en-US"/>
+        </w:rPr>
+        <w:t>the following</w:t>
       </w:r>
       <w:r>
         <w:rPr>
@@ -15489,7 +16437,21 @@
           <w:rFonts w:cstheme="minorHAnsi"/>
           <w:lang w:val="en-US"/>
         </w:rPr>
-        <w:t xml:space="preserve">are linear against </w:t>
+        <w:t xml:space="preserve">are </w:t>
+      </w:r>
+      <w:r>
+        <w:rPr>
+          <w:rFonts w:cstheme="minorHAnsi"/>
+          <w:lang w:val="en-US"/>
+        </w:rPr>
+        <w:t xml:space="preserve">also </w:t>
+      </w:r>
+      <w:r>
+        <w:rPr>
+          <w:rFonts w:cstheme="minorHAnsi"/>
+          <w:lang w:val="en-US"/>
+        </w:rPr>
+        <w:t xml:space="preserve">linear against </w:t>
       </w:r>
       <w:proofErr w:type="gramStart"/>
       <w:r>
@@ -15566,7 +16528,7 @@
           <w:highlight w:val="yellow"/>
           <w:lang w:val="en-US"/>
         </w:rPr>
-        <w:t>38</w:t>
+        <w:t>36</w:t>
       </w:r>
       <w:r>
         <w:rPr>
@@ -15587,7 +16549,15 @@
           <w:rFonts w:cstheme="minorHAnsi"/>
           <w:lang w:val="en-US"/>
         </w:rPr>
-        <w:t>Same linear correlation has been</w:t>
+        <w:t xml:space="preserve">Same linear correlation </w:t>
+      </w:r>
+      <w:proofErr w:type="gramStart"/>
+      <w:r>
+        <w:rPr>
+          <w:rFonts w:cstheme="minorHAnsi"/>
+          <w:lang w:val="en-US"/>
+        </w:rPr>
+        <w:t>was also</w:t>
       </w:r>
       <w:r>
         <w:rPr>
@@ -15603,13 +16573,51 @@
         </w:rPr>
         <w:t>ed</w:t>
       </w:r>
-      <w:r>
-        <w:rPr>
-          <w:rFonts w:cstheme="minorHAnsi"/>
-          <w:lang w:val="en-US"/>
-        </w:rPr>
-        <w:t xml:space="preserve"> for optical gaps</w:t>
-      </w:r>
+      <w:proofErr w:type="gramEnd"/>
+      <w:r>
+        <w:rPr>
+          <w:rFonts w:cstheme="minorHAnsi"/>
+          <w:lang w:val="en-US"/>
+        </w:rPr>
+        <w:t xml:space="preserve"> for </w:t>
+      </w:r>
+      <w:r>
+        <w:rPr>
+          <w:rFonts w:cstheme="minorHAnsi"/>
+          <w:lang w:val="en-US"/>
+        </w:rPr>
+        <w:t xml:space="preserve">extrapolation of </w:t>
+      </w:r>
+      <w:r>
+        <w:rPr>
+          <w:rFonts w:cstheme="minorHAnsi"/>
+          <w:lang w:val="en-US"/>
+        </w:rPr>
+        <w:t>optical gaps</w:t>
+      </w:r>
+      <w:r>
+        <w:rPr>
+          <w:rFonts w:cstheme="minorHAnsi"/>
+          <w:lang w:val="en-US"/>
+        </w:rPr>
+        <w:t xml:space="preserve"> </w:t>
+      </w:r>
+      <w:r>
+        <w:rPr>
+          <w:rFonts w:cstheme="minorHAnsi"/>
+          <w:lang w:val="en-US"/>
+        </w:rPr>
+        <w:t xml:space="preserve">of </w:t>
+      </w:r>
+      <w:proofErr w:type="spellStart"/>
+      <w:r>
+        <w:rPr>
+          <w:rFonts w:cstheme="minorHAnsi"/>
+          <w:lang w:val="en-US"/>
+        </w:rPr>
+        <w:t>oligothiophenes</w:t>
+      </w:r>
+      <w:proofErr w:type="spellEnd"/>
       <w:r>
         <w:rPr>
           <w:rFonts w:cstheme="minorHAnsi"/>
@@ -15623,14 +16631,7 @@
           <w:highlight w:val="yellow"/>
           <w:lang w:val="en-US"/>
         </w:rPr>
-        <w:t>…</w:t>
-      </w:r>
-      <w:r>
-        <w:rPr>
-          <w:rFonts w:cstheme="minorHAnsi"/>
-          <w:lang w:val="en-US"/>
-        </w:rPr>
-        <w:t xml:space="preserve"> </w:t>
+        <w:t>[</w:t>
       </w:r>
       <w:r>
         <w:rPr>
@@ -15638,15 +16639,7 @@
           <w:highlight w:val="yellow"/>
           <w:lang w:val="en-US"/>
         </w:rPr>
-        <w:t>[</w:t>
-      </w:r>
-      <w:r>
-        <w:rPr>
-          <w:rFonts w:cstheme="minorHAnsi"/>
-          <w:highlight w:val="yellow"/>
-          <w:lang w:val="en-US"/>
-        </w:rPr>
-        <w:t>?</w:t>
+        <w:t>53</w:t>
       </w:r>
       <w:r>
         <w:rPr>
@@ -15910,7 +16903,6 @@
         <w:rPr>
           <w:rFonts w:cstheme="minorHAnsi"/>
           <w:i/>
-          <w:color w:val="FF0000"/>
           <w:lang w:val="en-US"/>
         </w:rPr>
         <w:t>A</w:t>
@@ -15919,7 +16911,6 @@
         <w:rPr>
           <w:rFonts w:cstheme="minorHAnsi"/>
           <w:i/>
-          <w:color w:val="FF0000"/>
           <w:vertAlign w:val="subscript"/>
           <w:lang w:val="en-US"/>
         </w:rPr>
@@ -15937,7 +16928,6 @@
         <w:rPr>
           <w:rFonts w:cstheme="minorHAnsi"/>
           <w:i/>
-          <w:color w:val="FF0000"/>
           <w:lang w:val="en-US"/>
         </w:rPr>
         <w:t>A</w:t>
@@ -15946,7 +16936,6 @@
         <w:rPr>
           <w:rFonts w:cstheme="minorHAnsi"/>
           <w:i/>
-          <w:color w:val="FF0000"/>
           <w:vertAlign w:val="subscript"/>
           <w:lang w:val="en-US"/>
         </w:rPr>
@@ -15958,7 +16947,14 @@
           <w:rFonts w:cstheme="minorHAnsi"/>
           <w:lang w:val="en-US"/>
         </w:rPr>
-        <w:t xml:space="preserve">, respectively, </w:t>
+        <w:t xml:space="preserve">, </w:t>
+      </w:r>
+      <w:r>
+        <w:rPr>
+          <w:rFonts w:cstheme="minorHAnsi"/>
+          <w:lang w:val="en-US"/>
+        </w:rPr>
+        <w:t xml:space="preserve">respectively, </w:t>
       </w:r>
       <w:r>
         <w:rPr>
@@ -16113,7 +17109,7 @@
           <v:shape id="_x0000_i1036" type="#_x0000_t75" style="width:328.05pt;height:228.5pt" o:ole="">
             <v:imagedata r:id="rId31" o:title=""/>
           </v:shape>
-          <o:OLEObject Type="Embed" ProgID="Origin50.Graph" ShapeID="_x0000_i1036" DrawAspect="Content" ObjectID="_1823480167" r:id="rId32"/>
+          <o:OLEObject Type="Embed" ProgID="Origin50.Graph" ShapeID="_x0000_i1036" DrawAspect="Content" ObjectID="_1823840912" r:id="rId32"/>
         </w:object>
       </w:r>
     </w:p>
@@ -16355,21 +17351,44 @@
           <w:rFonts w:cstheme="minorHAnsi"/>
           <w:lang w:val="en-US"/>
         </w:rPr>
-        <w:t xml:space="preserve"> were calculated</w:t>
-      </w:r>
-      <w:r>
-        <w:rPr>
-          <w:rFonts w:cstheme="minorHAnsi"/>
-          <w:lang w:val="en-US"/>
-        </w:rPr>
-        <w:t xml:space="preserve"> </w:t>
-      </w:r>
-      <w:r>
-        <w:rPr>
-          <w:rFonts w:cstheme="minorHAnsi"/>
-          <w:lang w:val="en-US"/>
-        </w:rPr>
-        <w:t xml:space="preserve">with arrangements approximately resembling </w:t>
+        <w:t xml:space="preserve"> </w:t>
+      </w:r>
+      <w:proofErr w:type="gramStart"/>
+      <w:r>
+        <w:rPr>
+          <w:rFonts w:cstheme="minorHAnsi"/>
+          <w:lang w:val="en-US"/>
+        </w:rPr>
+        <w:t>were calculated</w:t>
+      </w:r>
+      <w:proofErr w:type="gramEnd"/>
+      <w:r>
+        <w:rPr>
+          <w:rFonts w:cstheme="minorHAnsi"/>
+          <w:lang w:val="en-US"/>
+        </w:rPr>
+        <w:t xml:space="preserve"> </w:t>
+      </w:r>
+      <w:r>
+        <w:rPr>
+          <w:rFonts w:cstheme="minorHAnsi"/>
+          <w:lang w:val="en-US"/>
+        </w:rPr>
+        <w:t xml:space="preserve">with </w:t>
+      </w:r>
+      <w:r>
+        <w:rPr>
+          <w:rFonts w:cstheme="minorHAnsi"/>
+          <w:lang w:val="en-US"/>
+        </w:rPr>
+        <w:t xml:space="preserve">the </w:t>
+      </w:r>
+      <w:r>
+        <w:rPr>
+          <w:rFonts w:cstheme="minorHAnsi"/>
+          <w:lang w:val="en-US"/>
+        </w:rPr>
+        <w:t xml:space="preserve">arrangements approximately resembling </w:t>
       </w:r>
       <w:r>
         <w:rPr>
@@ -16472,48 +17491,1287 @@
       <w:r>
         <w:rPr>
           <w:rFonts w:cstheme="minorHAnsi"/>
+          <w:lang w:val="en-US"/>
+        </w:rPr>
+        <w:t xml:space="preserve">As no single-crystal </w:t>
+      </w:r>
+      <w:proofErr w:type="gramStart"/>
+      <w:r>
+        <w:rPr>
+          <w:rFonts w:cstheme="minorHAnsi"/>
+          <w:lang w:val="en-US"/>
+        </w:rPr>
+        <w:t>X-Ray</w:t>
+      </w:r>
+      <w:proofErr w:type="gramEnd"/>
+      <w:r>
+        <w:rPr>
+          <w:rFonts w:cstheme="minorHAnsi"/>
+          <w:lang w:val="en-US"/>
+        </w:rPr>
+        <w:t xml:space="preserve"> struct</w:t>
+      </w:r>
+      <w:r>
+        <w:rPr>
+          <w:rFonts w:cstheme="minorHAnsi"/>
+          <w:lang w:val="en-US"/>
+        </w:rPr>
+        <w:t>ure is available</w:t>
+      </w:r>
+      <w:r>
+        <w:rPr>
+          <w:rFonts w:cstheme="minorHAnsi"/>
+          <w:lang w:val="en-US"/>
+        </w:rPr>
+        <w:t xml:space="preserve"> for α-</w:t>
+      </w:r>
+      <w:proofErr w:type="spellStart"/>
+      <w:r>
+        <w:rPr>
+          <w:rFonts w:cstheme="minorHAnsi"/>
+          <w:lang w:val="en-US"/>
+        </w:rPr>
+        <w:t>ZnPc</w:t>
+      </w:r>
+      <w:proofErr w:type="spellEnd"/>
+      <w:r>
+        <w:rPr>
+          <w:rFonts w:cstheme="minorHAnsi"/>
+          <w:lang w:val="en-US"/>
+        </w:rPr>
+        <w:t xml:space="preserve">, stacks with </w:t>
+      </w:r>
+      <w:proofErr w:type="spellStart"/>
+      <w:r>
+        <w:rPr>
+          <w:rFonts w:cstheme="minorHAnsi"/>
+          <w:i/>
+          <w:lang w:val="en-US"/>
+        </w:rPr>
+        <w:t>Δz</w:t>
+      </w:r>
+      <w:proofErr w:type="spellEnd"/>
+      <w:r>
+        <w:rPr>
+          <w:rFonts w:cstheme="minorHAnsi"/>
+          <w:lang w:val="en-US"/>
+        </w:rPr>
+        <w:t xml:space="preserve"> of 3.3 – 3.</w:t>
+      </w:r>
+      <w:r>
+        <w:rPr>
+          <w:rFonts w:cstheme="minorHAnsi"/>
+          <w:lang w:val="en-US"/>
+        </w:rPr>
+        <w:t>4Å</w:t>
+      </w:r>
+      <w:r>
+        <w:rPr>
+          <w:rFonts w:cstheme="minorHAnsi"/>
+          <w:lang w:val="en-US"/>
+        </w:rPr>
+        <w:t xml:space="preserve"> and </w:t>
+      </w:r>
+      <w:proofErr w:type="spellStart"/>
+      <w:r>
+        <w:rPr>
+          <w:rFonts w:cstheme="minorHAnsi"/>
+          <w:i/>
+          <w:lang w:val="en-US"/>
+        </w:rPr>
+        <w:t>Δx</w:t>
+      </w:r>
+      <w:proofErr w:type="spellEnd"/>
+      <w:r>
+        <w:rPr>
+          <w:rFonts w:cstheme="minorHAnsi"/>
+          <w:lang w:val="en-US"/>
+        </w:rPr>
+        <w:t xml:space="preserve"> of 1.75 </w:t>
+      </w:r>
+      <w:r>
+        <w:rPr>
+          <w:rFonts w:cstheme="minorHAnsi"/>
+          <w:lang w:val="en-US"/>
+        </w:rPr>
+        <w:t>–</w:t>
+      </w:r>
+      <w:r>
+        <w:rPr>
+          <w:rFonts w:cstheme="minorHAnsi"/>
+          <w:lang w:val="en-US"/>
+        </w:rPr>
+        <w:t xml:space="preserve"> 2.0</w:t>
+      </w:r>
+      <w:r>
+        <w:rPr>
+          <w:rFonts w:cstheme="minorHAnsi"/>
+          <w:lang w:val="en-US"/>
+        </w:rPr>
+        <w:t xml:space="preserve"> </w:t>
+      </w:r>
+      <w:r>
+        <w:rPr>
+          <w:rFonts w:cstheme="minorHAnsi"/>
+          <w:lang w:val="en-US"/>
+        </w:rPr>
+        <w:t>Å</w:t>
+      </w:r>
+      <w:r>
+        <w:rPr>
+          <w:rFonts w:cstheme="minorHAnsi"/>
+          <w:lang w:val="en-US"/>
+        </w:rPr>
+        <w:t xml:space="preserve"> along Zn-N bond were </w:t>
+      </w:r>
+      <w:r>
+        <w:rPr>
+          <w:rFonts w:cstheme="minorHAnsi"/>
+          <w:lang w:val="en-US"/>
+        </w:rPr>
+        <w:t>studied (</w:t>
+      </w:r>
+      <w:r>
+        <w:rPr>
+          <w:rFonts w:cstheme="minorHAnsi"/>
+          <w:lang w:val="en-US"/>
+        </w:rPr>
+        <w:t>Zn</w:t>
+      </w:r>
+      <w:r>
+        <w:rPr>
+          <w:rFonts w:cstheme="minorHAnsi"/>
+          <w:lang w:val="en-US"/>
+        </w:rPr>
+        <w:t>–</w:t>
+      </w:r>
+      <w:r>
+        <w:rPr>
+          <w:rFonts w:cstheme="minorHAnsi"/>
+          <w:lang w:val="en-US"/>
+        </w:rPr>
+        <w:t>Zn distance</w:t>
+      </w:r>
+      <w:r>
+        <w:rPr>
+          <w:rFonts w:cstheme="minorHAnsi"/>
+          <w:lang w:val="en-US"/>
+        </w:rPr>
+        <w:t xml:space="preserve"> 3.75 – 3.95 Å,</w:t>
+      </w:r>
+      <w:r>
+        <w:rPr>
+          <w:rFonts w:cstheme="minorHAnsi"/>
+          <w:lang w:val="en-US"/>
+        </w:rPr>
+        <w:t xml:space="preserve"> </w:t>
+      </w:r>
+      <w:r>
+        <w:rPr>
+          <w:rFonts w:cstheme="minorHAnsi"/>
+          <w:lang w:val="en-US"/>
+        </w:rPr>
+        <w:t>inclination angle</w:t>
+      </w:r>
+      <w:r>
+        <w:rPr>
+          <w:rFonts w:cstheme="minorHAnsi"/>
+          <w:lang w:val="en-US"/>
+        </w:rPr>
+        <w:t xml:space="preserve"> 28</w:t>
+      </w:r>
+      <w:r>
+        <w:rPr>
+          <w:rFonts w:cstheme="minorHAnsi"/>
+          <w:lang w:val="en-US"/>
+        </w:rPr>
+        <w:t xml:space="preserve"> – </w:t>
+      </w:r>
+      <w:r>
+        <w:rPr>
+          <w:rFonts w:cstheme="minorHAnsi"/>
+          <w:lang w:val="en-US"/>
+        </w:rPr>
+        <w:t xml:space="preserve">31°, see Fig. </w:t>
+      </w:r>
+      <w:r>
+        <w:rPr>
+          <w:rFonts w:cstheme="minorHAnsi"/>
+          <w:lang w:val="en-US"/>
+        </w:rPr>
+        <w:t>2</w:t>
+      </w:r>
+      <w:r>
+        <w:rPr>
+          <w:rFonts w:cstheme="minorHAnsi"/>
+          <w:lang w:val="en-US"/>
+        </w:rPr>
+        <w:t>)</w:t>
+      </w:r>
+      <w:r>
+        <w:rPr>
+          <w:rFonts w:cstheme="minorHAnsi"/>
           <w:color w:val="FF0000"/>
           <w:lang w:val="en-US"/>
         </w:rPr>
-        <w:t>As no single-crystal X-Ray struct</w:t>
-      </w:r>
-      <w:r>
-        <w:rPr>
-          <w:rFonts w:cstheme="minorHAnsi"/>
-          <w:color w:val="FF0000"/>
-          <w:lang w:val="en-US"/>
-        </w:rPr>
-        <w:t>ure is available</w:t>
-      </w:r>
-      <w:r>
-        <w:rPr>
-          <w:rFonts w:cstheme="minorHAnsi"/>
-          <w:color w:val="FF0000"/>
-          <w:lang w:val="en-US"/>
-        </w:rPr>
-        <w:t xml:space="preserve"> for </w:t>
-      </w:r>
-      <w:r>
-        <w:rPr>
-          <w:rFonts w:cstheme="minorHAnsi"/>
-          <w:color w:val="FF0000"/>
-          <w:lang w:val="en-US"/>
-        </w:rPr>
-        <w:t>α</w:t>
-      </w:r>
-      <w:r>
-        <w:rPr>
-          <w:rFonts w:cstheme="minorHAnsi"/>
-          <w:color w:val="FF0000"/>
-          <w:lang w:val="en-US"/>
-        </w:rPr>
-        <w:t>-</w:t>
+        <w:t>.</w:t>
+      </w:r>
+      <w:r>
+        <w:rPr>
+          <w:rFonts w:cstheme="minorHAnsi"/>
+          <w:lang w:val="en-US"/>
+        </w:rPr>
+        <w:t xml:space="preserve"> </w:t>
+      </w:r>
+      <w:r>
+        <w:rPr>
+          <w:rFonts w:cstheme="minorHAnsi"/>
+          <w:lang w:val="en-US"/>
+        </w:rPr>
+        <w:t xml:space="preserve">The results </w:t>
+      </w:r>
+      <w:proofErr w:type="gramStart"/>
+      <w:r>
+        <w:rPr>
+          <w:rFonts w:cstheme="minorHAnsi"/>
+          <w:lang w:val="en-US"/>
+        </w:rPr>
+        <w:t>are shown</w:t>
+      </w:r>
+      <w:proofErr w:type="gramEnd"/>
+      <w:r>
+        <w:rPr>
+          <w:rFonts w:cstheme="minorHAnsi"/>
+          <w:lang w:val="en-US"/>
+        </w:rPr>
+        <w:t xml:space="preserve"> </w:t>
+      </w:r>
+      <w:r>
+        <w:rPr>
+          <w:rFonts w:cstheme="minorHAnsi"/>
+          <w:highlight w:val="yellow"/>
+          <w:lang w:val="en-US"/>
+        </w:rPr>
+        <w:t xml:space="preserve">in the Fig. </w:t>
+      </w:r>
+      <w:r>
+        <w:rPr>
+          <w:rFonts w:cstheme="minorHAnsi"/>
+          <w:highlight w:val="yellow"/>
+          <w:lang w:val="en-US"/>
+        </w:rPr>
+        <w:t>10</w:t>
+      </w:r>
+      <w:r>
+        <w:rPr>
+          <w:rFonts w:cstheme="minorHAnsi"/>
+          <w:highlight w:val="yellow"/>
+          <w:lang w:val="en-US"/>
+        </w:rPr>
+        <w:t xml:space="preserve"> and </w:t>
+      </w:r>
+      <w:r>
+        <w:rPr>
+          <w:rFonts w:cstheme="minorHAnsi"/>
+          <w:highlight w:val="yellow"/>
+          <w:lang w:val="en-US"/>
+        </w:rPr>
+        <w:t xml:space="preserve">the </w:t>
+      </w:r>
+      <w:r>
+        <w:rPr>
+          <w:rFonts w:cstheme="minorHAnsi"/>
+          <w:highlight w:val="yellow"/>
+          <w:lang w:val="en-US"/>
+        </w:rPr>
+        <w:t>Table S</w:t>
+      </w:r>
+      <w:r>
+        <w:rPr>
+          <w:rFonts w:cstheme="minorHAnsi"/>
+          <w:lang w:val="en-US"/>
+        </w:rPr>
+        <w:t>3</w:t>
+      </w:r>
+      <w:r>
+        <w:rPr>
+          <w:rFonts w:cstheme="minorHAnsi"/>
+          <w:lang w:val="en-US"/>
+        </w:rPr>
+        <w:t xml:space="preserve">. </w:t>
+      </w:r>
+      <w:r>
+        <w:rPr>
+          <w:rFonts w:cstheme="minorHAnsi"/>
+          <w:lang w:val="en-US"/>
+        </w:rPr>
+        <w:t xml:space="preserve">As it is seen from the Fig. </w:t>
+      </w:r>
+      <w:r>
+        <w:rPr>
+          <w:rFonts w:cstheme="minorHAnsi"/>
+          <w:lang w:val="en-US"/>
+        </w:rPr>
+        <w:t>1</w:t>
+      </w:r>
+      <w:r>
+        <w:rPr>
+          <w:rFonts w:cstheme="minorHAnsi"/>
+          <w:lang w:val="en-US"/>
+        </w:rPr>
+        <w:t>0</w:t>
+      </w:r>
+      <w:r>
+        <w:rPr>
+          <w:rFonts w:cstheme="minorHAnsi"/>
+          <w:lang w:val="en-US"/>
+        </w:rPr>
+        <w:t>, the TD-DFT</w:t>
+      </w:r>
+      <w:r>
+        <w:rPr>
+          <w:rFonts w:cstheme="minorHAnsi"/>
+          <w:lang w:val="en-US"/>
+        </w:rPr>
+        <w:t xml:space="preserve"> Q-band</w:t>
+      </w:r>
+      <w:r>
+        <w:rPr>
+          <w:rFonts w:cstheme="minorHAnsi"/>
+          <w:lang w:val="en-US"/>
+        </w:rPr>
+        <w:t xml:space="preserve"> splitting is</w:t>
+      </w:r>
+      <w:r>
+        <w:rPr>
+          <w:rFonts w:cstheme="minorHAnsi"/>
+          <w:lang w:val="en-US"/>
+        </w:rPr>
+        <w:t xml:space="preserve"> almost</w:t>
+      </w:r>
+      <w:r>
+        <w:rPr>
+          <w:rFonts w:cstheme="minorHAnsi"/>
+          <w:lang w:val="en-US"/>
+        </w:rPr>
+        <w:t xml:space="preserve"> linear </w:t>
+      </w:r>
+      <w:r>
+        <w:rPr>
+          <w:rFonts w:cstheme="minorHAnsi"/>
+          <w:lang w:val="en-US"/>
+        </w:rPr>
+        <w:t xml:space="preserve">against </w:t>
+      </w:r>
+      <w:proofErr w:type="gramStart"/>
+      <w:r>
+        <w:rPr>
+          <w:rFonts w:cstheme="minorHAnsi"/>
+          <w:lang w:val="en-US"/>
+        </w:rPr>
+        <w:t>cos[</w:t>
+      </w:r>
+      <w:proofErr w:type="gramEnd"/>
+      <w:r>
+        <w:rPr>
+          <w:rFonts w:cstheme="minorHAnsi"/>
+          <w:lang w:val="en-US"/>
+        </w:rPr>
+        <w:t>π/(</w:t>
+      </w:r>
+      <w:r>
+        <w:rPr>
+          <w:rFonts w:cstheme="minorHAnsi"/>
+          <w:i/>
+          <w:lang w:val="en-US"/>
+        </w:rPr>
+        <w:t>N</w:t>
+      </w:r>
+      <w:r>
+        <w:rPr>
+          <w:rFonts w:cstheme="minorHAnsi"/>
+          <w:lang w:val="en-US"/>
+        </w:rPr>
+        <w:t xml:space="preserve">+1)] for </w:t>
+      </w:r>
+      <w:r>
+        <w:rPr>
+          <w:rFonts w:cstheme="minorHAnsi"/>
+          <w:i/>
+          <w:lang w:val="en-US"/>
+        </w:rPr>
+        <w:t>N</w:t>
+      </w:r>
+      <w:r>
+        <w:rPr>
+          <w:rFonts w:cstheme="minorHAnsi"/>
+          <w:lang w:val="en-US"/>
+        </w:rPr>
+        <w:t xml:space="preserve"> = 1…</w:t>
+      </w:r>
+      <w:r>
+        <w:rPr>
+          <w:rFonts w:cstheme="minorHAnsi"/>
+          <w:lang w:val="en-US"/>
+        </w:rPr>
+        <w:t>5</w:t>
+      </w:r>
+      <w:r>
+        <w:rPr>
+          <w:rFonts w:cstheme="minorHAnsi"/>
+          <w:lang w:val="en-US"/>
+        </w:rPr>
+        <w:t xml:space="preserve"> in agreement with the eq. (2)</w:t>
+      </w:r>
+      <w:r>
+        <w:rPr>
+          <w:rFonts w:cstheme="minorHAnsi"/>
+          <w:lang w:val="en-US"/>
+        </w:rPr>
+        <w:t>. This</w:t>
+      </w:r>
+      <w:r>
+        <w:rPr>
+          <w:rFonts w:cstheme="minorHAnsi"/>
+          <w:lang w:val="en-US"/>
+        </w:rPr>
+        <w:t xml:space="preserve"> indicates that </w:t>
       </w:r>
       <w:proofErr w:type="spellStart"/>
       <w:r>
         <w:rPr>
           <w:rFonts w:cstheme="minorHAnsi"/>
-          <w:color w:val="FF0000"/>
+          <w:lang w:val="en-US"/>
+        </w:rPr>
+        <w:t>excitonic</w:t>
+      </w:r>
+      <w:proofErr w:type="spellEnd"/>
+      <w:r>
+        <w:rPr>
+          <w:rFonts w:cstheme="minorHAnsi"/>
+          <w:lang w:val="en-US"/>
+        </w:rPr>
+        <w:t xml:space="preserve"> splitting </w:t>
+      </w:r>
+      <w:r>
+        <w:rPr>
+          <w:rFonts w:cstheme="minorHAnsi"/>
+          <w:lang w:val="en-US"/>
+        </w:rPr>
+        <w:t xml:space="preserve">of the Q-band </w:t>
+      </w:r>
+      <w:proofErr w:type="gramStart"/>
+      <w:r>
+        <w:rPr>
+          <w:rFonts w:cstheme="minorHAnsi"/>
+          <w:lang w:val="en-US"/>
+        </w:rPr>
+        <w:t xml:space="preserve">is </w:t>
+      </w:r>
+      <w:r>
+        <w:rPr>
+          <w:rFonts w:cstheme="minorHAnsi"/>
+          <w:lang w:val="en-US"/>
+        </w:rPr>
+        <w:t>mainly de</w:t>
+      </w:r>
+      <w:r>
+        <w:rPr>
+          <w:rFonts w:cstheme="minorHAnsi"/>
+          <w:lang w:val="en-US"/>
+        </w:rPr>
+        <w:t>termined</w:t>
+      </w:r>
+      <w:proofErr w:type="gramEnd"/>
+      <w:r>
+        <w:rPr>
+          <w:rFonts w:cstheme="minorHAnsi"/>
+          <w:lang w:val="en-US"/>
+        </w:rPr>
+        <w:t xml:space="preserve"> </w:t>
+      </w:r>
+      <w:r>
+        <w:rPr>
+          <w:rFonts w:cstheme="minorHAnsi"/>
+          <w:lang w:val="en-US"/>
+        </w:rPr>
+        <w:t>by</w:t>
+      </w:r>
+      <w:r>
+        <w:rPr>
+          <w:rFonts w:cstheme="minorHAnsi"/>
+          <w:lang w:val="en-US"/>
+        </w:rPr>
+        <w:t xml:space="preserve"> </w:t>
+      </w:r>
+      <w:r>
+        <w:rPr>
+          <w:rFonts w:cstheme="minorHAnsi"/>
+          <w:lang w:val="en-US"/>
+        </w:rPr>
+        <w:t>nearest-</w:t>
+      </w:r>
+      <w:proofErr w:type="spellStart"/>
+      <w:r>
+        <w:rPr>
+          <w:rFonts w:cstheme="minorHAnsi"/>
+          <w:lang w:val="en-US"/>
+        </w:rPr>
+        <w:t>neighbour</w:t>
+      </w:r>
+      <w:proofErr w:type="spellEnd"/>
+      <w:r>
+        <w:rPr>
+          <w:rFonts w:cstheme="minorHAnsi"/>
+          <w:lang w:val="en-US"/>
+        </w:rPr>
+        <w:t xml:space="preserve"> interactions</w:t>
+      </w:r>
+      <w:r>
+        <w:rPr>
+          <w:rFonts w:cstheme="minorHAnsi"/>
+          <w:lang w:val="en-US"/>
+        </w:rPr>
+        <w:t>.</w:t>
+      </w:r>
+      <w:r>
+        <w:rPr>
+          <w:rFonts w:cstheme="minorHAnsi"/>
+          <w:lang w:val="en-US"/>
+        </w:rPr>
+        <w:t xml:space="preserve"> </w:t>
+      </w:r>
+      <w:r>
+        <w:rPr>
+          <w:rFonts w:cstheme="minorHAnsi"/>
+          <w:lang w:val="en-US"/>
+        </w:rPr>
+        <w:t>The extrapolated</w:t>
+      </w:r>
+      <w:r>
+        <w:rPr>
+          <w:rFonts w:cstheme="minorHAnsi"/>
+          <w:lang w:val="en-US"/>
+        </w:rPr>
+        <w:t xml:space="preserve"> to </w:t>
+      </w:r>
+      <w:r>
+        <w:rPr>
+          <w:rFonts w:cstheme="minorHAnsi"/>
+          <w:i/>
+          <w:lang w:val="en-US"/>
+        </w:rPr>
+        <w:t>N</w:t>
+      </w:r>
+      <w:r>
+        <w:rPr>
+          <w:rFonts w:cstheme="minorHAnsi"/>
+          <w:lang w:val="en-US"/>
+        </w:rPr>
+        <w:t xml:space="preserve"> =</w:t>
+      </w:r>
+      <w:r>
+        <w:rPr>
+          <w:rFonts w:cstheme="minorHAnsi"/>
+          <w:lang w:val="en-US"/>
+        </w:rPr>
+        <w:t xml:space="preserve"> </w:t>
+      </w:r>
+      <w:r>
+        <w:rPr>
+          <w:rFonts w:cstheme="minorHAnsi"/>
+          <w:lang w:val="en-US"/>
+        </w:rPr>
+        <w:t>∞</w:t>
+      </w:r>
+      <w:r>
+        <w:rPr>
+          <w:rFonts w:cstheme="minorHAnsi"/>
+          <w:lang w:val="en-US"/>
+        </w:rPr>
+        <w:t xml:space="preserve"> transition energies </w:t>
+      </w:r>
+      <w:r>
+        <w:rPr>
+          <w:rFonts w:cstheme="minorHAnsi"/>
+          <w:lang w:val="en-US"/>
+        </w:rPr>
+        <w:t>of</w:t>
+      </w:r>
+      <w:r>
+        <w:rPr>
+          <w:rFonts w:cstheme="minorHAnsi"/>
+          <w:lang w:val="en-US"/>
+        </w:rPr>
+        <w:t xml:space="preserve"> </w:t>
+      </w:r>
+      <w:r>
+        <w:rPr>
+          <w:rFonts w:cstheme="minorHAnsi"/>
+          <w:lang w:val="en-US"/>
+        </w:rPr>
+        <w:t>1.97 eV (</w:t>
+      </w:r>
+      <w:r>
+        <w:rPr>
+          <w:rFonts w:cstheme="minorHAnsi"/>
+          <w:lang w:val="en-US"/>
+        </w:rPr>
+        <w:t>630 nm)</w:t>
+      </w:r>
+      <w:r>
+        <w:rPr>
+          <w:rFonts w:cstheme="minorHAnsi"/>
+          <w:lang w:val="en-US"/>
+        </w:rPr>
+        <w:t xml:space="preserve"> and 1.72 eV</w:t>
+      </w:r>
+      <w:r>
+        <w:rPr>
+          <w:rFonts w:cstheme="minorHAnsi"/>
+          <w:lang w:val="en-US"/>
+        </w:rPr>
+        <w:t xml:space="preserve"> (720 nm)</w:t>
+      </w:r>
+      <w:r>
+        <w:rPr>
+          <w:rFonts w:cstheme="minorHAnsi"/>
+          <w:lang w:val="en-US"/>
+        </w:rPr>
+        <w:t xml:space="preserve"> for</w:t>
+      </w:r>
+      <w:r>
+        <w:rPr>
+          <w:rFonts w:cstheme="minorHAnsi"/>
+          <w:lang w:val="en-US"/>
+        </w:rPr>
+        <w:t xml:space="preserve"> single stack of</w:t>
+      </w:r>
+      <w:r>
+        <w:rPr>
+          <w:rFonts w:cstheme="minorHAnsi"/>
+          <w:lang w:val="en-US"/>
+        </w:rPr>
+        <w:t xml:space="preserve"> </w:t>
+      </w:r>
+      <w:r>
+        <w:rPr>
+          <w:rFonts w:cstheme="minorHAnsi"/>
+          <w:lang w:val="en-US"/>
+        </w:rPr>
+        <w:t>β</w:t>
+      </w:r>
+      <w:r>
+        <w:rPr>
+          <w:rFonts w:cstheme="minorHAnsi"/>
+          <w:lang w:val="en-US"/>
+        </w:rPr>
+        <w:t>-modification</w:t>
+      </w:r>
+      <w:r>
+        <w:rPr>
+          <w:rFonts w:cstheme="minorHAnsi"/>
+          <w:lang w:val="en-US"/>
+        </w:rPr>
+        <w:t xml:space="preserve"> </w:t>
+      </w:r>
+      <w:r>
+        <w:rPr>
+          <w:rFonts w:cstheme="minorHAnsi"/>
+          <w:lang w:val="en-US"/>
+        </w:rPr>
+        <w:t>are</w:t>
+      </w:r>
+      <w:r>
+        <w:rPr>
+          <w:rFonts w:cstheme="minorHAnsi"/>
+          <w:lang w:val="en-US"/>
+        </w:rPr>
+        <w:t xml:space="preserve"> close to </w:t>
+      </w:r>
+      <w:r>
+        <w:rPr>
+          <w:rFonts w:cstheme="minorHAnsi"/>
+          <w:lang w:val="en-US"/>
+        </w:rPr>
+        <w:t xml:space="preserve">the </w:t>
+      </w:r>
+      <w:r>
+        <w:rPr>
+          <w:rFonts w:cstheme="minorHAnsi"/>
+          <w:lang w:val="en-US"/>
+        </w:rPr>
+        <w:t>experimental values</w:t>
+      </w:r>
+      <w:r>
+        <w:rPr>
+          <w:rFonts w:cstheme="minorHAnsi"/>
+          <w:lang w:val="en-US"/>
+        </w:rPr>
+        <w:t xml:space="preserve"> of </w:t>
+      </w:r>
+      <w:r>
+        <w:rPr>
+          <w:rFonts w:cstheme="minorHAnsi"/>
+          <w:lang w:val="en-US"/>
+        </w:rPr>
+        <w:t>1.94 eV (</w:t>
+      </w:r>
+      <w:r>
+        <w:rPr>
+          <w:rFonts w:cstheme="minorHAnsi"/>
+          <w:lang w:val="en-US"/>
+        </w:rPr>
+        <w:t>640 nm</w:t>
+      </w:r>
+      <w:r>
+        <w:rPr>
+          <w:rFonts w:cstheme="minorHAnsi"/>
+          <w:lang w:val="en-US"/>
+        </w:rPr>
+        <w:t>)</w:t>
+      </w:r>
+      <w:r>
+        <w:rPr>
+          <w:rFonts w:cstheme="minorHAnsi"/>
+          <w:lang w:val="en-US"/>
+        </w:rPr>
+        <w:t xml:space="preserve"> and </w:t>
+      </w:r>
+      <w:r>
+        <w:rPr>
+          <w:rFonts w:cstheme="minorHAnsi"/>
+          <w:lang w:val="en-US"/>
+        </w:rPr>
+        <w:t>1.65 e</w:t>
+      </w:r>
+      <w:r>
+        <w:rPr>
+          <w:rFonts w:cstheme="minorHAnsi"/>
+          <w:lang w:val="en-US"/>
+        </w:rPr>
+        <w:t>V (</w:t>
+      </w:r>
+      <w:r>
+        <w:rPr>
+          <w:rFonts w:cstheme="minorHAnsi"/>
+          <w:lang w:val="en-US"/>
+        </w:rPr>
+        <w:t>750 nm</w:t>
+      </w:r>
+      <w:r>
+        <w:rPr>
+          <w:rFonts w:cstheme="minorHAnsi"/>
+          <w:lang w:val="en-US"/>
+        </w:rPr>
+        <w:t>)</w:t>
+      </w:r>
+      <w:r>
+        <w:rPr>
+          <w:rFonts w:cstheme="minorHAnsi"/>
+          <w:lang w:val="en-US"/>
+        </w:rPr>
+        <w:t>.</w:t>
+      </w:r>
+      <w:r>
+        <w:rPr>
+          <w:rFonts w:cstheme="minorHAnsi"/>
+          <w:lang w:val="en-US"/>
+        </w:rPr>
+        <w:t xml:space="preserve"> </w:t>
+      </w:r>
+      <w:r>
+        <w:rPr>
+          <w:rFonts w:cstheme="minorHAnsi"/>
+          <w:lang w:val="en-US"/>
+        </w:rPr>
+        <w:t xml:space="preserve">Oscillator </w:t>
+      </w:r>
+      <w:r>
+        <w:rPr>
+          <w:rFonts w:cstheme="minorHAnsi"/>
+          <w:lang w:val="en-US"/>
+        </w:rPr>
+        <w:t>strengths</w:t>
+      </w:r>
+      <w:r>
+        <w:rPr>
+          <w:rFonts w:cstheme="minorHAnsi"/>
+          <w:lang w:val="en-US"/>
+        </w:rPr>
+        <w:t xml:space="preserve"> incr</w:t>
+      </w:r>
+      <w:r>
+        <w:rPr>
+          <w:rFonts w:cstheme="minorHAnsi"/>
+          <w:lang w:val="en-US"/>
+        </w:rPr>
+        <w:t>ease almost linearly with size</w:t>
+      </w:r>
+      <w:r>
+        <w:rPr>
+          <w:rFonts w:cstheme="minorHAnsi"/>
+          <w:lang w:val="en-US"/>
+        </w:rPr>
+        <w:t xml:space="preserve"> (Fig. </w:t>
+      </w:r>
+      <w:r>
+        <w:rPr>
+          <w:rFonts w:cstheme="minorHAnsi"/>
+          <w:highlight w:val="yellow"/>
+          <w:lang w:val="en-US"/>
+        </w:rPr>
+        <w:t>S3</w:t>
+      </w:r>
+      <w:r>
+        <w:rPr>
+          <w:rFonts w:cstheme="minorHAnsi"/>
+          <w:lang w:val="en-US"/>
+        </w:rPr>
+        <w:t>)</w:t>
+      </w:r>
+      <w:r>
+        <w:rPr>
+          <w:rFonts w:cstheme="minorHAnsi"/>
+          <w:lang w:val="en-US"/>
+        </w:rPr>
+        <w:t>,</w:t>
+      </w:r>
+      <w:r>
+        <w:rPr>
+          <w:rFonts w:cstheme="minorHAnsi"/>
+          <w:lang w:val="en-US"/>
+        </w:rPr>
+        <w:t xml:space="preserve"> with extrapolated ratio</w:t>
+      </w:r>
+      <w:r>
+        <w:rPr>
+          <w:rFonts w:cstheme="minorHAnsi"/>
+          <w:lang w:val="en-US"/>
+        </w:rPr>
+        <w:t xml:space="preserve"> of 1:1.5</w:t>
+      </w:r>
+      <w:r>
+        <w:rPr>
+          <w:rFonts w:cstheme="minorHAnsi"/>
+          <w:lang w:val="en-US"/>
+        </w:rPr>
+        <w:t>2</w:t>
+      </w:r>
+      <w:r>
+        <w:rPr>
+          <w:rFonts w:cstheme="minorHAnsi"/>
+          <w:lang w:val="en-US"/>
+        </w:rPr>
+        <w:t xml:space="preserve"> </w:t>
+      </w:r>
+      <w:r>
+        <w:rPr>
+          <w:rFonts w:cstheme="minorHAnsi"/>
+          <w:lang w:val="en-US"/>
+        </w:rPr>
+        <w:t>which is also in agreement with the experimental spectrum (</w:t>
+      </w:r>
+      <w:r>
+        <w:rPr>
+          <w:rFonts w:cstheme="minorHAnsi"/>
+          <w:highlight w:val="yellow"/>
+          <w:lang w:val="en-US"/>
+        </w:rPr>
+        <w:t xml:space="preserve">Fig. </w:t>
+      </w:r>
+      <w:r>
+        <w:rPr>
+          <w:rFonts w:cstheme="minorHAnsi"/>
+          <w:lang w:val="en-US"/>
+        </w:rPr>
+        <w:t>1</w:t>
+      </w:r>
+      <w:r>
+        <w:rPr>
+          <w:rFonts w:cstheme="minorHAnsi"/>
+          <w:lang w:val="en-US"/>
+        </w:rPr>
+        <w:t xml:space="preserve">). </w:t>
+      </w:r>
+      <w:r>
+        <w:rPr>
+          <w:rFonts w:cstheme="minorHAnsi"/>
+          <w:lang w:val="en-US"/>
+        </w:rPr>
+        <w:t xml:space="preserve"> </w:t>
+      </w:r>
+      <w:r>
+        <w:rPr>
+          <w:rFonts w:cstheme="minorHAnsi"/>
+          <w:lang w:val="en-US"/>
+        </w:rPr>
+        <w:t>Our</w:t>
+      </w:r>
+      <w:r>
+        <w:rPr>
+          <w:rFonts w:cstheme="minorHAnsi"/>
+          <w:lang w:val="en-US"/>
+        </w:rPr>
+        <w:t xml:space="preserve"> estimates of the Q-band splitting for alpha-modification vary from 0.06 eV (23 nm</w:t>
+      </w:r>
+      <w:r>
+        <w:rPr>
+          <w:rFonts w:cstheme="minorHAnsi"/>
+          <w:lang w:val="en-US"/>
+        </w:rPr>
+        <w:t xml:space="preserve">, for </w:t>
+      </w:r>
+      <w:proofErr w:type="spellStart"/>
+      <w:r>
+        <w:rPr>
+          <w:rFonts w:cstheme="minorHAnsi"/>
+          <w:i/>
+          <w:lang w:val="en-US"/>
+        </w:rPr>
+        <w:t>Δz</w:t>
+      </w:r>
+      <w:proofErr w:type="spellEnd"/>
+      <w:r>
+        <w:rPr>
+          <w:rFonts w:cstheme="minorHAnsi"/>
+          <w:lang w:val="en-US"/>
+        </w:rPr>
+        <w:t xml:space="preserve"> = </w:t>
+      </w:r>
+      <w:r>
+        <w:rPr>
+          <w:rFonts w:cstheme="minorHAnsi"/>
+          <w:lang w:val="en-US"/>
+        </w:rPr>
+        <w:t>3.4Å</w:t>
+      </w:r>
+      <w:r>
+        <w:rPr>
+          <w:rFonts w:cstheme="minorHAnsi"/>
+          <w:lang w:val="en-US"/>
+        </w:rPr>
+        <w:t xml:space="preserve">, </w:t>
+      </w:r>
+      <w:proofErr w:type="spellStart"/>
+      <w:r>
+        <w:rPr>
+          <w:rFonts w:cstheme="minorHAnsi"/>
+          <w:i/>
+          <w:lang w:val="en-US"/>
+        </w:rPr>
+        <w:t>Δx</w:t>
+      </w:r>
+      <w:proofErr w:type="spellEnd"/>
+      <w:r>
+        <w:rPr>
+          <w:rFonts w:cstheme="minorHAnsi"/>
+          <w:lang w:val="en-US"/>
+        </w:rPr>
+        <w:t xml:space="preserve"> </w:t>
+      </w:r>
+      <w:r>
+        <w:rPr>
+          <w:rFonts w:cstheme="minorHAnsi"/>
+          <w:lang w:val="en-US"/>
+        </w:rPr>
+        <w:t xml:space="preserve">= </w:t>
+      </w:r>
+      <w:r>
+        <w:rPr>
+          <w:rFonts w:cstheme="minorHAnsi"/>
+          <w:lang w:val="en-US"/>
+        </w:rPr>
+        <w:t>1.75</w:t>
+      </w:r>
+      <w:r>
+        <w:rPr>
+          <w:rFonts w:cstheme="minorHAnsi"/>
+          <w:lang w:val="en-US"/>
+        </w:rPr>
+        <w:t xml:space="preserve"> </w:t>
+      </w:r>
+      <w:r>
+        <w:rPr>
+          <w:rFonts w:cstheme="minorHAnsi"/>
+          <w:lang w:val="en-US"/>
+        </w:rPr>
+        <w:t>Å</w:t>
+      </w:r>
+      <w:r>
+        <w:rPr>
+          <w:rFonts w:cstheme="minorHAnsi"/>
+          <w:lang w:val="en-US"/>
+        </w:rPr>
+        <w:t>) to 0.16 eV (55 nm</w:t>
+      </w:r>
+      <w:r>
+        <w:rPr>
+          <w:rFonts w:cstheme="minorHAnsi"/>
+          <w:lang w:val="en-US"/>
+        </w:rPr>
+        <w:t xml:space="preserve">, for </w:t>
+      </w:r>
+      <w:proofErr w:type="spellStart"/>
+      <w:r>
+        <w:rPr>
+          <w:rFonts w:cstheme="minorHAnsi"/>
+          <w:i/>
+          <w:lang w:val="en-US"/>
+        </w:rPr>
+        <w:t>Δz</w:t>
+      </w:r>
+      <w:proofErr w:type="spellEnd"/>
+      <w:r>
+        <w:rPr>
+          <w:rFonts w:cstheme="minorHAnsi"/>
+          <w:lang w:val="en-US"/>
+        </w:rPr>
+        <w:t xml:space="preserve"> = </w:t>
+      </w:r>
+      <w:r>
+        <w:rPr>
+          <w:rFonts w:cstheme="minorHAnsi"/>
+          <w:lang w:val="en-US"/>
+        </w:rPr>
+        <w:t>3.</w:t>
+      </w:r>
+      <w:r>
+        <w:rPr>
+          <w:rFonts w:cstheme="minorHAnsi"/>
+          <w:lang w:val="en-US"/>
+        </w:rPr>
+        <w:t>3</w:t>
+      </w:r>
+      <w:r>
+        <w:rPr>
+          <w:rFonts w:cstheme="minorHAnsi"/>
+          <w:lang w:val="en-US"/>
+        </w:rPr>
+        <w:t>Å</w:t>
+      </w:r>
+      <w:r>
+        <w:rPr>
+          <w:rFonts w:cstheme="minorHAnsi"/>
+          <w:lang w:val="en-US"/>
+        </w:rPr>
+        <w:t xml:space="preserve">, </w:t>
+      </w:r>
+      <w:proofErr w:type="spellStart"/>
+      <w:r>
+        <w:rPr>
+          <w:rFonts w:cstheme="minorHAnsi"/>
+          <w:i/>
+          <w:lang w:val="en-US"/>
+        </w:rPr>
+        <w:t>Δx</w:t>
+      </w:r>
+      <w:proofErr w:type="spellEnd"/>
+      <w:r>
+        <w:rPr>
+          <w:rFonts w:cstheme="minorHAnsi"/>
+          <w:lang w:val="en-US"/>
+        </w:rPr>
+        <w:t xml:space="preserve"> </w:t>
+      </w:r>
+      <w:r>
+        <w:rPr>
+          <w:rFonts w:cstheme="minorHAnsi"/>
+          <w:lang w:val="en-US"/>
+        </w:rPr>
+        <w:t>= 2.0</w:t>
+      </w:r>
+      <w:r>
+        <w:rPr>
+          <w:rFonts w:cstheme="minorHAnsi"/>
+          <w:lang w:val="en-US"/>
+        </w:rPr>
+        <w:t>Å</w:t>
+      </w:r>
+      <w:r>
+        <w:rPr>
+          <w:rFonts w:cstheme="minorHAnsi"/>
+          <w:lang w:val="en-US"/>
+        </w:rPr>
+        <w:t>)</w:t>
+      </w:r>
+      <w:r>
+        <w:rPr>
+          <w:rFonts w:cstheme="minorHAnsi"/>
+          <w:lang w:val="en-US"/>
+        </w:rPr>
+        <w:t>,</w:t>
+      </w:r>
+      <w:r>
+        <w:rPr>
+          <w:rFonts w:cstheme="minorHAnsi"/>
+          <w:lang w:val="en-US"/>
+        </w:rPr>
+        <w:t xml:space="preserve"> </w:t>
+      </w:r>
+      <w:r>
+        <w:rPr>
+          <w:rFonts w:cstheme="minorHAnsi"/>
+          <w:lang w:val="en-US"/>
+        </w:rPr>
+        <w:t>i.e. very small changes in the intermolecular arrangement result in significant changes in the Q-band splitting</w:t>
+      </w:r>
+      <w:r>
+        <w:rPr>
+          <w:rFonts w:cstheme="minorHAnsi"/>
+          <w:lang w:val="en-US"/>
+        </w:rPr>
+        <w:t xml:space="preserve">. This explains </w:t>
+      </w:r>
+      <w:r>
+        <w:rPr>
+          <w:rFonts w:cstheme="minorHAnsi"/>
+          <w:lang w:val="en-US"/>
+        </w:rPr>
+        <w:t>why</w:t>
+      </w:r>
+      <w:r>
+        <w:rPr>
+          <w:rFonts w:cstheme="minorHAnsi"/>
+          <w:lang w:val="en-US"/>
+        </w:rPr>
+        <w:t xml:space="preserve"> </w:t>
+      </w:r>
+      <w:proofErr w:type="gramStart"/>
+      <w:r>
+        <w:rPr>
+          <w:rFonts w:cstheme="minorHAnsi"/>
+          <w:lang w:val="en-US"/>
+        </w:rPr>
+        <w:t>Zn(</w:t>
+      </w:r>
+      <w:proofErr w:type="gramEnd"/>
+      <w:r>
+        <w:rPr>
+          <w:rFonts w:cstheme="minorHAnsi"/>
+          <w:lang w:val="en-US"/>
+        </w:rPr>
+        <w:t>II), Ni(II) and</w:t>
+      </w:r>
+      <w:r>
+        <w:rPr>
+          <w:rFonts w:cstheme="minorHAnsi"/>
+          <w:lang w:val="en-US"/>
+        </w:rPr>
+        <w:t xml:space="preserve"> Cu(II) Pcs</w:t>
+      </w:r>
+      <w:r>
+        <w:rPr>
+          <w:rFonts w:cstheme="minorHAnsi"/>
+          <w:lang w:val="en-US"/>
+        </w:rPr>
+        <w:t xml:space="preserve"> have different</w:t>
+      </w:r>
+      <w:r>
+        <w:rPr>
+          <w:rFonts w:cstheme="minorHAnsi"/>
+          <w:lang w:val="en-US"/>
+        </w:rPr>
+        <w:t xml:space="preserve"> solid-state</w:t>
+      </w:r>
+      <w:r>
+        <w:rPr>
+          <w:rFonts w:cstheme="minorHAnsi"/>
+          <w:lang w:val="en-US"/>
+        </w:rPr>
+        <w:t xml:space="preserve"> spectra</w:t>
+      </w:r>
+      <w:r>
+        <w:rPr>
+          <w:rFonts w:cstheme="minorHAnsi"/>
+          <w:lang w:val="en-US"/>
+        </w:rPr>
+        <w:t xml:space="preserve"> despite very similar </w:t>
+      </w:r>
+      <w:r>
+        <w:rPr>
+          <w:rFonts w:cstheme="minorHAnsi"/>
+          <w:lang w:val="en-US"/>
+        </w:rPr>
+        <w:t>crystal structures</w:t>
+      </w:r>
+      <w:r>
+        <w:rPr>
+          <w:rFonts w:cstheme="minorHAnsi"/>
+          <w:lang w:val="en-US"/>
+        </w:rPr>
+        <w:t xml:space="preserve"> </w:t>
+      </w:r>
+      <w:r>
+        <w:rPr>
+          <w:rFonts w:cstheme="minorHAnsi"/>
+          <w:highlight w:val="yellow"/>
+          <w:lang w:val="en-US"/>
+        </w:rPr>
+        <w:t>[</w:t>
+      </w:r>
+      <w:r>
+        <w:rPr>
+          <w:rFonts w:cstheme="minorHAnsi"/>
+          <w:highlight w:val="yellow"/>
+          <w:lang w:val="en-US"/>
+        </w:rPr>
+        <w:t>38</w:t>
+      </w:r>
+      <w:r>
+        <w:rPr>
+          <w:rFonts w:cstheme="minorHAnsi"/>
+          <w:highlight w:val="yellow"/>
+          <w:lang w:val="en-US"/>
+        </w:rPr>
+        <w:t>]</w:t>
+      </w:r>
+      <w:r>
+        <w:rPr>
+          <w:rFonts w:cstheme="minorHAnsi"/>
+          <w:lang w:val="en-US"/>
+        </w:rPr>
+        <w:t xml:space="preserve">. </w:t>
+      </w:r>
+      <w:r>
+        <w:rPr>
+          <w:rFonts w:cstheme="minorHAnsi"/>
+          <w:lang w:val="en-US"/>
+        </w:rPr>
+        <w:t xml:space="preserve"> </w:t>
+      </w:r>
+      <w:r>
+        <w:rPr>
+          <w:rFonts w:cstheme="minorHAnsi"/>
+          <w:lang w:val="en-US"/>
+        </w:rPr>
+        <w:t xml:space="preserve">The qualitative agreement between </w:t>
+      </w:r>
+      <w:r>
+        <w:rPr>
+          <w:rFonts w:cstheme="minorHAnsi"/>
+          <w:lang w:val="en-US"/>
+        </w:rPr>
+        <w:t>extrapolated</w:t>
+      </w:r>
+      <w:r>
+        <w:rPr>
+          <w:rFonts w:cstheme="minorHAnsi"/>
+          <w:lang w:val="en-US"/>
+        </w:rPr>
+        <w:t xml:space="preserve"> and experimental spectra of </w:t>
+      </w:r>
+      <w:r>
+        <w:rPr>
+          <w:rFonts w:cstheme="minorHAnsi"/>
+          <w:lang w:val="en-US"/>
+        </w:rPr>
+        <w:t>β-</w:t>
+      </w:r>
+      <w:proofErr w:type="spellStart"/>
+      <w:r>
+        <w:rPr>
+          <w:rFonts w:cstheme="minorHAnsi"/>
           <w:lang w:val="en-US"/>
         </w:rPr>
         <w:t>ZnPc</w:t>
@@ -16522,490 +18780,172 @@
       <w:r>
         <w:rPr>
           <w:rFonts w:cstheme="minorHAnsi"/>
-          <w:color w:val="FF0000"/>
-          <w:lang w:val="en-US"/>
-        </w:rPr>
-        <w:t xml:space="preserve">, stacks with </w:t>
+          <w:lang w:val="en-US"/>
+        </w:rPr>
+        <w:t xml:space="preserve"> confirms that crystal spectra are determined mainly by </w:t>
       </w:r>
       <w:proofErr w:type="spellStart"/>
       <w:r>
         <w:rPr>
           <w:rFonts w:cstheme="minorHAnsi"/>
-          <w:i/>
-          <w:color w:val="FF0000"/>
-          <w:lang w:val="en-US"/>
-        </w:rPr>
-        <w:t>Δz</w:t>
+          <w:lang w:val="en-US"/>
+        </w:rPr>
+        <w:t>excitonic</w:t>
       </w:r>
       <w:proofErr w:type="spellEnd"/>
       <w:r>
         <w:rPr>
           <w:rFonts w:cstheme="minorHAnsi"/>
-          <w:color w:val="FF0000"/>
-          <w:lang w:val="en-US"/>
-        </w:rPr>
-        <w:t xml:space="preserve"> of 3.3 – 3.</w:t>
-      </w:r>
-      <w:r>
-        <w:rPr>
-          <w:rFonts w:cstheme="minorHAnsi"/>
-          <w:color w:val="FF0000"/>
-          <w:lang w:val="en-US"/>
-        </w:rPr>
-        <w:t>4Å</w:t>
-      </w:r>
-      <w:r>
-        <w:rPr>
-          <w:rFonts w:cstheme="minorHAnsi"/>
-          <w:color w:val="FF0000"/>
-          <w:lang w:val="en-US"/>
-        </w:rPr>
-        <w:t xml:space="preserve"> and </w:t>
+          <w:lang w:val="en-US"/>
+        </w:rPr>
+        <w:t xml:space="preserve"> coupling within the stack</w:t>
+      </w:r>
+      <w:r>
+        <w:rPr>
+          <w:rFonts w:cstheme="minorHAnsi"/>
+          <w:lang w:val="en-US"/>
+        </w:rPr>
+        <w:t>.</w:t>
+      </w:r>
+      <w:r>
+        <w:rPr>
+          <w:rFonts w:cstheme="minorHAnsi"/>
+          <w:lang w:val="en-US"/>
+        </w:rPr>
+        <w:t xml:space="preserve"> </w:t>
+      </w:r>
+      <w:r>
+        <w:rPr>
+          <w:rFonts w:cstheme="minorHAnsi"/>
+          <w:lang w:val="en-US"/>
+        </w:rPr>
+        <w:t>For more</w:t>
+      </w:r>
+      <w:r>
+        <w:rPr>
+          <w:rFonts w:cstheme="minorHAnsi"/>
+          <w:lang w:val="en-US"/>
+        </w:rPr>
+        <w:t xml:space="preserve"> quantitative </w:t>
+      </w:r>
+      <w:r>
+        <w:rPr>
+          <w:rFonts w:cstheme="minorHAnsi"/>
+          <w:lang w:val="en-US"/>
+        </w:rPr>
+        <w:t>description,</w:t>
+      </w:r>
+      <w:r>
+        <w:rPr>
+          <w:rFonts w:cstheme="minorHAnsi"/>
+          <w:lang w:val="en-US"/>
+        </w:rPr>
+        <w:t xml:space="preserve"> geometric distortions</w:t>
+      </w:r>
+      <w:r>
+        <w:rPr>
+          <w:rFonts w:cstheme="minorHAnsi"/>
+          <w:lang w:val="en-US"/>
+        </w:rPr>
+        <w:t>, next-nearest-</w:t>
       </w:r>
       <w:proofErr w:type="spellStart"/>
       <w:r>
         <w:rPr>
           <w:rFonts w:cstheme="minorHAnsi"/>
-          <w:i/>
-          <w:color w:val="FF0000"/>
-          <w:lang w:val="en-US"/>
-        </w:rPr>
-        <w:t>Δx</w:t>
+          <w:lang w:val="en-US"/>
+        </w:rPr>
+        <w:t>neighbour</w:t>
       </w:r>
       <w:proofErr w:type="spellEnd"/>
       <w:r>
         <w:rPr>
           <w:rFonts w:cstheme="minorHAnsi"/>
-          <w:color w:val="FF0000"/>
-          <w:lang w:val="en-US"/>
-        </w:rPr>
-        <w:t xml:space="preserve"> of 1.75 </w:t>
-      </w:r>
-      <w:r>
-        <w:rPr>
-          <w:rFonts w:cstheme="minorHAnsi"/>
-          <w:color w:val="FF0000"/>
-          <w:lang w:val="en-US"/>
-        </w:rPr>
-        <w:t>–</w:t>
-      </w:r>
-      <w:r>
-        <w:rPr>
-          <w:rFonts w:cstheme="minorHAnsi"/>
-          <w:color w:val="FF0000"/>
-          <w:lang w:val="en-US"/>
-        </w:rPr>
-        <w:t xml:space="preserve"> 2.0 A along Zn-N bond were </w:t>
-      </w:r>
-      <w:r>
-        <w:rPr>
-          <w:rFonts w:cstheme="minorHAnsi"/>
-          <w:color w:val="FF0000"/>
-          <w:lang w:val="en-US"/>
-        </w:rPr>
-        <w:t xml:space="preserve">studied </w:t>
-      </w:r>
-      <w:r>
-        <w:rPr>
-          <w:rFonts w:cstheme="minorHAnsi"/>
-          <w:color w:val="FF0000"/>
-          <w:lang w:val="en-US"/>
-        </w:rPr>
-        <w:t>(</w:t>
-      </w:r>
-      <w:r>
-        <w:rPr>
-          <w:rFonts w:cstheme="minorHAnsi"/>
-          <w:color w:val="FF0000"/>
-          <w:lang w:val="en-US"/>
-        </w:rPr>
-        <w:t>Zn</w:t>
-      </w:r>
-      <w:r>
-        <w:rPr>
-          <w:rFonts w:cstheme="minorHAnsi"/>
-          <w:color w:val="FF0000"/>
-          <w:lang w:val="en-US"/>
-        </w:rPr>
-        <w:t>–</w:t>
-      </w:r>
-      <w:r>
-        <w:rPr>
-          <w:rFonts w:cstheme="minorHAnsi"/>
-          <w:color w:val="FF0000"/>
-          <w:lang w:val="en-US"/>
-        </w:rPr>
-        <w:t>Zn distance</w:t>
-      </w:r>
-      <w:r>
-        <w:rPr>
-          <w:rFonts w:cstheme="minorHAnsi"/>
-          <w:color w:val="FF0000"/>
-          <w:lang w:val="en-US"/>
-        </w:rPr>
-        <w:t xml:space="preserve"> </w:t>
-      </w:r>
-      <w:r>
-        <w:rPr>
-          <w:rFonts w:cstheme="minorHAnsi"/>
-          <w:color w:val="FF0000"/>
-          <w:lang w:val="en-US"/>
-        </w:rPr>
-        <w:t>3.75 – 3.95</w:t>
-      </w:r>
-      <w:r>
-        <w:rPr>
-          <w:rFonts w:cstheme="minorHAnsi"/>
-          <w:color w:val="FF0000"/>
-          <w:lang w:val="en-US"/>
-        </w:rPr>
-        <w:t xml:space="preserve"> </w:t>
-      </w:r>
-      <w:r>
-        <w:rPr>
-          <w:rFonts w:cstheme="minorHAnsi"/>
-          <w:color w:val="FF0000"/>
-          <w:lang w:val="en-US"/>
-        </w:rPr>
-        <w:t>Å,</w:t>
-      </w:r>
-      <w:r>
-        <w:rPr>
-          <w:rFonts w:cstheme="minorHAnsi"/>
-          <w:color w:val="FF0000"/>
-          <w:lang w:val="en-US"/>
-        </w:rPr>
-        <w:t xml:space="preserve"> </w:t>
-      </w:r>
-      <w:r>
-        <w:rPr>
-          <w:rFonts w:cstheme="minorHAnsi"/>
-          <w:color w:val="FF0000"/>
-          <w:lang w:val="en-US"/>
-        </w:rPr>
-        <w:t>inclinatio</w:t>
-      </w:r>
-      <w:r>
-        <w:rPr>
-          <w:rFonts w:cstheme="minorHAnsi"/>
-          <w:color w:val="FF0000"/>
-          <w:lang w:val="en-US"/>
-        </w:rPr>
-        <w:t>n angle</w:t>
-      </w:r>
-      <w:r>
-        <w:rPr>
-          <w:rFonts w:cstheme="minorHAnsi"/>
-          <w:color w:val="FF0000"/>
-          <w:lang w:val="en-US"/>
-        </w:rPr>
-        <w:t xml:space="preserve"> 28</w:t>
-      </w:r>
-      <w:r>
-        <w:rPr>
-          <w:rFonts w:cstheme="minorHAnsi"/>
-          <w:color w:val="FF0000"/>
-          <w:lang w:val="en-US"/>
-        </w:rPr>
-        <w:t xml:space="preserve"> </w:t>
-      </w:r>
-      <w:r>
-        <w:rPr>
-          <w:rFonts w:cstheme="minorHAnsi"/>
-          <w:color w:val="FF0000"/>
-          <w:lang w:val="en-US"/>
-        </w:rPr>
-        <w:t>–</w:t>
-      </w:r>
-      <w:r>
-        <w:rPr>
-          <w:rFonts w:cstheme="minorHAnsi"/>
-          <w:color w:val="FF0000"/>
-          <w:lang w:val="en-US"/>
-        </w:rPr>
-        <w:t xml:space="preserve"> </w:t>
-      </w:r>
-      <w:r>
-        <w:rPr>
-          <w:rFonts w:cstheme="minorHAnsi"/>
-          <w:color w:val="FF0000"/>
-          <w:lang w:val="en-US"/>
-        </w:rPr>
-        <w:t>31</w:t>
-      </w:r>
-      <w:r>
-        <w:rPr>
-          <w:rFonts w:cstheme="minorHAnsi"/>
-          <w:color w:val="FF0000"/>
-          <w:lang w:val="en-US"/>
-        </w:rPr>
-        <w:t>°</w:t>
-      </w:r>
-      <w:r>
-        <w:rPr>
-          <w:rFonts w:cstheme="minorHAnsi"/>
-          <w:color w:val="FF0000"/>
-          <w:lang w:val="en-US"/>
-        </w:rPr>
-        <w:t xml:space="preserve">, </w:t>
-      </w:r>
-      <w:r>
-        <w:rPr>
-          <w:rFonts w:cstheme="minorHAnsi"/>
-          <w:color w:val="FF0000"/>
-          <w:lang w:val="en-US"/>
-        </w:rPr>
-        <w:t>see Fig. 1).</w:t>
-      </w:r>
-      <w:r>
-        <w:rPr>
-          <w:rFonts w:cstheme="minorHAnsi"/>
-          <w:lang w:val="en-US"/>
-        </w:rPr>
-        <w:t xml:space="preserve"> </w:t>
-      </w:r>
-      <w:r>
-        <w:rPr>
-          <w:rFonts w:cstheme="minorHAnsi"/>
-          <w:lang w:val="en-US"/>
-        </w:rPr>
-        <w:t xml:space="preserve">The results are shown </w:t>
-      </w:r>
+          <w:lang w:val="en-US"/>
+        </w:rPr>
+        <w:t xml:space="preserve"> and inter-stack</w:t>
+      </w:r>
+      <w:r>
+        <w:rPr>
+          <w:rFonts w:cstheme="minorHAnsi"/>
+          <w:lang w:val="en-US"/>
+        </w:rPr>
+        <w:t xml:space="preserve"> </w:t>
+      </w:r>
+      <w:r>
+        <w:rPr>
+          <w:rFonts w:cstheme="minorHAnsi"/>
+          <w:lang w:val="en-US"/>
+        </w:rPr>
+        <w:t>couplings</w:t>
+      </w:r>
+      <w:r>
+        <w:rPr>
+          <w:rFonts w:cstheme="minorHAnsi"/>
+          <w:lang w:val="en-US"/>
+        </w:rPr>
+        <w:t xml:space="preserve"> </w:t>
+      </w:r>
+      <w:proofErr w:type="gramStart"/>
+      <w:r>
+        <w:rPr>
+          <w:rFonts w:cstheme="minorHAnsi"/>
+          <w:lang w:val="en-US"/>
+        </w:rPr>
+        <w:t>should</w:t>
+      </w:r>
+      <w:r>
+        <w:rPr>
+          <w:rFonts w:cstheme="minorHAnsi"/>
+          <w:lang w:val="en-US"/>
+        </w:rPr>
+        <w:t xml:space="preserve"> </w:t>
+      </w:r>
+      <w:r>
+        <w:rPr>
+          <w:rFonts w:cstheme="minorHAnsi"/>
+          <w:lang w:val="en-US"/>
+        </w:rPr>
+        <w:t xml:space="preserve">also </w:t>
+      </w:r>
+      <w:r>
+        <w:rPr>
+          <w:rFonts w:cstheme="minorHAnsi"/>
+          <w:lang w:val="en-US"/>
+        </w:rPr>
+        <w:t>be</w:t>
+      </w:r>
+      <w:r>
+        <w:rPr>
+          <w:rFonts w:cstheme="minorHAnsi"/>
+          <w:lang w:val="en-US"/>
+        </w:rPr>
+        <w:t xml:space="preserve"> considered</w:t>
+      </w:r>
+      <w:proofErr w:type="gramEnd"/>
+      <w:r>
+        <w:rPr>
+          <w:rFonts w:cstheme="minorHAnsi"/>
+          <w:lang w:val="en-US"/>
+        </w:rPr>
+        <w:t xml:space="preserve"> [</w:t>
+      </w:r>
+      <w:bookmarkStart w:id="0" w:name="_GoBack"/>
+      <w:bookmarkEnd w:id="0"/>
       <w:r>
         <w:rPr>
           <w:rFonts w:cstheme="minorHAnsi"/>
           <w:highlight w:val="yellow"/>
           <w:lang w:val="en-US"/>
         </w:rPr>
-        <w:t xml:space="preserve">in the Fig. </w:t>
-      </w:r>
-      <w:r>
-        <w:rPr>
-          <w:rFonts w:cstheme="minorHAnsi"/>
-          <w:highlight w:val="yellow"/>
-          <w:lang w:val="en-US"/>
-        </w:rPr>
-        <w:t>10</w:t>
-      </w:r>
-      <w:r>
-        <w:rPr>
-          <w:rFonts w:cstheme="minorHAnsi"/>
-          <w:highlight w:val="yellow"/>
-          <w:lang w:val="en-US"/>
-        </w:rPr>
-        <w:t xml:space="preserve"> and Table </w:t>
-      </w:r>
-      <w:proofErr w:type="spellStart"/>
-      <w:r>
-        <w:rPr>
-          <w:rFonts w:cstheme="minorHAnsi"/>
-          <w:highlight w:val="yellow"/>
-          <w:lang w:val="en-US"/>
-        </w:rPr>
-        <w:t>Sx</w:t>
-      </w:r>
-      <w:proofErr w:type="spellEnd"/>
-      <w:r>
-        <w:rPr>
-          <w:rFonts w:cstheme="minorHAnsi"/>
-          <w:lang w:val="en-US"/>
-        </w:rPr>
-        <w:t xml:space="preserve">. </w:t>
-      </w:r>
-      <w:r>
-        <w:rPr>
-          <w:rFonts w:cstheme="minorHAnsi"/>
-          <w:lang w:val="en-US"/>
-        </w:rPr>
-        <w:t xml:space="preserve">As it is seen from the Fig. </w:t>
-      </w:r>
-      <w:r>
-        <w:rPr>
-          <w:rFonts w:cstheme="minorHAnsi"/>
-          <w:lang w:val="en-US"/>
-        </w:rPr>
-        <w:t>1</w:t>
-      </w:r>
-      <w:r>
-        <w:rPr>
-          <w:rFonts w:cstheme="minorHAnsi"/>
-          <w:lang w:val="en-US"/>
-        </w:rPr>
-        <w:t>0</w:t>
-      </w:r>
-      <w:r>
-        <w:rPr>
-          <w:rFonts w:cstheme="minorHAnsi"/>
-          <w:lang w:val="en-US"/>
-        </w:rPr>
-        <w:t>, the TD-DFT</w:t>
-      </w:r>
-      <w:r>
-        <w:rPr>
-          <w:rFonts w:cstheme="minorHAnsi"/>
-          <w:lang w:val="en-US"/>
-        </w:rPr>
-        <w:t xml:space="preserve"> Q-band</w:t>
-      </w:r>
-      <w:r>
-        <w:rPr>
-          <w:rFonts w:cstheme="minorHAnsi"/>
-          <w:lang w:val="en-US"/>
-        </w:rPr>
-        <w:t xml:space="preserve"> splitting is</w:t>
-      </w:r>
-      <w:r>
-        <w:rPr>
-          <w:rFonts w:cstheme="minorHAnsi"/>
-          <w:lang w:val="en-US"/>
-        </w:rPr>
-        <w:t xml:space="preserve"> almost</w:t>
-      </w:r>
-      <w:r>
-        <w:rPr>
-          <w:rFonts w:cstheme="minorHAnsi"/>
-          <w:lang w:val="en-US"/>
-        </w:rPr>
-        <w:t xml:space="preserve"> linear </w:t>
-      </w:r>
-      <w:r>
-        <w:rPr>
-          <w:rFonts w:cstheme="minorHAnsi"/>
-          <w:lang w:val="en-US"/>
-        </w:rPr>
-        <w:t>against cos[π/(</w:t>
-      </w:r>
-      <w:r>
-        <w:rPr>
-          <w:rFonts w:cstheme="minorHAnsi"/>
-          <w:i/>
-          <w:lang w:val="en-US"/>
-        </w:rPr>
-        <w:t>N</w:t>
-      </w:r>
-      <w:r>
-        <w:rPr>
-          <w:rFonts w:cstheme="minorHAnsi"/>
-          <w:lang w:val="en-US"/>
-        </w:rPr>
-        <w:t xml:space="preserve">+1)] for </w:t>
-      </w:r>
-      <w:r>
-        <w:rPr>
-          <w:rFonts w:cstheme="minorHAnsi"/>
-          <w:i/>
-          <w:lang w:val="en-US"/>
-        </w:rPr>
-        <w:t>N</w:t>
-      </w:r>
-      <w:r>
-        <w:rPr>
-          <w:rFonts w:cstheme="minorHAnsi"/>
-          <w:lang w:val="en-US"/>
-        </w:rPr>
-        <w:t xml:space="preserve"> = 1…</w:t>
-      </w:r>
-      <w:r>
-        <w:rPr>
-          <w:rFonts w:cstheme="minorHAnsi"/>
-          <w:lang w:val="en-US"/>
-        </w:rPr>
-        <w:t>5</w:t>
-      </w:r>
-      <w:r>
-        <w:rPr>
-          <w:rFonts w:cstheme="minorHAnsi"/>
-          <w:lang w:val="en-US"/>
-        </w:rPr>
-        <w:t xml:space="preserve"> in agreement with the eq. (2)</w:t>
-      </w:r>
-      <w:r>
-        <w:rPr>
-          <w:rFonts w:cstheme="minorHAnsi"/>
-          <w:lang w:val="en-US"/>
-        </w:rPr>
-        <w:t xml:space="preserve"> which indicates that the </w:t>
-      </w:r>
-      <w:proofErr w:type="spellStart"/>
-      <w:r>
-        <w:rPr>
-          <w:rFonts w:cstheme="minorHAnsi"/>
-          <w:lang w:val="en-US"/>
-        </w:rPr>
-        <w:t>excitonic</w:t>
-      </w:r>
-      <w:proofErr w:type="spellEnd"/>
-      <w:r>
-        <w:rPr>
-          <w:rFonts w:cstheme="minorHAnsi"/>
-          <w:lang w:val="en-US"/>
-        </w:rPr>
-        <w:t xml:space="preserve"> splitting </w:t>
-      </w:r>
-      <w:r>
-        <w:rPr>
-          <w:rFonts w:cstheme="minorHAnsi"/>
-          <w:lang w:val="en-US"/>
-        </w:rPr>
-        <w:t xml:space="preserve">is </w:t>
-      </w:r>
-      <w:r>
-        <w:rPr>
-          <w:rFonts w:cstheme="minorHAnsi"/>
-          <w:lang w:val="en-US"/>
-        </w:rPr>
-        <w:t>mainly de</w:t>
-      </w:r>
-      <w:r>
-        <w:rPr>
-          <w:rFonts w:cstheme="minorHAnsi"/>
-          <w:lang w:val="en-US"/>
-        </w:rPr>
-        <w:t>termined</w:t>
-      </w:r>
-      <w:r>
-        <w:rPr>
-          <w:rFonts w:cstheme="minorHAnsi"/>
-          <w:lang w:val="en-US"/>
-        </w:rPr>
-        <w:t xml:space="preserve"> </w:t>
-      </w:r>
-      <w:r>
-        <w:rPr>
-          <w:rFonts w:cstheme="minorHAnsi"/>
-          <w:lang w:val="en-US"/>
-        </w:rPr>
-        <w:t>by</w:t>
-      </w:r>
-      <w:r>
-        <w:rPr>
-          <w:rFonts w:cstheme="minorHAnsi"/>
-          <w:lang w:val="en-US"/>
-        </w:rPr>
-        <w:t xml:space="preserve"> the </w:t>
-      </w:r>
-      <w:r>
-        <w:rPr>
-          <w:rFonts w:cstheme="minorHAnsi"/>
-          <w:lang w:val="en-US"/>
-        </w:rPr>
-        <w:t>nearest-</w:t>
-      </w:r>
-      <w:proofErr w:type="spellStart"/>
-      <w:r>
-        <w:rPr>
-          <w:rFonts w:cstheme="minorHAnsi"/>
-          <w:lang w:val="en-US"/>
-        </w:rPr>
-        <w:t>neighbour</w:t>
-      </w:r>
-      <w:proofErr w:type="spellEnd"/>
-      <w:r>
-        <w:rPr>
-          <w:rFonts w:cstheme="minorHAnsi"/>
-          <w:lang w:val="en-US"/>
-        </w:rPr>
-        <w:t xml:space="preserve"> interactions</w:t>
+        <w:t>38</w:t>
+      </w:r>
+      <w:r>
+        <w:rPr>
+          <w:rFonts w:cstheme="minorHAnsi"/>
+          <w:lang w:val="en-US"/>
+        </w:rPr>
+        <w:t>]</w:t>
       </w:r>
       <w:r>
         <w:rPr>
@@ -17013,818 +18953,6 @@
           <w:lang w:val="en-US"/>
         </w:rPr>
         <w:t>.</w:t>
-      </w:r>
-      <w:r>
-        <w:rPr>
-          <w:rFonts w:cstheme="minorHAnsi"/>
-          <w:lang w:val="en-US"/>
-        </w:rPr>
-        <w:t xml:space="preserve"> </w:t>
-      </w:r>
-      <w:r>
-        <w:rPr>
-          <w:rFonts w:cstheme="minorHAnsi"/>
-          <w:lang w:val="en-US"/>
-        </w:rPr>
-        <w:t>The extrapolated</w:t>
-      </w:r>
-      <w:r>
-        <w:rPr>
-          <w:rFonts w:cstheme="minorHAnsi"/>
-          <w:lang w:val="en-US"/>
-        </w:rPr>
-        <w:t xml:space="preserve"> to </w:t>
-      </w:r>
-      <w:r>
-        <w:rPr>
-          <w:rFonts w:cstheme="minorHAnsi"/>
-          <w:i/>
-          <w:lang w:val="en-US"/>
-        </w:rPr>
-        <w:t>N</w:t>
-      </w:r>
-      <w:r>
-        <w:rPr>
-          <w:rFonts w:cstheme="minorHAnsi"/>
-          <w:lang w:val="en-US"/>
-        </w:rPr>
-        <w:t xml:space="preserve"> =</w:t>
-      </w:r>
-      <w:r>
-        <w:rPr>
-          <w:rFonts w:cstheme="minorHAnsi"/>
-          <w:lang w:val="en-US"/>
-        </w:rPr>
-        <w:t xml:space="preserve"> </w:t>
-      </w:r>
-      <w:r>
-        <w:rPr>
-          <w:rFonts w:cstheme="minorHAnsi"/>
-          <w:lang w:val="en-US"/>
-        </w:rPr>
-        <w:t>∞</w:t>
-      </w:r>
-      <w:r>
-        <w:rPr>
-          <w:rFonts w:cstheme="minorHAnsi"/>
-          <w:lang w:val="en-US"/>
-        </w:rPr>
-        <w:t xml:space="preserve"> transition energies </w:t>
-      </w:r>
-      <w:r>
-        <w:rPr>
-          <w:rFonts w:cstheme="minorHAnsi"/>
-          <w:lang w:val="en-US"/>
-        </w:rPr>
-        <w:t>of</w:t>
-      </w:r>
-      <w:r>
-        <w:rPr>
-          <w:rFonts w:cstheme="minorHAnsi"/>
-          <w:lang w:val="en-US"/>
-        </w:rPr>
-        <w:t xml:space="preserve"> </w:t>
-      </w:r>
-      <w:r>
-        <w:rPr>
-          <w:rFonts w:cstheme="minorHAnsi"/>
-          <w:lang w:val="en-US"/>
-        </w:rPr>
-        <w:t>1.97 eV (</w:t>
-      </w:r>
-      <w:r>
-        <w:rPr>
-          <w:rFonts w:cstheme="minorHAnsi"/>
-          <w:lang w:val="en-US"/>
-        </w:rPr>
-        <w:t>630 nm)</w:t>
-      </w:r>
-      <w:r>
-        <w:rPr>
-          <w:rFonts w:cstheme="minorHAnsi"/>
-          <w:lang w:val="en-US"/>
-        </w:rPr>
-        <w:t xml:space="preserve"> and 1.72 eV</w:t>
-      </w:r>
-      <w:r>
-        <w:rPr>
-          <w:rFonts w:cstheme="minorHAnsi"/>
-          <w:lang w:val="en-US"/>
-        </w:rPr>
-        <w:t xml:space="preserve"> (720 nm)</w:t>
-      </w:r>
-      <w:r>
-        <w:rPr>
-          <w:rFonts w:cstheme="minorHAnsi"/>
-          <w:lang w:val="en-US"/>
-        </w:rPr>
-        <w:t xml:space="preserve"> for</w:t>
-      </w:r>
-      <w:r>
-        <w:rPr>
-          <w:rFonts w:cstheme="minorHAnsi"/>
-          <w:lang w:val="en-US"/>
-        </w:rPr>
-        <w:t xml:space="preserve"> single stack of</w:t>
-      </w:r>
-      <w:r>
-        <w:rPr>
-          <w:rFonts w:cstheme="minorHAnsi"/>
-          <w:lang w:val="en-US"/>
-        </w:rPr>
-        <w:t xml:space="preserve"> </w:t>
-      </w:r>
-      <w:r>
-        <w:rPr>
-          <w:rFonts w:cstheme="minorHAnsi"/>
-          <w:lang w:val="en-US"/>
-        </w:rPr>
-        <w:t>β</w:t>
-      </w:r>
-      <w:r>
-        <w:rPr>
-          <w:rFonts w:cstheme="minorHAnsi"/>
-          <w:lang w:val="en-US"/>
-        </w:rPr>
-        <w:t>-modification</w:t>
-      </w:r>
-      <w:r>
-        <w:rPr>
-          <w:rFonts w:cstheme="minorHAnsi"/>
-          <w:lang w:val="en-US"/>
-        </w:rPr>
-        <w:t xml:space="preserve"> </w:t>
-      </w:r>
-      <w:r>
-        <w:rPr>
-          <w:rFonts w:cstheme="minorHAnsi"/>
-          <w:lang w:val="en-US"/>
-        </w:rPr>
-        <w:t>are</w:t>
-      </w:r>
-      <w:r>
-        <w:rPr>
-          <w:rFonts w:cstheme="minorHAnsi"/>
-          <w:lang w:val="en-US"/>
-        </w:rPr>
-        <w:t xml:space="preserve"> close to </w:t>
-      </w:r>
-      <w:r>
-        <w:rPr>
-          <w:rFonts w:cstheme="minorHAnsi"/>
-          <w:lang w:val="en-US"/>
-        </w:rPr>
-        <w:t xml:space="preserve">the </w:t>
-      </w:r>
-      <w:r>
-        <w:rPr>
-          <w:rFonts w:cstheme="minorHAnsi"/>
-          <w:lang w:val="en-US"/>
-        </w:rPr>
-        <w:t>experimental values</w:t>
-      </w:r>
-      <w:r>
-        <w:rPr>
-          <w:rFonts w:cstheme="minorHAnsi"/>
-          <w:lang w:val="en-US"/>
-        </w:rPr>
-        <w:t xml:space="preserve"> of </w:t>
-      </w:r>
-      <w:r>
-        <w:rPr>
-          <w:rFonts w:cstheme="minorHAnsi"/>
-          <w:lang w:val="en-US"/>
-        </w:rPr>
-        <w:t>1.94 eV (</w:t>
-      </w:r>
-      <w:r>
-        <w:rPr>
-          <w:rFonts w:cstheme="minorHAnsi"/>
-          <w:lang w:val="en-US"/>
-        </w:rPr>
-        <w:t>640 nm</w:t>
-      </w:r>
-      <w:r>
-        <w:rPr>
-          <w:rFonts w:cstheme="minorHAnsi"/>
-          <w:lang w:val="en-US"/>
-        </w:rPr>
-        <w:t>)</w:t>
-      </w:r>
-      <w:r>
-        <w:rPr>
-          <w:rFonts w:cstheme="minorHAnsi"/>
-          <w:lang w:val="en-US"/>
-        </w:rPr>
-        <w:t xml:space="preserve"> and </w:t>
-      </w:r>
-      <w:r>
-        <w:rPr>
-          <w:rFonts w:cstheme="minorHAnsi"/>
-          <w:lang w:val="en-US"/>
-        </w:rPr>
-        <w:t>1.65 e</w:t>
-      </w:r>
-      <w:r>
-        <w:rPr>
-          <w:rFonts w:cstheme="minorHAnsi"/>
-          <w:lang w:val="en-US"/>
-        </w:rPr>
-        <w:t>V (</w:t>
-      </w:r>
-      <w:r>
-        <w:rPr>
-          <w:rFonts w:cstheme="minorHAnsi"/>
-          <w:lang w:val="en-US"/>
-        </w:rPr>
-        <w:t>750 nm</w:t>
-      </w:r>
-      <w:r>
-        <w:rPr>
-          <w:rFonts w:cstheme="minorHAnsi"/>
-          <w:lang w:val="en-US"/>
-        </w:rPr>
-        <w:t>)</w:t>
-      </w:r>
-      <w:r>
-        <w:rPr>
-          <w:rFonts w:cstheme="minorHAnsi"/>
-          <w:lang w:val="en-US"/>
-        </w:rPr>
-        <w:t>.</w:t>
-      </w:r>
-      <w:r>
-        <w:rPr>
-          <w:rFonts w:cstheme="minorHAnsi"/>
-          <w:lang w:val="en-US"/>
-        </w:rPr>
-        <w:t xml:space="preserve"> </w:t>
-      </w:r>
-      <w:r>
-        <w:rPr>
-          <w:rFonts w:cstheme="minorHAnsi"/>
-          <w:lang w:val="en-US"/>
-        </w:rPr>
-        <w:t xml:space="preserve">Oscillator </w:t>
-      </w:r>
-      <w:r>
-        <w:rPr>
-          <w:rFonts w:cstheme="minorHAnsi"/>
-          <w:lang w:val="en-US"/>
-        </w:rPr>
-        <w:t>strengths</w:t>
-      </w:r>
-      <w:r>
-        <w:rPr>
-          <w:rFonts w:cstheme="minorHAnsi"/>
-          <w:lang w:val="en-US"/>
-        </w:rPr>
-        <w:t xml:space="preserve"> incr</w:t>
-      </w:r>
-      <w:r>
-        <w:rPr>
-          <w:rFonts w:cstheme="minorHAnsi"/>
-          <w:lang w:val="en-US"/>
-        </w:rPr>
-        <w:t>ease almost linearly with size,</w:t>
-      </w:r>
-      <w:r>
-        <w:rPr>
-          <w:rFonts w:cstheme="minorHAnsi"/>
-          <w:lang w:val="en-US"/>
-        </w:rPr>
-        <w:t xml:space="preserve"> with extrapolated ratio</w:t>
-      </w:r>
-      <w:r>
-        <w:rPr>
-          <w:rFonts w:cstheme="minorHAnsi"/>
-          <w:lang w:val="en-US"/>
-        </w:rPr>
-        <w:t xml:space="preserve"> of 1:1.5</w:t>
-      </w:r>
-      <w:r>
-        <w:rPr>
-          <w:rFonts w:cstheme="minorHAnsi"/>
-          <w:lang w:val="en-US"/>
-        </w:rPr>
-        <w:t>2</w:t>
-      </w:r>
-      <w:r>
-        <w:rPr>
-          <w:rFonts w:cstheme="minorHAnsi"/>
-          <w:lang w:val="en-US"/>
-        </w:rPr>
-        <w:t xml:space="preserve"> </w:t>
-      </w:r>
-      <w:r>
-        <w:rPr>
-          <w:rFonts w:cstheme="minorHAnsi"/>
-          <w:lang w:val="en-US"/>
-        </w:rPr>
-        <w:t>which is also in agreement with the experimental spectrum (</w:t>
-      </w:r>
-      <w:r>
-        <w:rPr>
-          <w:rFonts w:cstheme="minorHAnsi"/>
-          <w:highlight w:val="yellow"/>
-          <w:lang w:val="en-US"/>
-        </w:rPr>
-        <w:t xml:space="preserve">Fig. </w:t>
-      </w:r>
-      <w:r>
-        <w:rPr>
-          <w:rFonts w:cstheme="minorHAnsi"/>
-          <w:lang w:val="en-US"/>
-        </w:rPr>
-        <w:t>1</w:t>
-      </w:r>
-      <w:r>
-        <w:rPr>
-          <w:rFonts w:cstheme="minorHAnsi"/>
-          <w:lang w:val="en-US"/>
-        </w:rPr>
-        <w:t xml:space="preserve">). </w:t>
-      </w:r>
-      <w:r>
-        <w:rPr>
-          <w:rFonts w:cstheme="minorHAnsi"/>
-          <w:lang w:val="en-US"/>
-        </w:rPr>
-        <w:t xml:space="preserve"> </w:t>
-      </w:r>
-      <w:r>
-        <w:rPr>
-          <w:rFonts w:cstheme="minorHAnsi"/>
-          <w:color w:val="FF0000"/>
-          <w:lang w:val="en-US"/>
-        </w:rPr>
-        <w:t xml:space="preserve">The estimates of the Q-band splitting for alpha-modification vary from 0.06 eV (23 nm) to 0.16 eV (55 nm) which indicates </w:t>
-      </w:r>
-      <w:r>
-        <w:rPr>
-          <w:rFonts w:cstheme="minorHAnsi"/>
-          <w:color w:val="FF0000"/>
-          <w:lang w:val="en-US"/>
-        </w:rPr>
-        <w:t>that</w:t>
-      </w:r>
-      <w:r>
-        <w:rPr>
-          <w:rFonts w:cstheme="minorHAnsi"/>
-          <w:color w:val="FF0000"/>
-          <w:lang w:val="en-US"/>
-        </w:rPr>
-        <w:t xml:space="preserve"> </w:t>
-      </w:r>
-      <w:proofErr w:type="spellStart"/>
-      <w:r>
-        <w:rPr>
-          <w:rFonts w:cstheme="minorHAnsi"/>
-          <w:color w:val="FF0000"/>
-          <w:lang w:val="en-US"/>
-        </w:rPr>
-        <w:t>excitonic</w:t>
-      </w:r>
-      <w:proofErr w:type="spellEnd"/>
-      <w:r>
-        <w:rPr>
-          <w:rFonts w:cstheme="minorHAnsi"/>
-          <w:color w:val="FF0000"/>
-          <w:lang w:val="en-US"/>
-        </w:rPr>
-        <w:t xml:space="preserve"> coupling </w:t>
-      </w:r>
-      <w:r>
-        <w:rPr>
-          <w:rFonts w:cstheme="minorHAnsi"/>
-          <w:color w:val="FF0000"/>
-          <w:lang w:val="en-US"/>
-        </w:rPr>
-        <w:t>is</w:t>
-      </w:r>
-      <w:r>
-        <w:rPr>
-          <w:rFonts w:cstheme="minorHAnsi"/>
-          <w:color w:val="FF0000"/>
-          <w:lang w:val="en-US"/>
-        </w:rPr>
-        <w:t xml:space="preserve"> very sensitive to </w:t>
-      </w:r>
-      <w:r>
-        <w:rPr>
-          <w:rFonts w:cstheme="minorHAnsi"/>
-          <w:color w:val="FF0000"/>
-          <w:lang w:val="en-US"/>
-        </w:rPr>
-        <w:t>subtle changes of intermolecular</w:t>
-      </w:r>
-      <w:r>
-        <w:rPr>
-          <w:rFonts w:cstheme="minorHAnsi"/>
-          <w:color w:val="FF0000"/>
-          <w:lang w:val="en-US"/>
-        </w:rPr>
-        <w:t xml:space="preserve"> distance</w:t>
-      </w:r>
-      <w:r>
-        <w:rPr>
-          <w:rFonts w:cstheme="minorHAnsi"/>
-          <w:color w:val="FF0000"/>
-          <w:lang w:val="en-US"/>
-        </w:rPr>
-        <w:t>s</w:t>
-      </w:r>
-      <w:r>
-        <w:rPr>
-          <w:rFonts w:cstheme="minorHAnsi"/>
-          <w:color w:val="FF0000"/>
-          <w:lang w:val="en-US"/>
-        </w:rPr>
-        <w:t xml:space="preserve"> and </w:t>
-      </w:r>
-      <w:r>
-        <w:rPr>
-          <w:rFonts w:cstheme="minorHAnsi"/>
-          <w:color w:val="FF0000"/>
-          <w:lang w:val="en-US"/>
-        </w:rPr>
-        <w:t>angles</w:t>
-      </w:r>
-      <w:r>
-        <w:rPr>
-          <w:rFonts w:cstheme="minorHAnsi"/>
-          <w:color w:val="FF0000"/>
-          <w:lang w:val="en-US"/>
-        </w:rPr>
-        <w:t xml:space="preserve">. This explains </w:t>
-      </w:r>
-      <w:r>
-        <w:rPr>
-          <w:rFonts w:cstheme="minorHAnsi"/>
-          <w:color w:val="FF0000"/>
-          <w:lang w:val="en-US"/>
-        </w:rPr>
-        <w:t xml:space="preserve">why </w:t>
-      </w:r>
-      <w:r>
-        <w:rPr>
-          <w:rFonts w:cstheme="minorHAnsi"/>
-          <w:color w:val="FF0000"/>
-          <w:lang w:val="en-US"/>
-        </w:rPr>
-        <w:t>Zn(II), Ni(II), Cu(II) Pcs</w:t>
-      </w:r>
-      <w:r>
-        <w:rPr>
-          <w:rFonts w:cstheme="minorHAnsi"/>
-          <w:color w:val="FF0000"/>
-          <w:lang w:val="en-US"/>
-        </w:rPr>
-        <w:t xml:space="preserve"> have </w:t>
-      </w:r>
-      <w:r>
-        <w:rPr>
-          <w:rFonts w:cstheme="minorHAnsi"/>
-          <w:color w:val="FF0000"/>
-          <w:lang w:val="en-US"/>
-        </w:rPr>
-        <w:t>different spectra</w:t>
-      </w:r>
-      <w:r>
-        <w:rPr>
-          <w:rFonts w:cstheme="minorHAnsi"/>
-          <w:color w:val="FF0000"/>
-          <w:lang w:val="en-US"/>
-        </w:rPr>
-        <w:t xml:space="preserve"> despite very similar </w:t>
-      </w:r>
-      <w:r>
-        <w:rPr>
-          <w:rFonts w:cstheme="minorHAnsi"/>
-          <w:color w:val="FF0000"/>
-          <w:lang w:val="en-US"/>
-        </w:rPr>
-        <w:t>crystal structures</w:t>
-      </w:r>
-      <w:r>
-        <w:rPr>
-          <w:rFonts w:cstheme="minorHAnsi"/>
-          <w:color w:val="FF0000"/>
-          <w:lang w:val="en-US"/>
-        </w:rPr>
-        <w:t xml:space="preserve"> </w:t>
-      </w:r>
-      <w:r>
-        <w:rPr>
-          <w:rFonts w:cstheme="minorHAnsi"/>
-          <w:color w:val="FF0000"/>
-          <w:highlight w:val="yellow"/>
-          <w:lang w:val="en-US"/>
-        </w:rPr>
-        <w:t>[</w:t>
-      </w:r>
-      <w:r>
-        <w:rPr>
-          <w:rFonts w:cstheme="minorHAnsi"/>
-          <w:color w:val="FF0000"/>
-          <w:highlight w:val="yellow"/>
-          <w:lang w:val="en-US"/>
-        </w:rPr>
-        <w:t>41</w:t>
-      </w:r>
-      <w:r>
-        <w:rPr>
-          <w:rFonts w:cstheme="minorHAnsi"/>
-          <w:color w:val="FF0000"/>
-          <w:highlight w:val="yellow"/>
-          <w:lang w:val="en-US"/>
-        </w:rPr>
-        <w:t>]</w:t>
-      </w:r>
-      <w:r>
-        <w:rPr>
-          <w:rFonts w:cstheme="minorHAnsi"/>
-          <w:color w:val="FF0000"/>
-          <w:lang w:val="en-US"/>
-        </w:rPr>
-        <w:t xml:space="preserve">. </w:t>
-      </w:r>
-      <w:r>
-        <w:rPr>
-          <w:rFonts w:cstheme="minorHAnsi"/>
-          <w:lang w:val="en-US"/>
-        </w:rPr>
-        <w:t xml:space="preserve"> The qualitative agreement between predicted and experimental spectra of </w:t>
-      </w:r>
-      <w:r>
-        <w:rPr>
-          <w:rFonts w:cstheme="minorHAnsi"/>
-          <w:lang w:val="en-US"/>
-        </w:rPr>
-        <w:t>β-</w:t>
-      </w:r>
-      <w:proofErr w:type="spellStart"/>
-      <w:r>
-        <w:rPr>
-          <w:rFonts w:cstheme="minorHAnsi"/>
-          <w:lang w:val="en-US"/>
-        </w:rPr>
-        <w:t>ZnPc</w:t>
-      </w:r>
-      <w:proofErr w:type="spellEnd"/>
-      <w:r>
-        <w:rPr>
-          <w:rFonts w:cstheme="minorHAnsi"/>
-          <w:lang w:val="en-US"/>
-        </w:rPr>
-        <w:t xml:space="preserve"> confirms that crystal spectra are determined mainly by </w:t>
-      </w:r>
-      <w:proofErr w:type="spellStart"/>
-      <w:r>
-        <w:rPr>
-          <w:rFonts w:cstheme="minorHAnsi"/>
-          <w:lang w:val="en-US"/>
-        </w:rPr>
-        <w:t>excitonic</w:t>
-      </w:r>
-      <w:proofErr w:type="spellEnd"/>
-      <w:r>
-        <w:rPr>
-          <w:rFonts w:cstheme="minorHAnsi"/>
-          <w:lang w:val="en-US"/>
-        </w:rPr>
-        <w:t xml:space="preserve"> coupling within the stack</w:t>
-      </w:r>
-      <w:r>
-        <w:rPr>
-          <w:rFonts w:cstheme="minorHAnsi"/>
-          <w:lang w:val="en-US"/>
-        </w:rPr>
-        <w:t>.</w:t>
-      </w:r>
-      <w:r>
-        <w:rPr>
-          <w:rFonts w:cstheme="minorHAnsi"/>
-          <w:lang w:val="en-US"/>
-        </w:rPr>
-        <w:t xml:space="preserve"> </w:t>
-      </w:r>
-      <w:r>
-        <w:rPr>
-          <w:rFonts w:cstheme="minorHAnsi"/>
-          <w:lang w:val="en-US"/>
-        </w:rPr>
-        <w:t>For more</w:t>
-      </w:r>
-      <w:r>
-        <w:rPr>
-          <w:rFonts w:cstheme="minorHAnsi"/>
-          <w:lang w:val="en-US"/>
-        </w:rPr>
-        <w:t xml:space="preserve"> quantitative </w:t>
-      </w:r>
-      <w:r>
-        <w:rPr>
-          <w:rFonts w:cstheme="minorHAnsi"/>
-          <w:lang w:val="en-US"/>
-        </w:rPr>
-        <w:t>description,</w:t>
-      </w:r>
-      <w:r>
-        <w:rPr>
-          <w:rFonts w:cstheme="minorHAnsi"/>
-          <w:lang w:val="en-US"/>
-        </w:rPr>
-        <w:t xml:space="preserve"> geometric distortions</w:t>
-      </w:r>
-      <w:r>
-        <w:rPr>
-          <w:rFonts w:cstheme="minorHAnsi"/>
-          <w:lang w:val="en-US"/>
-        </w:rPr>
-        <w:t>, next-nearest-</w:t>
-      </w:r>
-      <w:proofErr w:type="spellStart"/>
-      <w:r>
-        <w:rPr>
-          <w:rFonts w:cstheme="minorHAnsi"/>
-          <w:lang w:val="en-US"/>
-        </w:rPr>
-        <w:t>neighbour</w:t>
-      </w:r>
-      <w:proofErr w:type="spellEnd"/>
-      <w:r>
-        <w:rPr>
-          <w:rFonts w:cstheme="minorHAnsi"/>
-          <w:lang w:val="en-US"/>
-        </w:rPr>
-        <w:t xml:space="preserve"> and inter-stack</w:t>
-      </w:r>
-      <w:r>
-        <w:rPr>
-          <w:rFonts w:cstheme="minorHAnsi"/>
-          <w:lang w:val="en-US"/>
-        </w:rPr>
-        <w:t xml:space="preserve"> </w:t>
-      </w:r>
-      <w:r>
-        <w:rPr>
-          <w:rFonts w:cstheme="minorHAnsi"/>
-          <w:lang w:val="en-US"/>
-        </w:rPr>
-        <w:t>couplings</w:t>
-      </w:r>
-      <w:r>
-        <w:rPr>
-          <w:rFonts w:cstheme="minorHAnsi"/>
-          <w:lang w:val="en-US"/>
-        </w:rPr>
-        <w:t xml:space="preserve"> should</w:t>
-      </w:r>
-      <w:r>
-        <w:rPr>
-          <w:rFonts w:cstheme="minorHAnsi"/>
-          <w:lang w:val="en-US"/>
-        </w:rPr>
-        <w:t xml:space="preserve"> be</w:t>
-      </w:r>
-      <w:r>
-        <w:rPr>
-          <w:rFonts w:cstheme="minorHAnsi"/>
-          <w:lang w:val="en-US"/>
-        </w:rPr>
-        <w:t xml:space="preserve"> considered</w:t>
-      </w:r>
-      <w:r>
-        <w:rPr>
-          <w:rFonts w:cstheme="minorHAnsi"/>
-          <w:lang w:val="en-US"/>
-        </w:rPr>
-        <w:t>.</w:t>
-      </w:r>
-    </w:p>
-    <w:p>
-      <w:pPr>
-        <w:rPr>
-          <w:rFonts w:cstheme="minorHAnsi"/>
-          <w:color w:val="FF0000"/>
-          <w:lang w:val="en-US"/>
-        </w:rPr>
-      </w:pPr>
-    </w:p>
-    <w:p>
-      <w:pPr>
-        <w:rPr>
-          <w:rFonts w:cstheme="minorHAnsi"/>
-          <w:color w:val="FF0000"/>
-          <w:lang w:val="en-US"/>
-        </w:rPr>
-      </w:pPr>
-      <w:r>
-        <w:rPr>
-          <w:rFonts w:cstheme="minorHAnsi"/>
-          <w:color w:val="FF0000"/>
-          <w:lang w:val="en-US"/>
-        </w:rPr>
-        <w:t>Q-</w:t>
-      </w:r>
-      <w:proofErr w:type="spellStart"/>
-      <w:r>
-        <w:rPr>
-          <w:rFonts w:cstheme="minorHAnsi"/>
-          <w:color w:val="FF0000"/>
-          <w:lang w:val="en-US"/>
-        </w:rPr>
-        <w:t>subbands</w:t>
-      </w:r>
-      <w:proofErr w:type="spellEnd"/>
-      <w:r>
-        <w:rPr>
-          <w:rFonts w:cstheme="minorHAnsi"/>
-          <w:color w:val="FF0000"/>
-          <w:lang w:val="en-US"/>
-        </w:rPr>
-        <w:t xml:space="preserve"> are not result of </w:t>
-      </w:r>
-      <w:proofErr w:type="spellStart"/>
-      <w:r>
-        <w:rPr>
-          <w:rFonts w:cstheme="minorHAnsi"/>
-          <w:color w:val="FF0000"/>
-          <w:lang w:val="en-US"/>
-        </w:rPr>
-        <w:t>excitonic</w:t>
-      </w:r>
-      <w:proofErr w:type="spellEnd"/>
-      <w:r>
-        <w:rPr>
-          <w:rFonts w:cstheme="minorHAnsi"/>
-          <w:color w:val="FF0000"/>
-          <w:lang w:val="en-US"/>
-        </w:rPr>
-        <w:t xml:space="preserve"> splitting but are result of degeneracy release (2+ more </w:t>
-      </w:r>
-      <w:proofErr w:type="spellStart"/>
-      <w:r>
-        <w:rPr>
-          <w:rFonts w:cstheme="minorHAnsi"/>
-          <w:color w:val="FF0000"/>
-          <w:lang w:val="en-US"/>
-        </w:rPr>
-        <w:t>excitonic</w:t>
-      </w:r>
-      <w:proofErr w:type="spellEnd"/>
-      <w:r>
-        <w:rPr>
-          <w:rFonts w:cstheme="minorHAnsi"/>
-          <w:color w:val="FF0000"/>
-          <w:lang w:val="en-US"/>
-        </w:rPr>
-        <w:t xml:space="preserve"> </w:t>
-      </w:r>
-      <w:proofErr w:type="spellStart"/>
-      <w:r>
-        <w:rPr>
-          <w:rFonts w:cstheme="minorHAnsi"/>
-          <w:color w:val="FF0000"/>
-          <w:lang w:val="en-US"/>
-        </w:rPr>
-        <w:t>subbands</w:t>
-      </w:r>
-      <w:proofErr w:type="spellEnd"/>
-      <w:r>
-        <w:rPr>
-          <w:rFonts w:cstheme="minorHAnsi"/>
-          <w:color w:val="FF0000"/>
-          <w:lang w:val="en-US"/>
-        </w:rPr>
-        <w:t xml:space="preserve"> are invisible).</w:t>
-      </w:r>
-    </w:p>
-    <w:p>
-      <w:pPr>
-        <w:rPr>
-          <w:rFonts w:cstheme="minorHAnsi"/>
-          <w:color w:val="FF0000"/>
-          <w:lang w:val="en-US"/>
-        </w:rPr>
-      </w:pPr>
-    </w:p>
-    <w:p>
-      <w:pPr>
-        <w:rPr>
-          <w:rFonts w:cstheme="minorHAnsi"/>
-          <w:color w:val="FF0000"/>
-          <w:lang w:val="en-US"/>
-        </w:rPr>
-      </w:pPr>
-      <w:r>
-        <w:rPr>
-          <w:rFonts w:cstheme="minorHAnsi"/>
-          <w:color w:val="FF0000"/>
-          <w:lang w:val="en-US"/>
-        </w:rPr>
-        <w:t>Fig. … Simulated spectra (SI)</w:t>
       </w:r>
     </w:p>
     <w:p>
